--- a/Final Paper/Manuscript.docx
+++ b/Final Paper/Manuscript.docx
@@ -624,25 +624,7 @@
           <w:sz w:val="24"/>
           <w:szCs w:val="24"/>
         </w:rPr>
-        <w:t xml:space="preserve">. </w:t>
-      </w:r>
-      <w:proofErr w:type="spellStart"/>
-      <w:r>
-        <w:rPr>
-          <w:rFonts w:ascii="Times New Roman" w:hAnsi="Times New Roman" w:cs="Times New Roman"/>
-          <w:sz w:val="24"/>
-          <w:szCs w:val="24"/>
-        </w:rPr>
-        <w:t>Intell</w:t>
-      </w:r>
-      <w:proofErr w:type="spellEnd"/>
-      <w:r>
-        <w:rPr>
-          <w:rFonts w:ascii="Times New Roman" w:hAnsi="Times New Roman" w:cs="Times New Roman"/>
-          <w:sz w:val="24"/>
-          <w:szCs w:val="24"/>
-        </w:rPr>
-        <w:t xml:space="preserve">. Med., vol. 160, art. 103061, 2025, </w:t>
+        <w:t xml:space="preserve">. Intell. Med., vol. 160, art. 103061, 2025, </w:t>
       </w:r>
       <w:proofErr w:type="spellStart"/>
       <w:r>
@@ -859,25 +841,7 @@
           <w:sz w:val="24"/>
           <w:szCs w:val="24"/>
         </w:rPr>
-        <w:t xml:space="preserve">, “An intelligent unsupervised technique for fraud detection in health care systems,” </w:t>
-      </w:r>
-      <w:proofErr w:type="spellStart"/>
-      <w:r>
-        <w:rPr>
-          <w:rFonts w:ascii="Times New Roman" w:hAnsi="Times New Roman" w:cs="Times New Roman"/>
-          <w:sz w:val="24"/>
-          <w:szCs w:val="24"/>
-        </w:rPr>
-        <w:t>Intell</w:t>
-      </w:r>
-      <w:proofErr w:type="spellEnd"/>
-      <w:r>
-        <w:rPr>
-          <w:rFonts w:ascii="Times New Roman" w:hAnsi="Times New Roman" w:cs="Times New Roman"/>
-          <w:sz w:val="24"/>
-          <w:szCs w:val="24"/>
-        </w:rPr>
-        <w:t xml:space="preserve">. </w:t>
+        <w:t xml:space="preserve">, “An intelligent unsupervised technique for fraud detection in health care systems,” Intell. </w:t>
       </w:r>
       <w:proofErr w:type="spellStart"/>
       <w:r>

--- a/Final Paper/Manuscript.docx
+++ b/Final Paper/Manuscript.docx
@@ -481,25 +481,7 @@
           <w:szCs w:val="24"/>
           <w:lang w:val="en-US"/>
         </w:rPr>
-        <w:t xml:space="preserve">Healthcare fraud, waste, and abuse divert scarce resources away from patient care and impose substantial financial losses on health systems worldwide. Estimates for public </w:t>
-      </w:r>
-      <w:r>
-        <w:rPr>
-          <w:rFonts w:ascii="Times New Roman" w:hAnsi="Times New Roman" w:cs="Times New Roman"/>
-          <w:sz w:val="24"/>
-          <w:szCs w:val="24"/>
-          <w:lang w:val="en-US"/>
-        </w:rPr>
-        <w:t>programs</w:t>
-      </w:r>
-      <w:r>
-        <w:rPr>
-          <w:rFonts w:ascii="Times New Roman" w:hAnsi="Times New Roman" w:cs="Times New Roman"/>
-          <w:sz w:val="24"/>
-          <w:szCs w:val="24"/>
-          <w:lang w:val="en-US"/>
-        </w:rPr>
-        <w:t xml:space="preserve"> such as Medicare and Medicaid run into billions of dollars annually, driven by practices such as phantom billing, upcoding, unnecessary services, and abuse of reimbursement rules </w:t>
+        <w:t xml:space="preserve">Healthcare fraud, waste, and abuse divert scarce resources away from patient care and impose substantial financial losses on health systems worldwide. Estimates for public programs such as Medicare and Medicaid run into billions of dollars annually, driven by practices such as phantom billing, upcoding, unnecessary services, and abuse of reimbursement rules </w:t>
       </w:r>
       <w:r>
         <w:rPr>
@@ -516,7 +498,27 @@
           <w:szCs w:val="24"/>
           <w:lang w:val="en-US"/>
         </w:rPr>
-        <w:t xml:space="preserve">. Beyond direct financial impact, fraudulent claims undermine trust in payers and providers and complicate policy efforts aimed at improving access and quality of care </w:t>
+        <w:t xml:space="preserve">. Beyond direct financial impact, fraudulent claims undermine trust in payers and providers and </w:t>
+      </w:r>
+      <w:proofErr w:type="gramStart"/>
+      <w:r>
+        <w:rPr>
+          <w:rFonts w:ascii="Times New Roman" w:hAnsi="Times New Roman" w:cs="Times New Roman"/>
+          <w:sz w:val="24"/>
+          <w:szCs w:val="24"/>
+          <w:lang w:val="en-US"/>
+        </w:rPr>
+        <w:t>complicate</w:t>
+      </w:r>
+      <w:proofErr w:type="gramEnd"/>
+      <w:r>
+        <w:rPr>
+          <w:rFonts w:ascii="Times New Roman" w:hAnsi="Times New Roman" w:cs="Times New Roman"/>
+          <w:sz w:val="24"/>
+          <w:szCs w:val="24"/>
+          <w:lang w:val="en-US"/>
+        </w:rPr>
+        <w:t xml:space="preserve"> policy efforts aimed at improving access and quality of care </w:t>
       </w:r>
       <w:r>
         <w:rPr>
@@ -545,25 +547,7 @@
           <w:lang w:val="en-US"/>
         </w:rPr>
         <w:lastRenderedPageBreak/>
-        <w:t xml:space="preserve">Modern claims databases—covering millions of encounters across beneficiaries, providers, diagnoses, and procedures—offer an opportunity to detect fraud more </w:t>
-      </w:r>
-      <w:r>
-        <w:rPr>
-          <w:rFonts w:ascii="Times New Roman" w:hAnsi="Times New Roman" w:cs="Times New Roman"/>
-          <w:sz w:val="24"/>
-          <w:szCs w:val="24"/>
-          <w:lang w:val="en-US"/>
-        </w:rPr>
-        <w:t>systematically but</w:t>
-      </w:r>
-      <w:r>
-        <w:rPr>
-          <w:rFonts w:ascii="Times New Roman" w:hAnsi="Times New Roman" w:cs="Times New Roman"/>
-          <w:sz w:val="24"/>
-          <w:szCs w:val="24"/>
-          <w:lang w:val="en-US"/>
-        </w:rPr>
-        <w:t xml:space="preserve"> also pose serious analytical challenges. The data are high-dimensional, heterogeneous, and highly imbalanced, with confirmed fraud representing only a small fraction of all claims [3]</w:t>
+        <w:t>Modern claims databases—covering millions of encounters across beneficiaries, providers, diagnoses, and procedures—offer an opportunity to detect fraud more systematically but also pose serious analytical challenges. The data are high-dimensional, heterogeneous, and highly imbalanced, with confirmed fraud representing only a small fraction of all claims [3]</w:t>
       </w:r>
       <w:r>
         <w:rPr>
@@ -734,25 +718,7 @@
           <w:szCs w:val="24"/>
           <w:lang w:val="en-US"/>
         </w:rPr>
-        <w:t xml:space="preserve">]. Supervised models such as logistic regression, decision trees, random forests, support vector machines, and gradient boosting have been trained on labelled provider or claim data to distinguish fraudulent from legitimate </w:t>
-      </w:r>
-      <w:r>
-        <w:rPr>
-          <w:rFonts w:ascii="Times New Roman" w:hAnsi="Times New Roman" w:cs="Times New Roman"/>
-          <w:sz w:val="24"/>
-          <w:szCs w:val="24"/>
-          <w:lang w:val="en-US"/>
-        </w:rPr>
-        <w:t>behavior</w:t>
-      </w:r>
-      <w:r>
-        <w:rPr>
-          <w:rFonts w:ascii="Times New Roman" w:hAnsi="Times New Roman" w:cs="Times New Roman"/>
-          <w:sz w:val="24"/>
-          <w:szCs w:val="24"/>
-          <w:lang w:val="en-US"/>
-        </w:rPr>
-        <w:t xml:space="preserve">, often using Medicare or similar large-scale claims datasets </w:t>
+        <w:t xml:space="preserve">]. Supervised models such as logistic regression, decision trees, random forests, support vector machines, and gradient boosting have been trained on labelled provider or claim data to distinguish fraudulent from legitimate behavior, often using Medicare or similar large-scale claims datasets </w:t>
       </w:r>
       <w:r>
         <w:rPr>
@@ -806,25 +772,7 @@
           <w:szCs w:val="24"/>
           <w:lang w:val="en-US"/>
         </w:rPr>
-        <w:t xml:space="preserve">Unsupervised learning offers an alternative route that does not rely on detailed fraud labels. Clustering and outlier-detection algorithms—including k-means, Local Outlier Factor, k-nearest </w:t>
-      </w:r>
-      <w:r>
-        <w:rPr>
-          <w:rFonts w:ascii="Times New Roman" w:hAnsi="Times New Roman" w:cs="Times New Roman"/>
-          <w:sz w:val="24"/>
-          <w:szCs w:val="24"/>
-          <w:lang w:val="en-US"/>
-        </w:rPr>
-        <w:t>neighbors</w:t>
-      </w:r>
-      <w:r>
-        <w:rPr>
-          <w:rFonts w:ascii="Times New Roman" w:hAnsi="Times New Roman" w:cs="Times New Roman"/>
-          <w:sz w:val="24"/>
-          <w:szCs w:val="24"/>
-          <w:lang w:val="en-US"/>
-        </w:rPr>
-        <w:t xml:space="preserve">, Isolation Forest, DBSCAN, and related density-based methods—have been explored for detecting anomalous claims or providers that deviate from typical patterns </w:t>
+        <w:t xml:space="preserve">Unsupervised learning offers an alternative route that does not rely on detailed fraud labels. Clustering and outlier-detection algorithms—including k-means, Local Outlier Factor, k-nearest neighbors, Isolation Forest, DBSCAN, and related density-based methods—have been explored for detecting anomalous claims or providers that deviate from typical patterns </w:t>
       </w:r>
       <w:r>
         <w:rPr>
@@ -878,16 +826,7 @@
           <w:szCs w:val="24"/>
           <w:lang w:val="en-US"/>
         </w:rPr>
-        <w:t xml:space="preserve">A complementary line of work uses association rule mining to discover frequent patterns in claims data and then focuses on rules that appear abnormal or </w:t>
-      </w:r>
-      <w:r>
-        <w:rPr>
-          <w:rFonts w:ascii="Times New Roman" w:hAnsi="Times New Roman" w:cs="Times New Roman"/>
-          <w:sz w:val="24"/>
-          <w:szCs w:val="24"/>
-          <w:lang w:val="en-US"/>
-        </w:rPr>
-        <w:t>cost intensive</w:t>
+        <w:t>A complementary line of work uses association rule mining to discover frequent patterns in claims data and then focuses on rules that appear abnormal or cost intensive</w:t>
       </w:r>
       <w:r>
         <w:rPr>
@@ -979,25 +918,7 @@
           <w:szCs w:val="24"/>
           <w:lang w:val="en-US"/>
         </w:rPr>
-        <w:t xml:space="preserve">More recent overviews </w:t>
-      </w:r>
-      <w:r>
-        <w:rPr>
-          <w:rFonts w:ascii="Times New Roman" w:hAnsi="Times New Roman" w:cs="Times New Roman"/>
-          <w:sz w:val="24"/>
-          <w:szCs w:val="24"/>
-          <w:lang w:val="en-US"/>
-        </w:rPr>
-        <w:t>emphasize</w:t>
-      </w:r>
-      <w:r>
-        <w:rPr>
-          <w:rFonts w:ascii="Times New Roman" w:hAnsi="Times New Roman" w:cs="Times New Roman"/>
-          <w:sz w:val="24"/>
-          <w:szCs w:val="24"/>
-          <w:lang w:val="en-US"/>
-        </w:rPr>
-        <w:t xml:space="preserve"> that healthcare fraud detection in practice increasingly combines multiple paradigms—rules, supervised models, and unsupervised anomaly detectors—to balance adaptability, interpretability, and operational cost </w:t>
+        <w:t xml:space="preserve">More recent overviews emphasize that healthcare fraud detection in practice increasingly combines multiple paradigms—rules, supervised models, and unsupervised anomaly detectors—to balance adaptability, interpretability, and operational cost </w:t>
       </w:r>
       <w:r>
         <w:rPr>
@@ -1052,284 +973,6 @@
           <w:lang w:val="en-US"/>
         </w:rPr>
         <w:t>This paper addresses these gaps by developing and evaluating an integrated fraud detection pipeline on a Medicare-like claims dataset with labelled provider fraud flags. Building on prior work in association rule mining, anomaly detection, and supervised classification for healthcare fraud, our contributions are threefold.</w:t>
-      </w:r>
-    </w:p>
-    <w:p>
-      <w:pPr>
-        <w:spacing w:after="240" w:line="360" w:lineRule="auto"/>
-        <w:rPr>
-          <w:rFonts w:ascii="Times New Roman" w:hAnsi="Times New Roman" w:cs="Times New Roman"/>
-          <w:sz w:val="24"/>
-          <w:szCs w:val="24"/>
-          <w:lang w:val="en-US"/>
-        </w:rPr>
-      </w:pPr>
-      <w:r>
-        <w:rPr>
-          <w:rFonts w:ascii="Times New Roman" w:hAnsi="Times New Roman" w:cs="Times New Roman"/>
-          <w:sz w:val="24"/>
-          <w:szCs w:val="24"/>
-          <w:lang w:val="en-US"/>
-        </w:rPr>
-        <w:t xml:space="preserve">First, we construct a SQL-based feature store that ingests raw inpatient, outpatient, beneficiary, and provider tables; performs systematic cleaning and typing; and produces reusable claim-level and provider-level feature tables. These tables include not only standard </w:t>
-      </w:r>
-      <w:r>
-        <w:rPr>
-          <w:rFonts w:ascii="Times New Roman" w:hAnsi="Times New Roman" w:cs="Times New Roman"/>
-          <w:sz w:val="24"/>
-          <w:szCs w:val="24"/>
-          <w:lang w:val="en-US"/>
-        </w:rPr>
-        <w:t>utilization</w:t>
-      </w:r>
-      <w:r>
-        <w:rPr>
-          <w:rFonts w:ascii="Times New Roman" w:hAnsi="Times New Roman" w:cs="Times New Roman"/>
-          <w:sz w:val="24"/>
-          <w:szCs w:val="24"/>
-          <w:lang w:val="en-US"/>
-        </w:rPr>
-        <w:t xml:space="preserve"> and payment variables but also peer-</w:t>
-      </w:r>
-      <w:r>
-        <w:rPr>
-          <w:rFonts w:ascii="Times New Roman" w:hAnsi="Times New Roman" w:cs="Times New Roman"/>
-          <w:sz w:val="24"/>
-          <w:szCs w:val="24"/>
-          <w:lang w:val="en-US"/>
-        </w:rPr>
-        <w:t>normalized</w:t>
-      </w:r>
-      <w:r>
-        <w:rPr>
-          <w:rFonts w:ascii="Times New Roman" w:hAnsi="Times New Roman" w:cs="Times New Roman"/>
-          <w:sz w:val="24"/>
-          <w:szCs w:val="24"/>
-          <w:lang w:val="en-US"/>
-        </w:rPr>
-        <w:t xml:space="preserve"> z-scores and interpretable rule-based indicators for potential duplicates, upcoding, and overcharging.</w:t>
-      </w:r>
-    </w:p>
-    <w:p>
-      <w:pPr>
-        <w:spacing w:after="240" w:line="360" w:lineRule="auto"/>
-        <w:rPr>
-          <w:rFonts w:ascii="Times New Roman" w:hAnsi="Times New Roman" w:cs="Times New Roman"/>
-          <w:sz w:val="24"/>
-          <w:szCs w:val="24"/>
-          <w:lang w:val="en-US"/>
-        </w:rPr>
-      </w:pPr>
-      <w:r>
-        <w:rPr>
-          <w:rFonts w:ascii="Times New Roman" w:hAnsi="Times New Roman" w:cs="Times New Roman"/>
-          <w:sz w:val="24"/>
-          <w:szCs w:val="24"/>
-          <w:lang w:val="en-US"/>
-        </w:rPr>
-        <w:t xml:space="preserve">Second, we apply unsupervised clustering specifically to fraud-only claims—those originating from labelled fraudulent providers—to uncover internal structure within fraudulent </w:t>
-      </w:r>
-      <w:r>
-        <w:rPr>
-          <w:rFonts w:ascii="Times New Roman" w:hAnsi="Times New Roman" w:cs="Times New Roman"/>
-          <w:sz w:val="24"/>
-          <w:szCs w:val="24"/>
-          <w:lang w:val="en-US"/>
-        </w:rPr>
-        <w:t>behavior</w:t>
-      </w:r>
-      <w:r>
-        <w:rPr>
-          <w:rFonts w:ascii="Times New Roman" w:hAnsi="Times New Roman" w:cs="Times New Roman"/>
-          <w:sz w:val="24"/>
-          <w:szCs w:val="24"/>
-          <w:lang w:val="en-US"/>
-        </w:rPr>
-        <w:t xml:space="preserve">. Using HDBSCAN on </w:t>
-      </w:r>
-      <w:r>
-        <w:rPr>
-          <w:rFonts w:ascii="Times New Roman" w:hAnsi="Times New Roman" w:cs="Times New Roman"/>
-          <w:sz w:val="24"/>
-          <w:szCs w:val="24"/>
-          <w:lang w:val="en-US"/>
-        </w:rPr>
-        <w:t>standardized</w:t>
-      </w:r>
-      <w:r>
-        <w:rPr>
-          <w:rFonts w:ascii="Times New Roman" w:hAnsi="Times New Roman" w:cs="Times New Roman"/>
-          <w:sz w:val="24"/>
-          <w:szCs w:val="24"/>
-          <w:lang w:val="en-US"/>
-        </w:rPr>
-        <w:t xml:space="preserve"> inpatient and outpatient claim features, combined with PCA </w:t>
-      </w:r>
-      <w:r>
-        <w:rPr>
-          <w:rFonts w:ascii="Times New Roman" w:hAnsi="Times New Roman" w:cs="Times New Roman"/>
-          <w:sz w:val="24"/>
-          <w:szCs w:val="24"/>
-          <w:lang w:val="en-US"/>
-        </w:rPr>
-        <w:t>visualizations</w:t>
-      </w:r>
-      <w:r>
-        <w:rPr>
-          <w:rFonts w:ascii="Times New Roman" w:hAnsi="Times New Roman" w:cs="Times New Roman"/>
-          <w:sz w:val="24"/>
-          <w:szCs w:val="24"/>
-          <w:lang w:val="en-US"/>
-        </w:rPr>
-        <w:t xml:space="preserve"> and association rule mining on diagnosis–procedure code sets, we identify distinct clusters of fraudulent claims </w:t>
-      </w:r>
-      <w:r>
-        <w:rPr>
-          <w:rFonts w:ascii="Times New Roman" w:hAnsi="Times New Roman" w:cs="Times New Roman"/>
-          <w:sz w:val="24"/>
-          <w:szCs w:val="24"/>
-          <w:lang w:val="en-US"/>
-        </w:rPr>
-        <w:t>characterized</w:t>
-      </w:r>
-      <w:r>
-        <w:rPr>
-          <w:rFonts w:ascii="Times New Roman" w:hAnsi="Times New Roman" w:cs="Times New Roman"/>
-          <w:sz w:val="24"/>
-          <w:szCs w:val="24"/>
-          <w:lang w:val="en-US"/>
-        </w:rPr>
-        <w:t xml:space="preserve"> by different code patterns, payment levels, and rule violations. This extends prior rule-mining and anomaly-detection work by explicitly targeting the heterogeneity of fraud rather than treating all flagged claims as a single group </w:t>
-      </w:r>
-      <w:r>
-        <w:rPr>
-          <w:rFonts w:ascii="Times New Roman" w:hAnsi="Times New Roman" w:cs="Times New Roman"/>
-          <w:sz w:val="24"/>
-          <w:szCs w:val="24"/>
-        </w:rPr>
-        <w:t>[1], [2], [5], [6], [10], [15], [19]</w:t>
-      </w:r>
-      <w:r>
-        <w:rPr>
-          <w:rFonts w:ascii="Times New Roman" w:hAnsi="Times New Roman" w:cs="Times New Roman"/>
-          <w:sz w:val="24"/>
-          <w:szCs w:val="24"/>
-          <w:lang w:val="en-US"/>
-        </w:rPr>
-        <w:t>.</w:t>
-      </w:r>
-    </w:p>
-    <w:p>
-      <w:pPr>
-        <w:spacing w:after="240" w:line="360" w:lineRule="auto"/>
-        <w:rPr>
-          <w:rFonts w:ascii="Times New Roman" w:hAnsi="Times New Roman" w:cs="Times New Roman"/>
-          <w:sz w:val="24"/>
-          <w:szCs w:val="24"/>
-          <w:lang w:val="en-US"/>
-        </w:rPr>
-      </w:pPr>
-      <w:r>
-        <w:rPr>
-          <w:rFonts w:ascii="Times New Roman" w:hAnsi="Times New Roman" w:cs="Times New Roman"/>
-          <w:sz w:val="24"/>
-          <w:szCs w:val="24"/>
-          <w:lang w:val="en-US"/>
-        </w:rPr>
-        <w:lastRenderedPageBreak/>
-        <w:t xml:space="preserve">Third, at the provider level, we train and compare several supervised models—including logistic regression with elastic-net </w:t>
-      </w:r>
-      <w:r>
-        <w:rPr>
-          <w:rFonts w:ascii="Times New Roman" w:hAnsi="Times New Roman" w:cs="Times New Roman"/>
-          <w:sz w:val="24"/>
-          <w:szCs w:val="24"/>
-          <w:lang w:val="en-US"/>
-        </w:rPr>
-        <w:t>regularization</w:t>
-      </w:r>
-      <w:r>
-        <w:rPr>
-          <w:rFonts w:ascii="Times New Roman" w:hAnsi="Times New Roman" w:cs="Times New Roman"/>
-          <w:sz w:val="24"/>
-          <w:szCs w:val="24"/>
-          <w:lang w:val="en-US"/>
-        </w:rPr>
-        <w:t>, tree ensembles, and a neural network—to predict provider fraud status from aggregated features. We evaluate these models under severe class imbalance using precision–recall and ROC metrics, and we show that a well-</w:t>
-      </w:r>
-      <w:r>
-        <w:rPr>
-          <w:rFonts w:ascii="Times New Roman" w:hAnsi="Times New Roman" w:cs="Times New Roman"/>
-          <w:sz w:val="24"/>
-          <w:szCs w:val="24"/>
-          <w:lang w:val="en-US"/>
-        </w:rPr>
-        <w:t>regularized</w:t>
-      </w:r>
-      <w:r>
-        <w:rPr>
-          <w:rFonts w:ascii="Times New Roman" w:hAnsi="Times New Roman" w:cs="Times New Roman"/>
-          <w:sz w:val="24"/>
-          <w:szCs w:val="24"/>
-          <w:lang w:val="en-US"/>
-        </w:rPr>
-        <w:t xml:space="preserve"> logistic regression model achieves competitive performance while remaining interpretable. We then apply the resulting risk scores to unlabeled test providers and perform HDBSCAN clustering on a combined set of labelled fraudulent and high-risk test providers, yielding provider “fraud-type” clusters that </w:t>
-      </w:r>
-      <w:r>
-        <w:rPr>
-          <w:rFonts w:ascii="Times New Roman" w:hAnsi="Times New Roman" w:cs="Times New Roman"/>
-          <w:sz w:val="24"/>
-          <w:szCs w:val="24"/>
-          <w:lang w:val="en-US"/>
-        </w:rPr>
-        <w:t>summarize</w:t>
-      </w:r>
-      <w:r>
-        <w:rPr>
-          <w:rFonts w:ascii="Times New Roman" w:hAnsi="Times New Roman" w:cs="Times New Roman"/>
-          <w:sz w:val="24"/>
-          <w:szCs w:val="24"/>
-          <w:lang w:val="en-US"/>
-        </w:rPr>
-        <w:t xml:space="preserve"> how different groups of providers deviate from their peers.</w:t>
-      </w:r>
-    </w:p>
-    <w:p>
-      <w:pPr>
-        <w:spacing w:after="240" w:line="360" w:lineRule="auto"/>
-        <w:rPr>
-          <w:rFonts w:ascii="Times New Roman" w:hAnsi="Times New Roman" w:cs="Times New Roman"/>
-          <w:sz w:val="24"/>
-          <w:szCs w:val="24"/>
-          <w:lang w:val="en-US"/>
-        </w:rPr>
-      </w:pPr>
-      <w:r>
-        <w:rPr>
-          <w:rFonts w:ascii="Times New Roman" w:hAnsi="Times New Roman" w:cs="Times New Roman"/>
-          <w:sz w:val="24"/>
-          <w:szCs w:val="24"/>
-          <w:lang w:val="en-US"/>
-        </w:rPr>
-        <w:t xml:space="preserve">Taken together, these components form an end-to-end, reproducible workflow that links data engineering, claim-level fraud pattern discovery, provider-level prediction, and fraud-type </w:t>
-      </w:r>
-      <w:r>
-        <w:rPr>
-          <w:rFonts w:ascii="Times New Roman" w:hAnsi="Times New Roman" w:cs="Times New Roman"/>
-          <w:sz w:val="24"/>
-          <w:szCs w:val="24"/>
-          <w:lang w:val="en-US"/>
-        </w:rPr>
-        <w:t>characterization</w:t>
-      </w:r>
-      <w:r>
-        <w:rPr>
-          <w:rFonts w:ascii="Times New Roman" w:hAnsi="Times New Roman" w:cs="Times New Roman"/>
-          <w:sz w:val="24"/>
-          <w:szCs w:val="24"/>
-          <w:lang w:val="en-US"/>
-        </w:rPr>
-        <w:t>. The approach is designed to be transparent and modular, making it easier to adapt to other claims datasets and to integrate with human expert review in operational fraud investigation workflows.</w:t>
       </w:r>
     </w:p>
     <w:p>
@@ -1397,23 +1040,7 @@
           <w:sz w:val="24"/>
           <w:szCs w:val="24"/>
         </w:rPr>
-        <w:t xml:space="preserve">We used the publicly available “Healthcare Provider Fraud Detection Analysis” dataset from </w:t>
-      </w:r>
-      <w:r>
-        <w:rPr>
-          <w:rFonts w:ascii="Times New Roman" w:eastAsia="Times New Roman" w:hAnsi="Times New Roman" w:cs="Times New Roman"/>
-          <w:sz w:val="24"/>
-          <w:szCs w:val="24"/>
-        </w:rPr>
-        <w:t>Medical Sphere</w:t>
-      </w:r>
-      <w:r>
-        <w:rPr>
-          <w:rFonts w:ascii="Times New Roman" w:eastAsia="Times New Roman" w:hAnsi="Times New Roman" w:cs="Times New Roman"/>
-          <w:sz w:val="24"/>
-          <w:szCs w:val="24"/>
-        </w:rPr>
-        <w:t>, which was built from Medicare claims</w:t>
+        <w:t>We used the publicly available “Healthcare Provider Fraud Detection Analysis” dataset from Medical Sphere, which was built from Medicare claims</w:t>
       </w:r>
       <w:r>
         <w:rPr>
@@ -1550,7 +1177,17 @@
           <w:szCs w:val="24"/>
           <w:lang w:val="en-US"/>
         </w:rPr>
-        <w:t>), claim start and end dates, reimbursed amount, deductibles, and up to ten diagnosis codes and six procedure codes. The inpatient table additionally includes admission and discharge dates and diagnosis-group fields. The beneficiary table provides demographic and clinical context, including date of birth and death, sex, race, state and county, months of Part A and Part B coverage, and several chronic condition indicators.</w:t>
+        <w:t xml:space="preserve">), claim start and end dates, reimbursed amount, deductibles, and up to ten diagnosis codes and six procedure codes. The inpatient table additionally includes admission and discharge dates and diagnosis-group </w:t>
+      </w:r>
+      <w:r>
+        <w:rPr>
+          <w:rFonts w:ascii="Times New Roman" w:eastAsia="Times New Roman" w:hAnsi="Times New Roman" w:cs="Times New Roman"/>
+          <w:sz w:val="24"/>
+          <w:szCs w:val="24"/>
+          <w:lang w:val="en-US"/>
+        </w:rPr>
+        <w:lastRenderedPageBreak/>
+        <w:t>fields. The beneficiary table provides demographic and clinical context, including date of birth and death, sex, race, state and county, months of Part A and Part B coverage, and several chronic condition indicators.</w:t>
       </w:r>
     </w:p>
     <w:p>
@@ -1570,7 +1207,6 @@
           <w:szCs w:val="24"/>
           <w:lang w:val="en-US"/>
         </w:rPr>
-        <w:lastRenderedPageBreak/>
         <w:t xml:space="preserve">We treat the provider as the primary unit of analysis. The main supervised task is to classify providers as fraudulent or non-fraudulent using their aggregated claims history and the </w:t>
       </w:r>
       <w:r>
@@ -1641,6 +1277,8 @@
           <w:bCs/>
           <w:i/>
           <w:iCs/>
+          <w:sz w:val="24"/>
+          <w:szCs w:val="24"/>
         </w:rPr>
       </w:pPr>
       <w:r>
@@ -1658,139 +1296,29 @@
     </w:p>
     <w:p>
       <w:pPr>
-        <w:spacing w:after="240" w:line="360" w:lineRule="auto"/>
-        <w:rPr>
-          <w:rFonts w:ascii="Times New Roman" w:eastAsia="Times New Roman" w:hAnsi="Times New Roman" w:cs="Times New Roman"/>
-          <w:sz w:val="24"/>
-          <w:szCs w:val="24"/>
-          <w:lang w:val="en-US"/>
-        </w:rPr>
-      </w:pPr>
-      <w:r>
-        <w:rPr>
-          <w:rFonts w:ascii="Times New Roman" w:eastAsia="Times New Roman" w:hAnsi="Times New Roman" w:cs="Times New Roman"/>
-          <w:sz w:val="24"/>
-          <w:szCs w:val="24"/>
-          <w:lang w:val="en-US"/>
-        </w:rPr>
-        <w:t xml:space="preserve">All data processing was implemented in PostgreSQL using a layered design. Raw CSV files were first loaded into a staging schema, where fields were kept as text and only basic checks were applied to ensure that file structure and column counts matched the expected layout. From there, we created a curated schema in which we cleaned and typed the data. Placeholder strings used in the original files to denote missing values (for example, “NA” and “N/A”) were converted to SQL </w:t>
-      </w:r>
-      <w:r>
-        <w:rPr>
-          <w:rFonts w:ascii="Times New Roman" w:eastAsia="Times New Roman" w:hAnsi="Times New Roman" w:cs="Times New Roman"/>
-          <w:i/>
-          <w:iCs/>
-          <w:sz w:val="24"/>
-          <w:szCs w:val="24"/>
-          <w:lang w:val="en-US"/>
-        </w:rPr>
-        <w:t>NULL</w:t>
-      </w:r>
-      <w:r>
-        <w:rPr>
-          <w:rFonts w:ascii="Times New Roman" w:eastAsia="Times New Roman" w:hAnsi="Times New Roman" w:cs="Times New Roman"/>
-          <w:sz w:val="24"/>
-          <w:szCs w:val="24"/>
-          <w:lang w:val="en-US"/>
-        </w:rPr>
-        <w:t xml:space="preserve">. Columns were then cast to appropriate types: dates to </w:t>
-      </w:r>
-      <w:r>
-        <w:rPr>
-          <w:rFonts w:ascii="Times New Roman" w:eastAsia="Times New Roman" w:hAnsi="Times New Roman" w:cs="Times New Roman"/>
-          <w:i/>
-          <w:iCs/>
-          <w:sz w:val="24"/>
-          <w:szCs w:val="24"/>
-          <w:lang w:val="en-US"/>
-        </w:rPr>
-        <w:t>DATE</w:t>
-      </w:r>
-      <w:r>
-        <w:rPr>
-          <w:rFonts w:ascii="Times New Roman" w:eastAsia="Times New Roman" w:hAnsi="Times New Roman" w:cs="Times New Roman"/>
-          <w:sz w:val="24"/>
-          <w:szCs w:val="24"/>
-          <w:lang w:val="en-US"/>
-        </w:rPr>
-        <w:t>, monetary and count fields to numeric types, and categorical fields such as gender, race, and chronic condition indicators to integer or boolean types.</w:t>
-      </w:r>
-    </w:p>
-    <w:p>
-      <w:pPr>
-        <w:spacing w:after="240" w:line="360" w:lineRule="auto"/>
-        <w:rPr>
-          <w:rFonts w:ascii="Times New Roman" w:eastAsia="Times New Roman" w:hAnsi="Times New Roman" w:cs="Times New Roman"/>
-          <w:sz w:val="24"/>
-          <w:szCs w:val="24"/>
-          <w:lang w:val="en-US"/>
-        </w:rPr>
-      </w:pPr>
-      <w:r>
-        <w:rPr>
-          <w:rFonts w:ascii="Times New Roman" w:eastAsia="Times New Roman" w:hAnsi="Times New Roman" w:cs="Times New Roman"/>
-          <w:sz w:val="24"/>
-          <w:szCs w:val="24"/>
-          <w:lang w:val="en-US"/>
-        </w:rPr>
-        <w:t>Within the curated schema we enforced simple integrity constraints. We checked that provider identifiers were unique in the provider table and that beneficiary identifiers were unique in the beneficiary table. We verified that claim identifiers were non-null and unique within inpatient and outpatient tables, and we confirmed that each claim’s beneficiary and provider identifiers existed in the corresponding dimension tables. We also validated date fields and computed lengths of stay for inpatient claims, checking that these were non-negative and fell within plausible ranges. Reimbursement amounts were inspected for negative or extreme values, and basic distribution summaries were produced to detect obvious errors.</w:t>
-      </w:r>
-    </w:p>
-    <w:p>
-      <w:pPr>
-        <w:spacing w:after="240" w:line="360" w:lineRule="auto"/>
-        <w:rPr>
-          <w:rFonts w:ascii="Times New Roman" w:eastAsia="Times New Roman" w:hAnsi="Times New Roman" w:cs="Times New Roman"/>
-          <w:sz w:val="24"/>
-          <w:szCs w:val="24"/>
-          <w:lang w:val="en-US"/>
-        </w:rPr>
-      </w:pPr>
-      <w:r>
-        <w:rPr>
-          <w:rFonts w:ascii="Times New Roman" w:eastAsia="Times New Roman" w:hAnsi="Times New Roman" w:cs="Times New Roman"/>
-          <w:sz w:val="24"/>
-          <w:szCs w:val="24"/>
-          <w:lang w:val="en-US"/>
+        <w:spacing w:line="360" w:lineRule="auto"/>
+        <w:rPr>
+          <w:rFonts w:ascii="Times New Roman" w:hAnsi="Times New Roman" w:cs="Times New Roman"/>
+          <w:sz w:val="24"/>
+          <w:szCs w:val="24"/>
+        </w:rPr>
+      </w:pPr>
+      <w:r>
+        <w:rPr>
+          <w:rFonts w:ascii="Times New Roman" w:hAnsi="Times New Roman" w:cs="Times New Roman"/>
+          <w:sz w:val="24"/>
+          <w:szCs w:val="24"/>
+        </w:rPr>
+        <w:t>All data processing was implemented in PostgreSQL using a layered design. Raw CSV files were loaded into a staging schema with text fields and basic checks on file structure and column counts. Cleaned data were stored in a curated schema, where placeholder strings for missing values were converted to NULL and columns were cast to appropriate SQL types (DATE for dates, numeric for monetary and count fields, and integer or boolean for categorical indicators). Within this schema we enforced key integrity constraints: provider and beneficiary identifiers were unique in their dimension tables, claim identifiers were non-null and unique within inpatient and outpatient tables, foreign keys from claims to dimension tables were valid, and admission and discharge dates yielded non-negative, plausible lengths of stay. Reimbursement amounts were screened for negative or extreme values, and basic distributions flagged errors. On top of the curated layer, we built a mart schema as the feature store, with a consolidated claims fact table and derived claim- and provider-level feature tables capturing engineered variables such as length of stay, diagnosis/procedure code counts, duplicate and overcharging flags, peer-</w:t>
+      </w:r>
+      <w:r>
+        <w:rPr>
+          <w:rFonts w:ascii="Times New Roman" w:hAnsi="Times New Roman" w:cs="Times New Roman"/>
+          <w:sz w:val="24"/>
+          <w:szCs w:val="24"/>
         </w:rPr>
         <w:lastRenderedPageBreak/>
-        <w:t xml:space="preserve">On top of the curated </w:t>
-      </w:r>
-      <w:r>
-        <w:rPr>
-          <w:rFonts w:ascii="Times New Roman" w:eastAsia="Times New Roman" w:hAnsi="Times New Roman" w:cs="Times New Roman"/>
-          <w:sz w:val="24"/>
-          <w:szCs w:val="24"/>
-          <w:lang w:val="en-US"/>
-        </w:rPr>
-        <w:t>tables,</w:t>
-      </w:r>
-      <w:r>
-        <w:rPr>
-          <w:rFonts w:ascii="Times New Roman" w:eastAsia="Times New Roman" w:hAnsi="Times New Roman" w:cs="Times New Roman"/>
-          <w:sz w:val="24"/>
-          <w:szCs w:val="24"/>
-          <w:lang w:val="en-US"/>
-        </w:rPr>
-        <w:t xml:space="preserve"> we built a mart schema that serves as the feature store for analysis. A consolidated claims fact table joins </w:t>
-      </w:r>
-      <w:r>
-        <w:rPr>
-          <w:rFonts w:ascii="Times New Roman" w:eastAsia="Times New Roman" w:hAnsi="Times New Roman" w:cs="Times New Roman"/>
-          <w:sz w:val="24"/>
-          <w:szCs w:val="24"/>
-          <w:lang w:val="en-US"/>
-        </w:rPr>
-        <w:t>inpatient,</w:t>
-      </w:r>
-      <w:r>
-        <w:rPr>
-          <w:rFonts w:ascii="Times New Roman" w:eastAsia="Times New Roman" w:hAnsi="Times New Roman" w:cs="Times New Roman"/>
-          <w:sz w:val="24"/>
-          <w:szCs w:val="24"/>
-          <w:lang w:val="en-US"/>
-        </w:rPr>
-        <w:t xml:space="preserve"> and outpatient claims to their provider and beneficiary records. From this fact table we derived a claim-level feature table containing engineered variables such as length of stay, counts of diagnosis and procedure codes, rule-based flags for duplicates and overcharging, and peer-normalized z-scores. We also created a provider-level feature table by aggregating claims over 30-, 90-, and 365-day windows to compute counts of claims and unique beneficiaries, total reimbursement, code diversity, inpatient and outpatient volumes, and aggregated rule-based counts. These feature tables, along with a data dictionary describing each variable, form the basis for the exploratory analysis, unsupervised clustering, and supervised models described in the following sections.</w:t>
+        <w:t>normalized z-scores, and rolling 30-/90-/365-day aggregates of volume, reimbursement, beneficiaries, and code diversity used in subsequent exploratory analysis and modeling.</w:t>
       </w:r>
     </w:p>
     <w:p>
@@ -1876,22 +1404,12 @@
           <w:szCs w:val="24"/>
           <w:lang w:val="en-US"/>
         </w:rPr>
-        <w:t xml:space="preserve">At the provider level, we aggregated claims over multiple time windows (30, 90, and 365 days) to obtain total claims, total reimbursed amount, and counts of unique beneficiaries. We computed code diversity metrics such as the number of distinct diagnosis and procedure codes used in the recent period, as well as separate counts of inpatient and outpatient claims. Peer-normalized z-scores for reimbursement and, for inpatient services, length of stay were calculated by comparing each provider’s distribution to that of similar providers. Rule-based events were also aggregated, </w:t>
-      </w:r>
-      <w:r>
-        <w:rPr>
-          <w:rFonts w:ascii="Times New Roman" w:eastAsia="Times New Roman" w:hAnsi="Times New Roman" w:cs="Times New Roman"/>
-          <w:sz w:val="24"/>
-          <w:szCs w:val="24"/>
-          <w:lang w:val="en-US"/>
-        </w:rPr>
-        <w:lastRenderedPageBreak/>
-        <w:t>giving provider-level counts of exact and near duplicate claims, suspected upcoding events in inpatient and outpatient settings, and claims flagged as potential overcharges. These engineered features and rule indicators formed the input to both the exploratory analysis and the supervised and unsupervised models described later.</w:t>
-      </w:r>
-    </w:p>
-    <w:p>
-      <w:pPr>
-        <w:spacing w:after="240" w:line="360" w:lineRule="auto"/>
+        <w:t>At the provider level, we aggregated claims over multiple time windows (30, 90, and 365 days) to obtain total claims, total reimbursed amount, and counts of unique beneficiaries. We computed code diversity metrics such as the number of distinct diagnosis and procedure codes used in the recent period, as well as separate counts of inpatient and outpatient claims. Peer-normalized z-scores for reimbursement and, for inpatient services, length of stay were calculated by comparing each provider’s distribution to that of similar providers. Rule-based events were also aggregated, giving provider-level counts of exact and near duplicate claims, suspected upcoding events in inpatient and outpatient settings, and claims flagged as potential overcharges. These engineered features and rule indicators formed the input to both the exploratory analysis and the supervised and unsupervised models described later.</w:t>
+      </w:r>
+    </w:p>
+    <w:p>
+      <w:pPr>
+        <w:spacing w:line="360" w:lineRule="auto"/>
         <w:rPr>
           <w:rFonts w:ascii="Times New Roman" w:hAnsi="Times New Roman" w:cs="Times New Roman"/>
           <w:b/>
@@ -1902,10 +1420,7 @@
           <w:szCs w:val="24"/>
         </w:rPr>
       </w:pPr>
-    </w:p>
-    <w:p>
-      <w:pPr>
-        <w:spacing w:line="360" w:lineRule="auto"/>
+      <w:r>
         <w:rPr>
           <w:rFonts w:ascii="Times New Roman" w:hAnsi="Times New Roman" w:cs="Times New Roman"/>
           <w:b/>
@@ -1915,8 +1430,57 @@
           <w:sz w:val="24"/>
           <w:szCs w:val="24"/>
         </w:rPr>
-      </w:pPr>
-      <w:r>
+        <w:t>3.4 Exploratory analysis and feature selection</w:t>
+      </w:r>
+    </w:p>
+    <w:p>
+      <w:pPr>
+        <w:spacing w:after="240" w:line="360" w:lineRule="auto"/>
+        <w:rPr>
+          <w:rFonts w:ascii="Times New Roman" w:hAnsi="Times New Roman" w:cs="Times New Roman"/>
+          <w:sz w:val="24"/>
+          <w:szCs w:val="24"/>
+        </w:rPr>
+      </w:pPr>
+      <w:r>
+        <w:rPr>
+          <w:rFonts w:ascii="Times New Roman" w:hAnsi="Times New Roman" w:cs="Times New Roman"/>
+          <w:sz w:val="24"/>
+          <w:szCs w:val="24"/>
+        </w:rPr>
+        <w:t xml:space="preserve">After building the SQL feature store, we performed exploratory analysis and feature selection in Python, using SQLAlchemy and pandas to load the claim- and provider-level feature tables and inspect basic distributions. For key continuous variables such as reimbursed amounts, </w:t>
+      </w:r>
+      <w:r>
+        <w:rPr>
+          <w:rFonts w:ascii="Times New Roman" w:hAnsi="Times New Roman" w:cs="Times New Roman"/>
+          <w:sz w:val="24"/>
+          <w:szCs w:val="24"/>
+        </w:rPr>
+        <w:lastRenderedPageBreak/>
+        <w:t xml:space="preserve">deductibles, and inpatient length of stay, we plotted histograms and boxplots to assess skewness, long tails, and potential data errors, confirming the expected heavy-tailed patterns. We quantified outliers with robust statistics by computing interquartile ranges and robust z-scores based on the </w:t>
+      </w:r>
+      <w:proofErr w:type="gramStart"/>
+      <w:r>
+        <w:rPr>
+          <w:rFonts w:ascii="Times New Roman" w:hAnsi="Times New Roman" w:cs="Times New Roman"/>
+          <w:sz w:val="24"/>
+          <w:szCs w:val="24"/>
+        </w:rPr>
+        <w:t>median</w:t>
+      </w:r>
+      <w:proofErr w:type="gramEnd"/>
+      <w:r>
+        <w:rPr>
+          <w:rFonts w:ascii="Times New Roman" w:hAnsi="Times New Roman" w:cs="Times New Roman"/>
+          <w:sz w:val="24"/>
+          <w:szCs w:val="24"/>
+        </w:rPr>
+        <w:t xml:space="preserve"> and median absolute deviation, flagging extreme claims and comparing these to rule-based indicators such as overcharge flags and short-stay high-payment inpatient claims. At the provider level, we examined correlations among engineered features using pairwise correlation coefficients and variance inflation factors to identify and remove highly collinear variables, particularly overlapping measures of recent reimbursement and claim volumes. Based on these diagnostics, we retained a compact, interpretable set of provider features—covering total and recent reimbursement, recent claim and unique beneficiary counts, code diversity, peer-normalized reimbursement and length-of-stay z-scores, and aggregated counts of duplicate, upcoding, and overcharge events—for all subsequent supervised learning and clustering analyses.</w:t>
+      </w:r>
+    </w:p>
+    <w:p>
+      <w:pPr>
+        <w:spacing w:line="360" w:lineRule="auto"/>
         <w:rPr>
           <w:rFonts w:ascii="Times New Roman" w:hAnsi="Times New Roman" w:cs="Times New Roman"/>
           <w:b/>
@@ -1926,90 +1490,8 @@
           <w:sz w:val="24"/>
           <w:szCs w:val="24"/>
         </w:rPr>
-        <w:t>3.4 Exploratory analysis and feature selection</w:t>
-      </w:r>
-    </w:p>
-    <w:p>
-      <w:pPr>
-        <w:spacing w:after="240" w:line="360" w:lineRule="auto"/>
-        <w:rPr>
-          <w:rFonts w:ascii="Times New Roman" w:eastAsia="Times New Roman" w:hAnsi="Times New Roman" w:cs="Times New Roman"/>
-          <w:sz w:val="24"/>
-          <w:szCs w:val="24"/>
-          <w:lang w:val="en-US"/>
-        </w:rPr>
-      </w:pPr>
-      <w:r>
-        <w:rPr>
-          <w:rFonts w:ascii="Times New Roman" w:eastAsia="Times New Roman" w:hAnsi="Times New Roman" w:cs="Times New Roman"/>
-          <w:sz w:val="24"/>
-          <w:szCs w:val="24"/>
-          <w:lang w:val="en-US"/>
-        </w:rPr>
-        <w:t xml:space="preserve">After building the SQL feature store, we carried out exploratory analysis and feature selection in Python. Using a PostgreSQL connection (SQLAlchemy) and pandas, we loaded the claim- and provider-level feature tables and examined basic distributions. For key continuous variables such as reimbursed amounts, deductibles, and inpatient length of stay, we plotted histograms and boxplots to inspect skewness, long tails, and potential data errors. This confirmed the expected heavy-tailed pattern in claim amounts and lengths of </w:t>
-      </w:r>
-      <w:r>
-        <w:rPr>
-          <w:rFonts w:ascii="Times New Roman" w:eastAsia="Times New Roman" w:hAnsi="Times New Roman" w:cs="Times New Roman"/>
-          <w:sz w:val="24"/>
-          <w:szCs w:val="24"/>
-          <w:lang w:val="en-US"/>
-        </w:rPr>
-        <w:t>stay</w:t>
-      </w:r>
-      <w:r>
-        <w:rPr>
-          <w:rFonts w:ascii="Times New Roman" w:eastAsia="Times New Roman" w:hAnsi="Times New Roman" w:cs="Times New Roman"/>
-          <w:sz w:val="24"/>
-          <w:szCs w:val="24"/>
-          <w:lang w:val="en-US"/>
-        </w:rPr>
-        <w:t>.</w:t>
-      </w:r>
-    </w:p>
-    <w:p>
-      <w:pPr>
-        <w:spacing w:after="240" w:line="360" w:lineRule="auto"/>
-        <w:rPr>
-          <w:rFonts w:ascii="Times New Roman" w:eastAsia="Times New Roman" w:hAnsi="Times New Roman" w:cs="Times New Roman"/>
-          <w:sz w:val="24"/>
-          <w:szCs w:val="24"/>
-          <w:lang w:val="en-US"/>
-        </w:rPr>
-      </w:pPr>
-      <w:r>
-        <w:rPr>
-          <w:rFonts w:ascii="Times New Roman" w:eastAsia="Times New Roman" w:hAnsi="Times New Roman" w:cs="Times New Roman"/>
-          <w:sz w:val="24"/>
-          <w:szCs w:val="24"/>
-          <w:lang w:val="en-US"/>
-        </w:rPr>
-        <w:t>We quantified outliers using simple robust statistics. For each amount-related feature we computed interquartile ranges (IQR) and flagged claims beyond the conventional “boxplot rule,” as well as robust z-scores based on the median and median absolute deviation (MAD). We then summarized how many claims were flagged as outliers and how those overlapped with rule-based flags such as overcharge indicators or short-stay high-payment inpatient claims.</w:t>
-      </w:r>
-    </w:p>
-    <w:p>
-      <w:pPr>
-        <w:spacing w:after="240" w:line="360" w:lineRule="auto"/>
-        <w:rPr>
-          <w:rFonts w:ascii="Times New Roman" w:eastAsia="Times New Roman" w:hAnsi="Times New Roman" w:cs="Times New Roman"/>
-          <w:sz w:val="24"/>
-          <w:szCs w:val="24"/>
-          <w:lang w:val="en-US"/>
-        </w:rPr>
-      </w:pPr>
-      <w:r>
-        <w:rPr>
-          <w:rFonts w:ascii="Times New Roman" w:eastAsia="Times New Roman" w:hAnsi="Times New Roman" w:cs="Times New Roman"/>
-          <w:sz w:val="24"/>
-          <w:szCs w:val="24"/>
-          <w:lang w:val="en-US"/>
-        </w:rPr>
-        <w:t>At the provider level, we examined correlations among the engineered features to reduce redundancy. We calculated pairwise correlation coefficients and variance inflation factors (VIFs) to identify groups of highly collinear variables, for example overlapping measures of recent reimbursement and claim counts across different windows. Based on these diagnostics we retained a compact set of interpretable provider features, including total and recent reimbursement, recent claim counts, unique beneficiary counts, code diversity, peer-normalized z-scores for inpatient and outpatient reimbursement and length of stay, and aggregate counts of duplicate, upcoding, and overcharge events. This reduced feature set was used for all subsequent supervised and clustering analyses.</w:t>
-      </w:r>
-    </w:p>
-    <w:p>
-      <w:pPr>
-        <w:spacing w:line="360" w:lineRule="auto"/>
+      </w:pPr>
+      <w:r>
         <w:rPr>
           <w:rFonts w:ascii="Times New Roman" w:hAnsi="Times New Roman" w:cs="Times New Roman"/>
           <w:b/>
@@ -2019,8 +1501,153 @@
           <w:sz w:val="24"/>
           <w:szCs w:val="24"/>
         </w:rPr>
-      </w:pPr>
-      <w:r>
+        <w:t>3.5 Unsupervised fraud-only claim clustering</w:t>
+      </w:r>
+    </w:p>
+    <w:p>
+      <w:pPr>
+        <w:spacing w:after="240" w:line="360" w:lineRule="auto"/>
+        <w:rPr>
+          <w:rFonts w:ascii="Times New Roman" w:eastAsia="Times New Roman" w:hAnsi="Times New Roman" w:cs="Times New Roman"/>
+          <w:sz w:val="24"/>
+          <w:szCs w:val="24"/>
+          <w:lang w:val="en-US"/>
+        </w:rPr>
+      </w:pPr>
+      <w:r>
+        <w:rPr>
+          <w:rFonts w:ascii="Times New Roman" w:eastAsia="Times New Roman" w:hAnsi="Times New Roman" w:cs="Times New Roman"/>
+          <w:sz w:val="24"/>
+          <w:szCs w:val="24"/>
+          <w:lang w:val="en-US"/>
+        </w:rPr>
+        <w:t xml:space="preserve">To better understand heterogeneity within fraudulent </w:t>
+      </w:r>
+      <w:r>
+        <w:rPr>
+          <w:rFonts w:ascii="Times New Roman" w:eastAsia="Times New Roman" w:hAnsi="Times New Roman" w:cs="Times New Roman"/>
+          <w:sz w:val="24"/>
+          <w:szCs w:val="24"/>
+          <w:lang w:val="en-US"/>
+        </w:rPr>
+        <w:t>behavior</w:t>
+      </w:r>
+      <w:r>
+        <w:rPr>
+          <w:rFonts w:ascii="Times New Roman" w:eastAsia="Times New Roman" w:hAnsi="Times New Roman" w:cs="Times New Roman"/>
+          <w:sz w:val="24"/>
+          <w:szCs w:val="24"/>
+          <w:lang w:val="en-US"/>
+        </w:rPr>
+        <w:t xml:space="preserve"> at the claim level, we performed unsupervised clustering on fraud-only claims. We first identified fraudulent providers using the training label and then extracted all inpatient and outpatient claims associated with those providers, constructing separate fraud-only claim tables for inpatient (</w:t>
+      </w:r>
+      <w:proofErr w:type="spellStart"/>
+      <w:r>
+        <w:rPr>
+          <w:rFonts w:ascii="Times New Roman" w:eastAsia="Times New Roman" w:hAnsi="Times New Roman" w:cs="Times New Roman"/>
+          <w:i/>
+          <w:iCs/>
+          <w:sz w:val="24"/>
+          <w:szCs w:val="24"/>
+          <w:lang w:val="en-US"/>
+        </w:rPr>
+        <w:t>fraud_claims_ip</w:t>
+      </w:r>
+      <w:proofErr w:type="spellEnd"/>
+      <w:r>
+        <w:rPr>
+          <w:rFonts w:ascii="Times New Roman" w:eastAsia="Times New Roman" w:hAnsi="Times New Roman" w:cs="Times New Roman"/>
+          <w:sz w:val="24"/>
+          <w:szCs w:val="24"/>
+          <w:lang w:val="en-US"/>
+        </w:rPr>
+        <w:t>) and outpatient (</w:t>
+      </w:r>
+      <w:proofErr w:type="spellStart"/>
+      <w:r>
+        <w:rPr>
+          <w:rFonts w:ascii="Times New Roman" w:eastAsia="Times New Roman" w:hAnsi="Times New Roman" w:cs="Times New Roman"/>
+          <w:i/>
+          <w:iCs/>
+          <w:sz w:val="24"/>
+          <w:szCs w:val="24"/>
+          <w:lang w:val="en-US"/>
+        </w:rPr>
+        <w:t>fraud_claims_op</w:t>
+      </w:r>
+      <w:proofErr w:type="spellEnd"/>
+      <w:r>
+        <w:rPr>
+          <w:rFonts w:ascii="Times New Roman" w:eastAsia="Times New Roman" w:hAnsi="Times New Roman" w:cs="Times New Roman"/>
+          <w:sz w:val="24"/>
+          <w:szCs w:val="24"/>
+          <w:lang w:val="en-US"/>
+        </w:rPr>
+        <w:t>) services. For each claim we used standardized versions of the engineered features, including reimbursed amount, diagnosis and procedure code counts, claim-level rule flags (duplicate and overcharge indicators), and peer-normalized z-scores. Features were imputed where necessary and scaled to zero mean and unit variance before clustering.</w:t>
+      </w:r>
+    </w:p>
+    <w:p>
+      <w:pPr>
+        <w:spacing w:after="240" w:line="360" w:lineRule="auto"/>
+        <w:rPr>
+          <w:rFonts w:ascii="Times New Roman" w:eastAsia="Times New Roman" w:hAnsi="Times New Roman" w:cs="Times New Roman"/>
+          <w:sz w:val="24"/>
+          <w:szCs w:val="24"/>
+          <w:lang w:val="en-US"/>
+        </w:rPr>
+      </w:pPr>
+      <w:r>
+        <w:rPr>
+          <w:rFonts w:ascii="Times New Roman" w:eastAsia="Times New Roman" w:hAnsi="Times New Roman" w:cs="Times New Roman"/>
+          <w:sz w:val="24"/>
+          <w:szCs w:val="24"/>
+          <w:lang w:val="en-US"/>
+        </w:rPr>
+        <w:t>We applied the HDBSCAN algorithm to these scaled feature sets for inpatient and outpatient claims separately. HDBSCAN was chosen because it can discover clusters of varying size and density and can label points that do not belong to any stable group as noise. We tuned its main parameters, such as minimum cluster size and minimum samples, and assessed clustering quality using internal validation measures and the fraction of claims labeled as noise. To visualize the resulting structure, we projected the standardized claim features into two dimensions using principal component analysis and plotted the claims colored by their HDBSCAN cluster assignments.</w:t>
+      </w:r>
+    </w:p>
+    <w:p>
+      <w:pPr>
+        <w:spacing w:after="240" w:line="360" w:lineRule="auto"/>
+        <w:rPr>
+          <w:rFonts w:ascii="Times New Roman" w:eastAsia="Times New Roman" w:hAnsi="Times New Roman" w:cs="Times New Roman"/>
+          <w:sz w:val="24"/>
+          <w:szCs w:val="24"/>
+          <w:lang w:val="en-US"/>
+        </w:rPr>
+      </w:pPr>
+      <w:r>
+        <w:rPr>
+          <w:rFonts w:ascii="Times New Roman" w:eastAsia="Times New Roman" w:hAnsi="Times New Roman" w:cs="Times New Roman"/>
+          <w:sz w:val="24"/>
+          <w:szCs w:val="24"/>
+          <w:lang w:val="en-US"/>
+        </w:rPr>
+        <w:lastRenderedPageBreak/>
+        <w:t xml:space="preserve">For each claim cluster we computed summary “cluster cards,” describing cluster size, total and median reimbursed amount, typical diagnosis and procedure code multiplicity, and frequencies of duplicate and overcharge flags. We also applied association rule mining within clusters to identify frequent and high-lift combinations of diagnosis and procedure codes. These patterns, together with the cluster summaries, were later used to characterize distinct types of fraudulent claim </w:t>
+      </w:r>
+      <w:r>
+        <w:rPr>
+          <w:rFonts w:ascii="Times New Roman" w:eastAsia="Times New Roman" w:hAnsi="Times New Roman" w:cs="Times New Roman"/>
+          <w:sz w:val="24"/>
+          <w:szCs w:val="24"/>
+          <w:lang w:val="en-US"/>
+        </w:rPr>
+        <w:t>behavior</w:t>
+      </w:r>
+      <w:r>
+        <w:rPr>
+          <w:rFonts w:ascii="Times New Roman" w:eastAsia="Times New Roman" w:hAnsi="Times New Roman" w:cs="Times New Roman"/>
+          <w:sz w:val="24"/>
+          <w:szCs w:val="24"/>
+          <w:lang w:val="en-US"/>
+        </w:rPr>
+        <w:t>.</w:t>
+      </w:r>
+    </w:p>
+    <w:p>
+      <w:pPr>
+        <w:spacing w:line="360" w:lineRule="auto"/>
         <w:rPr>
           <w:rFonts w:ascii="Times New Roman" w:hAnsi="Times New Roman" w:cs="Times New Roman"/>
           <w:b/>
@@ -2030,164 +1657,8 @@
           <w:sz w:val="24"/>
           <w:szCs w:val="24"/>
         </w:rPr>
-        <w:t>3.5 Unsupervised fraud-only claim clustering</w:t>
-      </w:r>
-    </w:p>
-    <w:p>
-      <w:pPr>
-        <w:spacing w:after="240" w:line="360" w:lineRule="auto"/>
-        <w:rPr>
-          <w:rFonts w:ascii="Times New Roman" w:eastAsia="Times New Roman" w:hAnsi="Times New Roman" w:cs="Times New Roman"/>
-          <w:sz w:val="24"/>
-          <w:szCs w:val="24"/>
-          <w:lang w:val="en-US"/>
-        </w:rPr>
-      </w:pPr>
-      <w:r>
-        <w:rPr>
-          <w:rFonts w:ascii="Times New Roman" w:eastAsia="Times New Roman" w:hAnsi="Times New Roman" w:cs="Times New Roman"/>
-          <w:sz w:val="24"/>
-          <w:szCs w:val="24"/>
-          <w:lang w:val="en-US"/>
-        </w:rPr>
-        <w:lastRenderedPageBreak/>
-        <w:t xml:space="preserve">To better understand heterogeneity within fraudulent </w:t>
-      </w:r>
-      <w:r>
-        <w:rPr>
-          <w:rFonts w:ascii="Times New Roman" w:eastAsia="Times New Roman" w:hAnsi="Times New Roman" w:cs="Times New Roman"/>
-          <w:sz w:val="24"/>
-          <w:szCs w:val="24"/>
-          <w:lang w:val="en-US"/>
-        </w:rPr>
-        <w:t>behavior</w:t>
-      </w:r>
-      <w:r>
-        <w:rPr>
-          <w:rFonts w:ascii="Times New Roman" w:eastAsia="Times New Roman" w:hAnsi="Times New Roman" w:cs="Times New Roman"/>
-          <w:sz w:val="24"/>
-          <w:szCs w:val="24"/>
-          <w:lang w:val="en-US"/>
-        </w:rPr>
-        <w:t xml:space="preserve"> at the claim level, we performed unsupervised clustering on fraud-only claims. We first identified fraudulent providers using the training label and then extracted all inpatient and outpatient claims associated with those providers, constructing separate fraud-only claim tables for inpatient (</w:t>
-      </w:r>
-      <w:proofErr w:type="spellStart"/>
-      <w:r>
-        <w:rPr>
-          <w:rFonts w:ascii="Times New Roman" w:eastAsia="Times New Roman" w:hAnsi="Times New Roman" w:cs="Times New Roman"/>
-          <w:i/>
-          <w:iCs/>
-          <w:sz w:val="24"/>
-          <w:szCs w:val="24"/>
-          <w:lang w:val="en-US"/>
-        </w:rPr>
-        <w:t>fraud_claims_ip</w:t>
-      </w:r>
-      <w:proofErr w:type="spellEnd"/>
-      <w:r>
-        <w:rPr>
-          <w:rFonts w:ascii="Times New Roman" w:eastAsia="Times New Roman" w:hAnsi="Times New Roman" w:cs="Times New Roman"/>
-          <w:sz w:val="24"/>
-          <w:szCs w:val="24"/>
-          <w:lang w:val="en-US"/>
-        </w:rPr>
-        <w:t>) and outpatient (</w:t>
-      </w:r>
-      <w:proofErr w:type="spellStart"/>
-      <w:r>
-        <w:rPr>
-          <w:rFonts w:ascii="Times New Roman" w:eastAsia="Times New Roman" w:hAnsi="Times New Roman" w:cs="Times New Roman"/>
-          <w:i/>
-          <w:iCs/>
-          <w:sz w:val="24"/>
-          <w:szCs w:val="24"/>
-          <w:lang w:val="en-US"/>
-        </w:rPr>
-        <w:t>fraud_claims_op</w:t>
-      </w:r>
-      <w:proofErr w:type="spellEnd"/>
-      <w:r>
-        <w:rPr>
-          <w:rFonts w:ascii="Times New Roman" w:eastAsia="Times New Roman" w:hAnsi="Times New Roman" w:cs="Times New Roman"/>
-          <w:sz w:val="24"/>
-          <w:szCs w:val="24"/>
-          <w:lang w:val="en-US"/>
-        </w:rPr>
-        <w:t>) services. For each claim we used standardized versions of the engineered features, including reimbursed amount, diagnosis and procedure code counts, claim-level rule flags (duplicate and overcharge indicators), and peer-normalized z-scores. Features were imputed where necessary and scaled to zero mean and unit variance before clustering.</w:t>
-      </w:r>
-    </w:p>
-    <w:p>
-      <w:pPr>
-        <w:spacing w:after="240" w:line="360" w:lineRule="auto"/>
-        <w:rPr>
-          <w:rFonts w:ascii="Times New Roman" w:eastAsia="Times New Roman" w:hAnsi="Times New Roman" w:cs="Times New Roman"/>
-          <w:sz w:val="24"/>
-          <w:szCs w:val="24"/>
-          <w:lang w:val="en-US"/>
-        </w:rPr>
-      </w:pPr>
-      <w:r>
-        <w:rPr>
-          <w:rFonts w:ascii="Times New Roman" w:eastAsia="Times New Roman" w:hAnsi="Times New Roman" w:cs="Times New Roman"/>
-          <w:sz w:val="24"/>
-          <w:szCs w:val="24"/>
-          <w:lang w:val="en-US"/>
-        </w:rPr>
-        <w:t>We applied the HDBSCAN algorithm to these scaled feature sets for inpatient and outpatient claims separately. HDBSCAN was chosen because it can discover clusters of varying size and density and can label points that do not belong to any stable group as noise. We tuned its main parameters, such as minimum cluster size and minimum samples, and assessed clustering quality using internal validation measures and the fraction of claims labeled as noise. To visualize the resulting structure, we projected the standardized claim features into two dimensions using principal component analysis and plotted the claims colored by their HDBSCAN cluster assignments.</w:t>
-      </w:r>
-    </w:p>
-    <w:p>
-      <w:pPr>
-        <w:spacing w:after="240" w:line="360" w:lineRule="auto"/>
-        <w:rPr>
-          <w:rFonts w:ascii="Times New Roman" w:eastAsia="Times New Roman" w:hAnsi="Times New Roman" w:cs="Times New Roman"/>
-          <w:sz w:val="24"/>
-          <w:szCs w:val="24"/>
-          <w:lang w:val="en-US"/>
-        </w:rPr>
-      </w:pPr>
-      <w:r>
-        <w:rPr>
-          <w:rFonts w:ascii="Times New Roman" w:eastAsia="Times New Roman" w:hAnsi="Times New Roman" w:cs="Times New Roman"/>
-          <w:sz w:val="24"/>
-          <w:szCs w:val="24"/>
-          <w:lang w:val="en-US"/>
-        </w:rPr>
-        <w:t xml:space="preserve">For each claim cluster we computed summary “cluster cards,” describing cluster size, total and median reimbursed amount, typical diagnosis and procedure code multiplicity, and frequencies of duplicate and overcharge flags. We also applied association rule mining within clusters to identify frequent and high-lift combinations of diagnosis and procedure codes. These patterns, together with the cluster summaries, were later used to characterize distinct types of fraudulent claim </w:t>
-      </w:r>
-      <w:r>
-        <w:rPr>
-          <w:rFonts w:ascii="Times New Roman" w:eastAsia="Times New Roman" w:hAnsi="Times New Roman" w:cs="Times New Roman"/>
-          <w:sz w:val="24"/>
-          <w:szCs w:val="24"/>
-          <w:lang w:val="en-US"/>
-        </w:rPr>
-        <w:t>behavior</w:t>
-      </w:r>
-      <w:r>
-        <w:rPr>
-          <w:rFonts w:ascii="Times New Roman" w:eastAsia="Times New Roman" w:hAnsi="Times New Roman" w:cs="Times New Roman"/>
-          <w:sz w:val="24"/>
-          <w:szCs w:val="24"/>
-          <w:lang w:val="en-US"/>
-        </w:rPr>
-        <w:t>.</w:t>
-      </w:r>
-    </w:p>
-    <w:p>
-      <w:pPr>
-        <w:spacing w:after="240" w:line="360" w:lineRule="auto"/>
-        <w:rPr>
-          <w:rFonts w:ascii="Times New Roman" w:eastAsia="Times New Roman" w:hAnsi="Times New Roman" w:cs="Times New Roman"/>
-          <w:sz w:val="24"/>
-          <w:szCs w:val="24"/>
-          <w:lang w:val="en-US"/>
-        </w:rPr>
-      </w:pPr>
-    </w:p>
-    <w:p>
-      <w:pPr>
-        <w:spacing w:line="360" w:lineRule="auto"/>
+      </w:pPr>
+      <w:r>
         <w:rPr>
           <w:rFonts w:ascii="Times New Roman" w:hAnsi="Times New Roman" w:cs="Times New Roman"/>
           <w:b/>
@@ -2197,8 +1668,184 @@
           <w:sz w:val="24"/>
           <w:szCs w:val="24"/>
         </w:rPr>
-      </w:pPr>
-      <w:r>
+        <w:t>3.6 Supervised provider fraud classification</w:t>
+      </w:r>
+    </w:p>
+    <w:p>
+      <w:pPr>
+        <w:spacing w:after="240" w:line="360" w:lineRule="auto"/>
+        <w:rPr>
+          <w:rFonts w:ascii="Times New Roman" w:eastAsia="Times New Roman" w:hAnsi="Times New Roman" w:cs="Times New Roman"/>
+          <w:sz w:val="24"/>
+          <w:szCs w:val="24"/>
+          <w:lang w:val="en-US"/>
+        </w:rPr>
+      </w:pPr>
+      <w:r>
+        <w:rPr>
+          <w:rFonts w:ascii="Times New Roman" w:eastAsia="Times New Roman" w:hAnsi="Times New Roman" w:cs="Times New Roman"/>
+          <w:sz w:val="24"/>
+          <w:szCs w:val="24"/>
+          <w:lang w:val="en-US"/>
+        </w:rPr>
+        <w:t>Supervised learning was used to predict whether a provider is fraudulent based on aggregated claims features. We restricted modelling to the labeled training providers and performed a stratified 70/30 split at the provider level, preserving the original fraud to non-fraud ratio. All provider-level features described in Section 3.3 were extracted from the feature store and merged with the binary label (</w:t>
+      </w:r>
+      <w:r>
+        <w:rPr>
+          <w:rFonts w:ascii="Times New Roman" w:eastAsia="Times New Roman" w:hAnsi="Times New Roman" w:cs="Times New Roman"/>
+          <w:i/>
+          <w:iCs/>
+          <w:sz w:val="24"/>
+          <w:szCs w:val="24"/>
+          <w:lang w:val="en-US"/>
+        </w:rPr>
+        <w:t>label_provider_fraud_1_0</w:t>
+      </w:r>
+      <w:r>
+        <w:rPr>
+          <w:rFonts w:ascii="Times New Roman" w:eastAsia="Times New Roman" w:hAnsi="Times New Roman" w:cs="Times New Roman"/>
+          <w:sz w:val="24"/>
+          <w:szCs w:val="24"/>
+          <w:lang w:val="en-US"/>
+        </w:rPr>
+        <w:t>). Continuous features were standardized using the mean and standard deviation computed from the training portion only; these transformations were then applied unchanged to the hold-out and test providers.</w:t>
+      </w:r>
+    </w:p>
+    <w:p>
+      <w:pPr>
+        <w:spacing w:after="240" w:line="360" w:lineRule="auto"/>
+        <w:rPr>
+          <w:rFonts w:ascii="Times New Roman" w:eastAsia="Times New Roman" w:hAnsi="Times New Roman" w:cs="Times New Roman"/>
+          <w:sz w:val="24"/>
+          <w:szCs w:val="24"/>
+          <w:lang w:val="en-US"/>
+        </w:rPr>
+      </w:pPr>
+      <w:r>
+        <w:rPr>
+          <w:rFonts w:ascii="Times New Roman" w:eastAsia="Times New Roman" w:hAnsi="Times New Roman" w:cs="Times New Roman"/>
+          <w:sz w:val="24"/>
+          <w:szCs w:val="24"/>
+          <w:lang w:val="en-US"/>
+        </w:rPr>
+        <w:t>We compared several classification algorithms implemented using the same feature set for all models. The models included logistic regression with elastic-net regularization, Random Forests, Extremely Randomized Trees, gradient boosting methods (</w:t>
+      </w:r>
+      <w:proofErr w:type="spellStart"/>
+      <w:r>
+        <w:rPr>
+          <w:rFonts w:ascii="Times New Roman" w:eastAsia="Times New Roman" w:hAnsi="Times New Roman" w:cs="Times New Roman"/>
+          <w:sz w:val="24"/>
+          <w:szCs w:val="24"/>
+          <w:lang w:val="en-US"/>
+        </w:rPr>
+        <w:t>LightGBM</w:t>
+      </w:r>
+      <w:proofErr w:type="spellEnd"/>
+      <w:r>
+        <w:rPr>
+          <w:rFonts w:ascii="Times New Roman" w:eastAsia="Times New Roman" w:hAnsi="Times New Roman" w:cs="Times New Roman"/>
+          <w:sz w:val="24"/>
+          <w:szCs w:val="24"/>
+          <w:lang w:val="en-US"/>
+        </w:rPr>
+        <w:t xml:space="preserve"> and XGBoost)</w:t>
+      </w:r>
+      <w:r>
+        <w:rPr>
+          <w:rFonts w:ascii="Times New Roman" w:eastAsia="Times New Roman" w:hAnsi="Times New Roman" w:cs="Times New Roman"/>
+          <w:sz w:val="24"/>
+          <w:szCs w:val="24"/>
+          <w:lang w:val="en-US"/>
+        </w:rPr>
+        <w:t xml:space="preserve"> ,and </w:t>
+      </w:r>
+      <w:proofErr w:type="spellStart"/>
+      <w:r>
+        <w:rPr>
+          <w:rFonts w:ascii="Times New Roman" w:eastAsia="Times New Roman" w:hAnsi="Times New Roman" w:cs="Times New Roman"/>
+          <w:sz w:val="24"/>
+          <w:szCs w:val="24"/>
+          <w:lang w:val="en-US"/>
+        </w:rPr>
+        <w:t>CatBoost</w:t>
+      </w:r>
+      <w:proofErr w:type="spellEnd"/>
+      <w:r>
+        <w:rPr>
+          <w:rFonts w:ascii="Times New Roman" w:eastAsia="Times New Roman" w:hAnsi="Times New Roman" w:cs="Times New Roman"/>
+          <w:sz w:val="24"/>
+          <w:szCs w:val="24"/>
+          <w:lang w:val="en-US"/>
+        </w:rPr>
+        <w:t xml:space="preserve">. Because fraudulent providers were much less frequent than non-fraudulent ones, we used class weighting and imbalance-aware parameters where available (for example, </w:t>
+      </w:r>
+      <w:proofErr w:type="spellStart"/>
+      <w:r>
+        <w:rPr>
+          <w:rFonts w:ascii="Times New Roman" w:eastAsia="Times New Roman" w:hAnsi="Times New Roman" w:cs="Times New Roman"/>
+          <w:i/>
+          <w:iCs/>
+          <w:sz w:val="24"/>
+          <w:szCs w:val="24"/>
+          <w:lang w:val="en-US"/>
+        </w:rPr>
+        <w:t>class_weight</w:t>
+      </w:r>
+      <w:proofErr w:type="spellEnd"/>
+      <w:r>
+        <w:rPr>
+          <w:rFonts w:ascii="Times New Roman" w:eastAsia="Times New Roman" w:hAnsi="Times New Roman" w:cs="Times New Roman"/>
+          <w:i/>
+          <w:iCs/>
+          <w:sz w:val="24"/>
+          <w:szCs w:val="24"/>
+          <w:lang w:val="en-US"/>
+        </w:rPr>
+        <w:t>="balanced"</w:t>
+      </w:r>
+      <w:r>
+        <w:rPr>
+          <w:rFonts w:ascii="Times New Roman" w:eastAsia="Times New Roman" w:hAnsi="Times New Roman" w:cs="Times New Roman"/>
+          <w:sz w:val="24"/>
+          <w:szCs w:val="24"/>
+          <w:lang w:val="en-US"/>
+        </w:rPr>
+        <w:t xml:space="preserve"> for logistic regression and appropriate positive class weights for tree-based methods).</w:t>
+      </w:r>
+    </w:p>
+    <w:p>
+      <w:pPr>
+        <w:spacing w:after="240" w:line="360" w:lineRule="auto"/>
+        <w:rPr>
+          <w:rFonts w:ascii="Times New Roman" w:eastAsia="Times New Roman" w:hAnsi="Times New Roman" w:cs="Times New Roman"/>
+          <w:sz w:val="24"/>
+          <w:szCs w:val="24"/>
+          <w:lang w:val="en-US"/>
+        </w:rPr>
+      </w:pPr>
+      <w:r>
+        <w:rPr>
+          <w:rFonts w:ascii="Times New Roman" w:eastAsia="Times New Roman" w:hAnsi="Times New Roman" w:cs="Times New Roman"/>
+          <w:sz w:val="24"/>
+          <w:szCs w:val="24"/>
+          <w:lang w:val="en-US"/>
+        </w:rPr>
+        <w:t>Hyperparameters for each model were tuned by randomized search with five-fold cross-validation on the 70% training subset. We used area under the precision–recall curve (PR-AUC) as the primary model selection metric, as it is more informative than ROC-AUC when the positive class is rare. For each trained model we then evaluated performance on the 30% hold-out set, computing accuracy, precision, recall, F1-score, PR-AUC, and ROC-AUC. Rather than fixing a probability threshold at 0.5, we traced the precision–recall curve on the hold-out set and selected, for each model, the threshold that maximized F1. Logistic regression with elastic-net regularization and class-balanced weighting emerged as the primary model due to its strong PR-</w:t>
+      </w:r>
+      <w:r>
+        <w:rPr>
+          <w:rFonts w:ascii="Times New Roman" w:eastAsia="Times New Roman" w:hAnsi="Times New Roman" w:cs="Times New Roman"/>
+          <w:sz w:val="24"/>
+          <w:szCs w:val="24"/>
+          <w:lang w:val="en-US"/>
+        </w:rPr>
+        <w:lastRenderedPageBreak/>
+        <w:t>AUC, competitive F1-score, and straightforward interpretability via its coefficients. Tree-based models served as additional baselines and helped confirm that performance gains mainly came from the engineered features rather than from more complex architectures.</w:t>
+      </w:r>
+    </w:p>
+    <w:p>
+      <w:pPr>
+        <w:spacing w:line="360" w:lineRule="auto"/>
         <w:rPr>
           <w:rFonts w:ascii="Times New Roman" w:hAnsi="Times New Roman" w:cs="Times New Roman"/>
           <w:b/>
@@ -2208,184 +1855,8 @@
           <w:sz w:val="24"/>
           <w:szCs w:val="24"/>
         </w:rPr>
-        <w:t>3.6 Supervised provider fraud classification</w:t>
-      </w:r>
-    </w:p>
-    <w:p>
-      <w:pPr>
-        <w:spacing w:after="240" w:line="360" w:lineRule="auto"/>
-        <w:rPr>
-          <w:rFonts w:ascii="Times New Roman" w:eastAsia="Times New Roman" w:hAnsi="Times New Roman" w:cs="Times New Roman"/>
-          <w:sz w:val="24"/>
-          <w:szCs w:val="24"/>
-          <w:lang w:val="en-US"/>
-        </w:rPr>
-      </w:pPr>
-      <w:r>
-        <w:rPr>
-          <w:rFonts w:ascii="Times New Roman" w:eastAsia="Times New Roman" w:hAnsi="Times New Roman" w:cs="Times New Roman"/>
-          <w:sz w:val="24"/>
-          <w:szCs w:val="24"/>
-          <w:lang w:val="en-US"/>
-        </w:rPr>
-        <w:t>Supervised learning was used to predict whether a provider is fraudulent based on aggregated claims features. We restricted modelling to the labeled training providers and performed a stratified 70/30 split at the provider level, preserving the original fraud to non-fraud ratio. All provider-level features described in Section 3.3 were extracted from the feature store and merged with the binary label (</w:t>
-      </w:r>
-      <w:r>
-        <w:rPr>
-          <w:rFonts w:ascii="Times New Roman" w:eastAsia="Times New Roman" w:hAnsi="Times New Roman" w:cs="Times New Roman"/>
-          <w:i/>
-          <w:iCs/>
-          <w:sz w:val="24"/>
-          <w:szCs w:val="24"/>
-          <w:lang w:val="en-US"/>
-        </w:rPr>
-        <w:t>label_provider_fraud_1_0</w:t>
-      </w:r>
-      <w:r>
-        <w:rPr>
-          <w:rFonts w:ascii="Times New Roman" w:eastAsia="Times New Roman" w:hAnsi="Times New Roman" w:cs="Times New Roman"/>
-          <w:sz w:val="24"/>
-          <w:szCs w:val="24"/>
-          <w:lang w:val="en-US"/>
-        </w:rPr>
-        <w:t xml:space="preserve">). Continuous features were standardized using </w:t>
-      </w:r>
-      <w:r>
-        <w:rPr>
-          <w:rFonts w:ascii="Times New Roman" w:eastAsia="Times New Roman" w:hAnsi="Times New Roman" w:cs="Times New Roman"/>
-          <w:sz w:val="24"/>
-          <w:szCs w:val="24"/>
-          <w:lang w:val="en-US"/>
-        </w:rPr>
-        <w:lastRenderedPageBreak/>
-        <w:t>the mean and standard deviation computed from the training portion only; these transformations were then applied unchanged to the hold-out and test providers.</w:t>
-      </w:r>
-    </w:p>
-    <w:p>
-      <w:pPr>
-        <w:spacing w:after="240" w:line="360" w:lineRule="auto"/>
-        <w:rPr>
-          <w:rFonts w:ascii="Times New Roman" w:eastAsia="Times New Roman" w:hAnsi="Times New Roman" w:cs="Times New Roman"/>
-          <w:sz w:val="24"/>
-          <w:szCs w:val="24"/>
-          <w:lang w:val="en-US"/>
-        </w:rPr>
-      </w:pPr>
-      <w:r>
-        <w:rPr>
-          <w:rFonts w:ascii="Times New Roman" w:eastAsia="Times New Roman" w:hAnsi="Times New Roman" w:cs="Times New Roman"/>
-          <w:sz w:val="24"/>
-          <w:szCs w:val="24"/>
-          <w:lang w:val="en-US"/>
-        </w:rPr>
-        <w:t>We compared several classification algorithms implemented using the same feature set for all models. The models included logistic regression with elastic-net regularization, Random Forests, Extremely Randomized Trees, gradient boosting methods (</w:t>
-      </w:r>
-      <w:proofErr w:type="spellStart"/>
-      <w:r>
-        <w:rPr>
-          <w:rFonts w:ascii="Times New Roman" w:eastAsia="Times New Roman" w:hAnsi="Times New Roman" w:cs="Times New Roman"/>
-          <w:sz w:val="24"/>
-          <w:szCs w:val="24"/>
-          <w:lang w:val="en-US"/>
-        </w:rPr>
-        <w:t>LightGBM</w:t>
-      </w:r>
-      <w:proofErr w:type="spellEnd"/>
-      <w:r>
-        <w:rPr>
-          <w:rFonts w:ascii="Times New Roman" w:eastAsia="Times New Roman" w:hAnsi="Times New Roman" w:cs="Times New Roman"/>
-          <w:sz w:val="24"/>
-          <w:szCs w:val="24"/>
-          <w:lang w:val="en-US"/>
-        </w:rPr>
-        <w:t xml:space="preserve"> and XGBoost)</w:t>
-      </w:r>
-      <w:r>
-        <w:rPr>
-          <w:rFonts w:ascii="Times New Roman" w:eastAsia="Times New Roman" w:hAnsi="Times New Roman" w:cs="Times New Roman"/>
-          <w:sz w:val="24"/>
-          <w:szCs w:val="24"/>
-          <w:lang w:val="en-US"/>
-        </w:rPr>
-        <w:t xml:space="preserve"> ,and </w:t>
-      </w:r>
-      <w:proofErr w:type="spellStart"/>
-      <w:r>
-        <w:rPr>
-          <w:rFonts w:ascii="Times New Roman" w:eastAsia="Times New Roman" w:hAnsi="Times New Roman" w:cs="Times New Roman"/>
-          <w:sz w:val="24"/>
-          <w:szCs w:val="24"/>
-          <w:lang w:val="en-US"/>
-        </w:rPr>
-        <w:t>CatBoost</w:t>
-      </w:r>
-      <w:proofErr w:type="spellEnd"/>
-      <w:r>
-        <w:rPr>
-          <w:rFonts w:ascii="Times New Roman" w:eastAsia="Times New Roman" w:hAnsi="Times New Roman" w:cs="Times New Roman"/>
-          <w:sz w:val="24"/>
-          <w:szCs w:val="24"/>
-          <w:lang w:val="en-US"/>
-        </w:rPr>
-        <w:t xml:space="preserve">. Because fraudulent providers were much less frequent than non-fraudulent ones, we used class weighting and imbalance-aware parameters where available (for example, </w:t>
-      </w:r>
-      <w:proofErr w:type="spellStart"/>
-      <w:r>
-        <w:rPr>
-          <w:rFonts w:ascii="Times New Roman" w:eastAsia="Times New Roman" w:hAnsi="Times New Roman" w:cs="Times New Roman"/>
-          <w:i/>
-          <w:iCs/>
-          <w:sz w:val="24"/>
-          <w:szCs w:val="24"/>
-          <w:lang w:val="en-US"/>
-        </w:rPr>
-        <w:t>class_weight</w:t>
-      </w:r>
-      <w:proofErr w:type="spellEnd"/>
-      <w:r>
-        <w:rPr>
-          <w:rFonts w:ascii="Times New Roman" w:eastAsia="Times New Roman" w:hAnsi="Times New Roman" w:cs="Times New Roman"/>
-          <w:i/>
-          <w:iCs/>
-          <w:sz w:val="24"/>
-          <w:szCs w:val="24"/>
-          <w:lang w:val="en-US"/>
-        </w:rPr>
-        <w:t>="balanced"</w:t>
-      </w:r>
-      <w:r>
-        <w:rPr>
-          <w:rFonts w:ascii="Times New Roman" w:eastAsia="Times New Roman" w:hAnsi="Times New Roman" w:cs="Times New Roman"/>
-          <w:sz w:val="24"/>
-          <w:szCs w:val="24"/>
-          <w:lang w:val="en-US"/>
-        </w:rPr>
-        <w:t xml:space="preserve"> for logistic regression and appropriate positive class weights for tree-based methods).</w:t>
-      </w:r>
-    </w:p>
-    <w:p>
-      <w:pPr>
-        <w:spacing w:after="240" w:line="360" w:lineRule="auto"/>
-        <w:rPr>
-          <w:rFonts w:ascii="Times New Roman" w:eastAsia="Times New Roman" w:hAnsi="Times New Roman" w:cs="Times New Roman"/>
-          <w:sz w:val="24"/>
-          <w:szCs w:val="24"/>
-          <w:lang w:val="en-US"/>
-        </w:rPr>
-      </w:pPr>
-      <w:r>
-        <w:rPr>
-          <w:rFonts w:ascii="Times New Roman" w:eastAsia="Times New Roman" w:hAnsi="Times New Roman" w:cs="Times New Roman"/>
-          <w:sz w:val="24"/>
-          <w:szCs w:val="24"/>
-          <w:lang w:val="en-US"/>
-        </w:rPr>
-        <w:t>Hyperparameters for each model were tuned by randomized search with five-fold cross-validation on the 70% training subset. We used area under the precision–recall curve (PR-AUC) as the primary model selection metric, as it is more informative than ROC-AUC when the positive class is rare. For each trained model we then evaluated performance on the 30% hold-out set, computing accuracy, precision, recall, F1-score, PR-AUC, and ROC-AUC. Rather than fixing a probability threshold at 0.5, we traced the precision–recall curve on the hold-out set and selected, for each model, the threshold that maximized F1. Logistic regression with elastic-net regularization and class-balanced weighting emerged as the primary model due to its strong PR-AUC, competitive F1-score, and straightforward interpretability via its coefficients. Tree-based models served as additional baselines and helped confirm that performance gains mainly came from the engineered features rather than from more complex architectures.</w:t>
-      </w:r>
-    </w:p>
-    <w:p>
-      <w:pPr>
-        <w:spacing w:line="360" w:lineRule="auto"/>
+      </w:pPr>
+      <w:r>
         <w:rPr>
           <w:rFonts w:ascii="Times New Roman" w:hAnsi="Times New Roman" w:cs="Times New Roman"/>
           <w:b/>
@@ -2395,8 +1866,96 @@
           <w:sz w:val="24"/>
           <w:szCs w:val="24"/>
         </w:rPr>
-      </w:pPr>
-      <w:r>
+        <w:t>3.7 Provider fraud-type clustering</w:t>
+      </w:r>
+    </w:p>
+    <w:p>
+      <w:pPr>
+        <w:spacing w:after="240" w:line="360" w:lineRule="auto"/>
+        <w:rPr>
+          <w:rFonts w:ascii="Times New Roman" w:eastAsia="Times New Roman" w:hAnsi="Times New Roman" w:cs="Times New Roman"/>
+          <w:sz w:val="24"/>
+          <w:szCs w:val="24"/>
+          <w:lang w:val="en-US"/>
+        </w:rPr>
+      </w:pPr>
+      <w:r>
+        <w:rPr>
+          <w:rFonts w:ascii="Times New Roman" w:eastAsia="Times New Roman" w:hAnsi="Times New Roman" w:cs="Times New Roman"/>
+          <w:sz w:val="24"/>
+          <w:szCs w:val="24"/>
+          <w:lang w:val="en-US"/>
+        </w:rPr>
+        <w:t>In addition to predicting whether a provider is fraudulent, we sought to characterize types of fraudulent behavior among high-risk providers. To do this, we constructed a high-risk provider universe by combining all training providers labeled as fraudulent with test providers whose logistic regression fraud score exceeded a high threshold. This yielded a set of providers that either were known frauds in the training data or were scored as strongly suspicious in the unseen test set. For each of these providers we extracted the same standardized features used in the supervised models, including total reimbursement, claim volumes over different windows, counts of unique beneficiaries, peer-normalized inpatient and outpatient z-scores, and aggregated rule counts for duplicates, upcoding, and overcharging.</w:t>
+      </w:r>
+    </w:p>
+    <w:p>
+      <w:pPr>
+        <w:spacing w:after="240" w:line="360" w:lineRule="auto"/>
+        <w:rPr>
+          <w:rFonts w:ascii="Times New Roman" w:eastAsia="Times New Roman" w:hAnsi="Times New Roman" w:cs="Times New Roman"/>
+          <w:sz w:val="24"/>
+          <w:szCs w:val="24"/>
+          <w:lang w:val="en-US"/>
+        </w:rPr>
+      </w:pPr>
+      <w:r>
+        <w:rPr>
+          <w:rFonts w:ascii="Times New Roman" w:eastAsia="Times New Roman" w:hAnsi="Times New Roman" w:cs="Times New Roman"/>
+          <w:sz w:val="24"/>
+          <w:szCs w:val="24"/>
+          <w:lang w:val="en-US"/>
+        </w:rPr>
+        <w:t>We then applied the HDBSCAN clustering algorithm to this high-risk provider set. HDBSCAN was chosen because it can discover clusters of varying size and density without requiring the number of clusters to be specified in advance, and it can label providers that do not belong to any stable group as noise. We used Euclidean distance on standardized features, with a minimum cluster size of 10 providers and a small minimum samples parameter, after confirming that these settings produced several meaningful clusters and a reasonable fraction of noise points. To visualize the structure of the high-risk provider space, we performed principal component analysis on the standardized features and plotted the first two components, coloring providers by HDBSCAN cluster label and marking noise providers in grey.</w:t>
+      </w:r>
+    </w:p>
+    <w:p>
+      <w:pPr>
+        <w:spacing w:after="240" w:line="360" w:lineRule="auto"/>
+        <w:rPr>
+          <w:rFonts w:ascii="Times New Roman" w:eastAsia="Times New Roman" w:hAnsi="Times New Roman" w:cs="Times New Roman"/>
+          <w:sz w:val="24"/>
+          <w:szCs w:val="24"/>
+          <w:lang w:val="en-US"/>
+        </w:rPr>
+      </w:pPr>
+      <w:r>
+        <w:rPr>
+          <w:rFonts w:ascii="Times New Roman" w:eastAsia="Times New Roman" w:hAnsi="Times New Roman" w:cs="Times New Roman"/>
+          <w:sz w:val="24"/>
+          <w:szCs w:val="24"/>
+          <w:lang w:val="en-US"/>
+        </w:rPr>
+        <w:t>Finally, we summarized each provider cluster using “cluster cards” that report the number of providers, the mix of labeled versus high-scored test providers, and the medians of key utilization, payment, and rule-based features. These summaries are later used to interpret each cluster as a distinct fraud-type archetype, such as high-revenue inpatient overchargers, high-volume outpatient overbillers, or providers characterized by frequent duplicates and overcharge flags.</w:t>
+      </w:r>
+    </w:p>
+    <w:p>
+      <w:pPr>
+        <w:pStyle w:val="Heading1"/>
+        <w:spacing w:before="0" w:after="240"/>
+        <w:rPr>
+          <w:rFonts w:ascii="Times New Roman" w:hAnsi="Times New Roman" w:cs="Times New Roman"/>
+          <w:b/>
+          <w:bCs/>
+          <w:sz w:val="28"/>
+          <w:szCs w:val="28"/>
+        </w:rPr>
+      </w:pPr>
+      <w:r>
+        <w:rPr>
+          <w:rFonts w:ascii="Times New Roman" w:hAnsi="Times New Roman" w:cs="Times New Roman"/>
+          <w:b/>
+          <w:bCs/>
+          <w:sz w:val="28"/>
+          <w:szCs w:val="28"/>
+        </w:rPr>
+        <w:lastRenderedPageBreak/>
+        <w:t>4. Results</w:t>
+      </w:r>
+    </w:p>
+    <w:p>
+      <w:pPr>
+        <w:spacing w:line="360" w:lineRule="auto"/>
         <w:rPr>
           <w:rFonts w:ascii="Times New Roman" w:hAnsi="Times New Roman" w:cs="Times New Roman"/>
           <w:b/>
@@ -2406,141 +1965,8 @@
           <w:sz w:val="24"/>
           <w:szCs w:val="24"/>
         </w:rPr>
-        <w:t>3.7 Provider fraud-type clustering</w:t>
-      </w:r>
-    </w:p>
-    <w:p>
-      <w:pPr>
-        <w:spacing w:after="240" w:line="360" w:lineRule="auto"/>
-        <w:rPr>
-          <w:rFonts w:ascii="Times New Roman" w:eastAsia="Times New Roman" w:hAnsi="Times New Roman" w:cs="Times New Roman"/>
-          <w:sz w:val="24"/>
-          <w:szCs w:val="24"/>
-          <w:lang w:val="en-US"/>
-        </w:rPr>
-      </w:pPr>
-      <w:r>
-        <w:rPr>
-          <w:rFonts w:ascii="Times New Roman" w:eastAsia="Times New Roman" w:hAnsi="Times New Roman" w:cs="Times New Roman"/>
-          <w:sz w:val="24"/>
-          <w:szCs w:val="24"/>
-          <w:lang w:val="en-US"/>
-        </w:rPr>
-        <w:t xml:space="preserve">In addition to predicting whether a provider is fraudulent, we sought to characterize types of fraudulent </w:t>
-      </w:r>
-      <w:r>
-        <w:rPr>
-          <w:rFonts w:ascii="Times New Roman" w:eastAsia="Times New Roman" w:hAnsi="Times New Roman" w:cs="Times New Roman"/>
-          <w:sz w:val="24"/>
-          <w:szCs w:val="24"/>
-          <w:lang w:val="en-US"/>
-        </w:rPr>
-        <w:t>behavior</w:t>
-      </w:r>
-      <w:r>
-        <w:rPr>
-          <w:rFonts w:ascii="Times New Roman" w:eastAsia="Times New Roman" w:hAnsi="Times New Roman" w:cs="Times New Roman"/>
-          <w:sz w:val="24"/>
-          <w:szCs w:val="24"/>
-          <w:lang w:val="en-US"/>
-        </w:rPr>
-        <w:t xml:space="preserve"> among high-risk providers. To do this, we constructed a high-risk provider universe by combining all training providers labeled as fraudulent with test providers whose logistic regression fraud score exceeded a high threshold. This yielded a set of providers that either were known frauds in the training data or were scored as strongly suspicious in the unseen test set. For each of these providers we extracted the same standardized features used in the supervised models, including total reimbursement, claim volumes over different windows, </w:t>
-      </w:r>
-      <w:r>
-        <w:rPr>
-          <w:rFonts w:ascii="Times New Roman" w:eastAsia="Times New Roman" w:hAnsi="Times New Roman" w:cs="Times New Roman"/>
-          <w:sz w:val="24"/>
-          <w:szCs w:val="24"/>
-          <w:lang w:val="en-US"/>
-        </w:rPr>
-        <w:lastRenderedPageBreak/>
-        <w:t>counts of unique beneficiaries, peer-normalized inpatient and outpatient z-scores, and aggregated rule counts for duplicates, upcoding, and overcharging.</w:t>
-      </w:r>
-    </w:p>
-    <w:p>
-      <w:pPr>
-        <w:spacing w:after="240" w:line="360" w:lineRule="auto"/>
-        <w:rPr>
-          <w:rFonts w:ascii="Times New Roman" w:eastAsia="Times New Roman" w:hAnsi="Times New Roman" w:cs="Times New Roman"/>
-          <w:sz w:val="24"/>
-          <w:szCs w:val="24"/>
-          <w:lang w:val="en-US"/>
-        </w:rPr>
-      </w:pPr>
-      <w:r>
-        <w:rPr>
-          <w:rFonts w:ascii="Times New Roman" w:eastAsia="Times New Roman" w:hAnsi="Times New Roman" w:cs="Times New Roman"/>
-          <w:sz w:val="24"/>
-          <w:szCs w:val="24"/>
-          <w:lang w:val="en-US"/>
-        </w:rPr>
-        <w:t xml:space="preserve">We then applied the HDBSCAN clustering algorithm to this high-risk provider set. HDBSCAN was chosen because it can discover clusters of varying size and density without requiring the number of clusters to be specified in advance, and it can label providers that do not belong to any stable group as noise. We used Euclidean distance on standardized features, with a minimum cluster size of 10 providers and a small minimum samples parameter, after confirming that these settings produced several meaningful clusters and a reasonable fraction of noise points. To visualize the structure of the high-risk provider space, we performed principal component analysis on the standardized features and plotted the first two components, </w:t>
-      </w:r>
-      <w:r>
-        <w:rPr>
-          <w:rFonts w:ascii="Times New Roman" w:eastAsia="Times New Roman" w:hAnsi="Times New Roman" w:cs="Times New Roman"/>
-          <w:sz w:val="24"/>
-          <w:szCs w:val="24"/>
-          <w:lang w:val="en-US"/>
-        </w:rPr>
-        <w:t>coloring</w:t>
-      </w:r>
-      <w:r>
-        <w:rPr>
-          <w:rFonts w:ascii="Times New Roman" w:eastAsia="Times New Roman" w:hAnsi="Times New Roman" w:cs="Times New Roman"/>
-          <w:sz w:val="24"/>
-          <w:szCs w:val="24"/>
-          <w:lang w:val="en-US"/>
-        </w:rPr>
-        <w:t xml:space="preserve"> providers by HDBSCAN cluster label and marking noise providers in grey.</w:t>
-      </w:r>
-    </w:p>
-    <w:p>
-      <w:pPr>
-        <w:spacing w:after="240" w:line="360" w:lineRule="auto"/>
-        <w:rPr>
-          <w:rFonts w:ascii="Times New Roman" w:eastAsia="Times New Roman" w:hAnsi="Times New Roman" w:cs="Times New Roman"/>
-          <w:sz w:val="24"/>
-          <w:szCs w:val="24"/>
-          <w:lang w:val="en-US"/>
-        </w:rPr>
-      </w:pPr>
-      <w:r>
-        <w:rPr>
-          <w:rFonts w:ascii="Times New Roman" w:eastAsia="Times New Roman" w:hAnsi="Times New Roman" w:cs="Times New Roman"/>
-          <w:sz w:val="24"/>
-          <w:szCs w:val="24"/>
-          <w:lang w:val="en-US"/>
-        </w:rPr>
-        <w:t>Finally, we summarized each provider cluster using “cluster cards” that report the number of providers, the mix of labeled versus high-scored test providers, and the medians of key utilization, payment, and rule-based features. These summaries are later used to interpret each cluster as a distinct fraud-type archetype, such as high-revenue inpatient overchargers, high-volume outpatient overbillers, or providers characterized by frequent duplicates and overcharge flags.</w:t>
-      </w:r>
-    </w:p>
-    <w:p>
-      <w:pPr>
-        <w:pStyle w:val="Heading1"/>
-        <w:spacing w:before="0" w:after="240"/>
-        <w:rPr>
-          <w:rFonts w:ascii="Times New Roman" w:hAnsi="Times New Roman" w:cs="Times New Roman"/>
-          <w:b/>
-          <w:bCs/>
-          <w:sz w:val="28"/>
-          <w:szCs w:val="28"/>
-        </w:rPr>
-      </w:pPr>
-      <w:r>
-        <w:rPr>
-          <w:rFonts w:ascii="Times New Roman" w:hAnsi="Times New Roman" w:cs="Times New Roman"/>
-          <w:b/>
-          <w:bCs/>
-          <w:sz w:val="28"/>
-          <w:szCs w:val="28"/>
-        </w:rPr>
-        <w:t>4. Results</w:t>
-      </w:r>
-    </w:p>
-    <w:p>
-      <w:pPr>
-        <w:spacing w:line="360" w:lineRule="auto"/>
+      </w:pPr>
+      <w:r>
         <w:rPr>
           <w:rFonts w:ascii="Times New Roman" w:hAnsi="Times New Roman" w:cs="Times New Roman"/>
           <w:b/>
@@ -2550,17 +1976,6 @@
           <w:sz w:val="24"/>
           <w:szCs w:val="24"/>
         </w:rPr>
-      </w:pPr>
-      <w:r>
-        <w:rPr>
-          <w:rFonts w:ascii="Times New Roman" w:hAnsi="Times New Roman" w:cs="Times New Roman"/>
-          <w:b/>
-          <w:bCs/>
-          <w:i/>
-          <w:iCs/>
-          <w:sz w:val="24"/>
-          <w:szCs w:val="24"/>
-        </w:rPr>
         <w:t>4.1 Data characteristics and exploratory analysis</w:t>
       </w:r>
     </w:p>
@@ -2628,7 +2043,65 @@
           <w:szCs w:val="24"/>
           <w:lang w:val="en-US"/>
         </w:rPr>
-        <w:t xml:space="preserve">When we separated inpatient and outpatient claims, their distributions differed in both shape and scale. Inpatient claims exhibited higher median payments and a broader spread, while outpatient payments were generally smaller but more numerous. For inpatient claims, length of stay also </w:t>
+        <w:t>When we separated inpatient and outpatient claims, their distributions differed in both shape and scale. Inpatient claims exhibited higher median payments and a broader spread, while outpatient payments were generally smaller but more numerous. For inpatient claims, length of stay also showed a skewed distribution, with many short stays and a smaller number of extended hospitalizations. Figure 2 compares inpatient and outpatient claims in terms of reimbursed amount and, for inpatient claims, length of stay. These plots confirm that inpatient services are costlier and more variable, while outpatient services drive volume.</w:t>
+      </w:r>
+    </w:p>
+    <w:p>
+      <w:pPr>
+        <w:spacing w:after="240" w:line="360" w:lineRule="auto"/>
+        <w:rPr>
+          <w:rFonts w:ascii="Times New Roman" w:eastAsia="Times New Roman" w:hAnsi="Times New Roman" w:cs="Times New Roman"/>
+          <w:sz w:val="24"/>
+          <w:szCs w:val="24"/>
+          <w:lang w:val="en-US"/>
+        </w:rPr>
+      </w:pPr>
+      <w:r>
+        <w:rPr>
+          <w:rFonts w:ascii="Times New Roman" w:eastAsia="Times New Roman" w:hAnsi="Times New Roman" w:cs="Times New Roman"/>
+          <w:sz w:val="24"/>
+          <w:szCs w:val="24"/>
+          <w:lang w:val="en-US"/>
+        </w:rPr>
+        <w:t>To quantify the extremity of high-cost claims, we applied interquartile-range and median absolute deviation rules to payment variables. This identified a relatively small set of claims as potential outliers under standard boxplot or robust z-score thresholds. Rather than removing these observations, we retained them, because they are precisely the types of claims that may correspond to fraud, abuse, or atypical clinical circumstances. We also examined missing values after our cleaning procedures and found that key modelling variables, such as reimbursed amount and claim identifiers, had essentially no remaining missingness.</w:t>
+      </w:r>
+    </w:p>
+    <w:p>
+      <w:pPr>
+        <w:spacing w:after="240" w:line="360" w:lineRule="auto"/>
+        <w:rPr>
+          <w:rFonts w:ascii="Times New Roman" w:eastAsia="Times New Roman" w:hAnsi="Times New Roman" w:cs="Times New Roman"/>
+          <w:sz w:val="24"/>
+          <w:szCs w:val="24"/>
+          <w:lang w:val="en-US"/>
+        </w:rPr>
+      </w:pPr>
+      <w:r>
+        <w:rPr>
+          <w:rFonts w:ascii="Times New Roman" w:eastAsia="Times New Roman" w:hAnsi="Times New Roman" w:cs="Times New Roman"/>
+          <w:sz w:val="24"/>
+          <w:szCs w:val="24"/>
+          <w:lang w:val="en-US"/>
+        </w:rPr>
+        <w:t xml:space="preserve">At the provider level, we summarized annual activity metrics including total reimbursement, total claims, and unique beneficiaries. A small subset of providers exhibited unusually high volumes of reimbursement, suggestive of behavior that </w:t>
+      </w:r>
+      <w:r>
+        <w:rPr>
+          <w:rFonts w:ascii="Times New Roman" w:eastAsia="Times New Roman" w:hAnsi="Times New Roman" w:cs="Times New Roman"/>
+          <w:sz w:val="24"/>
+          <w:szCs w:val="24"/>
+          <w:lang w:val="en-US"/>
+        </w:rPr>
+        <w:t>needs</w:t>
+      </w:r>
+      <w:r>
+        <w:rPr>
+          <w:rFonts w:ascii="Times New Roman" w:eastAsia="Times New Roman" w:hAnsi="Times New Roman" w:cs="Times New Roman"/>
+          <w:sz w:val="24"/>
+          <w:szCs w:val="24"/>
+          <w:lang w:val="en-US"/>
+        </w:rPr>
+        <w:t xml:space="preserve"> closer inspection. To understand redundancy among provider features, we computed pairwise correlations and examined a clustered correlation heatmap (Figure 3). Several variables were highly correlated, particularly overlapping counts and reimbursement totals over different time windows. Based on this analysis and variance inflation factor calculations, we removed strongly collinear variables and retained a </w:t>
       </w:r>
       <w:r>
         <w:rPr>
@@ -2638,101 +2111,7 @@
           <w:lang w:val="en-US"/>
         </w:rPr>
         <w:lastRenderedPageBreak/>
-        <w:t>showed a skewed distribution, with many short stays and a smaller number of extended hospitalizations. Figure 2 compares inpatient and outpatient claims in terms of reimbursed amount and, for inpatient claims, length of stay. These plots confirm that inpatient services are costlier and more variable, while outpatient services drive volume.</w:t>
-      </w:r>
-    </w:p>
-    <w:p>
-      <w:pPr>
-        <w:spacing w:after="240" w:line="360" w:lineRule="auto"/>
-        <w:rPr>
-          <w:rFonts w:ascii="Times New Roman" w:eastAsia="Times New Roman" w:hAnsi="Times New Roman" w:cs="Times New Roman"/>
-          <w:sz w:val="24"/>
-          <w:szCs w:val="24"/>
-          <w:lang w:val="en-US"/>
-        </w:rPr>
-      </w:pPr>
-      <w:r>
-        <w:rPr>
-          <w:rFonts w:ascii="Times New Roman" w:eastAsia="Times New Roman" w:hAnsi="Times New Roman" w:cs="Times New Roman"/>
-          <w:sz w:val="24"/>
-          <w:szCs w:val="24"/>
-          <w:lang w:val="en-US"/>
-        </w:rPr>
-        <w:t>To quantify the extremity of high-cost claims, we applied interquartile-range and median absolute deviation rules to payment variables. This identified a relatively small set of claims as potential outliers under standard boxplot or robust z-score thresholds. Rather than removing these observations, we retained them, because they are precisely the types of claims that may correspond to fraud, abuse, or atypical clinical circumstances. We also examined missing values after our cleaning procedures and found that key modelling variables, such as reimbursed amount and claim identifiers, had essentially no remaining missingness.</w:t>
-      </w:r>
-    </w:p>
-    <w:p>
-      <w:pPr>
-        <w:spacing w:after="240" w:line="360" w:lineRule="auto"/>
-        <w:rPr>
-          <w:rFonts w:ascii="Times New Roman" w:eastAsia="Times New Roman" w:hAnsi="Times New Roman" w:cs="Times New Roman"/>
-          <w:sz w:val="24"/>
-          <w:szCs w:val="24"/>
-          <w:lang w:val="en-US"/>
-        </w:rPr>
-      </w:pPr>
-      <w:r>
-        <w:rPr>
-          <w:rFonts w:ascii="Times New Roman" w:eastAsia="Times New Roman" w:hAnsi="Times New Roman" w:cs="Times New Roman"/>
-          <w:sz w:val="24"/>
-          <w:szCs w:val="24"/>
-          <w:lang w:val="en-US"/>
-        </w:rPr>
-        <w:t xml:space="preserve">At the provider level, we summarized annual activity metrics including total reimbursement, total claims, and unique beneficiaries. A small subset of providers exhibited unusually high volumes </w:t>
-      </w:r>
-      <w:r>
-        <w:rPr>
-          <w:rFonts w:ascii="Times New Roman" w:eastAsia="Times New Roman" w:hAnsi="Times New Roman" w:cs="Times New Roman"/>
-          <w:sz w:val="24"/>
-          <w:szCs w:val="24"/>
-          <w:lang w:val="en-US"/>
-        </w:rPr>
-        <w:t>of</w:t>
-      </w:r>
-      <w:r>
-        <w:rPr>
-          <w:rFonts w:ascii="Times New Roman" w:eastAsia="Times New Roman" w:hAnsi="Times New Roman" w:cs="Times New Roman"/>
-          <w:sz w:val="24"/>
-          <w:szCs w:val="24"/>
-          <w:lang w:val="en-US"/>
-        </w:rPr>
-        <w:t xml:space="preserve"> reimbursement, suggestive of </w:t>
-      </w:r>
-      <w:r>
-        <w:rPr>
-          <w:rFonts w:ascii="Times New Roman" w:eastAsia="Times New Roman" w:hAnsi="Times New Roman" w:cs="Times New Roman"/>
-          <w:sz w:val="24"/>
-          <w:szCs w:val="24"/>
-          <w:lang w:val="en-US"/>
-        </w:rPr>
-        <w:t>behavior</w:t>
-      </w:r>
-      <w:r>
-        <w:rPr>
-          <w:rFonts w:ascii="Times New Roman" w:eastAsia="Times New Roman" w:hAnsi="Times New Roman" w:cs="Times New Roman"/>
-          <w:sz w:val="24"/>
-          <w:szCs w:val="24"/>
-          <w:lang w:val="en-US"/>
-        </w:rPr>
-        <w:t xml:space="preserve"> that </w:t>
-      </w:r>
-      <w:r>
-        <w:rPr>
-          <w:rFonts w:ascii="Times New Roman" w:eastAsia="Times New Roman" w:hAnsi="Times New Roman" w:cs="Times New Roman"/>
-          <w:sz w:val="24"/>
-          <w:szCs w:val="24"/>
-          <w:lang w:val="en-US"/>
-        </w:rPr>
-        <w:t>needs</w:t>
-      </w:r>
-      <w:r>
-        <w:rPr>
-          <w:rFonts w:ascii="Times New Roman" w:eastAsia="Times New Roman" w:hAnsi="Times New Roman" w:cs="Times New Roman"/>
-          <w:sz w:val="24"/>
-          <w:szCs w:val="24"/>
-          <w:lang w:val="en-US"/>
-        </w:rPr>
-        <w:t xml:space="preserve"> closer inspection. To understand redundancy among provider features, we computed pairwise correlations and examined a clustered correlation heatmap (Figure 3). Several variables were highly correlated, particularly overlapping counts and reimbursement totals over different time windows. Based on this analysis and variance inflation factor calculations, we removed strongly collinear variables and retained a compact set of interpretable features, including recent claim volume, annual reimbursement, unique beneficiary counts, peer-normalized inpatient and outpatient z-scores, and rule-based counts for duplicate and overcharge events. This reduced feature set was used in the subsequent unsupervised and supervised analyses.</w:t>
+        <w:t>compact set of interpretable features, including recent claim volume, annual reimbursement, unique beneficiary counts, peer-normalized inpatient and outpatient z-scores, and rule-based counts for duplicate and overcharge events. This reduced feature set was used in the subsequent unsupervised and supervised analyses.</w:t>
       </w:r>
     </w:p>
     <w:p>
@@ -2754,7 +2133,6 @@
           <w:szCs w:val="24"/>
           <w:lang w:val="en-US"/>
         </w:rPr>
-        <w:lastRenderedPageBreak/>
         <w:drawing>
           <wp:inline distT="0" distB="0" distL="0" distR="0" wp14:anchorId="7DB9F5ED" wp14:editId="5710D1B2">
             <wp:extent cx="4058712" cy="3034061"/>
@@ -2910,6 +2288,7 @@
           <w:szCs w:val="24"/>
           <w:lang w:val="en-US"/>
         </w:rPr>
+        <w:lastRenderedPageBreak/>
         <w:t>Figure 2. Comparison of inpatient and outpatient claim characteristics.</w:t>
       </w:r>
       <w:r>
@@ -2941,7 +2320,6 @@
           <w:szCs w:val="24"/>
           <w:lang w:val="en-US"/>
         </w:rPr>
-        <w:lastRenderedPageBreak/>
         <w:drawing>
           <wp:inline distT="0" distB="0" distL="0" distR="0" wp14:anchorId="1D70C0EB" wp14:editId="2CEB7853">
             <wp:extent cx="4507414" cy="3754252"/>
@@ -3071,25 +2449,7 @@
           <w:szCs w:val="24"/>
           <w:lang w:val="en-US"/>
         </w:rPr>
-        <w:t xml:space="preserve">To explore heterogeneity within fraudulent </w:t>
-      </w:r>
-      <w:r>
-        <w:rPr>
-          <w:rFonts w:ascii="Times New Roman" w:eastAsia="Times New Roman" w:hAnsi="Times New Roman" w:cs="Times New Roman"/>
-          <w:sz w:val="24"/>
-          <w:szCs w:val="24"/>
-          <w:lang w:val="en-US"/>
-        </w:rPr>
-        <w:t>behavior</w:t>
-      </w:r>
-      <w:r>
-        <w:rPr>
-          <w:rFonts w:ascii="Times New Roman" w:eastAsia="Times New Roman" w:hAnsi="Times New Roman" w:cs="Times New Roman"/>
-          <w:sz w:val="24"/>
-          <w:szCs w:val="24"/>
-          <w:lang w:val="en-US"/>
-        </w:rPr>
-        <w:t>, we restricted the claim-level feature table to claims submitted by providers labeled as fraudulent in the training data. This yielded 22640 inpatient and 8408 outpatient fraud-only claims. After standardizing features (amounts, diagnosis/procedure counts, rule flags, and peer-normalized z-scores), we applied the HDBSCAN clustering algorithm separately to the inpatient and outpatient subsets.</w:t>
+        <w:t>To explore heterogeneity within fraudulent behavior, we restricted the claim-level feature table to claims submitted by providers labeled as fraudulent in the training data. This yielded 22640 inpatient and 8408 outpatient fraud-only claims. After standardizing features (amounts, diagnosis/procedure counts, rule flags, and peer-normalized z-scores), we applied the HDBSCAN clustering algorithm separately to the inpatient and outpatient subsets.</w:t>
       </w:r>
     </w:p>
     <w:p>
@@ -3109,35 +2469,8 @@
           <w:szCs w:val="24"/>
           <w:lang w:val="en-US"/>
         </w:rPr>
-        <w:t xml:space="preserve">For inpatient fraud-only claims, HDBSCAN identified several clusters plus a substantial noise set. The density-based clustering validation index (DBCV) was positive but modest, and approximately one-third of inpatient claims were labeled as noise, indicating that not all fraudulent claims fall into well-defined groups. When we projected the standardized inpatient </w:t>
-      </w:r>
-      <w:r>
-        <w:rPr>
-          <w:rFonts w:ascii="Times New Roman" w:eastAsia="Times New Roman" w:hAnsi="Times New Roman" w:cs="Times New Roman"/>
-          <w:sz w:val="24"/>
-          <w:szCs w:val="24"/>
-          <w:lang w:val="en-US"/>
-        </w:rPr>
         <w:lastRenderedPageBreak/>
-        <w:t xml:space="preserve">features into two principal components for visualization, the claims formed a dense band with a few </w:t>
-      </w:r>
-      <w:r>
-        <w:rPr>
-          <w:rFonts w:ascii="Times New Roman" w:eastAsia="Times New Roman" w:hAnsi="Times New Roman" w:cs="Times New Roman"/>
-          <w:sz w:val="24"/>
-          <w:szCs w:val="24"/>
-          <w:lang w:val="en-US"/>
-        </w:rPr>
-        <w:t>separate</w:t>
-      </w:r>
-      <w:r>
-        <w:rPr>
-          <w:rFonts w:ascii="Times New Roman" w:eastAsia="Times New Roman" w:hAnsi="Times New Roman" w:cs="Times New Roman"/>
-          <w:sz w:val="24"/>
-          <w:szCs w:val="24"/>
-          <w:lang w:val="en-US"/>
-        </w:rPr>
-        <w:t xml:space="preserve"> groups corresponding to HDBSCAN clusters (Figure 4). Cluster summary statistics showed both fraudulent inpatient stays with moderate lengths of stay and payments, and a smaller cluster of very high-payment, longer-stay admissions with elevated reimbursement and length-of-stay z-scores and occasional overcharge flags.</w:t>
+        <w:t>For inpatient fraud-only claims, HDBSCAN identified several clusters plus a substantial noise set. The density-based clustering validation index (DBCV) was positive but modest, and approximately one-third of inpatient claims were labeled as noise, indicating that not all fraudulent claims fall into well-defined groups. When we projected the standardized inpatient features into two principal components for visualization, the claims formed a dense band with a few separate groups corresponding to HDBSCAN clusters (Figure 4). Cluster summary statistics showed both fraudulent inpatient stays with moderate lengths of stay and payments, and a smaller cluster of very high-payment, longer-stay admissions with elevated reimbursement and length-of-stay z-scores and occasional overcharge flags.</w:t>
       </w:r>
     </w:p>
     <w:p>
@@ -3177,25 +2510,7 @@
           <w:szCs w:val="24"/>
           <w:lang w:val="en-US"/>
         </w:rPr>
-        <w:t xml:space="preserve">To better understand what distinguished these clusters beyond aggregate amounts, we mined association rules on diagnosis and procedure code sets within each cluster. We focused on rules with relatively high support, confidence, and lift, and summarized representative examples in Table 1. For some outpatient clusters, the rules revealed repeated co-occurrence of a small set of diagnosis codes within a cluster that were much less common outside it, consistent with providers repeatedly billing the same limited code combinations. In inpatient clusters, rules highlighted characteristic diagnosis–procedure pairs that tended to appear together in a subset of high-payment claims. Overall, the combination of HDBSCAN and association rule mining provided a compact way to describe different patterns of fraudulent activity at the claim level, which informed both our understanding of provider </w:t>
-      </w:r>
-      <w:r>
-        <w:rPr>
-          <w:rFonts w:ascii="Times New Roman" w:eastAsia="Times New Roman" w:hAnsi="Times New Roman" w:cs="Times New Roman"/>
-          <w:sz w:val="24"/>
-          <w:szCs w:val="24"/>
-          <w:lang w:val="en-US"/>
-        </w:rPr>
-        <w:t>behavior</w:t>
-      </w:r>
-      <w:r>
-        <w:rPr>
-          <w:rFonts w:ascii="Times New Roman" w:eastAsia="Times New Roman" w:hAnsi="Times New Roman" w:cs="Times New Roman"/>
-          <w:sz w:val="24"/>
-          <w:szCs w:val="24"/>
-          <w:lang w:val="en-US"/>
-        </w:rPr>
-        <w:t xml:space="preserve"> and the design of rule-based features used later.</w:t>
+        <w:t>To better understand what distinguished these clusters beyond aggregate amounts, we mined association rules on diagnosis and procedure code sets within each cluster. We focused on rules with relatively high support, confidence, and lift, and summarized representative examples in Table 1. For some outpatient clusters, the rules revealed repeated co-occurrence of a small set of diagnosis codes within a cluster that were much less common outside it, consistent with providers repeatedly billing the same limited code combinations. In inpatient clusters, rules highlighted characteristic diagnosis–procedure pairs that tended to appear together in a subset of high-payment claims. Overall, the combination of HDBSCAN and association rule mining provided a compact way to describe different patterns of fraudulent activity at the claim level, which informed both our understanding of provider behavior and the design of rule-based features used later.</w:t>
       </w:r>
     </w:p>
     <w:p>
@@ -4909,25 +4224,7 @@
           <w:szCs w:val="24"/>
           <w:lang w:val="en-US"/>
         </w:rPr>
-        <w:t xml:space="preserve"> and a shallow multilayer perceptron, achieved similar ROC-AUC values but slightly lower PR-AUC or less </w:t>
-      </w:r>
-      <w:r>
-        <w:rPr>
-          <w:rFonts w:ascii="Times New Roman" w:eastAsia="Times New Roman" w:hAnsi="Times New Roman" w:cs="Times New Roman"/>
-          <w:sz w:val="24"/>
-          <w:szCs w:val="24"/>
-          <w:lang w:val="en-US"/>
-        </w:rPr>
-        <w:t>favorable</w:t>
-      </w:r>
-      <w:r>
-        <w:rPr>
-          <w:rFonts w:ascii="Times New Roman" w:eastAsia="Times New Roman" w:hAnsi="Times New Roman" w:cs="Times New Roman"/>
-          <w:sz w:val="24"/>
-          <w:szCs w:val="24"/>
-          <w:lang w:val="en-US"/>
-        </w:rPr>
-        <w:t xml:space="preserve"> precision–recall trade-offs at their best F1 thresholds. In other words, more complex models did not outperform a well-regularized, interpretable linear model on this feature set.</w:t>
+        <w:t xml:space="preserve"> and a shallow multilayer perceptron, achieved similar ROC-AUC values but slightly lower PR-AUC or less favorable precision–recall trade-offs at their best F1 thresholds. In other words, more complex models did not outperform a well-regularized, interpretable linear model on this feature set.</w:t>
       </w:r>
     </w:p>
     <w:p>
@@ -4947,25 +4244,7 @@
           <w:szCs w:val="24"/>
           <w:lang w:val="en-US"/>
         </w:rPr>
-        <w:t xml:space="preserve">We examined the distribution of logistic regression fraud risk scores across providers (Figure 6). Non-fraudulent providers tended to receive scores near zero, while fraudulent providers showed a broader distribution skewed toward higher scores. The chosen decision threshold separates a small subset of high-risk providers with elevated scores from a large majority with low scores. Among the highest-scoring providers, we observed elevated annual reimbursement, higher claim volumes, higher peer-normalized inpatient or outpatient z-scores, and increased counts of duplicate or overcharge flags, consistent with the design of our features. These risk scores were subsequently applied to the unlabeled test providers to produce fraud risk </w:t>
-      </w:r>
-      <w:r>
-        <w:rPr>
-          <w:rFonts w:ascii="Times New Roman" w:eastAsia="Times New Roman" w:hAnsi="Times New Roman" w:cs="Times New Roman"/>
-          <w:sz w:val="24"/>
-          <w:szCs w:val="24"/>
-          <w:lang w:val="en-US"/>
-        </w:rPr>
-        <w:t>predictions and</w:t>
-      </w:r>
-      <w:r>
-        <w:rPr>
-          <w:rFonts w:ascii="Times New Roman" w:eastAsia="Times New Roman" w:hAnsi="Times New Roman" w:cs="Times New Roman"/>
-          <w:sz w:val="24"/>
-          <w:szCs w:val="24"/>
-          <w:lang w:val="en-US"/>
-        </w:rPr>
-        <w:t xml:space="preserve"> were also used to define the high-risk provider universe for clustering in Section 4.4.</w:t>
+        <w:t>We examined the distribution of logistic regression fraud risk scores across providers (Figure 6). Non-fraudulent providers tended to receive scores near zero, while fraudulent providers showed a broader distribution skewed toward higher scores. The chosen decision threshold separates a small subset of high-risk providers with elevated scores from a large majority with low scores. Among the highest-scoring providers, we observed elevated annual reimbursement, higher claim volumes, higher peer-normalized inpatient or outpatient z-scores, and increased counts of duplicate or overcharge flags, consistent with the design of our features. These risk scores were subsequently applied to the unlabeled test providers to produce fraud risk predictions and were also used to define the high-risk provider universe for clustering in Section 4.4.</w:t>
       </w:r>
     </w:p>
     <w:tbl>
@@ -7391,25 +6670,7 @@
           <w:szCs w:val="24"/>
           <w:lang w:val="en-US"/>
         </w:rPr>
-        <w:t xml:space="preserve">This work developed an end-to-end fraud analytics pipeline on Medicare-like claims data that ties together SQL-based feature engineering, unsupervised pattern discovery on fraud-only claims, supervised provider-level classification, and clustering of high-risk providers into fraud-type groups. Conceptually, it sits in the space mapped out by recent surveys and position papers that call for integrated, multi-paradigm approaches to healthcare fraud detection, rather than </w:t>
-      </w:r>
-      <w:r>
-        <w:rPr>
-          <w:rFonts w:ascii="Times New Roman" w:hAnsi="Times New Roman" w:cs="Times New Roman"/>
-          <w:sz w:val="24"/>
-          <w:szCs w:val="24"/>
-          <w:lang w:val="en-US"/>
-        </w:rPr>
-        <w:t>single model</w:t>
-      </w:r>
-      <w:r>
-        <w:rPr>
-          <w:rFonts w:ascii="Times New Roman" w:hAnsi="Times New Roman" w:cs="Times New Roman"/>
-          <w:sz w:val="24"/>
-          <w:szCs w:val="24"/>
-          <w:lang w:val="en-US"/>
-        </w:rPr>
-        <w:t xml:space="preserve"> point solutions [3], [9], [14], [17], [20].</w:t>
+        <w:t>This work developed an end-to-end fraud analytics pipeline on Medicare-like claims data that ties together SQL-based feature engineering, unsupervised pattern discovery on fraud-only claims, supervised provider-level classification, and clustering of high-risk providers into fraud-type groups. Conceptually, it sits in the space mapped out by recent surveys and position papers that call for integrated, multi-paradigm approaches to healthcare fraud detection, rather than single model point solutions [3], [9], [14], [17], [20].</w:t>
       </w:r>
     </w:p>
     <w:p>
@@ -7429,25 +6690,7 @@
           <w:szCs w:val="24"/>
           <w:lang w:val="en-US"/>
         </w:rPr>
-        <w:t xml:space="preserve">On the supervised side, we found that a relatively simple logistic regression model with elastic-net regularization and class-balanced weighting performed competitively with more complex tree-based and neural models. All models achieved high ROC-AUC on the hold-out provider set, but logistic regression offered a </w:t>
-      </w:r>
-      <w:r>
-        <w:rPr>
-          <w:rFonts w:ascii="Times New Roman" w:hAnsi="Times New Roman" w:cs="Times New Roman"/>
-          <w:sz w:val="24"/>
-          <w:szCs w:val="24"/>
-          <w:lang w:val="en-US"/>
-        </w:rPr>
-        <w:t>favorable</w:t>
-      </w:r>
-      <w:r>
-        <w:rPr>
-          <w:rFonts w:ascii="Times New Roman" w:hAnsi="Times New Roman" w:cs="Times New Roman"/>
-          <w:sz w:val="24"/>
-          <w:szCs w:val="24"/>
-          <w:lang w:val="en-US"/>
-        </w:rPr>
-        <w:t xml:space="preserve"> precision–recall trade-off and a PR-AUC around 0.71, while remaining easy to interpret through its coefficients and calibrated risk scores. This aligns with systematic reviews showing that “classical” models (logistic regression, tree ensembles, SVMs) remain strong baselines for healthcare claims fraud when paired with good feature engineering [3], [9], [13], [20], even as optimized deep learning approaches are starting to appear in the literature [8], [16]. Our results reinforce the idea that, in tabular insurance data, carefully designed temporal aggregates, peer-normalized statistics, and rule-based counts can be at least as important as model complexity.</w:t>
+        <w:t>On the supervised side, we found that a relatively simple logistic regression model with elastic-net regularization and class-balanced weighting performed competitively with more complex tree-based and neural models. All models achieved high ROC-AUC on the hold-out provider set, but logistic regression offered a favorable precision–recall trade-off and a PR-AUC around 0.71, while remaining easy to interpret through its coefficients and calibrated risk scores. This aligns with systematic reviews showing that “classical” models (logistic regression, tree ensembles, SVMs) remain strong baselines for healthcare claims fraud when paired with good feature engineering [3], [9], [13], [20], even as optimized deep learning approaches are starting to appear in the literature [8], [16]. Our results reinforce the idea that, in tabular insurance data, carefully designed temporal aggregates, peer-normalized statistics, and rule-based counts can be at least as important as model complexity.</w:t>
       </w:r>
     </w:p>
     <w:p>
@@ -7467,43 +6710,7 @@
           <w:szCs w:val="24"/>
           <w:lang w:val="en-US"/>
         </w:rPr>
-        <w:t xml:space="preserve">Unsupervised and anomaly-detection methods played a complementary role. We applied HDBSCAN to fraud-only inpatient and outpatient claims, then used PCA visualizations and association rule mining on diagnosis–procedure combinations to uncover heterogeneity within fraudulent </w:t>
-      </w:r>
-      <w:r>
-        <w:rPr>
-          <w:rFonts w:ascii="Times New Roman" w:hAnsi="Times New Roman" w:cs="Times New Roman"/>
-          <w:sz w:val="24"/>
-          <w:szCs w:val="24"/>
-          <w:lang w:val="en-US"/>
-        </w:rPr>
-        <w:t>behavior</w:t>
-      </w:r>
-      <w:r>
-        <w:rPr>
-          <w:rFonts w:ascii="Times New Roman" w:hAnsi="Times New Roman" w:cs="Times New Roman"/>
-          <w:sz w:val="24"/>
-          <w:szCs w:val="24"/>
-          <w:lang w:val="en-US"/>
-        </w:rPr>
-        <w:t xml:space="preserve">. This is consistent with a broader trend toward unsupervised or weakly supervised methods for fraud and anomaly detection in health insurance, including clustering and density-based methods [1], [6], [15], [19], explainable unsupervised anomaly detection [2], and multivariate outlier models such as WMTDBC [15]. Our approach is particularly close in spirit to Hamid et al., who </w:t>
-      </w:r>
-      <w:r>
-        <w:rPr>
-          <w:rFonts w:ascii="Times New Roman" w:hAnsi="Times New Roman" w:cs="Times New Roman"/>
-          <w:sz w:val="24"/>
-          <w:szCs w:val="24"/>
-          <w:lang w:val="en-US"/>
-        </w:rPr>
-        <w:t>combines</w:t>
-      </w:r>
-      <w:r>
-        <w:rPr>
-          <w:rFonts w:ascii="Times New Roman" w:hAnsi="Times New Roman" w:cs="Times New Roman"/>
-          <w:sz w:val="24"/>
-          <w:szCs w:val="24"/>
-          <w:lang w:val="en-US"/>
-        </w:rPr>
-        <w:t xml:space="preserve"> association rule mining with unsupervised classifiers on CMS claims to highlight suspicious patterns [5], and to sequence- and pattern-based methods that use frequent subsequences or trajectories to capture complex schemes [12]. Rather than directly labeling claims from these unsupervised models, we use them to describe and differentiate fraud-only clusters, which then inform both interpretation and rule design.</w:t>
+        <w:t>Unsupervised and anomaly-detection methods played a complementary role. We applied HDBSCAN to fraud-only inpatient and outpatient claims, then used PCA visualizations and association rule mining on diagnosis–procedure combinations to uncover heterogeneity within fraudulent behavior. This is consistent with a broader trend toward unsupervised or weakly supervised methods for fraud and anomaly detection in health insurance, including clustering and density-based methods [1], [6], [15], [19], explainable unsupervised anomaly detection [2], and multivariate outlier models such as WMTDBC [15]. Our approach is particularly close in spirit to Hamid et al., who combines association rule mining with unsupervised classifiers on CMS claims to highlight suspicious patterns [5], and to sequence- and pattern-based methods that use frequent subsequences or trajectories to capture complex schemes [12]. Rather than directly labeling claims from these unsupervised models, we use them to describe and differentiate fraud-only clusters, which then inform both interpretation and rule design.</w:t>
       </w:r>
     </w:p>
     <w:p>
@@ -7544,25 +6751,7 @@
           <w:szCs w:val="24"/>
           <w:lang w:val="en-US"/>
         </w:rPr>
-        <w:t xml:space="preserve">The pipeline design itself—built around a SQL feature store with explicit staging, curated, and mart layers—aligns with work advocating for closer integration between data warehousing, SQL-based analytics, and machine learning in fraud detection [11]. By pushing much of the aggregation, normalization, and rule logic into the database, we obtain a transparent and reproducible feature space that can be reused across multiple models and analyses. This is compatible with emerging architectures for real-time or near–real-time analytics that combine data warehouses with cloud-native processing </w:t>
-      </w:r>
-      <w:r>
-        <w:rPr>
-          <w:rFonts w:ascii="Times New Roman" w:hAnsi="Times New Roman" w:cs="Times New Roman"/>
-          <w:sz w:val="24"/>
-          <w:szCs w:val="24"/>
-          <w:lang w:val="en-US"/>
-        </w:rPr>
-        <w:t>engines [7] and</w:t>
-      </w:r>
-      <w:r>
-        <w:rPr>
-          <w:rFonts w:ascii="Times New Roman" w:hAnsi="Times New Roman" w:cs="Times New Roman"/>
-          <w:sz w:val="24"/>
-          <w:szCs w:val="24"/>
-          <w:lang w:val="en-US"/>
-        </w:rPr>
-        <w:t xml:space="preserve"> could in principle be combined with blockchain-based or graph-based infrastructures proposed for secure, auditable fraud detection in health insurance [4], [10], [14].</w:t>
+        <w:t>The pipeline design itself—built around a SQL feature store with explicit staging, curated, and mart layers—aligns with work advocating for closer integration between data warehousing, SQL-based analytics, and machine learning in fraud detection [11]. By pushing much of the aggregation, normalization, and rule logic into the database, we obtain a transparent and reproducible feature space that can be reused across multiple models and analyses. This is compatible with emerging architectures for real-time or near–real-time analytics that combine data warehouses with cloud-native processing engines [7] and could in principle be combined with blockchain-based or graph-based infrastructures proposed for secure, auditable fraud detection in health insurance [4], [10], [14].</w:t>
       </w:r>
     </w:p>
     <w:p>
@@ -7582,25 +6771,7 @@
           <w:szCs w:val="24"/>
           <w:lang w:val="en-US"/>
         </w:rPr>
-        <w:t>Several limitations of our study are important. First, the PotentialFraud label is only a proxy for true fraud status and may reflect partial investigations, automated rules, or historical heuristics, an issue frequently raised in reviews of healthcare fraud data mining [3], [9], [17]. Label noise and incomplete coverage of fraudulent providers can bias both supervised models and the fraud-only subsets used for unsupervised clustering. Second, our analysis is limited to a single Medicare-like dataset in a fixed time window. We did not evaluate temporal drift or generalization to other payer types or national systems, whereas prior studies emphasize the importance of context and local coding practices (for example, in Nigerian health insurance [18]) and call for cross-system validation [14], [17]. Third, our pipeline operates in batch mode; we did not implement real-time scoring, streaming ingestion, or online monitoring for concept drift, which are key elements of “</w:t>
-      </w:r>
-      <w:r>
-        <w:rPr>
-          <w:rFonts w:ascii="Times New Roman" w:hAnsi="Times New Roman" w:cs="Times New Roman"/>
-          <w:sz w:val="24"/>
-          <w:szCs w:val="24"/>
-          <w:lang w:val="en-US"/>
-        </w:rPr>
-        <w:t>next generation</w:t>
-      </w:r>
-      <w:r>
-        <w:rPr>
-          <w:rFonts w:ascii="Times New Roman" w:hAnsi="Times New Roman" w:cs="Times New Roman"/>
-          <w:sz w:val="24"/>
-          <w:szCs w:val="24"/>
-          <w:lang w:val="en-US"/>
-        </w:rPr>
-        <w:t xml:space="preserve">” operational systems [7], [14]. Fourth, while we </w:t>
+        <w:t xml:space="preserve">Several limitations of our study are important. First, the PotentialFraud label is only a proxy for true fraud status and may reflect partial investigations, automated rules, or historical heuristics, an issue frequently raised in reviews of healthcare fraud data mining [3], [9], [17]. Label noise and incomplete coverage of fraudulent providers can bias both supervised models and the fraud-only subsets used for unsupervised clustering. Second, our analysis is limited to a single Medicare-like dataset in a fixed time window. We did not evaluate temporal drift or generalization to other payer types or national systems, whereas prior studies emphasize the importance of context and local coding practices (for example, in Nigerian health insurance [18]) and call for cross-system validation [14], [17]. Third, our pipeline operates in batch mode; we did not implement real-time scoring, streaming ingestion, or online monitoring for concept drift, which are key elements of “next generation” operational systems [7], [14]. Fourth, while we </w:t>
       </w:r>
       <w:r>
         <w:rPr>

--- a/Final Paper/Manuscript.docx
+++ b/Final Paper/Manuscript.docx
@@ -1296,7 +1296,7 @@
     </w:p>
     <w:p>
       <w:pPr>
-        <w:spacing w:line="360" w:lineRule="auto"/>
+        <w:spacing w:after="240" w:line="360" w:lineRule="auto"/>
         <w:rPr>
           <w:rFonts w:ascii="Times New Roman" w:hAnsi="Times New Roman" w:cs="Times New Roman"/>
           <w:sz w:val="24"/>
@@ -1508,141 +1508,18 @@
       <w:pPr>
         <w:spacing w:after="240" w:line="360" w:lineRule="auto"/>
         <w:rPr>
-          <w:rFonts w:ascii="Times New Roman" w:eastAsia="Times New Roman" w:hAnsi="Times New Roman" w:cs="Times New Roman"/>
-          <w:sz w:val="24"/>
-          <w:szCs w:val="24"/>
-          <w:lang w:val="en-US"/>
-        </w:rPr>
-      </w:pPr>
-      <w:r>
-        <w:rPr>
-          <w:rFonts w:ascii="Times New Roman" w:eastAsia="Times New Roman" w:hAnsi="Times New Roman" w:cs="Times New Roman"/>
-          <w:sz w:val="24"/>
-          <w:szCs w:val="24"/>
-          <w:lang w:val="en-US"/>
-        </w:rPr>
-        <w:t xml:space="preserve">To better understand heterogeneity within fraudulent </w:t>
-      </w:r>
-      <w:r>
-        <w:rPr>
-          <w:rFonts w:ascii="Times New Roman" w:eastAsia="Times New Roman" w:hAnsi="Times New Roman" w:cs="Times New Roman"/>
-          <w:sz w:val="24"/>
-          <w:szCs w:val="24"/>
-          <w:lang w:val="en-US"/>
-        </w:rPr>
-        <w:t>behavior</w:t>
-      </w:r>
-      <w:r>
-        <w:rPr>
-          <w:rFonts w:ascii="Times New Roman" w:eastAsia="Times New Roman" w:hAnsi="Times New Roman" w:cs="Times New Roman"/>
-          <w:sz w:val="24"/>
-          <w:szCs w:val="24"/>
-          <w:lang w:val="en-US"/>
-        </w:rPr>
-        <w:t xml:space="preserve"> at the claim level, we performed unsupervised clustering on fraud-only claims. We first identified fraudulent providers using the training label and then extracted all inpatient and outpatient claims associated with those providers, constructing separate fraud-only claim tables for inpatient (</w:t>
-      </w:r>
-      <w:proofErr w:type="spellStart"/>
-      <w:r>
-        <w:rPr>
-          <w:rFonts w:ascii="Times New Roman" w:eastAsia="Times New Roman" w:hAnsi="Times New Roman" w:cs="Times New Roman"/>
-          <w:i/>
-          <w:iCs/>
-          <w:sz w:val="24"/>
-          <w:szCs w:val="24"/>
-          <w:lang w:val="en-US"/>
-        </w:rPr>
-        <w:t>fraud_claims_ip</w:t>
-      </w:r>
-      <w:proofErr w:type="spellEnd"/>
-      <w:r>
-        <w:rPr>
-          <w:rFonts w:ascii="Times New Roman" w:eastAsia="Times New Roman" w:hAnsi="Times New Roman" w:cs="Times New Roman"/>
-          <w:sz w:val="24"/>
-          <w:szCs w:val="24"/>
-          <w:lang w:val="en-US"/>
-        </w:rPr>
-        <w:t>) and outpatient (</w:t>
-      </w:r>
-      <w:proofErr w:type="spellStart"/>
-      <w:r>
-        <w:rPr>
-          <w:rFonts w:ascii="Times New Roman" w:eastAsia="Times New Roman" w:hAnsi="Times New Roman" w:cs="Times New Roman"/>
-          <w:i/>
-          <w:iCs/>
-          <w:sz w:val="24"/>
-          <w:szCs w:val="24"/>
-          <w:lang w:val="en-US"/>
-        </w:rPr>
-        <w:t>fraud_claims_op</w:t>
-      </w:r>
-      <w:proofErr w:type="spellEnd"/>
-      <w:r>
-        <w:rPr>
-          <w:rFonts w:ascii="Times New Roman" w:eastAsia="Times New Roman" w:hAnsi="Times New Roman" w:cs="Times New Roman"/>
-          <w:sz w:val="24"/>
-          <w:szCs w:val="24"/>
-          <w:lang w:val="en-US"/>
-        </w:rPr>
-        <w:t>) services. For each claim we used standardized versions of the engineered features, including reimbursed amount, diagnosis and procedure code counts, claim-level rule flags (duplicate and overcharge indicators), and peer-normalized z-scores. Features were imputed where necessary and scaled to zero mean and unit variance before clustering.</w:t>
-      </w:r>
-    </w:p>
-    <w:p>
-      <w:pPr>
-        <w:spacing w:after="240" w:line="360" w:lineRule="auto"/>
-        <w:rPr>
-          <w:rFonts w:ascii="Times New Roman" w:eastAsia="Times New Roman" w:hAnsi="Times New Roman" w:cs="Times New Roman"/>
-          <w:sz w:val="24"/>
-          <w:szCs w:val="24"/>
-          <w:lang w:val="en-US"/>
-        </w:rPr>
-      </w:pPr>
-      <w:r>
-        <w:rPr>
-          <w:rFonts w:ascii="Times New Roman" w:eastAsia="Times New Roman" w:hAnsi="Times New Roman" w:cs="Times New Roman"/>
-          <w:sz w:val="24"/>
-          <w:szCs w:val="24"/>
-          <w:lang w:val="en-US"/>
-        </w:rPr>
-        <w:t>We applied the HDBSCAN algorithm to these scaled feature sets for inpatient and outpatient claims separately. HDBSCAN was chosen because it can discover clusters of varying size and density and can label points that do not belong to any stable group as noise. We tuned its main parameters, such as minimum cluster size and minimum samples, and assessed clustering quality using internal validation measures and the fraction of claims labeled as noise. To visualize the resulting structure, we projected the standardized claim features into two dimensions using principal component analysis and plotted the claims colored by their HDBSCAN cluster assignments.</w:t>
-      </w:r>
-    </w:p>
-    <w:p>
-      <w:pPr>
-        <w:spacing w:after="240" w:line="360" w:lineRule="auto"/>
-        <w:rPr>
-          <w:rFonts w:ascii="Times New Roman" w:eastAsia="Times New Roman" w:hAnsi="Times New Roman" w:cs="Times New Roman"/>
-          <w:sz w:val="24"/>
-          <w:szCs w:val="24"/>
-          <w:lang w:val="en-US"/>
-        </w:rPr>
-      </w:pPr>
-      <w:r>
-        <w:rPr>
-          <w:rFonts w:ascii="Times New Roman" w:eastAsia="Times New Roman" w:hAnsi="Times New Roman" w:cs="Times New Roman"/>
-          <w:sz w:val="24"/>
-          <w:szCs w:val="24"/>
-          <w:lang w:val="en-US"/>
-        </w:rPr>
-        <w:lastRenderedPageBreak/>
-        <w:t xml:space="preserve">For each claim cluster we computed summary “cluster cards,” describing cluster size, total and median reimbursed amount, typical diagnosis and procedure code multiplicity, and frequencies of duplicate and overcharge flags. We also applied association rule mining within clusters to identify frequent and high-lift combinations of diagnosis and procedure codes. These patterns, together with the cluster summaries, were later used to characterize distinct types of fraudulent claim </w:t>
-      </w:r>
-      <w:r>
-        <w:rPr>
-          <w:rFonts w:ascii="Times New Roman" w:eastAsia="Times New Roman" w:hAnsi="Times New Roman" w:cs="Times New Roman"/>
-          <w:sz w:val="24"/>
-          <w:szCs w:val="24"/>
-          <w:lang w:val="en-US"/>
-        </w:rPr>
-        <w:t>behavior</w:t>
-      </w:r>
-      <w:r>
-        <w:rPr>
-          <w:rFonts w:ascii="Times New Roman" w:eastAsia="Times New Roman" w:hAnsi="Times New Roman" w:cs="Times New Roman"/>
-          <w:sz w:val="24"/>
-          <w:szCs w:val="24"/>
-          <w:lang w:val="en-US"/>
-        </w:rPr>
-        <w:t>.</w:t>
+          <w:rFonts w:ascii="Times New Roman" w:hAnsi="Times New Roman" w:cs="Times New Roman"/>
+          <w:sz w:val="24"/>
+          <w:szCs w:val="24"/>
+        </w:rPr>
+      </w:pPr>
+      <w:r>
+        <w:rPr>
+          <w:rFonts w:ascii="Times New Roman" w:hAnsi="Times New Roman" w:cs="Times New Roman"/>
+          <w:sz w:val="24"/>
+          <w:szCs w:val="24"/>
+        </w:rPr>
+        <w:t>To better understand heterogeneity in fraudulent behavior, we clustered fraud-only claims. We first identified fraudulent providers from the training labels and extracted all associated inpatient and outpatient claims, building separate fraud-only tables. Using standardized engineered features—reimbursed amount, diagnosis and procedure counts, claim-level rule flags (duplicate and overcharge), and peer-normalized z-scores—we imputed missing values, scaled features, and applied HDBSCAN separately to inpatient and outpatient claims, choosing it for its ability to find clusters of varying size and density while treating atypical claims as noise. We tuned minimum cluster size and minimum samples, evaluated clustering quality with internal metrics and the noise fraction, and visualized structure via PCA projections colored by HDBSCAN cluster assignments. For each cluster, we produced “cluster cards” summarizing size, reimbursement levels, diagnosis/procedure multiplicity, and frequencies of rule flags, and we ran association rule mining within clusters to find frequent, high-lift diagnosis–procedure combinations, using these summaries and patterns to characterize distinct types of fraudulent claim behavior.</w:t>
       </w:r>
     </w:p>
     <w:p>
@@ -1675,172 +1552,55 @@
       <w:pPr>
         <w:spacing w:after="240" w:line="360" w:lineRule="auto"/>
         <w:rPr>
-          <w:rFonts w:ascii="Times New Roman" w:eastAsia="Times New Roman" w:hAnsi="Times New Roman" w:cs="Times New Roman"/>
-          <w:sz w:val="24"/>
-          <w:szCs w:val="24"/>
-          <w:lang w:val="en-US"/>
-        </w:rPr>
-      </w:pPr>
-      <w:r>
-        <w:rPr>
-          <w:rFonts w:ascii="Times New Roman" w:eastAsia="Times New Roman" w:hAnsi="Times New Roman" w:cs="Times New Roman"/>
-          <w:sz w:val="24"/>
-          <w:szCs w:val="24"/>
-          <w:lang w:val="en-US"/>
-        </w:rPr>
-        <w:t>Supervised learning was used to predict whether a provider is fraudulent based on aggregated claims features. We restricted modelling to the labeled training providers and performed a stratified 70/30 split at the provider level, preserving the original fraud to non-fraud ratio. All provider-level features described in Section 3.3 were extracted from the feature store and merged with the binary label (</w:t>
-      </w:r>
-      <w:r>
-        <w:rPr>
-          <w:rFonts w:ascii="Times New Roman" w:eastAsia="Times New Roman" w:hAnsi="Times New Roman" w:cs="Times New Roman"/>
-          <w:i/>
-          <w:iCs/>
-          <w:sz w:val="24"/>
-          <w:szCs w:val="24"/>
-          <w:lang w:val="en-US"/>
-        </w:rPr>
-        <w:t>label_provider_fraud_1_0</w:t>
-      </w:r>
-      <w:r>
-        <w:rPr>
-          <w:rFonts w:ascii="Times New Roman" w:eastAsia="Times New Roman" w:hAnsi="Times New Roman" w:cs="Times New Roman"/>
-          <w:sz w:val="24"/>
-          <w:szCs w:val="24"/>
-          <w:lang w:val="en-US"/>
-        </w:rPr>
-        <w:t>). Continuous features were standardized using the mean and standard deviation computed from the training portion only; these transformations were then applied unchanged to the hold-out and test providers.</w:t>
-      </w:r>
-    </w:p>
-    <w:p>
-      <w:pPr>
-        <w:spacing w:after="240" w:line="360" w:lineRule="auto"/>
-        <w:rPr>
-          <w:rFonts w:ascii="Times New Roman" w:eastAsia="Times New Roman" w:hAnsi="Times New Roman" w:cs="Times New Roman"/>
-          <w:sz w:val="24"/>
-          <w:szCs w:val="24"/>
-          <w:lang w:val="en-US"/>
-        </w:rPr>
-      </w:pPr>
-      <w:r>
-        <w:rPr>
-          <w:rFonts w:ascii="Times New Roman" w:eastAsia="Times New Roman" w:hAnsi="Times New Roman" w:cs="Times New Roman"/>
-          <w:sz w:val="24"/>
-          <w:szCs w:val="24"/>
-          <w:lang w:val="en-US"/>
-        </w:rPr>
-        <w:t>We compared several classification algorithms implemented using the same feature set for all models. The models included logistic regression with elastic-net regularization, Random Forests, Extremely Randomized Trees, gradient boosting methods (</w:t>
+          <w:rFonts w:ascii="Times New Roman" w:hAnsi="Times New Roman" w:cs="Times New Roman"/>
+          <w:sz w:val="24"/>
+          <w:szCs w:val="24"/>
+        </w:rPr>
+      </w:pPr>
+      <w:r>
+        <w:rPr>
+          <w:rFonts w:ascii="Times New Roman" w:hAnsi="Times New Roman" w:cs="Times New Roman"/>
+          <w:sz w:val="24"/>
+          <w:szCs w:val="24"/>
+        </w:rPr>
+        <w:lastRenderedPageBreak/>
+        <w:t xml:space="preserve">We used supervised learning to predict whether a provider is fraudulent based on aggregated claims features. Modelling was restricted to labeled training providers, with a stratified 70/30 provider-level split that preserved the fraud/non-fraud ratio. All provider-level features from the feature store were merged with the binary fraud label, and continuous variables were standardized using statistics from the training subset, then applied unchanged to the hold-out set. We compared multiple classifiers on the same feature set—logistic regression with elastic-net regularization, Random Forests, Extremely Randomized Trees, </w:t>
       </w:r>
       <w:proofErr w:type="spellStart"/>
       <w:r>
         <w:rPr>
-          <w:rFonts w:ascii="Times New Roman" w:eastAsia="Times New Roman" w:hAnsi="Times New Roman" w:cs="Times New Roman"/>
-          <w:sz w:val="24"/>
-          <w:szCs w:val="24"/>
-          <w:lang w:val="en-US"/>
+          <w:rFonts w:ascii="Times New Roman" w:hAnsi="Times New Roman" w:cs="Times New Roman"/>
+          <w:sz w:val="24"/>
+          <w:szCs w:val="24"/>
         </w:rPr>
         <w:t>LightGBM</w:t>
       </w:r>
       <w:proofErr w:type="spellEnd"/>
       <w:r>
         <w:rPr>
-          <w:rFonts w:ascii="Times New Roman" w:eastAsia="Times New Roman" w:hAnsi="Times New Roman" w:cs="Times New Roman"/>
-          <w:sz w:val="24"/>
-          <w:szCs w:val="24"/>
-          <w:lang w:val="en-US"/>
-        </w:rPr>
-        <w:t xml:space="preserve"> and XGBoost)</w:t>
-      </w:r>
-      <w:r>
-        <w:rPr>
-          <w:rFonts w:ascii="Times New Roman" w:eastAsia="Times New Roman" w:hAnsi="Times New Roman" w:cs="Times New Roman"/>
-          <w:sz w:val="24"/>
-          <w:szCs w:val="24"/>
-          <w:lang w:val="en-US"/>
-        </w:rPr>
-        <w:t xml:space="preserve"> ,and </w:t>
+          <w:rFonts w:ascii="Times New Roman" w:hAnsi="Times New Roman" w:cs="Times New Roman"/>
+          <w:sz w:val="24"/>
+          <w:szCs w:val="24"/>
+        </w:rPr>
+        <w:t xml:space="preserve">, XGBoost, and </w:t>
       </w:r>
       <w:proofErr w:type="spellStart"/>
       <w:r>
         <w:rPr>
-          <w:rFonts w:ascii="Times New Roman" w:eastAsia="Times New Roman" w:hAnsi="Times New Roman" w:cs="Times New Roman"/>
-          <w:sz w:val="24"/>
-          <w:szCs w:val="24"/>
-          <w:lang w:val="en-US"/>
+          <w:rFonts w:ascii="Times New Roman" w:hAnsi="Times New Roman" w:cs="Times New Roman"/>
+          <w:sz w:val="24"/>
+          <w:szCs w:val="24"/>
         </w:rPr>
         <w:t>CatBoost</w:t>
       </w:r>
       <w:proofErr w:type="spellEnd"/>
       <w:r>
         <w:rPr>
-          <w:rFonts w:ascii="Times New Roman" w:eastAsia="Times New Roman" w:hAnsi="Times New Roman" w:cs="Times New Roman"/>
-          <w:sz w:val="24"/>
-          <w:szCs w:val="24"/>
-          <w:lang w:val="en-US"/>
-        </w:rPr>
-        <w:t xml:space="preserve">. Because fraudulent providers were much less frequent than non-fraudulent ones, we used class weighting and imbalance-aware parameters where available (for example, </w:t>
-      </w:r>
-      <w:proofErr w:type="spellStart"/>
-      <w:r>
-        <w:rPr>
-          <w:rFonts w:ascii="Times New Roman" w:eastAsia="Times New Roman" w:hAnsi="Times New Roman" w:cs="Times New Roman"/>
-          <w:i/>
-          <w:iCs/>
-          <w:sz w:val="24"/>
-          <w:szCs w:val="24"/>
-          <w:lang w:val="en-US"/>
-        </w:rPr>
-        <w:t>class_weight</w:t>
-      </w:r>
-      <w:proofErr w:type="spellEnd"/>
-      <w:r>
-        <w:rPr>
-          <w:rFonts w:ascii="Times New Roman" w:eastAsia="Times New Roman" w:hAnsi="Times New Roman" w:cs="Times New Roman"/>
-          <w:i/>
-          <w:iCs/>
-          <w:sz w:val="24"/>
-          <w:szCs w:val="24"/>
-          <w:lang w:val="en-US"/>
-        </w:rPr>
-        <w:t>="balanced"</w:t>
-      </w:r>
-      <w:r>
-        <w:rPr>
-          <w:rFonts w:ascii="Times New Roman" w:eastAsia="Times New Roman" w:hAnsi="Times New Roman" w:cs="Times New Roman"/>
-          <w:sz w:val="24"/>
-          <w:szCs w:val="24"/>
-          <w:lang w:val="en-US"/>
-        </w:rPr>
-        <w:t xml:space="preserve"> for logistic regression and appropriate positive class weights for tree-based methods).</w:t>
-      </w:r>
-    </w:p>
-    <w:p>
-      <w:pPr>
-        <w:spacing w:after="240" w:line="360" w:lineRule="auto"/>
-        <w:rPr>
-          <w:rFonts w:ascii="Times New Roman" w:eastAsia="Times New Roman" w:hAnsi="Times New Roman" w:cs="Times New Roman"/>
-          <w:sz w:val="24"/>
-          <w:szCs w:val="24"/>
-          <w:lang w:val="en-US"/>
-        </w:rPr>
-      </w:pPr>
-      <w:r>
-        <w:rPr>
-          <w:rFonts w:ascii="Times New Roman" w:eastAsia="Times New Roman" w:hAnsi="Times New Roman" w:cs="Times New Roman"/>
-          <w:sz w:val="24"/>
-          <w:szCs w:val="24"/>
-          <w:lang w:val="en-US"/>
-        </w:rPr>
-        <w:t>Hyperparameters for each model were tuned by randomized search with five-fold cross-validation on the 70% training subset. We used area under the precision–recall curve (PR-AUC) as the primary model selection metric, as it is more informative than ROC-AUC when the positive class is rare. For each trained model we then evaluated performance on the 30% hold-out set, computing accuracy, precision, recall, F1-score, PR-AUC, and ROC-AUC. Rather than fixing a probability threshold at 0.5, we traced the precision–recall curve on the hold-out set and selected, for each model, the threshold that maximized F1. Logistic regression with elastic-net regularization and class-balanced weighting emerged as the primary model due to its strong PR-</w:t>
-      </w:r>
-      <w:r>
-        <w:rPr>
-          <w:rFonts w:ascii="Times New Roman" w:eastAsia="Times New Roman" w:hAnsi="Times New Roman" w:cs="Times New Roman"/>
-          <w:sz w:val="24"/>
-          <w:szCs w:val="24"/>
-          <w:lang w:val="en-US"/>
-        </w:rPr>
-        <w:lastRenderedPageBreak/>
-        <w:t>AUC, competitive F1-score, and straightforward interpretability via its coefficients. Tree-based models served as additional baselines and helped confirm that performance gains mainly came from the engineered features rather than from more complex architectures.</w:t>
+          <w:rFonts w:ascii="Times New Roman" w:hAnsi="Times New Roman" w:cs="Times New Roman"/>
+          <w:sz w:val="24"/>
+          <w:szCs w:val="24"/>
+        </w:rPr>
+        <w:t>—using class weighting or imbalance-aware parameters to address the rarity of fraudulent providers. Hyperparameters were tuned via randomized search with five-fold cross-validation, optimizing area under the precision–recall curve (PR-AUC), and final models were evaluated on the 30% hold-out set using accuracy, precision, recall, F1, PR-AUC, and ROC-AUC. Instead of fixing a 0.5 cutoff, we chose the probability threshold that maximized F1 on the hold-out precision–recall curve. Logistic regression with elastic-net and class-balanced weighting emerged as the primary model, offering strong PR-AUC, competitive F1, and interpretable coefficients, while tree-based models served as baselines that confirmed most performance gains came from the engineered features rather than model complexity.</w:t>
       </w:r>
     </w:p>
     <w:p>
@@ -1871,63 +1631,40 @@
     </w:p>
     <w:p>
       <w:pPr>
-        <w:spacing w:after="240" w:line="360" w:lineRule="auto"/>
-        <w:rPr>
-          <w:rFonts w:ascii="Times New Roman" w:eastAsia="Times New Roman" w:hAnsi="Times New Roman" w:cs="Times New Roman"/>
-          <w:sz w:val="24"/>
-          <w:szCs w:val="24"/>
-          <w:lang w:val="en-US"/>
-        </w:rPr>
-      </w:pPr>
-      <w:r>
-        <w:rPr>
-          <w:rFonts w:ascii="Times New Roman" w:eastAsia="Times New Roman" w:hAnsi="Times New Roman" w:cs="Times New Roman"/>
-          <w:sz w:val="24"/>
-          <w:szCs w:val="24"/>
-          <w:lang w:val="en-US"/>
-        </w:rPr>
-        <w:t>In addition to predicting whether a provider is fraudulent, we sought to characterize types of fraudulent behavior among high-risk providers. To do this, we constructed a high-risk provider universe by combining all training providers labeled as fraudulent with test providers whose logistic regression fraud score exceeded a high threshold. This yielded a set of providers that either were known frauds in the training data or were scored as strongly suspicious in the unseen test set. For each of these providers we extracted the same standardized features used in the supervised models, including total reimbursement, claim volumes over different windows, counts of unique beneficiaries, peer-normalized inpatient and outpatient z-scores, and aggregated rule counts for duplicates, upcoding, and overcharging.</w:t>
-      </w:r>
-    </w:p>
-    <w:p>
-      <w:pPr>
-        <w:spacing w:after="240" w:line="360" w:lineRule="auto"/>
-        <w:rPr>
-          <w:rFonts w:ascii="Times New Roman" w:eastAsia="Times New Roman" w:hAnsi="Times New Roman" w:cs="Times New Roman"/>
-          <w:sz w:val="24"/>
-          <w:szCs w:val="24"/>
-          <w:lang w:val="en-US"/>
-        </w:rPr>
-      </w:pPr>
-      <w:r>
-        <w:rPr>
-          <w:rFonts w:ascii="Times New Roman" w:eastAsia="Times New Roman" w:hAnsi="Times New Roman" w:cs="Times New Roman"/>
-          <w:sz w:val="24"/>
-          <w:szCs w:val="24"/>
-          <w:lang w:val="en-US"/>
-        </w:rPr>
-        <w:t>We then applied the HDBSCAN clustering algorithm to this high-risk provider set. HDBSCAN was chosen because it can discover clusters of varying size and density without requiring the number of clusters to be specified in advance, and it can label providers that do not belong to any stable group as noise. We used Euclidean distance on standardized features, with a minimum cluster size of 10 providers and a small minimum samples parameter, after confirming that these settings produced several meaningful clusters and a reasonable fraction of noise points. To visualize the structure of the high-risk provider space, we performed principal component analysis on the standardized features and plotted the first two components, coloring providers by HDBSCAN cluster label and marking noise providers in grey.</w:t>
-      </w:r>
-    </w:p>
-    <w:p>
-      <w:pPr>
-        <w:spacing w:after="240" w:line="360" w:lineRule="auto"/>
-        <w:rPr>
-          <w:rFonts w:ascii="Times New Roman" w:eastAsia="Times New Roman" w:hAnsi="Times New Roman" w:cs="Times New Roman"/>
-          <w:sz w:val="24"/>
-          <w:szCs w:val="24"/>
-          <w:lang w:val="en-US"/>
-        </w:rPr>
-      </w:pPr>
-      <w:r>
-        <w:rPr>
-          <w:rFonts w:ascii="Times New Roman" w:eastAsia="Times New Roman" w:hAnsi="Times New Roman" w:cs="Times New Roman"/>
-          <w:sz w:val="24"/>
-          <w:szCs w:val="24"/>
-          <w:lang w:val="en-US"/>
-        </w:rPr>
-        <w:t>Finally, we summarized each provider cluster using “cluster cards” that report the number of providers, the mix of labeled versus high-scored test providers, and the medians of key utilization, payment, and rule-based features. These summaries are later used to interpret each cluster as a distinct fraud-type archetype, such as high-revenue inpatient overchargers, high-volume outpatient overbillers, or providers characterized by frequent duplicates and overcharge flags.</w:t>
-      </w:r>
+        <w:spacing w:line="360" w:lineRule="auto"/>
+        <w:rPr>
+          <w:rFonts w:ascii="Times New Roman" w:hAnsi="Times New Roman" w:cs="Times New Roman"/>
+          <w:sz w:val="24"/>
+          <w:szCs w:val="24"/>
+        </w:rPr>
+      </w:pPr>
+      <w:r>
+        <w:rPr>
+          <w:rFonts w:ascii="Times New Roman" w:hAnsi="Times New Roman" w:cs="Times New Roman"/>
+          <w:sz w:val="24"/>
+          <w:szCs w:val="24"/>
+        </w:rPr>
+        <w:t>Beyond predicting whether a provider is fraudulent, we also aimed to characterize distinct fraud patterns among high-risk providers. We defined a high-risk universe by combining all labeled fraudulent training providers with test providers whose logistic regression fraud scores exceeded a high threshold, then extracted the same standardized provider features used in supervised modeling, including reimbursement levels, claim volumes over multiple windows, unique beneficiary counts, peer-normalized inpatient and outpatient z-scores, and aggregated rule counts for duplicates, upcoding, and overcharging. On this set we applied HDBSCAN, chosen for its ability to find clusters of varying size and density without pre-specifying the number of clusters and to label atypical providers as noise; we used Euclidean distance on standardized features with a minimum cluster size of 10 and a small minimum samples value, yielding several coherent clusters and a reasonable noise fraction. To explore structure, we projected providers into two principal components and colored points by HDBSCAN cluster label, with noise in grey. For each cluster, we produced “cluster cards” summarizing provider counts, the mix of labeled versus high-scored test providers, and medians of key utilization, payment, and rule-</w:t>
+      </w:r>
+      <w:r>
+        <w:rPr>
+          <w:rFonts w:ascii="Times New Roman" w:hAnsi="Times New Roman" w:cs="Times New Roman"/>
+          <w:sz w:val="24"/>
+          <w:szCs w:val="24"/>
+        </w:rPr>
+        <w:lastRenderedPageBreak/>
+        <w:t>based features, allowing us to interpret clusters as fraud-type archetypes (e.g., high-revenue inpatient overchargers or high-volume outpatient overbillers).</w:t>
+      </w:r>
+    </w:p>
+    <w:p>
+      <w:pPr>
+        <w:spacing w:line="360" w:lineRule="auto"/>
+        <w:rPr>
+          <w:rFonts w:ascii="Times New Roman" w:hAnsi="Times New Roman" w:cs="Times New Roman"/>
+          <w:sz w:val="24"/>
+          <w:szCs w:val="24"/>
+        </w:rPr>
+      </w:pPr>
     </w:p>
     <w:p>
       <w:pPr>
@@ -1949,7 +1686,6 @@
           <w:sz w:val="28"/>
           <w:szCs w:val="28"/>
         </w:rPr>
-        <w:lastRenderedPageBreak/>
         <w:t>4. Results</w:t>
       </w:r>
     </w:p>
@@ -1981,137 +1717,20 @@
     </w:p>
     <w:p>
       <w:pPr>
-        <w:spacing w:after="240" w:line="360" w:lineRule="auto"/>
-        <w:rPr>
-          <w:rFonts w:ascii="Times New Roman" w:eastAsia="Times New Roman" w:hAnsi="Times New Roman" w:cs="Times New Roman"/>
-          <w:sz w:val="24"/>
-          <w:szCs w:val="24"/>
-          <w:lang w:val="en-US"/>
-        </w:rPr>
-      </w:pPr>
-      <w:r>
-        <w:rPr>
-          <w:rFonts w:ascii="Times New Roman" w:eastAsia="Times New Roman" w:hAnsi="Times New Roman" w:cs="Times New Roman"/>
-          <w:sz w:val="24"/>
-          <w:szCs w:val="24"/>
-          <w:lang w:val="en-US"/>
-        </w:rPr>
-        <w:t xml:space="preserve">The training data contained 40474 inpatient claims, 517737 outpatient claims, 138556 unique beneficiaries and 5410 providers with fraud labels. As expected for </w:t>
-      </w:r>
-      <w:r>
-        <w:rPr>
-          <w:rFonts w:ascii="Times New Roman" w:eastAsia="Times New Roman" w:hAnsi="Times New Roman" w:cs="Times New Roman"/>
-          <w:sz w:val="24"/>
-          <w:szCs w:val="24"/>
-          <w:lang w:val="en-US"/>
-        </w:rPr>
-        <w:t>Medi</w:t>
-      </w:r>
-      <w:r>
-        <w:rPr>
-          <w:rFonts w:ascii="Times New Roman" w:eastAsia="Times New Roman" w:hAnsi="Times New Roman" w:cs="Times New Roman"/>
-          <w:sz w:val="24"/>
-          <w:szCs w:val="24"/>
-          <w:lang w:val="en-US"/>
-        </w:rPr>
-        <w:t>care</w:t>
-      </w:r>
-      <w:r>
-        <w:rPr>
-          <w:rFonts w:ascii="Times New Roman" w:eastAsia="Times New Roman" w:hAnsi="Times New Roman" w:cs="Times New Roman"/>
-          <w:sz w:val="24"/>
-          <w:szCs w:val="24"/>
-          <w:lang w:val="en-US"/>
-        </w:rPr>
-        <w:t xml:space="preserve"> billing data, reimbursement amounts were highly skewed. Most claims had modest payments, while a small fraction carried very high reimbursed amounts. Figure 1 shows the distribution of reimbursed amounts across all claims; a large bulk of claims fall in the low-payment range, with a long right tail and a small number of very expensive claims.</w:t>
-      </w:r>
-    </w:p>
-    <w:p>
-      <w:pPr>
-        <w:spacing w:after="240" w:line="360" w:lineRule="auto"/>
-        <w:rPr>
-          <w:rFonts w:ascii="Times New Roman" w:eastAsia="Times New Roman" w:hAnsi="Times New Roman" w:cs="Times New Roman"/>
-          <w:sz w:val="24"/>
-          <w:szCs w:val="24"/>
-          <w:lang w:val="en-US"/>
-        </w:rPr>
-      </w:pPr>
-      <w:r>
-        <w:rPr>
-          <w:rFonts w:ascii="Times New Roman" w:eastAsia="Times New Roman" w:hAnsi="Times New Roman" w:cs="Times New Roman"/>
-          <w:sz w:val="24"/>
-          <w:szCs w:val="24"/>
-          <w:lang w:val="en-US"/>
-        </w:rPr>
-        <w:t>When we separated inpatient and outpatient claims, their distributions differed in both shape and scale. Inpatient claims exhibited higher median payments and a broader spread, while outpatient payments were generally smaller but more numerous. For inpatient claims, length of stay also showed a skewed distribution, with many short stays and a smaller number of extended hospitalizations. Figure 2 compares inpatient and outpatient claims in terms of reimbursed amount and, for inpatient claims, length of stay. These plots confirm that inpatient services are costlier and more variable, while outpatient services drive volume.</w:t>
-      </w:r>
-    </w:p>
-    <w:p>
-      <w:pPr>
-        <w:spacing w:after="240" w:line="360" w:lineRule="auto"/>
-        <w:rPr>
-          <w:rFonts w:ascii="Times New Roman" w:eastAsia="Times New Roman" w:hAnsi="Times New Roman" w:cs="Times New Roman"/>
-          <w:sz w:val="24"/>
-          <w:szCs w:val="24"/>
-          <w:lang w:val="en-US"/>
-        </w:rPr>
-      </w:pPr>
-      <w:r>
-        <w:rPr>
-          <w:rFonts w:ascii="Times New Roman" w:eastAsia="Times New Roman" w:hAnsi="Times New Roman" w:cs="Times New Roman"/>
-          <w:sz w:val="24"/>
-          <w:szCs w:val="24"/>
-          <w:lang w:val="en-US"/>
-        </w:rPr>
-        <w:t>To quantify the extremity of high-cost claims, we applied interquartile-range and median absolute deviation rules to payment variables. This identified a relatively small set of claims as potential outliers under standard boxplot or robust z-score thresholds. Rather than removing these observations, we retained them, because they are precisely the types of claims that may correspond to fraud, abuse, or atypical clinical circumstances. We also examined missing values after our cleaning procedures and found that key modelling variables, such as reimbursed amount and claim identifiers, had essentially no remaining missingness.</w:t>
-      </w:r>
-    </w:p>
-    <w:p>
-      <w:pPr>
-        <w:spacing w:after="240" w:line="360" w:lineRule="auto"/>
-        <w:rPr>
-          <w:rFonts w:ascii="Times New Roman" w:eastAsia="Times New Roman" w:hAnsi="Times New Roman" w:cs="Times New Roman"/>
-          <w:sz w:val="24"/>
-          <w:szCs w:val="24"/>
-          <w:lang w:val="en-US"/>
-        </w:rPr>
-      </w:pPr>
-      <w:r>
-        <w:rPr>
-          <w:rFonts w:ascii="Times New Roman" w:eastAsia="Times New Roman" w:hAnsi="Times New Roman" w:cs="Times New Roman"/>
-          <w:sz w:val="24"/>
-          <w:szCs w:val="24"/>
-          <w:lang w:val="en-US"/>
-        </w:rPr>
-        <w:t xml:space="preserve">At the provider level, we summarized annual activity metrics including total reimbursement, total claims, and unique beneficiaries. A small subset of providers exhibited unusually high volumes of reimbursement, suggestive of behavior that </w:t>
-      </w:r>
-      <w:r>
-        <w:rPr>
-          <w:rFonts w:ascii="Times New Roman" w:eastAsia="Times New Roman" w:hAnsi="Times New Roman" w:cs="Times New Roman"/>
-          <w:sz w:val="24"/>
-          <w:szCs w:val="24"/>
-          <w:lang w:val="en-US"/>
-        </w:rPr>
-        <w:t>needs</w:t>
-      </w:r>
-      <w:r>
-        <w:rPr>
-          <w:rFonts w:ascii="Times New Roman" w:eastAsia="Times New Roman" w:hAnsi="Times New Roman" w:cs="Times New Roman"/>
-          <w:sz w:val="24"/>
-          <w:szCs w:val="24"/>
-          <w:lang w:val="en-US"/>
-        </w:rPr>
-        <w:t xml:space="preserve"> closer inspection. To understand redundancy among provider features, we computed pairwise correlations and examined a clustered correlation heatmap (Figure 3). Several variables were highly correlated, particularly overlapping counts and reimbursement totals over different time windows. Based on this analysis and variance inflation factor calculations, we removed strongly collinear variables and retained a </w:t>
-      </w:r>
-      <w:r>
-        <w:rPr>
-          <w:rFonts w:ascii="Times New Roman" w:eastAsia="Times New Roman" w:hAnsi="Times New Roman" w:cs="Times New Roman"/>
-          <w:sz w:val="24"/>
-          <w:szCs w:val="24"/>
-          <w:lang w:val="en-US"/>
-        </w:rPr>
-        <w:lastRenderedPageBreak/>
-        <w:t>compact set of interpretable features, including recent claim volume, annual reimbursement, unique beneficiary counts, peer-normalized inpatient and outpatient z-scores, and rule-based counts for duplicate and overcharge events. This reduced feature set was used in the subsequent unsupervised and supervised analyses.</w:t>
+        <w:spacing w:line="360" w:lineRule="auto"/>
+        <w:rPr>
+          <w:rFonts w:ascii="Times New Roman" w:hAnsi="Times New Roman" w:cs="Times New Roman"/>
+          <w:sz w:val="24"/>
+          <w:szCs w:val="24"/>
+        </w:rPr>
+      </w:pPr>
+      <w:r>
+        <w:rPr>
+          <w:rFonts w:ascii="Times New Roman" w:hAnsi="Times New Roman" w:cs="Times New Roman"/>
+          <w:sz w:val="24"/>
+          <w:szCs w:val="24"/>
+        </w:rPr>
+        <w:t>The training data comprised 40,474 inpatient claims, 517,737 outpatient claims, 138,556 unique beneficiaries, and 5,410 labeled providers. As expected for Medicare billing, reimbursed amounts were highly skewed: most claims had modest payments, while a small fraction were very costly (Figure 1), with a large low-payment bulk and a long right tail. Inpatient and outpatient distributions differed in shape and scale: inpatient claims had higher medians and wider spread, while outpatient payments were smaller but far more numerous; inpatient length of stay was similarly skewed, with many short and fewer extended stays (Figure 2), confirming that inpatient services are costlier and more variable, whereas outpatient services drive volume. We quantified high-cost extremity using interquartile-range and median absolute deviation rules, flagging a small set of outliers under boxplot and robust z-score thresholds and retaining them as potential fraud, abuse, or atypical clinical cases. After cleaning, key variables such as reimbursed amounts and claim identifiers showed essentially no missingness. At the provider level, annual totals for reimbursement, claims, and unique beneficiaries revealed a small group with unusually high reimbursement volumes. To reduce redundancy, we computed pairwise correlations, examined a clustered correlation heatmap (Figure 3), and used variance inflation factors to remove strongly collinear features, retaining a compact, interpretable set—recent claim volume, annual reimbursement, unique beneficiary counts, peer-normalized inpatient and outpatient z-scores, and rule-based duplicate and overcharge counts—for subsequent unsupervised and supervised analyses.</w:t>
       </w:r>
     </w:p>
     <w:p>
@@ -2133,6 +1752,7 @@
           <w:szCs w:val="24"/>
           <w:lang w:val="en-US"/>
         </w:rPr>
+        <w:lastRenderedPageBreak/>
         <w:drawing>
           <wp:inline distT="0" distB="0" distL="0" distR="0" wp14:anchorId="7DB9F5ED" wp14:editId="5710D1B2">
             <wp:extent cx="4058712" cy="3034061"/>
@@ -2288,7 +1908,6 @@
           <w:szCs w:val="24"/>
           <w:lang w:val="en-US"/>
         </w:rPr>
-        <w:lastRenderedPageBreak/>
         <w:t>Figure 2. Comparison of inpatient and outpatient claim characteristics.</w:t>
       </w:r>
       <w:r>
@@ -2320,6 +1939,7 @@
           <w:szCs w:val="24"/>
           <w:lang w:val="en-US"/>
         </w:rPr>
+        <w:lastRenderedPageBreak/>
         <w:drawing>
           <wp:inline distT="0" distB="0" distL="0" distR="0" wp14:anchorId="1D70C0EB" wp14:editId="2CEB7853">
             <wp:extent cx="4507414" cy="3754252"/>
@@ -2396,17 +2016,6 @@
     </w:p>
     <w:p>
       <w:pPr>
-        <w:spacing w:after="240" w:line="360" w:lineRule="auto"/>
-        <w:rPr>
-          <w:rFonts w:ascii="Times New Roman" w:eastAsia="Times New Roman" w:hAnsi="Times New Roman" w:cs="Times New Roman"/>
-          <w:sz w:val="24"/>
-          <w:szCs w:val="24"/>
-          <w:lang w:val="en-US"/>
-        </w:rPr>
-      </w:pPr>
-    </w:p>
-    <w:p>
-      <w:pPr>
         <w:spacing w:line="360" w:lineRule="auto"/>
         <w:rPr>
           <w:rFonts w:ascii="Times New Roman" w:eastAsia="Times New Roman" w:hAnsi="Times New Roman" w:cs="Times New Roman"/>
@@ -2416,7 +2025,6 @@
           <w:iCs/>
           <w:sz w:val="24"/>
           <w:szCs w:val="24"/>
-          <w:lang w:val="en-US"/>
         </w:rPr>
       </w:pPr>
       <w:r>
@@ -2434,6 +2042,34 @@
     </w:p>
     <w:p>
       <w:pPr>
+        <w:spacing w:line="360" w:lineRule="auto"/>
+        <w:rPr>
+          <w:rFonts w:ascii="Times New Roman" w:eastAsia="Times New Roman" w:hAnsi="Times New Roman" w:cs="Times New Roman"/>
+          <w:sz w:val="24"/>
+          <w:szCs w:val="24"/>
+          <w:lang w:val="en-US"/>
+        </w:rPr>
+      </w:pPr>
+      <w:r>
+        <w:rPr>
+          <w:rFonts w:ascii="Times New Roman" w:eastAsia="Times New Roman" w:hAnsi="Times New Roman" w:cs="Times New Roman"/>
+          <w:sz w:val="24"/>
+          <w:szCs w:val="24"/>
+        </w:rPr>
+        <w:t xml:space="preserve">To explore heterogeneity in fraudulent behavior, we restricted the claim-level feature table to providers labeled as fraudulent in the training data, yielding 22,640 inpatient and 8,408 outpatient fraud-only claims, standardized on amounts, diagnosis/procedure counts, rule flags, and peer-normalized z-scores before applying HDBSCAN separately to each subset. For inpatient claims, HDBSCAN produced several clusters plus a substantial noise set, with a positive but modest DBCV and roughly one-third of claims labeled as noise; a PCA projection showed a dense band with a few distinct groups corresponding to clusters (Figure 4), and cluster summaries revealed both moderate-payment, moderate–length-of-stay admissions and a smaller group of very high-payment, longer stays with elevated reimbursement and length-of-stay z-scores and occasional overcharge flags. Outpatient fraud-only claims displayed somewhat clearer structure: HDBSCAN again yielded multiple clusters and noise but with a lower noise fraction, </w:t>
+      </w:r>
+      <w:r>
+        <w:rPr>
+          <w:rFonts w:ascii="Times New Roman" w:eastAsia="Times New Roman" w:hAnsi="Times New Roman" w:cs="Times New Roman"/>
+          <w:sz w:val="24"/>
+          <w:szCs w:val="24"/>
+        </w:rPr>
+        <w:lastRenderedPageBreak/>
+        <w:t>and PCA showed a large homogeneous core and a few distinct high-payment or otherwise atypical groups (Figure 5). Most outpatient clusters involved low- to moderate-paid claims within specific diagnosis-code count ranges, while one or two clusters captured higher-paid claims with positive reimbursement z-scores and more frequent overcharge indicators. To characterize clusters beyond aggregate amounts, we mined association rules within each cluster, focusing on rules with relatively high support, confidence, and lift (Table 1), which highlighted repeated use of narrow diagnosis-code sets in outpatient clusters and characteristic diagnosis–procedure pairs in high-payment inpatient clusters, providing a compact description of distinct fraudulent patterns that informed both our understanding of provider behavior and subsequent rule-based feature design.</w:t>
+      </w:r>
+    </w:p>
+    <w:p>
+      <w:pPr>
         <w:spacing w:after="240" w:line="360" w:lineRule="auto"/>
         <w:rPr>
           <w:rFonts w:ascii="Times New Roman" w:eastAsia="Times New Roman" w:hAnsi="Times New Roman" w:cs="Times New Roman"/>
@@ -2445,93 +2081,11 @@
       <w:r>
         <w:rPr>
           <w:rFonts w:ascii="Times New Roman" w:eastAsia="Times New Roman" w:hAnsi="Times New Roman" w:cs="Times New Roman"/>
-          <w:sz w:val="24"/>
-          <w:szCs w:val="24"/>
-          <w:lang w:val="en-US"/>
-        </w:rPr>
-        <w:t>To explore heterogeneity within fraudulent behavior, we restricted the claim-level feature table to claims submitted by providers labeled as fraudulent in the training data. This yielded 22640 inpatient and 8408 outpatient fraud-only claims. After standardizing features (amounts, diagnosis/procedure counts, rule flags, and peer-normalized z-scores), we applied the HDBSCAN clustering algorithm separately to the inpatient and outpatient subsets.</w:t>
-      </w:r>
-    </w:p>
-    <w:p>
-      <w:pPr>
-        <w:spacing w:after="240" w:line="360" w:lineRule="auto"/>
-        <w:rPr>
-          <w:rFonts w:ascii="Times New Roman" w:eastAsia="Times New Roman" w:hAnsi="Times New Roman" w:cs="Times New Roman"/>
-          <w:sz w:val="24"/>
-          <w:szCs w:val="24"/>
-          <w:lang w:val="en-US"/>
-        </w:rPr>
-      </w:pPr>
-      <w:r>
-        <w:rPr>
-          <w:rFonts w:ascii="Times New Roman" w:eastAsia="Times New Roman" w:hAnsi="Times New Roman" w:cs="Times New Roman"/>
-          <w:sz w:val="24"/>
-          <w:szCs w:val="24"/>
-          <w:lang w:val="en-US"/>
-        </w:rPr>
-        <w:lastRenderedPageBreak/>
-        <w:t>For inpatient fraud-only claims, HDBSCAN identified several clusters plus a substantial noise set. The density-based clustering validation index (DBCV) was positive but modest, and approximately one-third of inpatient claims were labeled as noise, indicating that not all fraudulent claims fall into well-defined groups. When we projected the standardized inpatient features into two principal components for visualization, the claims formed a dense band with a few separate groups corresponding to HDBSCAN clusters (Figure 4). Cluster summary statistics showed both fraudulent inpatient stays with moderate lengths of stay and payments, and a smaller cluster of very high-payment, longer-stay admissions with elevated reimbursement and length-of-stay z-scores and occasional overcharge flags.</w:t>
-      </w:r>
-    </w:p>
-    <w:p>
-      <w:pPr>
-        <w:spacing w:after="240" w:line="360" w:lineRule="auto"/>
-        <w:rPr>
-          <w:rFonts w:ascii="Times New Roman" w:eastAsia="Times New Roman" w:hAnsi="Times New Roman" w:cs="Times New Roman"/>
-          <w:sz w:val="24"/>
-          <w:szCs w:val="24"/>
-          <w:lang w:val="en-US"/>
-        </w:rPr>
-      </w:pPr>
-      <w:r>
-        <w:rPr>
-          <w:rFonts w:ascii="Times New Roman" w:eastAsia="Times New Roman" w:hAnsi="Times New Roman" w:cs="Times New Roman"/>
-          <w:sz w:val="24"/>
-          <w:szCs w:val="24"/>
-          <w:lang w:val="en-US"/>
-        </w:rPr>
-        <w:t>Outpatient fraud-only claims showed somewhat clearer structure. HDBSCAN again produced several clusters and a noise set, but with a lower noise fraction than in the inpatient case. The PCA projection revealed a large core of relatively homogeneous outpatient fraud claims and a few distinct groups corresponding to high-payment or otherwise atypical claims (Figure 5). Cluster summaries indicated that most outpatient clusters consisted of low- to moderate-paid claims with specific ranges of diagnosis code counts, while one or two clusters captured higher-paid outpatient claims with positive reimbursement z-scores and more frequent overcharge indicators.</w:t>
-      </w:r>
-    </w:p>
-    <w:p>
-      <w:pPr>
-        <w:spacing w:after="240" w:line="360" w:lineRule="auto"/>
-        <w:rPr>
-          <w:rFonts w:ascii="Times New Roman" w:eastAsia="Times New Roman" w:hAnsi="Times New Roman" w:cs="Times New Roman"/>
-          <w:sz w:val="24"/>
-          <w:szCs w:val="24"/>
-          <w:lang w:val="en-US"/>
-        </w:rPr>
-      </w:pPr>
-      <w:r>
-        <w:rPr>
-          <w:rFonts w:ascii="Times New Roman" w:eastAsia="Times New Roman" w:hAnsi="Times New Roman" w:cs="Times New Roman"/>
-          <w:sz w:val="24"/>
-          <w:szCs w:val="24"/>
-          <w:lang w:val="en-US"/>
-        </w:rPr>
-        <w:t>To better understand what distinguished these clusters beyond aggregate amounts, we mined association rules on diagnosis and procedure code sets within each cluster. We focused on rules with relatively high support, confidence, and lift, and summarized representative examples in Table 1. For some outpatient clusters, the rules revealed repeated co-occurrence of a small set of diagnosis codes within a cluster that were much less common outside it, consistent with providers repeatedly billing the same limited code combinations. In inpatient clusters, rules highlighted characteristic diagnosis–procedure pairs that tended to appear together in a subset of high-payment claims. Overall, the combination of HDBSCAN and association rule mining provided a compact way to describe different patterns of fraudulent activity at the claim level, which informed both our understanding of provider behavior and the design of rule-based features used later.</w:t>
-      </w:r>
-    </w:p>
-    <w:p>
-      <w:pPr>
-        <w:spacing w:after="240" w:line="360" w:lineRule="auto"/>
-        <w:rPr>
-          <w:rFonts w:ascii="Times New Roman" w:eastAsia="Times New Roman" w:hAnsi="Times New Roman" w:cs="Times New Roman"/>
-          <w:sz w:val="24"/>
-          <w:szCs w:val="24"/>
-          <w:lang w:val="en-US"/>
-        </w:rPr>
-      </w:pPr>
-      <w:r>
-        <w:rPr>
-          <w:rFonts w:ascii="Times New Roman" w:eastAsia="Times New Roman" w:hAnsi="Times New Roman" w:cs="Times New Roman"/>
           <w:noProof/>
           <w:sz w:val="24"/>
           <w:szCs w:val="24"/>
           <w:lang w:val="en-US"/>
         </w:rPr>
-        <w:lastRenderedPageBreak/>
         <w:drawing>
           <wp:inline distT="0" distB="0" distL="0" distR="0" wp14:anchorId="269294FC" wp14:editId="65A54784">
             <wp:extent cx="2854251" cy="1821109"/>
@@ -3761,6 +3315,7 @@
               <w:rPr>
                 <w:rFonts w:ascii="Times New Roman" w:hAnsi="Times New Roman" w:cs="Times New Roman"/>
               </w:rPr>
+              <w:lastRenderedPageBreak/>
               <w:t>IP</w:t>
             </w:r>
           </w:p>
@@ -4089,17 +3644,6 @@
     </w:p>
     <w:p>
       <w:pPr>
-        <w:spacing w:after="240" w:line="360" w:lineRule="auto"/>
-        <w:rPr>
-          <w:rFonts w:ascii="Times New Roman" w:eastAsia="Times New Roman" w:hAnsi="Times New Roman" w:cs="Times New Roman"/>
-          <w:sz w:val="24"/>
-          <w:szCs w:val="24"/>
-          <w:lang w:val="en-US"/>
-        </w:rPr>
-      </w:pPr>
-    </w:p>
-    <w:p>
-      <w:pPr>
         <w:spacing w:line="360" w:lineRule="auto"/>
         <w:rPr>
           <w:rFonts w:ascii="Times New Roman" w:eastAsia="Times New Roman" w:hAnsi="Times New Roman" w:cs="Times New Roman"/>
@@ -4123,7 +3667,6 @@
           <w:szCs w:val="24"/>
           <w:lang w:val="en-US"/>
         </w:rPr>
-        <w:lastRenderedPageBreak/>
         <w:t>4.3 Provider-level fraud classification performance</w:t>
       </w:r>
     </w:p>
@@ -4134,17 +3677,69 @@
           <w:rFonts w:ascii="Times New Roman" w:eastAsia="Times New Roman" w:hAnsi="Times New Roman" w:cs="Times New Roman"/>
           <w:sz w:val="24"/>
           <w:szCs w:val="24"/>
-          <w:lang w:val="en-US"/>
-        </w:rPr>
-      </w:pPr>
-      <w:r>
-        <w:rPr>
-          <w:rFonts w:ascii="Times New Roman" w:eastAsia="Times New Roman" w:hAnsi="Times New Roman" w:cs="Times New Roman"/>
-          <w:sz w:val="24"/>
-          <w:szCs w:val="24"/>
-          <w:lang w:val="en-US"/>
-        </w:rPr>
-        <w:t>We evaluated several supervised models for predicting provider fraud status using the engineered provider-level features. On the 30% hold-out subset of labeled providers, all models achieved high ROC-AUC (around 0.93–0.94), indicating good discrimination between fraudulent and non-fraudulent providers. Precision–recall performance, which is more informative under class imbalance, varied more across models. A summary of accuracy, precision, recall, F1-score, PR-AUC, and ROC-AUC for each model is given in Table 2.</w:t>
+        </w:rPr>
+      </w:pPr>
+      <w:r>
+        <w:rPr>
+          <w:rFonts w:ascii="Times New Roman" w:eastAsia="Times New Roman" w:hAnsi="Times New Roman" w:cs="Times New Roman"/>
+          <w:sz w:val="24"/>
+          <w:szCs w:val="24"/>
+        </w:rPr>
+        <w:t xml:space="preserve">We evaluated several supervised models for predicting provider fraud status using engineered provider-level features. On the 30% hold-out subset of labeled providers, all models achieved high ROC-AUC (≈0.93–0.94), indicating good discrimination, while precision–recall performance varied more under class imbalance; full metrics (accuracy, precision, recall, F1, PR-AUC, ROC-AUC) are reported in Table 2. Logistic regression with elastic-net regularization and class-balanced weighting emerged as the best overall model, with PR-AUC ≈0.71, ROC-AUC ≈0.93, and, after threshold tuning, precision ≈0.74 and recall ≈0.56 (F1 in the mid-0.60s). Tree-based models (Random Forests, </w:t>
+      </w:r>
+      <w:proofErr w:type="spellStart"/>
+      <w:r>
+        <w:rPr>
+          <w:rFonts w:ascii="Times New Roman" w:eastAsia="Times New Roman" w:hAnsi="Times New Roman" w:cs="Times New Roman"/>
+          <w:sz w:val="24"/>
+          <w:szCs w:val="24"/>
+        </w:rPr>
+        <w:t>ExtraTrees</w:t>
+      </w:r>
+      <w:proofErr w:type="spellEnd"/>
+      <w:r>
+        <w:rPr>
+          <w:rFonts w:ascii="Times New Roman" w:eastAsia="Times New Roman" w:hAnsi="Times New Roman" w:cs="Times New Roman"/>
+          <w:sz w:val="24"/>
+          <w:szCs w:val="24"/>
+        </w:rPr>
+        <w:t xml:space="preserve">, </w:t>
+      </w:r>
+      <w:proofErr w:type="spellStart"/>
+      <w:r>
+        <w:rPr>
+          <w:rFonts w:ascii="Times New Roman" w:eastAsia="Times New Roman" w:hAnsi="Times New Roman" w:cs="Times New Roman"/>
+          <w:sz w:val="24"/>
+          <w:szCs w:val="24"/>
+        </w:rPr>
+        <w:t>LightGBM</w:t>
+      </w:r>
+      <w:proofErr w:type="spellEnd"/>
+      <w:r>
+        <w:rPr>
+          <w:rFonts w:ascii="Times New Roman" w:eastAsia="Times New Roman" w:hAnsi="Times New Roman" w:cs="Times New Roman"/>
+          <w:sz w:val="24"/>
+          <w:szCs w:val="24"/>
+        </w:rPr>
+        <w:t xml:space="preserve">, XGBoost), </w:t>
+      </w:r>
+      <w:proofErr w:type="spellStart"/>
+      <w:r>
+        <w:rPr>
+          <w:rFonts w:ascii="Times New Roman" w:eastAsia="Times New Roman" w:hAnsi="Times New Roman" w:cs="Times New Roman"/>
+          <w:sz w:val="24"/>
+          <w:szCs w:val="24"/>
+        </w:rPr>
+        <w:t>CatBoost</w:t>
+      </w:r>
+      <w:proofErr w:type="spellEnd"/>
+      <w:r>
+        <w:rPr>
+          <w:rFonts w:ascii="Times New Roman" w:eastAsia="Times New Roman" w:hAnsi="Times New Roman" w:cs="Times New Roman"/>
+          <w:sz w:val="24"/>
+          <w:szCs w:val="24"/>
+        </w:rPr>
+        <w:t>, and a shallow multilayer perceptron achieved similar ROC-AUC but slightly lower PR-AUC or less favorable precision–recall trade-offs at their optimal F1 thresholds, so more complex models did not outperform the well-regularized, interpretable linear model. The distribution of logistic regression fraud risk scores (Figure 6) showed non-fraudulent providers concentrated near zero and fraudulent providers skewed toward higher scores, with the chosen decision threshold isolating a small subset of high-risk providers. Among the highest-scoring providers, we observed elevated annual reimbursement, higher claim volumes, higher peer-normalized inpatient or outpatient z-scores, and increased counts of duplicate or overcharge flags, consistent with our feature design. These risk scores were then applied to unlabeled test providers to generate fraud risk predictions and to define the high-risk provider universe for clustering in Section 4.4.</w:t>
       </w:r>
     </w:p>
     <w:p>
@@ -4157,95 +3752,6 @@
           <w:lang w:val="en-US"/>
         </w:rPr>
       </w:pPr>
-      <w:r>
-        <w:rPr>
-          <w:rFonts w:ascii="Times New Roman" w:eastAsia="Times New Roman" w:hAnsi="Times New Roman" w:cs="Times New Roman"/>
-          <w:sz w:val="24"/>
-          <w:szCs w:val="24"/>
-          <w:lang w:val="en-US"/>
-        </w:rPr>
-        <w:t xml:space="preserve">Logistic regression with elastic-net regularization and class-balanced weighting emerged as the best overall model. Its PR-AUC was approximately 0.71, with ROC-AUC around 0.93, and after threshold tuning it achieved a precision of roughly 0.74 and recall of about 0.56 on the hold-out set, corresponding to an F1-score in the mid-0.60s. Tree-based models such as Random Forests, </w:t>
-      </w:r>
-      <w:proofErr w:type="spellStart"/>
-      <w:r>
-        <w:rPr>
-          <w:rFonts w:ascii="Times New Roman" w:eastAsia="Times New Roman" w:hAnsi="Times New Roman" w:cs="Times New Roman"/>
-          <w:sz w:val="24"/>
-          <w:szCs w:val="24"/>
-          <w:lang w:val="en-US"/>
-        </w:rPr>
-        <w:t>ExtraTrees</w:t>
-      </w:r>
-      <w:proofErr w:type="spellEnd"/>
-      <w:r>
-        <w:rPr>
-          <w:rFonts w:ascii="Times New Roman" w:eastAsia="Times New Roman" w:hAnsi="Times New Roman" w:cs="Times New Roman"/>
-          <w:sz w:val="24"/>
-          <w:szCs w:val="24"/>
-          <w:lang w:val="en-US"/>
-        </w:rPr>
-        <w:t>, and gradient boosting methods (</w:t>
-      </w:r>
-      <w:proofErr w:type="spellStart"/>
-      <w:r>
-        <w:rPr>
-          <w:rFonts w:ascii="Times New Roman" w:eastAsia="Times New Roman" w:hAnsi="Times New Roman" w:cs="Times New Roman"/>
-          <w:sz w:val="24"/>
-          <w:szCs w:val="24"/>
-          <w:lang w:val="en-US"/>
-        </w:rPr>
-        <w:t>LightGBM</w:t>
-      </w:r>
-      <w:proofErr w:type="spellEnd"/>
-      <w:r>
-        <w:rPr>
-          <w:rFonts w:ascii="Times New Roman" w:eastAsia="Times New Roman" w:hAnsi="Times New Roman" w:cs="Times New Roman"/>
-          <w:sz w:val="24"/>
-          <w:szCs w:val="24"/>
-          <w:lang w:val="en-US"/>
-        </w:rPr>
-        <w:t xml:space="preserve"> and XGBoost), as well as </w:t>
-      </w:r>
-      <w:proofErr w:type="spellStart"/>
-      <w:r>
-        <w:rPr>
-          <w:rFonts w:ascii="Times New Roman" w:eastAsia="Times New Roman" w:hAnsi="Times New Roman" w:cs="Times New Roman"/>
-          <w:sz w:val="24"/>
-          <w:szCs w:val="24"/>
-          <w:lang w:val="en-US"/>
-        </w:rPr>
-        <w:t>CatBoost</w:t>
-      </w:r>
-      <w:proofErr w:type="spellEnd"/>
-      <w:r>
-        <w:rPr>
-          <w:rFonts w:ascii="Times New Roman" w:eastAsia="Times New Roman" w:hAnsi="Times New Roman" w:cs="Times New Roman"/>
-          <w:sz w:val="24"/>
-          <w:szCs w:val="24"/>
-          <w:lang w:val="en-US"/>
-        </w:rPr>
-        <w:t xml:space="preserve"> and a shallow multilayer perceptron, achieved similar ROC-AUC values but slightly lower PR-AUC or less favorable precision–recall trade-offs at their best F1 thresholds. In other words, more complex models did not outperform a well-regularized, interpretable linear model on this feature set.</w:t>
-      </w:r>
-    </w:p>
-    <w:p>
-      <w:pPr>
-        <w:spacing w:after="240" w:line="360" w:lineRule="auto"/>
-        <w:rPr>
-          <w:rFonts w:ascii="Times New Roman" w:eastAsia="Times New Roman" w:hAnsi="Times New Roman" w:cs="Times New Roman"/>
-          <w:sz w:val="24"/>
-          <w:szCs w:val="24"/>
-          <w:lang w:val="en-US"/>
-        </w:rPr>
-      </w:pPr>
-      <w:r>
-        <w:rPr>
-          <w:rFonts w:ascii="Times New Roman" w:eastAsia="Times New Roman" w:hAnsi="Times New Roman" w:cs="Times New Roman"/>
-          <w:sz w:val="24"/>
-          <w:szCs w:val="24"/>
-          <w:lang w:val="en-US"/>
-        </w:rPr>
-        <w:t>We examined the distribution of logistic regression fraud risk scores across providers (Figure 6). Non-fraudulent providers tended to receive scores near zero, while fraudulent providers showed a broader distribution skewed toward higher scores. The chosen decision threshold separates a small subset of high-risk providers with elevated scores from a large majority with low scores. Among the highest-scoring providers, we observed elevated annual reimbursement, higher claim volumes, higher peer-normalized inpatient or outpatient z-scores, and increased counts of duplicate or overcharge flags, consistent with the design of our features. These risk scores were subsequently applied to the unlabeled test providers to produce fraud risk predictions and were also used to define the high-risk provider universe for clustering in Section 4.4.</w:t>
-      </w:r>
     </w:p>
     <w:tbl>
       <w:tblPr>
@@ -4288,6 +3794,7 @@
                 <w:b/>
                 <w:bCs/>
               </w:rPr>
+              <w:lastRenderedPageBreak/>
               <w:t>M</w:t>
             </w:r>
             <w:r>
@@ -4730,7 +4237,6 @@
             </w:pPr>
             <w:proofErr w:type="spellStart"/>
             <w:r>
-              <w:lastRenderedPageBreak/>
               <w:t>CatBoost</w:t>
             </w:r>
             <w:proofErr w:type="spellEnd"/>
@@ -5357,30 +4863,18 @@
           <w:szCs w:val="24"/>
           <w:lang w:val="en-US"/>
         </w:rPr>
-        <w:t xml:space="preserve"> Histogram or density plots of logistic regression fraud risk scores for labeled providers, stratified by true fraud label, illustrating separation between non-fraudulent providers (scores near zero) and fraudulent providers (scores shifted toward higher values).</w:t>
-      </w:r>
-    </w:p>
-    <w:p>
-      <w:pPr>
-        <w:spacing w:after="240" w:line="360" w:lineRule="auto"/>
-        <w:rPr>
-          <w:rFonts w:ascii="Times New Roman" w:eastAsia="Times New Roman" w:hAnsi="Times New Roman" w:cs="Times New Roman"/>
-          <w:sz w:val="24"/>
-          <w:szCs w:val="24"/>
-          <w:lang w:val="en-US"/>
-        </w:rPr>
-      </w:pPr>
-    </w:p>
-    <w:p>
-      <w:pPr>
-        <w:spacing w:after="240" w:line="360" w:lineRule="auto"/>
-        <w:rPr>
-          <w:rFonts w:ascii="Times New Roman" w:eastAsia="Times New Roman" w:hAnsi="Times New Roman" w:cs="Times New Roman"/>
-          <w:sz w:val="24"/>
-          <w:szCs w:val="24"/>
-          <w:lang w:val="en-US"/>
-        </w:rPr>
-      </w:pPr>
+        <w:t xml:space="preserve"> Histogram or density plots of logistic regression fraud risk scores for labeled providers, stratified by true fraud label, illustrating </w:t>
+      </w:r>
+      <w:r>
+        <w:rPr>
+          <w:rFonts w:ascii="Times New Roman" w:eastAsia="Times New Roman" w:hAnsi="Times New Roman" w:cs="Times New Roman"/>
+          <w:sz w:val="24"/>
+          <w:szCs w:val="24"/>
+          <w:lang w:val="en-US"/>
+        </w:rPr>
+        <w:lastRenderedPageBreak/>
+        <w:t>separation between non-fraudulent providers (scores near zero) and fraudulent providers (scores shifted toward higher values).</w:t>
+      </w:r>
     </w:p>
     <w:p>
       <w:pPr>
@@ -5407,66 +4901,27 @@
           <w:szCs w:val="24"/>
           <w:lang w:val="en-US"/>
         </w:rPr>
-        <w:lastRenderedPageBreak/>
         <w:t>4.4 Provider fraud-type clusters</w:t>
       </w:r>
     </w:p>
     <w:p>
       <w:pPr>
-        <w:spacing w:after="240" w:line="360" w:lineRule="auto"/>
-        <w:rPr>
-          <w:rFonts w:ascii="Times New Roman" w:eastAsia="Times New Roman" w:hAnsi="Times New Roman" w:cs="Times New Roman"/>
-          <w:sz w:val="24"/>
-          <w:szCs w:val="24"/>
-          <w:lang w:val="en-US"/>
-        </w:rPr>
-      </w:pPr>
-      <w:r>
-        <w:rPr>
-          <w:rFonts w:ascii="Times New Roman" w:eastAsia="Times New Roman" w:hAnsi="Times New Roman" w:cs="Times New Roman"/>
-          <w:sz w:val="24"/>
-          <w:szCs w:val="24"/>
-          <w:lang w:val="en-US"/>
-        </w:rPr>
-        <w:t xml:space="preserve">To characterize different patterns of fraudulent </w:t>
-      </w:r>
-      <w:r>
-        <w:rPr>
-          <w:rFonts w:ascii="Times New Roman" w:eastAsia="Times New Roman" w:hAnsi="Times New Roman" w:cs="Times New Roman"/>
-          <w:sz w:val="24"/>
-          <w:szCs w:val="24"/>
-          <w:lang w:val="en-US"/>
-        </w:rPr>
-        <w:t>behavior</w:t>
-      </w:r>
-      <w:r>
-        <w:rPr>
-          <w:rFonts w:ascii="Times New Roman" w:eastAsia="Times New Roman" w:hAnsi="Times New Roman" w:cs="Times New Roman"/>
-          <w:sz w:val="24"/>
-          <w:szCs w:val="24"/>
-          <w:lang w:val="en-US"/>
-        </w:rPr>
-        <w:t xml:space="preserve"> at the provider level, we constructed a high-risk provider universe consisting of all training providers labeled as fraudulent and test providers whose logistic regression fraud score exceeded a high threshold. This yielded 570 providers in total. Using the standardized provider-level features, we applied HDBSCAN to this high-risk set. The algorithm identified four clusters of providers and labeled the remaining 334 providers as noise, indicating that these providers did not belong to any dense group in feature space.</w:t>
-      </w:r>
-    </w:p>
-    <w:p>
-      <w:pPr>
-        <w:spacing w:after="240" w:line="360" w:lineRule="auto"/>
-        <w:rPr>
-          <w:rFonts w:ascii="Times New Roman" w:eastAsia="Times New Roman" w:hAnsi="Times New Roman" w:cs="Times New Roman"/>
-          <w:sz w:val="24"/>
-          <w:szCs w:val="24"/>
-          <w:lang w:val="en-US"/>
-        </w:rPr>
-      </w:pPr>
-      <w:r>
-        <w:rPr>
-          <w:rFonts w:ascii="Times New Roman" w:eastAsia="Times New Roman" w:hAnsi="Times New Roman" w:cs="Times New Roman"/>
-          <w:sz w:val="24"/>
-          <w:szCs w:val="24"/>
-          <w:lang w:val="en-US"/>
-        </w:rPr>
-        <w:t xml:space="preserve">A two-dimensional PCA projection of the high-risk providers (Figure 7) shows several compact regions corresponding to HDBSCAN clusters, as well as a diffuse cloud of noise points. The largest cluster (Cluster 3, 180 providers) consists of moderate-volume providers with substantial annual reimbursement and inpatient activity, whose maximum inpatient reimbursement and length-of-stay z-scores are elevated but whose duplicate and overcharge counts are relatively modest. A smaller cluster (Cluster 1, 36 providers) comprises high-revenue providers with more extreme inpatient z-scores and evidence of inpatient upcoding, consistent with an “inpatient </w:t>
+        <w:spacing w:line="360" w:lineRule="auto"/>
+        <w:rPr>
+          <w:rFonts w:ascii="Times New Roman" w:eastAsia="Times New Roman" w:hAnsi="Times New Roman" w:cs="Times New Roman"/>
+          <w:sz w:val="24"/>
+          <w:szCs w:val="24"/>
+          <w:lang w:val="en-US"/>
+        </w:rPr>
+      </w:pPr>
+      <w:r>
+        <w:rPr>
+          <w:rFonts w:ascii="Times New Roman" w:eastAsia="Times New Roman" w:hAnsi="Times New Roman" w:cs="Times New Roman"/>
+          <w:sz w:val="24"/>
+          <w:szCs w:val="24"/>
+          <w:lang w:val="en-US"/>
+        </w:rPr>
+        <w:t xml:space="preserve">To characterize patterns of fraudulent behavior at the provider level, we defined a high-risk universe of 570 providers by combining all labeled fraudulent training providers with test providers whose logistic regression fraud score exceeded a high threshold, then applied HDBSCAN to their standardized provider-level features. The algorithm identified four clusters and labeled the remaining 334 providers as noise, indicating many high-risk providers do not belong to any dense feature-space group. A two-dimensional PCA projection (Figure 7) shows compact regions corresponding to clusters and a diffuse cloud of noise points. The largest cluster (Cluster 3, 180 providers) comprises moderate-volume providers with substantial annual reimbursement and inpatient activity, elevated maximum inpatient reimbursement and length-of-stay z-scores, but relatively modest duplicate and overcharge counts. Cluster 1 (36 providers) contains high-revenue providers with more extreme inpatient z-scores and signs of upcoding, consistent with an “inpatient </w:t>
       </w:r>
       <w:proofErr w:type="spellStart"/>
       <w:r>
@@ -5486,65 +4941,25 @@
           <w:szCs w:val="24"/>
           <w:lang w:val="en-US"/>
         </w:rPr>
-        <w:t>” pattern.</w:t>
-      </w:r>
-    </w:p>
-    <w:p>
-      <w:pPr>
-        <w:spacing w:after="240" w:line="360" w:lineRule="auto"/>
-        <w:rPr>
-          <w:rFonts w:ascii="Times New Roman" w:eastAsia="Times New Roman" w:hAnsi="Times New Roman" w:cs="Times New Roman"/>
-          <w:sz w:val="24"/>
-          <w:szCs w:val="24"/>
-          <w:lang w:val="en-US"/>
-        </w:rPr>
-      </w:pPr>
-      <w:r>
-        <w:rPr>
-          <w:rFonts w:ascii="Times New Roman" w:eastAsia="Times New Roman" w:hAnsi="Times New Roman" w:cs="Times New Roman"/>
-          <w:sz w:val="24"/>
-          <w:szCs w:val="24"/>
-          <w:lang w:val="en-US"/>
-        </w:rPr>
-        <w:t xml:space="preserve">Two additional smaller clusters capture more targeted outpatient </w:t>
-      </w:r>
-      <w:proofErr w:type="spellStart"/>
-      <w:r>
-        <w:rPr>
-          <w:rFonts w:ascii="Times New Roman" w:eastAsia="Times New Roman" w:hAnsi="Times New Roman" w:cs="Times New Roman"/>
-          <w:sz w:val="24"/>
-          <w:szCs w:val="24"/>
-          <w:lang w:val="en-US"/>
-        </w:rPr>
-        <w:t>behaviours</w:t>
-      </w:r>
-      <w:proofErr w:type="spellEnd"/>
-      <w:r>
-        <w:rPr>
-          <w:rFonts w:ascii="Times New Roman" w:eastAsia="Times New Roman" w:hAnsi="Times New Roman" w:cs="Times New Roman"/>
-          <w:sz w:val="24"/>
-          <w:szCs w:val="24"/>
-          <w:lang w:val="en-US"/>
-        </w:rPr>
-        <w:t xml:space="preserve">. Cluster 0 (10 providers) contains high-volume outpatient billers with multiple duplicate claims and many claims flagged by overcharge rules, indicating a combination of high throughput and suspicious billing. Cluster 2 (10 providers) consists of outpatient-only providers with very large claim volumes, large beneficiary panels, and a high number of overcharge flags, suggestive of systematic small-ticket overbilling. Table 3 summarizes these clusters, reporting, for each, the number of providers, the mix of labeled and high-scored test providers, and median values of key utilization, payment, z-score, and rule-based features. Together, these results show that fraudulent and high-risk providers do not form a single homogeneous </w:t>
-      </w:r>
-      <w:r>
-        <w:rPr>
-          <w:rFonts w:ascii="Times New Roman" w:eastAsia="Times New Roman" w:hAnsi="Times New Roman" w:cs="Times New Roman"/>
-          <w:sz w:val="24"/>
-          <w:szCs w:val="24"/>
-          <w:lang w:val="en-US"/>
-        </w:rPr>
-        <w:t>group but</w:t>
-      </w:r>
-      <w:r>
-        <w:rPr>
-          <w:rFonts w:ascii="Times New Roman" w:eastAsia="Times New Roman" w:hAnsi="Times New Roman" w:cs="Times New Roman"/>
-          <w:sz w:val="24"/>
-          <w:szCs w:val="24"/>
-          <w:lang w:val="en-US"/>
-        </w:rPr>
-        <w:t xml:space="preserve"> instead fall into several distinct fraud-type archetypes.</w:t>
+        <w:t xml:space="preserve">” pattern. Cluster 0 (10 providers) </w:t>
+      </w:r>
+      <w:r>
+        <w:rPr>
+          <w:rFonts w:ascii="Times New Roman" w:eastAsia="Times New Roman" w:hAnsi="Times New Roman" w:cs="Times New Roman"/>
+          <w:sz w:val="24"/>
+          <w:szCs w:val="24"/>
+          <w:lang w:val="en-US"/>
+        </w:rPr>
+        <w:t>capture</w:t>
+      </w:r>
+      <w:r>
+        <w:rPr>
+          <w:rFonts w:ascii="Times New Roman" w:eastAsia="Times New Roman" w:hAnsi="Times New Roman" w:cs="Times New Roman"/>
+          <w:sz w:val="24"/>
+          <w:szCs w:val="24"/>
+          <w:lang w:val="en-US"/>
+        </w:rPr>
+        <w:t xml:space="preserve"> high-volume outpatient billers with many duplicate claims and overcharge flags, while Cluster 2 (10 providers) consists of outpatient-only providers with very large claim volumes, large beneficiary panels, and frequent overcharge flags, suggestive of systematic small-ticket overbilling. Table 3 summarizes each cluster’s size, labeled/test mix, and median utilization, payment, z-score, and rule-based features, highlighting that fraudulent and high-risk providers form several distinct fraud-type archetypes rather than a single homogeneous group.</w:t>
       </w:r>
     </w:p>
     <w:p>
@@ -6583,6 +5998,9 @@
     </w:tbl>
     <w:p>
       <w:pPr>
+        <w:tabs>
+          <w:tab w:val="left" w:pos="1013"/>
+        </w:tabs>
         <w:spacing w:after="240" w:line="360" w:lineRule="auto"/>
         <w:rPr>
           <w:rFonts w:ascii="Times New Roman" w:eastAsia="Times New Roman" w:hAnsi="Times New Roman" w:cs="Times New Roman"/>

--- a/Final Paper/Manuscript.docx
+++ b/Final Paper/Manuscript.docx
@@ -37,7 +37,23 @@
           <w:sz w:val="24"/>
           <w:szCs w:val="24"/>
         </w:rPr>
-        <w:t>Zayed M. Uddin</w:t>
+        <w:t>Zayed M.</w:t>
+      </w:r>
+      <w:r>
+        <w:rPr>
+          <w:rFonts w:ascii="Times New Roman" w:eastAsia="Times New Roman" w:hAnsi="Times New Roman" w:cs="Times New Roman"/>
+          <w:sz w:val="24"/>
+          <w:szCs w:val="24"/>
+        </w:rPr>
+        <w:t xml:space="preserve"> </w:t>
+      </w:r>
+      <w:r>
+        <w:rPr>
+          <w:rFonts w:ascii="Times New Roman" w:eastAsia="Times New Roman" w:hAnsi="Times New Roman" w:cs="Times New Roman"/>
+          <w:sz w:val="24"/>
+          <w:szCs w:val="24"/>
+        </w:rPr>
+        <w:t>Uddin</w:t>
       </w:r>
       <w:r>
         <w:rPr>
@@ -54,7 +70,23 @@
           <w:sz w:val="24"/>
           <w:szCs w:val="24"/>
         </w:rPr>
-        <w:t>, Ulugbek Abdurakhmonov</w:t>
+        <w:t>,</w:t>
+      </w:r>
+      <w:r>
+        <w:rPr>
+          <w:rFonts w:ascii="Times New Roman" w:eastAsia="Times New Roman" w:hAnsi="Times New Roman" w:cs="Times New Roman"/>
+          <w:sz w:val="24"/>
+          <w:szCs w:val="24"/>
+        </w:rPr>
+        <w:t xml:space="preserve"> </w:t>
+      </w:r>
+      <w:r>
+        <w:rPr>
+          <w:rFonts w:ascii="Times New Roman" w:eastAsia="Times New Roman" w:hAnsi="Times New Roman" w:cs="Times New Roman"/>
+          <w:sz w:val="24"/>
+          <w:szCs w:val="24"/>
+        </w:rPr>
+        <w:t>Abu Bakar Siddik Mishkat</w:t>
       </w:r>
       <w:r>
         <w:rPr>
@@ -71,7 +103,15 @@
           <w:sz w:val="24"/>
           <w:szCs w:val="24"/>
         </w:rPr>
-        <w:t>, Abu Bakar Siddik Mishkat</w:t>
+        <w:t xml:space="preserve">, </w:t>
+      </w:r>
+      <w:r>
+        <w:rPr>
+          <w:rFonts w:ascii="Times New Roman" w:eastAsia="Times New Roman" w:hAnsi="Times New Roman" w:cs="Times New Roman"/>
+          <w:sz w:val="24"/>
+          <w:szCs w:val="24"/>
+        </w:rPr>
+        <w:t>Ulugbek Abdurakhmonov</w:t>
       </w:r>
       <w:r>
         <w:rPr>
@@ -120,12 +160,6 @@
     <w:p>
       <w:pPr>
         <w:spacing w:line="360" w:lineRule="auto"/>
-        <w:rPr>
-          <w:rFonts w:ascii="Times New Roman" w:eastAsia="Times New Roman" w:hAnsi="Times New Roman" w:cs="Times New Roman"/>
-          <w:sz w:val="24"/>
-          <w:szCs w:val="24"/>
-          <w:u w:val="single"/>
-        </w:rPr>
       </w:pPr>
       <w:r>
         <w:rPr>
@@ -160,6 +194,40 @@
     <w:p>
       <w:pPr>
         <w:spacing w:line="360" w:lineRule="auto"/>
+      </w:pPr>
+      <w:r>
+        <w:rPr>
+          <w:rFonts w:ascii="Times New Roman" w:eastAsia="Times New Roman" w:hAnsi="Times New Roman" w:cs="Times New Roman"/>
+          <w:sz w:val="24"/>
+          <w:szCs w:val="24"/>
+          <w:vertAlign w:val="superscript"/>
+        </w:rPr>
+        <w:t>2</w:t>
+      </w:r>
+      <w:r>
+        <w:rPr>
+          <w:rFonts w:ascii="Times New Roman" w:eastAsia="Times New Roman" w:hAnsi="Times New Roman" w:cs="Times New Roman"/>
+          <w:sz w:val="24"/>
+          <w:szCs w:val="24"/>
+        </w:rPr>
+        <w:t xml:space="preserve">Department of Mathematics and Computer Science, School of Arts &amp; Sciences, CSU—Coppin State University, Baltimore, MD 21216, USA; Email: </w:t>
+      </w:r>
+      <w:hyperlink r:id="rId8">
+        <w:r>
+          <w:rPr>
+            <w:rFonts w:ascii="Times New Roman" w:eastAsia="Times New Roman" w:hAnsi="Times New Roman" w:cs="Times New Roman"/>
+            <w:color w:val="1155CC"/>
+            <w:sz w:val="24"/>
+            <w:szCs w:val="24"/>
+            <w:u w:val="single"/>
+          </w:rPr>
+          <w:t>mishkatfamily@gmail.com</w:t>
+        </w:r>
+      </w:hyperlink>
+    </w:p>
+    <w:p>
+      <w:pPr>
+        <w:spacing w:line="360" w:lineRule="auto"/>
         <w:rPr>
           <w:rFonts w:ascii="Times New Roman" w:eastAsia="Times New Roman" w:hAnsi="Times New Roman" w:cs="Times New Roman"/>
           <w:sz w:val="24"/>
@@ -174,7 +242,7 @@
           <w:szCs w:val="24"/>
           <w:vertAlign w:val="superscript"/>
         </w:rPr>
-        <w:t>2</w:t>
+        <w:t>3</w:t>
       </w:r>
       <w:r>
         <w:rPr>
@@ -184,7 +252,7 @@
         </w:rPr>
         <w:t xml:space="preserve">Department of Mathematics and Computer Science, School of Arts &amp; Sciences, CSU—Coppin State University, Baltimore, MD 21216, USA; Email: </w:t>
       </w:r>
-      <w:hyperlink r:id="rId8">
+      <w:hyperlink r:id="rId9">
         <w:r>
           <w:rPr>
             <w:rFonts w:ascii="Times New Roman" w:eastAsia="Times New Roman" w:hAnsi="Times New Roman" w:cs="Times New Roman"/>
@@ -200,40 +268,6 @@
     <w:p>
       <w:pPr>
         <w:spacing w:line="360" w:lineRule="auto"/>
-      </w:pPr>
-      <w:r>
-        <w:rPr>
-          <w:rFonts w:ascii="Times New Roman" w:eastAsia="Times New Roman" w:hAnsi="Times New Roman" w:cs="Times New Roman"/>
-          <w:sz w:val="24"/>
-          <w:szCs w:val="24"/>
-          <w:vertAlign w:val="superscript"/>
-        </w:rPr>
-        <w:t>3</w:t>
-      </w:r>
-      <w:r>
-        <w:rPr>
-          <w:rFonts w:ascii="Times New Roman" w:eastAsia="Times New Roman" w:hAnsi="Times New Roman" w:cs="Times New Roman"/>
-          <w:sz w:val="24"/>
-          <w:szCs w:val="24"/>
-        </w:rPr>
-        <w:t xml:space="preserve">Department of Mathematics and Computer Science, School of Arts &amp; Sciences, CSU—Coppin State University, Baltimore, MD 21216, USA; Email: </w:t>
-      </w:r>
-      <w:hyperlink r:id="rId9">
-        <w:r>
-          <w:rPr>
-            <w:rFonts w:ascii="Times New Roman" w:eastAsia="Times New Roman" w:hAnsi="Times New Roman" w:cs="Times New Roman"/>
-            <w:color w:val="1155CC"/>
-            <w:sz w:val="24"/>
-            <w:szCs w:val="24"/>
-            <w:u w:val="single"/>
-          </w:rPr>
-          <w:t>mishkatfamily@gmail.com</w:t>
-        </w:r>
-      </w:hyperlink>
-    </w:p>
-    <w:p>
-      <w:pPr>
-        <w:spacing w:line="360" w:lineRule="auto"/>
         <w:rPr>
           <w:rFonts w:ascii="Times New Roman" w:eastAsia="Times New Roman" w:hAnsi="Times New Roman" w:cs="Times New Roman"/>
           <w:sz w:val="24"/>
@@ -294,123 +328,136 @@
     </w:p>
     <w:p>
       <w:pPr>
-        <w:spacing w:after="240" w:line="360" w:lineRule="auto"/>
-        <w:rPr>
-          <w:rFonts w:ascii="Times New Roman" w:hAnsi="Times New Roman" w:cs="Times New Roman"/>
-          <w:sz w:val="24"/>
-          <w:szCs w:val="24"/>
-          <w:lang w:val="en-US"/>
-        </w:rPr>
-      </w:pPr>
-      <w:r>
-        <w:rPr>
-          <w:rFonts w:ascii="Times New Roman" w:hAnsi="Times New Roman" w:cs="Times New Roman"/>
-          <w:sz w:val="24"/>
-          <w:szCs w:val="24"/>
-          <w:lang w:val="en-US"/>
-        </w:rPr>
-        <w:t>Healthcare fraud in large public insurance programs such as Medicare leads to substantial financial losses and undermines trust in the health system. Detecting fraud at scale is challenging because claims data are high-dimensional, heterogeneous, and highly imbalanced, with confirmed fraud representing only a small fraction of all activity. This paper presents an end-to-end fraud analytics pipeline on a Medicare-like claims dataset that integrates SQL-based feature engineering, unsupervised pattern discovery on fraud-only claims, supervised provider-level classification, and clustering of high-risk providers into fraud-type groups.</w:t>
-      </w:r>
-    </w:p>
-    <w:p>
-      <w:pPr>
-        <w:spacing w:after="240" w:line="360" w:lineRule="auto"/>
-        <w:rPr>
-          <w:rFonts w:ascii="Times New Roman" w:hAnsi="Times New Roman" w:cs="Times New Roman"/>
-          <w:sz w:val="24"/>
-          <w:szCs w:val="24"/>
-          <w:lang w:val="en-US"/>
-        </w:rPr>
-      </w:pPr>
-      <w:r>
-        <w:rPr>
-          <w:rFonts w:ascii="Times New Roman" w:hAnsi="Times New Roman" w:cs="Times New Roman"/>
-          <w:sz w:val="24"/>
-          <w:szCs w:val="24"/>
-          <w:lang w:val="en-US"/>
-        </w:rPr>
-        <w:t>We first construct a relational feature store in PostgreSQL that ingests raw inpatient, outpatient, beneficiary, and provider tables, performs systematic cleaning and typing, and produces reusable claim- and provider-level feature tables. These include temporal aggregates of claims and reimbursement, counts of unique beneficiaries, peer-normalized reimbursement and length-of-stay z-scores, and interpretable rule-based indicators for duplicate billing, potential upcoding, and overcharging. Using these features, we perform exploratory analysis to understand distributions, outliers, and correlations, and select a compact set of provider-level variables for modelling.</w:t>
-      </w:r>
-    </w:p>
-    <w:p>
-      <w:pPr>
-        <w:spacing w:after="240" w:line="360" w:lineRule="auto"/>
-        <w:rPr>
-          <w:rFonts w:ascii="Times New Roman" w:hAnsi="Times New Roman" w:cs="Times New Roman"/>
-          <w:sz w:val="24"/>
-          <w:szCs w:val="24"/>
-          <w:lang w:val="en-US"/>
-        </w:rPr>
-      </w:pPr>
-      <w:r>
-        <w:rPr>
-          <w:rFonts w:ascii="Times New Roman" w:hAnsi="Times New Roman" w:cs="Times New Roman"/>
-          <w:sz w:val="24"/>
-          <w:szCs w:val="24"/>
-          <w:lang w:val="en-US"/>
-        </w:rPr>
-        <w:lastRenderedPageBreak/>
-        <w:t>At the claim level, we restrict attention to claims submitted by labeled fraudulent providers and apply the HDBSCAN clustering algorithm to standardized inpatient and outpatient fraud-only features. Principal component analysis visualizations and association rule mining on diagnosis–procedure combinations reveal heterogeneous clusters of fraudulent claims, including high-payment long-stay inpatient episodes and high-volume outpatient patterns with repeated code combinations and overcharge flags.</w:t>
-      </w:r>
-    </w:p>
-    <w:p>
-      <w:pPr>
-        <w:spacing w:after="240" w:line="360" w:lineRule="auto"/>
-        <w:rPr>
-          <w:rFonts w:ascii="Times New Roman" w:hAnsi="Times New Roman" w:cs="Times New Roman"/>
-          <w:sz w:val="24"/>
-          <w:szCs w:val="24"/>
-          <w:lang w:val="en-US"/>
-        </w:rPr>
-      </w:pPr>
-      <w:r>
-        <w:rPr>
-          <w:rFonts w:ascii="Times New Roman" w:hAnsi="Times New Roman" w:cs="Times New Roman"/>
-          <w:sz w:val="24"/>
-          <w:szCs w:val="24"/>
-          <w:lang w:val="en-US"/>
-        </w:rPr>
-        <w:t xml:space="preserve">At the provider level, we train and compare several supervised models to predict fraud status, including logistic regression with elastic-net regularization, tree ensembles, gradient boosting methods, </w:t>
-      </w:r>
-      <w:proofErr w:type="spellStart"/>
-      <w:r>
-        <w:rPr>
-          <w:rFonts w:ascii="Times New Roman" w:hAnsi="Times New Roman" w:cs="Times New Roman"/>
-          <w:sz w:val="24"/>
-          <w:szCs w:val="24"/>
-          <w:lang w:val="en-US"/>
-        </w:rPr>
-        <w:t>CatBoost</w:t>
-      </w:r>
-      <w:proofErr w:type="spellEnd"/>
-      <w:r>
-        <w:rPr>
-          <w:rFonts w:ascii="Times New Roman" w:hAnsi="Times New Roman" w:cs="Times New Roman"/>
-          <w:sz w:val="24"/>
-          <w:szCs w:val="24"/>
-          <w:lang w:val="en-US"/>
-        </w:rPr>
-        <w:t>, and a multilayer perceptron. On a stratified 30% hold-out set of labeled providers, all models achieve high ROC-AUC (≈0.93), and a well-regularized logistic regression model achieves the best balance of precision and recall, with a PR-AUC around 0.71 and an F1-score in the mid-0.60s after threshold tuning. We apply this model to unlabeled test providers to obtain fraud risk scores, then form a high-risk provider universe by combining labeled fraudulent providers with high-scoring test providers. HDBSCAN clustering on standardized provider features identifies several fraud-type clusters—such as high-revenue inpatient overchargers, moderate-volume inpatient outliers, and high-volume outpatient overbillers—alongside a diffuse noise set.</w:t>
-      </w:r>
-    </w:p>
-    <w:p>
-      <w:pPr>
-        <w:spacing w:after="240" w:line="360" w:lineRule="auto"/>
-        <w:rPr>
-          <w:rFonts w:ascii="Times New Roman" w:hAnsi="Times New Roman" w:cs="Times New Roman"/>
-          <w:sz w:val="24"/>
-          <w:szCs w:val="24"/>
-          <w:lang w:val="en-US"/>
-        </w:rPr>
-      </w:pPr>
-      <w:r>
-        <w:rPr>
-          <w:rFonts w:ascii="Times New Roman" w:hAnsi="Times New Roman" w:cs="Times New Roman"/>
-          <w:sz w:val="24"/>
-          <w:szCs w:val="24"/>
-          <w:lang w:val="en-US"/>
-        </w:rPr>
-        <w:t>Overall, the proposed pipeline shows that a combination of carefully engineered features, interpretable linear models, and targeted unsupervised analyses can deliver competitive provider-level fraud detection performance while also producing actionable fraud-type characterizations that may support human investigation and policy decisions.</w:t>
+        <w:spacing w:after="100" w:afterAutospacing="1" w:line="360" w:lineRule="auto"/>
+        <w:rPr>
+          <w:rFonts w:ascii="Times New Roman" w:hAnsi="Times New Roman" w:cs="Times New Roman"/>
+          <w:sz w:val="24"/>
+          <w:szCs w:val="24"/>
+        </w:rPr>
+      </w:pPr>
+      <w:r>
+        <w:rPr>
+          <w:rFonts w:ascii="Times New Roman" w:hAnsi="Times New Roman" w:cs="Times New Roman"/>
+          <w:sz w:val="24"/>
+          <w:szCs w:val="24"/>
+        </w:rPr>
+        <w:t>Healthcare fraud in Medicare causes substantial losses and is hard to detect because claims data are high-dimensional and imbalanced. We present an end-to-end pipeline on a Medicare-like dataset that integrates SQL-based feature engineering, unsupervised analysis of fraud-only claims, supervised provider classification, and clustering of high-risk providers into fraud-type groups. A feature store cleans inpatient, outpatient, beneficiary, and provider tables and produces reusable claim and provider features, including aggregates, beneficiary counts, peer-normalized z-scores, and rule-based indicators for duplicate billing, upcoding, and overcharging. Using these features, we cluster fraud-only claims with HDBSCAN and characterize inpatient and outpatient patterns via principal component analysis and association rule mining. We then train supervised models; a well-regularized logistic regression achieves PR-AUC ≈0.71 and ROC-AUC ≈0.93, and its risk scores feed a second HDBSCAN step that yields distinct provider fraud-type clusters. Overall, engineered features, interpretable linear models, and unsupervised analyses provide competitive performance and actionable fraud-type characterizations.</w:t>
+      </w:r>
+    </w:p>
+    <w:p>
+      <w:pPr>
+        <w:spacing w:line="360" w:lineRule="auto"/>
+        <w:rPr>
+          <w:rFonts w:ascii="Times New Roman" w:hAnsi="Times New Roman" w:cs="Times New Roman"/>
+          <w:sz w:val="24"/>
+          <w:szCs w:val="24"/>
+        </w:rPr>
+      </w:pPr>
+      <w:r>
+        <w:rPr>
+          <w:rFonts w:ascii="Times New Roman" w:hAnsi="Times New Roman" w:cs="Times New Roman"/>
+          <w:b/>
+          <w:bCs/>
+          <w:sz w:val="24"/>
+          <w:szCs w:val="24"/>
+        </w:rPr>
+        <w:t>Keywords:</w:t>
+      </w:r>
+      <w:r>
+        <w:rPr>
+          <w:rFonts w:ascii="Times New Roman" w:hAnsi="Times New Roman" w:cs="Times New Roman"/>
+          <w:sz w:val="24"/>
+          <w:szCs w:val="24"/>
+        </w:rPr>
+        <w:t xml:space="preserve"> </w:t>
+      </w:r>
+      <w:r>
+        <w:rPr>
+          <w:rFonts w:ascii="Times New Roman" w:hAnsi="Times New Roman" w:cs="Times New Roman"/>
+          <w:sz w:val="24"/>
+          <w:szCs w:val="24"/>
+        </w:rPr>
+        <w:t>Medi</w:t>
+      </w:r>
+      <w:r>
+        <w:rPr>
+          <w:rFonts w:ascii="Times New Roman" w:hAnsi="Times New Roman" w:cs="Times New Roman"/>
+          <w:sz w:val="24"/>
+          <w:szCs w:val="24"/>
+        </w:rPr>
+        <w:t>care</w:t>
+      </w:r>
+      <w:r>
+        <w:rPr>
+          <w:rFonts w:ascii="Times New Roman" w:hAnsi="Times New Roman" w:cs="Times New Roman"/>
+          <w:sz w:val="24"/>
+          <w:szCs w:val="24"/>
+        </w:rPr>
+        <w:t xml:space="preserve"> Fraud Detection</w:t>
+      </w:r>
+      <w:r>
+        <w:rPr>
+          <w:rFonts w:ascii="Times New Roman" w:hAnsi="Times New Roman" w:cs="Times New Roman"/>
+          <w:sz w:val="24"/>
+          <w:szCs w:val="24"/>
+        </w:rPr>
+        <w:t>,</w:t>
+      </w:r>
+      <w:r>
+        <w:rPr>
+          <w:rFonts w:ascii="Times New Roman" w:hAnsi="Times New Roman" w:cs="Times New Roman"/>
+          <w:sz w:val="24"/>
+          <w:szCs w:val="24"/>
+        </w:rPr>
+        <w:t xml:space="preserve"> Insurance Fraud Types</w:t>
+      </w:r>
+      <w:r>
+        <w:rPr>
+          <w:rFonts w:ascii="Times New Roman" w:hAnsi="Times New Roman" w:cs="Times New Roman"/>
+          <w:sz w:val="24"/>
+          <w:szCs w:val="24"/>
+        </w:rPr>
+        <w:t xml:space="preserve"> </w:t>
+      </w:r>
+      <w:r>
+        <w:rPr>
+          <w:rFonts w:ascii="Times New Roman" w:hAnsi="Times New Roman" w:cs="Times New Roman"/>
+          <w:sz w:val="24"/>
+          <w:szCs w:val="24"/>
+        </w:rPr>
+        <w:t xml:space="preserve">, </w:t>
+      </w:r>
+      <w:r>
+        <w:rPr>
+          <w:rFonts w:ascii="Times New Roman" w:hAnsi="Times New Roman" w:cs="Times New Roman"/>
+          <w:sz w:val="24"/>
+          <w:szCs w:val="24"/>
+        </w:rPr>
+        <w:t>Tree-based ensemble learning</w:t>
+      </w:r>
+      <w:r>
+        <w:rPr>
+          <w:rFonts w:ascii="Times New Roman" w:hAnsi="Times New Roman" w:cs="Times New Roman"/>
+          <w:sz w:val="24"/>
+          <w:szCs w:val="24"/>
+        </w:rPr>
+        <w:t>, Insurance Claims</w:t>
+      </w:r>
+      <w:r>
+        <w:rPr>
+          <w:rFonts w:ascii="Times New Roman" w:hAnsi="Times New Roman" w:cs="Times New Roman"/>
+          <w:sz w:val="24"/>
+          <w:szCs w:val="24"/>
+        </w:rPr>
+        <w:t>, HDBSCAN Fraud Clustering</w:t>
+      </w:r>
+      <w:r>
+        <w:rPr>
+          <w:rFonts w:ascii="Times New Roman" w:hAnsi="Times New Roman" w:cs="Times New Roman"/>
+          <w:sz w:val="24"/>
+          <w:szCs w:val="24"/>
+        </w:rPr>
+        <w:t xml:space="preserve"> </w:t>
       </w:r>
     </w:p>
     <w:p>
@@ -433,6 +480,7 @@
           <w:sz w:val="28"/>
           <w:szCs w:val="28"/>
         </w:rPr>
+        <w:lastRenderedPageBreak/>
         <w:t>2. Introduction</w:t>
       </w:r>
     </w:p>
@@ -466,7 +514,7 @@
     </w:p>
     <w:p>
       <w:pPr>
-        <w:spacing w:after="240" w:line="360" w:lineRule="auto"/>
+        <w:spacing w:after="100" w:afterAutospacing="1" w:line="360" w:lineRule="auto"/>
         <w:rPr>
           <w:rFonts w:ascii="Times New Roman" w:hAnsi="Times New Roman" w:cs="Times New Roman"/>
           <w:sz w:val="24"/>
@@ -479,142 +527,8 @@
           <w:rFonts w:ascii="Times New Roman" w:hAnsi="Times New Roman" w:cs="Times New Roman"/>
           <w:sz w:val="24"/>
           <w:szCs w:val="24"/>
-          <w:lang w:val="en-US"/>
-        </w:rPr>
-        <w:t xml:space="preserve">Healthcare fraud, waste, and abuse divert scarce resources away from patient care and impose substantial financial losses on health systems worldwide. Estimates for public programs such as Medicare and Medicaid run into billions of dollars annually, driven by practices such as phantom billing, upcoding, unnecessary services, and abuse of reimbursement rules </w:t>
-      </w:r>
-      <w:r>
-        <w:rPr>
-          <w:rFonts w:ascii="Times New Roman" w:hAnsi="Times New Roman" w:cs="Times New Roman"/>
-          <w:sz w:val="24"/>
-          <w:szCs w:val="24"/>
-        </w:rPr>
-        <w:t>[3], [9], [17], [20]</w:t>
-      </w:r>
-      <w:r>
-        <w:rPr>
-          <w:rFonts w:ascii="Times New Roman" w:hAnsi="Times New Roman" w:cs="Times New Roman"/>
-          <w:sz w:val="24"/>
-          <w:szCs w:val="24"/>
-          <w:lang w:val="en-US"/>
-        </w:rPr>
-        <w:t xml:space="preserve">. Beyond direct financial impact, fraudulent claims undermine trust in payers and providers and </w:t>
-      </w:r>
-      <w:proofErr w:type="gramStart"/>
-      <w:r>
-        <w:rPr>
-          <w:rFonts w:ascii="Times New Roman" w:hAnsi="Times New Roman" w:cs="Times New Roman"/>
-          <w:sz w:val="24"/>
-          <w:szCs w:val="24"/>
-          <w:lang w:val="en-US"/>
-        </w:rPr>
-        <w:t>complicate</w:t>
-      </w:r>
-      <w:proofErr w:type="gramEnd"/>
-      <w:r>
-        <w:rPr>
-          <w:rFonts w:ascii="Times New Roman" w:hAnsi="Times New Roman" w:cs="Times New Roman"/>
-          <w:sz w:val="24"/>
-          <w:szCs w:val="24"/>
-          <w:lang w:val="en-US"/>
-        </w:rPr>
-        <w:t xml:space="preserve"> policy efforts aimed at improving access and quality of care </w:t>
-      </w:r>
-      <w:r>
-        <w:rPr>
-          <w:rFonts w:ascii="Times New Roman" w:hAnsi="Times New Roman" w:cs="Times New Roman"/>
-          <w:sz w:val="24"/>
-          <w:szCs w:val="24"/>
-        </w:rPr>
-        <w:t>[9], [17].</w:t>
-      </w:r>
-    </w:p>
-    <w:p>
-      <w:pPr>
-        <w:spacing w:after="240" w:line="360" w:lineRule="auto"/>
-        <w:rPr>
-          <w:rFonts w:ascii="Times New Roman" w:hAnsi="Times New Roman" w:cs="Times New Roman"/>
-          <w:sz w:val="24"/>
-          <w:szCs w:val="24"/>
-          <w:lang w:val="en-US"/>
-        </w:rPr>
-      </w:pPr>
-      <w:r>
-        <w:rPr>
-          <w:rFonts w:ascii="Times New Roman" w:hAnsi="Times New Roman" w:cs="Times New Roman"/>
-          <w:sz w:val="24"/>
-          <w:szCs w:val="24"/>
-          <w:lang w:val="en-US"/>
-        </w:rPr>
-        <w:lastRenderedPageBreak/>
-        <w:t>Modern claims databases—covering millions of encounters across beneficiaries, providers, diagnoses, and procedures—offer an opportunity to detect fraud more systematically but also pose serious analytical challenges. The data are high-dimensional, heterogeneous, and highly imbalanced, with confirmed fraud representing only a small fraction of all claims [3]</w:t>
-      </w:r>
-      <w:r>
-        <w:rPr>
-          <w:rFonts w:ascii="Times New Roman" w:hAnsi="Times New Roman" w:cs="Times New Roman"/>
-          <w:sz w:val="24"/>
-          <w:szCs w:val="24"/>
-          <w:lang w:val="en-US"/>
-        </w:rPr>
-        <w:t>, [9]</w:t>
-      </w:r>
-      <w:r>
-        <w:rPr>
-          <w:rFonts w:ascii="Times New Roman" w:hAnsi="Times New Roman" w:cs="Times New Roman"/>
-          <w:sz w:val="24"/>
-          <w:szCs w:val="24"/>
-          <w:lang w:val="en-US"/>
-        </w:rPr>
-        <w:t xml:space="preserve">. Simple rule-based systems, while interpretable and easy to deploy, struggle to keep pace with evolving fraud schemes and can generate many false positives. This has motivated extensive research on machine learning and data mining methods for healthcare fraud detection, spanning supervised classification, unsupervised anomaly detection, and hybrid approaches </w:t>
-      </w:r>
-      <w:r>
-        <w:rPr>
-          <w:rFonts w:ascii="Times New Roman" w:hAnsi="Times New Roman" w:cs="Times New Roman"/>
-          <w:sz w:val="24"/>
-          <w:szCs w:val="24"/>
-        </w:rPr>
-        <w:t>[3],</w:t>
-      </w:r>
-      <w:r>
-        <w:rPr>
-          <w:rFonts w:ascii="Times New Roman" w:hAnsi="Times New Roman" w:cs="Times New Roman"/>
-          <w:sz w:val="24"/>
-          <w:szCs w:val="24"/>
-        </w:rPr>
-        <w:t xml:space="preserve"> [5]</w:t>
-      </w:r>
-      <w:r>
-        <w:rPr>
-          <w:rFonts w:ascii="Times New Roman" w:hAnsi="Times New Roman" w:cs="Times New Roman"/>
-          <w:sz w:val="24"/>
-          <w:szCs w:val="24"/>
-        </w:rPr>
-        <w:t xml:space="preserve"> [9], [1</w:t>
-      </w:r>
-      <w:r>
-        <w:rPr>
-          <w:rFonts w:ascii="Times New Roman" w:hAnsi="Times New Roman" w:cs="Times New Roman"/>
-          <w:sz w:val="24"/>
-          <w:szCs w:val="24"/>
-        </w:rPr>
-        <w:t>4</w:t>
-      </w:r>
-      <w:r>
-        <w:rPr>
-          <w:rFonts w:ascii="Times New Roman" w:hAnsi="Times New Roman" w:cs="Times New Roman"/>
-          <w:sz w:val="24"/>
-          <w:szCs w:val="24"/>
-        </w:rPr>
-        <w:t>], [20]</w:t>
-      </w:r>
-      <w:r>
-        <w:rPr>
-          <w:rFonts w:ascii="Times New Roman" w:hAnsi="Times New Roman" w:cs="Times New Roman"/>
-          <w:sz w:val="24"/>
-          <w:szCs w:val="24"/>
-          <w:lang w:val="en-US"/>
-        </w:rPr>
-        <w:t>.</w:t>
+        </w:rPr>
+        <w:t>Healthcare fraud, waste, and abuse in large public insurance programs such as Medicare cause substantial economic losses—estimated at tens to hundreds of billions of dollars annually—and divert resources away from patient care while eroding trust in the health system [12], [14]. Modern claims databases covering millions of encounters across beneficiaries, providers, diagnoses, and procedures offer opportunities for more systematic detection but are high-dimensional, heterogeneous, and severely imbalanced, with fraudulent cases forming a tiny minority of all claims [3], [8], [12]. In such settings, purely rule-based systems are transparent and easy to deploy but often struggle to keep pace with evolving schemes and can generate high false-positive rates. These limitations have motivated extensive research into machine learning and data mining methods for healthcare fraud detection, spanning supervised classification, unsupervised anomaly detection, and hybrid approaches that combine rules, statistical models, and more advanced architectures [3], [5], [8], [12], [14], [15].</w:t>
       </w:r>
     </w:p>
     <w:p>
@@ -686,7 +600,7 @@
     </w:p>
     <w:p>
       <w:pPr>
-        <w:spacing w:after="240" w:line="360" w:lineRule="auto"/>
+        <w:spacing w:after="100" w:afterAutospacing="1" w:line="360" w:lineRule="auto"/>
         <w:rPr>
           <w:rFonts w:ascii="Times New Roman" w:hAnsi="Times New Roman" w:cs="Times New Roman"/>
           <w:sz w:val="24"/>
@@ -699,280 +613,26 @@
           <w:rFonts w:ascii="Times New Roman" w:hAnsi="Times New Roman" w:cs="Times New Roman"/>
           <w:sz w:val="24"/>
           <w:szCs w:val="24"/>
-          <w:lang w:val="en-US"/>
-        </w:rPr>
-        <w:t xml:space="preserve">Recent surveys document a wide range of machine learning techniques applied to medical insurance and Medicare fraud detection </w:t>
-      </w:r>
-      <w:r>
-        <w:rPr>
-          <w:rFonts w:ascii="Times New Roman" w:hAnsi="Times New Roman" w:cs="Times New Roman"/>
-          <w:sz w:val="24"/>
-          <w:szCs w:val="24"/>
-        </w:rPr>
-        <w:t>[3], [9], [17], [20</w:t>
-      </w:r>
-      <w:r>
-        <w:rPr>
-          <w:rFonts w:ascii="Times New Roman" w:hAnsi="Times New Roman" w:cs="Times New Roman"/>
-          <w:sz w:val="24"/>
-          <w:szCs w:val="24"/>
-          <w:lang w:val="en-US"/>
-        </w:rPr>
-        <w:t xml:space="preserve">]. Supervised models such as logistic regression, decision trees, random forests, support vector machines, and gradient boosting have been trained on labelled provider or claim data to distinguish fraudulent from legitimate behavior, often using Medicare or similar large-scale claims datasets </w:t>
-      </w:r>
-      <w:r>
-        <w:rPr>
-          <w:rFonts w:ascii="Times New Roman" w:hAnsi="Times New Roman" w:cs="Times New Roman"/>
-          <w:sz w:val="24"/>
-          <w:szCs w:val="24"/>
-        </w:rPr>
-        <w:t>[3], [5], [8], [13], [16], [18]</w:t>
-      </w:r>
-      <w:r>
-        <w:rPr>
-          <w:rFonts w:ascii="Times New Roman" w:hAnsi="Times New Roman" w:cs="Times New Roman"/>
-          <w:sz w:val="24"/>
-          <w:szCs w:val="24"/>
-          <w:lang w:val="en-US"/>
-        </w:rPr>
-        <w:t xml:space="preserve">. These methods tend to perform well when sufficient labelled examples exist and when fraud patterns are relatively stable, but they depend heavily on the availability and quality of labelled fraud cases and can struggle to detect emerging or previously unseen schemes </w:t>
-      </w:r>
-      <w:r>
-        <w:rPr>
-          <w:rFonts w:ascii="Times New Roman" w:hAnsi="Times New Roman" w:cs="Times New Roman"/>
-          <w:sz w:val="24"/>
-          <w:szCs w:val="24"/>
-        </w:rPr>
-        <w:t>[3], [9], [14]</w:t>
-      </w:r>
-      <w:r>
-        <w:rPr>
-          <w:rFonts w:ascii="Times New Roman" w:hAnsi="Times New Roman" w:cs="Times New Roman"/>
-          <w:sz w:val="24"/>
-          <w:szCs w:val="24"/>
-          <w:lang w:val="en-US"/>
-        </w:rPr>
-        <w:t>.</w:t>
-      </w:r>
-    </w:p>
-    <w:p>
-      <w:pPr>
-        <w:spacing w:after="240" w:line="360" w:lineRule="auto"/>
-        <w:rPr>
-          <w:rFonts w:ascii="Times New Roman" w:hAnsi="Times New Roman" w:cs="Times New Roman"/>
-          <w:sz w:val="24"/>
-          <w:szCs w:val="24"/>
-          <w:lang w:val="en-US"/>
-        </w:rPr>
-      </w:pPr>
-      <w:r>
-        <w:rPr>
-          <w:rFonts w:ascii="Times New Roman" w:hAnsi="Times New Roman" w:cs="Times New Roman"/>
-          <w:sz w:val="24"/>
-          <w:szCs w:val="24"/>
-          <w:lang w:val="en-US"/>
-        </w:rPr>
-        <w:t xml:space="preserve">Unsupervised learning offers an alternative route that does not rely on detailed fraud labels. Clustering and outlier-detection algorithms—including k-means, Local Outlier Factor, k-nearest neighbors, Isolation Forest, DBSCAN, and related density-based methods—have been explored for detecting anomalous claims or providers that deviate from typical patterns </w:t>
-      </w:r>
-      <w:r>
-        <w:rPr>
-          <w:rFonts w:ascii="Times New Roman" w:hAnsi="Times New Roman" w:cs="Times New Roman"/>
-          <w:sz w:val="24"/>
-          <w:szCs w:val="24"/>
-        </w:rPr>
-        <w:t>[1], [2], [6], [10], [15], [19]</w:t>
-      </w:r>
-      <w:r>
-        <w:rPr>
-          <w:rFonts w:ascii="Times New Roman" w:hAnsi="Times New Roman" w:cs="Times New Roman"/>
-          <w:sz w:val="24"/>
-          <w:szCs w:val="24"/>
-          <w:lang w:val="en-US"/>
-        </w:rPr>
-        <w:t xml:space="preserve">. In healthcare datasets where labelled fraud is scarce or incomplete, these methods can highlight suspicious cases for further investigation, but they often depend critically on good feature engineering and may yield high false positive rates if used in isolation </w:t>
-      </w:r>
-      <w:r>
-        <w:rPr>
-          <w:rFonts w:ascii="Times New Roman" w:hAnsi="Times New Roman" w:cs="Times New Roman"/>
-          <w:sz w:val="24"/>
-          <w:szCs w:val="24"/>
-        </w:rPr>
-        <w:t>[1], [2], [6], [19]</w:t>
-      </w:r>
-      <w:r>
-        <w:rPr>
-          <w:rFonts w:ascii="Times New Roman" w:hAnsi="Times New Roman" w:cs="Times New Roman"/>
-          <w:sz w:val="24"/>
-          <w:szCs w:val="24"/>
-          <w:lang w:val="en-US"/>
-        </w:rPr>
-        <w:t>.</w:t>
-      </w:r>
-    </w:p>
-    <w:p>
-      <w:pPr>
-        <w:spacing w:after="240" w:line="360" w:lineRule="auto"/>
-        <w:rPr>
-          <w:rFonts w:ascii="Times New Roman" w:hAnsi="Times New Roman" w:cs="Times New Roman"/>
-          <w:sz w:val="24"/>
-          <w:szCs w:val="24"/>
-          <w:lang w:val="en-US"/>
-        </w:rPr>
-      </w:pPr>
-      <w:r>
-        <w:rPr>
-          <w:rFonts w:ascii="Times New Roman" w:hAnsi="Times New Roman" w:cs="Times New Roman"/>
-          <w:sz w:val="24"/>
-          <w:szCs w:val="24"/>
-          <w:lang w:val="en-US"/>
-        </w:rPr>
-        <w:t>A complementary line of work uses association rule mining to discover frequent patterns in claims data and then focuses on rules that appear abnormal or cost intensive</w:t>
-      </w:r>
-      <w:r>
-        <w:rPr>
-          <w:rFonts w:ascii="Times New Roman" w:hAnsi="Times New Roman" w:cs="Times New Roman"/>
-          <w:sz w:val="24"/>
-          <w:szCs w:val="24"/>
-          <w:lang w:val="en-US"/>
-        </w:rPr>
-        <w:t xml:space="preserve"> </w:t>
-      </w:r>
-      <w:r>
-        <w:rPr>
-          <w:rFonts w:ascii="Times New Roman" w:hAnsi="Times New Roman" w:cs="Times New Roman"/>
-          <w:sz w:val="24"/>
-          <w:szCs w:val="24"/>
-        </w:rPr>
-        <w:t>[5], [12], [18]</w:t>
-      </w:r>
-      <w:r>
-        <w:rPr>
-          <w:rFonts w:ascii="Times New Roman" w:hAnsi="Times New Roman" w:cs="Times New Roman"/>
-          <w:sz w:val="24"/>
-          <w:szCs w:val="24"/>
-          <w:lang w:val="en-US"/>
-        </w:rPr>
-        <w:t xml:space="preserve">. In these approaches, rules are typically filtered by support, confidence, and lift, and then examined as potential indicators of fraud when they involve unusual code combinations or high aggregate </w:t>
-      </w:r>
-      <w:r>
-        <w:rPr>
-          <w:rFonts w:ascii="Times New Roman" w:hAnsi="Times New Roman" w:cs="Times New Roman"/>
-          <w:sz w:val="24"/>
-          <w:szCs w:val="24"/>
-          <w:lang w:val="en-US"/>
-        </w:rPr>
-        <w:lastRenderedPageBreak/>
-        <w:t>costs [</w:t>
-      </w:r>
-      <w:r>
-        <w:rPr>
-          <w:rFonts w:ascii="Times New Roman" w:hAnsi="Times New Roman" w:cs="Times New Roman"/>
-          <w:sz w:val="24"/>
-          <w:szCs w:val="24"/>
-          <w:lang w:val="en-US"/>
-        </w:rPr>
-        <w:t>5</w:t>
-      </w:r>
-      <w:r>
-        <w:rPr>
-          <w:rFonts w:ascii="Times New Roman" w:hAnsi="Times New Roman" w:cs="Times New Roman"/>
-          <w:sz w:val="24"/>
-          <w:szCs w:val="24"/>
-          <w:lang w:val="en-US"/>
-        </w:rPr>
-        <w:t>]</w:t>
-      </w:r>
-      <w:r>
-        <w:rPr>
-          <w:rFonts w:ascii="Times New Roman" w:hAnsi="Times New Roman" w:cs="Times New Roman"/>
-          <w:sz w:val="24"/>
-          <w:szCs w:val="24"/>
-          <w:lang w:val="en-US"/>
-        </w:rPr>
-        <w:t>, [12]</w:t>
-      </w:r>
-      <w:r>
-        <w:rPr>
-          <w:rFonts w:ascii="Times New Roman" w:hAnsi="Times New Roman" w:cs="Times New Roman"/>
-          <w:sz w:val="24"/>
-          <w:szCs w:val="24"/>
-          <w:lang w:val="en-US"/>
-        </w:rPr>
-        <w:t>. This rule-centric perspective helps capture structured fraud schemes that span multiple claims and actors, but it is often studied separately from provider-level risk scoring.</w:t>
-      </w:r>
-    </w:p>
-    <w:p>
-      <w:pPr>
-        <w:spacing w:after="240" w:line="360" w:lineRule="auto"/>
-        <w:rPr>
-          <w:rFonts w:ascii="Times New Roman" w:hAnsi="Times New Roman" w:cs="Times New Roman"/>
-          <w:sz w:val="24"/>
-          <w:szCs w:val="24"/>
-          <w:lang w:val="en-US"/>
-        </w:rPr>
-      </w:pPr>
-      <w:r>
-        <w:rPr>
-          <w:rFonts w:ascii="Times New Roman" w:hAnsi="Times New Roman" w:cs="Times New Roman"/>
-          <w:sz w:val="24"/>
-          <w:szCs w:val="24"/>
-          <w:lang w:val="en-US"/>
-        </w:rPr>
-        <w:t xml:space="preserve">More recent overviews emphasize that healthcare fraud detection in practice increasingly combines multiple paradigms—rules, supervised models, and unsupervised anomaly detectors—to balance adaptability, interpretability, and operational cost </w:t>
-      </w:r>
-      <w:r>
-        <w:rPr>
-          <w:rFonts w:ascii="Times New Roman" w:hAnsi="Times New Roman" w:cs="Times New Roman"/>
-          <w:sz w:val="24"/>
-          <w:szCs w:val="24"/>
-        </w:rPr>
-        <w:t>[3], [9], [14], [20]</w:t>
-      </w:r>
-      <w:r>
-        <w:rPr>
-          <w:rFonts w:ascii="Times New Roman" w:hAnsi="Times New Roman" w:cs="Times New Roman"/>
-          <w:sz w:val="24"/>
-          <w:szCs w:val="24"/>
-          <w:lang w:val="en-US"/>
-        </w:rPr>
-        <w:t xml:space="preserve">. Nevertheless, many published systems focus on either claim-level anomaly detection or provider-level classification in isolation, provide limited detail on end-to-end data engineering pipelines, or give only high-level descriptions of how unsupervised patterns relate back to concrete fraud types </w:t>
-      </w:r>
-      <w:r>
-        <w:rPr>
-          <w:rFonts w:ascii="Times New Roman" w:hAnsi="Times New Roman" w:cs="Times New Roman"/>
-          <w:sz w:val="24"/>
-          <w:szCs w:val="24"/>
-        </w:rPr>
-        <w:t>[3], [9], [14]</w:t>
-      </w:r>
-      <w:r>
-        <w:rPr>
-          <w:rFonts w:ascii="Times New Roman" w:hAnsi="Times New Roman" w:cs="Times New Roman"/>
-          <w:sz w:val="24"/>
-          <w:szCs w:val="24"/>
-          <w:lang w:val="en-US"/>
-        </w:rPr>
-        <w:t>. There remains a need for studies that tie together robust feature engineering, interpretable rule-based indicators, unsupervised clustering of fraud patterns, and supervised provider risk scoring within a single reproducible framework.</w:t>
-      </w:r>
-    </w:p>
-    <w:p>
-      <w:pPr>
-        <w:spacing w:after="240" w:line="360" w:lineRule="auto"/>
-        <w:rPr>
-          <w:rFonts w:ascii="Times New Roman" w:hAnsi="Times New Roman" w:cs="Times New Roman"/>
-          <w:sz w:val="24"/>
-          <w:szCs w:val="24"/>
-          <w:lang w:val="en-US"/>
-        </w:rPr>
-      </w:pPr>
-      <w:r>
-        <w:rPr>
-          <w:rFonts w:ascii="Times New Roman" w:hAnsi="Times New Roman" w:cs="Times New Roman"/>
-          <w:sz w:val="24"/>
-          <w:szCs w:val="24"/>
-          <w:lang w:val="en-US"/>
-        </w:rPr>
-        <w:t>This paper addresses these gaps by developing and evaluating an integrated fraud detection pipeline on a Medicare-like claims dataset with labelled provider fraud flags. Building on prior work in association rule mining, anomaly detection, and supervised classification for healthcare fraud, our contributions are threefold.</w:t>
+        </w:rPr>
+        <w:t xml:space="preserve">Recent surveys synthesize machine learning techniques for health insurance and Medicare fraud detection, including classical statistical models, tree ensembles, support vector machines, deep learning, and hybrid pipelines [3], [8], [12], [14]. Supervised models such as logistic regression, decision trees, random forests, and gradient boosting are trained on labelled provider- or claim-level data and perform well when labels exist, but their effectiveness is constrained by label scarcity and fraud patterns [3], [5], [7], [8], [11]. Unsupervised methods—clustering and outlier detection algorithms such as k-means, density-based approaches, and anomaly models—highlight atypical claims or providers when labels are </w:t>
+      </w:r>
+      <w:proofErr w:type="gramStart"/>
+      <w:r>
+        <w:rPr>
+          <w:rFonts w:ascii="Times New Roman" w:hAnsi="Times New Roman" w:cs="Times New Roman"/>
+          <w:sz w:val="24"/>
+          <w:szCs w:val="24"/>
+        </w:rPr>
+        <w:t>limited, yet</w:t>
+      </w:r>
+      <w:proofErr w:type="gramEnd"/>
+      <w:r>
+        <w:rPr>
+          <w:rFonts w:ascii="Times New Roman" w:hAnsi="Times New Roman" w:cs="Times New Roman"/>
+          <w:sz w:val="24"/>
+          <w:szCs w:val="24"/>
+        </w:rPr>
+        <w:t xml:space="preserve"> depend heavily on feature construction and can yield false positives if used alone [1], [2], [6], [13], [15]. Association rule mining discovers frequent, high-cost, or unusual diagnosis–procedure combinations that may indicate fraud schemes [5], [10]. Recent overviews emphasize combining rules, supervised models, and unsupervised detectors within end-to-end pipelines [3], [8], [12], [14], [15].</w:t>
       </w:r>
     </w:p>
     <w:p>
@@ -1028,244 +688,19 @@
       <w:pPr>
         <w:spacing w:after="240" w:line="360" w:lineRule="auto"/>
         <w:rPr>
-          <w:rFonts w:ascii="Times New Roman" w:eastAsia="Times New Roman" w:hAnsi="Times New Roman" w:cs="Times New Roman"/>
-          <w:sz w:val="24"/>
-          <w:szCs w:val="24"/>
-          <w:lang w:val="en-US"/>
-        </w:rPr>
-      </w:pPr>
-      <w:r>
-        <w:rPr>
-          <w:rFonts w:ascii="Times New Roman" w:eastAsia="Times New Roman" w:hAnsi="Times New Roman" w:cs="Times New Roman"/>
-          <w:sz w:val="24"/>
-          <w:szCs w:val="24"/>
-        </w:rPr>
-        <w:t>We used the publicly available “Healthcare Provider Fraud Detection Analysis” dataset from Medical Sphere, which was built from Medicare claims</w:t>
-      </w:r>
-      <w:r>
-        <w:rPr>
-          <w:rFonts w:ascii="Times New Roman" w:eastAsia="Times New Roman" w:hAnsi="Times New Roman" w:cs="Times New Roman"/>
-          <w:sz w:val="24"/>
-          <w:szCs w:val="24"/>
-        </w:rPr>
-        <w:t xml:space="preserve">. </w:t>
-      </w:r>
-      <w:r>
-        <w:rPr>
-          <w:rFonts w:ascii="Times New Roman" w:eastAsia="Times New Roman" w:hAnsi="Times New Roman" w:cs="Times New Roman"/>
-          <w:sz w:val="24"/>
-          <w:szCs w:val="24"/>
-          <w:lang w:val="en-US"/>
-        </w:rPr>
-        <w:t xml:space="preserve">We use a de-identified Medicare claims dataset with separate training and test partitions. Each partition contains four tables with a common schema: a provider table, an inpatient claims table, an outpatient claims table, and a beneficiary table. The provider table lists billing providers and, in the training data only, a </w:t>
-      </w:r>
-      <w:r>
-        <w:rPr>
-          <w:rFonts w:ascii="Times New Roman" w:eastAsia="Times New Roman" w:hAnsi="Times New Roman" w:cs="Times New Roman"/>
-          <w:i/>
-          <w:iCs/>
-          <w:sz w:val="24"/>
-          <w:szCs w:val="24"/>
-          <w:lang w:val="en-US"/>
-        </w:rPr>
-        <w:t>PotentialFraud</w:t>
-      </w:r>
-      <w:r>
-        <w:rPr>
-          <w:rFonts w:ascii="Times New Roman" w:eastAsia="Times New Roman" w:hAnsi="Times New Roman" w:cs="Times New Roman"/>
-          <w:sz w:val="24"/>
-          <w:szCs w:val="24"/>
-          <w:lang w:val="en-US"/>
-        </w:rPr>
-        <w:t xml:space="preserve"> flag, which we recode as a binary label (</w:t>
-      </w:r>
-      <w:r>
-        <w:rPr>
-          <w:rFonts w:ascii="Times New Roman" w:eastAsia="Times New Roman" w:hAnsi="Times New Roman" w:cs="Times New Roman"/>
-          <w:i/>
-          <w:iCs/>
-          <w:sz w:val="24"/>
-          <w:szCs w:val="24"/>
-          <w:lang w:val="en-US"/>
-        </w:rPr>
-        <w:t>label_provider_fraud_1_0</w:t>
-      </w:r>
-      <w:r>
-        <w:rPr>
-          <w:rFonts w:ascii="Times New Roman" w:eastAsia="Times New Roman" w:hAnsi="Times New Roman" w:cs="Times New Roman"/>
-          <w:sz w:val="24"/>
-          <w:szCs w:val="24"/>
-          <w:lang w:val="en-US"/>
-        </w:rPr>
-        <w:t>) indicating whether the provider is suspected of fraud.</w:t>
-      </w:r>
-    </w:p>
-    <w:p>
-      <w:pPr>
-        <w:spacing w:after="240" w:line="360" w:lineRule="auto"/>
-        <w:rPr>
-          <w:rFonts w:ascii="Times New Roman" w:eastAsia="Times New Roman" w:hAnsi="Times New Roman" w:cs="Times New Roman"/>
-          <w:sz w:val="24"/>
-          <w:szCs w:val="24"/>
-          <w:lang w:val="en-US"/>
-        </w:rPr>
-      </w:pPr>
-      <w:r>
-        <w:rPr>
-          <w:rFonts w:ascii="Times New Roman" w:eastAsia="Times New Roman" w:hAnsi="Times New Roman" w:cs="Times New Roman"/>
-          <w:sz w:val="24"/>
-          <w:szCs w:val="24"/>
-          <w:lang w:val="en-US"/>
-        </w:rPr>
-        <w:t>Inpatient and outpatient claim tables contain one row per claim, with a unique claim identifier (</w:t>
-      </w:r>
-      <w:r>
-        <w:rPr>
-          <w:rFonts w:ascii="Times New Roman" w:eastAsia="Times New Roman" w:hAnsi="Times New Roman" w:cs="Times New Roman"/>
-          <w:i/>
-          <w:iCs/>
-          <w:sz w:val="24"/>
-          <w:szCs w:val="24"/>
-          <w:lang w:val="en-US"/>
-        </w:rPr>
-        <w:t>ClaimID</w:t>
-      </w:r>
-      <w:r>
-        <w:rPr>
-          <w:rFonts w:ascii="Times New Roman" w:eastAsia="Times New Roman" w:hAnsi="Times New Roman" w:cs="Times New Roman"/>
-          <w:sz w:val="24"/>
-          <w:szCs w:val="24"/>
-          <w:lang w:val="en-US"/>
-        </w:rPr>
-        <w:t>), a beneficiary identifier (</w:t>
-      </w:r>
-      <w:r>
-        <w:rPr>
-          <w:rFonts w:ascii="Times New Roman" w:eastAsia="Times New Roman" w:hAnsi="Times New Roman" w:cs="Times New Roman"/>
-          <w:i/>
-          <w:iCs/>
-          <w:sz w:val="24"/>
-          <w:szCs w:val="24"/>
-          <w:lang w:val="en-US"/>
-        </w:rPr>
-        <w:t>BeneID</w:t>
-      </w:r>
-      <w:r>
-        <w:rPr>
-          <w:rFonts w:ascii="Times New Roman" w:eastAsia="Times New Roman" w:hAnsi="Times New Roman" w:cs="Times New Roman"/>
-          <w:sz w:val="24"/>
-          <w:szCs w:val="24"/>
-          <w:lang w:val="en-US"/>
-        </w:rPr>
-        <w:t>), a provider identifier (</w:t>
-      </w:r>
-      <w:r>
-        <w:rPr>
-          <w:rFonts w:ascii="Times New Roman" w:eastAsia="Times New Roman" w:hAnsi="Times New Roman" w:cs="Times New Roman"/>
-          <w:i/>
-          <w:iCs/>
-          <w:sz w:val="24"/>
-          <w:szCs w:val="24"/>
-          <w:lang w:val="en-US"/>
-        </w:rPr>
-        <w:t>Provider</w:t>
-      </w:r>
-      <w:r>
-        <w:rPr>
-          <w:rFonts w:ascii="Times New Roman" w:eastAsia="Times New Roman" w:hAnsi="Times New Roman" w:cs="Times New Roman"/>
-          <w:sz w:val="24"/>
-          <w:szCs w:val="24"/>
-          <w:lang w:val="en-US"/>
-        </w:rPr>
-        <w:t xml:space="preserve">), claim start and end dates, reimbursed amount, deductibles, and up to ten diagnosis codes and six procedure codes. The inpatient table additionally includes admission and discharge dates and diagnosis-group </w:t>
-      </w:r>
-      <w:r>
-        <w:rPr>
-          <w:rFonts w:ascii="Times New Roman" w:eastAsia="Times New Roman" w:hAnsi="Times New Roman" w:cs="Times New Roman"/>
-          <w:sz w:val="24"/>
-          <w:szCs w:val="24"/>
-          <w:lang w:val="en-US"/>
+          <w:rFonts w:ascii="Times New Roman" w:hAnsi="Times New Roman" w:cs="Times New Roman"/>
+          <w:sz w:val="24"/>
+          <w:szCs w:val="24"/>
+        </w:rPr>
+      </w:pPr>
+      <w:r>
+        <w:rPr>
+          <w:rFonts w:ascii="Times New Roman" w:hAnsi="Times New Roman" w:cs="Times New Roman"/>
+          <w:sz w:val="24"/>
+          <w:szCs w:val="24"/>
         </w:rPr>
         <w:lastRenderedPageBreak/>
-        <w:t>fields. The beneficiary table provides demographic and clinical context, including date of birth and death, sex, race, state and county, months of Part A and Part B coverage, and several chronic condition indicators.</w:t>
-      </w:r>
-    </w:p>
-    <w:p>
-      <w:pPr>
-        <w:spacing w:after="240" w:line="360" w:lineRule="auto"/>
-        <w:rPr>
-          <w:rFonts w:ascii="Times New Roman" w:eastAsia="Times New Roman" w:hAnsi="Times New Roman" w:cs="Times New Roman"/>
-          <w:sz w:val="24"/>
-          <w:szCs w:val="24"/>
-          <w:lang w:val="en-US"/>
-        </w:rPr>
-      </w:pPr>
-      <w:r>
-        <w:rPr>
-          <w:rFonts w:ascii="Times New Roman" w:eastAsia="Times New Roman" w:hAnsi="Times New Roman" w:cs="Times New Roman"/>
-          <w:sz w:val="24"/>
-          <w:szCs w:val="24"/>
-          <w:lang w:val="en-US"/>
-        </w:rPr>
-        <w:t xml:space="preserve">We treat the provider as the primary unit of analysis. The main supervised task is to classify providers as fraudulent or non-fraudulent using their aggregated claims history and the </w:t>
-      </w:r>
-      <w:r>
-        <w:rPr>
-          <w:rFonts w:ascii="Times New Roman" w:eastAsia="Times New Roman" w:hAnsi="Times New Roman" w:cs="Times New Roman"/>
-          <w:i/>
-          <w:iCs/>
-          <w:sz w:val="24"/>
-          <w:szCs w:val="24"/>
-          <w:lang w:val="en-US"/>
-        </w:rPr>
-        <w:t>PotentialFraud</w:t>
-      </w:r>
-      <w:r>
-        <w:rPr>
-          <w:rFonts w:ascii="Times New Roman" w:eastAsia="Times New Roman" w:hAnsi="Times New Roman" w:cs="Times New Roman"/>
-          <w:sz w:val="24"/>
-          <w:szCs w:val="24"/>
-          <w:lang w:val="en-US"/>
-        </w:rPr>
-        <w:t xml:space="preserve"> label available in the training provider table. Claims are used as secondary units: we derive claim-level features and rules, and we apply unsupervised clustering on fraud-only claims to better understand patterns within fraudulent </w:t>
-      </w:r>
-      <w:r>
-        <w:rPr>
-          <w:rFonts w:ascii="Times New Roman" w:eastAsia="Times New Roman" w:hAnsi="Times New Roman" w:cs="Times New Roman"/>
-          <w:sz w:val="24"/>
-          <w:szCs w:val="24"/>
-          <w:lang w:val="en-US"/>
-        </w:rPr>
-        <w:t>behavior</w:t>
-      </w:r>
-      <w:r>
-        <w:rPr>
-          <w:rFonts w:ascii="Times New Roman" w:eastAsia="Times New Roman" w:hAnsi="Times New Roman" w:cs="Times New Roman"/>
-          <w:sz w:val="24"/>
-          <w:szCs w:val="24"/>
-          <w:lang w:val="en-US"/>
-        </w:rPr>
-        <w:t>.</w:t>
-      </w:r>
-    </w:p>
-    <w:p>
-      <w:pPr>
-        <w:spacing w:after="240" w:line="360" w:lineRule="auto"/>
-        <w:rPr>
-          <w:rFonts w:ascii="Times New Roman" w:eastAsia="Times New Roman" w:hAnsi="Times New Roman" w:cs="Times New Roman"/>
-          <w:sz w:val="24"/>
-          <w:szCs w:val="24"/>
-          <w:lang w:val="en-US"/>
-        </w:rPr>
-      </w:pPr>
-      <w:r>
-        <w:rPr>
-          <w:rFonts w:ascii="Times New Roman" w:eastAsia="Times New Roman" w:hAnsi="Times New Roman" w:cs="Times New Roman"/>
-          <w:sz w:val="24"/>
-          <w:szCs w:val="24"/>
-          <w:lang w:val="en-US"/>
-        </w:rPr>
-        <w:t>The training claims cover a fixed historical period, and the test claims share the same schema but lack fraud labels. For supervised learning, we restrict ourselves to labeled training providers and perform a stratified 70/30 split at the provider level, preserving the fraud/non-fraud ratio. The 70% subset is used for model fitting and cross-validation, while the remaining 30% is held out for evaluation. After model selection and threshold tuning on this labeled data, we apply the final provider-level classifier to the unlabeled test providers to generate fraud risk scores and predicted fraud labels, which are then used in downstream clustering of high-risk providers.</w:t>
+        <w:t>We used the “Healthcare Provider Fraud Detection Analysis” dataset from Medical Sphere, a Medicare dataset with training and test partitions. Each partition has four tables: provider, inpatient claims, outpatient claims, and beneficiary. The training provider table includes a PotentialFraud flag, recoded as a binary label (label_provider_fraud_1_0) indicating suspected fraud. Inpatient and outpatient tables contain one row per claim with claim, beneficiary, and provider IDs, dates, reimbursed amount, deductibles, and diagnosis/procedure codes; the inpatient table also has admission and discharge dates and diagnosis-group fields. The beneficiary table provides demographics, coverage, and chronic condition indicators. Providers are the primary unit: we classify them as fraudulent using aggregated history, while claims are used for feature construction and unsupervised clustering on fraud-only claims. For supervised learning we use training providers with a stratified 70/30 provider-level split, then apply the classifier to unlabeled test providers to generate risk scores and labels for clustering providers.</w:t>
       </w:r>
     </w:p>
     <w:p>
@@ -1296,29 +731,20 @@
     </w:p>
     <w:p>
       <w:pPr>
-        <w:spacing w:after="240" w:line="360" w:lineRule="auto"/>
-        <w:rPr>
-          <w:rFonts w:ascii="Times New Roman" w:hAnsi="Times New Roman" w:cs="Times New Roman"/>
-          <w:sz w:val="24"/>
-          <w:szCs w:val="24"/>
-        </w:rPr>
-      </w:pPr>
-      <w:r>
-        <w:rPr>
-          <w:rFonts w:ascii="Times New Roman" w:hAnsi="Times New Roman" w:cs="Times New Roman"/>
-          <w:sz w:val="24"/>
-          <w:szCs w:val="24"/>
-        </w:rPr>
-        <w:t>All data processing was implemented in PostgreSQL using a layered design. Raw CSV files were loaded into a staging schema with text fields and basic checks on file structure and column counts. Cleaned data were stored in a curated schema, where placeholder strings for missing values were converted to NULL and columns were cast to appropriate SQL types (DATE for dates, numeric for monetary and count fields, and integer or boolean for categorical indicators). Within this schema we enforced key integrity constraints: provider and beneficiary identifiers were unique in their dimension tables, claim identifiers were non-null and unique within inpatient and outpatient tables, foreign keys from claims to dimension tables were valid, and admission and discharge dates yielded non-negative, plausible lengths of stay. Reimbursement amounts were screened for negative or extreme values, and basic distributions flagged errors. On top of the curated layer, we built a mart schema as the feature store, with a consolidated claims fact table and derived claim- and provider-level feature tables capturing engineered variables such as length of stay, diagnosis/procedure code counts, duplicate and overcharging flags, peer-</w:t>
-      </w:r>
-      <w:r>
-        <w:rPr>
-          <w:rFonts w:ascii="Times New Roman" w:hAnsi="Times New Roman" w:cs="Times New Roman"/>
-          <w:sz w:val="24"/>
-          <w:szCs w:val="24"/>
-        </w:rPr>
-        <w:lastRenderedPageBreak/>
-        <w:t>normalized z-scores, and rolling 30-/90-/365-day aggregates of volume, reimbursement, beneficiaries, and code diversity used in subsequent exploratory analysis and modeling.</w:t>
+        <w:spacing w:after="100" w:afterAutospacing="1" w:line="360" w:lineRule="auto"/>
+        <w:rPr>
+          <w:rFonts w:ascii="Times New Roman" w:hAnsi="Times New Roman" w:cs="Times New Roman"/>
+          <w:sz w:val="24"/>
+          <w:szCs w:val="24"/>
+        </w:rPr>
+      </w:pPr>
+      <w:r>
+        <w:rPr>
+          <w:rFonts w:ascii="Times New Roman" w:hAnsi="Times New Roman" w:cs="Times New Roman"/>
+          <w:sz w:val="24"/>
+          <w:szCs w:val="24"/>
+        </w:rPr>
+        <w:t>All data processing was implemented in PostgreSQL using a layered design. Raw CSVs were first loaded into a staging schema with all fields as text and basic checks on structure and column counts. Cleaned data moved to a curated schema, where placeholder strings for missing values were converted to NULL and columns cast to appropriate types (DATE for dates, numeric for amounts and counts, integer/boolean for categorical indicators). In this layer we enforced key integrity constraints: unique provider and beneficiary IDs, non-null and unique claim IDs in inpatient and outpatient tables, valid foreign keys, and admission–discharge pairs yielding plausible, non-negative lengths of stay. Reimbursement amounts were checked for negative or extreme values and distributions inspected for errors. On top of the curated layer, we built a mart schema as a feature store with a consolidated claims fact table and claim- and provider-level feature tables containing length of stay, diagnosis/procedure counts, duplicate and overcharge flags, peer-normalized z-scores, and 30/90/365-day aggregates used in analysis and modelling.</w:t>
       </w:r>
     </w:p>
     <w:p>
@@ -1351,60 +777,27 @@
       <w:pPr>
         <w:spacing w:after="240" w:line="360" w:lineRule="auto"/>
         <w:rPr>
-          <w:rFonts w:ascii="Times New Roman" w:eastAsia="Times New Roman" w:hAnsi="Times New Roman" w:cs="Times New Roman"/>
-          <w:sz w:val="24"/>
-          <w:szCs w:val="24"/>
-          <w:lang w:val="en-US"/>
-        </w:rPr>
-      </w:pPr>
-      <w:r>
-        <w:rPr>
-          <w:rFonts w:ascii="Times New Roman" w:eastAsia="Times New Roman" w:hAnsi="Times New Roman" w:cs="Times New Roman"/>
-          <w:sz w:val="24"/>
-          <w:szCs w:val="24"/>
-          <w:lang w:val="en-US"/>
-        </w:rPr>
-        <w:t>We constructed features at both claim and provider levels, and implemented a set of simple, interpretable rules to capture common fraud patterns such as duplicate billing, upcoding, and overcharging. All feature engineering was performed in SQL on top of the feature store described above, and the resulting tables were then exported to Python for modelling.</w:t>
-      </w:r>
-    </w:p>
-    <w:p>
-      <w:pPr>
-        <w:spacing w:after="240" w:line="360" w:lineRule="auto"/>
-        <w:rPr>
-          <w:rFonts w:ascii="Times New Roman" w:eastAsia="Times New Roman" w:hAnsi="Times New Roman" w:cs="Times New Roman"/>
-          <w:sz w:val="24"/>
-          <w:szCs w:val="24"/>
-          <w:lang w:val="en-US"/>
-        </w:rPr>
-      </w:pPr>
-      <w:r>
-        <w:rPr>
-          <w:rFonts w:ascii="Times New Roman" w:eastAsia="Times New Roman" w:hAnsi="Times New Roman" w:cs="Times New Roman"/>
-          <w:sz w:val="24"/>
-          <w:szCs w:val="24"/>
-          <w:lang w:val="en-US"/>
-        </w:rPr>
-        <w:t>At the claim level, we derived basic utilization and billing variables from the inpatient and outpatient tables. For each claim we computed reimbursed amount, deductible amount, and, for inpatient claims, length of stay from admission and discharge dates. We counted the number of diagnosis and procedure codes attached to the claim and created indicators for “exact” and “near” duplicates by comparing claims for the same beneficiary and provider within short time windows, with similar diagnosis–procedure combinations and amounts. We also defined claim-level overcharge flags based on peer-normalized payment z-scores and interquartile-range (IQR) thresholds, marking claims whose reimbursement was unusually high relative to similar claims.</w:t>
-      </w:r>
-    </w:p>
-    <w:p>
-      <w:pPr>
-        <w:spacing w:after="240" w:line="360" w:lineRule="auto"/>
-        <w:rPr>
-          <w:rFonts w:ascii="Times New Roman" w:eastAsia="Times New Roman" w:hAnsi="Times New Roman" w:cs="Times New Roman"/>
-          <w:sz w:val="24"/>
-          <w:szCs w:val="24"/>
-          <w:lang w:val="en-US"/>
-        </w:rPr>
-      </w:pPr>
-      <w:r>
-        <w:rPr>
-          <w:rFonts w:ascii="Times New Roman" w:eastAsia="Times New Roman" w:hAnsi="Times New Roman" w:cs="Times New Roman"/>
-          <w:sz w:val="24"/>
-          <w:szCs w:val="24"/>
-          <w:lang w:val="en-US"/>
-        </w:rPr>
-        <w:t>At the provider level, we aggregated claims over multiple time windows (30, 90, and 365 days) to obtain total claims, total reimbursed amount, and counts of unique beneficiaries. We computed code diversity metrics such as the number of distinct diagnosis and procedure codes used in the recent period, as well as separate counts of inpatient and outpatient claims. Peer-normalized z-scores for reimbursement and, for inpatient services, length of stay were calculated by comparing each provider’s distribution to that of similar providers. Rule-based events were also aggregated, giving provider-level counts of exact and near duplicate claims, suspected upcoding events in inpatient and outpatient settings, and claims flagged as potential overcharges. These engineered features and rule indicators formed the input to both the exploratory analysis and the supervised and unsupervised models described later.</w:t>
+          <w:rFonts w:ascii="Times New Roman" w:hAnsi="Times New Roman" w:cs="Times New Roman"/>
+          <w:sz w:val="24"/>
+          <w:szCs w:val="24"/>
+        </w:rPr>
+      </w:pPr>
+      <w:r>
+        <w:rPr>
+          <w:rFonts w:ascii="Times New Roman" w:hAnsi="Times New Roman" w:cs="Times New Roman"/>
+          <w:sz w:val="24"/>
+          <w:szCs w:val="24"/>
+        </w:rPr>
+        <w:t xml:space="preserve">We constructed features at both claim and provider levels and implemented simple rules to capture fraud patterns such as duplicate billing, upcoding, and overcharging, performing all feature engineering in SQL on top of the feature store and exporting the resulting tables to Python for modelling. At the claim level, we derived utilization and billing variables (reimbursed </w:t>
+      </w:r>
+      <w:r>
+        <w:rPr>
+          <w:rFonts w:ascii="Times New Roman" w:hAnsi="Times New Roman" w:cs="Times New Roman"/>
+          <w:sz w:val="24"/>
+          <w:szCs w:val="24"/>
+        </w:rPr>
+        <w:lastRenderedPageBreak/>
+        <w:t>amount, deductible, and, for inpatient claims, length of stay), counted diagnosis and procedure codes, and created indicators for “exact” and “near” duplicates by comparing claims for the same beneficiary and provider within short time windows with similar diagnosis–procedure combinations and amounts. We also defined overcharged flags using peer-normalized payment z-scores and IQR-based thresholds. At the provider level, we aggregated claims over 30-, 90-, and 365-day windows to obtain claims, reimbursement, unique beneficiaries, code diversity, inpatient/outpatient volumes, peer-normalized reimbursement and length-of-stay z-scores, counts of duplicate, upcoding, and overcharge events as inputs to subsequent models.</w:t>
       </w:r>
     </w:p>
     <w:p>
@@ -1448,34 +841,7 @@
           <w:sz w:val="24"/>
           <w:szCs w:val="24"/>
         </w:rPr>
-        <w:t xml:space="preserve">After building the SQL feature store, we performed exploratory analysis and feature selection in Python, using SQLAlchemy and pandas to load the claim- and provider-level feature tables and inspect basic distributions. For key continuous variables such as reimbursed amounts, </w:t>
-      </w:r>
-      <w:r>
-        <w:rPr>
-          <w:rFonts w:ascii="Times New Roman" w:hAnsi="Times New Roman" w:cs="Times New Roman"/>
-          <w:sz w:val="24"/>
-          <w:szCs w:val="24"/>
-        </w:rPr>
-        <w:lastRenderedPageBreak/>
-        <w:t xml:space="preserve">deductibles, and inpatient length of stay, we plotted histograms and boxplots to assess skewness, long tails, and potential data errors, confirming the expected heavy-tailed patterns. We quantified outliers with robust statistics by computing interquartile ranges and robust z-scores based on the </w:t>
-      </w:r>
-      <w:proofErr w:type="gramStart"/>
-      <w:r>
-        <w:rPr>
-          <w:rFonts w:ascii="Times New Roman" w:hAnsi="Times New Roman" w:cs="Times New Roman"/>
-          <w:sz w:val="24"/>
-          <w:szCs w:val="24"/>
-        </w:rPr>
-        <w:t>median</w:t>
-      </w:r>
-      <w:proofErr w:type="gramEnd"/>
-      <w:r>
-        <w:rPr>
-          <w:rFonts w:ascii="Times New Roman" w:hAnsi="Times New Roman" w:cs="Times New Roman"/>
-          <w:sz w:val="24"/>
-          <w:szCs w:val="24"/>
-        </w:rPr>
-        <w:t xml:space="preserve"> and median absolute deviation, flagging extreme claims and comparing these to rule-based indicators such as overcharge flags and short-stay high-payment inpatient claims. At the provider level, we examined correlations among engineered features using pairwise correlation coefficients and variance inflation factors to identify and remove highly collinear variables, particularly overlapping measures of recent reimbursement and claim volumes. Based on these diagnostics, we retained a compact, interpretable set of provider features—covering total and recent reimbursement, recent claim and unique beneficiary counts, code diversity, peer-normalized reimbursement and length-of-stay z-scores, and aggregated counts of duplicate, upcoding, and overcharge events—for all subsequent supervised learning and clustering analyses.</w:t>
+        <w:t>After building the SQL feature store, we performed exploratory analysis and feature selection in Python, using SQLAlchemy and pandas to load the claim- and provider-level feature tables and inspect basic distributions. For key continuous variables such as reimbursed amounts, deductibles, and inpatient length of stay, we plotted histograms and boxplots to assess skewness, long tails, and potential data errors, confirming the expected heavy-tailed patterns. We quantified outliers with robust statistics by computing interquartile ranges and robust z-scores based on the median and median absolute deviation, flagging extreme claims and comparing these to rule-based indicators such as overcharge flags and short-stay high-payment inpatient claims. At the provider level, we examined correlations among engineered features using pairwise correlation coefficients and variance inflation factors to identify and remove highly collinear variables, particularly overlapping measures of recent reimbursement and claim volumes. Based on these diagnostics, we retained a compact, interpretable set of provider features—covering total and recent reimbursement, recent claim and unique beneficiary counts, code diversity, peer-normalized reimbursement and length-of-stay z-scores, and aggregated counts of duplicate, upcoding, and overcharge events—for all subsequent supervised learning and clustering analyses.</w:t>
       </w:r>
     </w:p>
     <w:p>
@@ -1519,7 +885,16 @@
           <w:sz w:val="24"/>
           <w:szCs w:val="24"/>
         </w:rPr>
-        <w:t>To better understand heterogeneity in fraudulent behavior, we clustered fraud-only claims. We first identified fraudulent providers from the training labels and extracted all associated inpatient and outpatient claims, building separate fraud-only tables. Using standardized engineered features—reimbursed amount, diagnosis and procedure counts, claim-level rule flags (duplicate and overcharge), and peer-normalized z-scores—we imputed missing values, scaled features, and applied HDBSCAN separately to inpatient and outpatient claims, choosing it for its ability to find clusters of varying size and density while treating atypical claims as noise. We tuned minimum cluster size and minimum samples, evaluated clustering quality with internal metrics and the noise fraction, and visualized structure via PCA projections colored by HDBSCAN cluster assignments. For each cluster, we produced “cluster cards” summarizing size, reimbursement levels, diagnosis/procedure multiplicity, and frequencies of rule flags, and we ran association rule mining within clusters to find frequent, high-lift diagnosis–procedure combinations, using these summaries and patterns to characterize distinct types of fraudulent claim behavior.</w:t>
+        <w:t xml:space="preserve">To better understand heterogeneity in fraudulent behavior, we clustered fraud-only claims. We first identified fraudulent providers from the training labels and extracted all associated inpatient and outpatient claims, building separate fraud-only tables. Using standardized engineered features—reimbursed amount, diagnosis and procedure counts, claim-level rule flags (duplicate </w:t>
+      </w:r>
+      <w:r>
+        <w:rPr>
+          <w:rFonts w:ascii="Times New Roman" w:hAnsi="Times New Roman" w:cs="Times New Roman"/>
+          <w:sz w:val="24"/>
+          <w:szCs w:val="24"/>
+        </w:rPr>
+        <w:lastRenderedPageBreak/>
+        <w:t>and overcharge), and peer-normalized z-scores—we imputed missing values, scaled features, and applied HDBSCAN separately to inpatient and outpatient claims, choosing it for its ability to find clusters of varying size and density while treating atypical claims as noise. We tuned minimum cluster size and minimum samples, evaluated clustering quality with internal metrics and the noise fraction, and visualized structure via PCA projections colored by HDBSCAN cluster assignments. For each cluster, we produced “cluster cards” summarizing size, reimbursement levels, diagnosis/procedure multiplicity, and frequencies of rule flags, and we ran association rule mining within clusters to find frequent, high-lift diagnosis–procedure combinations, using these summaries and patterns to characterize distinct types of fraudulent claim behavior.</w:t>
       </w:r>
     </w:p>
     <w:p>
@@ -1563,44 +938,7 @@
           <w:sz w:val="24"/>
           <w:szCs w:val="24"/>
         </w:rPr>
-        <w:lastRenderedPageBreak/>
-        <w:t xml:space="preserve">We used supervised learning to predict whether a provider is fraudulent based on aggregated claims features. Modelling was restricted to labeled training providers, with a stratified 70/30 provider-level split that preserved the fraud/non-fraud ratio. All provider-level features from the feature store were merged with the binary fraud label, and continuous variables were standardized using statistics from the training subset, then applied unchanged to the hold-out set. We compared multiple classifiers on the same feature set—logistic regression with elastic-net regularization, Random Forests, Extremely Randomized Trees, </w:t>
-      </w:r>
-      <w:proofErr w:type="spellStart"/>
-      <w:r>
-        <w:rPr>
-          <w:rFonts w:ascii="Times New Roman" w:hAnsi="Times New Roman" w:cs="Times New Roman"/>
-          <w:sz w:val="24"/>
-          <w:szCs w:val="24"/>
-        </w:rPr>
-        <w:t>LightGBM</w:t>
-      </w:r>
-      <w:proofErr w:type="spellEnd"/>
-      <w:r>
-        <w:rPr>
-          <w:rFonts w:ascii="Times New Roman" w:hAnsi="Times New Roman" w:cs="Times New Roman"/>
-          <w:sz w:val="24"/>
-          <w:szCs w:val="24"/>
-        </w:rPr>
-        <w:t xml:space="preserve">, XGBoost, and </w:t>
-      </w:r>
-      <w:proofErr w:type="spellStart"/>
-      <w:r>
-        <w:rPr>
-          <w:rFonts w:ascii="Times New Roman" w:hAnsi="Times New Roman" w:cs="Times New Roman"/>
-          <w:sz w:val="24"/>
-          <w:szCs w:val="24"/>
-        </w:rPr>
-        <w:t>CatBoost</w:t>
-      </w:r>
-      <w:proofErr w:type="spellEnd"/>
-      <w:r>
-        <w:rPr>
-          <w:rFonts w:ascii="Times New Roman" w:hAnsi="Times New Roman" w:cs="Times New Roman"/>
-          <w:sz w:val="24"/>
-          <w:szCs w:val="24"/>
-        </w:rPr>
-        <w:t>—using class weighting or imbalance-aware parameters to address the rarity of fraudulent providers. Hyperparameters were tuned via randomized search with five-fold cross-validation, optimizing area under the precision–recall curve (PR-AUC), and final models were evaluated on the 30% hold-out set using accuracy, precision, recall, F1, PR-AUC, and ROC-AUC. Instead of fixing a 0.5 cutoff, we chose the probability threshold that maximized F1 on the hold-out precision–recall curve. Logistic regression with elastic-net and class-balanced weighting emerged as the primary model, offering strong PR-AUC, competitive F1, and interpretable coefficients, while tree-based models served as baselines that confirmed most performance gains came from the engineered features rather than model complexity.</w:t>
+        <w:t>We used supervised learning to predict whether a provider is fraudulent based on aggregated claims features. Modelling was restricted to labeled training providers, with a stratified 70/30 provider-level split that preserved the fraud/non-fraud ratio. All provider-level features from the feature store were merged with the binary fraud label, and continuous variables were standardized using statistics from the training subset, then applied unchanged to the hold-out set. We compared multiple classifiers on the same feature set—logistic regression with elastic-net regularization, Random Forests, Extremely Randomized Trees, LightGBM, XGBoost, and CatBoost—using class weighting or imbalance-aware parameters to address the rarity of fraudulent providers. Hyperparameters were tuned via randomized search with five-fold cross-validation, optimizing area under the precision–recall curve (PR-AUC), and final models were evaluated on the 30% hold-out set using accuracy, precision, recall, F1, PR-AUC, and ROC-AUC. Instead of fixing a 0.5 cutoff, we chose the probability threshold that maximized F1 on the hold-out precision–recall curve. Logistic regression with elastic-net and class-balanced weighting emerged as the primary model, offering strong PR-AUC, competitive F1, and interpretable coefficients, while tree-based models served as baselines that confirmed most performance gains came from the engineered features rather than model complexity.</w:t>
       </w:r>
     </w:p>
     <w:p>
@@ -1631,20 +969,20 @@
     </w:p>
     <w:p>
       <w:pPr>
-        <w:spacing w:line="360" w:lineRule="auto"/>
-        <w:rPr>
-          <w:rFonts w:ascii="Times New Roman" w:hAnsi="Times New Roman" w:cs="Times New Roman"/>
-          <w:sz w:val="24"/>
-          <w:szCs w:val="24"/>
-        </w:rPr>
-      </w:pPr>
-      <w:r>
-        <w:rPr>
-          <w:rFonts w:ascii="Times New Roman" w:hAnsi="Times New Roman" w:cs="Times New Roman"/>
-          <w:sz w:val="24"/>
-          <w:szCs w:val="24"/>
-        </w:rPr>
-        <w:t>Beyond predicting whether a provider is fraudulent, we also aimed to characterize distinct fraud patterns among high-risk providers. We defined a high-risk universe by combining all labeled fraudulent training providers with test providers whose logistic regression fraud scores exceeded a high threshold, then extracted the same standardized provider features used in supervised modeling, including reimbursement levels, claim volumes over multiple windows, unique beneficiary counts, peer-normalized inpatient and outpatient z-scores, and aggregated rule counts for duplicates, upcoding, and overcharging. On this set we applied HDBSCAN, chosen for its ability to find clusters of varying size and density without pre-specifying the number of clusters and to label atypical providers as noise; we used Euclidean distance on standardized features with a minimum cluster size of 10 and a small minimum samples value, yielding several coherent clusters and a reasonable noise fraction. To explore structure, we projected providers into two principal components and colored points by HDBSCAN cluster label, with noise in grey. For each cluster, we produced “cluster cards” summarizing provider counts, the mix of labeled versus high-scored test providers, and medians of key utilization, payment, and rule-</w:t>
+        <w:spacing w:after="100" w:afterAutospacing="1" w:line="360" w:lineRule="auto"/>
+        <w:rPr>
+          <w:rFonts w:ascii="Times New Roman" w:hAnsi="Times New Roman" w:cs="Times New Roman"/>
+          <w:sz w:val="24"/>
+          <w:szCs w:val="24"/>
+        </w:rPr>
+      </w:pPr>
+      <w:r>
+        <w:rPr>
+          <w:rFonts w:ascii="Times New Roman" w:hAnsi="Times New Roman" w:cs="Times New Roman"/>
+          <w:sz w:val="24"/>
+          <w:szCs w:val="24"/>
+        </w:rPr>
+        <w:t xml:space="preserve">Beyond predicting whether a provider is fraudulent, we also sought to characterize distinct fraud patterns among high-risk providers. We defined a high-risk universe by combining all labeled </w:t>
       </w:r>
       <w:r>
         <w:rPr>
@@ -1653,18 +991,8 @@
           <w:szCs w:val="24"/>
         </w:rPr>
         <w:lastRenderedPageBreak/>
-        <w:t>based features, allowing us to interpret clusters as fraud-type archetypes (e.g., high-revenue inpatient overchargers or high-volume outpatient overbillers).</w:t>
-      </w:r>
-    </w:p>
-    <w:p>
-      <w:pPr>
-        <w:spacing w:line="360" w:lineRule="auto"/>
-        <w:rPr>
-          <w:rFonts w:ascii="Times New Roman" w:hAnsi="Times New Roman" w:cs="Times New Roman"/>
-          <w:sz w:val="24"/>
-          <w:szCs w:val="24"/>
-        </w:rPr>
-      </w:pPr>
+        <w:t>fraudulent training providers with test providers whose logistic regression fraud scores exceeded a high threshold, then extracted the same standardized provider features used in supervised modeling (reimbursement levels, multi-window claims volumes, unique beneficiary counts, peer-normalized inpatient and outpatient z-scores, and rule counts for duplicates, upcoding, and overcharging). We applied HDBSCAN with Euclidean distance, a minimum cluster size of 10, and a small minimum samples value, allowing clusters of varying size and density and labeling atypical providers as noise. To examine structure, we projected providers into two principal components and colored points by cluster label, with noise in grey. For each cluster, we produced “cluster cards” summarizing size, labeled vs high-scored mix, and median utilization, payment, and rule-based features, interpreting them as fraud-type archetypes (e.g., high-revenue inpatient overchargers, high-volume outpatient overbillers).</w:t>
+      </w:r>
     </w:p>
     <w:p>
       <w:pPr>
@@ -1730,15 +1058,139 @@
           <w:sz w:val="24"/>
           <w:szCs w:val="24"/>
         </w:rPr>
-        <w:t>The training data comprised 40,474 inpatient claims, 517,737 outpatient claims, 138,556 unique beneficiaries, and 5,410 labeled providers. As expected for Medicare billing, reimbursed amounts were highly skewed: most claims had modest payments, while a small fraction were very costly (Figure 1), with a large low-payment bulk and a long right tail. Inpatient and outpatient distributions differed in shape and scale: inpatient claims had higher medians and wider spread, while outpatient payments were smaller but far more numerous; inpatient length of stay was similarly skewed, with many short and fewer extended stays (Figure 2), confirming that inpatient services are costlier and more variable, whereas outpatient services drive volume. We quantified high-cost extremity using interquartile-range and median absolute deviation rules, flagging a small set of outliers under boxplot and robust z-score thresholds and retaining them as potential fraud, abuse, or atypical clinical cases. After cleaning, key variables such as reimbursed amounts and claim identifiers showed essentially no missingness. At the provider level, annual totals for reimbursement, claims, and unique beneficiaries revealed a small group with unusually high reimbursement volumes. To reduce redundancy, we computed pairwise correlations, examined a clustered correlation heatmap (Figure 3), and used variance inflation factors to remove strongly collinear features, retaining a compact, interpretable set—recent claim volume, annual reimbursement, unique beneficiary counts, peer-normalized inpatient and outpatient z-scores, and rule-based duplicate and overcharge counts—for subsequent unsupervised and supervised analyses.</w:t>
-      </w:r>
+        <w:t xml:space="preserve">The training data comprised 40,474 inpatient claims, 517,737 outpatient claims, 138,556 unique beneficiaries, and 5,410 labeled providers. As expected for Medicare billing, reimbursed amounts were highly skewed: most claims had modest payments, while a small fraction </w:t>
+      </w:r>
+      <w:proofErr w:type="gramStart"/>
+      <w:r>
+        <w:rPr>
+          <w:rFonts w:ascii="Times New Roman" w:hAnsi="Times New Roman" w:cs="Times New Roman"/>
+          <w:sz w:val="24"/>
+          <w:szCs w:val="24"/>
+        </w:rPr>
+        <w:t>were</w:t>
+      </w:r>
+      <w:proofErr w:type="gramEnd"/>
+      <w:r>
+        <w:rPr>
+          <w:rFonts w:ascii="Times New Roman" w:hAnsi="Times New Roman" w:cs="Times New Roman"/>
+          <w:sz w:val="24"/>
+          <w:szCs w:val="24"/>
+        </w:rPr>
+        <w:t xml:space="preserve"> costly, producing a low-payment bulk and a long right tail (Figure </w:t>
+      </w:r>
+      <w:r>
+        <w:rPr>
+          <w:rFonts w:ascii="Times New Roman" w:hAnsi="Times New Roman" w:cs="Times New Roman"/>
+          <w:sz w:val="24"/>
+          <w:szCs w:val="24"/>
+        </w:rPr>
+        <w:t>1</w:t>
+      </w:r>
+      <w:r>
+        <w:rPr>
+          <w:rFonts w:ascii="Times New Roman" w:hAnsi="Times New Roman" w:cs="Times New Roman"/>
+          <w:sz w:val="24"/>
+          <w:szCs w:val="24"/>
+        </w:rPr>
+        <w:t>(</w:t>
+      </w:r>
+      <w:r>
+        <w:rPr>
+          <w:rFonts w:ascii="Times New Roman" w:hAnsi="Times New Roman" w:cs="Times New Roman"/>
+          <w:sz w:val="24"/>
+          <w:szCs w:val="24"/>
+        </w:rPr>
+        <w:t>a</w:t>
+      </w:r>
+      <w:r>
+        <w:rPr>
+          <w:rFonts w:ascii="Times New Roman" w:hAnsi="Times New Roman" w:cs="Times New Roman"/>
+          <w:sz w:val="24"/>
+          <w:szCs w:val="24"/>
+        </w:rPr>
+        <w:t>)</w:t>
+      </w:r>
+      <w:r>
+        <w:rPr>
+          <w:rFonts w:ascii="Times New Roman" w:hAnsi="Times New Roman" w:cs="Times New Roman"/>
+          <w:sz w:val="24"/>
+          <w:szCs w:val="24"/>
+        </w:rPr>
+        <w:t xml:space="preserve">). Inpatient and outpatient distributions differed: inpatient claims had higher medians and wider spread, and inpatient length of stay was skewed, confirming that inpatient services are costlier and more variable, whereas outpatient services drive volume (Figure </w:t>
+      </w:r>
+      <w:r>
+        <w:rPr>
+          <w:rFonts w:ascii="Times New Roman" w:hAnsi="Times New Roman" w:cs="Times New Roman"/>
+          <w:sz w:val="24"/>
+          <w:szCs w:val="24"/>
+        </w:rPr>
+        <w:t>1</w:t>
+      </w:r>
+      <w:r>
+        <w:rPr>
+          <w:rFonts w:ascii="Times New Roman" w:hAnsi="Times New Roman" w:cs="Times New Roman"/>
+          <w:sz w:val="24"/>
+          <w:szCs w:val="24"/>
+        </w:rPr>
+        <w:t>(</w:t>
+      </w:r>
+      <w:r>
+        <w:rPr>
+          <w:rFonts w:ascii="Times New Roman" w:hAnsi="Times New Roman" w:cs="Times New Roman"/>
+          <w:sz w:val="24"/>
+          <w:szCs w:val="24"/>
+        </w:rPr>
+        <w:t>b</w:t>
+      </w:r>
+      <w:r>
+        <w:rPr>
+          <w:rFonts w:ascii="Times New Roman" w:hAnsi="Times New Roman" w:cs="Times New Roman"/>
+          <w:sz w:val="24"/>
+          <w:szCs w:val="24"/>
+        </w:rPr>
+        <w:t>)</w:t>
+      </w:r>
+      <w:r>
+        <w:rPr>
+          <w:rFonts w:ascii="Times New Roman" w:hAnsi="Times New Roman" w:cs="Times New Roman"/>
+          <w:sz w:val="24"/>
+          <w:szCs w:val="24"/>
+        </w:rPr>
+        <w:t xml:space="preserve">). We quantified high-cost extremity using interquartile-range and median absolute deviation rules, flagging but retaining a small set of potential outliers as possible fraud, abuse, or atypical cases. After cleaning, key variables such as reimbursed amounts and claim identifiers showed essentially no missingness. At the provider level, correlations and variance inflation factors (Figure </w:t>
+      </w:r>
+      <w:r>
+        <w:rPr>
+          <w:rFonts w:ascii="Times New Roman" w:hAnsi="Times New Roman" w:cs="Times New Roman"/>
+          <w:sz w:val="24"/>
+          <w:szCs w:val="24"/>
+        </w:rPr>
+        <w:t>2</w:t>
+      </w:r>
+      <w:r>
+        <w:rPr>
+          <w:rFonts w:ascii="Times New Roman" w:hAnsi="Times New Roman" w:cs="Times New Roman"/>
+          <w:sz w:val="24"/>
+          <w:szCs w:val="24"/>
+        </w:rPr>
+        <w:t>) yielded a compact, interpretable feature set for subsequent unsupervised and supervised analyses.</w:t>
+      </w:r>
+    </w:p>
+    <w:p>
+      <w:pPr>
+        <w:spacing w:line="360" w:lineRule="auto"/>
+        <w:rPr>
+          <w:rFonts w:ascii="Times New Roman" w:hAnsi="Times New Roman" w:cs="Times New Roman"/>
+          <w:sz w:val="24"/>
+          <w:szCs w:val="24"/>
+        </w:rPr>
+      </w:pPr>
     </w:p>
     <w:p>
       <w:pPr>
         <w:spacing w:after="240" w:line="360" w:lineRule="auto"/>
-        <w:jc w:val="center"/>
-        <w:rPr>
-          <w:rFonts w:ascii="Times New Roman" w:eastAsia="Times New Roman" w:hAnsi="Times New Roman" w:cs="Times New Roman"/>
+        <w:rPr>
+          <w:rFonts w:ascii="Times New Roman" w:eastAsia="Times New Roman" w:hAnsi="Times New Roman" w:cs="Times New Roman"/>
+          <w:noProof/>
           <w:sz w:val="24"/>
           <w:szCs w:val="24"/>
           <w:lang w:val="en-US"/>
@@ -1754,9 +1206,9 @@
         </w:rPr>
         <w:lastRenderedPageBreak/>
         <w:drawing>
-          <wp:inline distT="0" distB="0" distL="0" distR="0" wp14:anchorId="7DB9F5ED" wp14:editId="5710D1B2">
-            <wp:extent cx="4058712" cy="3034061"/>
-            <wp:effectExtent l="0" t="0" r="0" b="0"/>
+          <wp:inline distT="0" distB="0" distL="0" distR="0" wp14:anchorId="7DB9F5ED" wp14:editId="756D367E">
+            <wp:extent cx="2582883" cy="1930814"/>
+            <wp:effectExtent l="0" t="0" r="8255" b="0"/>
             <wp:docPr id="1172243241" name="Picture 1" descr="A collage of graphs&#10;&#10;AI-generated content may be incorrect."/>
             <wp:cNvGraphicFramePr>
               <a:graphicFrameLocks xmlns:a="http://schemas.openxmlformats.org/drawingml/2006/main" noChangeAspect="1"/>
@@ -1783,7 +1235,7 @@
                   <pic:spPr>
                     <a:xfrm>
                       <a:off x="0" y="0"/>
-                      <a:ext cx="4064375" cy="3038294"/>
+                      <a:ext cx="2595602" cy="1940322"/>
                     </a:xfrm>
                     <a:prstGeom prst="rect">
                       <a:avLst/>
@@ -1795,62 +1247,29 @@
           </wp:inline>
         </w:drawing>
       </w:r>
-    </w:p>
-    <w:p>
-      <w:pPr>
-        <w:spacing w:after="240" w:line="360" w:lineRule="auto"/>
-        <w:rPr>
-          <w:rFonts w:ascii="Times New Roman" w:eastAsia="Times New Roman" w:hAnsi="Times New Roman" w:cs="Times New Roman"/>
+      <w:r>
+        <w:rPr>
+          <w:rFonts w:ascii="Times New Roman" w:eastAsia="Times New Roman" w:hAnsi="Times New Roman" w:cs="Times New Roman"/>
+          <w:noProof/>
           <w:sz w:val="24"/>
           <w:szCs w:val="24"/>
           <w:lang w:val="en-US"/>
         </w:rPr>
-      </w:pPr>
-      <w:r>
-        <w:rPr>
-          <w:rFonts w:ascii="Times New Roman" w:eastAsia="Times New Roman" w:hAnsi="Times New Roman" w:cs="Times New Roman"/>
-          <w:b/>
-          <w:bCs/>
+        <w:t xml:space="preserve"> </w:t>
+      </w:r>
+      <w:r>
+        <w:rPr>
+          <w:rFonts w:ascii="Times New Roman" w:eastAsia="Times New Roman" w:hAnsi="Times New Roman" w:cs="Times New Roman"/>
+          <w:noProof/>
           <w:sz w:val="24"/>
           <w:szCs w:val="24"/>
           <w:lang w:val="en-US"/>
         </w:rPr>
-        <w:t>Figure 1. Distribution of claim reimbursements.</w:t>
-      </w:r>
-      <w:r>
-        <w:rPr>
-          <w:rFonts w:ascii="Times New Roman" w:eastAsia="Times New Roman" w:hAnsi="Times New Roman" w:cs="Times New Roman"/>
-          <w:sz w:val="24"/>
-          <w:szCs w:val="24"/>
-          <w:lang w:val="en-US"/>
-        </w:rPr>
-        <w:t xml:space="preserve"> Histogram and density plots of reimbursed amounts for inpatient and outpatient claims, showing heavy right skew and a small number of very high-cost claims.</w:t>
-      </w:r>
-    </w:p>
-    <w:p>
-      <w:pPr>
-        <w:spacing w:after="240" w:line="360" w:lineRule="auto"/>
-        <w:jc w:val="center"/>
-        <w:rPr>
-          <w:rFonts w:ascii="Times New Roman" w:eastAsia="Times New Roman" w:hAnsi="Times New Roman" w:cs="Times New Roman"/>
-          <w:sz w:val="24"/>
-          <w:szCs w:val="24"/>
-          <w:lang w:val="en-US"/>
-        </w:rPr>
-      </w:pPr>
-      <w:r>
-        <w:rPr>
-          <w:rFonts w:ascii="Times New Roman" w:eastAsia="Times New Roman" w:hAnsi="Times New Roman" w:cs="Times New Roman"/>
-          <w:noProof/>
-          <w:sz w:val="24"/>
-          <w:szCs w:val="24"/>
-          <w:lang w:val="en-US"/>
-        </w:rPr>
         <w:drawing>
-          <wp:inline distT="0" distB="0" distL="0" distR="0" wp14:anchorId="755FDDAC" wp14:editId="6073D720">
-            <wp:extent cx="4242272" cy="2634650"/>
-            <wp:effectExtent l="0" t="0" r="6350" b="0"/>
-            <wp:docPr id="30865956" name="Picture 2"/>
+          <wp:inline distT="0" distB="0" distL="0" distR="0" wp14:anchorId="013B2998" wp14:editId="01338ADD">
+            <wp:extent cx="3099460" cy="1924910"/>
+            <wp:effectExtent l="0" t="0" r="5715" b="0"/>
+            <wp:docPr id="30865956" name="Picture 2" descr="A collage of graphs and diagrams&#10;&#10;AI-generated content may be incorrect."/>
             <wp:cNvGraphicFramePr>
               <a:graphicFrameLocks xmlns:a="http://schemas.openxmlformats.org/drawingml/2006/main" noChangeAspect="1"/>
             </wp:cNvGraphicFramePr>
@@ -1858,7 +1277,7 @@
               <a:graphicData uri="http://schemas.openxmlformats.org/drawingml/2006/picture">
                 <pic:pic xmlns:pic="http://schemas.openxmlformats.org/drawingml/2006/picture">
                   <pic:nvPicPr>
-                    <pic:cNvPr id="30865956" name="Picture 30865956"/>
+                    <pic:cNvPr id="30865956" name="Picture 2" descr="A collage of graphs and diagrams&#10;&#10;AI-generated content may be incorrect."/>
                     <pic:cNvPicPr/>
                   </pic:nvPicPr>
                   <pic:blipFill>
@@ -1876,7 +1295,7 @@
                   <pic:spPr>
                     <a:xfrm>
                       <a:off x="0" y="0"/>
-                      <a:ext cx="4252560" cy="2641039"/>
+                      <a:ext cx="3121780" cy="1938772"/>
                     </a:xfrm>
                     <a:prstGeom prst="rect">
                       <a:avLst/>
@@ -1908,16 +1327,67 @@
           <w:szCs w:val="24"/>
           <w:lang w:val="en-US"/>
         </w:rPr>
-        <w:t>Figure 2. Comparison of inpatient and outpatient claim characteristics.</w:t>
-      </w:r>
-      <w:r>
-        <w:rPr>
-          <w:rFonts w:ascii="Times New Roman" w:eastAsia="Times New Roman" w:hAnsi="Times New Roman" w:cs="Times New Roman"/>
+        <w:t xml:space="preserve">Figure </w:t>
+      </w:r>
+      <w:r>
+        <w:rPr>
+          <w:rFonts w:ascii="Times New Roman" w:eastAsia="Times New Roman" w:hAnsi="Times New Roman" w:cs="Times New Roman"/>
+          <w:b/>
+          <w:bCs/>
           <w:sz w:val="24"/>
           <w:szCs w:val="24"/>
           <w:lang w:val="en-US"/>
         </w:rPr>
-        <w:t xml:space="preserve"> Boxplots of reimbursed amounts and, for inpatient claims, length of stay, highlighting distributional differences between claim types.</w:t>
+        <w:t>1</w:t>
+      </w:r>
+      <w:r>
+        <w:rPr>
+          <w:rFonts w:ascii="Times New Roman" w:eastAsia="Times New Roman" w:hAnsi="Times New Roman" w:cs="Times New Roman"/>
+          <w:b/>
+          <w:bCs/>
+          <w:sz w:val="24"/>
+          <w:szCs w:val="24"/>
+          <w:lang w:val="en-US"/>
+        </w:rPr>
+        <w:t>.</w:t>
+      </w:r>
+      <w:r>
+        <w:rPr>
+          <w:rFonts w:ascii="Times New Roman" w:eastAsia="Times New Roman" w:hAnsi="Times New Roman" w:cs="Times New Roman"/>
+          <w:sz w:val="24"/>
+          <w:szCs w:val="24"/>
+          <w:lang w:val="en-US"/>
+        </w:rPr>
+        <w:t xml:space="preserve"> </w:t>
+      </w:r>
+      <w:r>
+        <w:rPr>
+          <w:rFonts w:ascii="Times New Roman" w:eastAsia="Times New Roman" w:hAnsi="Times New Roman" w:cs="Times New Roman"/>
+          <w:sz w:val="24"/>
+          <w:szCs w:val="24"/>
+          <w:lang w:val="en-US"/>
+        </w:rPr>
+        <w:t>Distribution and comparison of claim reimbursements.</w:t>
+      </w:r>
+      <w:r>
+        <w:rPr>
+          <w:rFonts w:ascii="Times New Roman" w:eastAsia="Times New Roman" w:hAnsi="Times New Roman" w:cs="Times New Roman"/>
+          <w:b/>
+          <w:bCs/>
+          <w:sz w:val="24"/>
+          <w:szCs w:val="24"/>
+          <w:lang w:val="en-US"/>
+        </w:rPr>
+        <w:t xml:space="preserve"> </w:t>
+      </w:r>
+      <w:r>
+        <w:rPr>
+          <w:rFonts w:ascii="Times New Roman" w:eastAsia="Times New Roman" w:hAnsi="Times New Roman" w:cs="Times New Roman"/>
+          <w:sz w:val="24"/>
+          <w:szCs w:val="24"/>
+          <w:lang w:val="en-US"/>
+        </w:rPr>
+        <w:t>(a) Histogram and density plots of reimbursed amounts for inpatient and outpatient claims, showing heavy right skew and a small number of very high-cost claims. (b) Boxplots of reimbursed amounts and, for inpatient claims, length of stay, highlighting distributional differences between claim types.</w:t>
       </w:r>
     </w:p>
     <w:p>
@@ -1939,11 +1409,10 @@
           <w:szCs w:val="24"/>
           <w:lang w:val="en-US"/>
         </w:rPr>
-        <w:lastRenderedPageBreak/>
         <w:drawing>
-          <wp:inline distT="0" distB="0" distL="0" distR="0" wp14:anchorId="1D70C0EB" wp14:editId="2CEB7853">
-            <wp:extent cx="4507414" cy="3754252"/>
-            <wp:effectExtent l="0" t="0" r="7620" b="0"/>
+          <wp:inline distT="0" distB="0" distL="0" distR="0" wp14:anchorId="1D70C0EB" wp14:editId="7BE4523B">
+            <wp:extent cx="3260035" cy="2715303"/>
+            <wp:effectExtent l="0" t="0" r="0" b="8890"/>
             <wp:docPr id="21031211" name="Picture 3" descr="A screenshot of a computer&#10;&#10;AI-generated content may be incorrect."/>
             <wp:cNvGraphicFramePr>
               <a:graphicFrameLocks xmlns:a="http://schemas.openxmlformats.org/drawingml/2006/main" noChangeAspect="1"/>
@@ -1970,7 +1439,7 @@
                   <pic:spPr>
                     <a:xfrm>
                       <a:off x="0" y="0"/>
-                      <a:ext cx="4508910" cy="3755498"/>
+                      <a:ext cx="3269053" cy="2722814"/>
                     </a:xfrm>
                     <a:prstGeom prst="rect">
                       <a:avLst/>
@@ -2002,7 +1471,38 @@
           <w:szCs w:val="24"/>
           <w:lang w:val="en-US"/>
         </w:rPr>
-        <w:t>Figure 3. Correlation heatmap of provider-level features.</w:t>
+        <w:t xml:space="preserve">Figure </w:t>
+      </w:r>
+      <w:r>
+        <w:rPr>
+          <w:rFonts w:ascii="Times New Roman" w:eastAsia="Times New Roman" w:hAnsi="Times New Roman" w:cs="Times New Roman"/>
+          <w:b/>
+          <w:bCs/>
+          <w:sz w:val="24"/>
+          <w:szCs w:val="24"/>
+          <w:lang w:val="en-US"/>
+        </w:rPr>
+        <w:t>2</w:t>
+      </w:r>
+      <w:r>
+        <w:rPr>
+          <w:rFonts w:ascii="Times New Roman" w:eastAsia="Times New Roman" w:hAnsi="Times New Roman" w:cs="Times New Roman"/>
+          <w:b/>
+          <w:bCs/>
+          <w:sz w:val="24"/>
+          <w:szCs w:val="24"/>
+          <w:lang w:val="en-US"/>
+        </w:rPr>
+        <w:t xml:space="preserve">. </w:t>
+      </w:r>
+      <w:r>
+        <w:rPr>
+          <w:rFonts w:ascii="Times New Roman" w:eastAsia="Times New Roman" w:hAnsi="Times New Roman" w:cs="Times New Roman"/>
+          <w:sz w:val="24"/>
+          <w:szCs w:val="24"/>
+          <w:lang w:val="en-US"/>
+        </w:rPr>
+        <w:t>Correlation heatmap of provider-level features.</w:t>
       </w:r>
       <w:r>
         <w:rPr>
@@ -2042,21 +1542,28 @@
     </w:p>
     <w:p>
       <w:pPr>
-        <w:spacing w:line="360" w:lineRule="auto"/>
-        <w:rPr>
-          <w:rFonts w:ascii="Times New Roman" w:eastAsia="Times New Roman" w:hAnsi="Times New Roman" w:cs="Times New Roman"/>
-          <w:sz w:val="24"/>
-          <w:szCs w:val="24"/>
-          <w:lang w:val="en-US"/>
-        </w:rPr>
-      </w:pPr>
-      <w:r>
-        <w:rPr>
-          <w:rFonts w:ascii="Times New Roman" w:eastAsia="Times New Roman" w:hAnsi="Times New Roman" w:cs="Times New Roman"/>
-          <w:sz w:val="24"/>
-          <w:szCs w:val="24"/>
-        </w:rPr>
-        <w:t xml:space="preserve">To explore heterogeneity in fraudulent behavior, we restricted the claim-level feature table to providers labeled as fraudulent in the training data, yielding 22,640 inpatient and 8,408 outpatient fraud-only claims, standardized on amounts, diagnosis/procedure counts, rule flags, and peer-normalized z-scores before applying HDBSCAN separately to each subset. For inpatient claims, HDBSCAN produced several clusters plus a substantial noise set, with a positive but modest DBCV and roughly one-third of claims labeled as noise; a PCA projection showed a dense band with a few distinct groups corresponding to clusters (Figure 4), and cluster summaries revealed both moderate-payment, moderate–length-of-stay admissions and a smaller group of very high-payment, longer stays with elevated reimbursement and length-of-stay z-scores and occasional overcharge flags. Outpatient fraud-only claims displayed somewhat clearer structure: HDBSCAN again yielded multiple clusters and noise but with a lower noise fraction, </w:t>
+        <w:spacing w:after="240" w:line="360" w:lineRule="auto"/>
+        <w:rPr>
+          <w:rFonts w:ascii="Times New Roman" w:eastAsia="Times New Roman" w:hAnsi="Times New Roman" w:cs="Times New Roman"/>
+          <w:sz w:val="24"/>
+          <w:szCs w:val="24"/>
+        </w:rPr>
+      </w:pPr>
+      <w:r>
+        <w:rPr>
+          <w:rFonts w:ascii="Times New Roman" w:eastAsia="Times New Roman" w:hAnsi="Times New Roman" w:cs="Times New Roman"/>
+          <w:sz w:val="24"/>
+          <w:szCs w:val="24"/>
+        </w:rPr>
+        <w:t>T</w:t>
+      </w:r>
+      <w:r>
+        <w:rPr>
+          <w:rFonts w:ascii="Times New Roman" w:eastAsia="Times New Roman" w:hAnsi="Times New Roman" w:cs="Times New Roman"/>
+          <w:sz w:val="24"/>
+          <w:szCs w:val="24"/>
+        </w:rPr>
+        <w:t xml:space="preserve">o explore heterogeneity in fraudulent behavior, we restricted the claim-level data to providers labeled as fraudulent, yielding 22,640 inpatient and 8,408 outpatient claims. After standardizing amounts, counts, rule flags, and peer-normalized z-scores, we applied HDBSCAN separately to </w:t>
       </w:r>
       <w:r>
         <w:rPr>
@@ -2065,7 +1572,39 @@
           <w:szCs w:val="24"/>
         </w:rPr>
         <w:lastRenderedPageBreak/>
-        <w:t>and PCA showed a large homogeneous core and a few distinct high-payment or otherwise atypical groups (Figure 5). Most outpatient clusters involved low- to moderate-paid claims within specific diagnosis-code count ranges, while one or two clusters captured higher-paid claims with positive reimbursement z-scores and more frequent overcharge indicators. To characterize clusters beyond aggregate amounts, we mined association rules within each cluster, focusing on rules with relatively high support, confidence, and lift (Table 1), which highlighted repeated use of narrow diagnosis-code sets in outpatient clusters and characteristic diagnosis–procedure pairs in high-payment inpatient clusters, providing a compact description of distinct fraudulent patterns that informed both our understanding of provider behavior and subsequent rule-based feature design.</w:t>
+        <w:t xml:space="preserve">inpatient and outpatient subsets. For inpatient claims, HDBSCAN produced several clusters and a noise set; PCA (Figure </w:t>
+      </w:r>
+      <w:r>
+        <w:rPr>
+          <w:rFonts w:ascii="Times New Roman" w:eastAsia="Times New Roman" w:hAnsi="Times New Roman" w:cs="Times New Roman"/>
+          <w:sz w:val="24"/>
+          <w:szCs w:val="24"/>
+        </w:rPr>
+        <w:t>3</w:t>
+      </w:r>
+      <w:r>
+        <w:rPr>
+          <w:rFonts w:ascii="Times New Roman" w:eastAsia="Times New Roman" w:hAnsi="Times New Roman" w:cs="Times New Roman"/>
+          <w:sz w:val="24"/>
+          <w:szCs w:val="24"/>
+        </w:rPr>
+        <w:t xml:space="preserve">) showed a dense band with a few distinct groups, and cluster summaries showed a mix of moderate claims and high-payment long stays with elevated reimbursement/length-of-stay z-scores and some overcharge flags. Outpatient claims showed clearer structure: HDBSCAN yielded multiple clusters, and PCA (Figure </w:t>
+      </w:r>
+      <w:r>
+        <w:rPr>
+          <w:rFonts w:ascii="Times New Roman" w:eastAsia="Times New Roman" w:hAnsi="Times New Roman" w:cs="Times New Roman"/>
+          <w:sz w:val="24"/>
+          <w:szCs w:val="24"/>
+        </w:rPr>
+        <w:t>4</w:t>
+      </w:r>
+      <w:r>
+        <w:rPr>
+          <w:rFonts w:ascii="Times New Roman" w:eastAsia="Times New Roman" w:hAnsi="Times New Roman" w:cs="Times New Roman"/>
+          <w:sz w:val="24"/>
+          <w:szCs w:val="24"/>
+        </w:rPr>
+        <w:t>) showed a core and some high-payment groups. Most outpatient clusters contained low- to moderate-paid claims, with one or two capturing higher-paid claims with positive reimbursement z-scores and overcharge indicators. Association rule mining within clusters (Table 1) highlighted narrow diagnosis-code sets in outpatient clusters and characteristic diagnosis–procedure pairs in high-payment inpatient clusters, informing rule-based feature design.</w:t>
       </w:r>
     </w:p>
     <w:p>
@@ -2137,9 +1676,9 @@
           <w:lang w:val="en-US"/>
         </w:rPr>
         <w:drawing>
-          <wp:inline distT="0" distB="0" distL="0" distR="0" wp14:anchorId="6D2A79C3" wp14:editId="715FFE3A">
-            <wp:extent cx="3070329" cy="1958975"/>
-            <wp:effectExtent l="0" t="0" r="0" b="3175"/>
+          <wp:inline distT="0" distB="0" distL="0" distR="0" wp14:anchorId="6D2A79C3" wp14:editId="160C6AE3">
+            <wp:extent cx="2794883" cy="1783231"/>
+            <wp:effectExtent l="0" t="0" r="5715" b="7620"/>
             <wp:docPr id="339040142" name="Picture 5" descr="A graph showing a graph showing a number of points&#10;&#10;AI-generated content may be incorrect."/>
             <wp:cNvGraphicFramePr>
               <a:graphicFrameLocks xmlns:a="http://schemas.openxmlformats.org/drawingml/2006/main" noChangeAspect="1"/>
@@ -2166,7 +1705,7 @@
                   <pic:spPr>
                     <a:xfrm>
                       <a:off x="0" y="0"/>
-                      <a:ext cx="3070963" cy="1959380"/>
+                      <a:ext cx="2818471" cy="1798281"/>
                     </a:xfrm>
                     <a:prstGeom prst="rect">
                       <a:avLst/>
@@ -2197,7 +1736,55 @@
           <w:sz w:val="24"/>
           <w:szCs w:val="24"/>
         </w:rPr>
-        <w:t>Figure 4–5. HDBSCAN clusters of fraudulent inpatient (left) and outpatient (right) claims.</w:t>
+        <w:t xml:space="preserve">Figure </w:t>
+      </w:r>
+      <w:r>
+        <w:rPr>
+          <w:rFonts w:ascii="Times New Roman" w:eastAsia="Times New Roman" w:hAnsi="Times New Roman" w:cs="Times New Roman"/>
+          <w:b/>
+          <w:bCs/>
+          <w:sz w:val="24"/>
+          <w:szCs w:val="24"/>
+        </w:rPr>
+        <w:t>3</w:t>
+      </w:r>
+      <w:r>
+        <w:rPr>
+          <w:rFonts w:ascii="Times New Roman" w:eastAsia="Times New Roman" w:hAnsi="Times New Roman" w:cs="Times New Roman"/>
+          <w:b/>
+          <w:bCs/>
+          <w:sz w:val="24"/>
+          <w:szCs w:val="24"/>
+        </w:rPr>
+        <w:t>–</w:t>
+      </w:r>
+      <w:r>
+        <w:rPr>
+          <w:rFonts w:ascii="Times New Roman" w:eastAsia="Times New Roman" w:hAnsi="Times New Roman" w:cs="Times New Roman"/>
+          <w:b/>
+          <w:bCs/>
+          <w:sz w:val="24"/>
+          <w:szCs w:val="24"/>
+        </w:rPr>
+        <w:t>4</w:t>
+      </w:r>
+      <w:r>
+        <w:rPr>
+          <w:rFonts w:ascii="Times New Roman" w:eastAsia="Times New Roman" w:hAnsi="Times New Roman" w:cs="Times New Roman"/>
+          <w:b/>
+          <w:bCs/>
+          <w:sz w:val="24"/>
+          <w:szCs w:val="24"/>
+        </w:rPr>
+        <w:t xml:space="preserve">. </w:t>
+      </w:r>
+      <w:r>
+        <w:rPr>
+          <w:rFonts w:ascii="Times New Roman" w:eastAsia="Times New Roman" w:hAnsi="Times New Roman" w:cs="Times New Roman"/>
+          <w:sz w:val="24"/>
+          <w:szCs w:val="24"/>
+        </w:rPr>
+        <w:t>HDBSCAN clusters of fraudulent inpatient (left) and outpatient (right) claims.</w:t>
       </w:r>
       <w:r>
         <w:rPr>
@@ -3602,18 +3189,7 @@
     </w:tbl>
     <w:p>
       <w:pPr>
-        <w:spacing w:after="240" w:line="360" w:lineRule="auto"/>
-        <w:rPr>
-          <w:rFonts w:ascii="Times New Roman" w:eastAsia="Times New Roman" w:hAnsi="Times New Roman" w:cs="Times New Roman"/>
-          <w:sz w:val="24"/>
-          <w:szCs w:val="24"/>
-          <w:lang w:val="en-US"/>
-        </w:rPr>
-      </w:pPr>
-    </w:p>
-    <w:p>
-      <w:pPr>
-        <w:spacing w:after="240" w:line="360" w:lineRule="auto"/>
+        <w:spacing w:before="100" w:beforeAutospacing="1" w:after="240" w:line="360" w:lineRule="auto"/>
         <w:rPr>
           <w:rFonts w:ascii="Times New Roman" w:eastAsia="Times New Roman" w:hAnsi="Times New Roman" w:cs="Times New Roman"/>
           <w:sz w:val="24"/>
@@ -3630,7 +3206,16 @@
           <w:szCs w:val="24"/>
           <w:lang w:val="en-US"/>
         </w:rPr>
-        <w:t>Table 1. Example diagnosis/procedure code patterns within claim clusters.</w:t>
+        <w:t xml:space="preserve">Table 1. </w:t>
+      </w:r>
+      <w:r>
+        <w:rPr>
+          <w:rFonts w:ascii="Times New Roman" w:eastAsia="Times New Roman" w:hAnsi="Times New Roman" w:cs="Times New Roman"/>
+          <w:sz w:val="24"/>
+          <w:szCs w:val="24"/>
+          <w:lang w:val="en-US"/>
+        </w:rPr>
+        <w:t>Example diagnosis/procedure code patterns within claim clusters.</w:t>
       </w:r>
       <w:r>
         <w:rPr>
@@ -3677,81 +3262,33 @@
           <w:rFonts w:ascii="Times New Roman" w:eastAsia="Times New Roman" w:hAnsi="Times New Roman" w:cs="Times New Roman"/>
           <w:sz w:val="24"/>
           <w:szCs w:val="24"/>
-        </w:rPr>
-      </w:pPr>
-      <w:r>
-        <w:rPr>
-          <w:rFonts w:ascii="Times New Roman" w:eastAsia="Times New Roman" w:hAnsi="Times New Roman" w:cs="Times New Roman"/>
-          <w:sz w:val="24"/>
-          <w:szCs w:val="24"/>
-        </w:rPr>
-        <w:t xml:space="preserve">We evaluated several supervised models for predicting provider fraud status using engineered provider-level features. On the 30% hold-out subset of labeled providers, all models achieved high ROC-AUC (≈0.93–0.94), indicating good discrimination, while precision–recall performance varied more under class imbalance; full metrics (accuracy, precision, recall, F1, PR-AUC, ROC-AUC) are reported in Table 2. Logistic regression with elastic-net regularization and class-balanced weighting emerged as the best overall model, with PR-AUC ≈0.71, ROC-AUC ≈0.93, and, after threshold tuning, precision ≈0.74 and recall ≈0.56 (F1 in the mid-0.60s). Tree-based models (Random Forests, </w:t>
-      </w:r>
-      <w:proofErr w:type="spellStart"/>
-      <w:r>
-        <w:rPr>
-          <w:rFonts w:ascii="Times New Roman" w:eastAsia="Times New Roman" w:hAnsi="Times New Roman" w:cs="Times New Roman"/>
-          <w:sz w:val="24"/>
-          <w:szCs w:val="24"/>
-        </w:rPr>
-        <w:t>ExtraTrees</w:t>
-      </w:r>
-      <w:proofErr w:type="spellEnd"/>
-      <w:r>
-        <w:rPr>
-          <w:rFonts w:ascii="Times New Roman" w:eastAsia="Times New Roman" w:hAnsi="Times New Roman" w:cs="Times New Roman"/>
-          <w:sz w:val="24"/>
-          <w:szCs w:val="24"/>
-        </w:rPr>
-        <w:t xml:space="preserve">, </w:t>
-      </w:r>
-      <w:proofErr w:type="spellStart"/>
-      <w:r>
-        <w:rPr>
-          <w:rFonts w:ascii="Times New Roman" w:eastAsia="Times New Roman" w:hAnsi="Times New Roman" w:cs="Times New Roman"/>
-          <w:sz w:val="24"/>
-          <w:szCs w:val="24"/>
-        </w:rPr>
-        <w:t>LightGBM</w:t>
-      </w:r>
-      <w:proofErr w:type="spellEnd"/>
-      <w:r>
-        <w:rPr>
-          <w:rFonts w:ascii="Times New Roman" w:eastAsia="Times New Roman" w:hAnsi="Times New Roman" w:cs="Times New Roman"/>
-          <w:sz w:val="24"/>
-          <w:szCs w:val="24"/>
-        </w:rPr>
-        <w:t xml:space="preserve">, XGBoost), </w:t>
-      </w:r>
-      <w:proofErr w:type="spellStart"/>
-      <w:r>
-        <w:rPr>
-          <w:rFonts w:ascii="Times New Roman" w:eastAsia="Times New Roman" w:hAnsi="Times New Roman" w:cs="Times New Roman"/>
-          <w:sz w:val="24"/>
-          <w:szCs w:val="24"/>
-        </w:rPr>
-        <w:t>CatBoost</w:t>
-      </w:r>
-      <w:proofErr w:type="spellEnd"/>
-      <w:r>
-        <w:rPr>
-          <w:rFonts w:ascii="Times New Roman" w:eastAsia="Times New Roman" w:hAnsi="Times New Roman" w:cs="Times New Roman"/>
-          <w:sz w:val="24"/>
-          <w:szCs w:val="24"/>
-        </w:rPr>
-        <w:t>, and a shallow multilayer perceptron achieved similar ROC-AUC but slightly lower PR-AUC or less favorable precision–recall trade-offs at their optimal F1 thresholds, so more complex models did not outperform the well-regularized, interpretable linear model. The distribution of logistic regression fraud risk scores (Figure 6) showed non-fraudulent providers concentrated near zero and fraudulent providers skewed toward higher scores, with the chosen decision threshold isolating a small subset of high-risk providers. Among the highest-scoring providers, we observed elevated annual reimbursement, higher claim volumes, higher peer-normalized inpatient or outpatient z-scores, and increased counts of duplicate or overcharge flags, consistent with our feature design. These risk scores were then applied to unlabeled test providers to generate fraud risk predictions and to define the high-risk provider universe for clustering in Section 4.4.</w:t>
-      </w:r>
-    </w:p>
-    <w:p>
-      <w:pPr>
-        <w:spacing w:after="240" w:line="360" w:lineRule="auto"/>
-        <w:rPr>
-          <w:rFonts w:ascii="Times New Roman" w:eastAsia="Times New Roman" w:hAnsi="Times New Roman" w:cs="Times New Roman"/>
-          <w:sz w:val="24"/>
-          <w:szCs w:val="24"/>
           <w:lang w:val="en-US"/>
         </w:rPr>
       </w:pPr>
+      <w:r>
+        <w:rPr>
+          <w:rFonts w:ascii="Times New Roman" w:eastAsia="Times New Roman" w:hAnsi="Times New Roman" w:cs="Times New Roman"/>
+          <w:sz w:val="24"/>
+          <w:szCs w:val="24"/>
+        </w:rPr>
+        <w:t xml:space="preserve">We evaluated supervised models for predicting provider fraud status using provider-level features. On the 30% hold-out subset of labeled providers, all models achieved ROC-AUC (≈0.93–0.94), indicating good discrimination; performance metrics are reported in Table 2. Logistic regression with elastic-net regularization and class-balanced weighting performed best, with PR-AUC ≈0.71, ROC-AUC ≈0.93, and, after threshold tuning, precision ≈0.74, recall ≈0.56, and F1 ≈0.65. Tree-based models (Random Forests, gradient boosting methods, CatBoost) achieved similar ROC-AUC but weaker PR-AUC or precision–recall trade-offs and did not surpass the interpretable linear model. Logistic regression fraud risk scores (Figure </w:t>
+      </w:r>
+      <w:r>
+        <w:rPr>
+          <w:rFonts w:ascii="Times New Roman" w:eastAsia="Times New Roman" w:hAnsi="Times New Roman" w:cs="Times New Roman"/>
+          <w:sz w:val="24"/>
+          <w:szCs w:val="24"/>
+        </w:rPr>
+        <w:t>5</w:t>
+      </w:r>
+      <w:r>
+        <w:rPr>
+          <w:rFonts w:ascii="Times New Roman" w:eastAsia="Times New Roman" w:hAnsi="Times New Roman" w:cs="Times New Roman"/>
+          <w:sz w:val="24"/>
+          <w:szCs w:val="24"/>
+        </w:rPr>
+        <w:t>) placed most non-fraudulent providers near zero and fraudulent providers at higher values; the chosen threshold isolated a high-risk subset with elevated reimbursement, claim volumes, peer-normalized z-scores, and duplicate or overcharge flags. These scores were then applied to unlabeled test providers and used to define the high-risk provider universe for clustering in Section 4.4.</w:t>
+      </w:r>
     </w:p>
     <w:tbl>
       <w:tblPr>
@@ -3794,7 +3331,6 @@
                 <w:b/>
                 <w:bCs/>
               </w:rPr>
-              <w:lastRenderedPageBreak/>
               <w:t>M</w:t>
             </w:r>
             <w:r>
@@ -4235,11 +3771,9 @@
               <w:spacing w:after="240"/>
               <w:jc w:val="center"/>
             </w:pPr>
-            <w:proofErr w:type="spellStart"/>
             <w:r>
               <w:t>CatBoost</w:t>
             </w:r>
-            <w:proofErr w:type="spellEnd"/>
           </w:p>
         </w:tc>
         <w:tc>
@@ -4461,11 +3995,9 @@
               <w:spacing w:after="240"/>
               <w:jc w:val="center"/>
             </w:pPr>
-            <w:proofErr w:type="spellStart"/>
             <w:r>
               <w:t>LightGBM</w:t>
             </w:r>
-            <w:proofErr w:type="spellEnd"/>
           </w:p>
         </w:tc>
         <w:tc>
@@ -4673,18 +4205,7 @@
     </w:tbl>
     <w:p>
       <w:pPr>
-        <w:spacing w:after="240" w:line="360" w:lineRule="auto"/>
-        <w:rPr>
-          <w:rFonts w:ascii="Times New Roman" w:eastAsia="Times New Roman" w:hAnsi="Times New Roman" w:cs="Times New Roman"/>
-          <w:sz w:val="24"/>
-          <w:szCs w:val="24"/>
-          <w:lang w:val="en-US"/>
-        </w:rPr>
-      </w:pPr>
-    </w:p>
-    <w:p>
-      <w:pPr>
-        <w:spacing w:after="240" w:line="360" w:lineRule="auto"/>
+        <w:spacing w:before="100" w:beforeAutospacing="1" w:after="240" w:line="360" w:lineRule="auto"/>
         <w:rPr>
           <w:rFonts w:ascii="Times New Roman" w:eastAsia="Times New Roman" w:hAnsi="Times New Roman" w:cs="Times New Roman"/>
           <w:sz w:val="24"/>
@@ -4701,7 +4222,8 @@
           <w:szCs w:val="24"/>
           <w:lang w:val="en-US"/>
         </w:rPr>
-        <w:t>Table 2. Supervised model performance on the provider hold-out set.</w:t>
+        <w:lastRenderedPageBreak/>
+        <w:t xml:space="preserve">Table 2. </w:t>
       </w:r>
       <w:r>
         <w:rPr>
@@ -4710,6 +4232,15 @@
           <w:szCs w:val="24"/>
           <w:lang w:val="en-US"/>
         </w:rPr>
+        <w:t>Supervised model performance on the provider hold-out set.</w:t>
+      </w:r>
+      <w:r>
+        <w:rPr>
+          <w:rFonts w:ascii="Times New Roman" w:eastAsia="Times New Roman" w:hAnsi="Times New Roman" w:cs="Times New Roman"/>
+          <w:sz w:val="24"/>
+          <w:szCs w:val="24"/>
+          <w:lang w:val="en-US"/>
+        </w:rPr>
         <w:t xml:space="preserve"> Classification performance of logistic regression (elastic-net), Random Forests, </w:t>
       </w:r>
       <w:proofErr w:type="spellStart"/>
@@ -4730,47 +4261,7 @@
           <w:szCs w:val="24"/>
           <w:lang w:val="en-US"/>
         </w:rPr>
-        <w:t xml:space="preserve">, </w:t>
-      </w:r>
-      <w:proofErr w:type="spellStart"/>
-      <w:r>
-        <w:rPr>
-          <w:rFonts w:ascii="Times New Roman" w:eastAsia="Times New Roman" w:hAnsi="Times New Roman" w:cs="Times New Roman"/>
-          <w:sz w:val="24"/>
-          <w:szCs w:val="24"/>
-          <w:lang w:val="en-US"/>
-        </w:rPr>
-        <w:t>LightGBM</w:t>
-      </w:r>
-      <w:proofErr w:type="spellEnd"/>
-      <w:r>
-        <w:rPr>
-          <w:rFonts w:ascii="Times New Roman" w:eastAsia="Times New Roman" w:hAnsi="Times New Roman" w:cs="Times New Roman"/>
-          <w:sz w:val="24"/>
-          <w:szCs w:val="24"/>
-          <w:lang w:val="en-US"/>
-        </w:rPr>
-        <w:t xml:space="preserve">, XGBoost, </w:t>
-      </w:r>
-      <w:proofErr w:type="spellStart"/>
-      <w:r>
-        <w:rPr>
-          <w:rFonts w:ascii="Times New Roman" w:eastAsia="Times New Roman" w:hAnsi="Times New Roman" w:cs="Times New Roman"/>
-          <w:sz w:val="24"/>
-          <w:szCs w:val="24"/>
-          <w:lang w:val="en-US"/>
-        </w:rPr>
-        <w:t>CatBoost</w:t>
-      </w:r>
-      <w:proofErr w:type="spellEnd"/>
-      <w:r>
-        <w:rPr>
-          <w:rFonts w:ascii="Times New Roman" w:eastAsia="Times New Roman" w:hAnsi="Times New Roman" w:cs="Times New Roman"/>
-          <w:sz w:val="24"/>
-          <w:szCs w:val="24"/>
-          <w:lang w:val="en-US"/>
-        </w:rPr>
-        <w:t>, and a multilayer perceptron, reported as accuracy, precision, recall, F1-score, area under the precision–recall curve (PR-AUC), and area under the ROC curve (ROC-AUC).</w:t>
+        <w:t>, LightGBM, XGBoost, CatBoost, and a multilayer perceptron, reported as accuracy, precision, recall, F1-score, area under the precision–recall curve (PR-AUC), and area under the ROC curve (ROC-AUC).</w:t>
       </w:r>
     </w:p>
     <w:p>
@@ -4793,9 +4284,9 @@
           <w:lang w:val="en-US"/>
         </w:rPr>
         <w:drawing>
-          <wp:inline distT="0" distB="0" distL="0" distR="0" wp14:anchorId="189B273D" wp14:editId="7789827D">
-            <wp:extent cx="5092038" cy="2886576"/>
-            <wp:effectExtent l="0" t="0" r="0" b="9525"/>
+          <wp:inline distT="0" distB="0" distL="0" distR="0" wp14:anchorId="189B273D" wp14:editId="0A8C03C5">
+            <wp:extent cx="3693381" cy="2093705"/>
+            <wp:effectExtent l="0" t="0" r="2540" b="1905"/>
             <wp:docPr id="541189111" name="Picture 8" descr="A white rectangular object with black text&#10;&#10;AI-generated content may be incorrect."/>
             <wp:cNvGraphicFramePr>
               <a:graphicFrameLocks xmlns:a="http://schemas.openxmlformats.org/drawingml/2006/main" noChangeAspect="1"/>
@@ -4822,7 +4313,7 @@
                   <pic:spPr>
                     <a:xfrm>
                       <a:off x="0" y="0"/>
-                      <a:ext cx="5103999" cy="2893356"/>
+                      <a:ext cx="3718703" cy="2108059"/>
                     </a:xfrm>
                     <a:prstGeom prst="rect">
                       <a:avLst/>
@@ -4854,26 +4345,47 @@
           <w:szCs w:val="24"/>
           <w:lang w:val="en-US"/>
         </w:rPr>
-        <w:t>Figure 6. Distribution of provider fraud risk scores.</w:t>
-      </w:r>
-      <w:r>
-        <w:rPr>
-          <w:rFonts w:ascii="Times New Roman" w:eastAsia="Times New Roman" w:hAnsi="Times New Roman" w:cs="Times New Roman"/>
+        <w:t xml:space="preserve">Figure </w:t>
+      </w:r>
+      <w:r>
+        <w:rPr>
+          <w:rFonts w:ascii="Times New Roman" w:eastAsia="Times New Roman" w:hAnsi="Times New Roman" w:cs="Times New Roman"/>
+          <w:b/>
+          <w:bCs/>
           <w:sz w:val="24"/>
           <w:szCs w:val="24"/>
           <w:lang w:val="en-US"/>
         </w:rPr>
-        <w:t xml:space="preserve"> Histogram or density plots of logistic regression fraud risk scores for labeled providers, stratified by true fraud label, illustrating </w:t>
-      </w:r>
-      <w:r>
-        <w:rPr>
-          <w:rFonts w:ascii="Times New Roman" w:eastAsia="Times New Roman" w:hAnsi="Times New Roman" w:cs="Times New Roman"/>
+        <w:t>5</w:t>
+      </w:r>
+      <w:r>
+        <w:rPr>
+          <w:rFonts w:ascii="Times New Roman" w:eastAsia="Times New Roman" w:hAnsi="Times New Roman" w:cs="Times New Roman"/>
+          <w:b/>
+          <w:bCs/>
           <w:sz w:val="24"/>
           <w:szCs w:val="24"/>
           <w:lang w:val="en-US"/>
         </w:rPr>
-        <w:lastRenderedPageBreak/>
-        <w:t>separation between non-fraudulent providers (scores near zero) and fraudulent providers (scores shifted toward higher values).</w:t>
+        <w:t xml:space="preserve">. </w:t>
+      </w:r>
+      <w:r>
+        <w:rPr>
+          <w:rFonts w:ascii="Times New Roman" w:eastAsia="Times New Roman" w:hAnsi="Times New Roman" w:cs="Times New Roman"/>
+          <w:sz w:val="24"/>
+          <w:szCs w:val="24"/>
+          <w:lang w:val="en-US"/>
+        </w:rPr>
+        <w:t>Distribution of provider fraud risk scores.</w:t>
+      </w:r>
+      <w:r>
+        <w:rPr>
+          <w:rFonts w:ascii="Times New Roman" w:eastAsia="Times New Roman" w:hAnsi="Times New Roman" w:cs="Times New Roman"/>
+          <w:sz w:val="24"/>
+          <w:szCs w:val="24"/>
+          <w:lang w:val="en-US"/>
+        </w:rPr>
+        <w:t xml:space="preserve"> Histogram or density plots of logistic regression fraud risk scores for labeled providers, stratified by true fraud label, illustrating separation between non-fraudulent providers (scores near zero) and fraudulent providers (scores shifted toward higher values).</w:t>
       </w:r>
     </w:p>
     <w:p>
@@ -4911,56 +4423,61 @@
           <w:rFonts w:ascii="Times New Roman" w:eastAsia="Times New Roman" w:hAnsi="Times New Roman" w:cs="Times New Roman"/>
           <w:sz w:val="24"/>
           <w:szCs w:val="24"/>
+        </w:rPr>
+      </w:pPr>
+      <w:r>
+        <w:rPr>
+          <w:rFonts w:ascii="Times New Roman" w:eastAsia="Times New Roman" w:hAnsi="Times New Roman" w:cs="Times New Roman"/>
+          <w:sz w:val="24"/>
+          <w:szCs w:val="24"/>
+        </w:rPr>
+        <w:t xml:space="preserve">To characterize provider-level fraud patterns, we defined a high-risk universe of 570 providers by combining labeled fraudulent training providers with test providers whose logistic regression fraud score exceeded a threshold, then applied HDBSCAN to standardized provider features. HDBSCAN identified four clusters and labeled 334 providers as noise, indicating many high-risk providers do not belong to any dense group. A PCA projection (Figure </w:t>
+      </w:r>
+      <w:r>
+        <w:rPr>
+          <w:rFonts w:ascii="Times New Roman" w:eastAsia="Times New Roman" w:hAnsi="Times New Roman" w:cs="Times New Roman"/>
+          <w:sz w:val="24"/>
+          <w:szCs w:val="24"/>
+        </w:rPr>
+        <w:t>6</w:t>
+      </w:r>
+      <w:r>
+        <w:rPr>
+          <w:rFonts w:ascii="Times New Roman" w:eastAsia="Times New Roman" w:hAnsi="Times New Roman" w:cs="Times New Roman"/>
+          <w:sz w:val="24"/>
+          <w:szCs w:val="24"/>
+        </w:rPr>
+        <w:t xml:space="preserve">) shows compact regions for clusters and a diffuse cloud of noise. The largest cluster (Cluster 3, 180 providers) includes moderate-volume providers with reimbursement and inpatient activity and elevated inpatient reimbursement and length-of-stay z-scores but modest duplicate and overcharge counts. Cluster 1 (36 providers) comprises high-revenue providers with more extreme inpatient z-scores and signs of upcoding, an “inpatient </w:t>
+      </w:r>
+      <w:proofErr w:type="spellStart"/>
+      <w:r>
+        <w:rPr>
+          <w:rFonts w:ascii="Times New Roman" w:eastAsia="Times New Roman" w:hAnsi="Times New Roman" w:cs="Times New Roman"/>
+          <w:sz w:val="24"/>
+          <w:szCs w:val="24"/>
+        </w:rPr>
+        <w:t>overcharger</w:t>
+      </w:r>
+      <w:proofErr w:type="spellEnd"/>
+      <w:r>
+        <w:rPr>
+          <w:rFonts w:ascii="Times New Roman" w:eastAsia="Times New Roman" w:hAnsi="Times New Roman" w:cs="Times New Roman"/>
+          <w:sz w:val="24"/>
+          <w:szCs w:val="24"/>
+        </w:rPr>
+        <w:t>” pattern. Cluster 0 and Cluster 2 (10 providers each) capture high-volume outpatient billers with duplicates and overcharge flags or large panels and small-ticket overbilling. Table 3 summarizes these archetypes.</w:t>
+      </w:r>
+    </w:p>
+    <w:p>
+      <w:pPr>
+        <w:spacing w:line="360" w:lineRule="auto"/>
+        <w:rPr>
+          <w:rFonts w:ascii="Times New Roman" w:eastAsia="Times New Roman" w:hAnsi="Times New Roman" w:cs="Times New Roman"/>
+          <w:sz w:val="24"/>
+          <w:szCs w:val="24"/>
           <w:lang w:val="en-US"/>
         </w:rPr>
       </w:pPr>
-      <w:r>
-        <w:rPr>
-          <w:rFonts w:ascii="Times New Roman" w:eastAsia="Times New Roman" w:hAnsi="Times New Roman" w:cs="Times New Roman"/>
-          <w:sz w:val="24"/>
-          <w:szCs w:val="24"/>
-          <w:lang w:val="en-US"/>
-        </w:rPr>
-        <w:t xml:space="preserve">To characterize patterns of fraudulent behavior at the provider level, we defined a high-risk universe of 570 providers by combining all labeled fraudulent training providers with test providers whose logistic regression fraud score exceeded a high threshold, then applied HDBSCAN to their standardized provider-level features. The algorithm identified four clusters and labeled the remaining 334 providers as noise, indicating many high-risk providers do not belong to any dense feature-space group. A two-dimensional PCA projection (Figure 7) shows compact regions corresponding to clusters and a diffuse cloud of noise points. The largest cluster (Cluster 3, 180 providers) comprises moderate-volume providers with substantial annual reimbursement and inpatient activity, elevated maximum inpatient reimbursement and length-of-stay z-scores, but relatively modest duplicate and overcharge counts. Cluster 1 (36 providers) contains high-revenue providers with more extreme inpatient z-scores and signs of upcoding, consistent with an “inpatient </w:t>
-      </w:r>
-      <w:proofErr w:type="spellStart"/>
-      <w:r>
-        <w:rPr>
-          <w:rFonts w:ascii="Times New Roman" w:eastAsia="Times New Roman" w:hAnsi="Times New Roman" w:cs="Times New Roman"/>
-          <w:sz w:val="24"/>
-          <w:szCs w:val="24"/>
-          <w:lang w:val="en-US"/>
-        </w:rPr>
-        <w:t>overcharger</w:t>
-      </w:r>
-      <w:proofErr w:type="spellEnd"/>
-      <w:r>
-        <w:rPr>
-          <w:rFonts w:ascii="Times New Roman" w:eastAsia="Times New Roman" w:hAnsi="Times New Roman" w:cs="Times New Roman"/>
-          <w:sz w:val="24"/>
-          <w:szCs w:val="24"/>
-          <w:lang w:val="en-US"/>
-        </w:rPr>
-        <w:t xml:space="preserve">” pattern. Cluster 0 (10 providers) </w:t>
-      </w:r>
-      <w:r>
-        <w:rPr>
-          <w:rFonts w:ascii="Times New Roman" w:eastAsia="Times New Roman" w:hAnsi="Times New Roman" w:cs="Times New Roman"/>
-          <w:sz w:val="24"/>
-          <w:szCs w:val="24"/>
-          <w:lang w:val="en-US"/>
-        </w:rPr>
-        <w:t>capture</w:t>
-      </w:r>
-      <w:r>
-        <w:rPr>
-          <w:rFonts w:ascii="Times New Roman" w:eastAsia="Times New Roman" w:hAnsi="Times New Roman" w:cs="Times New Roman"/>
-          <w:sz w:val="24"/>
-          <w:szCs w:val="24"/>
-          <w:lang w:val="en-US"/>
-        </w:rPr>
-        <w:t xml:space="preserve"> high-volume outpatient billers with many duplicate claims and overcharge flags, while Cluster 2 (10 providers) consists of outpatient-only providers with very large claim volumes, large beneficiary panels, and frequent overcharge flags, suggestive of systematic small-ticket overbilling. Table 3 summarizes each cluster’s size, labeled/test mix, and median utilization, payment, z-score, and rule-based features, highlighting that fraudulent and high-risk providers form several distinct fraud-type archetypes rather than a single homogeneous group.</w:t>
-      </w:r>
     </w:p>
     <w:p>
       <w:pPr>
@@ -4981,11 +4498,10 @@
           <w:szCs w:val="24"/>
           <w:lang w:val="en-US"/>
         </w:rPr>
-        <w:lastRenderedPageBreak/>
         <w:drawing>
-          <wp:inline distT="0" distB="0" distL="0" distR="0" wp14:anchorId="162554F2" wp14:editId="07988811">
-            <wp:extent cx="4194973" cy="3135025"/>
-            <wp:effectExtent l="0" t="0" r="0" b="8255"/>
+          <wp:inline distT="0" distB="0" distL="0" distR="0" wp14:anchorId="162554F2" wp14:editId="69EED5C6">
+            <wp:extent cx="2961861" cy="2213485"/>
+            <wp:effectExtent l="0" t="0" r="0" b="0"/>
             <wp:docPr id="312499968" name="Picture 7" descr="A screenshot of a graph&#10;&#10;AI-generated content may be incorrect."/>
             <wp:cNvGraphicFramePr>
               <a:graphicFrameLocks xmlns:a="http://schemas.openxmlformats.org/drawingml/2006/main" noChangeAspect="1"/>
@@ -5012,7 +4528,7 @@
                   <pic:spPr>
                     <a:xfrm>
                       <a:off x="0" y="0"/>
-                      <a:ext cx="4216131" cy="3150837"/>
+                      <a:ext cx="2981987" cy="2228525"/>
                     </a:xfrm>
                     <a:prstGeom prst="rect">
                       <a:avLst/>
@@ -5044,7 +4560,29 @@
           <w:szCs w:val="24"/>
           <w:lang w:val="en-US"/>
         </w:rPr>
-        <w:t>Figure 7. Clusters of high-risk providers.</w:t>
+        <w:t xml:space="preserve">Figure </w:t>
+      </w:r>
+      <w:r>
+        <w:rPr>
+          <w:rFonts w:ascii="Times New Roman" w:eastAsia="Times New Roman" w:hAnsi="Times New Roman" w:cs="Times New Roman"/>
+          <w:b/>
+          <w:bCs/>
+          <w:sz w:val="24"/>
+          <w:szCs w:val="24"/>
+          <w:lang w:val="en-US"/>
+        </w:rPr>
+        <w:t>6</w:t>
+      </w:r>
+      <w:r>
+        <w:rPr>
+          <w:rFonts w:ascii="Times New Roman" w:eastAsia="Times New Roman" w:hAnsi="Times New Roman" w:cs="Times New Roman"/>
+          <w:b/>
+          <w:bCs/>
+          <w:sz w:val="24"/>
+          <w:szCs w:val="24"/>
+          <w:lang w:val="en-US"/>
+        </w:rPr>
+        <w:t>. Clusters of high-risk providers.</w:t>
       </w:r>
       <w:r>
         <w:rPr>
@@ -5077,26 +4615,24 @@
     <w:tbl>
       <w:tblPr>
         <w:tblStyle w:val="TableGrid"/>
-        <w:tblW w:w="9915" w:type="dxa"/>
-        <w:jc w:val="center"/>
+        <w:tblW w:w="9512" w:type="dxa"/>
         <w:tblLook w:val="04A0" w:firstRow="1" w:lastRow="0" w:firstColumn="1" w:lastColumn="0" w:noHBand="0" w:noVBand="1"/>
       </w:tblPr>
       <w:tblGrid>
         <w:gridCol w:w="856"/>
-        <w:gridCol w:w="1392"/>
-        <w:gridCol w:w="1545"/>
+        <w:gridCol w:w="1363"/>
+        <w:gridCol w:w="1523"/>
         <w:gridCol w:w="1696"/>
         <w:gridCol w:w="2203"/>
         <w:gridCol w:w="2269"/>
       </w:tblGrid>
       <w:tr>
         <w:trPr>
-          <w:trHeight w:val="323"/>
-          <w:jc w:val="center"/>
+          <w:trHeight w:val="303"/>
         </w:trPr>
         <w:tc>
           <w:tcPr>
-            <w:tcW w:w="850" w:type="dxa"/>
+            <w:tcW w:w="821" w:type="dxa"/>
             <w:noWrap/>
             <w:vAlign w:val="center"/>
             <w:hideMark/>
@@ -5125,7 +4661,7 @@
         </w:tc>
         <w:tc>
           <w:tcPr>
-            <w:tcW w:w="1392" w:type="dxa"/>
+            <w:tcW w:w="1308" w:type="dxa"/>
             <w:noWrap/>
             <w:vAlign w:val="center"/>
             <w:hideMark/>
@@ -5156,7 +4692,7 @@
         </w:tc>
         <w:tc>
           <w:tcPr>
-            <w:tcW w:w="1545" w:type="dxa"/>
+            <w:tcW w:w="1462" w:type="dxa"/>
             <w:noWrap/>
             <w:vAlign w:val="center"/>
             <w:hideMark/>
@@ -5187,7 +4723,7 @@
         </w:tc>
         <w:tc>
           <w:tcPr>
-            <w:tcW w:w="1685" w:type="dxa"/>
+            <w:tcW w:w="1628" w:type="dxa"/>
             <w:noWrap/>
             <w:vAlign w:val="center"/>
             <w:hideMark/>
@@ -5218,7 +4754,7 @@
         </w:tc>
         <w:tc>
           <w:tcPr>
-            <w:tcW w:w="2189" w:type="dxa"/>
+            <w:tcW w:w="2115" w:type="dxa"/>
             <w:noWrap/>
             <w:vAlign w:val="center"/>
             <w:hideMark/>
@@ -5247,7 +4783,7 @@
         </w:tc>
         <w:tc>
           <w:tcPr>
-            <w:tcW w:w="2254" w:type="dxa"/>
+            <w:tcW w:w="2178" w:type="dxa"/>
             <w:noWrap/>
             <w:vAlign w:val="center"/>
             <w:hideMark/>
@@ -5277,12 +4813,11 @@
       </w:tr>
       <w:tr>
         <w:trPr>
-          <w:trHeight w:val="323"/>
-          <w:jc w:val="center"/>
+          <w:trHeight w:val="303"/>
         </w:trPr>
         <w:tc>
           <w:tcPr>
-            <w:tcW w:w="850" w:type="dxa"/>
+            <w:tcW w:w="821" w:type="dxa"/>
             <w:noWrap/>
             <w:vAlign w:val="center"/>
             <w:hideMark/>
@@ -5311,7 +4846,7 @@
         </w:tc>
         <w:tc>
           <w:tcPr>
-            <w:tcW w:w="1392" w:type="dxa"/>
+            <w:tcW w:w="1308" w:type="dxa"/>
             <w:noWrap/>
             <w:vAlign w:val="center"/>
             <w:hideMark/>
@@ -5340,7 +4875,7 @@
         </w:tc>
         <w:tc>
           <w:tcPr>
-            <w:tcW w:w="1545" w:type="dxa"/>
+            <w:tcW w:w="1462" w:type="dxa"/>
             <w:noWrap/>
             <w:vAlign w:val="center"/>
             <w:hideMark/>
@@ -5369,7 +4904,7 @@
         </w:tc>
         <w:tc>
           <w:tcPr>
-            <w:tcW w:w="1685" w:type="dxa"/>
+            <w:tcW w:w="1628" w:type="dxa"/>
             <w:noWrap/>
             <w:vAlign w:val="center"/>
             <w:hideMark/>
@@ -5398,7 +4933,7 @@
         </w:tc>
         <w:tc>
           <w:tcPr>
-            <w:tcW w:w="2189" w:type="dxa"/>
+            <w:tcW w:w="2115" w:type="dxa"/>
             <w:noWrap/>
             <w:vAlign w:val="center"/>
             <w:hideMark/>
@@ -5427,7 +4962,7 @@
         </w:tc>
         <w:tc>
           <w:tcPr>
-            <w:tcW w:w="2254" w:type="dxa"/>
+            <w:tcW w:w="2178" w:type="dxa"/>
             <w:noWrap/>
             <w:vAlign w:val="center"/>
             <w:hideMark/>
@@ -5457,12 +4992,11 @@
       </w:tr>
       <w:tr>
         <w:trPr>
-          <w:trHeight w:val="323"/>
-          <w:jc w:val="center"/>
+          <w:trHeight w:val="303"/>
         </w:trPr>
         <w:tc>
           <w:tcPr>
-            <w:tcW w:w="850" w:type="dxa"/>
+            <w:tcW w:w="821" w:type="dxa"/>
             <w:noWrap/>
             <w:vAlign w:val="center"/>
             <w:hideMark/>
@@ -5491,7 +5025,7 @@
         </w:tc>
         <w:tc>
           <w:tcPr>
-            <w:tcW w:w="1392" w:type="dxa"/>
+            <w:tcW w:w="1308" w:type="dxa"/>
             <w:noWrap/>
             <w:vAlign w:val="center"/>
             <w:hideMark/>
@@ -5520,7 +5054,7 @@
         </w:tc>
         <w:tc>
           <w:tcPr>
-            <w:tcW w:w="1545" w:type="dxa"/>
+            <w:tcW w:w="1462" w:type="dxa"/>
             <w:noWrap/>
             <w:vAlign w:val="center"/>
             <w:hideMark/>
@@ -5549,7 +5083,7 @@
         </w:tc>
         <w:tc>
           <w:tcPr>
-            <w:tcW w:w="1685" w:type="dxa"/>
+            <w:tcW w:w="1628" w:type="dxa"/>
             <w:noWrap/>
             <w:vAlign w:val="center"/>
             <w:hideMark/>
@@ -5578,7 +5112,7 @@
         </w:tc>
         <w:tc>
           <w:tcPr>
-            <w:tcW w:w="2189" w:type="dxa"/>
+            <w:tcW w:w="2115" w:type="dxa"/>
             <w:noWrap/>
             <w:vAlign w:val="center"/>
             <w:hideMark/>
@@ -5607,7 +5141,7 @@
         </w:tc>
         <w:tc>
           <w:tcPr>
-            <w:tcW w:w="2254" w:type="dxa"/>
+            <w:tcW w:w="2178" w:type="dxa"/>
             <w:noWrap/>
             <w:vAlign w:val="center"/>
             <w:hideMark/>
@@ -5637,12 +5171,11 @@
       </w:tr>
       <w:tr>
         <w:trPr>
-          <w:trHeight w:val="323"/>
-          <w:jc w:val="center"/>
+          <w:trHeight w:val="303"/>
         </w:trPr>
         <w:tc>
           <w:tcPr>
-            <w:tcW w:w="850" w:type="dxa"/>
+            <w:tcW w:w="821" w:type="dxa"/>
             <w:noWrap/>
             <w:vAlign w:val="center"/>
             <w:hideMark/>
@@ -5671,7 +5204,7 @@
         </w:tc>
         <w:tc>
           <w:tcPr>
-            <w:tcW w:w="1392" w:type="dxa"/>
+            <w:tcW w:w="1308" w:type="dxa"/>
             <w:noWrap/>
             <w:vAlign w:val="center"/>
             <w:hideMark/>
@@ -5700,7 +5233,7 @@
         </w:tc>
         <w:tc>
           <w:tcPr>
-            <w:tcW w:w="1545" w:type="dxa"/>
+            <w:tcW w:w="1462" w:type="dxa"/>
             <w:noWrap/>
             <w:vAlign w:val="center"/>
             <w:hideMark/>
@@ -5729,7 +5262,7 @@
         </w:tc>
         <w:tc>
           <w:tcPr>
-            <w:tcW w:w="1685" w:type="dxa"/>
+            <w:tcW w:w="1628" w:type="dxa"/>
             <w:noWrap/>
             <w:vAlign w:val="center"/>
             <w:hideMark/>
@@ -5758,7 +5291,7 @@
         </w:tc>
         <w:tc>
           <w:tcPr>
-            <w:tcW w:w="2189" w:type="dxa"/>
+            <w:tcW w:w="2115" w:type="dxa"/>
             <w:noWrap/>
             <w:vAlign w:val="center"/>
             <w:hideMark/>
@@ -5787,7 +5320,7 @@
         </w:tc>
         <w:tc>
           <w:tcPr>
-            <w:tcW w:w="2254" w:type="dxa"/>
+            <w:tcW w:w="2178" w:type="dxa"/>
             <w:noWrap/>
             <w:vAlign w:val="center"/>
             <w:hideMark/>
@@ -5817,12 +5350,11 @@
       </w:tr>
       <w:tr>
         <w:trPr>
-          <w:trHeight w:val="323"/>
-          <w:jc w:val="center"/>
+          <w:trHeight w:val="168"/>
         </w:trPr>
         <w:tc>
           <w:tcPr>
-            <w:tcW w:w="850" w:type="dxa"/>
+            <w:tcW w:w="821" w:type="dxa"/>
             <w:noWrap/>
             <w:vAlign w:val="center"/>
             <w:hideMark/>
@@ -5851,7 +5383,7 @@
         </w:tc>
         <w:tc>
           <w:tcPr>
-            <w:tcW w:w="1392" w:type="dxa"/>
+            <w:tcW w:w="1308" w:type="dxa"/>
             <w:noWrap/>
             <w:vAlign w:val="center"/>
             <w:hideMark/>
@@ -5880,7 +5412,7 @@
         </w:tc>
         <w:tc>
           <w:tcPr>
-            <w:tcW w:w="1545" w:type="dxa"/>
+            <w:tcW w:w="1462" w:type="dxa"/>
             <w:noWrap/>
             <w:vAlign w:val="center"/>
             <w:hideMark/>
@@ -5909,7 +5441,7 @@
         </w:tc>
         <w:tc>
           <w:tcPr>
-            <w:tcW w:w="1685" w:type="dxa"/>
+            <w:tcW w:w="1628" w:type="dxa"/>
             <w:noWrap/>
             <w:vAlign w:val="center"/>
             <w:hideMark/>
@@ -5938,7 +5470,7 @@
         </w:tc>
         <w:tc>
           <w:tcPr>
-            <w:tcW w:w="2189" w:type="dxa"/>
+            <w:tcW w:w="2115" w:type="dxa"/>
             <w:noWrap/>
             <w:vAlign w:val="center"/>
             <w:hideMark/>
@@ -5967,7 +5499,7 @@
         </w:tc>
         <w:tc>
           <w:tcPr>
-            <w:tcW w:w="2254" w:type="dxa"/>
+            <w:tcW w:w="2178" w:type="dxa"/>
             <w:noWrap/>
             <w:vAlign w:val="center"/>
             <w:hideMark/>
@@ -5998,10 +5530,15 @@
     </w:tbl>
     <w:p>
       <w:pPr>
-        <w:tabs>
-          <w:tab w:val="left" w:pos="1013"/>
-        </w:tabs>
-        <w:spacing w:after="240" w:line="360" w:lineRule="auto"/>
+        <w:spacing w:before="100" w:beforeAutospacing="1" w:after="240" w:line="360" w:lineRule="auto"/>
+        <w:rPr>
+          <w:rFonts w:ascii="Times New Roman" w:eastAsia="Times New Roman" w:hAnsi="Times New Roman" w:cs="Times New Roman"/>
+          <w:sz w:val="24"/>
+          <w:szCs w:val="24"/>
+          <w:lang w:val="en-US"/>
+        </w:rPr>
+      </w:pPr>
+      <w:r>
         <w:rPr>
           <w:rFonts w:ascii="Times New Roman" w:eastAsia="Times New Roman" w:hAnsi="Times New Roman" w:cs="Times New Roman"/>
           <w:b/>
@@ -6010,28 +5547,16 @@
           <w:szCs w:val="24"/>
           <w:lang w:val="en-US"/>
         </w:rPr>
-      </w:pPr>
-    </w:p>
-    <w:p>
-      <w:pPr>
-        <w:spacing w:after="240" w:line="360" w:lineRule="auto"/>
+        <w:t xml:space="preserve">Table 3. </w:t>
+      </w:r>
+      <w:r>
         <w:rPr>
           <w:rFonts w:ascii="Times New Roman" w:eastAsia="Times New Roman" w:hAnsi="Times New Roman" w:cs="Times New Roman"/>
           <w:sz w:val="24"/>
           <w:szCs w:val="24"/>
           <w:lang w:val="en-US"/>
         </w:rPr>
-      </w:pPr>
-      <w:r>
-        <w:rPr>
-          <w:rFonts w:ascii="Times New Roman" w:eastAsia="Times New Roman" w:hAnsi="Times New Roman" w:cs="Times New Roman"/>
-          <w:b/>
-          <w:bCs/>
-          <w:sz w:val="24"/>
-          <w:szCs w:val="24"/>
-          <w:lang w:val="en-US"/>
-        </w:rPr>
-        <w:t>Table 3. Summary of provider fraud-type clusters.</w:t>
+        <w:t>Summary of provider fraud-type clusters.</w:t>
       </w:r>
       <w:r>
         <w:rPr>
@@ -6049,1385 +5574,6 @@
         <w:spacing w:before="0" w:after="240"/>
         <w:rPr>
           <w:rFonts w:ascii="Times New Roman" w:hAnsi="Times New Roman" w:cs="Times New Roman"/>
-          <w:b/>
-          <w:bCs/>
-          <w:i/>
-          <w:iCs/>
-          <w:sz w:val="28"/>
-          <w:szCs w:val="28"/>
-        </w:rPr>
-      </w:pPr>
-      <w:r>
-        <w:rPr>
-          <w:rFonts w:ascii="Times New Roman" w:hAnsi="Times New Roman" w:cs="Times New Roman"/>
-          <w:b/>
-          <w:bCs/>
-          <w:i/>
-          <w:iCs/>
-          <w:sz w:val="28"/>
-          <w:szCs w:val="28"/>
-        </w:rPr>
-        <w:lastRenderedPageBreak/>
-        <w:t>5. Discussion/Conclusion</w:t>
-      </w:r>
-    </w:p>
-    <w:p>
-      <w:pPr>
-        <w:spacing w:after="240" w:line="360" w:lineRule="auto"/>
-        <w:rPr>
-          <w:rFonts w:ascii="Times New Roman" w:hAnsi="Times New Roman" w:cs="Times New Roman"/>
-          <w:sz w:val="24"/>
-          <w:szCs w:val="24"/>
-          <w:lang w:val="en-US"/>
-        </w:rPr>
-      </w:pPr>
-      <w:r>
-        <w:rPr>
-          <w:rFonts w:ascii="Times New Roman" w:hAnsi="Times New Roman" w:cs="Times New Roman"/>
-          <w:sz w:val="24"/>
-          <w:szCs w:val="24"/>
-          <w:lang w:val="en-US"/>
-        </w:rPr>
-        <w:t>This work developed an end-to-end fraud analytics pipeline on Medicare-like claims data that ties together SQL-based feature engineering, unsupervised pattern discovery on fraud-only claims, supervised provider-level classification, and clustering of high-risk providers into fraud-type groups. Conceptually, it sits in the space mapped out by recent surveys and position papers that call for integrated, multi-paradigm approaches to healthcare fraud detection, rather than single model point solutions [3], [9], [14], [17], [20].</w:t>
-      </w:r>
-    </w:p>
-    <w:p>
-      <w:pPr>
-        <w:spacing w:after="240" w:line="360" w:lineRule="auto"/>
-        <w:rPr>
-          <w:rFonts w:ascii="Times New Roman" w:hAnsi="Times New Roman" w:cs="Times New Roman"/>
-          <w:sz w:val="24"/>
-          <w:szCs w:val="24"/>
-          <w:lang w:val="en-US"/>
-        </w:rPr>
-      </w:pPr>
-      <w:r>
-        <w:rPr>
-          <w:rFonts w:ascii="Times New Roman" w:hAnsi="Times New Roman" w:cs="Times New Roman"/>
-          <w:sz w:val="24"/>
-          <w:szCs w:val="24"/>
-          <w:lang w:val="en-US"/>
-        </w:rPr>
-        <w:t>On the supervised side, we found that a relatively simple logistic regression model with elastic-net regularization and class-balanced weighting performed competitively with more complex tree-based and neural models. All models achieved high ROC-AUC on the hold-out provider set, but logistic regression offered a favorable precision–recall trade-off and a PR-AUC around 0.71, while remaining easy to interpret through its coefficients and calibrated risk scores. This aligns with systematic reviews showing that “classical” models (logistic regression, tree ensembles, SVMs) remain strong baselines for healthcare claims fraud when paired with good feature engineering [3], [9], [13], [20], even as optimized deep learning approaches are starting to appear in the literature [8], [16]. Our results reinforce the idea that, in tabular insurance data, carefully designed temporal aggregates, peer-normalized statistics, and rule-based counts can be at least as important as model complexity.</w:t>
-      </w:r>
-    </w:p>
-    <w:p>
-      <w:pPr>
-        <w:spacing w:after="240" w:line="360" w:lineRule="auto"/>
-        <w:rPr>
-          <w:rFonts w:ascii="Times New Roman" w:hAnsi="Times New Roman" w:cs="Times New Roman"/>
-          <w:sz w:val="24"/>
-          <w:szCs w:val="24"/>
-          <w:lang w:val="en-US"/>
-        </w:rPr>
-      </w:pPr>
-      <w:r>
-        <w:rPr>
-          <w:rFonts w:ascii="Times New Roman" w:hAnsi="Times New Roman" w:cs="Times New Roman"/>
-          <w:sz w:val="24"/>
-          <w:szCs w:val="24"/>
-          <w:lang w:val="en-US"/>
-        </w:rPr>
-        <w:t>Unsupervised and anomaly-detection methods played a complementary role. We applied HDBSCAN to fraud-only inpatient and outpatient claims, then used PCA visualizations and association rule mining on diagnosis–procedure combinations to uncover heterogeneity within fraudulent behavior. This is consistent with a broader trend toward unsupervised or weakly supervised methods for fraud and anomaly detection in health insurance, including clustering and density-based methods [1], [6], [15], [19], explainable unsupervised anomaly detection [2], and multivariate outlier models such as WMTDBC [15]. Our approach is particularly close in spirit to Hamid et al., who combines association rule mining with unsupervised classifiers on CMS claims to highlight suspicious patterns [5], and to sequence- and pattern-based methods that use frequent subsequences or trajectories to capture complex schemes [12]. Rather than directly labeling claims from these unsupervised models, we use them to describe and differentiate fraud-only clusters, which then inform both interpretation and rule design.</w:t>
-      </w:r>
-    </w:p>
-    <w:p>
-      <w:pPr>
-        <w:spacing w:after="240" w:line="360" w:lineRule="auto"/>
-        <w:rPr>
-          <w:rFonts w:ascii="Times New Roman" w:hAnsi="Times New Roman" w:cs="Times New Roman"/>
-          <w:sz w:val="24"/>
-          <w:szCs w:val="24"/>
-          <w:lang w:val="en-US"/>
-        </w:rPr>
-      </w:pPr>
-      <w:r>
-        <w:rPr>
-          <w:rFonts w:ascii="Times New Roman" w:hAnsi="Times New Roman" w:cs="Times New Roman"/>
-          <w:sz w:val="24"/>
-          <w:szCs w:val="24"/>
-          <w:lang w:val="en-US"/>
-        </w:rPr>
-        <w:lastRenderedPageBreak/>
-        <w:t>At the provider level, clustering the high-risk provider universe—combining labeled fraudulent providers with unlabeled providers that received high fraud scores—yielded several distinct fraud-type clusters and a large noise set. This echoes earlier work that uses clustering or multistage unsupervised approaches to identify outlier providers or utilization profiles in administrative data [10], [15], [19]. In our case, cluster summaries suggested intuitive provider archetypes, such as high-revenue inpatient overchargers, moderate-volume inpatient outliers, high-volume outpatient billers with many duplicate or overcharge flags, and outpatient-only providers with very large claim volumes. Such typologies complement global risk scores and are similar in spirit to recent “explainable anomaly detection” approaches that seek to group and characterize anomalies rather than simply rank them [2].</w:t>
-      </w:r>
-    </w:p>
-    <w:p>
-      <w:pPr>
-        <w:spacing w:after="240" w:line="360" w:lineRule="auto"/>
-        <w:rPr>
-          <w:rFonts w:ascii="Times New Roman" w:hAnsi="Times New Roman" w:cs="Times New Roman"/>
-          <w:sz w:val="24"/>
-          <w:szCs w:val="24"/>
-          <w:lang w:val="en-US"/>
-        </w:rPr>
-      </w:pPr>
-      <w:r>
-        <w:rPr>
-          <w:rFonts w:ascii="Times New Roman" w:hAnsi="Times New Roman" w:cs="Times New Roman"/>
-          <w:sz w:val="24"/>
-          <w:szCs w:val="24"/>
-          <w:lang w:val="en-US"/>
-        </w:rPr>
-        <w:t>The pipeline design itself—built around a SQL feature store with explicit staging, curated, and mart layers—aligns with work advocating for closer integration between data warehousing, SQL-based analytics, and machine learning in fraud detection [11]. By pushing much of the aggregation, normalization, and rule logic into the database, we obtain a transparent and reproducible feature space that can be reused across multiple models and analyses. This is compatible with emerging architectures for real-time or near–real-time analytics that combine data warehouses with cloud-native processing engines [7] and could in principle be combined with blockchain-based or graph-based infrastructures proposed for secure, auditable fraud detection in health insurance [4], [10], [14].</w:t>
-      </w:r>
-    </w:p>
-    <w:p>
-      <w:pPr>
-        <w:spacing w:after="240" w:line="360" w:lineRule="auto"/>
-        <w:rPr>
-          <w:rFonts w:ascii="Times New Roman" w:hAnsi="Times New Roman" w:cs="Times New Roman"/>
-          <w:sz w:val="24"/>
-          <w:szCs w:val="24"/>
-          <w:lang w:val="en-US"/>
-        </w:rPr>
-      </w:pPr>
-      <w:r>
-        <w:rPr>
-          <w:rFonts w:ascii="Times New Roman" w:hAnsi="Times New Roman" w:cs="Times New Roman"/>
-          <w:sz w:val="24"/>
-          <w:szCs w:val="24"/>
-          <w:lang w:val="en-US"/>
-        </w:rPr>
-        <w:t xml:space="preserve">Several limitations of our study are important. First, the PotentialFraud label is only a proxy for true fraud status and may reflect partial investigations, automated rules, or historical heuristics, an issue frequently raised in reviews of healthcare fraud data mining [3], [9], [17]. Label noise and incomplete coverage of fraudulent providers can bias both supervised models and the fraud-only subsets used for unsupervised clustering. Second, our analysis is limited to a single Medicare-like dataset in a fixed time window. We did not evaluate temporal drift or generalization to other payer types or national systems, whereas prior studies emphasize the importance of context and local coding practices (for example, in Nigerian health insurance [18]) and call for cross-system validation [14], [17]. Third, our pipeline operates in batch mode; we did not implement real-time scoring, streaming ingestion, or online monitoring for concept drift, which are key elements of “next generation” operational systems [7], [14]. Fourth, while we </w:t>
-      </w:r>
-      <w:r>
-        <w:rPr>
-          <w:rFonts w:ascii="Times New Roman" w:hAnsi="Times New Roman" w:cs="Times New Roman"/>
-          <w:sz w:val="24"/>
-          <w:szCs w:val="24"/>
-          <w:lang w:val="en-US"/>
-        </w:rPr>
-        <w:lastRenderedPageBreak/>
-        <w:t>borrow ideas from deep learning and sequence mining work [8], [12], [16], we did not explore graph-based, sequence-based, or end-to-end deep models that might capture provider–patient networks or temporal dependencies more richly. Finally, we lacked access to domain experts to manually review specific claims and providers, so our fraud-type clusters should be interpreted as indicative patterns rather than validated typologies.</w:t>
-      </w:r>
-    </w:p>
-    <w:p>
-      <w:pPr>
-        <w:spacing w:after="240" w:line="360" w:lineRule="auto"/>
-        <w:rPr>
-          <w:rFonts w:ascii="Times New Roman" w:hAnsi="Times New Roman" w:cs="Times New Roman"/>
-          <w:sz w:val="24"/>
-          <w:szCs w:val="24"/>
-          <w:lang w:val="en-US"/>
-        </w:rPr>
-      </w:pPr>
-      <w:r>
-        <w:rPr>
-          <w:rFonts w:ascii="Times New Roman" w:hAnsi="Times New Roman" w:cs="Times New Roman"/>
-          <w:sz w:val="24"/>
-          <w:szCs w:val="24"/>
-          <w:lang w:val="en-US"/>
-        </w:rPr>
-        <w:t>These limitations suggest clear directions for future work. One avenue is to embed the current feature store and models into a real-time analytics stack, incorporating streaming data, low-latency scoring, and dashboards for monitoring model calibration, performance drift, and feature drift, in line with recent work on cloud-native analytics [7] and “next-generation” fraud systems [14]. Another is to integrate more advanced unsupervised and explainable methods—such as the explainable anomaly detection frameworks proposed for insurance data [2] and unsupervised multivariate models like WMTDBC [15]—directly into provider- and claim-level scorecards. A third direction is to explore richer model classes, including optimized deep learning architectures [8], [16] and sequence models [12], especially when longer longitudinal claim histories are available. Finally, applying the pipeline to additional datasets and settings (for example, different insurers or national contexts [18]) and involving subject-matter experts in reviewing representative cases from each fraud-type cluster would strengthen both the empirical evidence and the practical interpretability of the approach.</w:t>
-      </w:r>
-    </w:p>
-    <w:p>
-      <w:pPr>
-        <w:spacing w:after="240" w:line="360" w:lineRule="auto"/>
-        <w:rPr>
-          <w:rFonts w:ascii="Times New Roman" w:hAnsi="Times New Roman" w:cs="Times New Roman"/>
-          <w:sz w:val="24"/>
-          <w:szCs w:val="24"/>
-          <w:lang w:val="en-US"/>
-        </w:rPr>
-      </w:pPr>
-      <w:r>
-        <w:rPr>
-          <w:rFonts w:ascii="Times New Roman" w:hAnsi="Times New Roman" w:cs="Times New Roman"/>
-          <w:sz w:val="24"/>
-          <w:szCs w:val="24"/>
-          <w:lang w:val="en-US"/>
-        </w:rPr>
-        <w:t>In conclusion, our study shows that a modular pipeline combining a SQL-based feature store, interpretable rule-based indicators, unsupervised pattern discovery on fraud-only claims, and supervised provider risk scoring can deliver competitive predictive performance while also yielding interpretable fraud-type clusters. Rather than competing with more specialized approaches—such as deep learning models [8], [16] or sophisticated unsupervised frameworks [1], [2], [15], [19]—our contribution is to demonstrate how these ideas can be orchestrated within a transparent, reproducible workflow that is compatible with the broader trends and challenges identified in recent surveys and position papers on healthcare fraud detection [3], [9], [14], [17], [20].</w:t>
-      </w:r>
-    </w:p>
-    <w:p>
-      <w:pPr>
-        <w:pStyle w:val="Heading1"/>
-        <w:rPr>
-          <w:rFonts w:ascii="Times New Roman" w:hAnsi="Times New Roman" w:cs="Times New Roman"/>
-          <w:b/>
-          <w:bCs/>
-          <w:i/>
-          <w:iCs/>
-          <w:sz w:val="28"/>
-          <w:szCs w:val="28"/>
-        </w:rPr>
-      </w:pPr>
-      <w:r>
-        <w:rPr>
-          <w:rFonts w:ascii="Times New Roman" w:hAnsi="Times New Roman" w:cs="Times New Roman"/>
-          <w:b/>
-          <w:bCs/>
-          <w:i/>
-          <w:iCs/>
-          <w:sz w:val="28"/>
-          <w:szCs w:val="28"/>
-        </w:rPr>
-        <w:lastRenderedPageBreak/>
-        <w:t>6. References</w:t>
-      </w:r>
-    </w:p>
-    <w:p>
-      <w:pPr>
-        <w:spacing w:before="240" w:after="240" w:line="360" w:lineRule="auto"/>
-        <w:rPr>
-          <w:rFonts w:ascii="Times New Roman" w:hAnsi="Times New Roman" w:cs="Times New Roman"/>
-          <w:sz w:val="24"/>
-          <w:szCs w:val="24"/>
-        </w:rPr>
-      </w:pPr>
-      <w:r>
-        <w:rPr>
-          <w:rFonts w:ascii="Times New Roman" w:hAnsi="Times New Roman" w:cs="Times New Roman"/>
-          <w:sz w:val="24"/>
-          <w:szCs w:val="24"/>
-        </w:rPr>
-        <w:t xml:space="preserve">[1] M. </w:t>
-      </w:r>
-      <w:proofErr w:type="spellStart"/>
-      <w:r>
-        <w:rPr>
-          <w:rFonts w:ascii="Times New Roman" w:hAnsi="Times New Roman" w:cs="Times New Roman"/>
-          <w:sz w:val="24"/>
-          <w:szCs w:val="24"/>
-        </w:rPr>
-        <w:t>Bairy</w:t>
-      </w:r>
-      <w:proofErr w:type="spellEnd"/>
-      <w:r>
-        <w:rPr>
-          <w:rFonts w:ascii="Times New Roman" w:hAnsi="Times New Roman" w:cs="Times New Roman"/>
-          <w:sz w:val="24"/>
-          <w:szCs w:val="24"/>
-        </w:rPr>
-        <w:t xml:space="preserve">, B. </w:t>
-      </w:r>
-      <w:proofErr w:type="spellStart"/>
-      <w:r>
-        <w:rPr>
-          <w:rFonts w:ascii="Times New Roman" w:hAnsi="Times New Roman" w:cs="Times New Roman"/>
-          <w:sz w:val="24"/>
-          <w:szCs w:val="24"/>
-        </w:rPr>
-        <w:t>Muniyal</w:t>
-      </w:r>
-      <w:proofErr w:type="spellEnd"/>
-      <w:r>
-        <w:rPr>
-          <w:rFonts w:ascii="Times New Roman" w:hAnsi="Times New Roman" w:cs="Times New Roman"/>
-          <w:sz w:val="24"/>
-          <w:szCs w:val="24"/>
-        </w:rPr>
-        <w:t xml:space="preserve">, and N. P. Shetty, “Enhancing healthcare data integrity: Fraud detection using unsupervised learning techniques,” Int. J. </w:t>
-      </w:r>
-      <w:proofErr w:type="spellStart"/>
-      <w:r>
-        <w:rPr>
-          <w:rFonts w:ascii="Times New Roman" w:hAnsi="Times New Roman" w:cs="Times New Roman"/>
-          <w:sz w:val="24"/>
-          <w:szCs w:val="24"/>
-        </w:rPr>
-        <w:t>Comput</w:t>
-      </w:r>
-      <w:proofErr w:type="spellEnd"/>
-      <w:r>
-        <w:rPr>
-          <w:rFonts w:ascii="Times New Roman" w:hAnsi="Times New Roman" w:cs="Times New Roman"/>
-          <w:sz w:val="24"/>
-          <w:szCs w:val="24"/>
-        </w:rPr>
-        <w:t xml:space="preserve">. Appl., vol. 46, no. 11, pp. 1006–1019, 2024, </w:t>
-      </w:r>
-      <w:proofErr w:type="spellStart"/>
-      <w:r>
-        <w:rPr>
-          <w:rFonts w:ascii="Times New Roman" w:hAnsi="Times New Roman" w:cs="Times New Roman"/>
-          <w:sz w:val="24"/>
-          <w:szCs w:val="24"/>
-        </w:rPr>
-        <w:t>doi</w:t>
-      </w:r>
-      <w:proofErr w:type="spellEnd"/>
-      <w:r>
-        <w:rPr>
-          <w:rFonts w:ascii="Times New Roman" w:hAnsi="Times New Roman" w:cs="Times New Roman"/>
-          <w:sz w:val="24"/>
-          <w:szCs w:val="24"/>
-        </w:rPr>
-        <w:t>: 10.1080/1206212X.2024.2408262.</w:t>
-      </w:r>
-    </w:p>
-    <w:p>
-      <w:pPr>
-        <w:spacing w:before="240" w:after="240" w:line="360" w:lineRule="auto"/>
-        <w:rPr>
-          <w:rFonts w:ascii="Times New Roman" w:hAnsi="Times New Roman" w:cs="Times New Roman"/>
-          <w:sz w:val="24"/>
-          <w:szCs w:val="24"/>
-        </w:rPr>
-      </w:pPr>
-      <w:r>
-        <w:rPr>
-          <w:rFonts w:ascii="Times New Roman" w:hAnsi="Times New Roman" w:cs="Times New Roman"/>
-          <w:sz w:val="24"/>
-          <w:szCs w:val="24"/>
-        </w:rPr>
-        <w:t xml:space="preserve">[2] H. De Meulemeester, F. De Smet, J. van Dorst, E. </w:t>
-      </w:r>
-      <w:proofErr w:type="spellStart"/>
-      <w:r>
-        <w:rPr>
-          <w:rFonts w:ascii="Times New Roman" w:hAnsi="Times New Roman" w:cs="Times New Roman"/>
-          <w:sz w:val="24"/>
-          <w:szCs w:val="24"/>
-        </w:rPr>
-        <w:t>Derroitte</w:t>
-      </w:r>
-      <w:proofErr w:type="spellEnd"/>
-      <w:r>
-        <w:rPr>
-          <w:rFonts w:ascii="Times New Roman" w:hAnsi="Times New Roman" w:cs="Times New Roman"/>
-          <w:sz w:val="24"/>
-          <w:szCs w:val="24"/>
-        </w:rPr>
-        <w:t xml:space="preserve">, and B. De Moor, “Explainable unsupervised anomaly detection for healthcare insurance data,” BMC Med. Inform. </w:t>
-      </w:r>
-      <w:proofErr w:type="spellStart"/>
-      <w:r>
-        <w:rPr>
-          <w:rFonts w:ascii="Times New Roman" w:hAnsi="Times New Roman" w:cs="Times New Roman"/>
-          <w:sz w:val="24"/>
-          <w:szCs w:val="24"/>
-        </w:rPr>
-        <w:t>Decis</w:t>
-      </w:r>
-      <w:proofErr w:type="spellEnd"/>
-      <w:r>
-        <w:rPr>
-          <w:rFonts w:ascii="Times New Roman" w:hAnsi="Times New Roman" w:cs="Times New Roman"/>
-          <w:sz w:val="24"/>
-          <w:szCs w:val="24"/>
-        </w:rPr>
-        <w:t xml:space="preserve">. Mak., vol. 25, art. 14, 2025, </w:t>
-      </w:r>
-      <w:proofErr w:type="spellStart"/>
-      <w:r>
-        <w:rPr>
-          <w:rFonts w:ascii="Times New Roman" w:hAnsi="Times New Roman" w:cs="Times New Roman"/>
-          <w:sz w:val="24"/>
-          <w:szCs w:val="24"/>
-        </w:rPr>
-        <w:t>doi</w:t>
-      </w:r>
-      <w:proofErr w:type="spellEnd"/>
-      <w:r>
-        <w:rPr>
-          <w:rFonts w:ascii="Times New Roman" w:hAnsi="Times New Roman" w:cs="Times New Roman"/>
-          <w:sz w:val="24"/>
-          <w:szCs w:val="24"/>
-        </w:rPr>
-        <w:t>: 10.1186/s12911-024-02823-6.</w:t>
-      </w:r>
-    </w:p>
-    <w:p>
-      <w:pPr>
-        <w:spacing w:before="240" w:after="240" w:line="360" w:lineRule="auto"/>
-        <w:rPr>
-          <w:rFonts w:ascii="Times New Roman" w:hAnsi="Times New Roman" w:cs="Times New Roman"/>
-          <w:sz w:val="24"/>
-          <w:szCs w:val="24"/>
-        </w:rPr>
-      </w:pPr>
-      <w:r>
-        <w:rPr>
-          <w:rFonts w:ascii="Times New Roman" w:hAnsi="Times New Roman" w:cs="Times New Roman"/>
-          <w:sz w:val="24"/>
-          <w:szCs w:val="24"/>
-        </w:rPr>
-        <w:t xml:space="preserve">[3] A. du Preez, S. Bhattacharya, P. Beling, and E. Bowen, “Fraud detection in healthcare claims using machine learning: A systematic review,” </w:t>
-      </w:r>
-      <w:proofErr w:type="spellStart"/>
-      <w:r>
-        <w:rPr>
-          <w:rFonts w:ascii="Times New Roman" w:hAnsi="Times New Roman" w:cs="Times New Roman"/>
-          <w:sz w:val="24"/>
-          <w:szCs w:val="24"/>
-        </w:rPr>
-        <w:t>Artif</w:t>
-      </w:r>
-      <w:proofErr w:type="spellEnd"/>
-      <w:r>
-        <w:rPr>
-          <w:rFonts w:ascii="Times New Roman" w:hAnsi="Times New Roman" w:cs="Times New Roman"/>
-          <w:sz w:val="24"/>
-          <w:szCs w:val="24"/>
-        </w:rPr>
-        <w:t xml:space="preserve">. Intell. Med., vol. 160, art. 103061, 2025, </w:t>
-      </w:r>
-      <w:proofErr w:type="spellStart"/>
-      <w:r>
-        <w:rPr>
-          <w:rFonts w:ascii="Times New Roman" w:hAnsi="Times New Roman" w:cs="Times New Roman"/>
-          <w:sz w:val="24"/>
-          <w:szCs w:val="24"/>
-        </w:rPr>
-        <w:t>doi</w:t>
-      </w:r>
-      <w:proofErr w:type="spellEnd"/>
-      <w:r>
-        <w:rPr>
-          <w:rFonts w:ascii="Times New Roman" w:hAnsi="Times New Roman" w:cs="Times New Roman"/>
-          <w:sz w:val="24"/>
-          <w:szCs w:val="24"/>
-        </w:rPr>
-        <w:t>: 10.1016/j.artmed.2024.103061.</w:t>
-      </w:r>
-    </w:p>
-    <w:p>
-      <w:pPr>
-        <w:spacing w:before="240" w:after="240" w:line="360" w:lineRule="auto"/>
-        <w:rPr>
-          <w:rFonts w:ascii="Times New Roman" w:hAnsi="Times New Roman" w:cs="Times New Roman"/>
-          <w:sz w:val="24"/>
-          <w:szCs w:val="24"/>
-        </w:rPr>
-      </w:pPr>
-      <w:r>
-        <w:rPr>
-          <w:rFonts w:ascii="Times New Roman" w:hAnsi="Times New Roman" w:cs="Times New Roman"/>
-          <w:sz w:val="24"/>
-          <w:szCs w:val="24"/>
-        </w:rPr>
-        <w:t xml:space="preserve">[4] G. </w:t>
-      </w:r>
-      <w:proofErr w:type="spellStart"/>
-      <w:r>
-        <w:rPr>
-          <w:rFonts w:ascii="Times New Roman" w:hAnsi="Times New Roman" w:cs="Times New Roman"/>
-          <w:sz w:val="24"/>
-          <w:szCs w:val="24"/>
-        </w:rPr>
-        <w:t>Saldamli</w:t>
-      </w:r>
-      <w:proofErr w:type="spellEnd"/>
-      <w:r>
-        <w:rPr>
-          <w:rFonts w:ascii="Times New Roman" w:hAnsi="Times New Roman" w:cs="Times New Roman"/>
-          <w:sz w:val="24"/>
-          <w:szCs w:val="24"/>
-        </w:rPr>
-        <w:t xml:space="preserve"> et al., “Health care insurance fraud detection using blockchain,” in Proc. 7th Int. Conf. </w:t>
-      </w:r>
-      <w:proofErr w:type="spellStart"/>
-      <w:r>
-        <w:rPr>
-          <w:rFonts w:ascii="Times New Roman" w:hAnsi="Times New Roman" w:cs="Times New Roman"/>
-          <w:sz w:val="24"/>
-          <w:szCs w:val="24"/>
-        </w:rPr>
-        <w:t>Softw</w:t>
-      </w:r>
-      <w:proofErr w:type="spellEnd"/>
-      <w:r>
-        <w:rPr>
-          <w:rFonts w:ascii="Times New Roman" w:hAnsi="Times New Roman" w:cs="Times New Roman"/>
-          <w:sz w:val="24"/>
-          <w:szCs w:val="24"/>
-        </w:rPr>
-        <w:t xml:space="preserve">. Defined Syst. (SDS), 2020, pp. 145–152, </w:t>
-      </w:r>
-      <w:proofErr w:type="spellStart"/>
-      <w:r>
-        <w:rPr>
-          <w:rFonts w:ascii="Times New Roman" w:hAnsi="Times New Roman" w:cs="Times New Roman"/>
-          <w:sz w:val="24"/>
-          <w:szCs w:val="24"/>
-        </w:rPr>
-        <w:t>doi</w:t>
-      </w:r>
-      <w:proofErr w:type="spellEnd"/>
-      <w:r>
-        <w:rPr>
-          <w:rFonts w:ascii="Times New Roman" w:hAnsi="Times New Roman" w:cs="Times New Roman"/>
-          <w:sz w:val="24"/>
-          <w:szCs w:val="24"/>
-        </w:rPr>
-        <w:t>: 10.1109/SDS49854.2020.9143900.</w:t>
-      </w:r>
-    </w:p>
-    <w:p>
-      <w:pPr>
-        <w:spacing w:before="240" w:after="240" w:line="360" w:lineRule="auto"/>
-        <w:rPr>
-          <w:rFonts w:ascii="Times New Roman" w:hAnsi="Times New Roman" w:cs="Times New Roman"/>
-          <w:sz w:val="24"/>
-          <w:szCs w:val="24"/>
-        </w:rPr>
-      </w:pPr>
-      <w:r>
-        <w:rPr>
-          <w:rFonts w:ascii="Times New Roman" w:hAnsi="Times New Roman" w:cs="Times New Roman"/>
-          <w:sz w:val="24"/>
-          <w:szCs w:val="24"/>
-        </w:rPr>
-        <w:t xml:space="preserve">[5] Z. Hamid, F. Khalique, S. Mahmood, A. Daud, A. Bukhari, and B. </w:t>
-      </w:r>
-      <w:proofErr w:type="spellStart"/>
-      <w:r>
-        <w:rPr>
-          <w:rFonts w:ascii="Times New Roman" w:hAnsi="Times New Roman" w:cs="Times New Roman"/>
-          <w:sz w:val="24"/>
-          <w:szCs w:val="24"/>
-        </w:rPr>
-        <w:t>Alshemaimri</w:t>
-      </w:r>
-      <w:proofErr w:type="spellEnd"/>
-      <w:r>
-        <w:rPr>
-          <w:rFonts w:ascii="Times New Roman" w:hAnsi="Times New Roman" w:cs="Times New Roman"/>
-          <w:sz w:val="24"/>
-          <w:szCs w:val="24"/>
-        </w:rPr>
-        <w:t xml:space="preserve">, “Healthcare insurance fraud detection using data mining,” BMC Med. Inform. </w:t>
-      </w:r>
-      <w:proofErr w:type="spellStart"/>
-      <w:r>
-        <w:rPr>
-          <w:rFonts w:ascii="Times New Roman" w:hAnsi="Times New Roman" w:cs="Times New Roman"/>
-          <w:sz w:val="24"/>
-          <w:szCs w:val="24"/>
-        </w:rPr>
-        <w:t>Decis</w:t>
-      </w:r>
-      <w:proofErr w:type="spellEnd"/>
-      <w:r>
-        <w:rPr>
-          <w:rFonts w:ascii="Times New Roman" w:hAnsi="Times New Roman" w:cs="Times New Roman"/>
-          <w:sz w:val="24"/>
-          <w:szCs w:val="24"/>
-        </w:rPr>
-        <w:t xml:space="preserve">. Mak., vol. 24, art. 112, 2024, </w:t>
-      </w:r>
-      <w:proofErr w:type="spellStart"/>
-      <w:r>
-        <w:rPr>
-          <w:rFonts w:ascii="Times New Roman" w:hAnsi="Times New Roman" w:cs="Times New Roman"/>
-          <w:sz w:val="24"/>
-          <w:szCs w:val="24"/>
-        </w:rPr>
-        <w:t>doi</w:t>
-      </w:r>
-      <w:proofErr w:type="spellEnd"/>
-      <w:r>
-        <w:rPr>
-          <w:rFonts w:ascii="Times New Roman" w:hAnsi="Times New Roman" w:cs="Times New Roman"/>
-          <w:sz w:val="24"/>
-          <w:szCs w:val="24"/>
-        </w:rPr>
-        <w:t>: 10.1186/s12911-024-02512-4.</w:t>
-      </w:r>
-    </w:p>
-    <w:p>
-      <w:pPr>
-        <w:spacing w:before="240" w:after="240" w:line="360" w:lineRule="auto"/>
-        <w:rPr>
-          <w:rFonts w:ascii="Times New Roman" w:hAnsi="Times New Roman" w:cs="Times New Roman"/>
-          <w:sz w:val="24"/>
-          <w:szCs w:val="24"/>
-        </w:rPr>
-      </w:pPr>
-      <w:r>
-        <w:rPr>
-          <w:rFonts w:ascii="Times New Roman" w:hAnsi="Times New Roman" w:cs="Times New Roman"/>
-          <w:sz w:val="24"/>
-          <w:szCs w:val="24"/>
-        </w:rPr>
-        <w:t xml:space="preserve">[6] </w:t>
-      </w:r>
-      <w:proofErr w:type="spellStart"/>
-      <w:r>
-        <w:rPr>
-          <w:rFonts w:ascii="Times New Roman" w:hAnsi="Times New Roman" w:cs="Times New Roman"/>
-          <w:sz w:val="24"/>
-          <w:szCs w:val="24"/>
-        </w:rPr>
-        <w:t>Kanksha</w:t>
-      </w:r>
-      <w:proofErr w:type="spellEnd"/>
-      <w:r>
-        <w:rPr>
-          <w:rFonts w:ascii="Times New Roman" w:hAnsi="Times New Roman" w:cs="Times New Roman"/>
-          <w:sz w:val="24"/>
-          <w:szCs w:val="24"/>
-        </w:rPr>
-        <w:t xml:space="preserve">, A. Bhaskar, S. Pande, R. Malik, and A. </w:t>
-      </w:r>
-      <w:proofErr w:type="spellStart"/>
-      <w:r>
-        <w:rPr>
-          <w:rFonts w:ascii="Times New Roman" w:hAnsi="Times New Roman" w:cs="Times New Roman"/>
-          <w:sz w:val="24"/>
-          <w:szCs w:val="24"/>
-        </w:rPr>
-        <w:t>Khamparia</w:t>
-      </w:r>
-      <w:proofErr w:type="spellEnd"/>
-      <w:r>
-        <w:rPr>
-          <w:rFonts w:ascii="Times New Roman" w:hAnsi="Times New Roman" w:cs="Times New Roman"/>
-          <w:sz w:val="24"/>
-          <w:szCs w:val="24"/>
-        </w:rPr>
-        <w:t xml:space="preserve">, “An intelligent unsupervised technique for fraud detection in health care systems,” Intell. </w:t>
-      </w:r>
-      <w:proofErr w:type="spellStart"/>
-      <w:r>
-        <w:rPr>
-          <w:rFonts w:ascii="Times New Roman" w:hAnsi="Times New Roman" w:cs="Times New Roman"/>
-          <w:sz w:val="24"/>
-          <w:szCs w:val="24"/>
-        </w:rPr>
-        <w:t>Decis</w:t>
-      </w:r>
-      <w:proofErr w:type="spellEnd"/>
-      <w:r>
-        <w:rPr>
-          <w:rFonts w:ascii="Times New Roman" w:hAnsi="Times New Roman" w:cs="Times New Roman"/>
-          <w:sz w:val="24"/>
-          <w:szCs w:val="24"/>
-        </w:rPr>
-        <w:t xml:space="preserve">. Technol., vol. 15, no. 1, pp. 127–139, Feb. 2021, </w:t>
-      </w:r>
-      <w:proofErr w:type="spellStart"/>
-      <w:r>
-        <w:rPr>
-          <w:rFonts w:ascii="Times New Roman" w:hAnsi="Times New Roman" w:cs="Times New Roman"/>
-          <w:sz w:val="24"/>
-          <w:szCs w:val="24"/>
-        </w:rPr>
-        <w:t>doi</w:t>
-      </w:r>
-      <w:proofErr w:type="spellEnd"/>
-      <w:r>
-        <w:rPr>
-          <w:rFonts w:ascii="Times New Roman" w:hAnsi="Times New Roman" w:cs="Times New Roman"/>
-          <w:sz w:val="24"/>
-          <w:szCs w:val="24"/>
-        </w:rPr>
-        <w:t>: 10.3233/IDT-200052.</w:t>
-      </w:r>
-    </w:p>
-    <w:p>
-      <w:pPr>
-        <w:spacing w:before="240" w:after="240" w:line="360" w:lineRule="auto"/>
-        <w:rPr>
-          <w:rFonts w:ascii="Times New Roman" w:hAnsi="Times New Roman" w:cs="Times New Roman"/>
-          <w:sz w:val="24"/>
-          <w:szCs w:val="24"/>
-        </w:rPr>
-      </w:pPr>
-      <w:r>
-        <w:rPr>
-          <w:rFonts w:ascii="Times New Roman" w:hAnsi="Times New Roman" w:cs="Times New Roman"/>
-          <w:sz w:val="24"/>
-          <w:szCs w:val="24"/>
-        </w:rPr>
-        <w:t xml:space="preserve">[7] D. P. Katasani, “Real-time analytics: Integrating cloud-native data processing and warehousing platforms,” J. </w:t>
-      </w:r>
-      <w:proofErr w:type="spellStart"/>
-      <w:r>
-        <w:rPr>
-          <w:rFonts w:ascii="Times New Roman" w:hAnsi="Times New Roman" w:cs="Times New Roman"/>
-          <w:sz w:val="24"/>
-          <w:szCs w:val="24"/>
-        </w:rPr>
-        <w:t>Comput</w:t>
-      </w:r>
-      <w:proofErr w:type="spellEnd"/>
-      <w:r>
-        <w:rPr>
-          <w:rFonts w:ascii="Times New Roman" w:hAnsi="Times New Roman" w:cs="Times New Roman"/>
-          <w:sz w:val="24"/>
-          <w:szCs w:val="24"/>
-        </w:rPr>
-        <w:t xml:space="preserve">. Sci. Technol. Stud., vol. 7, no. 9, pp. 516–524, 2025, </w:t>
-      </w:r>
-      <w:proofErr w:type="spellStart"/>
-      <w:r>
-        <w:rPr>
-          <w:rFonts w:ascii="Times New Roman" w:hAnsi="Times New Roman" w:cs="Times New Roman"/>
-          <w:sz w:val="24"/>
-          <w:szCs w:val="24"/>
-        </w:rPr>
-        <w:t>doi</w:t>
-      </w:r>
-      <w:proofErr w:type="spellEnd"/>
-      <w:r>
-        <w:rPr>
-          <w:rFonts w:ascii="Times New Roman" w:hAnsi="Times New Roman" w:cs="Times New Roman"/>
-          <w:sz w:val="24"/>
-          <w:szCs w:val="24"/>
-        </w:rPr>
-        <w:t>: 10.32996/jcsts.2025.7.9.59.</w:t>
-      </w:r>
-    </w:p>
-    <w:p>
-      <w:pPr>
-        <w:spacing w:before="240" w:after="240" w:line="360" w:lineRule="auto"/>
-        <w:rPr>
-          <w:rFonts w:ascii="Times New Roman" w:hAnsi="Times New Roman" w:cs="Times New Roman"/>
-          <w:sz w:val="24"/>
-          <w:szCs w:val="24"/>
-        </w:rPr>
-      </w:pPr>
-      <w:r>
-        <w:rPr>
-          <w:rFonts w:ascii="Times New Roman" w:hAnsi="Times New Roman" w:cs="Times New Roman"/>
-          <w:sz w:val="24"/>
-          <w:szCs w:val="24"/>
-        </w:rPr>
-        <w:t xml:space="preserve">[8] P. A. Kumar and S. </w:t>
-      </w:r>
-      <w:proofErr w:type="spellStart"/>
-      <w:r>
-        <w:rPr>
-          <w:rFonts w:ascii="Times New Roman" w:hAnsi="Times New Roman" w:cs="Times New Roman"/>
-          <w:sz w:val="24"/>
-          <w:szCs w:val="24"/>
-        </w:rPr>
-        <w:t>Sountharrajan</w:t>
-      </w:r>
-      <w:proofErr w:type="spellEnd"/>
-      <w:r>
-        <w:rPr>
-          <w:rFonts w:ascii="Times New Roman" w:hAnsi="Times New Roman" w:cs="Times New Roman"/>
-          <w:sz w:val="24"/>
-          <w:szCs w:val="24"/>
-        </w:rPr>
-        <w:t xml:space="preserve">, “Insurance claims estimation and fraud detection with optimized deep learning techniques,” Sci. Rep., vol. 15, art. 27296, 2025, </w:t>
-      </w:r>
-      <w:proofErr w:type="spellStart"/>
-      <w:r>
-        <w:rPr>
-          <w:rFonts w:ascii="Times New Roman" w:hAnsi="Times New Roman" w:cs="Times New Roman"/>
-          <w:sz w:val="24"/>
-          <w:szCs w:val="24"/>
-        </w:rPr>
-        <w:t>doi</w:t>
-      </w:r>
-      <w:proofErr w:type="spellEnd"/>
-      <w:r>
-        <w:rPr>
-          <w:rFonts w:ascii="Times New Roman" w:hAnsi="Times New Roman" w:cs="Times New Roman"/>
-          <w:sz w:val="24"/>
-          <w:szCs w:val="24"/>
-        </w:rPr>
-        <w:t>: 10.1038/s41598-025-12848-0.</w:t>
-      </w:r>
-    </w:p>
-    <w:p>
-      <w:pPr>
-        <w:spacing w:before="240" w:after="240" w:line="360" w:lineRule="auto"/>
-        <w:rPr>
-          <w:rFonts w:ascii="Times New Roman" w:hAnsi="Times New Roman" w:cs="Times New Roman"/>
-          <w:sz w:val="24"/>
-          <w:szCs w:val="24"/>
-        </w:rPr>
-      </w:pPr>
-      <w:r>
-        <w:rPr>
-          <w:rFonts w:ascii="Times New Roman" w:hAnsi="Times New Roman" w:cs="Times New Roman"/>
-          <w:sz w:val="24"/>
-          <w:szCs w:val="24"/>
-        </w:rPr>
-        <w:lastRenderedPageBreak/>
-        <w:t xml:space="preserve">[9] N. Kumaraswamy, M. K. Markey, T. Ekin, J. C. Barner, and K. Rascati, “Healthcare fraud data mining methods: A look back and look ahead,” </w:t>
-      </w:r>
-      <w:proofErr w:type="spellStart"/>
-      <w:r>
-        <w:rPr>
-          <w:rFonts w:ascii="Times New Roman" w:hAnsi="Times New Roman" w:cs="Times New Roman"/>
-          <w:sz w:val="24"/>
-          <w:szCs w:val="24"/>
-        </w:rPr>
-        <w:t>Perspect</w:t>
-      </w:r>
-      <w:proofErr w:type="spellEnd"/>
-      <w:r>
-        <w:rPr>
-          <w:rFonts w:ascii="Times New Roman" w:hAnsi="Times New Roman" w:cs="Times New Roman"/>
-          <w:sz w:val="24"/>
-          <w:szCs w:val="24"/>
-        </w:rPr>
-        <w:t>. Health Inf. Manag., vol. 19, no. 1, p. 1i, 2022. Available: https://perspectives.ahima.org/</w:t>
-      </w:r>
-    </w:p>
-    <w:p>
-      <w:pPr>
-        <w:spacing w:before="240" w:after="240" w:line="360" w:lineRule="auto"/>
-        <w:rPr>
-          <w:rFonts w:ascii="Times New Roman" w:hAnsi="Times New Roman" w:cs="Times New Roman"/>
-          <w:sz w:val="24"/>
-          <w:szCs w:val="24"/>
-        </w:rPr>
-      </w:pPr>
-      <w:r>
-        <w:rPr>
-          <w:rFonts w:ascii="Times New Roman" w:hAnsi="Times New Roman" w:cs="Times New Roman"/>
-          <w:sz w:val="24"/>
-          <w:szCs w:val="24"/>
-        </w:rPr>
-        <w:t xml:space="preserve">[10] Q. Liu and M. A. </w:t>
-      </w:r>
-      <w:proofErr w:type="spellStart"/>
-      <w:r>
-        <w:rPr>
-          <w:rFonts w:ascii="Times New Roman" w:hAnsi="Times New Roman" w:cs="Times New Roman"/>
-          <w:sz w:val="24"/>
-          <w:szCs w:val="24"/>
-        </w:rPr>
-        <w:t>Vasarhelyi</w:t>
-      </w:r>
-      <w:proofErr w:type="spellEnd"/>
-      <w:r>
-        <w:rPr>
-          <w:rFonts w:ascii="Times New Roman" w:hAnsi="Times New Roman" w:cs="Times New Roman"/>
-          <w:sz w:val="24"/>
-          <w:szCs w:val="24"/>
-        </w:rPr>
-        <w:t>, “Healthcare fraud detection: A survey and a clustering model incorporating geo-location information,” in Proc. 29th World Continuous Auditing and Reporting Symp. (WCARS), Brisbane, Australia, Nov. 21–22, 2013.</w:t>
-      </w:r>
-    </w:p>
-    <w:p>
-      <w:pPr>
-        <w:spacing w:before="240" w:after="240" w:line="360" w:lineRule="auto"/>
-        <w:rPr>
-          <w:rFonts w:ascii="Times New Roman" w:hAnsi="Times New Roman" w:cs="Times New Roman"/>
-          <w:sz w:val="24"/>
-          <w:szCs w:val="24"/>
-        </w:rPr>
-      </w:pPr>
-      <w:r>
-        <w:rPr>
-          <w:rFonts w:ascii="Times New Roman" w:hAnsi="Times New Roman" w:cs="Times New Roman"/>
-          <w:sz w:val="24"/>
-          <w:szCs w:val="24"/>
-        </w:rPr>
-        <w:t>[11] R. Maddali, “Machine learning for SQL-based anomaly detection and fraud analytics in financial data,” Int. J. Res. Leading Publ., vol. 2, no. 10, pp. 1–11, Oct. 2021. Available: https://www.ijlrp.com/</w:t>
-      </w:r>
-    </w:p>
-    <w:p>
-      <w:pPr>
-        <w:spacing w:before="240" w:after="240" w:line="360" w:lineRule="auto"/>
-        <w:rPr>
-          <w:rFonts w:ascii="Times New Roman" w:hAnsi="Times New Roman" w:cs="Times New Roman"/>
-          <w:sz w:val="24"/>
-          <w:szCs w:val="24"/>
-        </w:rPr>
-      </w:pPr>
-      <w:r>
-        <w:rPr>
-          <w:rFonts w:ascii="Times New Roman" w:hAnsi="Times New Roman" w:cs="Times New Roman"/>
-          <w:sz w:val="24"/>
-          <w:szCs w:val="24"/>
-        </w:rPr>
-        <w:t xml:space="preserve">[12] I. Matloob, S. A. Khan, and H. U. Rahman, “Sequence mining and prediction-based healthcare fraud detection methodology,” IEEE Access, vol. 8, pp. 143256–143273, 2020, </w:t>
-      </w:r>
-      <w:proofErr w:type="spellStart"/>
-      <w:r>
-        <w:rPr>
-          <w:rFonts w:ascii="Times New Roman" w:hAnsi="Times New Roman" w:cs="Times New Roman"/>
-          <w:sz w:val="24"/>
-          <w:szCs w:val="24"/>
-        </w:rPr>
-        <w:t>doi</w:t>
-      </w:r>
-      <w:proofErr w:type="spellEnd"/>
-      <w:r>
-        <w:rPr>
-          <w:rFonts w:ascii="Times New Roman" w:hAnsi="Times New Roman" w:cs="Times New Roman"/>
-          <w:sz w:val="24"/>
-          <w:szCs w:val="24"/>
-        </w:rPr>
-        <w:t>: 10.1109/ACCESS.2020.3013962.</w:t>
-      </w:r>
-    </w:p>
-    <w:p>
-      <w:pPr>
-        <w:spacing w:before="240" w:after="240" w:line="360" w:lineRule="auto"/>
-        <w:rPr>
-          <w:rFonts w:ascii="Times New Roman" w:hAnsi="Times New Roman" w:cs="Times New Roman"/>
-          <w:sz w:val="24"/>
-          <w:szCs w:val="24"/>
-        </w:rPr>
-      </w:pPr>
-      <w:r>
-        <w:rPr>
-          <w:rFonts w:ascii="Times New Roman" w:hAnsi="Times New Roman" w:cs="Times New Roman"/>
-          <w:sz w:val="24"/>
-          <w:szCs w:val="24"/>
-        </w:rPr>
-        <w:t xml:space="preserve">[13] E. </w:t>
-      </w:r>
-      <w:proofErr w:type="spellStart"/>
-      <w:r>
-        <w:rPr>
-          <w:rFonts w:ascii="Times New Roman" w:hAnsi="Times New Roman" w:cs="Times New Roman"/>
-          <w:sz w:val="24"/>
-          <w:szCs w:val="24"/>
-        </w:rPr>
-        <w:t>Nabrawi</w:t>
-      </w:r>
-      <w:proofErr w:type="spellEnd"/>
-      <w:r>
-        <w:rPr>
-          <w:rFonts w:ascii="Times New Roman" w:hAnsi="Times New Roman" w:cs="Times New Roman"/>
-          <w:sz w:val="24"/>
-          <w:szCs w:val="24"/>
-        </w:rPr>
-        <w:t xml:space="preserve"> and A. Alanazi, “Fraud detection in healthcare insurance claims using machine learning,” Risks, vol. 11, no. 9, art. 160, 2023, </w:t>
-      </w:r>
-      <w:proofErr w:type="spellStart"/>
-      <w:r>
-        <w:rPr>
-          <w:rFonts w:ascii="Times New Roman" w:hAnsi="Times New Roman" w:cs="Times New Roman"/>
-          <w:sz w:val="24"/>
-          <w:szCs w:val="24"/>
-        </w:rPr>
-        <w:t>doi</w:t>
-      </w:r>
-      <w:proofErr w:type="spellEnd"/>
-      <w:r>
-        <w:rPr>
-          <w:rFonts w:ascii="Times New Roman" w:hAnsi="Times New Roman" w:cs="Times New Roman"/>
-          <w:sz w:val="24"/>
-          <w:szCs w:val="24"/>
-        </w:rPr>
-        <w:t>: 10.3390/risks11090160.</w:t>
-      </w:r>
-    </w:p>
-    <w:p>
-      <w:pPr>
-        <w:spacing w:before="240" w:after="240" w:line="360" w:lineRule="auto"/>
-        <w:rPr>
-          <w:rFonts w:ascii="Times New Roman" w:hAnsi="Times New Roman" w:cs="Times New Roman"/>
-          <w:sz w:val="24"/>
-          <w:szCs w:val="24"/>
-        </w:rPr>
-      </w:pPr>
-      <w:r>
-        <w:rPr>
-          <w:rFonts w:ascii="Times New Roman" w:hAnsi="Times New Roman" w:cs="Times New Roman"/>
-          <w:sz w:val="24"/>
-          <w:szCs w:val="24"/>
-        </w:rPr>
-        <w:t xml:space="preserve">[14] K. Razzaq and M. Shah, “Next-generation machine learning in healthcare fraud detection: Current trends, challenges, and future research directions,” Information, vol. 16, no. 9, art. 730, 2025, </w:t>
-      </w:r>
-      <w:proofErr w:type="spellStart"/>
-      <w:r>
-        <w:rPr>
-          <w:rFonts w:ascii="Times New Roman" w:hAnsi="Times New Roman" w:cs="Times New Roman"/>
-          <w:sz w:val="24"/>
-          <w:szCs w:val="24"/>
-        </w:rPr>
-        <w:t>doi</w:t>
-      </w:r>
-      <w:proofErr w:type="spellEnd"/>
-      <w:r>
-        <w:rPr>
-          <w:rFonts w:ascii="Times New Roman" w:hAnsi="Times New Roman" w:cs="Times New Roman"/>
-          <w:sz w:val="24"/>
-          <w:szCs w:val="24"/>
-        </w:rPr>
-        <w:t>: 10.3390/info16090730.</w:t>
-      </w:r>
-    </w:p>
-    <w:p>
-      <w:pPr>
-        <w:spacing w:before="240" w:after="240" w:line="360" w:lineRule="auto"/>
-        <w:rPr>
-          <w:rFonts w:ascii="Times New Roman" w:hAnsi="Times New Roman" w:cs="Times New Roman"/>
-          <w:sz w:val="24"/>
-          <w:szCs w:val="24"/>
-        </w:rPr>
-      </w:pPr>
-      <w:r>
-        <w:rPr>
-          <w:rFonts w:ascii="Times New Roman" w:hAnsi="Times New Roman" w:cs="Times New Roman"/>
-          <w:sz w:val="24"/>
-          <w:szCs w:val="24"/>
-        </w:rPr>
-        <w:t xml:space="preserve">[15] L. </w:t>
-      </w:r>
-      <w:proofErr w:type="spellStart"/>
-      <w:r>
-        <w:rPr>
-          <w:rFonts w:ascii="Times New Roman" w:hAnsi="Times New Roman" w:cs="Times New Roman"/>
-          <w:sz w:val="24"/>
-          <w:szCs w:val="24"/>
-        </w:rPr>
-        <w:t>Settipalli</w:t>
-      </w:r>
-      <w:proofErr w:type="spellEnd"/>
-      <w:r>
-        <w:rPr>
-          <w:rFonts w:ascii="Times New Roman" w:hAnsi="Times New Roman" w:cs="Times New Roman"/>
-          <w:sz w:val="24"/>
-          <w:szCs w:val="24"/>
-        </w:rPr>
-        <w:t xml:space="preserve"> and G. R. Gangadharan, “WMTDBC: An unsupervised multivariate analysis model for fraud detection in health insurance claims,” Expert Syst. Appl., vol. 215, art. 119259, 2023, </w:t>
-      </w:r>
-      <w:proofErr w:type="spellStart"/>
-      <w:r>
-        <w:rPr>
-          <w:rFonts w:ascii="Times New Roman" w:hAnsi="Times New Roman" w:cs="Times New Roman"/>
-          <w:sz w:val="24"/>
-          <w:szCs w:val="24"/>
-        </w:rPr>
-        <w:t>doi</w:t>
-      </w:r>
-      <w:proofErr w:type="spellEnd"/>
-      <w:r>
-        <w:rPr>
-          <w:rFonts w:ascii="Times New Roman" w:hAnsi="Times New Roman" w:cs="Times New Roman"/>
-          <w:sz w:val="24"/>
-          <w:szCs w:val="24"/>
-        </w:rPr>
-        <w:t>: 10.1016/j.eswa.2022.119259.</w:t>
-      </w:r>
-    </w:p>
-    <w:p>
-      <w:pPr>
-        <w:spacing w:before="240" w:after="240" w:line="360" w:lineRule="auto"/>
-        <w:rPr>
-          <w:rFonts w:ascii="Times New Roman" w:hAnsi="Times New Roman" w:cs="Times New Roman"/>
-          <w:sz w:val="24"/>
-          <w:szCs w:val="24"/>
-        </w:rPr>
-      </w:pPr>
-      <w:r>
-        <w:rPr>
-          <w:rFonts w:ascii="Times New Roman" w:hAnsi="Times New Roman" w:cs="Times New Roman"/>
-          <w:sz w:val="24"/>
-          <w:szCs w:val="24"/>
-        </w:rPr>
-        <w:t xml:space="preserve">[16] P. S. </w:t>
-      </w:r>
-      <w:proofErr w:type="spellStart"/>
-      <w:r>
-        <w:rPr>
-          <w:rFonts w:ascii="Times New Roman" w:hAnsi="Times New Roman" w:cs="Times New Roman"/>
-          <w:sz w:val="24"/>
-          <w:szCs w:val="24"/>
-        </w:rPr>
-        <w:t>Shungube</w:t>
-      </w:r>
-      <w:proofErr w:type="spellEnd"/>
-      <w:r>
-        <w:rPr>
-          <w:rFonts w:ascii="Times New Roman" w:hAnsi="Times New Roman" w:cs="Times New Roman"/>
-          <w:sz w:val="24"/>
-          <w:szCs w:val="24"/>
-        </w:rPr>
-        <w:t xml:space="preserve">, T. </w:t>
-      </w:r>
-      <w:proofErr w:type="spellStart"/>
-      <w:r>
-        <w:rPr>
-          <w:rFonts w:ascii="Times New Roman" w:hAnsi="Times New Roman" w:cs="Times New Roman"/>
-          <w:sz w:val="24"/>
-          <w:szCs w:val="24"/>
-        </w:rPr>
-        <w:t>Bokaba</w:t>
-      </w:r>
-      <w:proofErr w:type="spellEnd"/>
-      <w:r>
-        <w:rPr>
-          <w:rFonts w:ascii="Times New Roman" w:hAnsi="Times New Roman" w:cs="Times New Roman"/>
-          <w:sz w:val="24"/>
-          <w:szCs w:val="24"/>
-        </w:rPr>
-        <w:t xml:space="preserve">, P. </w:t>
-      </w:r>
-      <w:proofErr w:type="spellStart"/>
-      <w:r>
-        <w:rPr>
-          <w:rFonts w:ascii="Times New Roman" w:hAnsi="Times New Roman" w:cs="Times New Roman"/>
-          <w:sz w:val="24"/>
-          <w:szCs w:val="24"/>
-        </w:rPr>
-        <w:t>Ndayizigamiye</w:t>
-      </w:r>
-      <w:proofErr w:type="spellEnd"/>
-      <w:r>
-        <w:rPr>
-          <w:rFonts w:ascii="Times New Roman" w:hAnsi="Times New Roman" w:cs="Times New Roman"/>
-          <w:sz w:val="24"/>
-          <w:szCs w:val="24"/>
-        </w:rPr>
-        <w:t xml:space="preserve">, S. Mhlongo, and E. </w:t>
-      </w:r>
-      <w:proofErr w:type="spellStart"/>
-      <w:r>
-        <w:rPr>
-          <w:rFonts w:ascii="Times New Roman" w:hAnsi="Times New Roman" w:cs="Times New Roman"/>
-          <w:sz w:val="24"/>
-          <w:szCs w:val="24"/>
-        </w:rPr>
-        <w:t>Dogo</w:t>
-      </w:r>
-      <w:proofErr w:type="spellEnd"/>
-      <w:r>
-        <w:rPr>
-          <w:rFonts w:ascii="Times New Roman" w:hAnsi="Times New Roman" w:cs="Times New Roman"/>
-          <w:sz w:val="24"/>
-          <w:szCs w:val="24"/>
-        </w:rPr>
-        <w:t xml:space="preserve">, “A deep learning approach for healthcare insurance fraud detection,” Research Square preprint, Dec. 2024, </w:t>
-      </w:r>
-      <w:proofErr w:type="spellStart"/>
-      <w:r>
-        <w:rPr>
-          <w:rFonts w:ascii="Times New Roman" w:hAnsi="Times New Roman" w:cs="Times New Roman"/>
-          <w:sz w:val="24"/>
-          <w:szCs w:val="24"/>
-        </w:rPr>
-        <w:t>doi</w:t>
-      </w:r>
-      <w:proofErr w:type="spellEnd"/>
-      <w:r>
-        <w:rPr>
-          <w:rFonts w:ascii="Times New Roman" w:hAnsi="Times New Roman" w:cs="Times New Roman"/>
-          <w:sz w:val="24"/>
-          <w:szCs w:val="24"/>
-        </w:rPr>
-        <w:t>: 10.21203/rs.3.rs-5453482/v1.</w:t>
-      </w:r>
-    </w:p>
-    <w:p>
-      <w:pPr>
-        <w:spacing w:before="240" w:after="240" w:line="360" w:lineRule="auto"/>
-        <w:rPr>
-          <w:rFonts w:ascii="Times New Roman" w:hAnsi="Times New Roman" w:cs="Times New Roman"/>
-          <w:sz w:val="24"/>
-          <w:szCs w:val="24"/>
-        </w:rPr>
-      </w:pPr>
-      <w:r>
-        <w:rPr>
-          <w:rFonts w:ascii="Times New Roman" w:hAnsi="Times New Roman" w:cs="Times New Roman"/>
-          <w:sz w:val="24"/>
-          <w:szCs w:val="24"/>
-        </w:rPr>
-        <w:t xml:space="preserve">[17] A. Y. B. R. </w:t>
-      </w:r>
-      <w:proofErr w:type="spellStart"/>
-      <w:r>
-        <w:rPr>
-          <w:rFonts w:ascii="Times New Roman" w:hAnsi="Times New Roman" w:cs="Times New Roman"/>
-          <w:sz w:val="24"/>
-          <w:szCs w:val="24"/>
-        </w:rPr>
-        <w:t>Thaifur</w:t>
-      </w:r>
-      <w:proofErr w:type="spellEnd"/>
-      <w:r>
-        <w:rPr>
-          <w:rFonts w:ascii="Times New Roman" w:hAnsi="Times New Roman" w:cs="Times New Roman"/>
-          <w:sz w:val="24"/>
-          <w:szCs w:val="24"/>
-        </w:rPr>
-        <w:t xml:space="preserve">, M. A. Maidin, A. I. </w:t>
-      </w:r>
-      <w:proofErr w:type="spellStart"/>
-      <w:r>
-        <w:rPr>
-          <w:rFonts w:ascii="Times New Roman" w:hAnsi="Times New Roman" w:cs="Times New Roman"/>
-          <w:sz w:val="24"/>
-          <w:szCs w:val="24"/>
-        </w:rPr>
-        <w:t>Sidin</w:t>
-      </w:r>
-      <w:proofErr w:type="spellEnd"/>
-      <w:r>
-        <w:rPr>
-          <w:rFonts w:ascii="Times New Roman" w:hAnsi="Times New Roman" w:cs="Times New Roman"/>
-          <w:sz w:val="24"/>
-          <w:szCs w:val="24"/>
-        </w:rPr>
-        <w:t xml:space="preserve">, and A. Razak, “How to detect healthcare fraud? A systematic review,” Gac. Sanit., vol. 35, suppl. 2, pp. 441–449, 2021, </w:t>
-      </w:r>
-      <w:proofErr w:type="spellStart"/>
-      <w:r>
-        <w:rPr>
-          <w:rFonts w:ascii="Times New Roman" w:hAnsi="Times New Roman" w:cs="Times New Roman"/>
-          <w:sz w:val="24"/>
-          <w:szCs w:val="24"/>
-        </w:rPr>
-        <w:t>doi</w:t>
-      </w:r>
-      <w:proofErr w:type="spellEnd"/>
-      <w:r>
-        <w:rPr>
-          <w:rFonts w:ascii="Times New Roman" w:hAnsi="Times New Roman" w:cs="Times New Roman"/>
-          <w:sz w:val="24"/>
-          <w:szCs w:val="24"/>
-        </w:rPr>
-        <w:t>: 10.1016/j.gaceta.2021.07.022.</w:t>
-      </w:r>
-    </w:p>
-    <w:p>
-      <w:pPr>
-        <w:spacing w:before="240" w:after="240" w:line="360" w:lineRule="auto"/>
-        <w:rPr>
-          <w:rFonts w:ascii="Times New Roman" w:hAnsi="Times New Roman" w:cs="Times New Roman"/>
-          <w:sz w:val="24"/>
-          <w:szCs w:val="24"/>
-        </w:rPr>
-      </w:pPr>
-      <w:r>
-        <w:rPr>
-          <w:rFonts w:ascii="Times New Roman" w:hAnsi="Times New Roman" w:cs="Times New Roman"/>
-          <w:sz w:val="24"/>
-          <w:szCs w:val="24"/>
-        </w:rPr>
-        <w:lastRenderedPageBreak/>
-        <w:t xml:space="preserve">[18] T. S. </w:t>
-      </w:r>
-      <w:proofErr w:type="spellStart"/>
-      <w:r>
-        <w:rPr>
-          <w:rFonts w:ascii="Times New Roman" w:hAnsi="Times New Roman" w:cs="Times New Roman"/>
-          <w:sz w:val="24"/>
-          <w:szCs w:val="24"/>
-        </w:rPr>
-        <w:t>Yange</w:t>
-      </w:r>
-      <w:proofErr w:type="spellEnd"/>
-      <w:r>
-        <w:rPr>
-          <w:rFonts w:ascii="Times New Roman" w:hAnsi="Times New Roman" w:cs="Times New Roman"/>
-          <w:sz w:val="24"/>
-          <w:szCs w:val="24"/>
-        </w:rPr>
-        <w:t xml:space="preserve">, O. </w:t>
-      </w:r>
-      <w:proofErr w:type="spellStart"/>
-      <w:r>
-        <w:rPr>
-          <w:rFonts w:ascii="Times New Roman" w:hAnsi="Times New Roman" w:cs="Times New Roman"/>
-          <w:sz w:val="24"/>
-          <w:szCs w:val="24"/>
-        </w:rPr>
-        <w:t>Onyekware</w:t>
-      </w:r>
-      <w:proofErr w:type="spellEnd"/>
-      <w:r>
-        <w:rPr>
-          <w:rFonts w:ascii="Times New Roman" w:hAnsi="Times New Roman" w:cs="Times New Roman"/>
-          <w:sz w:val="24"/>
-          <w:szCs w:val="24"/>
-        </w:rPr>
-        <w:t xml:space="preserve">, and H. A. </w:t>
-      </w:r>
-      <w:proofErr w:type="spellStart"/>
-      <w:r>
-        <w:rPr>
-          <w:rFonts w:ascii="Times New Roman" w:hAnsi="Times New Roman" w:cs="Times New Roman"/>
-          <w:sz w:val="24"/>
-          <w:szCs w:val="24"/>
-        </w:rPr>
-        <w:t>Soriyan</w:t>
-      </w:r>
-      <w:proofErr w:type="spellEnd"/>
-      <w:r>
-        <w:rPr>
-          <w:rFonts w:ascii="Times New Roman" w:hAnsi="Times New Roman" w:cs="Times New Roman"/>
-          <w:sz w:val="24"/>
-          <w:szCs w:val="24"/>
-        </w:rPr>
-        <w:t xml:space="preserve">, “A fraud detection system for health insurance in Nigeria,” J. Health Inform. Afr., vol. 6, no. 2, pp. 64–73, Feb. 2020, </w:t>
-      </w:r>
-      <w:proofErr w:type="spellStart"/>
-      <w:r>
-        <w:rPr>
-          <w:rFonts w:ascii="Times New Roman" w:hAnsi="Times New Roman" w:cs="Times New Roman"/>
-          <w:sz w:val="24"/>
-          <w:szCs w:val="24"/>
-        </w:rPr>
-        <w:t>doi</w:t>
-      </w:r>
-      <w:proofErr w:type="spellEnd"/>
-      <w:r>
-        <w:rPr>
-          <w:rFonts w:ascii="Times New Roman" w:hAnsi="Times New Roman" w:cs="Times New Roman"/>
-          <w:sz w:val="24"/>
-          <w:szCs w:val="24"/>
-        </w:rPr>
-        <w:t>: 10.12856/JHIA-2019-v6-i2-256.</w:t>
-      </w:r>
-    </w:p>
-    <w:p>
-      <w:pPr>
-        <w:spacing w:before="240" w:after="240" w:line="360" w:lineRule="auto"/>
-        <w:rPr>
-          <w:rFonts w:ascii="Times New Roman" w:hAnsi="Times New Roman" w:cs="Times New Roman"/>
-          <w:sz w:val="24"/>
-          <w:szCs w:val="24"/>
-        </w:rPr>
-      </w:pPr>
-      <w:r>
-        <w:rPr>
-          <w:rFonts w:ascii="Times New Roman" w:hAnsi="Times New Roman" w:cs="Times New Roman"/>
-          <w:sz w:val="24"/>
-          <w:szCs w:val="24"/>
-        </w:rPr>
-        <w:t xml:space="preserve">[19] M. C. Massi, F. Ieva, and E. Lettieri, “Data mining application to healthcare fraud detection: A two-step unsupervised clustering method for outlier detection with administrative databases,” BMC Med. Inform. </w:t>
-      </w:r>
-      <w:proofErr w:type="spellStart"/>
-      <w:r>
-        <w:rPr>
-          <w:rFonts w:ascii="Times New Roman" w:hAnsi="Times New Roman" w:cs="Times New Roman"/>
-          <w:sz w:val="24"/>
-          <w:szCs w:val="24"/>
-        </w:rPr>
-        <w:t>Decis</w:t>
-      </w:r>
-      <w:proofErr w:type="spellEnd"/>
-      <w:r>
-        <w:rPr>
-          <w:rFonts w:ascii="Times New Roman" w:hAnsi="Times New Roman" w:cs="Times New Roman"/>
-          <w:sz w:val="24"/>
-          <w:szCs w:val="24"/>
-        </w:rPr>
-        <w:t xml:space="preserve">. Mak., vol. 20, art. 160, 2020, </w:t>
-      </w:r>
-      <w:proofErr w:type="spellStart"/>
-      <w:r>
-        <w:rPr>
-          <w:rFonts w:ascii="Times New Roman" w:hAnsi="Times New Roman" w:cs="Times New Roman"/>
-          <w:sz w:val="24"/>
-          <w:szCs w:val="24"/>
-        </w:rPr>
-        <w:t>doi</w:t>
-      </w:r>
-      <w:proofErr w:type="spellEnd"/>
-      <w:r>
-        <w:rPr>
-          <w:rFonts w:ascii="Times New Roman" w:hAnsi="Times New Roman" w:cs="Times New Roman"/>
-          <w:sz w:val="24"/>
-          <w:szCs w:val="24"/>
-        </w:rPr>
-        <w:t>: 10.1186/s12911-020-01143-9.</w:t>
-      </w:r>
-    </w:p>
-    <w:p>
-      <w:pPr>
-        <w:spacing w:before="240" w:after="240" w:line="360" w:lineRule="auto"/>
-        <w:rPr>
-          <w:rFonts w:ascii="Times New Roman" w:eastAsia="Times New Roman" w:hAnsi="Times New Roman" w:cs="Times New Roman"/>
           <w:b/>
           <w:bCs/>
           <w:sz w:val="28"/>
@@ -7437,38 +5583,1267 @@
       <w:r>
         <w:rPr>
           <w:rFonts w:ascii="Times New Roman" w:hAnsi="Times New Roman" w:cs="Times New Roman"/>
-          <w:sz w:val="24"/>
-          <w:szCs w:val="24"/>
-        </w:rPr>
-        <w:t xml:space="preserve">[20] S. S. </w:t>
-      </w:r>
-      <w:proofErr w:type="spellStart"/>
-      <w:r>
-        <w:rPr>
-          <w:rFonts w:ascii="Times New Roman" w:hAnsi="Times New Roman" w:cs="Times New Roman"/>
-          <w:sz w:val="24"/>
-          <w:szCs w:val="24"/>
-        </w:rPr>
-        <w:t>Waghade</w:t>
-      </w:r>
-      <w:proofErr w:type="spellEnd"/>
-      <w:r>
-        <w:rPr>
-          <w:rFonts w:ascii="Times New Roman" w:hAnsi="Times New Roman" w:cs="Times New Roman"/>
-          <w:sz w:val="24"/>
-          <w:szCs w:val="24"/>
-        </w:rPr>
-        <w:t xml:space="preserve"> and A. M. Karandikar, “A comprehensive study of healthcare fraud detection based on machine learning,” Int. J. Appl. Eng. Res., vol. 13, no. 6, pp. 4175–4178, 2018.</w:t>
-      </w:r>
-    </w:p>
-    <w:p>
-      <w:pPr>
-        <w:rPr>
-          <w:rFonts w:ascii="Times New Roman" w:eastAsia="Times New Roman" w:hAnsi="Times New Roman" w:cs="Times New Roman"/>
+          <w:b/>
+          <w:bCs/>
           <w:sz w:val="28"/>
           <w:szCs w:val="28"/>
         </w:rPr>
-      </w:pPr>
+        <w:lastRenderedPageBreak/>
+        <w:t>5. Discussion/Conclusion</w:t>
+      </w:r>
+    </w:p>
+    <w:p>
+      <w:pPr>
+        <w:spacing w:after="100" w:afterAutospacing="1" w:line="360" w:lineRule="auto"/>
+        <w:rPr>
+          <w:rFonts w:ascii="Times New Roman" w:hAnsi="Times New Roman" w:cs="Times New Roman"/>
+          <w:sz w:val="24"/>
+          <w:szCs w:val="24"/>
+        </w:rPr>
+      </w:pPr>
+      <w:r>
+        <w:rPr>
+          <w:rFonts w:ascii="Times New Roman" w:hAnsi="Times New Roman" w:cs="Times New Roman"/>
+          <w:sz w:val="24"/>
+          <w:szCs w:val="24"/>
+        </w:rPr>
+        <w:t>This work developed an end-to-end fraud analytics pipeline on Medicare-like claims that combines SQL-based feature engineering, supervised provider classification, and unsupervised pattern discovery at both claim and provider levels. This integrated, multi-paradigm design aligns with recent surveys and position papers that argue for combining rules, supervised models, and unsupervised anomaly detection rather than relying on single-model solutions [3], [8], [12], [14]. Our finding that a regularized logistic regression model can match more complex tree-based and neural models is consistent with evidence that “classical” approaches remain strong baselines for healthcare fraud when supported by robust feature engineering [3], [8], [11], while deep learning offers additional gains in some insurance settings [7]. The use of HDBSCAN, clustering, and association rules to characterize heterogeneous fraud patterns at the claim and provider level mirrors contemporary work on unsupervised anomaly detection and multivariate clustering in health insurance data [1], [2],</w:t>
+      </w:r>
+      <w:r>
+        <w:rPr>
+          <w:rFonts w:ascii="Times New Roman" w:hAnsi="Times New Roman" w:cs="Times New Roman"/>
+          <w:sz w:val="24"/>
+          <w:szCs w:val="24"/>
+        </w:rPr>
+        <w:t xml:space="preserve"> [5],</w:t>
+      </w:r>
+      <w:r>
+        <w:rPr>
+          <w:rFonts w:ascii="Times New Roman" w:hAnsi="Times New Roman" w:cs="Times New Roman"/>
+          <w:sz w:val="24"/>
+          <w:szCs w:val="24"/>
+        </w:rPr>
+        <w:t xml:space="preserve"> [13], [15].</w:t>
+      </w:r>
+    </w:p>
+    <w:p>
+      <w:pPr>
+        <w:spacing w:after="100" w:afterAutospacing="1" w:line="360" w:lineRule="auto"/>
+        <w:rPr>
+          <w:rFonts w:ascii="Times New Roman" w:hAnsi="Times New Roman" w:cs="Times New Roman"/>
+          <w:sz w:val="24"/>
+          <w:szCs w:val="24"/>
+        </w:rPr>
+      </w:pPr>
+      <w:r>
+        <w:rPr>
+          <w:rFonts w:ascii="Times New Roman" w:hAnsi="Times New Roman" w:cs="Times New Roman"/>
+          <w:sz w:val="24"/>
+          <w:szCs w:val="24"/>
+        </w:rPr>
+        <w:t>Overall, the results suggest that carefully engineered SQL features, interpretable linear models, and targeted unsupervised analyses can deliver competitive provider-level fraud detection while yielding meaningful fraud-type archetypes. Rather than proposing a single novel algorithm, our contribution is to demonstrate how supervised risk scoring, rule-based indicators, and unsupervised clustering can be orchestrated into a transparent, reproducible pipeline that reflects current best practices and research directions in healthcare fraud analytics [3], [8], [12], [14].</w:t>
+      </w:r>
+    </w:p>
+    <w:p>
+      <w:pPr>
+        <w:spacing w:line="360" w:lineRule="auto"/>
+        <w:rPr>
+          <w:rFonts w:ascii="Times New Roman" w:hAnsi="Times New Roman" w:cs="Times New Roman"/>
+          <w:b/>
+          <w:sz w:val="24"/>
+          <w:szCs w:val="24"/>
+        </w:rPr>
+      </w:pPr>
+      <w:r>
+        <w:rPr>
+          <w:rFonts w:ascii="Times New Roman" w:hAnsi="Times New Roman" w:cs="Times New Roman"/>
+          <w:b/>
+          <w:sz w:val="24"/>
+          <w:szCs w:val="24"/>
+        </w:rPr>
+        <w:t>Author Contributions</w:t>
+      </w:r>
+    </w:p>
+    <w:p>
+      <w:pPr>
+        <w:spacing w:line="360" w:lineRule="auto"/>
+        <w:rPr>
+          <w:rFonts w:ascii="Times New Roman" w:hAnsi="Times New Roman" w:cs="Times New Roman"/>
+          <w:sz w:val="24"/>
+          <w:szCs w:val="24"/>
+        </w:rPr>
+      </w:pPr>
+      <w:r>
+        <w:rPr>
+          <w:rFonts w:ascii="Times New Roman" w:hAnsi="Times New Roman" w:cs="Times New Roman"/>
+          <w:b/>
+          <w:bCs/>
+          <w:sz w:val="24"/>
+          <w:szCs w:val="24"/>
+        </w:rPr>
+        <w:t>Zayed Uddin</w:t>
+      </w:r>
+      <w:r>
+        <w:rPr>
+          <w:rFonts w:ascii="Times New Roman" w:hAnsi="Times New Roman" w:cs="Times New Roman"/>
+          <w:sz w:val="24"/>
+          <w:szCs w:val="24"/>
+        </w:rPr>
+        <w:t xml:space="preserve">: conceptualization, </w:t>
+      </w:r>
+      <w:r>
+        <w:rPr>
+          <w:rFonts w:ascii="Times New Roman" w:hAnsi="Times New Roman" w:cs="Times New Roman"/>
+          <w:sz w:val="24"/>
+          <w:szCs w:val="24"/>
+        </w:rPr>
+        <w:t xml:space="preserve">resources, data analysis, </w:t>
+      </w:r>
+      <w:r>
+        <w:rPr>
+          <w:rFonts w:ascii="Times New Roman" w:hAnsi="Times New Roman" w:cs="Times New Roman"/>
+          <w:sz w:val="24"/>
+          <w:szCs w:val="24"/>
+        </w:rPr>
+        <w:t>project organization</w:t>
+      </w:r>
+      <w:r>
+        <w:rPr>
+          <w:rFonts w:ascii="Times New Roman" w:hAnsi="Times New Roman" w:cs="Times New Roman"/>
+          <w:sz w:val="24"/>
+          <w:szCs w:val="24"/>
+        </w:rPr>
+        <w:t xml:space="preserve">, validation, </w:t>
+      </w:r>
+      <w:r>
+        <w:rPr>
+          <w:rFonts w:ascii="Times New Roman" w:hAnsi="Times New Roman" w:cs="Times New Roman"/>
+          <w:sz w:val="24"/>
+          <w:szCs w:val="24"/>
+        </w:rPr>
+        <w:t xml:space="preserve">writing– original draft, writing– review and editing. </w:t>
+      </w:r>
+      <w:r>
+        <w:rPr>
+          <w:rFonts w:ascii="Times New Roman" w:hAnsi="Times New Roman" w:cs="Times New Roman"/>
+          <w:b/>
+          <w:sz w:val="24"/>
+          <w:szCs w:val="24"/>
+        </w:rPr>
+        <w:t>Md Mishkat</w:t>
+      </w:r>
+      <w:r>
+        <w:rPr>
+          <w:rFonts w:ascii="Times New Roman" w:hAnsi="Times New Roman" w:cs="Times New Roman"/>
+          <w:b/>
+          <w:sz w:val="24"/>
+          <w:szCs w:val="24"/>
+        </w:rPr>
+        <w:t>:</w:t>
+      </w:r>
+      <w:r>
+        <w:rPr>
+          <w:rFonts w:ascii="Times New Roman" w:hAnsi="Times New Roman" w:cs="Times New Roman"/>
+          <w:sz w:val="24"/>
+          <w:szCs w:val="24"/>
+        </w:rPr>
+        <w:t xml:space="preserve"> conceptualization</w:t>
+      </w:r>
+      <w:r>
+        <w:rPr>
+          <w:rFonts w:ascii="Times New Roman" w:hAnsi="Times New Roman" w:cs="Times New Roman"/>
+          <w:sz w:val="24"/>
+          <w:szCs w:val="24"/>
+        </w:rPr>
+        <w:t>,</w:t>
+      </w:r>
+      <w:r>
+        <w:rPr>
+          <w:rFonts w:ascii="Times New Roman" w:hAnsi="Times New Roman" w:cs="Times New Roman"/>
+          <w:sz w:val="24"/>
+          <w:szCs w:val="24"/>
+        </w:rPr>
+        <w:t xml:space="preserve"> validation, </w:t>
+      </w:r>
+      <w:r>
+        <w:rPr>
+          <w:rFonts w:ascii="Times New Roman" w:hAnsi="Times New Roman" w:cs="Times New Roman"/>
+          <w:sz w:val="24"/>
+          <w:szCs w:val="24"/>
+        </w:rPr>
+        <w:t>writing– original draft, writing– review and editing.</w:t>
+      </w:r>
+      <w:r>
+        <w:rPr>
+          <w:rFonts w:ascii="Times New Roman" w:hAnsi="Times New Roman" w:cs="Times New Roman"/>
+          <w:sz w:val="24"/>
+          <w:szCs w:val="24"/>
+        </w:rPr>
+        <w:t xml:space="preserve"> </w:t>
+      </w:r>
+      <w:r>
+        <w:rPr>
+          <w:rFonts w:ascii="Times New Roman" w:hAnsi="Times New Roman" w:cs="Times New Roman"/>
+          <w:b/>
+          <w:bCs/>
+          <w:sz w:val="24"/>
+          <w:szCs w:val="24"/>
+        </w:rPr>
+        <w:t xml:space="preserve">Ulugbek </w:t>
+      </w:r>
+      <w:r>
+        <w:rPr>
+          <w:rFonts w:ascii="Times New Roman" w:eastAsia="Times New Roman" w:hAnsi="Times New Roman" w:cs="Times New Roman"/>
+          <w:b/>
+          <w:bCs/>
+          <w:sz w:val="24"/>
+          <w:szCs w:val="24"/>
+        </w:rPr>
+        <w:t>Abdurakhmonov</w:t>
+      </w:r>
+      <w:r>
+        <w:rPr>
+          <w:rFonts w:ascii="Times New Roman" w:hAnsi="Times New Roman" w:cs="Times New Roman"/>
+          <w:b/>
+          <w:bCs/>
+          <w:sz w:val="24"/>
+          <w:szCs w:val="24"/>
+        </w:rPr>
+        <w:t xml:space="preserve">: </w:t>
+      </w:r>
+      <w:r>
+        <w:rPr>
+          <w:rFonts w:ascii="Times New Roman" w:hAnsi="Times New Roman" w:cs="Times New Roman"/>
+          <w:sz w:val="24"/>
+          <w:szCs w:val="24"/>
+        </w:rPr>
+        <w:t>v</w:t>
+      </w:r>
+      <w:r>
+        <w:rPr>
+          <w:rFonts w:ascii="Times New Roman" w:hAnsi="Times New Roman" w:cs="Times New Roman"/>
+          <w:sz w:val="24"/>
+          <w:szCs w:val="24"/>
+        </w:rPr>
+        <w:t>alidation</w:t>
+      </w:r>
+      <w:r>
+        <w:rPr>
+          <w:rFonts w:ascii="Times New Roman" w:hAnsi="Times New Roman" w:cs="Times New Roman"/>
+          <w:b/>
+          <w:bCs/>
+          <w:sz w:val="24"/>
+          <w:szCs w:val="24"/>
+        </w:rPr>
+        <w:t xml:space="preserve">, </w:t>
+      </w:r>
+      <w:r>
+        <w:rPr>
+          <w:rFonts w:ascii="Times New Roman" w:hAnsi="Times New Roman" w:cs="Times New Roman"/>
+          <w:sz w:val="24"/>
+          <w:szCs w:val="24"/>
+        </w:rPr>
+        <w:t>writing draft, review and editing.</w:t>
+      </w:r>
+    </w:p>
+    <w:p>
+      <w:pPr>
+        <w:spacing w:line="360" w:lineRule="auto"/>
+        <w:rPr>
+          <w:rFonts w:ascii="Times New Roman" w:hAnsi="Times New Roman" w:cs="Times New Roman"/>
+          <w:b/>
+          <w:sz w:val="24"/>
+          <w:szCs w:val="24"/>
+        </w:rPr>
+      </w:pPr>
+      <w:r>
+        <w:rPr>
+          <w:rFonts w:ascii="Times New Roman" w:hAnsi="Times New Roman" w:cs="Times New Roman"/>
+          <w:b/>
+          <w:sz w:val="24"/>
+          <w:szCs w:val="24"/>
+        </w:rPr>
+        <w:t>Conflicts of Interest</w:t>
+      </w:r>
+    </w:p>
+    <w:p>
+      <w:pPr>
+        <w:spacing w:line="360" w:lineRule="auto"/>
+        <w:rPr>
+          <w:rFonts w:ascii="Times New Roman" w:hAnsi="Times New Roman" w:cs="Times New Roman"/>
+          <w:sz w:val="24"/>
+          <w:szCs w:val="24"/>
+        </w:rPr>
+      </w:pPr>
+      <w:r>
+        <w:rPr>
+          <w:rFonts w:ascii="Times New Roman" w:hAnsi="Times New Roman" w:cs="Times New Roman"/>
+          <w:sz w:val="24"/>
+          <w:szCs w:val="24"/>
+        </w:rPr>
+        <w:t>The authors declare no conflicts of interest.</w:t>
+      </w:r>
+      <w:r>
+        <w:rPr>
+          <w:rFonts w:ascii="Times New Roman" w:hAnsi="Times New Roman" w:cs="Times New Roman"/>
+          <w:sz w:val="24"/>
+          <w:szCs w:val="24"/>
+        </w:rPr>
+        <w:br/>
+      </w:r>
+      <w:r>
+        <w:rPr>
+          <w:rFonts w:ascii="Times New Roman" w:hAnsi="Times New Roman" w:cs="Times New Roman"/>
+          <w:b/>
+          <w:sz w:val="24"/>
+          <w:szCs w:val="24"/>
+        </w:rPr>
+        <w:t>Sources of Funding</w:t>
+      </w:r>
+    </w:p>
+    <w:p>
+      <w:pPr>
+        <w:spacing w:line="360" w:lineRule="auto"/>
+        <w:rPr>
+          <w:rFonts w:ascii="Times New Roman" w:hAnsi="Times New Roman" w:cs="Times New Roman"/>
+          <w:sz w:val="24"/>
+          <w:szCs w:val="24"/>
+        </w:rPr>
+      </w:pPr>
+      <w:r>
+        <w:rPr>
+          <w:rFonts w:ascii="Times New Roman" w:hAnsi="Times New Roman" w:cs="Times New Roman"/>
+          <w:sz w:val="24"/>
+          <w:szCs w:val="24"/>
+        </w:rPr>
+        <w:t xml:space="preserve">All the authors declare to have received no financial support or sponsorship for this study. </w:t>
+      </w:r>
+    </w:p>
+    <w:p>
+      <w:pPr>
+        <w:spacing w:line="360" w:lineRule="auto"/>
+        <w:rPr>
+          <w:rFonts w:ascii="Times New Roman" w:hAnsi="Times New Roman" w:cs="Times New Roman"/>
+          <w:b/>
+          <w:bCs/>
+          <w:sz w:val="24"/>
+          <w:szCs w:val="24"/>
+        </w:rPr>
+      </w:pPr>
+    </w:p>
+    <w:p>
+      <w:pPr>
+        <w:spacing w:line="360" w:lineRule="auto"/>
+        <w:rPr>
+          <w:rFonts w:ascii="Times New Roman" w:hAnsi="Times New Roman" w:cs="Times New Roman"/>
+          <w:sz w:val="24"/>
+          <w:szCs w:val="24"/>
+        </w:rPr>
+      </w:pPr>
+      <w:r>
+        <w:rPr>
+          <w:rFonts w:ascii="Times New Roman" w:hAnsi="Times New Roman" w:cs="Times New Roman"/>
+          <w:b/>
+          <w:bCs/>
+          <w:sz w:val="24"/>
+          <w:szCs w:val="24"/>
+        </w:rPr>
+        <w:lastRenderedPageBreak/>
+        <w:t>References</w:t>
+      </w:r>
+      <w:r>
+        <w:rPr>
+          <w:rFonts w:ascii="Times New Roman" w:hAnsi="Times New Roman" w:cs="Times New Roman"/>
+          <w:b/>
+          <w:bCs/>
+          <w:sz w:val="24"/>
+          <w:szCs w:val="24"/>
+        </w:rPr>
+        <w:t>:</w:t>
+      </w:r>
+    </w:p>
+    <w:p>
+      <w:pPr>
+        <w:spacing w:line="360" w:lineRule="auto"/>
+        <w:rPr>
+          <w:rFonts w:ascii="Times New Roman" w:eastAsia="Times New Roman" w:hAnsi="Times New Roman" w:cs="Times New Roman"/>
+          <w:sz w:val="24"/>
+          <w:szCs w:val="24"/>
+        </w:rPr>
+      </w:pPr>
+      <w:r>
+        <w:rPr>
+          <w:rFonts w:ascii="Times New Roman" w:eastAsia="Times New Roman" w:hAnsi="Times New Roman" w:cs="Times New Roman"/>
+          <w:sz w:val="24"/>
+          <w:szCs w:val="24"/>
+        </w:rPr>
+        <w:t xml:space="preserve">[1] M. </w:t>
+      </w:r>
+      <w:proofErr w:type="spellStart"/>
+      <w:r>
+        <w:rPr>
+          <w:rFonts w:ascii="Times New Roman" w:eastAsia="Times New Roman" w:hAnsi="Times New Roman" w:cs="Times New Roman"/>
+          <w:sz w:val="24"/>
+          <w:szCs w:val="24"/>
+        </w:rPr>
+        <w:t>Bairy</w:t>
+      </w:r>
+      <w:proofErr w:type="spellEnd"/>
+      <w:r>
+        <w:rPr>
+          <w:rFonts w:ascii="Times New Roman" w:eastAsia="Times New Roman" w:hAnsi="Times New Roman" w:cs="Times New Roman"/>
+          <w:sz w:val="24"/>
+          <w:szCs w:val="24"/>
+        </w:rPr>
+        <w:t xml:space="preserve">, B. </w:t>
+      </w:r>
+      <w:proofErr w:type="spellStart"/>
+      <w:r>
+        <w:rPr>
+          <w:rFonts w:ascii="Times New Roman" w:eastAsia="Times New Roman" w:hAnsi="Times New Roman" w:cs="Times New Roman"/>
+          <w:sz w:val="24"/>
+          <w:szCs w:val="24"/>
+        </w:rPr>
+        <w:t>Muniyal</w:t>
+      </w:r>
+      <w:proofErr w:type="spellEnd"/>
+      <w:r>
+        <w:rPr>
+          <w:rFonts w:ascii="Times New Roman" w:eastAsia="Times New Roman" w:hAnsi="Times New Roman" w:cs="Times New Roman"/>
+          <w:sz w:val="24"/>
+          <w:szCs w:val="24"/>
+        </w:rPr>
+        <w:t xml:space="preserve">, and N. P. Shetty, “Enhancing healthcare data integrity: Fraud detection using unsupervised learning techniques,” Int. J. </w:t>
+      </w:r>
+      <w:proofErr w:type="spellStart"/>
+      <w:r>
+        <w:rPr>
+          <w:rFonts w:ascii="Times New Roman" w:eastAsia="Times New Roman" w:hAnsi="Times New Roman" w:cs="Times New Roman"/>
+          <w:sz w:val="24"/>
+          <w:szCs w:val="24"/>
+        </w:rPr>
+        <w:t>Comput</w:t>
+      </w:r>
+      <w:proofErr w:type="spellEnd"/>
+      <w:r>
+        <w:rPr>
+          <w:rFonts w:ascii="Times New Roman" w:eastAsia="Times New Roman" w:hAnsi="Times New Roman" w:cs="Times New Roman"/>
+          <w:sz w:val="24"/>
+          <w:szCs w:val="24"/>
+        </w:rPr>
+        <w:t xml:space="preserve">. Appl., vol. 46, no. 11, pp. 1006–1019, 2024, </w:t>
+      </w:r>
+      <w:proofErr w:type="spellStart"/>
+      <w:r>
+        <w:rPr>
+          <w:rFonts w:ascii="Times New Roman" w:eastAsia="Times New Roman" w:hAnsi="Times New Roman" w:cs="Times New Roman"/>
+          <w:sz w:val="24"/>
+          <w:szCs w:val="24"/>
+        </w:rPr>
+        <w:t>doi</w:t>
+      </w:r>
+      <w:proofErr w:type="spellEnd"/>
+      <w:r>
+        <w:rPr>
+          <w:rFonts w:ascii="Times New Roman" w:eastAsia="Times New Roman" w:hAnsi="Times New Roman" w:cs="Times New Roman"/>
+          <w:sz w:val="24"/>
+          <w:szCs w:val="24"/>
+        </w:rPr>
+        <w:t>: 10.1080/1206212X.2024.2408262.</w:t>
+      </w:r>
+    </w:p>
+    <w:p>
+      <w:pPr>
+        <w:spacing w:line="360" w:lineRule="auto"/>
+        <w:rPr>
+          <w:rFonts w:ascii="Times New Roman" w:eastAsia="Times New Roman" w:hAnsi="Times New Roman" w:cs="Times New Roman"/>
+          <w:sz w:val="24"/>
+          <w:szCs w:val="24"/>
+        </w:rPr>
+      </w:pPr>
+      <w:r>
+        <w:rPr>
+          <w:rFonts w:ascii="Times New Roman" w:eastAsia="Times New Roman" w:hAnsi="Times New Roman" w:cs="Times New Roman"/>
+          <w:sz w:val="24"/>
+          <w:szCs w:val="24"/>
+        </w:rPr>
+        <w:t xml:space="preserve">[2] H. De Meulemeester, F. De Smet, J. van Dorst, E. </w:t>
+      </w:r>
+      <w:proofErr w:type="spellStart"/>
+      <w:r>
+        <w:rPr>
+          <w:rFonts w:ascii="Times New Roman" w:eastAsia="Times New Roman" w:hAnsi="Times New Roman" w:cs="Times New Roman"/>
+          <w:sz w:val="24"/>
+          <w:szCs w:val="24"/>
+        </w:rPr>
+        <w:t>Derroitte</w:t>
+      </w:r>
+      <w:proofErr w:type="spellEnd"/>
+      <w:r>
+        <w:rPr>
+          <w:rFonts w:ascii="Times New Roman" w:eastAsia="Times New Roman" w:hAnsi="Times New Roman" w:cs="Times New Roman"/>
+          <w:sz w:val="24"/>
+          <w:szCs w:val="24"/>
+        </w:rPr>
+        <w:t xml:space="preserve">, and B. De Moor, “Explainable unsupervised anomaly detection for healthcare insurance data,” BMC Med. Inform. </w:t>
+      </w:r>
+      <w:proofErr w:type="spellStart"/>
+      <w:r>
+        <w:rPr>
+          <w:rFonts w:ascii="Times New Roman" w:eastAsia="Times New Roman" w:hAnsi="Times New Roman" w:cs="Times New Roman"/>
+          <w:sz w:val="24"/>
+          <w:szCs w:val="24"/>
+        </w:rPr>
+        <w:t>Decis</w:t>
+      </w:r>
+      <w:proofErr w:type="spellEnd"/>
+      <w:r>
+        <w:rPr>
+          <w:rFonts w:ascii="Times New Roman" w:eastAsia="Times New Roman" w:hAnsi="Times New Roman" w:cs="Times New Roman"/>
+          <w:sz w:val="24"/>
+          <w:szCs w:val="24"/>
+        </w:rPr>
+        <w:t xml:space="preserve">. Mak., vol. 25, art. 14, 2025, </w:t>
+      </w:r>
+      <w:proofErr w:type="spellStart"/>
+      <w:r>
+        <w:rPr>
+          <w:rFonts w:ascii="Times New Roman" w:eastAsia="Times New Roman" w:hAnsi="Times New Roman" w:cs="Times New Roman"/>
+          <w:sz w:val="24"/>
+          <w:szCs w:val="24"/>
+        </w:rPr>
+        <w:t>doi</w:t>
+      </w:r>
+      <w:proofErr w:type="spellEnd"/>
+      <w:r>
+        <w:rPr>
+          <w:rFonts w:ascii="Times New Roman" w:eastAsia="Times New Roman" w:hAnsi="Times New Roman" w:cs="Times New Roman"/>
+          <w:sz w:val="24"/>
+          <w:szCs w:val="24"/>
+        </w:rPr>
+        <w:t>: 10.1186/s12911-024-02823-6.</w:t>
+      </w:r>
+    </w:p>
+    <w:p>
+      <w:pPr>
+        <w:spacing w:line="360" w:lineRule="auto"/>
+        <w:rPr>
+          <w:rFonts w:ascii="Times New Roman" w:eastAsia="Times New Roman" w:hAnsi="Times New Roman" w:cs="Times New Roman"/>
+          <w:sz w:val="24"/>
+          <w:szCs w:val="24"/>
+        </w:rPr>
+      </w:pPr>
+      <w:r>
+        <w:rPr>
+          <w:rFonts w:ascii="Times New Roman" w:eastAsia="Times New Roman" w:hAnsi="Times New Roman" w:cs="Times New Roman"/>
+          <w:sz w:val="24"/>
+          <w:szCs w:val="24"/>
+        </w:rPr>
+        <w:t xml:space="preserve">[3] A. du Preez, S. Bhattacharya, P. Beling, and E. Bowen, “Fraud detection in healthcare claims using machine learning: A systematic review,” </w:t>
+      </w:r>
+      <w:proofErr w:type="spellStart"/>
+      <w:r>
+        <w:rPr>
+          <w:rFonts w:ascii="Times New Roman" w:eastAsia="Times New Roman" w:hAnsi="Times New Roman" w:cs="Times New Roman"/>
+          <w:sz w:val="24"/>
+          <w:szCs w:val="24"/>
+        </w:rPr>
+        <w:t>Artif</w:t>
+      </w:r>
+      <w:proofErr w:type="spellEnd"/>
+      <w:r>
+        <w:rPr>
+          <w:rFonts w:ascii="Times New Roman" w:eastAsia="Times New Roman" w:hAnsi="Times New Roman" w:cs="Times New Roman"/>
+          <w:sz w:val="24"/>
+          <w:szCs w:val="24"/>
+        </w:rPr>
+        <w:t xml:space="preserve">. Intell. Med., vol. 160, art. 103061, 2025, </w:t>
+      </w:r>
+      <w:proofErr w:type="spellStart"/>
+      <w:r>
+        <w:rPr>
+          <w:rFonts w:ascii="Times New Roman" w:eastAsia="Times New Roman" w:hAnsi="Times New Roman" w:cs="Times New Roman"/>
+          <w:sz w:val="24"/>
+          <w:szCs w:val="24"/>
+        </w:rPr>
+        <w:t>doi</w:t>
+      </w:r>
+      <w:proofErr w:type="spellEnd"/>
+      <w:r>
+        <w:rPr>
+          <w:rFonts w:ascii="Times New Roman" w:eastAsia="Times New Roman" w:hAnsi="Times New Roman" w:cs="Times New Roman"/>
+          <w:sz w:val="24"/>
+          <w:szCs w:val="24"/>
+        </w:rPr>
+        <w:t>: 10.1016/j.artmed.2024.103061.</w:t>
+      </w:r>
+    </w:p>
+    <w:p>
+      <w:pPr>
+        <w:spacing w:line="360" w:lineRule="auto"/>
+        <w:rPr>
+          <w:rFonts w:ascii="Times New Roman" w:eastAsia="Times New Roman" w:hAnsi="Times New Roman" w:cs="Times New Roman"/>
+          <w:sz w:val="24"/>
+          <w:szCs w:val="24"/>
+        </w:rPr>
+      </w:pPr>
+      <w:r>
+        <w:rPr>
+          <w:rFonts w:ascii="Times New Roman" w:eastAsia="Times New Roman" w:hAnsi="Times New Roman" w:cs="Times New Roman"/>
+          <w:sz w:val="24"/>
+          <w:szCs w:val="24"/>
+        </w:rPr>
+        <w:t xml:space="preserve">[4] G. </w:t>
+      </w:r>
+      <w:proofErr w:type="spellStart"/>
+      <w:r>
+        <w:rPr>
+          <w:rFonts w:ascii="Times New Roman" w:eastAsia="Times New Roman" w:hAnsi="Times New Roman" w:cs="Times New Roman"/>
+          <w:sz w:val="24"/>
+          <w:szCs w:val="24"/>
+        </w:rPr>
+        <w:t>Saldamli</w:t>
+      </w:r>
+      <w:proofErr w:type="spellEnd"/>
+      <w:r>
+        <w:rPr>
+          <w:rFonts w:ascii="Times New Roman" w:eastAsia="Times New Roman" w:hAnsi="Times New Roman" w:cs="Times New Roman"/>
+          <w:sz w:val="24"/>
+          <w:szCs w:val="24"/>
+        </w:rPr>
+        <w:t xml:space="preserve"> et al., “Health care insurance fraud detection using blockchain,” in Proc. 7th Int. Conf. </w:t>
+      </w:r>
+      <w:proofErr w:type="spellStart"/>
+      <w:r>
+        <w:rPr>
+          <w:rFonts w:ascii="Times New Roman" w:eastAsia="Times New Roman" w:hAnsi="Times New Roman" w:cs="Times New Roman"/>
+          <w:sz w:val="24"/>
+          <w:szCs w:val="24"/>
+        </w:rPr>
+        <w:t>Softw</w:t>
+      </w:r>
+      <w:proofErr w:type="spellEnd"/>
+      <w:r>
+        <w:rPr>
+          <w:rFonts w:ascii="Times New Roman" w:eastAsia="Times New Roman" w:hAnsi="Times New Roman" w:cs="Times New Roman"/>
+          <w:sz w:val="24"/>
+          <w:szCs w:val="24"/>
+        </w:rPr>
+        <w:t xml:space="preserve">. Defined Syst. (SDS), 2020, pp. 145–152, </w:t>
+      </w:r>
+      <w:proofErr w:type="spellStart"/>
+      <w:r>
+        <w:rPr>
+          <w:rFonts w:ascii="Times New Roman" w:eastAsia="Times New Roman" w:hAnsi="Times New Roman" w:cs="Times New Roman"/>
+          <w:sz w:val="24"/>
+          <w:szCs w:val="24"/>
+        </w:rPr>
+        <w:t>doi</w:t>
+      </w:r>
+      <w:proofErr w:type="spellEnd"/>
+      <w:r>
+        <w:rPr>
+          <w:rFonts w:ascii="Times New Roman" w:eastAsia="Times New Roman" w:hAnsi="Times New Roman" w:cs="Times New Roman"/>
+          <w:sz w:val="24"/>
+          <w:szCs w:val="24"/>
+        </w:rPr>
+        <w:t>: 10.1109/SDS49854.2020.9143900.</w:t>
+      </w:r>
+    </w:p>
+    <w:p>
+      <w:pPr>
+        <w:spacing w:line="360" w:lineRule="auto"/>
+        <w:rPr>
+          <w:rFonts w:ascii="Times New Roman" w:eastAsia="Times New Roman" w:hAnsi="Times New Roman" w:cs="Times New Roman"/>
+          <w:sz w:val="24"/>
+          <w:szCs w:val="24"/>
+        </w:rPr>
+      </w:pPr>
+      <w:r>
+        <w:rPr>
+          <w:rFonts w:ascii="Times New Roman" w:eastAsia="Times New Roman" w:hAnsi="Times New Roman" w:cs="Times New Roman"/>
+          <w:sz w:val="24"/>
+          <w:szCs w:val="24"/>
+        </w:rPr>
+        <w:t xml:space="preserve">[5] Z. Hamid, F. Khalique, S. Mahmood, A. Daud, A. Bukhari, and B. </w:t>
+      </w:r>
+      <w:proofErr w:type="spellStart"/>
+      <w:r>
+        <w:rPr>
+          <w:rFonts w:ascii="Times New Roman" w:eastAsia="Times New Roman" w:hAnsi="Times New Roman" w:cs="Times New Roman"/>
+          <w:sz w:val="24"/>
+          <w:szCs w:val="24"/>
+        </w:rPr>
+        <w:t>Alshemaimri</w:t>
+      </w:r>
+      <w:proofErr w:type="spellEnd"/>
+      <w:r>
+        <w:rPr>
+          <w:rFonts w:ascii="Times New Roman" w:eastAsia="Times New Roman" w:hAnsi="Times New Roman" w:cs="Times New Roman"/>
+          <w:sz w:val="24"/>
+          <w:szCs w:val="24"/>
+        </w:rPr>
+        <w:t xml:space="preserve">, “Healthcare insurance fraud detection using data mining,” BMC Med. Inform. </w:t>
+      </w:r>
+      <w:proofErr w:type="spellStart"/>
+      <w:r>
+        <w:rPr>
+          <w:rFonts w:ascii="Times New Roman" w:eastAsia="Times New Roman" w:hAnsi="Times New Roman" w:cs="Times New Roman"/>
+          <w:sz w:val="24"/>
+          <w:szCs w:val="24"/>
+        </w:rPr>
+        <w:t>Decis</w:t>
+      </w:r>
+      <w:proofErr w:type="spellEnd"/>
+      <w:r>
+        <w:rPr>
+          <w:rFonts w:ascii="Times New Roman" w:eastAsia="Times New Roman" w:hAnsi="Times New Roman" w:cs="Times New Roman"/>
+          <w:sz w:val="24"/>
+          <w:szCs w:val="24"/>
+        </w:rPr>
+        <w:t xml:space="preserve">. Mak., vol. 24, art. 112, 2024, </w:t>
+      </w:r>
+      <w:proofErr w:type="spellStart"/>
+      <w:r>
+        <w:rPr>
+          <w:rFonts w:ascii="Times New Roman" w:eastAsia="Times New Roman" w:hAnsi="Times New Roman" w:cs="Times New Roman"/>
+          <w:sz w:val="24"/>
+          <w:szCs w:val="24"/>
+        </w:rPr>
+        <w:t>doi</w:t>
+      </w:r>
+      <w:proofErr w:type="spellEnd"/>
+      <w:r>
+        <w:rPr>
+          <w:rFonts w:ascii="Times New Roman" w:eastAsia="Times New Roman" w:hAnsi="Times New Roman" w:cs="Times New Roman"/>
+          <w:sz w:val="24"/>
+          <w:szCs w:val="24"/>
+        </w:rPr>
+        <w:t>: 10.1186/s12911-024-02512-4.</w:t>
+      </w:r>
+    </w:p>
+    <w:p>
+      <w:pPr>
+        <w:spacing w:line="360" w:lineRule="auto"/>
+        <w:rPr>
+          <w:rFonts w:ascii="Times New Roman" w:eastAsia="Times New Roman" w:hAnsi="Times New Roman" w:cs="Times New Roman"/>
+          <w:sz w:val="24"/>
+          <w:szCs w:val="24"/>
+        </w:rPr>
+      </w:pPr>
+      <w:r>
+        <w:rPr>
+          <w:rFonts w:ascii="Times New Roman" w:eastAsia="Times New Roman" w:hAnsi="Times New Roman" w:cs="Times New Roman"/>
+          <w:sz w:val="24"/>
+          <w:szCs w:val="24"/>
+        </w:rPr>
+        <w:t xml:space="preserve">[6] </w:t>
+      </w:r>
+      <w:proofErr w:type="spellStart"/>
+      <w:r>
+        <w:rPr>
+          <w:rFonts w:ascii="Times New Roman" w:eastAsia="Times New Roman" w:hAnsi="Times New Roman" w:cs="Times New Roman"/>
+          <w:sz w:val="24"/>
+          <w:szCs w:val="24"/>
+        </w:rPr>
+        <w:t>Kanksha</w:t>
+      </w:r>
+      <w:proofErr w:type="spellEnd"/>
+      <w:r>
+        <w:rPr>
+          <w:rFonts w:ascii="Times New Roman" w:eastAsia="Times New Roman" w:hAnsi="Times New Roman" w:cs="Times New Roman"/>
+          <w:sz w:val="24"/>
+          <w:szCs w:val="24"/>
+        </w:rPr>
+        <w:t xml:space="preserve">, A. Bhaskar, S. Pande, R. Malik, and A. </w:t>
+      </w:r>
+      <w:proofErr w:type="spellStart"/>
+      <w:r>
+        <w:rPr>
+          <w:rFonts w:ascii="Times New Roman" w:eastAsia="Times New Roman" w:hAnsi="Times New Roman" w:cs="Times New Roman"/>
+          <w:sz w:val="24"/>
+          <w:szCs w:val="24"/>
+        </w:rPr>
+        <w:t>Khamparia</w:t>
+      </w:r>
+      <w:proofErr w:type="spellEnd"/>
+      <w:r>
+        <w:rPr>
+          <w:rFonts w:ascii="Times New Roman" w:eastAsia="Times New Roman" w:hAnsi="Times New Roman" w:cs="Times New Roman"/>
+          <w:sz w:val="24"/>
+          <w:szCs w:val="24"/>
+        </w:rPr>
+        <w:t xml:space="preserve">, “An intelligent unsupervised technique for fraud detection in health care systems,” Intell. </w:t>
+      </w:r>
+      <w:proofErr w:type="spellStart"/>
+      <w:r>
+        <w:rPr>
+          <w:rFonts w:ascii="Times New Roman" w:eastAsia="Times New Roman" w:hAnsi="Times New Roman" w:cs="Times New Roman"/>
+          <w:sz w:val="24"/>
+          <w:szCs w:val="24"/>
+        </w:rPr>
+        <w:t>Decis</w:t>
+      </w:r>
+      <w:proofErr w:type="spellEnd"/>
+      <w:r>
+        <w:rPr>
+          <w:rFonts w:ascii="Times New Roman" w:eastAsia="Times New Roman" w:hAnsi="Times New Roman" w:cs="Times New Roman"/>
+          <w:sz w:val="24"/>
+          <w:szCs w:val="24"/>
+        </w:rPr>
+        <w:t xml:space="preserve">. Technol., vol. 15, no. 1, pp. 127–139, Feb. 2021, </w:t>
+      </w:r>
+      <w:proofErr w:type="spellStart"/>
+      <w:r>
+        <w:rPr>
+          <w:rFonts w:ascii="Times New Roman" w:eastAsia="Times New Roman" w:hAnsi="Times New Roman" w:cs="Times New Roman"/>
+          <w:sz w:val="24"/>
+          <w:szCs w:val="24"/>
+        </w:rPr>
+        <w:t>doi</w:t>
+      </w:r>
+      <w:proofErr w:type="spellEnd"/>
+      <w:r>
+        <w:rPr>
+          <w:rFonts w:ascii="Times New Roman" w:eastAsia="Times New Roman" w:hAnsi="Times New Roman" w:cs="Times New Roman"/>
+          <w:sz w:val="24"/>
+          <w:szCs w:val="24"/>
+        </w:rPr>
+        <w:t>: 10.3233/IDT-200052.</w:t>
+      </w:r>
+    </w:p>
+    <w:p>
+      <w:pPr>
+        <w:spacing w:line="360" w:lineRule="auto"/>
+        <w:rPr>
+          <w:rFonts w:ascii="Times New Roman" w:eastAsia="Times New Roman" w:hAnsi="Times New Roman" w:cs="Times New Roman"/>
+          <w:sz w:val="24"/>
+          <w:szCs w:val="24"/>
+        </w:rPr>
+      </w:pPr>
+      <w:r>
+        <w:rPr>
+          <w:rFonts w:ascii="Times New Roman" w:eastAsia="Times New Roman" w:hAnsi="Times New Roman" w:cs="Times New Roman"/>
+          <w:sz w:val="24"/>
+          <w:szCs w:val="24"/>
+        </w:rPr>
+        <w:t xml:space="preserve">[7] P. A. Kumar and S. </w:t>
+      </w:r>
+      <w:proofErr w:type="spellStart"/>
+      <w:r>
+        <w:rPr>
+          <w:rFonts w:ascii="Times New Roman" w:eastAsia="Times New Roman" w:hAnsi="Times New Roman" w:cs="Times New Roman"/>
+          <w:sz w:val="24"/>
+          <w:szCs w:val="24"/>
+        </w:rPr>
+        <w:t>Sountharrajan</w:t>
+      </w:r>
+      <w:proofErr w:type="spellEnd"/>
+      <w:r>
+        <w:rPr>
+          <w:rFonts w:ascii="Times New Roman" w:eastAsia="Times New Roman" w:hAnsi="Times New Roman" w:cs="Times New Roman"/>
+          <w:sz w:val="24"/>
+          <w:szCs w:val="24"/>
+        </w:rPr>
+        <w:t xml:space="preserve">, “Insurance claims estimation and fraud detection with optimized deep learning techniques,” Sci. Rep., vol. 15, art. 27296, 2025, </w:t>
+      </w:r>
+      <w:proofErr w:type="spellStart"/>
+      <w:r>
+        <w:rPr>
+          <w:rFonts w:ascii="Times New Roman" w:eastAsia="Times New Roman" w:hAnsi="Times New Roman" w:cs="Times New Roman"/>
+          <w:sz w:val="24"/>
+          <w:szCs w:val="24"/>
+        </w:rPr>
+        <w:t>doi</w:t>
+      </w:r>
+      <w:proofErr w:type="spellEnd"/>
+      <w:r>
+        <w:rPr>
+          <w:rFonts w:ascii="Times New Roman" w:eastAsia="Times New Roman" w:hAnsi="Times New Roman" w:cs="Times New Roman"/>
+          <w:sz w:val="24"/>
+          <w:szCs w:val="24"/>
+        </w:rPr>
+        <w:t>: 10.1038/s41598-025-12848-0.</w:t>
+      </w:r>
+    </w:p>
+    <w:p>
+      <w:pPr>
+        <w:spacing w:line="360" w:lineRule="auto"/>
+        <w:rPr>
+          <w:rFonts w:ascii="Times New Roman" w:eastAsia="Times New Roman" w:hAnsi="Times New Roman" w:cs="Times New Roman"/>
+          <w:sz w:val="24"/>
+          <w:szCs w:val="24"/>
+        </w:rPr>
+      </w:pPr>
+      <w:r>
+        <w:rPr>
+          <w:rFonts w:ascii="Times New Roman" w:eastAsia="Times New Roman" w:hAnsi="Times New Roman" w:cs="Times New Roman"/>
+          <w:sz w:val="24"/>
+          <w:szCs w:val="24"/>
+        </w:rPr>
+        <w:t xml:space="preserve">[8] N. Kumaraswamy, M. K. Markey, T. Ekin, J. C. Barner, and K. Rascati, “Healthcare fraud data mining methods: A look back and look ahead,” </w:t>
+      </w:r>
+      <w:proofErr w:type="spellStart"/>
+      <w:r>
+        <w:rPr>
+          <w:rFonts w:ascii="Times New Roman" w:eastAsia="Times New Roman" w:hAnsi="Times New Roman" w:cs="Times New Roman"/>
+          <w:sz w:val="24"/>
+          <w:szCs w:val="24"/>
+        </w:rPr>
+        <w:t>Perspect</w:t>
+      </w:r>
+      <w:proofErr w:type="spellEnd"/>
+      <w:r>
+        <w:rPr>
+          <w:rFonts w:ascii="Times New Roman" w:eastAsia="Times New Roman" w:hAnsi="Times New Roman" w:cs="Times New Roman"/>
+          <w:sz w:val="24"/>
+          <w:szCs w:val="24"/>
+        </w:rPr>
+        <w:t>. Health Inf. Manag., vol. 19, no. 1, p. 1i, 2022.</w:t>
+      </w:r>
+    </w:p>
+    <w:p>
+      <w:pPr>
+        <w:spacing w:line="360" w:lineRule="auto"/>
+        <w:rPr>
+          <w:rFonts w:ascii="Times New Roman" w:eastAsia="Times New Roman" w:hAnsi="Times New Roman" w:cs="Times New Roman"/>
+          <w:sz w:val="24"/>
+          <w:szCs w:val="24"/>
+        </w:rPr>
+      </w:pPr>
+      <w:r>
+        <w:rPr>
+          <w:rFonts w:ascii="Times New Roman" w:eastAsia="Times New Roman" w:hAnsi="Times New Roman" w:cs="Times New Roman"/>
+          <w:sz w:val="24"/>
+          <w:szCs w:val="24"/>
+        </w:rPr>
+        <w:t xml:space="preserve">[9] Q. Liu and M. A. </w:t>
+      </w:r>
+      <w:proofErr w:type="spellStart"/>
+      <w:r>
+        <w:rPr>
+          <w:rFonts w:ascii="Times New Roman" w:eastAsia="Times New Roman" w:hAnsi="Times New Roman" w:cs="Times New Roman"/>
+          <w:sz w:val="24"/>
+          <w:szCs w:val="24"/>
+        </w:rPr>
+        <w:t>Vasarhelyi</w:t>
+      </w:r>
+      <w:proofErr w:type="spellEnd"/>
+      <w:r>
+        <w:rPr>
+          <w:rFonts w:ascii="Times New Roman" w:eastAsia="Times New Roman" w:hAnsi="Times New Roman" w:cs="Times New Roman"/>
+          <w:sz w:val="24"/>
+          <w:szCs w:val="24"/>
+        </w:rPr>
+        <w:t>, “Healthcare fraud detection: A survey and a clustering model incorporating geo-location information,” in Proc. 29th World Continuous Auditing and Reporting Symp. (WCARS), Brisbane, Australia, Nov. 21–22, 2013.</w:t>
+      </w:r>
+    </w:p>
+    <w:p>
+      <w:pPr>
+        <w:spacing w:line="360" w:lineRule="auto"/>
+        <w:rPr>
+          <w:rFonts w:ascii="Times New Roman" w:eastAsia="Times New Roman" w:hAnsi="Times New Roman" w:cs="Times New Roman"/>
+          <w:sz w:val="24"/>
+          <w:szCs w:val="24"/>
+        </w:rPr>
+      </w:pPr>
+      <w:r>
+        <w:rPr>
+          <w:rFonts w:ascii="Times New Roman" w:eastAsia="Times New Roman" w:hAnsi="Times New Roman" w:cs="Times New Roman"/>
+          <w:sz w:val="24"/>
+          <w:szCs w:val="24"/>
+        </w:rPr>
+        <w:t xml:space="preserve">[10] I. Matloob, S. A. Khan, and H. U. Rahman, “Sequence mining and prediction-based healthcare fraud detection methodology,” IEEE Access, vol. 8, pp. 143256–143273, 2020, </w:t>
+      </w:r>
+      <w:proofErr w:type="spellStart"/>
+      <w:r>
+        <w:rPr>
+          <w:rFonts w:ascii="Times New Roman" w:eastAsia="Times New Roman" w:hAnsi="Times New Roman" w:cs="Times New Roman"/>
+          <w:sz w:val="24"/>
+          <w:szCs w:val="24"/>
+        </w:rPr>
+        <w:t>doi</w:t>
+      </w:r>
+      <w:proofErr w:type="spellEnd"/>
+      <w:r>
+        <w:rPr>
+          <w:rFonts w:ascii="Times New Roman" w:eastAsia="Times New Roman" w:hAnsi="Times New Roman" w:cs="Times New Roman"/>
+          <w:sz w:val="24"/>
+          <w:szCs w:val="24"/>
+        </w:rPr>
+        <w:t>: 10.1109/ACCESS.2020.3013962.</w:t>
+      </w:r>
+    </w:p>
+    <w:p>
+      <w:pPr>
+        <w:spacing w:line="360" w:lineRule="auto"/>
+        <w:rPr>
+          <w:rFonts w:ascii="Times New Roman" w:eastAsia="Times New Roman" w:hAnsi="Times New Roman" w:cs="Times New Roman"/>
+          <w:sz w:val="24"/>
+          <w:szCs w:val="24"/>
+        </w:rPr>
+      </w:pPr>
+      <w:r>
+        <w:rPr>
+          <w:rFonts w:ascii="Times New Roman" w:eastAsia="Times New Roman" w:hAnsi="Times New Roman" w:cs="Times New Roman"/>
+          <w:sz w:val="24"/>
+          <w:szCs w:val="24"/>
+        </w:rPr>
+        <w:lastRenderedPageBreak/>
+        <w:t xml:space="preserve">[11] E. </w:t>
+      </w:r>
+      <w:proofErr w:type="spellStart"/>
+      <w:r>
+        <w:rPr>
+          <w:rFonts w:ascii="Times New Roman" w:eastAsia="Times New Roman" w:hAnsi="Times New Roman" w:cs="Times New Roman"/>
+          <w:sz w:val="24"/>
+          <w:szCs w:val="24"/>
+        </w:rPr>
+        <w:t>Nabrawi</w:t>
+      </w:r>
+      <w:proofErr w:type="spellEnd"/>
+      <w:r>
+        <w:rPr>
+          <w:rFonts w:ascii="Times New Roman" w:eastAsia="Times New Roman" w:hAnsi="Times New Roman" w:cs="Times New Roman"/>
+          <w:sz w:val="24"/>
+          <w:szCs w:val="24"/>
+        </w:rPr>
+        <w:t xml:space="preserve"> and A. Alanazi, “Fraud detection in healthcare insurance claims using machine learning,” Risks, vol. 11, no. 9, art. 160, 2023, </w:t>
+      </w:r>
+      <w:proofErr w:type="spellStart"/>
+      <w:r>
+        <w:rPr>
+          <w:rFonts w:ascii="Times New Roman" w:eastAsia="Times New Roman" w:hAnsi="Times New Roman" w:cs="Times New Roman"/>
+          <w:sz w:val="24"/>
+          <w:szCs w:val="24"/>
+        </w:rPr>
+        <w:t>doi</w:t>
+      </w:r>
+      <w:proofErr w:type="spellEnd"/>
+      <w:r>
+        <w:rPr>
+          <w:rFonts w:ascii="Times New Roman" w:eastAsia="Times New Roman" w:hAnsi="Times New Roman" w:cs="Times New Roman"/>
+          <w:sz w:val="24"/>
+          <w:szCs w:val="24"/>
+        </w:rPr>
+        <w:t>: 10.3390/risks11090160.</w:t>
+      </w:r>
+    </w:p>
+    <w:p>
+      <w:pPr>
+        <w:spacing w:line="360" w:lineRule="auto"/>
+        <w:rPr>
+          <w:rFonts w:ascii="Times New Roman" w:eastAsia="Times New Roman" w:hAnsi="Times New Roman" w:cs="Times New Roman"/>
+          <w:sz w:val="24"/>
+          <w:szCs w:val="24"/>
+        </w:rPr>
+      </w:pPr>
+      <w:r>
+        <w:rPr>
+          <w:rFonts w:ascii="Times New Roman" w:eastAsia="Times New Roman" w:hAnsi="Times New Roman" w:cs="Times New Roman"/>
+          <w:sz w:val="24"/>
+          <w:szCs w:val="24"/>
+        </w:rPr>
+        <w:t xml:space="preserve">[12] K. Razzaq and M. Shah, “Next-generation machine learning in healthcare fraud detection: Current trends, challenges, and future research directions,” Information, vol. 16, no. 9, art. 730, 2025, </w:t>
+      </w:r>
+      <w:proofErr w:type="spellStart"/>
+      <w:r>
+        <w:rPr>
+          <w:rFonts w:ascii="Times New Roman" w:eastAsia="Times New Roman" w:hAnsi="Times New Roman" w:cs="Times New Roman"/>
+          <w:sz w:val="24"/>
+          <w:szCs w:val="24"/>
+        </w:rPr>
+        <w:t>doi</w:t>
+      </w:r>
+      <w:proofErr w:type="spellEnd"/>
+      <w:r>
+        <w:rPr>
+          <w:rFonts w:ascii="Times New Roman" w:eastAsia="Times New Roman" w:hAnsi="Times New Roman" w:cs="Times New Roman"/>
+          <w:sz w:val="24"/>
+          <w:szCs w:val="24"/>
+        </w:rPr>
+        <w:t>: 10.3390/info16090730.</w:t>
+      </w:r>
+    </w:p>
+    <w:p>
+      <w:pPr>
+        <w:spacing w:line="360" w:lineRule="auto"/>
+        <w:rPr>
+          <w:rFonts w:ascii="Times New Roman" w:eastAsia="Times New Roman" w:hAnsi="Times New Roman" w:cs="Times New Roman"/>
+          <w:sz w:val="24"/>
+          <w:szCs w:val="24"/>
+        </w:rPr>
+      </w:pPr>
+      <w:r>
+        <w:rPr>
+          <w:rFonts w:ascii="Times New Roman" w:eastAsia="Times New Roman" w:hAnsi="Times New Roman" w:cs="Times New Roman"/>
+          <w:sz w:val="24"/>
+          <w:szCs w:val="24"/>
+        </w:rPr>
+        <w:t xml:space="preserve">[13] L. </w:t>
+      </w:r>
+      <w:proofErr w:type="spellStart"/>
+      <w:r>
+        <w:rPr>
+          <w:rFonts w:ascii="Times New Roman" w:eastAsia="Times New Roman" w:hAnsi="Times New Roman" w:cs="Times New Roman"/>
+          <w:sz w:val="24"/>
+          <w:szCs w:val="24"/>
+        </w:rPr>
+        <w:t>Settipalli</w:t>
+      </w:r>
+      <w:proofErr w:type="spellEnd"/>
+      <w:r>
+        <w:rPr>
+          <w:rFonts w:ascii="Times New Roman" w:eastAsia="Times New Roman" w:hAnsi="Times New Roman" w:cs="Times New Roman"/>
+          <w:sz w:val="24"/>
+          <w:szCs w:val="24"/>
+        </w:rPr>
+        <w:t xml:space="preserve"> and G. R. Gangadharan, “WMTDBC: An unsupervised multivariate analysis model for fraud detection in health insurance claims,” Expert Syst. Appl., vol. 215, art. 119259, 2023, </w:t>
+      </w:r>
+      <w:proofErr w:type="spellStart"/>
+      <w:r>
+        <w:rPr>
+          <w:rFonts w:ascii="Times New Roman" w:eastAsia="Times New Roman" w:hAnsi="Times New Roman" w:cs="Times New Roman"/>
+          <w:sz w:val="24"/>
+          <w:szCs w:val="24"/>
+        </w:rPr>
+        <w:t>doi</w:t>
+      </w:r>
+      <w:proofErr w:type="spellEnd"/>
+      <w:r>
+        <w:rPr>
+          <w:rFonts w:ascii="Times New Roman" w:eastAsia="Times New Roman" w:hAnsi="Times New Roman" w:cs="Times New Roman"/>
+          <w:sz w:val="24"/>
+          <w:szCs w:val="24"/>
+        </w:rPr>
+        <w:t>: 10.1016/j.eswa.2022.119259.</w:t>
+      </w:r>
+    </w:p>
+    <w:p>
+      <w:pPr>
+        <w:spacing w:line="360" w:lineRule="auto"/>
+        <w:rPr>
+          <w:rFonts w:ascii="Times New Roman" w:eastAsia="Times New Roman" w:hAnsi="Times New Roman" w:cs="Times New Roman"/>
+          <w:sz w:val="24"/>
+          <w:szCs w:val="24"/>
+        </w:rPr>
+      </w:pPr>
+      <w:r>
+        <w:rPr>
+          <w:rFonts w:ascii="Times New Roman" w:eastAsia="Times New Roman" w:hAnsi="Times New Roman" w:cs="Times New Roman"/>
+          <w:sz w:val="24"/>
+          <w:szCs w:val="24"/>
+        </w:rPr>
+        <w:t xml:space="preserve">[14] A. Y. B. R. </w:t>
+      </w:r>
+      <w:proofErr w:type="spellStart"/>
+      <w:r>
+        <w:rPr>
+          <w:rFonts w:ascii="Times New Roman" w:eastAsia="Times New Roman" w:hAnsi="Times New Roman" w:cs="Times New Roman"/>
+          <w:sz w:val="24"/>
+          <w:szCs w:val="24"/>
+        </w:rPr>
+        <w:t>Thaifur</w:t>
+      </w:r>
+      <w:proofErr w:type="spellEnd"/>
+      <w:r>
+        <w:rPr>
+          <w:rFonts w:ascii="Times New Roman" w:eastAsia="Times New Roman" w:hAnsi="Times New Roman" w:cs="Times New Roman"/>
+          <w:sz w:val="24"/>
+          <w:szCs w:val="24"/>
+        </w:rPr>
+        <w:t xml:space="preserve">, M. A. Maidin, A. I. </w:t>
+      </w:r>
+      <w:proofErr w:type="spellStart"/>
+      <w:r>
+        <w:rPr>
+          <w:rFonts w:ascii="Times New Roman" w:eastAsia="Times New Roman" w:hAnsi="Times New Roman" w:cs="Times New Roman"/>
+          <w:sz w:val="24"/>
+          <w:szCs w:val="24"/>
+        </w:rPr>
+        <w:t>Sidin</w:t>
+      </w:r>
+      <w:proofErr w:type="spellEnd"/>
+      <w:r>
+        <w:rPr>
+          <w:rFonts w:ascii="Times New Roman" w:eastAsia="Times New Roman" w:hAnsi="Times New Roman" w:cs="Times New Roman"/>
+          <w:sz w:val="24"/>
+          <w:szCs w:val="24"/>
+        </w:rPr>
+        <w:t xml:space="preserve">, and A. Razak, “How to detect healthcare fraud? A systematic review,” Gac. Sanit., vol. 35, suppl. 2, pp. 441–449, 2021, </w:t>
+      </w:r>
+      <w:proofErr w:type="spellStart"/>
+      <w:r>
+        <w:rPr>
+          <w:rFonts w:ascii="Times New Roman" w:eastAsia="Times New Roman" w:hAnsi="Times New Roman" w:cs="Times New Roman"/>
+          <w:sz w:val="24"/>
+          <w:szCs w:val="24"/>
+        </w:rPr>
+        <w:t>doi</w:t>
+      </w:r>
+      <w:proofErr w:type="spellEnd"/>
+      <w:r>
+        <w:rPr>
+          <w:rFonts w:ascii="Times New Roman" w:eastAsia="Times New Roman" w:hAnsi="Times New Roman" w:cs="Times New Roman"/>
+          <w:sz w:val="24"/>
+          <w:szCs w:val="24"/>
+        </w:rPr>
+        <w:t>: 10.1016/j.gaceta.2021.07.022.</w:t>
+      </w:r>
+    </w:p>
+    <w:p>
+      <w:pPr>
+        <w:spacing w:line="360" w:lineRule="auto"/>
+        <w:rPr>
+          <w:rFonts w:ascii="Times New Roman" w:eastAsia="Times New Roman" w:hAnsi="Times New Roman" w:cs="Times New Roman"/>
+          <w:sz w:val="24"/>
+          <w:szCs w:val="24"/>
+        </w:rPr>
+      </w:pPr>
+      <w:r>
+        <w:rPr>
+          <w:rFonts w:ascii="Times New Roman" w:eastAsia="Times New Roman" w:hAnsi="Times New Roman" w:cs="Times New Roman"/>
+          <w:sz w:val="24"/>
+          <w:szCs w:val="24"/>
+        </w:rPr>
+        <w:t xml:space="preserve">[15] M. C. Massi, F. Ieva, and E. Lettieri, “Data mining application to healthcare fraud detection: A two-step unsupervised clustering method for outlier detection with administrative databases,” BMC Med. Inform. </w:t>
+      </w:r>
+      <w:proofErr w:type="spellStart"/>
+      <w:r>
+        <w:rPr>
+          <w:rFonts w:ascii="Times New Roman" w:eastAsia="Times New Roman" w:hAnsi="Times New Roman" w:cs="Times New Roman"/>
+          <w:sz w:val="24"/>
+          <w:szCs w:val="24"/>
+        </w:rPr>
+        <w:t>Decis</w:t>
+      </w:r>
+      <w:proofErr w:type="spellEnd"/>
+      <w:r>
+        <w:rPr>
+          <w:rFonts w:ascii="Times New Roman" w:eastAsia="Times New Roman" w:hAnsi="Times New Roman" w:cs="Times New Roman"/>
+          <w:sz w:val="24"/>
+          <w:szCs w:val="24"/>
+        </w:rPr>
+        <w:t xml:space="preserve">. Mak., vol. 20, art. 160, 2020, </w:t>
+      </w:r>
+      <w:proofErr w:type="spellStart"/>
+      <w:r>
+        <w:rPr>
+          <w:rFonts w:ascii="Times New Roman" w:eastAsia="Times New Roman" w:hAnsi="Times New Roman" w:cs="Times New Roman"/>
+          <w:sz w:val="24"/>
+          <w:szCs w:val="24"/>
+        </w:rPr>
+        <w:t>doi</w:t>
+      </w:r>
+      <w:proofErr w:type="spellEnd"/>
+      <w:r>
+        <w:rPr>
+          <w:rFonts w:ascii="Times New Roman" w:eastAsia="Times New Roman" w:hAnsi="Times New Roman" w:cs="Times New Roman"/>
+          <w:sz w:val="24"/>
+          <w:szCs w:val="24"/>
+        </w:rPr>
+        <w:t>: 10.1186/s12911-020-01143-9.</w:t>
+      </w:r>
     </w:p>
     <w:sectPr>
       <w:pgSz w:w="12240" w:h="15840"/>

--- a/Final Paper/Manuscript.docx
+++ b/Final Paper/Manuscript.docx
@@ -78,15 +78,7 @@
           <w:sz w:val="24"/>
           <w:szCs w:val="24"/>
         </w:rPr>
-        <w:t xml:space="preserve"> </w:t>
-      </w:r>
-      <w:r>
-        <w:rPr>
-          <w:rFonts w:ascii="Times New Roman" w:eastAsia="Times New Roman" w:hAnsi="Times New Roman" w:cs="Times New Roman"/>
-          <w:sz w:val="24"/>
-          <w:szCs w:val="24"/>
-        </w:rPr>
-        <w:t>Abu Bakar Siddik Mishkat</w:t>
+        <w:t xml:space="preserve"> Abu Bakar Siddik Mishkat</w:t>
       </w:r>
       <w:r>
         <w:rPr>
@@ -307,6 +299,7 @@
     <w:p>
       <w:pPr>
         <w:pStyle w:val="Heading1"/>
+        <w:spacing w:before="100" w:beforeAutospacing="1" w:after="240"/>
         <w:rPr>
           <w:rFonts w:ascii="Times New Roman" w:hAnsi="Times New Roman" w:cs="Times New Roman"/>
           <w:b/>
@@ -340,34 +333,52 @@
           <w:rFonts w:ascii="Times New Roman" w:hAnsi="Times New Roman" w:cs="Times New Roman"/>
           <w:sz w:val="24"/>
           <w:szCs w:val="24"/>
-        </w:rPr>
-        <w:t>Healthcare fraud in Medicare causes substantial losses and is hard to detect because claims data are high-dimensional and imbalanced. We present an end-to-end pipeline on a Medicare-like dataset that integrates SQL-based feature engineering, unsupervised analysis of fraud-only claims, supervised provider classification, and clustering of high-risk providers into fraud-type groups. A feature store cleans inpatient, outpatient, beneficiary, and provider tables and produces reusable claim and provider features, including aggregates, beneficiary counts, peer-normalized z-scores, and rule-based indicators for duplicate billing, upcoding, and overcharging. Using these features, we cluster fraud-only claims with HDBSCAN and characterize inpatient and outpatient patterns via principal component analysis and association rule mining. We then train supervised models; a well-regularized logistic regression achieves PR-AUC ≈0.71 and ROC-AUC ≈0.93, and its risk scores feed a second HDBSCAN step that yields distinct provider fraud-type clusters. Overall, engineered features, interpretable linear models, and unsupervised analyses provide competitive performance and actionable fraud-type characterizations.</w:t>
-      </w:r>
-    </w:p>
-    <w:p>
-      <w:pPr>
-        <w:spacing w:line="360" w:lineRule="auto"/>
-        <w:rPr>
-          <w:rFonts w:ascii="Times New Roman" w:hAnsi="Times New Roman" w:cs="Times New Roman"/>
-          <w:sz w:val="24"/>
-          <w:szCs w:val="24"/>
-        </w:rPr>
-      </w:pPr>
-      <w:r>
-        <w:rPr>
-          <w:rFonts w:ascii="Times New Roman" w:hAnsi="Times New Roman" w:cs="Times New Roman"/>
-          <w:b/>
-          <w:bCs/>
-          <w:sz w:val="24"/>
-          <w:szCs w:val="24"/>
-        </w:rPr>
-        <w:t>Keywords:</w:t>
-      </w:r>
-      <w:r>
-        <w:rPr>
-          <w:rFonts w:ascii="Times New Roman" w:hAnsi="Times New Roman" w:cs="Times New Roman"/>
-          <w:sz w:val="24"/>
-          <w:szCs w:val="24"/>
+          <w:highlight w:val="green"/>
+        </w:rPr>
+        <w:t xml:space="preserve">Healthcare fraud in Medicare always results in substantial losses of almost $100 billion annually and is getting hard to detect since the claims data are sophisticated and imbalanced. In this paper, we present a complete pipeline combining SQL feature store and supervised binary classification and unsupervised clustering on the Medicare dataset. We performed the unsupervised clustering only on the ground level fraudulent cases, </w:t>
+      </w:r>
+      <w:r>
+        <w:rPr>
+          <w:rFonts w:ascii="Times New Roman" w:hAnsi="Times New Roman" w:cs="Times New Roman"/>
+          <w:sz w:val="24"/>
+          <w:szCs w:val="24"/>
+          <w:highlight w:val="green"/>
+        </w:rPr>
+        <w:t xml:space="preserve">and then we headed over classifying the fraudulent providers and clustered the high-risk providers into the fraud type groups. We cleaned the inpatient, outpatient and beneficiary tables stored in the PostgreSQL database. We also engineered the reusable provider and claim level features for the model training and evaluation. We included rule-based indicators for duplicate claims, upcoding and overcharging along with 30/90/365 days aggregates, distinct beneficiary counts and peer-normalized z-scores. We </w:t>
+      </w:r>
+      <w:r>
+        <w:rPr>
+          <w:rFonts w:ascii="Times New Roman" w:hAnsi="Times New Roman" w:cs="Times New Roman"/>
+          <w:sz w:val="24"/>
+          <w:szCs w:val="24"/>
+          <w:highlight w:val="green"/>
+        </w:rPr>
+        <w:t>applied</w:t>
+      </w:r>
+      <w:r>
+        <w:rPr>
+          <w:rFonts w:ascii="Times New Roman" w:hAnsi="Times New Roman" w:cs="Times New Roman"/>
+          <w:sz w:val="24"/>
+          <w:szCs w:val="24"/>
+          <w:highlight w:val="green"/>
+        </w:rPr>
+        <w:t xml:space="preserve"> HDBSCAN</w:t>
+      </w:r>
+      <w:r>
+        <w:rPr>
+          <w:rFonts w:ascii="Times New Roman" w:hAnsi="Times New Roman" w:cs="Times New Roman"/>
+          <w:sz w:val="24"/>
+          <w:szCs w:val="24"/>
+          <w:highlight w:val="green"/>
+        </w:rPr>
+        <w:t xml:space="preserve"> algorithm</w:t>
+      </w:r>
+      <w:r>
+        <w:rPr>
+          <w:rFonts w:ascii="Times New Roman" w:hAnsi="Times New Roman" w:cs="Times New Roman"/>
+          <w:sz w:val="24"/>
+          <w:szCs w:val="24"/>
+          <w:highlight w:val="green"/>
         </w:rPr>
         <w:t xml:space="preserve"> </w:t>
       </w:r>
@@ -376,46 +387,79 @@
           <w:rFonts w:ascii="Times New Roman" w:hAnsi="Times New Roman" w:cs="Times New Roman"/>
           <w:sz w:val="24"/>
           <w:szCs w:val="24"/>
-        </w:rPr>
-        <w:t>Medi</w:t>
-      </w:r>
-      <w:r>
-        <w:rPr>
-          <w:rFonts w:ascii="Times New Roman" w:hAnsi="Times New Roman" w:cs="Times New Roman"/>
-          <w:sz w:val="24"/>
-          <w:szCs w:val="24"/>
-        </w:rPr>
-        <w:t>care</w:t>
-      </w:r>
-      <w:r>
-        <w:rPr>
-          <w:rFonts w:ascii="Times New Roman" w:hAnsi="Times New Roman" w:cs="Times New Roman"/>
-          <w:sz w:val="24"/>
-          <w:szCs w:val="24"/>
-        </w:rPr>
-        <w:t xml:space="preserve"> Fraud Detection</w:t>
-      </w:r>
-      <w:r>
-        <w:rPr>
-          <w:rFonts w:ascii="Times New Roman" w:hAnsi="Times New Roman" w:cs="Times New Roman"/>
-          <w:sz w:val="24"/>
-          <w:szCs w:val="24"/>
-        </w:rPr>
-        <w:t>,</w:t>
-      </w:r>
-      <w:r>
-        <w:rPr>
-          <w:rFonts w:ascii="Times New Roman" w:hAnsi="Times New Roman" w:cs="Times New Roman"/>
-          <w:sz w:val="24"/>
-          <w:szCs w:val="24"/>
-        </w:rPr>
-        <w:t xml:space="preserve"> Insurance Fraud Types</w:t>
-      </w:r>
-      <w:r>
-        <w:rPr>
-          <w:rFonts w:ascii="Times New Roman" w:hAnsi="Times New Roman" w:cs="Times New Roman"/>
-          <w:sz w:val="24"/>
-          <w:szCs w:val="24"/>
+          <w:highlight w:val="green"/>
+        </w:rPr>
+        <w:t>for spotting</w:t>
+      </w:r>
+      <w:r>
+        <w:rPr>
+          <w:rFonts w:ascii="Times New Roman" w:hAnsi="Times New Roman" w:cs="Times New Roman"/>
+          <w:sz w:val="24"/>
+          <w:szCs w:val="24"/>
+          <w:highlight w:val="green"/>
+        </w:rPr>
+        <w:t xml:space="preserve"> patterns </w:t>
+      </w:r>
+      <w:r>
+        <w:rPr>
+          <w:rFonts w:ascii="Times New Roman" w:hAnsi="Times New Roman" w:cs="Times New Roman"/>
+          <w:sz w:val="24"/>
+          <w:szCs w:val="24"/>
+          <w:highlight w:val="green"/>
+        </w:rPr>
+        <w:t xml:space="preserve">in </w:t>
+      </w:r>
+      <w:r>
+        <w:rPr>
+          <w:rFonts w:ascii="Times New Roman" w:hAnsi="Times New Roman" w:cs="Times New Roman"/>
+          <w:sz w:val="24"/>
+          <w:szCs w:val="24"/>
+          <w:highlight w:val="green"/>
+        </w:rPr>
+        <w:t>inpatient and outpatient claims</w:t>
+      </w:r>
+      <w:r>
+        <w:rPr>
+          <w:rFonts w:ascii="Times New Roman" w:hAnsi="Times New Roman" w:cs="Times New Roman"/>
+          <w:sz w:val="24"/>
+          <w:szCs w:val="24"/>
+          <w:highlight w:val="green"/>
+        </w:rPr>
+        <w:t xml:space="preserve">. </w:t>
+      </w:r>
+      <w:r>
+        <w:rPr>
+          <w:rFonts w:ascii="Times New Roman" w:hAnsi="Times New Roman" w:cs="Times New Roman"/>
+          <w:sz w:val="24"/>
+          <w:szCs w:val="24"/>
+          <w:highlight w:val="green"/>
+        </w:rPr>
+        <w:t>For visualization, w</w:t>
+      </w:r>
+      <w:r>
+        <w:rPr>
+          <w:rFonts w:ascii="Times New Roman" w:hAnsi="Times New Roman" w:cs="Times New Roman"/>
+          <w:sz w:val="24"/>
+          <w:szCs w:val="24"/>
+          <w:highlight w:val="green"/>
+        </w:rPr>
+        <w:t xml:space="preserve">e </w:t>
+      </w:r>
+      <w:r>
+        <w:rPr>
+          <w:rFonts w:ascii="Times New Roman" w:hAnsi="Times New Roman" w:cs="Times New Roman"/>
+          <w:sz w:val="24"/>
+          <w:szCs w:val="24"/>
+          <w:highlight w:val="green"/>
+        </w:rPr>
+        <w:t>used PCA</w:t>
+      </w:r>
+      <w:r>
+        <w:rPr>
+          <w:rFonts w:ascii="Times New Roman" w:hAnsi="Times New Roman" w:cs="Times New Roman"/>
+          <w:sz w:val="24"/>
+          <w:szCs w:val="24"/>
+          <w:highlight w:val="green"/>
         </w:rPr>
         <w:t xml:space="preserve"> </w:t>
       </w:r>
@@ -424,92 +468,243 @@
           <w:rFonts w:ascii="Times New Roman" w:hAnsi="Times New Roman" w:cs="Times New Roman"/>
           <w:sz w:val="24"/>
           <w:szCs w:val="24"/>
-        </w:rPr>
-        <w:t xml:space="preserve">, </w:t>
-      </w:r>
-      <w:r>
-        <w:rPr>
-          <w:rFonts w:ascii="Times New Roman" w:hAnsi="Times New Roman" w:cs="Times New Roman"/>
-          <w:sz w:val="24"/>
-          <w:szCs w:val="24"/>
-        </w:rPr>
-        <w:t>Tree-based ensemble learning</w:t>
-      </w:r>
-      <w:r>
-        <w:rPr>
-          <w:rFonts w:ascii="Times New Roman" w:hAnsi="Times New Roman" w:cs="Times New Roman"/>
-          <w:sz w:val="24"/>
-          <w:szCs w:val="24"/>
-        </w:rPr>
-        <w:t>, Insurance Claims</w:t>
-      </w:r>
-      <w:r>
-        <w:rPr>
-          <w:rFonts w:ascii="Times New Roman" w:hAnsi="Times New Roman" w:cs="Times New Roman"/>
-          <w:sz w:val="24"/>
-          <w:szCs w:val="24"/>
-        </w:rPr>
-        <w:t>, HDBSCAN Fraud Clustering</w:t>
-      </w:r>
-      <w:r>
-        <w:rPr>
-          <w:rFonts w:ascii="Times New Roman" w:hAnsi="Times New Roman" w:cs="Times New Roman"/>
-          <w:sz w:val="24"/>
-          <w:szCs w:val="24"/>
+          <w:highlight w:val="green"/>
+        </w:rPr>
+        <w:t xml:space="preserve">to map out the data structure </w:t>
+      </w:r>
+      <w:r>
+        <w:rPr>
+          <w:rFonts w:ascii="Times New Roman" w:hAnsi="Times New Roman" w:cs="Times New Roman"/>
+          <w:sz w:val="24"/>
+          <w:szCs w:val="24"/>
+          <w:highlight w:val="green"/>
+        </w:rPr>
+        <w:t>and association rule mining</w:t>
+      </w:r>
+      <w:r>
+        <w:rPr>
+          <w:rFonts w:ascii="Times New Roman" w:hAnsi="Times New Roman" w:cs="Times New Roman"/>
+          <w:sz w:val="24"/>
+          <w:szCs w:val="24"/>
+          <w:highlight w:val="green"/>
+        </w:rPr>
+        <w:t xml:space="preserve"> to label the clusters</w:t>
+      </w:r>
+      <w:r>
+        <w:rPr>
+          <w:rFonts w:ascii="Times New Roman" w:hAnsi="Times New Roman" w:cs="Times New Roman"/>
+          <w:sz w:val="24"/>
+          <w:szCs w:val="24"/>
+          <w:highlight w:val="green"/>
+        </w:rPr>
+        <w:t xml:space="preserve">. We </w:t>
+      </w:r>
+      <w:r>
+        <w:rPr>
+          <w:rFonts w:ascii="Times New Roman" w:hAnsi="Times New Roman" w:cs="Times New Roman"/>
+          <w:sz w:val="24"/>
+          <w:szCs w:val="24"/>
+          <w:highlight w:val="green"/>
+        </w:rPr>
+        <w:t>went through</w:t>
+      </w:r>
+      <w:r>
+        <w:rPr>
+          <w:rFonts w:ascii="Times New Roman" w:hAnsi="Times New Roman" w:cs="Times New Roman"/>
+          <w:sz w:val="24"/>
+          <w:szCs w:val="24"/>
+          <w:highlight w:val="green"/>
+        </w:rPr>
+        <w:t xml:space="preserve"> a</w:t>
+      </w:r>
+      <w:r>
+        <w:rPr>
+          <w:rFonts w:ascii="Times New Roman" w:hAnsi="Times New Roman" w:cs="Times New Roman"/>
+          <w:sz w:val="24"/>
+          <w:szCs w:val="24"/>
+          <w:highlight w:val="green"/>
+        </w:rPr>
+        <w:t xml:space="preserve"> bunch</w:t>
+      </w:r>
+      <w:r>
+        <w:rPr>
+          <w:rFonts w:ascii="Times New Roman" w:hAnsi="Times New Roman" w:cs="Times New Roman"/>
+          <w:sz w:val="24"/>
+          <w:szCs w:val="24"/>
+          <w:highlight w:val="green"/>
+        </w:rPr>
+        <w:t xml:space="preserve"> of supervised models and logistic regression </w:t>
+      </w:r>
+      <w:r>
+        <w:rPr>
+          <w:rFonts w:ascii="Times New Roman" w:hAnsi="Times New Roman" w:cs="Times New Roman"/>
+          <w:sz w:val="24"/>
+          <w:szCs w:val="24"/>
+          <w:highlight w:val="green"/>
+        </w:rPr>
+        <w:t>ended up with</w:t>
+      </w:r>
+      <w:r>
+        <w:rPr>
+          <w:rFonts w:ascii="Times New Roman" w:hAnsi="Times New Roman" w:cs="Times New Roman"/>
+          <w:sz w:val="24"/>
+          <w:szCs w:val="24"/>
+          <w:highlight w:val="green"/>
+        </w:rPr>
+        <w:t xml:space="preserve"> PR-AUC </w:t>
+      </w:r>
+      <w:r>
+        <w:rPr>
+          <w:rFonts w:ascii="Times New Roman" w:hAnsi="Times New Roman" w:cs="Times New Roman"/>
+          <w:sz w:val="24"/>
+          <w:szCs w:val="24"/>
+          <w:highlight w:val="green"/>
+        </w:rPr>
+        <w:t xml:space="preserve">around </w:t>
+      </w:r>
+      <w:r>
+        <w:rPr>
+          <w:rFonts w:ascii="Times New Roman" w:hAnsi="Times New Roman" w:cs="Times New Roman"/>
+          <w:sz w:val="24"/>
+          <w:szCs w:val="24"/>
+          <w:highlight w:val="green"/>
+        </w:rPr>
+        <w:t xml:space="preserve">0.73 and ROC-AUC </w:t>
+      </w:r>
+      <w:r>
+        <w:rPr>
+          <w:rFonts w:ascii="Times New Roman" w:hAnsi="Times New Roman" w:cs="Times New Roman"/>
+          <w:sz w:val="24"/>
+          <w:szCs w:val="24"/>
+          <w:highlight w:val="green"/>
+        </w:rPr>
+        <w:t xml:space="preserve">around </w:t>
+      </w:r>
+      <w:r>
+        <w:rPr>
+          <w:rFonts w:ascii="Times New Roman" w:hAnsi="Times New Roman" w:cs="Times New Roman"/>
+          <w:sz w:val="24"/>
+          <w:szCs w:val="24"/>
+          <w:highlight w:val="green"/>
+        </w:rPr>
+        <w:t>0.9</w:t>
+      </w:r>
+      <w:r>
+        <w:rPr>
+          <w:rFonts w:ascii="Times New Roman" w:hAnsi="Times New Roman" w:cs="Times New Roman"/>
+          <w:sz w:val="24"/>
+          <w:szCs w:val="24"/>
+          <w:highlight w:val="green"/>
+        </w:rPr>
+        <w:t>4</w:t>
+      </w:r>
+      <w:r>
+        <w:rPr>
+          <w:rFonts w:ascii="Times New Roman" w:hAnsi="Times New Roman" w:cs="Times New Roman"/>
+          <w:sz w:val="24"/>
+          <w:szCs w:val="24"/>
+          <w:highlight w:val="green"/>
+        </w:rPr>
+        <w:t>. Overall, computed features</w:t>
+      </w:r>
+      <w:r>
+        <w:rPr>
+          <w:rFonts w:ascii="Times New Roman" w:hAnsi="Times New Roman" w:cs="Times New Roman"/>
+          <w:sz w:val="24"/>
+          <w:szCs w:val="24"/>
+          <w:highlight w:val="green"/>
+        </w:rPr>
+        <w:t xml:space="preserve"> along with</w:t>
+      </w:r>
+      <w:r>
+        <w:rPr>
+          <w:rFonts w:ascii="Times New Roman" w:hAnsi="Times New Roman" w:cs="Times New Roman"/>
+          <w:sz w:val="24"/>
+          <w:szCs w:val="24"/>
+          <w:highlight w:val="green"/>
         </w:rPr>
         <w:t xml:space="preserve"> </w:t>
       </w:r>
-    </w:p>
-    <w:p>
-      <w:pPr>
-        <w:pStyle w:val="Heading1"/>
-        <w:spacing w:after="240"/>
-        <w:rPr>
-          <w:rFonts w:ascii="Times New Roman" w:hAnsi="Times New Roman" w:cs="Times New Roman"/>
-          <w:b/>
-          <w:bCs/>
-          <w:sz w:val="28"/>
-          <w:szCs w:val="28"/>
-        </w:rPr>
-      </w:pPr>
-      <w:r>
-        <w:rPr>
-          <w:rFonts w:ascii="Times New Roman" w:hAnsi="Times New Roman" w:cs="Times New Roman"/>
-          <w:b/>
-          <w:bCs/>
-          <w:sz w:val="28"/>
-          <w:szCs w:val="28"/>
-        </w:rPr>
-        <w:lastRenderedPageBreak/>
-        <w:t>2. Introduction</w:t>
-      </w:r>
-    </w:p>
-    <w:p>
-      <w:pPr>
-        <w:spacing w:line="360" w:lineRule="auto"/>
-        <w:rPr>
-          <w:rFonts w:ascii="Times New Roman" w:hAnsi="Times New Roman" w:cs="Times New Roman"/>
-          <w:b/>
-          <w:bCs/>
-          <w:i/>
-          <w:iCs/>
-          <w:sz w:val="24"/>
-          <w:szCs w:val="24"/>
-          <w:lang w:val="en-US"/>
-        </w:rPr>
-      </w:pPr>
-      <w:r>
-        <w:rPr>
-          <w:rFonts w:ascii="Times New Roman" w:hAnsi="Times New Roman" w:cs="Times New Roman"/>
-          <w:b/>
-          <w:bCs/>
-          <w:i/>
-          <w:iCs/>
-          <w:sz w:val="24"/>
-          <w:szCs w:val="24"/>
-          <w:lang w:val="en-US"/>
-        </w:rPr>
-        <w:t>2.1 Background and motivation</w:t>
+      <w:r>
+        <w:rPr>
+          <w:rFonts w:ascii="Times New Roman" w:hAnsi="Times New Roman" w:cs="Times New Roman"/>
+          <w:sz w:val="24"/>
+          <w:szCs w:val="24"/>
+          <w:highlight w:val="green"/>
+        </w:rPr>
+        <w:t xml:space="preserve">the </w:t>
+      </w:r>
+      <w:r>
+        <w:rPr>
+          <w:rFonts w:ascii="Times New Roman" w:hAnsi="Times New Roman" w:cs="Times New Roman"/>
+          <w:sz w:val="24"/>
+          <w:szCs w:val="24"/>
+          <w:highlight w:val="green"/>
+        </w:rPr>
+        <w:t xml:space="preserve">supervised models and unsupervised clustering </w:t>
+      </w:r>
+      <w:r>
+        <w:rPr>
+          <w:rFonts w:ascii="Times New Roman" w:hAnsi="Times New Roman" w:cs="Times New Roman"/>
+          <w:sz w:val="24"/>
+          <w:szCs w:val="24"/>
+          <w:highlight w:val="green"/>
+        </w:rPr>
+        <w:t>gave us a strong</w:t>
+      </w:r>
+      <w:r>
+        <w:rPr>
+          <w:rFonts w:ascii="Times New Roman" w:hAnsi="Times New Roman" w:cs="Times New Roman"/>
+          <w:sz w:val="24"/>
+          <w:szCs w:val="24"/>
+          <w:highlight w:val="green"/>
+        </w:rPr>
+        <w:t xml:space="preserve"> benchmark</w:t>
+      </w:r>
+      <w:r>
+        <w:rPr>
+          <w:rFonts w:ascii="Times New Roman" w:hAnsi="Times New Roman" w:cs="Times New Roman"/>
+          <w:sz w:val="24"/>
+          <w:szCs w:val="24"/>
+          <w:highlight w:val="green"/>
+        </w:rPr>
+        <w:t xml:space="preserve"> for</w:t>
+      </w:r>
+      <w:r>
+        <w:rPr>
+          <w:rFonts w:ascii="Times New Roman" w:hAnsi="Times New Roman" w:cs="Times New Roman"/>
+          <w:sz w:val="24"/>
+          <w:szCs w:val="24"/>
+          <w:highlight w:val="green"/>
+        </w:rPr>
+        <w:t xml:space="preserve"> evaluation</w:t>
+      </w:r>
+      <w:r>
+        <w:rPr>
+          <w:rFonts w:ascii="Times New Roman" w:hAnsi="Times New Roman" w:cs="Times New Roman"/>
+          <w:sz w:val="24"/>
+          <w:szCs w:val="24"/>
+          <w:highlight w:val="green"/>
+        </w:rPr>
+        <w:t xml:space="preserve">. These also helped characterize different </w:t>
+      </w:r>
+      <w:r>
+        <w:rPr>
+          <w:rFonts w:ascii="Times New Roman" w:hAnsi="Times New Roman" w:cs="Times New Roman"/>
+          <w:sz w:val="24"/>
+          <w:szCs w:val="24"/>
+          <w:highlight w:val="green"/>
+        </w:rPr>
+        <w:t>fraud</w:t>
+      </w:r>
+      <w:r>
+        <w:rPr>
+          <w:rFonts w:ascii="Times New Roman" w:hAnsi="Times New Roman" w:cs="Times New Roman"/>
+          <w:sz w:val="24"/>
+          <w:szCs w:val="24"/>
+          <w:highlight w:val="green"/>
+        </w:rPr>
+        <w:t xml:space="preserve"> types effectively.</w:t>
       </w:r>
     </w:p>
     <w:p>
@@ -519,120 +714,114 @@
           <w:rFonts w:ascii="Times New Roman" w:hAnsi="Times New Roman" w:cs="Times New Roman"/>
           <w:sz w:val="24"/>
           <w:szCs w:val="24"/>
-          <w:lang w:val="en-US"/>
         </w:rPr>
       </w:pPr>
       <w:r>
-        <w:rPr>
-          <w:rFonts w:ascii="Times New Roman" w:hAnsi="Times New Roman" w:cs="Times New Roman"/>
-          <w:sz w:val="24"/>
-          <w:szCs w:val="24"/>
-        </w:rPr>
-        <w:t>Healthcare fraud, waste, and abuse in large public insurance programs such as Medicare cause substantial economic losses—estimated at tens to hundreds of billions of dollars annually—and divert resources away from patient care while eroding trust in the health system [12], [14]. Modern claims databases covering millions of encounters across beneficiaries, providers, diagnoses, and procedures offer opportunities for more systematic detection but are high-dimensional, heterogeneous, and severely imbalanced, with fraudulent cases forming a tiny minority of all claims [3], [8], [12]. In such settings, purely rule-based systems are transparent and easy to deploy but often struggle to keep pace with evolving schemes and can generate high false-positive rates. These limitations have motivated extensive research into machine learning and data mining methods for healthcare fraud detection, spanning supervised classification, unsupervised anomaly detection, and hybrid approaches that combine rules, statistical models, and more advanced architectures [3], [5], [8], [12], [14], [15].</w:t>
-      </w:r>
-    </w:p>
-    <w:p>
-      <w:pPr>
-        <w:spacing w:line="360" w:lineRule="auto"/>
         <w:rPr>
           <w:rFonts w:ascii="Times New Roman" w:hAnsi="Times New Roman" w:cs="Times New Roman"/>
           <w:b/>
           <w:bCs/>
-          <w:i/>
-          <w:iCs/>
-          <w:sz w:val="24"/>
-          <w:szCs w:val="24"/>
-          <w:lang w:val="en-US"/>
-        </w:rPr>
-      </w:pPr>
-      <w:r>
-        <w:rPr>
-          <w:rFonts w:ascii="Times New Roman" w:hAnsi="Times New Roman" w:cs="Times New Roman"/>
-          <w:b/>
-          <w:bCs/>
-          <w:i/>
-          <w:iCs/>
-          <w:sz w:val="24"/>
-          <w:szCs w:val="24"/>
-          <w:lang w:val="en-US"/>
-        </w:rPr>
-        <w:t>2.</w:t>
-      </w:r>
-      <w:r>
-        <w:rPr>
-          <w:rFonts w:ascii="Times New Roman" w:hAnsi="Times New Roman" w:cs="Times New Roman"/>
-          <w:b/>
-          <w:bCs/>
-          <w:i/>
-          <w:iCs/>
-          <w:sz w:val="24"/>
-          <w:szCs w:val="24"/>
-          <w:lang w:val="en-US"/>
-        </w:rPr>
-        <w:t>2</w:t>
-      </w:r>
-      <w:r>
-        <w:rPr>
-          <w:rFonts w:ascii="Times New Roman" w:hAnsi="Times New Roman" w:cs="Times New Roman"/>
-          <w:b/>
-          <w:bCs/>
-          <w:i/>
-          <w:iCs/>
-          <w:sz w:val="24"/>
-          <w:szCs w:val="24"/>
-          <w:lang w:val="en-US"/>
+          <w:sz w:val="24"/>
+          <w:szCs w:val="24"/>
+        </w:rPr>
+        <w:lastRenderedPageBreak/>
+        <w:t>Keywords:</w:t>
+      </w:r>
+      <w:r>
+        <w:rPr>
+          <w:rFonts w:ascii="Times New Roman" w:hAnsi="Times New Roman" w:cs="Times New Roman"/>
+          <w:sz w:val="24"/>
+          <w:szCs w:val="24"/>
         </w:rPr>
         <w:t xml:space="preserve"> </w:t>
       </w:r>
       <w:r>
         <w:rPr>
           <w:rFonts w:ascii="Times New Roman" w:hAnsi="Times New Roman" w:cs="Times New Roman"/>
-          <w:b/>
-          <w:bCs/>
-          <w:i/>
-          <w:iCs/>
-          <w:sz w:val="24"/>
-          <w:szCs w:val="24"/>
-          <w:lang w:val="en-US"/>
-        </w:rPr>
-        <w:t>Related Work</w:t>
-      </w:r>
-    </w:p>
-    <w:p>
-      <w:pPr>
-        <w:spacing w:after="100" w:afterAutospacing="1" w:line="360" w:lineRule="auto"/>
-        <w:rPr>
-          <w:rFonts w:ascii="Times New Roman" w:hAnsi="Times New Roman" w:cs="Times New Roman"/>
-          <w:sz w:val="24"/>
-          <w:szCs w:val="24"/>
-          <w:lang w:val="en-US"/>
-        </w:rPr>
-      </w:pPr>
-      <w:r>
-        <w:rPr>
-          <w:rFonts w:ascii="Times New Roman" w:hAnsi="Times New Roman" w:cs="Times New Roman"/>
-          <w:sz w:val="24"/>
-          <w:szCs w:val="24"/>
-        </w:rPr>
-        <w:t xml:space="preserve">Recent surveys synthesize machine learning techniques for health insurance and Medicare fraud detection, including classical statistical models, tree ensembles, support vector machines, deep learning, and hybrid pipelines [3], [8], [12], [14]. Supervised models such as logistic regression, decision trees, random forests, and gradient boosting are trained on labelled provider- or claim-level data and perform well when labels exist, but their effectiveness is constrained by label scarcity and fraud patterns [3], [5], [7], [8], [11]. Unsupervised methods—clustering and outlier detection algorithms such as k-means, density-based approaches, and anomaly models—highlight atypical claims or providers when labels are </w:t>
-      </w:r>
-      <w:proofErr w:type="gramStart"/>
-      <w:r>
-        <w:rPr>
-          <w:rFonts w:ascii="Times New Roman" w:hAnsi="Times New Roman" w:cs="Times New Roman"/>
-          <w:sz w:val="24"/>
-          <w:szCs w:val="24"/>
-        </w:rPr>
-        <w:t>limited, yet</w:t>
-      </w:r>
-      <w:proofErr w:type="gramEnd"/>
-      <w:r>
-        <w:rPr>
-          <w:rFonts w:ascii="Times New Roman" w:hAnsi="Times New Roman" w:cs="Times New Roman"/>
-          <w:sz w:val="24"/>
-          <w:szCs w:val="24"/>
-        </w:rPr>
-        <w:t xml:space="preserve"> depend heavily on feature construction and can yield false positives if used alone [1], [2], [6], [13], [15]. Association rule mining discovers frequent, high-cost, or unusual diagnosis–procedure combinations that may indicate fraud schemes [5], [10]. Recent overviews emphasize combining rules, supervised models, and unsupervised detectors within end-to-end pipelines [3], [8], [12], [14], [15].</w:t>
+          <w:sz w:val="24"/>
+          <w:szCs w:val="24"/>
+        </w:rPr>
+        <w:t>Medi</w:t>
+      </w:r>
+      <w:r>
+        <w:rPr>
+          <w:rFonts w:ascii="Times New Roman" w:hAnsi="Times New Roman" w:cs="Times New Roman"/>
+          <w:sz w:val="24"/>
+          <w:szCs w:val="24"/>
+        </w:rPr>
+        <w:t>care</w:t>
+      </w:r>
+      <w:r>
+        <w:rPr>
+          <w:rFonts w:ascii="Times New Roman" w:hAnsi="Times New Roman" w:cs="Times New Roman"/>
+          <w:sz w:val="24"/>
+          <w:szCs w:val="24"/>
+        </w:rPr>
+        <w:t xml:space="preserve"> Fraud Detection</w:t>
+      </w:r>
+      <w:r>
+        <w:rPr>
+          <w:rFonts w:ascii="Times New Roman" w:hAnsi="Times New Roman" w:cs="Times New Roman"/>
+          <w:sz w:val="24"/>
+          <w:szCs w:val="24"/>
+        </w:rPr>
+        <w:t>,</w:t>
+      </w:r>
+      <w:r>
+        <w:rPr>
+          <w:rFonts w:ascii="Times New Roman" w:hAnsi="Times New Roman" w:cs="Times New Roman"/>
+          <w:sz w:val="24"/>
+          <w:szCs w:val="24"/>
+        </w:rPr>
+        <w:t xml:space="preserve"> Insurance Fraud Types</w:t>
+      </w:r>
+      <w:r>
+        <w:rPr>
+          <w:rFonts w:ascii="Times New Roman" w:hAnsi="Times New Roman" w:cs="Times New Roman"/>
+          <w:sz w:val="24"/>
+          <w:szCs w:val="24"/>
+        </w:rPr>
+        <w:t xml:space="preserve"> </w:t>
+      </w:r>
+      <w:r>
+        <w:rPr>
+          <w:rFonts w:ascii="Times New Roman" w:hAnsi="Times New Roman" w:cs="Times New Roman"/>
+          <w:sz w:val="24"/>
+          <w:szCs w:val="24"/>
+        </w:rPr>
+        <w:t xml:space="preserve">, </w:t>
+      </w:r>
+      <w:r>
+        <w:rPr>
+          <w:rFonts w:ascii="Times New Roman" w:hAnsi="Times New Roman" w:cs="Times New Roman"/>
+          <w:sz w:val="24"/>
+          <w:szCs w:val="24"/>
+        </w:rPr>
+        <w:t>Tree-based ensemble learning</w:t>
+      </w:r>
+      <w:r>
+        <w:rPr>
+          <w:rFonts w:ascii="Times New Roman" w:hAnsi="Times New Roman" w:cs="Times New Roman"/>
+          <w:sz w:val="24"/>
+          <w:szCs w:val="24"/>
+        </w:rPr>
+        <w:t>, Insurance Claims</w:t>
+      </w:r>
+      <w:r>
+        <w:rPr>
+          <w:rFonts w:ascii="Times New Roman" w:hAnsi="Times New Roman" w:cs="Times New Roman"/>
+          <w:sz w:val="24"/>
+          <w:szCs w:val="24"/>
+        </w:rPr>
+        <w:t>, HDBSCAN Fraud Clustering</w:t>
+      </w:r>
+      <w:r>
+        <w:rPr>
+          <w:rFonts w:ascii="Times New Roman" w:hAnsi="Times New Roman" w:cs="Times New Roman"/>
+          <w:sz w:val="24"/>
+          <w:szCs w:val="24"/>
+        </w:rPr>
+        <w:t>.</w:t>
       </w:r>
     </w:p>
     <w:p>
@@ -655,7 +844,7 @@
           <w:sz w:val="28"/>
           <w:szCs w:val="28"/>
         </w:rPr>
-        <w:t>3. Methodology</w:t>
+        <w:t>2. Introduction</w:t>
       </w:r>
     </w:p>
     <w:p>
@@ -669,6 +858,7 @@
           <w:iCs/>
           <w:sz w:val="24"/>
           <w:szCs w:val="24"/>
+          <w:lang w:val="en-US"/>
         </w:rPr>
       </w:pPr>
       <w:r>
@@ -680,17 +870,19 @@
           <w:iCs/>
           <w:sz w:val="24"/>
           <w:szCs w:val="24"/>
-        </w:rPr>
-        <w:t>3.1. Data sources and study design</w:t>
+          <w:lang w:val="en-US"/>
+        </w:rPr>
+        <w:t>2.1 Background and motivation</w:t>
       </w:r>
     </w:p>
     <w:p>
       <w:pPr>
-        <w:spacing w:after="240" w:line="360" w:lineRule="auto"/>
-        <w:rPr>
-          <w:rFonts w:ascii="Times New Roman" w:hAnsi="Times New Roman" w:cs="Times New Roman"/>
-          <w:sz w:val="24"/>
-          <w:szCs w:val="24"/>
+        <w:spacing w:after="100" w:afterAutospacing="1" w:line="360" w:lineRule="auto"/>
+        <w:rPr>
+          <w:rFonts w:ascii="Times New Roman" w:hAnsi="Times New Roman" w:cs="Times New Roman"/>
+          <w:sz w:val="24"/>
+          <w:szCs w:val="24"/>
+          <w:lang w:val="en-US"/>
         </w:rPr>
       </w:pPr>
       <w:r>
@@ -698,9 +890,36 @@
           <w:rFonts w:ascii="Times New Roman" w:hAnsi="Times New Roman" w:cs="Times New Roman"/>
           <w:sz w:val="24"/>
           <w:szCs w:val="24"/>
-        </w:rPr>
-        <w:lastRenderedPageBreak/>
-        <w:t>We used the “Healthcare Provider Fraud Detection Analysis” dataset from Medical Sphere, a Medicare dataset with training and test partitions. Each partition has four tables: provider, inpatient claims, outpatient claims, and beneficiary. The training provider table includes a PotentialFraud flag, recoded as a binary label (label_provider_fraud_1_0) indicating suspected fraud. Inpatient and outpatient tables contain one row per claim with claim, beneficiary, and provider IDs, dates, reimbursed amount, deductibles, and diagnosis/procedure codes; the inpatient table also has admission and discharge dates and diagnosis-group fields. The beneficiary table provides demographics, coverage, and chronic condition indicators. Providers are the primary unit: we classify them as fraudulent using aggregated history, while claims are used for feature construction and unsupervised clustering on fraud-only claims. For supervised learning we use training providers with a stratified 70/30 provider-level split, then apply the classifier to unlabeled test providers to generate risk scores and labels for clustering providers.</w:t>
+          <w:highlight w:val="green"/>
+        </w:rPr>
+        <w:t xml:space="preserve">Healthcare fraud and abuse in large public insurance programs such as Medicare results in significant financial losses. This waste also eroded the trust in health systems [12], [14]. Medicare claims provide a lot of information regarding the patients, providers, diagnoses, procedures, deductibles, reimbursements for detection. However, those features are highly imbalanced and multidimensional. The fraudulent detection is sophisticated since </w:t>
+      </w:r>
+      <w:r>
+        <w:rPr>
+          <w:rFonts w:ascii="Times New Roman" w:hAnsi="Times New Roman" w:cs="Times New Roman"/>
+          <w:sz w:val="24"/>
+          <w:szCs w:val="24"/>
+          <w:highlight w:val="green"/>
+        </w:rPr>
+        <w:t xml:space="preserve">fraud cases are rare among all the claims [3], [8], [12]. In such cases, rule-based systems are easy to deploy but are not great to automate the fraud detection and can generate high false-positive claims. These limitations have inspired </w:t>
+      </w:r>
+      <w:r>
+        <w:rPr>
+          <w:rFonts w:ascii="Times New Roman" w:hAnsi="Times New Roman" w:cs="Times New Roman"/>
+          <w:sz w:val="24"/>
+          <w:szCs w:val="24"/>
+          <w:highlight w:val="green"/>
+        </w:rPr>
+        <w:t>comprehensive</w:t>
+      </w:r>
+      <w:r>
+        <w:rPr>
+          <w:rFonts w:ascii="Times New Roman" w:hAnsi="Times New Roman" w:cs="Times New Roman"/>
+          <w:sz w:val="24"/>
+          <w:szCs w:val="24"/>
+          <w:highlight w:val="green"/>
+        </w:rPr>
+        <w:t xml:space="preserve"> research into SQL-based feature engineering, machine learning and data mining approaches in healthcare fraud detection to invent hybrid approaches [3], [5], [8], [12], [14], [15].</w:t>
       </w:r>
     </w:p>
     <w:p>
@@ -714,6 +933,7 @@
           <w:iCs/>
           <w:sz w:val="24"/>
           <w:szCs w:val="24"/>
+          <w:lang w:val="en-US"/>
         </w:rPr>
       </w:pPr>
       <w:r>
@@ -725,8 +945,48 @@
           <w:iCs/>
           <w:sz w:val="24"/>
           <w:szCs w:val="24"/>
-        </w:rPr>
-        <w:t>3.2 Data cleaning and SQL feature store</w:t>
+          <w:lang w:val="en-US"/>
+        </w:rPr>
+        <w:t>2.</w:t>
+      </w:r>
+      <w:r>
+        <w:rPr>
+          <w:rFonts w:ascii="Times New Roman" w:hAnsi="Times New Roman" w:cs="Times New Roman"/>
+          <w:b/>
+          <w:bCs/>
+          <w:i/>
+          <w:iCs/>
+          <w:sz w:val="24"/>
+          <w:szCs w:val="24"/>
+          <w:lang w:val="en-US"/>
+        </w:rPr>
+        <w:t>2</w:t>
+      </w:r>
+      <w:r>
+        <w:rPr>
+          <w:rFonts w:ascii="Times New Roman" w:hAnsi="Times New Roman" w:cs="Times New Roman"/>
+          <w:b/>
+          <w:bCs/>
+          <w:i/>
+          <w:iCs/>
+          <w:sz w:val="24"/>
+          <w:szCs w:val="24"/>
+          <w:lang w:val="en-US"/>
+        </w:rPr>
+        <w:t xml:space="preserve"> </w:t>
+      </w:r>
+      <w:r>
+        <w:rPr>
+          <w:rFonts w:ascii="Times New Roman" w:hAnsi="Times New Roman" w:cs="Times New Roman"/>
+          <w:b/>
+          <w:bCs/>
+          <w:i/>
+          <w:iCs/>
+          <w:sz w:val="24"/>
+          <w:szCs w:val="24"/>
+          <w:lang w:val="en-US"/>
+        </w:rPr>
+        <w:t>Related Work</w:t>
       </w:r>
     </w:p>
     <w:p>
@@ -736,6 +996,7 @@
           <w:rFonts w:ascii="Times New Roman" w:hAnsi="Times New Roman" w:cs="Times New Roman"/>
           <w:sz w:val="24"/>
           <w:szCs w:val="24"/>
+          <w:lang w:val="en-US"/>
         </w:rPr>
       </w:pPr>
       <w:r>
@@ -743,255 +1004,486 @@
           <w:rFonts w:ascii="Times New Roman" w:hAnsi="Times New Roman" w:cs="Times New Roman"/>
           <w:sz w:val="24"/>
           <w:szCs w:val="24"/>
-        </w:rPr>
-        <w:t>All data processing was implemented in PostgreSQL using a layered design. Raw CSVs were first loaded into a staging schema with all fields as text and basic checks on structure and column counts. Cleaned data moved to a curated schema, where placeholder strings for missing values were converted to NULL and columns cast to appropriate types (DATE for dates, numeric for amounts and counts, integer/boolean for categorical indicators). In this layer we enforced key integrity constraints: unique provider and beneficiary IDs, non-null and unique claim IDs in inpatient and outpatient tables, valid foreign keys, and admission–discharge pairs yielding plausible, non-negative lengths of stay. Reimbursement amounts were checked for negative or extreme values and distributions inspected for errors. On top of the curated layer, we built a mart schema as a feature store with a consolidated claims fact table and claim- and provider-level feature tables containing length of stay, diagnosis/procedure counts, duplicate and overcharge flags, peer-normalized z-scores, and 30/90/365-day aggregates used in analysis and modelling.</w:t>
-      </w:r>
-    </w:p>
-    <w:p>
-      <w:pPr>
-        <w:spacing w:line="360" w:lineRule="auto"/>
-        <w:rPr>
-          <w:rFonts w:ascii="Times New Roman" w:hAnsi="Times New Roman" w:cs="Times New Roman"/>
-          <w:b/>
-          <w:bCs/>
-          <w:i/>
-          <w:iCs/>
-          <w:sz w:val="24"/>
-          <w:szCs w:val="24"/>
-        </w:rPr>
-      </w:pPr>
-      <w:r>
-        <w:rPr>
-          <w:rFonts w:ascii="Times New Roman" w:hAnsi="Times New Roman" w:cs="Times New Roman"/>
-          <w:b/>
-          <w:bCs/>
-          <w:i/>
-          <w:iCs/>
-          <w:sz w:val="24"/>
-          <w:szCs w:val="24"/>
-        </w:rPr>
-        <w:t>3.3 Feature engineering and rule-based indicators</w:t>
-      </w:r>
-    </w:p>
-    <w:p>
-      <w:pPr>
-        <w:spacing w:after="240" w:line="360" w:lineRule="auto"/>
-        <w:rPr>
-          <w:rFonts w:ascii="Times New Roman" w:hAnsi="Times New Roman" w:cs="Times New Roman"/>
-          <w:sz w:val="24"/>
-          <w:szCs w:val="24"/>
-        </w:rPr>
-      </w:pPr>
-      <w:r>
-        <w:rPr>
-          <w:rFonts w:ascii="Times New Roman" w:hAnsi="Times New Roman" w:cs="Times New Roman"/>
-          <w:sz w:val="24"/>
-          <w:szCs w:val="24"/>
-        </w:rPr>
-        <w:t xml:space="preserve">We constructed features at both claim and provider levels and implemented simple rules to capture fraud patterns such as duplicate billing, upcoding, and overcharging, performing all feature engineering in SQL on top of the feature store and exporting the resulting tables to Python for modelling. At the claim level, we derived utilization and billing variables (reimbursed </w:t>
-      </w:r>
-      <w:r>
-        <w:rPr>
-          <w:rFonts w:ascii="Times New Roman" w:hAnsi="Times New Roman" w:cs="Times New Roman"/>
-          <w:sz w:val="24"/>
-          <w:szCs w:val="24"/>
-        </w:rPr>
-        <w:lastRenderedPageBreak/>
-        <w:t>amount, deductible, and, for inpatient claims, length of stay), counted diagnosis and procedure codes, and created indicators for “exact” and “near” duplicates by comparing claims for the same beneficiary and provider within short time windows with similar diagnosis–procedure combinations and amounts. We also defined overcharged flags using peer-normalized payment z-scores and IQR-based thresholds. At the provider level, we aggregated claims over 30-, 90-, and 365-day windows to obtain claims, reimbursement, unique beneficiaries, code diversity, inpatient/outpatient volumes, peer-normalized reimbursement and length-of-stay z-scores, counts of duplicate, upcoding, and overcharge events as inputs to subsequent models.</w:t>
-      </w:r>
-    </w:p>
-    <w:p>
-      <w:pPr>
-        <w:spacing w:line="360" w:lineRule="auto"/>
-        <w:rPr>
-          <w:rFonts w:ascii="Times New Roman" w:hAnsi="Times New Roman" w:cs="Times New Roman"/>
-          <w:b/>
-          <w:bCs/>
-          <w:i/>
-          <w:iCs/>
-          <w:sz w:val="24"/>
-          <w:szCs w:val="24"/>
-        </w:rPr>
-      </w:pPr>
-      <w:r>
-        <w:rPr>
-          <w:rFonts w:ascii="Times New Roman" w:hAnsi="Times New Roman" w:cs="Times New Roman"/>
-          <w:b/>
-          <w:bCs/>
-          <w:i/>
-          <w:iCs/>
-          <w:sz w:val="24"/>
-          <w:szCs w:val="24"/>
-        </w:rPr>
-        <w:t>3.4 Exploratory analysis and feature selection</w:t>
-      </w:r>
-    </w:p>
-    <w:p>
-      <w:pPr>
-        <w:spacing w:after="240" w:line="360" w:lineRule="auto"/>
-        <w:rPr>
-          <w:rFonts w:ascii="Times New Roman" w:hAnsi="Times New Roman" w:cs="Times New Roman"/>
-          <w:sz w:val="24"/>
-          <w:szCs w:val="24"/>
-        </w:rPr>
-      </w:pPr>
-      <w:r>
-        <w:rPr>
-          <w:rFonts w:ascii="Times New Roman" w:hAnsi="Times New Roman" w:cs="Times New Roman"/>
-          <w:sz w:val="24"/>
-          <w:szCs w:val="24"/>
-        </w:rPr>
-        <w:t>After building the SQL feature store, we performed exploratory analysis and feature selection in Python, using SQLAlchemy and pandas to load the claim- and provider-level feature tables and inspect basic distributions. For key continuous variables such as reimbursed amounts, deductibles, and inpatient length of stay, we plotted histograms and boxplots to assess skewness, long tails, and potential data errors, confirming the expected heavy-tailed patterns. We quantified outliers with robust statistics by computing interquartile ranges and robust z-scores based on the median and median absolute deviation, flagging extreme claims and comparing these to rule-based indicators such as overcharge flags and short-stay high-payment inpatient claims. At the provider level, we examined correlations among engineered features using pairwise correlation coefficients and variance inflation factors to identify and remove highly collinear variables, particularly overlapping measures of recent reimbursement and claim volumes. Based on these diagnostics, we retained a compact, interpretable set of provider features—covering total and recent reimbursement, recent claim and unique beneficiary counts, code diversity, peer-normalized reimbursement and length-of-stay z-scores, and aggregated counts of duplicate, upcoding, and overcharge events—for all subsequent supervised learning and clustering analyses.</w:t>
-      </w:r>
-    </w:p>
-    <w:p>
-      <w:pPr>
-        <w:spacing w:line="360" w:lineRule="auto"/>
-        <w:rPr>
-          <w:rFonts w:ascii="Times New Roman" w:hAnsi="Times New Roman" w:cs="Times New Roman"/>
-          <w:b/>
-          <w:bCs/>
-          <w:i/>
-          <w:iCs/>
-          <w:sz w:val="24"/>
-          <w:szCs w:val="24"/>
-        </w:rPr>
-      </w:pPr>
-      <w:r>
-        <w:rPr>
-          <w:rFonts w:ascii="Times New Roman" w:hAnsi="Times New Roman" w:cs="Times New Roman"/>
-          <w:b/>
-          <w:bCs/>
-          <w:i/>
-          <w:iCs/>
-          <w:sz w:val="24"/>
-          <w:szCs w:val="24"/>
-        </w:rPr>
-        <w:t>3.5 Unsupervised fraud-only claim clustering</w:t>
-      </w:r>
-    </w:p>
-    <w:p>
-      <w:pPr>
-        <w:spacing w:after="240" w:line="360" w:lineRule="auto"/>
-        <w:rPr>
-          <w:rFonts w:ascii="Times New Roman" w:hAnsi="Times New Roman" w:cs="Times New Roman"/>
-          <w:sz w:val="24"/>
-          <w:szCs w:val="24"/>
-        </w:rPr>
-      </w:pPr>
-      <w:r>
-        <w:rPr>
-          <w:rFonts w:ascii="Times New Roman" w:hAnsi="Times New Roman" w:cs="Times New Roman"/>
-          <w:sz w:val="24"/>
-          <w:szCs w:val="24"/>
-        </w:rPr>
-        <w:t xml:space="preserve">To better understand heterogeneity in fraudulent behavior, we clustered fraud-only claims. We first identified fraudulent providers from the training labels and extracted all associated inpatient and outpatient claims, building separate fraud-only tables. Using standardized engineered features—reimbursed amount, diagnosis and procedure counts, claim-level rule flags (duplicate </w:t>
-      </w:r>
-      <w:r>
-        <w:rPr>
-          <w:rFonts w:ascii="Times New Roman" w:hAnsi="Times New Roman" w:cs="Times New Roman"/>
-          <w:sz w:val="24"/>
-          <w:szCs w:val="24"/>
-        </w:rPr>
-        <w:lastRenderedPageBreak/>
-        <w:t>and overcharge), and peer-normalized z-scores—we imputed missing values, scaled features, and applied HDBSCAN separately to inpatient and outpatient claims, choosing it for its ability to find clusters of varying size and density while treating atypical claims as noise. We tuned minimum cluster size and minimum samples, evaluated clustering quality with internal metrics and the noise fraction, and visualized structure via PCA projections colored by HDBSCAN cluster assignments. For each cluster, we produced “cluster cards” summarizing size, reimbursement levels, diagnosis/procedure multiplicity, and frequencies of rule flags, and we ran association rule mining within clusters to find frequent, high-lift diagnosis–procedure combinations, using these summaries and patterns to characterize distinct types of fraudulent claim behavior.</w:t>
-      </w:r>
-    </w:p>
-    <w:p>
-      <w:pPr>
-        <w:spacing w:line="360" w:lineRule="auto"/>
-        <w:rPr>
-          <w:rFonts w:ascii="Times New Roman" w:hAnsi="Times New Roman" w:cs="Times New Roman"/>
-          <w:b/>
-          <w:bCs/>
-          <w:i/>
-          <w:iCs/>
-          <w:sz w:val="24"/>
-          <w:szCs w:val="24"/>
-        </w:rPr>
-      </w:pPr>
-      <w:r>
-        <w:rPr>
-          <w:rFonts w:ascii="Times New Roman" w:hAnsi="Times New Roman" w:cs="Times New Roman"/>
-          <w:b/>
-          <w:bCs/>
-          <w:i/>
-          <w:iCs/>
-          <w:sz w:val="24"/>
-          <w:szCs w:val="24"/>
-        </w:rPr>
-        <w:t>3.6 Supervised provider fraud classification</w:t>
-      </w:r>
-    </w:p>
-    <w:p>
-      <w:pPr>
-        <w:spacing w:after="240" w:line="360" w:lineRule="auto"/>
-        <w:rPr>
-          <w:rFonts w:ascii="Times New Roman" w:hAnsi="Times New Roman" w:cs="Times New Roman"/>
-          <w:sz w:val="24"/>
-          <w:szCs w:val="24"/>
-        </w:rPr>
-      </w:pPr>
-      <w:r>
-        <w:rPr>
-          <w:rFonts w:ascii="Times New Roman" w:hAnsi="Times New Roman" w:cs="Times New Roman"/>
-          <w:sz w:val="24"/>
-          <w:szCs w:val="24"/>
-        </w:rPr>
-        <w:t>We used supervised learning to predict whether a provider is fraudulent based on aggregated claims features. Modelling was restricted to labeled training providers, with a stratified 70/30 provider-level split that preserved the fraud/non-fraud ratio. All provider-level features from the feature store were merged with the binary fraud label, and continuous variables were standardized using statistics from the training subset, then applied unchanged to the hold-out set. We compared multiple classifiers on the same feature set—logistic regression with elastic-net regularization, Random Forests, Extremely Randomized Trees, LightGBM, XGBoost, and CatBoost—using class weighting or imbalance-aware parameters to address the rarity of fraudulent providers. Hyperparameters were tuned via randomized search with five-fold cross-validation, optimizing area under the precision–recall curve (PR-AUC), and final models were evaluated on the 30% hold-out set using accuracy, precision, recall, F1, PR-AUC, and ROC-AUC. Instead of fixing a 0.5 cutoff, we chose the probability threshold that maximized F1 on the hold-out precision–recall curve. Logistic regression with elastic-net and class-balanced weighting emerged as the primary model, offering strong PR-AUC, competitive F1, and interpretable coefficients, while tree-based models served as baselines that confirmed most performance gains came from the engineered features rather than model complexity.</w:t>
-      </w:r>
-    </w:p>
-    <w:p>
-      <w:pPr>
-        <w:spacing w:line="360" w:lineRule="auto"/>
-        <w:rPr>
-          <w:rFonts w:ascii="Times New Roman" w:hAnsi="Times New Roman" w:cs="Times New Roman"/>
-          <w:b/>
-          <w:bCs/>
-          <w:i/>
-          <w:iCs/>
-          <w:sz w:val="24"/>
-          <w:szCs w:val="24"/>
-        </w:rPr>
-      </w:pPr>
-      <w:r>
-        <w:rPr>
-          <w:rFonts w:ascii="Times New Roman" w:hAnsi="Times New Roman" w:cs="Times New Roman"/>
-          <w:b/>
-          <w:bCs/>
-          <w:i/>
-          <w:iCs/>
-          <w:sz w:val="24"/>
-          <w:szCs w:val="24"/>
-        </w:rPr>
-        <w:t>3.7 Provider fraud-type clustering</w:t>
-      </w:r>
-    </w:p>
-    <w:p>
-      <w:pPr>
-        <w:spacing w:after="100" w:afterAutospacing="1" w:line="360" w:lineRule="auto"/>
-        <w:rPr>
-          <w:rFonts w:ascii="Times New Roman" w:hAnsi="Times New Roman" w:cs="Times New Roman"/>
-          <w:sz w:val="24"/>
-          <w:szCs w:val="24"/>
-        </w:rPr>
-      </w:pPr>
-      <w:r>
-        <w:rPr>
-          <w:rFonts w:ascii="Times New Roman" w:hAnsi="Times New Roman" w:cs="Times New Roman"/>
-          <w:sz w:val="24"/>
-          <w:szCs w:val="24"/>
-        </w:rPr>
-        <w:t xml:space="preserve">Beyond predicting whether a provider is fraudulent, we also sought to characterize distinct fraud patterns among high-risk providers. We defined a high-risk universe by combining all labeled </w:t>
-      </w:r>
-      <w:r>
-        <w:rPr>
-          <w:rFonts w:ascii="Times New Roman" w:hAnsi="Times New Roman" w:cs="Times New Roman"/>
-          <w:sz w:val="24"/>
-          <w:szCs w:val="24"/>
-        </w:rPr>
-        <w:lastRenderedPageBreak/>
-        <w:t>fraudulent training providers with test providers whose logistic regression fraud scores exceeded a high threshold, then extracted the same standardized provider features used in supervised modeling (reimbursement levels, multi-window claims volumes, unique beneficiary counts, peer-normalized inpatient and outpatient z-scores, and rule counts for duplicates, upcoding, and overcharging). We applied HDBSCAN with Euclidean distance, a minimum cluster size of 10, and a small minimum samples value, allowing clusters of varying size and density and labeling atypical providers as noise. To examine structure, we projected providers into two principal components and colored points by cluster label, with noise in grey. For each cluster, we produced “cluster cards” summarizing size, labeled vs high-scored mix, and median utilization, payment, and rule-based features, interpreting them as fraud-type archetypes (e.g., high-revenue inpatient overchargers, high-volume outpatient overbillers).</w:t>
+          <w:highlight w:val="green"/>
+        </w:rPr>
+        <w:t xml:space="preserve">Recent studies document machine learning techniques for health insurance and Medicare fraud detection along with statistical models, ensemble learning, support vector machines, deep learning and hybrid pipelines [3], [8], [12], [14]. Logistic Regression, </w:t>
+      </w:r>
+      <w:r>
+        <w:rPr>
+          <w:rFonts w:ascii="Times New Roman" w:hAnsi="Times New Roman" w:cs="Times New Roman"/>
+          <w:sz w:val="24"/>
+          <w:szCs w:val="24"/>
+          <w:highlight w:val="green"/>
+        </w:rPr>
+        <w:t xml:space="preserve">Extra Trees, CatBoost, Random Forests, LightGBM, XGBoost, all of these supervised models are trained on provider and claim level data and perform well when the ground level truth label exists. </w:t>
+      </w:r>
+      <w:r>
+        <w:rPr>
+          <w:rFonts w:ascii="Times New Roman" w:hAnsi="Times New Roman" w:cs="Times New Roman"/>
+          <w:sz w:val="24"/>
+          <w:szCs w:val="24"/>
+          <w:highlight w:val="green"/>
+        </w:rPr>
+        <w:t>However</w:t>
+      </w:r>
+      <w:r>
+        <w:rPr>
+          <w:rFonts w:ascii="Times New Roman" w:hAnsi="Times New Roman" w:cs="Times New Roman"/>
+          <w:sz w:val="24"/>
+          <w:szCs w:val="24"/>
+          <w:highlight w:val="green"/>
+        </w:rPr>
+        <w:t xml:space="preserve">, </w:t>
+      </w:r>
+      <w:r>
+        <w:rPr>
+          <w:rFonts w:ascii="Times New Roman" w:hAnsi="Times New Roman" w:cs="Times New Roman"/>
+          <w:sz w:val="24"/>
+          <w:szCs w:val="24"/>
+          <w:highlight w:val="green"/>
+        </w:rPr>
+        <w:t xml:space="preserve">the </w:t>
+      </w:r>
+      <w:r>
+        <w:rPr>
+          <w:rFonts w:ascii="Times New Roman" w:hAnsi="Times New Roman" w:cs="Times New Roman"/>
+          <w:sz w:val="24"/>
+          <w:szCs w:val="24"/>
+          <w:highlight w:val="green"/>
+        </w:rPr>
+        <w:t>efficacy of those methods is not notable as the</w:t>
+      </w:r>
+      <w:r>
+        <w:rPr>
+          <w:rFonts w:ascii="Times New Roman" w:hAnsi="Times New Roman" w:cs="Times New Roman"/>
+          <w:sz w:val="24"/>
+          <w:szCs w:val="24"/>
+          <w:highlight w:val="green"/>
+        </w:rPr>
+        <w:t xml:space="preserve"> label scarcity</w:t>
+      </w:r>
+      <w:r>
+        <w:rPr>
+          <w:rFonts w:ascii="Times New Roman" w:hAnsi="Times New Roman" w:cs="Times New Roman"/>
+          <w:sz w:val="24"/>
+          <w:szCs w:val="24"/>
+          <w:highlight w:val="green"/>
+        </w:rPr>
+        <w:t xml:space="preserve"> exists</w:t>
+      </w:r>
+      <w:r>
+        <w:rPr>
+          <w:rFonts w:ascii="Times New Roman" w:hAnsi="Times New Roman" w:cs="Times New Roman"/>
+          <w:sz w:val="24"/>
+          <w:szCs w:val="24"/>
+          <w:highlight w:val="green"/>
+        </w:rPr>
+        <w:t xml:space="preserve"> and </w:t>
+      </w:r>
+      <w:r>
+        <w:rPr>
+          <w:rFonts w:ascii="Times New Roman" w:hAnsi="Times New Roman" w:cs="Times New Roman"/>
+          <w:sz w:val="24"/>
+          <w:szCs w:val="24"/>
+          <w:highlight w:val="green"/>
+        </w:rPr>
+        <w:t xml:space="preserve"> </w:t>
+      </w:r>
+      <w:r>
+        <w:rPr>
+          <w:rFonts w:ascii="Times New Roman" w:hAnsi="Times New Roman" w:cs="Times New Roman"/>
+          <w:sz w:val="24"/>
+          <w:szCs w:val="24"/>
+          <w:highlight w:val="green"/>
+        </w:rPr>
+        <w:t>fraud patterns</w:t>
+      </w:r>
+      <w:r>
+        <w:rPr>
+          <w:rFonts w:ascii="Times New Roman" w:hAnsi="Times New Roman" w:cs="Times New Roman"/>
+          <w:sz w:val="24"/>
+          <w:szCs w:val="24"/>
+          <w:highlight w:val="green"/>
+        </w:rPr>
+        <w:t xml:space="preserve"> evolve quickly</w:t>
+      </w:r>
+      <w:r>
+        <w:rPr>
+          <w:rFonts w:ascii="Times New Roman" w:hAnsi="Times New Roman" w:cs="Times New Roman"/>
+          <w:sz w:val="24"/>
+          <w:szCs w:val="24"/>
+          <w:highlight w:val="green"/>
+        </w:rPr>
+        <w:t xml:space="preserve"> [3], [5], [7], [8], [11]. </w:t>
+      </w:r>
+      <w:r>
+        <w:rPr>
+          <w:rFonts w:ascii="Times New Roman" w:hAnsi="Times New Roman" w:cs="Times New Roman"/>
+          <w:sz w:val="24"/>
+          <w:szCs w:val="24"/>
+          <w:highlight w:val="green"/>
+        </w:rPr>
+        <w:t>K</w:t>
+      </w:r>
+      <w:r>
+        <w:rPr>
+          <w:rFonts w:ascii="Times New Roman" w:hAnsi="Times New Roman" w:cs="Times New Roman"/>
+          <w:sz w:val="24"/>
+          <w:szCs w:val="24"/>
+          <w:highlight w:val="green"/>
+        </w:rPr>
+        <w:t>-means</w:t>
+      </w:r>
+      <w:r>
+        <w:rPr>
+          <w:rFonts w:ascii="Times New Roman" w:hAnsi="Times New Roman" w:cs="Times New Roman"/>
+          <w:sz w:val="24"/>
+          <w:szCs w:val="24"/>
+          <w:highlight w:val="green"/>
+        </w:rPr>
+        <w:t xml:space="preserve"> clustering</w:t>
+      </w:r>
+      <w:r>
+        <w:rPr>
+          <w:rFonts w:ascii="Times New Roman" w:hAnsi="Times New Roman" w:cs="Times New Roman"/>
+          <w:sz w:val="24"/>
+          <w:szCs w:val="24"/>
+          <w:highlight w:val="green"/>
+        </w:rPr>
+        <w:t xml:space="preserve"> and</w:t>
+      </w:r>
+      <w:r>
+        <w:rPr>
+          <w:rFonts w:ascii="Times New Roman" w:hAnsi="Times New Roman" w:cs="Times New Roman"/>
+          <w:sz w:val="24"/>
+          <w:szCs w:val="24"/>
+          <w:highlight w:val="green"/>
+        </w:rPr>
+        <w:t xml:space="preserve"> </w:t>
+      </w:r>
+      <w:r>
+        <w:rPr>
+          <w:rFonts w:ascii="Times New Roman" w:hAnsi="Times New Roman" w:cs="Times New Roman"/>
+          <w:sz w:val="24"/>
+          <w:szCs w:val="24"/>
+          <w:highlight w:val="green"/>
+        </w:rPr>
+        <w:t xml:space="preserve">other </w:t>
+      </w:r>
+      <w:r>
+        <w:rPr>
+          <w:rFonts w:ascii="Times New Roman" w:hAnsi="Times New Roman" w:cs="Times New Roman"/>
+          <w:sz w:val="24"/>
+          <w:szCs w:val="24"/>
+          <w:highlight w:val="green"/>
+        </w:rPr>
+        <w:t>density-based approaches</w:t>
+      </w:r>
+      <w:r>
+        <w:rPr>
+          <w:rFonts w:ascii="Times New Roman" w:hAnsi="Times New Roman" w:cs="Times New Roman"/>
+          <w:sz w:val="24"/>
+          <w:szCs w:val="24"/>
+          <w:highlight w:val="green"/>
+        </w:rPr>
+        <w:t xml:space="preserve"> discover different</w:t>
+      </w:r>
+      <w:r>
+        <w:rPr>
+          <w:rFonts w:ascii="Times New Roman" w:hAnsi="Times New Roman" w:cs="Times New Roman"/>
+          <w:sz w:val="24"/>
+          <w:szCs w:val="24"/>
+          <w:highlight w:val="green"/>
+        </w:rPr>
+        <w:t xml:space="preserve"> types </w:t>
+      </w:r>
+      <w:r>
+        <w:rPr>
+          <w:rFonts w:ascii="Times New Roman" w:hAnsi="Times New Roman" w:cs="Times New Roman"/>
+          <w:sz w:val="24"/>
+          <w:szCs w:val="24"/>
+          <w:highlight w:val="green"/>
+        </w:rPr>
+        <w:t xml:space="preserve">of fraud </w:t>
+      </w:r>
+      <w:r>
+        <w:rPr>
+          <w:rFonts w:ascii="Times New Roman" w:hAnsi="Times New Roman" w:cs="Times New Roman"/>
+          <w:sz w:val="24"/>
+          <w:szCs w:val="24"/>
+          <w:highlight w:val="green"/>
+        </w:rPr>
+        <w:t>across the</w:t>
+      </w:r>
+      <w:r>
+        <w:rPr>
+          <w:rFonts w:ascii="Times New Roman" w:hAnsi="Times New Roman" w:cs="Times New Roman"/>
+          <w:sz w:val="24"/>
+          <w:szCs w:val="24"/>
+          <w:highlight w:val="green"/>
+        </w:rPr>
+        <w:t xml:space="preserve"> claims </w:t>
+      </w:r>
+      <w:r>
+        <w:rPr>
+          <w:rFonts w:ascii="Times New Roman" w:hAnsi="Times New Roman" w:cs="Times New Roman"/>
+          <w:sz w:val="24"/>
+          <w:szCs w:val="24"/>
+          <w:highlight w:val="green"/>
+        </w:rPr>
+        <w:t>and</w:t>
+      </w:r>
+      <w:r>
+        <w:rPr>
+          <w:rFonts w:ascii="Times New Roman" w:hAnsi="Times New Roman" w:cs="Times New Roman"/>
+          <w:sz w:val="24"/>
+          <w:szCs w:val="24"/>
+          <w:highlight w:val="green"/>
+        </w:rPr>
+        <w:t xml:space="preserve"> providers</w:t>
+      </w:r>
+      <w:r>
+        <w:rPr>
+          <w:rFonts w:ascii="Times New Roman" w:hAnsi="Times New Roman" w:cs="Times New Roman"/>
+          <w:sz w:val="24"/>
+          <w:szCs w:val="24"/>
+          <w:highlight w:val="green"/>
+        </w:rPr>
+        <w:t>.</w:t>
+      </w:r>
+      <w:r>
+        <w:rPr>
+          <w:rFonts w:ascii="Times New Roman" w:hAnsi="Times New Roman" w:cs="Times New Roman"/>
+          <w:sz w:val="24"/>
+          <w:szCs w:val="24"/>
+          <w:highlight w:val="green"/>
+        </w:rPr>
+        <w:t xml:space="preserve"> Th</w:t>
+      </w:r>
+      <w:r>
+        <w:rPr>
+          <w:rFonts w:ascii="Times New Roman" w:hAnsi="Times New Roman" w:cs="Times New Roman"/>
+          <w:sz w:val="24"/>
+          <w:szCs w:val="24"/>
+          <w:highlight w:val="green"/>
+        </w:rPr>
+        <w:t>ose</w:t>
+      </w:r>
+      <w:r>
+        <w:rPr>
+          <w:rFonts w:ascii="Times New Roman" w:hAnsi="Times New Roman" w:cs="Times New Roman"/>
+          <w:sz w:val="24"/>
+          <w:szCs w:val="24"/>
+          <w:highlight w:val="green"/>
+        </w:rPr>
+        <w:t xml:space="preserve"> detectors</w:t>
+      </w:r>
+      <w:r>
+        <w:rPr>
+          <w:rFonts w:ascii="Times New Roman" w:hAnsi="Times New Roman" w:cs="Times New Roman"/>
+          <w:sz w:val="24"/>
+          <w:szCs w:val="24"/>
+          <w:highlight w:val="green"/>
+        </w:rPr>
+        <w:t xml:space="preserve"> </w:t>
+      </w:r>
+      <w:r>
+        <w:rPr>
+          <w:rFonts w:ascii="Times New Roman" w:hAnsi="Times New Roman" w:cs="Times New Roman"/>
+          <w:sz w:val="24"/>
+          <w:szCs w:val="24"/>
+          <w:highlight w:val="green"/>
+        </w:rPr>
+        <w:t xml:space="preserve">rely heavily on feature </w:t>
+      </w:r>
+      <w:r>
+        <w:rPr>
+          <w:rFonts w:ascii="Times New Roman" w:hAnsi="Times New Roman" w:cs="Times New Roman"/>
+          <w:sz w:val="24"/>
+          <w:szCs w:val="24"/>
+          <w:highlight w:val="green"/>
+        </w:rPr>
+        <w:t>engineering which also yield</w:t>
+      </w:r>
+      <w:r>
+        <w:rPr>
+          <w:rFonts w:ascii="Times New Roman" w:hAnsi="Times New Roman" w:cs="Times New Roman"/>
+          <w:sz w:val="24"/>
+          <w:szCs w:val="24"/>
+          <w:highlight w:val="green"/>
+        </w:rPr>
+        <w:t xml:space="preserve"> high false positive cases</w:t>
+      </w:r>
+      <w:r>
+        <w:rPr>
+          <w:rFonts w:ascii="Times New Roman" w:hAnsi="Times New Roman" w:cs="Times New Roman"/>
+          <w:sz w:val="24"/>
+          <w:szCs w:val="24"/>
+          <w:highlight w:val="green"/>
+        </w:rPr>
+        <w:t xml:space="preserve"> and human verification is essential to reduce the rate of misclassification</w:t>
+      </w:r>
+      <w:r>
+        <w:rPr>
+          <w:rFonts w:ascii="Times New Roman" w:hAnsi="Times New Roman" w:cs="Times New Roman"/>
+          <w:sz w:val="24"/>
+          <w:szCs w:val="24"/>
+          <w:highlight w:val="green"/>
+        </w:rPr>
+        <w:t xml:space="preserve"> [1], [2], [6], [13], [15]. </w:t>
+      </w:r>
+      <w:r>
+        <w:rPr>
+          <w:rFonts w:ascii="Times New Roman" w:hAnsi="Times New Roman" w:cs="Times New Roman"/>
+          <w:sz w:val="24"/>
+          <w:szCs w:val="24"/>
+          <w:highlight w:val="green"/>
+        </w:rPr>
+        <w:t xml:space="preserve">Association rule mining comes in handy for tagging those suspicious groups as several fraudulent types. </w:t>
+      </w:r>
+      <w:r>
+        <w:rPr>
+          <w:rFonts w:ascii="Times New Roman" w:hAnsi="Times New Roman" w:cs="Times New Roman"/>
+          <w:sz w:val="24"/>
+          <w:szCs w:val="24"/>
+          <w:highlight w:val="green"/>
+        </w:rPr>
+        <w:t>It helps</w:t>
+      </w:r>
+      <w:r>
+        <w:rPr>
+          <w:rFonts w:ascii="Times New Roman" w:hAnsi="Times New Roman" w:cs="Times New Roman"/>
+          <w:sz w:val="24"/>
+          <w:szCs w:val="24"/>
+          <w:highlight w:val="green"/>
+        </w:rPr>
+        <w:t xml:space="preserve"> detect</w:t>
+      </w:r>
+      <w:r>
+        <w:rPr>
+          <w:rFonts w:ascii="Times New Roman" w:hAnsi="Times New Roman" w:cs="Times New Roman"/>
+          <w:sz w:val="24"/>
+          <w:szCs w:val="24"/>
+          <w:highlight w:val="green"/>
+        </w:rPr>
+        <w:t xml:space="preserve"> </w:t>
+      </w:r>
+      <w:r>
+        <w:rPr>
+          <w:rFonts w:ascii="Times New Roman" w:hAnsi="Times New Roman" w:cs="Times New Roman"/>
+          <w:sz w:val="24"/>
+          <w:szCs w:val="24"/>
+          <w:highlight w:val="green"/>
+        </w:rPr>
+        <w:t>specifically</w:t>
+      </w:r>
+      <w:r>
+        <w:rPr>
+          <w:rFonts w:ascii="Times New Roman" w:hAnsi="Times New Roman" w:cs="Times New Roman"/>
+          <w:sz w:val="24"/>
+          <w:szCs w:val="24"/>
+          <w:highlight w:val="green"/>
+        </w:rPr>
+        <w:t xml:space="preserve"> whether the cluster represents duplicates, upcoding</w:t>
+      </w:r>
+      <w:r>
+        <w:rPr>
+          <w:rFonts w:ascii="Times New Roman" w:hAnsi="Times New Roman" w:cs="Times New Roman"/>
+          <w:sz w:val="24"/>
+          <w:szCs w:val="24"/>
+          <w:highlight w:val="green"/>
+        </w:rPr>
+        <w:t>,</w:t>
+      </w:r>
+      <w:r>
+        <w:rPr>
+          <w:rFonts w:ascii="Times New Roman" w:hAnsi="Times New Roman" w:cs="Times New Roman"/>
+          <w:sz w:val="24"/>
+          <w:szCs w:val="24"/>
+          <w:highlight w:val="green"/>
+        </w:rPr>
+        <w:t xml:space="preserve"> overcharge</w:t>
+      </w:r>
+      <w:r>
+        <w:rPr>
+          <w:rFonts w:ascii="Times New Roman" w:hAnsi="Times New Roman" w:cs="Times New Roman"/>
+          <w:sz w:val="24"/>
+          <w:szCs w:val="24"/>
+          <w:highlight w:val="green"/>
+        </w:rPr>
+        <w:t xml:space="preserve"> or any other fraud</w:t>
+      </w:r>
+      <w:r>
+        <w:rPr>
+          <w:rFonts w:ascii="Times New Roman" w:hAnsi="Times New Roman" w:cs="Times New Roman"/>
+          <w:sz w:val="24"/>
+          <w:szCs w:val="24"/>
+          <w:highlight w:val="green"/>
+        </w:rPr>
+        <w:t xml:space="preserve"> </w:t>
+      </w:r>
+      <w:r>
+        <w:rPr>
+          <w:rFonts w:ascii="Times New Roman" w:hAnsi="Times New Roman" w:cs="Times New Roman"/>
+          <w:sz w:val="24"/>
+          <w:szCs w:val="24"/>
+          <w:highlight w:val="green"/>
+        </w:rPr>
+        <w:t>patterns</w:t>
+      </w:r>
+      <w:r>
+        <w:rPr>
+          <w:rFonts w:ascii="Times New Roman" w:hAnsi="Times New Roman" w:cs="Times New Roman"/>
+          <w:sz w:val="24"/>
+          <w:szCs w:val="24"/>
+          <w:highlight w:val="green"/>
+        </w:rPr>
+        <w:t xml:space="preserve"> [5], [10]. Current research in this field </w:t>
+      </w:r>
+      <w:r>
+        <w:rPr>
+          <w:rFonts w:ascii="Times New Roman" w:hAnsi="Times New Roman" w:cs="Times New Roman"/>
+          <w:sz w:val="24"/>
+          <w:szCs w:val="24"/>
+          <w:highlight w:val="green"/>
+        </w:rPr>
+        <w:t>emphasizes</w:t>
+      </w:r>
+      <w:r>
+        <w:rPr>
+          <w:rFonts w:ascii="Times New Roman" w:hAnsi="Times New Roman" w:cs="Times New Roman"/>
+          <w:sz w:val="24"/>
+          <w:szCs w:val="24"/>
+          <w:highlight w:val="green"/>
+        </w:rPr>
+        <w:t xml:space="preserve"> </w:t>
+      </w:r>
+      <w:r>
+        <w:rPr>
+          <w:rFonts w:ascii="Times New Roman" w:hAnsi="Times New Roman" w:cs="Times New Roman"/>
+          <w:sz w:val="24"/>
+          <w:szCs w:val="24"/>
+          <w:highlight w:val="green"/>
+        </w:rPr>
+        <w:t>designing the hybrid models, supervised and unsupervised detectors within the</w:t>
+      </w:r>
+      <w:r>
+        <w:rPr>
+          <w:rFonts w:ascii="Times New Roman" w:hAnsi="Times New Roman" w:cs="Times New Roman"/>
+          <w:sz w:val="24"/>
+          <w:szCs w:val="24"/>
+          <w:highlight w:val="green"/>
+        </w:rPr>
+        <w:t xml:space="preserve"> end-to-end</w:t>
+      </w:r>
+      <w:r>
+        <w:rPr>
+          <w:rFonts w:ascii="Times New Roman" w:hAnsi="Times New Roman" w:cs="Times New Roman"/>
+          <w:sz w:val="24"/>
+          <w:szCs w:val="24"/>
+          <w:highlight w:val="green"/>
+        </w:rPr>
+        <w:t xml:space="preserve"> pipeline [3], [8], [12], [14], [15].</w:t>
       </w:r>
     </w:p>
     <w:p>
@@ -1014,6 +1506,1588 @@
           <w:sz w:val="28"/>
           <w:szCs w:val="28"/>
         </w:rPr>
+        <w:lastRenderedPageBreak/>
+        <w:t>3. Methodology</w:t>
+      </w:r>
+    </w:p>
+    <w:p>
+      <w:pPr>
+        <w:spacing w:line="360" w:lineRule="auto"/>
+        <w:rPr>
+          <w:rFonts w:ascii="Times New Roman" w:hAnsi="Times New Roman" w:cs="Times New Roman"/>
+          <w:b/>
+          <w:bCs/>
+          <w:i/>
+          <w:iCs/>
+          <w:sz w:val="24"/>
+          <w:szCs w:val="24"/>
+        </w:rPr>
+      </w:pPr>
+      <w:r>
+        <w:rPr>
+          <w:rFonts w:ascii="Times New Roman" w:hAnsi="Times New Roman" w:cs="Times New Roman"/>
+          <w:b/>
+          <w:bCs/>
+          <w:i/>
+          <w:iCs/>
+          <w:sz w:val="24"/>
+          <w:szCs w:val="24"/>
+        </w:rPr>
+        <w:t>3.1. Data sources and study design</w:t>
+      </w:r>
+    </w:p>
+    <w:p>
+      <w:pPr>
+        <w:spacing w:after="240" w:line="360" w:lineRule="auto"/>
+        <w:rPr>
+          <w:rFonts w:ascii="Times New Roman" w:hAnsi="Times New Roman" w:cs="Times New Roman"/>
+          <w:sz w:val="24"/>
+          <w:szCs w:val="24"/>
+        </w:rPr>
+      </w:pPr>
+      <w:r>
+        <w:rPr>
+          <w:rFonts w:ascii="Times New Roman" w:hAnsi="Times New Roman" w:cs="Times New Roman"/>
+          <w:sz w:val="24"/>
+          <w:szCs w:val="24"/>
+          <w:highlight w:val="green"/>
+        </w:rPr>
+        <w:t xml:space="preserve">We </w:t>
+      </w:r>
+      <w:r>
+        <w:rPr>
+          <w:rFonts w:ascii="Times New Roman" w:hAnsi="Times New Roman" w:cs="Times New Roman"/>
+          <w:sz w:val="24"/>
+          <w:szCs w:val="24"/>
+          <w:highlight w:val="green"/>
+        </w:rPr>
+        <w:t xml:space="preserve">used the Medicare </w:t>
+      </w:r>
+      <w:r>
+        <w:rPr>
+          <w:rFonts w:ascii="Times New Roman" w:hAnsi="Times New Roman" w:cs="Times New Roman"/>
+          <w:sz w:val="24"/>
+          <w:szCs w:val="24"/>
+          <w:highlight w:val="green"/>
+        </w:rPr>
+        <w:t>dataset from Medical Sphere</w:t>
+      </w:r>
+      <w:r>
+        <w:rPr>
+          <w:rFonts w:ascii="Times New Roman" w:hAnsi="Times New Roman" w:cs="Times New Roman"/>
+          <w:sz w:val="24"/>
+          <w:szCs w:val="24"/>
+          <w:highlight w:val="green"/>
+        </w:rPr>
+        <w:t xml:space="preserve"> (Open Source) which comes</w:t>
+      </w:r>
+      <w:r>
+        <w:rPr>
+          <w:rFonts w:ascii="Times New Roman" w:hAnsi="Times New Roman" w:cs="Times New Roman"/>
+          <w:sz w:val="24"/>
+          <w:szCs w:val="24"/>
+          <w:highlight w:val="green"/>
+        </w:rPr>
+        <w:t xml:space="preserve"> with </w:t>
+      </w:r>
+      <w:r>
+        <w:rPr>
+          <w:rFonts w:ascii="Times New Roman" w:hAnsi="Times New Roman" w:cs="Times New Roman"/>
+          <w:sz w:val="24"/>
+          <w:szCs w:val="24"/>
+          <w:highlight w:val="green"/>
+        </w:rPr>
+        <w:t xml:space="preserve">4 </w:t>
+      </w:r>
+      <w:r>
+        <w:rPr>
+          <w:rFonts w:ascii="Times New Roman" w:hAnsi="Times New Roman" w:cs="Times New Roman"/>
+          <w:sz w:val="24"/>
+          <w:szCs w:val="24"/>
+          <w:highlight w:val="green"/>
+        </w:rPr>
+        <w:t>training and</w:t>
+      </w:r>
+      <w:r>
+        <w:rPr>
+          <w:rFonts w:ascii="Times New Roman" w:hAnsi="Times New Roman" w:cs="Times New Roman"/>
+          <w:sz w:val="24"/>
+          <w:szCs w:val="24"/>
+          <w:highlight w:val="green"/>
+        </w:rPr>
+        <w:t xml:space="preserve"> 4</w:t>
+      </w:r>
+      <w:r>
+        <w:rPr>
+          <w:rFonts w:ascii="Times New Roman" w:hAnsi="Times New Roman" w:cs="Times New Roman"/>
+          <w:sz w:val="24"/>
+          <w:szCs w:val="24"/>
+          <w:highlight w:val="green"/>
+        </w:rPr>
+        <w:t xml:space="preserve"> test </w:t>
+      </w:r>
+      <w:r>
+        <w:rPr>
+          <w:rFonts w:ascii="Times New Roman" w:hAnsi="Times New Roman" w:cs="Times New Roman"/>
+          <w:sz w:val="24"/>
+          <w:szCs w:val="24"/>
+          <w:highlight w:val="green"/>
+        </w:rPr>
+        <w:t>files</w:t>
+      </w:r>
+      <w:r>
+        <w:rPr>
+          <w:rFonts w:ascii="Times New Roman" w:hAnsi="Times New Roman" w:cs="Times New Roman"/>
+          <w:sz w:val="24"/>
+          <w:szCs w:val="24"/>
+          <w:highlight w:val="green"/>
+        </w:rPr>
+        <w:t xml:space="preserve">. </w:t>
+      </w:r>
+      <w:r>
+        <w:rPr>
+          <w:rFonts w:ascii="Times New Roman" w:hAnsi="Times New Roman" w:cs="Times New Roman"/>
+          <w:sz w:val="24"/>
+          <w:szCs w:val="24"/>
+          <w:highlight w:val="green"/>
+        </w:rPr>
+        <w:t>Both of them</w:t>
+      </w:r>
+      <w:r>
+        <w:rPr>
+          <w:rFonts w:ascii="Times New Roman" w:hAnsi="Times New Roman" w:cs="Times New Roman"/>
+          <w:sz w:val="24"/>
+          <w:szCs w:val="24"/>
+          <w:highlight w:val="green"/>
+        </w:rPr>
+        <w:t xml:space="preserve"> h</w:t>
+      </w:r>
+      <w:r>
+        <w:rPr>
+          <w:rFonts w:ascii="Times New Roman" w:hAnsi="Times New Roman" w:cs="Times New Roman"/>
+          <w:sz w:val="24"/>
+          <w:szCs w:val="24"/>
+          <w:highlight w:val="green"/>
+        </w:rPr>
+        <w:t>ave</w:t>
+      </w:r>
+      <w:r>
+        <w:rPr>
+          <w:rFonts w:ascii="Times New Roman" w:hAnsi="Times New Roman" w:cs="Times New Roman"/>
+          <w:sz w:val="24"/>
+          <w:szCs w:val="24"/>
+          <w:highlight w:val="green"/>
+        </w:rPr>
+        <w:t xml:space="preserve"> provider, inpatient claims, outpatient claims, and beneficiary</w:t>
+      </w:r>
+      <w:r>
+        <w:rPr>
+          <w:rFonts w:ascii="Times New Roman" w:hAnsi="Times New Roman" w:cs="Times New Roman"/>
+          <w:sz w:val="24"/>
+          <w:szCs w:val="24"/>
+          <w:highlight w:val="green"/>
+        </w:rPr>
+        <w:t xml:space="preserve"> tables</w:t>
+      </w:r>
+      <w:r>
+        <w:rPr>
+          <w:rFonts w:ascii="Times New Roman" w:hAnsi="Times New Roman" w:cs="Times New Roman"/>
+          <w:sz w:val="24"/>
+          <w:szCs w:val="24"/>
+          <w:highlight w:val="green"/>
+        </w:rPr>
+        <w:t xml:space="preserve">. The training provider table includes a </w:t>
+      </w:r>
+      <w:r>
+        <w:rPr>
+          <w:rFonts w:ascii="Times New Roman" w:hAnsi="Times New Roman" w:cs="Times New Roman"/>
+          <w:i/>
+          <w:iCs/>
+          <w:sz w:val="24"/>
+          <w:szCs w:val="24"/>
+          <w:highlight w:val="green"/>
+        </w:rPr>
+        <w:t>PotentialFraud</w:t>
+      </w:r>
+      <w:r>
+        <w:rPr>
+          <w:rFonts w:ascii="Times New Roman" w:hAnsi="Times New Roman" w:cs="Times New Roman"/>
+          <w:sz w:val="24"/>
+          <w:szCs w:val="24"/>
+          <w:highlight w:val="green"/>
+        </w:rPr>
+        <w:t xml:space="preserve"> flag. Inpatient and outpatient tables contain </w:t>
+      </w:r>
+      <w:r>
+        <w:rPr>
+          <w:rFonts w:ascii="Times New Roman" w:hAnsi="Times New Roman" w:cs="Times New Roman"/>
+          <w:sz w:val="24"/>
+          <w:szCs w:val="24"/>
+          <w:highlight w:val="green"/>
+        </w:rPr>
+        <w:t>each row</w:t>
+      </w:r>
+      <w:r>
+        <w:rPr>
+          <w:rFonts w:ascii="Times New Roman" w:hAnsi="Times New Roman" w:cs="Times New Roman"/>
+          <w:sz w:val="24"/>
+          <w:szCs w:val="24"/>
+          <w:highlight w:val="green"/>
+        </w:rPr>
+        <w:t xml:space="preserve"> with claim</w:t>
+      </w:r>
+      <w:r>
+        <w:rPr>
+          <w:rFonts w:ascii="Times New Roman" w:hAnsi="Times New Roman" w:cs="Times New Roman"/>
+          <w:sz w:val="24"/>
+          <w:szCs w:val="24"/>
+          <w:highlight w:val="green"/>
+        </w:rPr>
+        <w:t xml:space="preserve"> IDs</w:t>
+      </w:r>
+      <w:r>
+        <w:rPr>
+          <w:rFonts w:ascii="Times New Roman" w:hAnsi="Times New Roman" w:cs="Times New Roman"/>
+          <w:sz w:val="24"/>
+          <w:szCs w:val="24"/>
+          <w:highlight w:val="green"/>
+        </w:rPr>
+        <w:t>, beneficiary</w:t>
+      </w:r>
+      <w:r>
+        <w:rPr>
+          <w:rFonts w:ascii="Times New Roman" w:hAnsi="Times New Roman" w:cs="Times New Roman"/>
+          <w:sz w:val="24"/>
+          <w:szCs w:val="24"/>
+          <w:highlight w:val="green"/>
+        </w:rPr>
+        <w:t xml:space="preserve"> IDs</w:t>
+      </w:r>
+      <w:r>
+        <w:rPr>
+          <w:rFonts w:ascii="Times New Roman" w:hAnsi="Times New Roman" w:cs="Times New Roman"/>
+          <w:sz w:val="24"/>
+          <w:szCs w:val="24"/>
+          <w:highlight w:val="green"/>
+        </w:rPr>
+        <w:t>, provider IDs, dates, reimbursed amount, deductibles, and diagnosis/procedure codes</w:t>
+      </w:r>
+      <w:r>
+        <w:rPr>
+          <w:rFonts w:ascii="Times New Roman" w:hAnsi="Times New Roman" w:cs="Times New Roman"/>
+          <w:sz w:val="24"/>
+          <w:szCs w:val="24"/>
+          <w:highlight w:val="green"/>
+        </w:rPr>
+        <w:t>.</w:t>
+      </w:r>
+      <w:r>
+        <w:rPr>
+          <w:rFonts w:ascii="Times New Roman" w:hAnsi="Times New Roman" w:cs="Times New Roman"/>
+          <w:sz w:val="24"/>
+          <w:szCs w:val="24"/>
+          <w:highlight w:val="green"/>
+        </w:rPr>
+        <w:t xml:space="preserve"> </w:t>
+      </w:r>
+      <w:r>
+        <w:rPr>
+          <w:rFonts w:ascii="Times New Roman" w:hAnsi="Times New Roman" w:cs="Times New Roman"/>
+          <w:sz w:val="24"/>
+          <w:szCs w:val="24"/>
+          <w:highlight w:val="green"/>
+        </w:rPr>
+        <w:t>T</w:t>
+      </w:r>
+      <w:r>
+        <w:rPr>
+          <w:rFonts w:ascii="Times New Roman" w:hAnsi="Times New Roman" w:cs="Times New Roman"/>
+          <w:sz w:val="24"/>
+          <w:szCs w:val="24"/>
+          <w:highlight w:val="green"/>
+        </w:rPr>
+        <w:t>he inpatient table also has admission</w:t>
+      </w:r>
+      <w:r>
+        <w:rPr>
+          <w:rFonts w:ascii="Times New Roman" w:hAnsi="Times New Roman" w:cs="Times New Roman"/>
+          <w:sz w:val="24"/>
+          <w:szCs w:val="24"/>
+          <w:highlight w:val="green"/>
+        </w:rPr>
+        <w:t xml:space="preserve">, </w:t>
+      </w:r>
+      <w:r>
+        <w:rPr>
+          <w:rFonts w:ascii="Times New Roman" w:hAnsi="Times New Roman" w:cs="Times New Roman"/>
+          <w:sz w:val="24"/>
+          <w:szCs w:val="24"/>
+          <w:highlight w:val="green"/>
+        </w:rPr>
+        <w:t xml:space="preserve">discharge dates and diagnosis-group fields. The beneficiary table </w:t>
+      </w:r>
+      <w:r>
+        <w:rPr>
+          <w:rFonts w:ascii="Times New Roman" w:hAnsi="Times New Roman" w:cs="Times New Roman"/>
+          <w:sz w:val="24"/>
+          <w:szCs w:val="24"/>
+          <w:highlight w:val="green"/>
+        </w:rPr>
+        <w:t>contains</w:t>
+      </w:r>
+      <w:r>
+        <w:rPr>
+          <w:rFonts w:ascii="Times New Roman" w:hAnsi="Times New Roman" w:cs="Times New Roman"/>
+          <w:sz w:val="24"/>
+          <w:szCs w:val="24"/>
+          <w:highlight w:val="green"/>
+        </w:rPr>
+        <w:t xml:space="preserve"> </w:t>
+      </w:r>
+      <w:r>
+        <w:rPr>
+          <w:rFonts w:ascii="Times New Roman" w:hAnsi="Times New Roman" w:cs="Times New Roman"/>
+          <w:sz w:val="24"/>
+          <w:szCs w:val="24"/>
+          <w:highlight w:val="green"/>
+        </w:rPr>
+        <w:t xml:space="preserve">basic </w:t>
+      </w:r>
+      <w:r>
+        <w:rPr>
+          <w:rFonts w:ascii="Times New Roman" w:hAnsi="Times New Roman" w:cs="Times New Roman"/>
+          <w:sz w:val="24"/>
+          <w:szCs w:val="24"/>
+          <w:highlight w:val="green"/>
+        </w:rPr>
+        <w:t>patient information</w:t>
+      </w:r>
+      <w:r>
+        <w:rPr>
+          <w:rFonts w:ascii="Times New Roman" w:hAnsi="Times New Roman" w:cs="Times New Roman"/>
+          <w:sz w:val="24"/>
+          <w:szCs w:val="24"/>
+          <w:highlight w:val="green"/>
+        </w:rPr>
+        <w:t>,</w:t>
+      </w:r>
+      <w:r>
+        <w:rPr>
+          <w:rFonts w:ascii="Times New Roman" w:hAnsi="Times New Roman" w:cs="Times New Roman"/>
+          <w:sz w:val="24"/>
+          <w:szCs w:val="24"/>
+          <w:highlight w:val="green"/>
+        </w:rPr>
+        <w:t xml:space="preserve"> demographics,</w:t>
+      </w:r>
+      <w:r>
+        <w:rPr>
+          <w:rFonts w:ascii="Times New Roman" w:hAnsi="Times New Roman" w:cs="Times New Roman"/>
+          <w:sz w:val="24"/>
+          <w:szCs w:val="24"/>
+          <w:highlight w:val="green"/>
+        </w:rPr>
+        <w:t xml:space="preserve"> and chronic condition indicators.</w:t>
+      </w:r>
+      <w:r>
+        <w:rPr>
+          <w:rFonts w:ascii="Times New Roman" w:hAnsi="Times New Roman" w:cs="Times New Roman"/>
+          <w:sz w:val="24"/>
+          <w:szCs w:val="24"/>
+          <w:highlight w:val="green"/>
+        </w:rPr>
+        <w:t xml:space="preserve"> </w:t>
+      </w:r>
+      <w:r>
+        <w:rPr>
+          <w:rFonts w:ascii="Times New Roman" w:hAnsi="Times New Roman" w:cs="Times New Roman"/>
+          <w:sz w:val="24"/>
+          <w:szCs w:val="24"/>
+          <w:highlight w:val="green"/>
+        </w:rPr>
+        <w:t>W</w:t>
+      </w:r>
+      <w:r>
+        <w:rPr>
+          <w:rFonts w:ascii="Times New Roman" w:hAnsi="Times New Roman" w:cs="Times New Roman"/>
+          <w:sz w:val="24"/>
+          <w:szCs w:val="24"/>
+          <w:highlight w:val="green"/>
+        </w:rPr>
+        <w:t>e c</w:t>
+      </w:r>
+      <w:r>
+        <w:rPr>
+          <w:rFonts w:ascii="Times New Roman" w:hAnsi="Times New Roman" w:cs="Times New Roman"/>
+          <w:sz w:val="24"/>
+          <w:szCs w:val="24"/>
+          <w:highlight w:val="green"/>
+        </w:rPr>
+        <w:t>ompute</w:t>
+      </w:r>
+      <w:r>
+        <w:rPr>
+          <w:rFonts w:ascii="Times New Roman" w:hAnsi="Times New Roman" w:cs="Times New Roman"/>
+          <w:sz w:val="24"/>
+          <w:szCs w:val="24"/>
+          <w:highlight w:val="green"/>
+        </w:rPr>
+        <w:t>d</w:t>
+      </w:r>
+      <w:r>
+        <w:rPr>
+          <w:rFonts w:ascii="Times New Roman" w:hAnsi="Times New Roman" w:cs="Times New Roman"/>
+          <w:sz w:val="24"/>
+          <w:szCs w:val="24"/>
+          <w:highlight w:val="green"/>
+        </w:rPr>
+        <w:t xml:space="preserve"> the</w:t>
+      </w:r>
+      <w:r>
+        <w:rPr>
+          <w:rFonts w:ascii="Times New Roman" w:hAnsi="Times New Roman" w:cs="Times New Roman"/>
+          <w:sz w:val="24"/>
+          <w:szCs w:val="24"/>
+          <w:highlight w:val="green"/>
+        </w:rPr>
+        <w:t xml:space="preserve"> several statistical features including mean, median and z-scores on payments, length of stay alongside the aggregates such as total claims, total reimbursement amounts, total number of unique beneficiaries</w:t>
+      </w:r>
+      <w:r>
+        <w:rPr>
+          <w:rFonts w:ascii="Times New Roman" w:hAnsi="Times New Roman" w:cs="Times New Roman"/>
+          <w:sz w:val="24"/>
+          <w:szCs w:val="24"/>
+          <w:highlight w:val="green"/>
+        </w:rPr>
+        <w:t xml:space="preserve"> on different timeframes</w:t>
+      </w:r>
+      <w:r>
+        <w:rPr>
+          <w:rFonts w:ascii="Times New Roman" w:hAnsi="Times New Roman" w:cs="Times New Roman"/>
+          <w:sz w:val="24"/>
+          <w:szCs w:val="24"/>
+          <w:highlight w:val="green"/>
+        </w:rPr>
+        <w:t xml:space="preserve"> </w:t>
+      </w:r>
+      <w:r>
+        <w:rPr>
+          <w:rFonts w:ascii="Times New Roman" w:hAnsi="Times New Roman" w:cs="Times New Roman"/>
+          <w:sz w:val="24"/>
+          <w:szCs w:val="24"/>
+          <w:highlight w:val="green"/>
+        </w:rPr>
+        <w:t>(30/90/365 days)</w:t>
+      </w:r>
+      <w:r>
+        <w:rPr>
+          <w:rFonts w:ascii="Times New Roman" w:hAnsi="Times New Roman" w:cs="Times New Roman"/>
+          <w:sz w:val="24"/>
+          <w:szCs w:val="24"/>
+          <w:highlight w:val="green"/>
+        </w:rPr>
+        <w:t xml:space="preserve"> to classify the fraudulent providers</w:t>
+      </w:r>
+      <w:r>
+        <w:rPr>
+          <w:rFonts w:ascii="Times New Roman" w:hAnsi="Times New Roman" w:cs="Times New Roman"/>
+          <w:sz w:val="24"/>
+          <w:szCs w:val="24"/>
+          <w:highlight w:val="green"/>
+        </w:rPr>
+        <w:t>. We u</w:t>
+      </w:r>
+      <w:r>
+        <w:rPr>
+          <w:rFonts w:ascii="Times New Roman" w:hAnsi="Times New Roman" w:cs="Times New Roman"/>
+          <w:sz w:val="24"/>
+          <w:szCs w:val="24"/>
+          <w:highlight w:val="green"/>
+        </w:rPr>
+        <w:t>tilized</w:t>
+      </w:r>
+      <w:r>
+        <w:rPr>
+          <w:rFonts w:ascii="Times New Roman" w:hAnsi="Times New Roman" w:cs="Times New Roman"/>
+          <w:sz w:val="24"/>
+          <w:szCs w:val="24"/>
+          <w:highlight w:val="green"/>
+        </w:rPr>
+        <w:t xml:space="preserve"> </w:t>
+      </w:r>
+      <w:r>
+        <w:rPr>
+          <w:rFonts w:ascii="Times New Roman" w:hAnsi="Times New Roman" w:cs="Times New Roman"/>
+          <w:sz w:val="24"/>
+          <w:szCs w:val="24"/>
+          <w:highlight w:val="green"/>
+        </w:rPr>
+        <w:t xml:space="preserve">claims </w:t>
+      </w:r>
+      <w:r>
+        <w:rPr>
+          <w:rFonts w:ascii="Times New Roman" w:hAnsi="Times New Roman" w:cs="Times New Roman"/>
+          <w:sz w:val="24"/>
+          <w:szCs w:val="24"/>
+          <w:highlight w:val="green"/>
+        </w:rPr>
+        <w:t xml:space="preserve">data </w:t>
+      </w:r>
+      <w:r>
+        <w:rPr>
+          <w:rFonts w:ascii="Times New Roman" w:hAnsi="Times New Roman" w:cs="Times New Roman"/>
+          <w:sz w:val="24"/>
+          <w:szCs w:val="24"/>
+          <w:highlight w:val="green"/>
+        </w:rPr>
+        <w:t xml:space="preserve">for feature construction and </w:t>
+      </w:r>
+      <w:r>
+        <w:rPr>
+          <w:rFonts w:ascii="Times New Roman" w:hAnsi="Times New Roman" w:cs="Times New Roman"/>
+          <w:sz w:val="24"/>
+          <w:szCs w:val="24"/>
+          <w:highlight w:val="green"/>
+        </w:rPr>
+        <w:t xml:space="preserve">performed </w:t>
+      </w:r>
+      <w:r>
+        <w:rPr>
+          <w:rFonts w:ascii="Times New Roman" w:hAnsi="Times New Roman" w:cs="Times New Roman"/>
+          <w:sz w:val="24"/>
+          <w:szCs w:val="24"/>
+          <w:highlight w:val="green"/>
+        </w:rPr>
+        <w:t>unsupervised clustering on fraud-only claims. For supervised learning</w:t>
+      </w:r>
+      <w:r>
+        <w:rPr>
+          <w:rFonts w:ascii="Times New Roman" w:hAnsi="Times New Roman" w:cs="Times New Roman"/>
+          <w:sz w:val="24"/>
+          <w:szCs w:val="24"/>
+          <w:highlight w:val="green"/>
+        </w:rPr>
+        <w:t>,</w:t>
+      </w:r>
+      <w:r>
+        <w:rPr>
+          <w:rFonts w:ascii="Times New Roman" w:hAnsi="Times New Roman" w:cs="Times New Roman"/>
+          <w:sz w:val="24"/>
+          <w:szCs w:val="24"/>
+          <w:highlight w:val="green"/>
+        </w:rPr>
+        <w:t xml:space="preserve"> we </w:t>
+      </w:r>
+      <w:r>
+        <w:rPr>
+          <w:rFonts w:ascii="Times New Roman" w:hAnsi="Times New Roman" w:cs="Times New Roman"/>
+          <w:sz w:val="24"/>
+          <w:szCs w:val="24"/>
+          <w:highlight w:val="green"/>
+        </w:rPr>
+        <w:t>trained our models on</w:t>
+      </w:r>
+      <w:r>
+        <w:rPr>
+          <w:rFonts w:ascii="Times New Roman" w:hAnsi="Times New Roman" w:cs="Times New Roman"/>
+          <w:sz w:val="24"/>
+          <w:szCs w:val="24"/>
+          <w:highlight w:val="green"/>
+        </w:rPr>
+        <w:t xml:space="preserve"> 70</w:t>
+      </w:r>
+      <w:r>
+        <w:rPr>
+          <w:rFonts w:ascii="Times New Roman" w:hAnsi="Times New Roman" w:cs="Times New Roman"/>
+          <w:sz w:val="24"/>
+          <w:szCs w:val="24"/>
+          <w:highlight w:val="green"/>
+        </w:rPr>
+        <w:t xml:space="preserve">% of the training data, we kept </w:t>
+      </w:r>
+      <w:r>
+        <w:rPr>
+          <w:rFonts w:ascii="Times New Roman" w:hAnsi="Times New Roman" w:cs="Times New Roman"/>
+          <w:sz w:val="24"/>
+          <w:szCs w:val="24"/>
+          <w:highlight w:val="green"/>
+        </w:rPr>
+        <w:t xml:space="preserve">30% data </w:t>
+      </w:r>
+      <w:r>
+        <w:rPr>
+          <w:rFonts w:ascii="Times New Roman" w:hAnsi="Times New Roman" w:cs="Times New Roman"/>
+          <w:sz w:val="24"/>
+          <w:szCs w:val="24"/>
+          <w:highlight w:val="green"/>
+        </w:rPr>
+        <w:t>for evaluation</w:t>
+      </w:r>
+      <w:r>
+        <w:rPr>
+          <w:rFonts w:ascii="Times New Roman" w:hAnsi="Times New Roman" w:cs="Times New Roman"/>
+          <w:sz w:val="24"/>
+          <w:szCs w:val="24"/>
+          <w:highlight w:val="green"/>
+        </w:rPr>
+        <w:t>.</w:t>
+      </w:r>
+      <w:r>
+        <w:rPr>
+          <w:rFonts w:ascii="Times New Roman" w:hAnsi="Times New Roman" w:cs="Times New Roman"/>
+          <w:sz w:val="24"/>
+          <w:szCs w:val="24"/>
+          <w:highlight w:val="green"/>
+        </w:rPr>
+        <w:t xml:space="preserve"> </w:t>
+      </w:r>
+      <w:r>
+        <w:rPr>
+          <w:rFonts w:ascii="Times New Roman" w:hAnsi="Times New Roman" w:cs="Times New Roman"/>
+          <w:sz w:val="24"/>
+          <w:szCs w:val="24"/>
+          <w:highlight w:val="green"/>
+        </w:rPr>
+        <w:t>W</w:t>
+      </w:r>
+      <w:r>
+        <w:rPr>
+          <w:rFonts w:ascii="Times New Roman" w:hAnsi="Times New Roman" w:cs="Times New Roman"/>
+          <w:sz w:val="24"/>
+          <w:szCs w:val="24"/>
+          <w:highlight w:val="green"/>
+        </w:rPr>
+        <w:t xml:space="preserve">e </w:t>
+      </w:r>
+      <w:r>
+        <w:rPr>
+          <w:rFonts w:ascii="Times New Roman" w:hAnsi="Times New Roman" w:cs="Times New Roman"/>
+          <w:sz w:val="24"/>
+          <w:szCs w:val="24"/>
+          <w:highlight w:val="green"/>
+        </w:rPr>
+        <w:t xml:space="preserve">then </w:t>
+      </w:r>
+      <w:r>
+        <w:rPr>
+          <w:rFonts w:ascii="Times New Roman" w:hAnsi="Times New Roman" w:cs="Times New Roman"/>
+          <w:sz w:val="24"/>
+          <w:szCs w:val="24"/>
+          <w:highlight w:val="green"/>
+        </w:rPr>
+        <w:t>appl</w:t>
+      </w:r>
+      <w:r>
+        <w:rPr>
+          <w:rFonts w:ascii="Times New Roman" w:hAnsi="Times New Roman" w:cs="Times New Roman"/>
+          <w:sz w:val="24"/>
+          <w:szCs w:val="24"/>
+          <w:highlight w:val="green"/>
+        </w:rPr>
+        <w:t>ied</w:t>
+      </w:r>
+      <w:r>
+        <w:rPr>
+          <w:rFonts w:ascii="Times New Roman" w:hAnsi="Times New Roman" w:cs="Times New Roman"/>
+          <w:sz w:val="24"/>
+          <w:szCs w:val="24"/>
+          <w:highlight w:val="green"/>
+        </w:rPr>
+        <w:t xml:space="preserve"> the</w:t>
+      </w:r>
+      <w:r>
+        <w:rPr>
+          <w:rFonts w:ascii="Times New Roman" w:hAnsi="Times New Roman" w:cs="Times New Roman"/>
+          <w:sz w:val="24"/>
+          <w:szCs w:val="24"/>
+          <w:highlight w:val="green"/>
+        </w:rPr>
+        <w:t xml:space="preserve"> trained models on</w:t>
+      </w:r>
+      <w:r>
+        <w:rPr>
+          <w:rFonts w:ascii="Times New Roman" w:hAnsi="Times New Roman" w:cs="Times New Roman"/>
+          <w:sz w:val="24"/>
+          <w:szCs w:val="24"/>
+          <w:highlight w:val="green"/>
+        </w:rPr>
+        <w:t xml:space="preserve"> unlabeled test </w:t>
+      </w:r>
+      <w:r>
+        <w:rPr>
+          <w:rFonts w:ascii="Times New Roman" w:hAnsi="Times New Roman" w:cs="Times New Roman"/>
+          <w:sz w:val="24"/>
+          <w:szCs w:val="24"/>
+          <w:highlight w:val="green"/>
+        </w:rPr>
+        <w:t>data</w:t>
+      </w:r>
+      <w:r>
+        <w:rPr>
+          <w:rFonts w:ascii="Times New Roman" w:hAnsi="Times New Roman" w:cs="Times New Roman"/>
+          <w:sz w:val="24"/>
+          <w:szCs w:val="24"/>
+          <w:highlight w:val="green"/>
+        </w:rPr>
+        <w:t xml:space="preserve"> to </w:t>
+      </w:r>
+      <w:r>
+        <w:rPr>
+          <w:rFonts w:ascii="Times New Roman" w:hAnsi="Times New Roman" w:cs="Times New Roman"/>
+          <w:sz w:val="24"/>
+          <w:szCs w:val="24"/>
+          <w:highlight w:val="green"/>
+        </w:rPr>
+        <w:t>examine</w:t>
+      </w:r>
+      <w:r>
+        <w:rPr>
+          <w:rFonts w:ascii="Times New Roman" w:hAnsi="Times New Roman" w:cs="Times New Roman"/>
+          <w:sz w:val="24"/>
+          <w:szCs w:val="24"/>
+          <w:highlight w:val="green"/>
+        </w:rPr>
+        <w:t xml:space="preserve"> risk scores and labels for </w:t>
+      </w:r>
+      <w:r>
+        <w:rPr>
+          <w:rFonts w:ascii="Times New Roman" w:hAnsi="Times New Roman" w:cs="Times New Roman"/>
+          <w:sz w:val="24"/>
+          <w:szCs w:val="24"/>
+          <w:highlight w:val="green"/>
+        </w:rPr>
+        <w:t xml:space="preserve">characterizing the </w:t>
+      </w:r>
+      <w:r>
+        <w:rPr>
+          <w:rFonts w:ascii="Times New Roman" w:hAnsi="Times New Roman" w:cs="Times New Roman"/>
+          <w:sz w:val="24"/>
+          <w:szCs w:val="24"/>
+          <w:highlight w:val="green"/>
+        </w:rPr>
+        <w:t>provider</w:t>
+      </w:r>
+      <w:r>
+        <w:rPr>
+          <w:rFonts w:ascii="Times New Roman" w:hAnsi="Times New Roman" w:cs="Times New Roman"/>
+          <w:sz w:val="24"/>
+          <w:szCs w:val="24"/>
+          <w:highlight w:val="green"/>
+        </w:rPr>
+        <w:t>-clusters</w:t>
+      </w:r>
+      <w:r>
+        <w:rPr>
+          <w:rFonts w:ascii="Times New Roman" w:hAnsi="Times New Roman" w:cs="Times New Roman"/>
+          <w:sz w:val="24"/>
+          <w:szCs w:val="24"/>
+          <w:highlight w:val="green"/>
+        </w:rPr>
+        <w:t>.</w:t>
+      </w:r>
+    </w:p>
+    <w:p>
+      <w:pPr>
+        <w:spacing w:line="360" w:lineRule="auto"/>
+        <w:rPr>
+          <w:rFonts w:ascii="Times New Roman" w:hAnsi="Times New Roman" w:cs="Times New Roman"/>
+          <w:b/>
+          <w:bCs/>
+          <w:i/>
+          <w:iCs/>
+          <w:sz w:val="24"/>
+          <w:szCs w:val="24"/>
+        </w:rPr>
+      </w:pPr>
+      <w:r>
+        <w:rPr>
+          <w:rFonts w:ascii="Times New Roman" w:hAnsi="Times New Roman" w:cs="Times New Roman"/>
+          <w:b/>
+          <w:bCs/>
+          <w:i/>
+          <w:iCs/>
+          <w:sz w:val="24"/>
+          <w:szCs w:val="24"/>
+        </w:rPr>
+        <w:t>3.2 Data cleaning and SQL feature store</w:t>
+      </w:r>
+    </w:p>
+    <w:p>
+      <w:pPr>
+        <w:spacing w:after="100" w:afterAutospacing="1" w:line="360" w:lineRule="auto"/>
+        <w:rPr>
+          <w:rFonts w:ascii="Times New Roman" w:hAnsi="Times New Roman" w:cs="Times New Roman"/>
+          <w:sz w:val="24"/>
+          <w:szCs w:val="24"/>
+        </w:rPr>
+      </w:pPr>
+      <w:r>
+        <w:rPr>
+          <w:rFonts w:ascii="Times New Roman" w:hAnsi="Times New Roman" w:cs="Times New Roman"/>
+          <w:sz w:val="24"/>
+          <w:szCs w:val="24"/>
+          <w:highlight w:val="green"/>
+        </w:rPr>
+        <w:t xml:space="preserve">All data processing was implemented in PostgreSQL using a layered design. </w:t>
+      </w:r>
+      <w:r>
+        <w:rPr>
+          <w:rFonts w:ascii="Times New Roman" w:hAnsi="Times New Roman" w:cs="Times New Roman"/>
+          <w:sz w:val="24"/>
+          <w:szCs w:val="24"/>
+          <w:highlight w:val="green"/>
+        </w:rPr>
+        <w:t>We loaded r</w:t>
+      </w:r>
+      <w:r>
+        <w:rPr>
+          <w:rFonts w:ascii="Times New Roman" w:hAnsi="Times New Roman" w:cs="Times New Roman"/>
+          <w:sz w:val="24"/>
+          <w:szCs w:val="24"/>
+          <w:highlight w:val="green"/>
+        </w:rPr>
+        <w:t>a</w:t>
+      </w:r>
+      <w:r>
+        <w:rPr>
+          <w:rFonts w:ascii="Times New Roman" w:hAnsi="Times New Roman" w:cs="Times New Roman"/>
+          <w:sz w:val="24"/>
+          <w:szCs w:val="24"/>
+          <w:highlight w:val="green"/>
+        </w:rPr>
+        <w:t>w csv files</w:t>
+      </w:r>
+      <w:r>
+        <w:rPr>
+          <w:rFonts w:ascii="Times New Roman" w:hAnsi="Times New Roman" w:cs="Times New Roman"/>
+          <w:sz w:val="24"/>
+          <w:szCs w:val="24"/>
+          <w:highlight w:val="green"/>
+        </w:rPr>
+        <w:t xml:space="preserve"> into a staging schema with all fields as text and basic checks on structure and column counts. Cleaned data moved to a curated schema, where placeholder strings for missing values were converted to NULL and columns cast to appropriate types</w:t>
+      </w:r>
+      <w:r>
+        <w:rPr>
+          <w:rFonts w:ascii="Times New Roman" w:hAnsi="Times New Roman" w:cs="Times New Roman"/>
+          <w:sz w:val="24"/>
+          <w:szCs w:val="24"/>
+          <w:highlight w:val="green"/>
+        </w:rPr>
+        <w:t xml:space="preserve">. </w:t>
+      </w:r>
+      <w:r>
+        <w:rPr>
+          <w:rFonts w:ascii="Times New Roman" w:hAnsi="Times New Roman" w:cs="Times New Roman"/>
+          <w:sz w:val="24"/>
+          <w:szCs w:val="24"/>
+          <w:highlight w:val="green"/>
+        </w:rPr>
+        <w:t>We went through data processing steps to verify unique provider and beneficiary IDs. We made sure there were non-null values in all the features across the inpatient and outpatient tables. We also looked into valid foreign keys and non-negative payments, length of stay and other numeric features. After handling those checks, we put together a mart schema where we had a fact table in place along with feature tables focused on claims and providers. These tables contain details about the length of stay, code counts for diagnoses and procedures, duplicates, possible overcharges, peer-normalized z-scores and 30/90/365-day aggregates.</w:t>
+      </w:r>
+    </w:p>
+    <w:p>
+      <w:pPr>
+        <w:spacing w:line="360" w:lineRule="auto"/>
+        <w:rPr>
+          <w:rFonts w:ascii="Times New Roman" w:hAnsi="Times New Roman" w:cs="Times New Roman"/>
+          <w:b/>
+          <w:bCs/>
+          <w:i/>
+          <w:iCs/>
+          <w:sz w:val="24"/>
+          <w:szCs w:val="24"/>
+        </w:rPr>
+      </w:pPr>
+      <w:r>
+        <w:rPr>
+          <w:rFonts w:ascii="Times New Roman" w:hAnsi="Times New Roman" w:cs="Times New Roman"/>
+          <w:b/>
+          <w:bCs/>
+          <w:i/>
+          <w:iCs/>
+          <w:sz w:val="24"/>
+          <w:szCs w:val="24"/>
+        </w:rPr>
+        <w:t>3.3 Feature engineering and rule-based indicators</w:t>
+      </w:r>
+    </w:p>
+    <w:p>
+      <w:pPr>
+        <w:spacing w:after="240" w:line="360" w:lineRule="auto"/>
+        <w:rPr>
+          <w:rFonts w:ascii="Times New Roman" w:hAnsi="Times New Roman" w:cs="Times New Roman"/>
+          <w:sz w:val="24"/>
+          <w:szCs w:val="24"/>
+        </w:rPr>
+      </w:pPr>
+      <w:r>
+        <w:rPr>
+          <w:rFonts w:ascii="Times New Roman" w:hAnsi="Times New Roman" w:cs="Times New Roman"/>
+          <w:sz w:val="24"/>
+          <w:szCs w:val="24"/>
+          <w:highlight w:val="green"/>
+        </w:rPr>
+        <w:lastRenderedPageBreak/>
+        <w:t>We derived f</w:t>
+      </w:r>
+      <w:r>
+        <w:rPr>
+          <w:rFonts w:ascii="Times New Roman" w:hAnsi="Times New Roman" w:cs="Times New Roman"/>
+          <w:sz w:val="24"/>
+          <w:szCs w:val="24"/>
+          <w:highlight w:val="green"/>
+        </w:rPr>
+        <w:t xml:space="preserve">eatures at both claim and provider levels. We implemented simple rules to capture duplicate billing, upcoding, overcharging, and other fraud patterns. We worked on reimbursed amount, deductible, length of stay, counted the diagnosis and procedure counts at the claim level depending on the type of the patient. We also built rule indicators for exact or near duplicates by comparing for the same patient and provider within short timeframes. </w:t>
+      </w:r>
+      <w:r>
+        <w:rPr>
+          <w:rFonts w:ascii="Times New Roman" w:hAnsi="Times New Roman" w:cs="Times New Roman"/>
+          <w:sz w:val="24"/>
+          <w:szCs w:val="24"/>
+          <w:highlight w:val="yellow"/>
+        </w:rPr>
+        <w:t>For overcharging, w</w:t>
+      </w:r>
+      <w:r>
+        <w:rPr>
+          <w:rFonts w:ascii="Times New Roman" w:hAnsi="Times New Roman" w:cs="Times New Roman"/>
+          <w:sz w:val="24"/>
+          <w:szCs w:val="24"/>
+          <w:highlight w:val="yellow"/>
+        </w:rPr>
+        <w:t xml:space="preserve">e </w:t>
+      </w:r>
+      <w:r>
+        <w:rPr>
+          <w:rFonts w:ascii="Times New Roman" w:hAnsi="Times New Roman" w:cs="Times New Roman"/>
+          <w:sz w:val="24"/>
+          <w:szCs w:val="24"/>
+          <w:highlight w:val="yellow"/>
+        </w:rPr>
+        <w:t>marked</w:t>
+      </w:r>
+      <w:r>
+        <w:rPr>
+          <w:rFonts w:ascii="Times New Roman" w:hAnsi="Times New Roman" w:cs="Times New Roman"/>
+          <w:sz w:val="24"/>
+          <w:szCs w:val="24"/>
+          <w:highlight w:val="yellow"/>
+        </w:rPr>
+        <w:t xml:space="preserve"> cases</w:t>
+      </w:r>
+      <w:r>
+        <w:rPr>
+          <w:rFonts w:ascii="Times New Roman" w:hAnsi="Times New Roman" w:cs="Times New Roman"/>
+          <w:sz w:val="24"/>
+          <w:szCs w:val="24"/>
+          <w:highlight w:val="yellow"/>
+        </w:rPr>
+        <w:t xml:space="preserve"> with </w:t>
+      </w:r>
+      <w:r>
+        <w:rPr>
+          <w:rFonts w:ascii="Times New Roman" w:hAnsi="Times New Roman" w:cs="Times New Roman"/>
+          <w:sz w:val="24"/>
+          <w:szCs w:val="24"/>
+          <w:highlight w:val="yellow"/>
+        </w:rPr>
+        <w:t>peer-normalized z-scores</w:t>
+      </w:r>
+      <w:r>
+        <w:rPr>
+          <w:rFonts w:ascii="Times New Roman" w:hAnsi="Times New Roman" w:cs="Times New Roman"/>
+          <w:sz w:val="24"/>
+          <w:szCs w:val="24"/>
+          <w:highlight w:val="yellow"/>
+        </w:rPr>
+        <w:t xml:space="preserve"> </w:t>
+      </w:r>
+      <w:r>
+        <w:rPr>
+          <w:rFonts w:ascii="Times New Roman" w:hAnsi="Times New Roman" w:cs="Times New Roman"/>
+          <w:sz w:val="24"/>
+          <w:szCs w:val="24"/>
+          <w:highlight w:val="yellow"/>
+        </w:rPr>
+        <w:t>for payments along with</w:t>
+      </w:r>
+      <w:r>
+        <w:rPr>
+          <w:rFonts w:ascii="Times New Roman" w:hAnsi="Times New Roman" w:cs="Times New Roman"/>
+          <w:sz w:val="24"/>
+          <w:szCs w:val="24"/>
+          <w:highlight w:val="yellow"/>
+        </w:rPr>
+        <w:t xml:space="preserve"> IQR</w:t>
+      </w:r>
+      <w:r>
+        <w:rPr>
+          <w:rFonts w:ascii="Times New Roman" w:hAnsi="Times New Roman" w:cs="Times New Roman"/>
+          <w:sz w:val="24"/>
+          <w:szCs w:val="24"/>
+          <w:highlight w:val="yellow"/>
+        </w:rPr>
+        <w:t xml:space="preserve"> thresholds. </w:t>
+      </w:r>
+      <w:r>
+        <w:rPr>
+          <w:rFonts w:ascii="Times New Roman" w:hAnsi="Times New Roman" w:cs="Times New Roman"/>
+          <w:sz w:val="24"/>
+          <w:szCs w:val="24"/>
+          <w:highlight w:val="yellow"/>
+        </w:rPr>
+        <w:t>W</w:t>
+      </w:r>
+      <w:r>
+        <w:rPr>
+          <w:rFonts w:ascii="Times New Roman" w:hAnsi="Times New Roman" w:cs="Times New Roman"/>
+          <w:sz w:val="24"/>
+          <w:szCs w:val="24"/>
+          <w:highlight w:val="yellow"/>
+        </w:rPr>
+        <w:t xml:space="preserve">e </w:t>
+      </w:r>
+      <w:r>
+        <w:rPr>
+          <w:rFonts w:ascii="Times New Roman" w:hAnsi="Times New Roman" w:cs="Times New Roman"/>
+          <w:sz w:val="24"/>
+          <w:szCs w:val="24"/>
+          <w:highlight w:val="yellow"/>
+        </w:rPr>
+        <w:t xml:space="preserve">also </w:t>
+      </w:r>
+      <w:r>
+        <w:rPr>
+          <w:rFonts w:ascii="Times New Roman" w:hAnsi="Times New Roman" w:cs="Times New Roman"/>
+          <w:sz w:val="24"/>
+          <w:szCs w:val="24"/>
+          <w:highlight w:val="yellow"/>
+        </w:rPr>
+        <w:t>grouped</w:t>
+      </w:r>
+      <w:r>
+        <w:rPr>
+          <w:rFonts w:ascii="Times New Roman" w:hAnsi="Times New Roman" w:cs="Times New Roman"/>
+          <w:sz w:val="24"/>
+          <w:szCs w:val="24"/>
+          <w:highlight w:val="yellow"/>
+        </w:rPr>
+        <w:t xml:space="preserve"> claims across windows of </w:t>
+      </w:r>
+      <w:r>
+        <w:rPr>
+          <w:rFonts w:ascii="Times New Roman" w:hAnsi="Times New Roman" w:cs="Times New Roman"/>
+          <w:sz w:val="24"/>
+          <w:szCs w:val="24"/>
+          <w:highlight w:val="yellow"/>
+        </w:rPr>
+        <w:t>30</w:t>
+      </w:r>
+      <w:r>
+        <w:rPr>
+          <w:rFonts w:ascii="Times New Roman" w:hAnsi="Times New Roman" w:cs="Times New Roman"/>
+          <w:sz w:val="24"/>
+          <w:szCs w:val="24"/>
+          <w:highlight w:val="yellow"/>
+        </w:rPr>
+        <w:t xml:space="preserve">, </w:t>
+      </w:r>
+      <w:r>
+        <w:rPr>
+          <w:rFonts w:ascii="Times New Roman" w:hAnsi="Times New Roman" w:cs="Times New Roman"/>
+          <w:sz w:val="24"/>
+          <w:szCs w:val="24"/>
+          <w:highlight w:val="yellow"/>
+        </w:rPr>
+        <w:t>90</w:t>
+      </w:r>
+      <w:r>
+        <w:rPr>
+          <w:rFonts w:ascii="Times New Roman" w:hAnsi="Times New Roman" w:cs="Times New Roman"/>
+          <w:sz w:val="24"/>
+          <w:szCs w:val="24"/>
+          <w:highlight w:val="yellow"/>
+        </w:rPr>
+        <w:t xml:space="preserve">, and </w:t>
+      </w:r>
+      <w:r>
+        <w:rPr>
+          <w:rFonts w:ascii="Times New Roman" w:hAnsi="Times New Roman" w:cs="Times New Roman"/>
+          <w:sz w:val="24"/>
+          <w:szCs w:val="24"/>
+          <w:highlight w:val="yellow"/>
+        </w:rPr>
+        <w:t>365</w:t>
+      </w:r>
+      <w:r>
+        <w:rPr>
+          <w:rFonts w:ascii="Times New Roman" w:hAnsi="Times New Roman" w:cs="Times New Roman"/>
+          <w:sz w:val="24"/>
+          <w:szCs w:val="24"/>
+          <w:highlight w:val="yellow"/>
+        </w:rPr>
+        <w:t xml:space="preserve"> days</w:t>
+      </w:r>
+      <w:r>
+        <w:rPr>
+          <w:rFonts w:ascii="Times New Roman" w:hAnsi="Times New Roman" w:cs="Times New Roman"/>
+          <w:sz w:val="24"/>
+          <w:szCs w:val="24"/>
+          <w:highlight w:val="yellow"/>
+        </w:rPr>
+        <w:t xml:space="preserve">. This lets us get totals on claims and payments, </w:t>
+      </w:r>
+      <w:r>
+        <w:rPr>
+          <w:rFonts w:ascii="Times New Roman" w:hAnsi="Times New Roman" w:cs="Times New Roman"/>
+          <w:sz w:val="24"/>
+          <w:szCs w:val="24"/>
+          <w:highlight w:val="yellow"/>
+        </w:rPr>
+        <w:t xml:space="preserve">numbers of unique patients, </w:t>
+      </w:r>
+      <w:r>
+        <w:rPr>
+          <w:rFonts w:ascii="Times New Roman" w:hAnsi="Times New Roman" w:cs="Times New Roman"/>
+          <w:sz w:val="24"/>
+          <w:szCs w:val="24"/>
+          <w:highlight w:val="yellow"/>
+        </w:rPr>
+        <w:t>diversity</w:t>
+      </w:r>
+      <w:r>
+        <w:rPr>
+          <w:rFonts w:ascii="Times New Roman" w:hAnsi="Times New Roman" w:cs="Times New Roman"/>
+          <w:sz w:val="24"/>
+          <w:szCs w:val="24"/>
+          <w:highlight w:val="yellow"/>
+        </w:rPr>
+        <w:t xml:space="preserve"> in diagnosis</w:t>
+      </w:r>
+      <w:r>
+        <w:rPr>
+          <w:rFonts w:ascii="Times New Roman" w:hAnsi="Times New Roman" w:cs="Times New Roman"/>
+          <w:sz w:val="24"/>
+          <w:szCs w:val="24"/>
+          <w:highlight w:val="yellow"/>
+        </w:rPr>
+        <w:t>/</w:t>
+      </w:r>
+      <w:r>
+        <w:rPr>
+          <w:rFonts w:ascii="Times New Roman" w:hAnsi="Times New Roman" w:cs="Times New Roman"/>
+          <w:sz w:val="24"/>
+          <w:szCs w:val="24"/>
+          <w:highlight w:val="yellow"/>
+        </w:rPr>
+        <w:t>procedure codes</w:t>
+      </w:r>
+      <w:r>
+        <w:rPr>
+          <w:rFonts w:ascii="Times New Roman" w:hAnsi="Times New Roman" w:cs="Times New Roman"/>
+          <w:sz w:val="24"/>
+          <w:szCs w:val="24"/>
+          <w:highlight w:val="yellow"/>
+        </w:rPr>
+        <w:t xml:space="preserve"> </w:t>
+      </w:r>
+      <w:r>
+        <w:rPr>
+          <w:rFonts w:ascii="Times New Roman" w:hAnsi="Times New Roman" w:cs="Times New Roman"/>
+          <w:sz w:val="24"/>
+          <w:szCs w:val="24"/>
+          <w:highlight w:val="yellow"/>
+        </w:rPr>
+        <w:t>and</w:t>
+      </w:r>
+      <w:r>
+        <w:rPr>
+          <w:rFonts w:ascii="Times New Roman" w:hAnsi="Times New Roman" w:cs="Times New Roman"/>
+          <w:sz w:val="24"/>
+          <w:szCs w:val="24"/>
+          <w:highlight w:val="yellow"/>
+        </w:rPr>
+        <w:t xml:space="preserve"> many</w:t>
+      </w:r>
+      <w:r>
+        <w:rPr>
+          <w:rFonts w:ascii="Times New Roman" w:hAnsi="Times New Roman" w:cs="Times New Roman"/>
+          <w:sz w:val="24"/>
+          <w:szCs w:val="24"/>
+          <w:highlight w:val="yellow"/>
+        </w:rPr>
+        <w:t xml:space="preserve"> other features. We </w:t>
+      </w:r>
+      <w:r>
+        <w:rPr>
+          <w:rFonts w:ascii="Times New Roman" w:hAnsi="Times New Roman" w:cs="Times New Roman"/>
+          <w:sz w:val="24"/>
+          <w:szCs w:val="24"/>
+          <w:highlight w:val="yellow"/>
+        </w:rPr>
+        <w:t>also monitored</w:t>
+      </w:r>
+      <w:r>
+        <w:rPr>
+          <w:rFonts w:ascii="Times New Roman" w:hAnsi="Times New Roman" w:cs="Times New Roman"/>
+          <w:sz w:val="24"/>
+          <w:szCs w:val="24"/>
+          <w:highlight w:val="yellow"/>
+        </w:rPr>
+        <w:t xml:space="preserve"> duplicates, upcoding, and overcharge occurrences</w:t>
+      </w:r>
+      <w:r>
+        <w:rPr>
+          <w:rFonts w:ascii="Times New Roman" w:hAnsi="Times New Roman" w:cs="Times New Roman"/>
+          <w:sz w:val="24"/>
+          <w:szCs w:val="24"/>
+          <w:highlight w:val="yellow"/>
+        </w:rPr>
+        <w:t xml:space="preserve"> to flag </w:t>
+      </w:r>
+      <w:r>
+        <w:rPr>
+          <w:rFonts w:ascii="Times New Roman" w:hAnsi="Times New Roman" w:cs="Times New Roman"/>
+          <w:sz w:val="24"/>
+          <w:szCs w:val="24"/>
+          <w:highlight w:val="yellow"/>
+        </w:rPr>
+        <w:t>suspicious</w:t>
+      </w:r>
+      <w:r>
+        <w:rPr>
+          <w:rFonts w:ascii="Times New Roman" w:hAnsi="Times New Roman" w:cs="Times New Roman"/>
+          <w:sz w:val="24"/>
+          <w:szCs w:val="24"/>
+          <w:highlight w:val="yellow"/>
+        </w:rPr>
+        <w:t xml:space="preserve"> claims</w:t>
+      </w:r>
+      <w:r>
+        <w:rPr>
+          <w:rFonts w:ascii="Times New Roman" w:hAnsi="Times New Roman" w:cs="Times New Roman"/>
+          <w:sz w:val="24"/>
+          <w:szCs w:val="24"/>
+          <w:highlight w:val="yellow"/>
+        </w:rPr>
+        <w:t xml:space="preserve">. </w:t>
+      </w:r>
+      <w:r>
+        <w:rPr>
+          <w:rFonts w:ascii="Times New Roman" w:hAnsi="Times New Roman" w:cs="Times New Roman"/>
+          <w:sz w:val="24"/>
+          <w:szCs w:val="24"/>
+          <w:highlight w:val="yellow"/>
+        </w:rPr>
+        <w:t>We used those</w:t>
+      </w:r>
+      <w:r>
+        <w:rPr>
+          <w:rFonts w:ascii="Times New Roman" w:hAnsi="Times New Roman" w:cs="Times New Roman"/>
+          <w:sz w:val="24"/>
+          <w:szCs w:val="24"/>
+          <w:highlight w:val="yellow"/>
+        </w:rPr>
+        <w:t xml:space="preserve"> inputs for</w:t>
+      </w:r>
+      <w:r>
+        <w:rPr>
+          <w:rFonts w:ascii="Times New Roman" w:hAnsi="Times New Roman" w:cs="Times New Roman"/>
+          <w:sz w:val="24"/>
+          <w:szCs w:val="24"/>
+          <w:highlight w:val="yellow"/>
+        </w:rPr>
+        <w:t xml:space="preserve"> </w:t>
+      </w:r>
+      <w:r>
+        <w:rPr>
+          <w:rFonts w:ascii="Times New Roman" w:hAnsi="Times New Roman" w:cs="Times New Roman"/>
+          <w:sz w:val="24"/>
+          <w:szCs w:val="24"/>
+          <w:highlight w:val="yellow"/>
+        </w:rPr>
+        <w:t>training</w:t>
+      </w:r>
+      <w:r>
+        <w:rPr>
+          <w:rFonts w:ascii="Times New Roman" w:hAnsi="Times New Roman" w:cs="Times New Roman"/>
+          <w:sz w:val="24"/>
+          <w:szCs w:val="24"/>
+          <w:highlight w:val="yellow"/>
+        </w:rPr>
+        <w:t xml:space="preserve"> </w:t>
+      </w:r>
+      <w:r>
+        <w:rPr>
+          <w:rFonts w:ascii="Times New Roman" w:hAnsi="Times New Roman" w:cs="Times New Roman"/>
+          <w:sz w:val="24"/>
+          <w:szCs w:val="24"/>
+          <w:highlight w:val="yellow"/>
+        </w:rPr>
+        <w:t xml:space="preserve">the models </w:t>
+      </w:r>
+      <w:r>
+        <w:rPr>
+          <w:rFonts w:ascii="Times New Roman" w:hAnsi="Times New Roman" w:cs="Times New Roman"/>
+          <w:sz w:val="24"/>
+          <w:szCs w:val="24"/>
+          <w:highlight w:val="yellow"/>
+        </w:rPr>
+        <w:t>i</w:t>
+      </w:r>
+      <w:r>
+        <w:rPr>
+          <w:rFonts w:ascii="Times New Roman" w:hAnsi="Times New Roman" w:cs="Times New Roman"/>
+          <w:sz w:val="24"/>
+          <w:szCs w:val="24"/>
+          <w:highlight w:val="yellow"/>
+        </w:rPr>
+        <w:t xml:space="preserve">n </w:t>
+      </w:r>
+      <w:r>
+        <w:rPr>
+          <w:rFonts w:ascii="Times New Roman" w:hAnsi="Times New Roman" w:cs="Times New Roman"/>
+          <w:sz w:val="24"/>
+          <w:szCs w:val="24"/>
+          <w:highlight w:val="yellow"/>
+        </w:rPr>
+        <w:t>next</w:t>
+      </w:r>
+      <w:r>
+        <w:rPr>
+          <w:rFonts w:ascii="Times New Roman" w:hAnsi="Times New Roman" w:cs="Times New Roman"/>
+          <w:sz w:val="24"/>
+          <w:szCs w:val="24"/>
+          <w:highlight w:val="yellow"/>
+        </w:rPr>
+        <w:t xml:space="preserve"> </w:t>
+      </w:r>
+      <w:r>
+        <w:rPr>
+          <w:rFonts w:ascii="Times New Roman" w:hAnsi="Times New Roman" w:cs="Times New Roman"/>
+          <w:sz w:val="24"/>
+          <w:szCs w:val="24"/>
+          <w:highlight w:val="yellow"/>
+        </w:rPr>
+        <w:t>steps in the end</w:t>
+      </w:r>
+      <w:r>
+        <w:rPr>
+          <w:rFonts w:ascii="Times New Roman" w:hAnsi="Times New Roman" w:cs="Times New Roman"/>
+          <w:sz w:val="24"/>
+          <w:szCs w:val="24"/>
+          <w:highlight w:val="yellow"/>
+        </w:rPr>
+        <w:t>.</w:t>
+      </w:r>
+    </w:p>
+    <w:p>
+      <w:pPr>
+        <w:spacing w:line="360" w:lineRule="auto"/>
+        <w:rPr>
+          <w:rFonts w:ascii="Times New Roman" w:hAnsi="Times New Roman" w:cs="Times New Roman"/>
+          <w:b/>
+          <w:bCs/>
+          <w:i/>
+          <w:iCs/>
+          <w:sz w:val="24"/>
+          <w:szCs w:val="24"/>
+        </w:rPr>
+      </w:pPr>
+      <w:r>
+        <w:rPr>
+          <w:rFonts w:ascii="Times New Roman" w:hAnsi="Times New Roman" w:cs="Times New Roman"/>
+          <w:b/>
+          <w:bCs/>
+          <w:i/>
+          <w:iCs/>
+          <w:sz w:val="24"/>
+          <w:szCs w:val="24"/>
+        </w:rPr>
+        <w:t>3.4 Exploratory analysis and feature selection</w:t>
+      </w:r>
+    </w:p>
+    <w:p>
+      <w:pPr>
+        <w:spacing w:after="240" w:line="360" w:lineRule="auto"/>
+        <w:rPr>
+          <w:rFonts w:ascii="Times New Roman" w:hAnsi="Times New Roman" w:cs="Times New Roman"/>
+          <w:sz w:val="24"/>
+          <w:szCs w:val="24"/>
+        </w:rPr>
+      </w:pPr>
+      <w:r>
+        <w:rPr>
+          <w:rFonts w:ascii="Times New Roman" w:hAnsi="Times New Roman" w:cs="Times New Roman"/>
+          <w:sz w:val="24"/>
+          <w:szCs w:val="24"/>
+          <w:highlight w:val="yellow"/>
+        </w:rPr>
+        <w:t>After building the SQL feature store, we performed exploratory analysis and feature selection in Python, using SQLAlchemy and pandas to load the claim- and provider-level feature tables and inspect basic distributions. For key continuous variables such as reimbursed amounts, deductibles, and inpatient length of stay, we plotted histograms and boxplots to assess skewness, long tails, and potential data errors, confirming the expected heavy-tailed patterns. We quantified outliers with robust statistics by computing interquartile ranges and robust z-scores based on the median and median absolute deviation, flagging extreme claims and comparing these to rule-based indicators such as overcharge flags and short-stay high-payment inpatient claims. At the provider level, we examined correlations among engineered features using pairwise correlation coefficients and variance inflation factors to identify and remove highly collinear variables, particularly overlapping measures of recent reimbursement and claim volumes. Based on these diagnostics, we retained a compact, interpretable set of provider features—covering total and recent reimbursement, recent claim and unique beneficiary counts, code diversity, peer-normalized reimbursement and length-of-stay z-scores, and aggregated counts of duplicate, upcoding, and overcharge events—for all subsequent supervised learning and clustering analyses.</w:t>
+      </w:r>
+    </w:p>
+    <w:p>
+      <w:pPr>
+        <w:spacing w:line="360" w:lineRule="auto"/>
+        <w:rPr>
+          <w:rFonts w:ascii="Times New Roman" w:hAnsi="Times New Roman" w:cs="Times New Roman"/>
+          <w:b/>
+          <w:bCs/>
+          <w:i/>
+          <w:iCs/>
+          <w:sz w:val="24"/>
+          <w:szCs w:val="24"/>
+        </w:rPr>
+      </w:pPr>
+      <w:r>
+        <w:rPr>
+          <w:rFonts w:ascii="Times New Roman" w:hAnsi="Times New Roman" w:cs="Times New Roman"/>
+          <w:b/>
+          <w:bCs/>
+          <w:i/>
+          <w:iCs/>
+          <w:sz w:val="24"/>
+          <w:szCs w:val="24"/>
+        </w:rPr>
+        <w:t>3.5 Unsupervised fraud-only claim clustering</w:t>
+      </w:r>
+    </w:p>
+    <w:p>
+      <w:pPr>
+        <w:spacing w:after="240" w:line="360" w:lineRule="auto"/>
+        <w:rPr>
+          <w:rFonts w:ascii="Times New Roman" w:hAnsi="Times New Roman" w:cs="Times New Roman"/>
+          <w:sz w:val="24"/>
+          <w:szCs w:val="24"/>
+        </w:rPr>
+      </w:pPr>
+      <w:r>
+        <w:rPr>
+          <w:rFonts w:ascii="Times New Roman" w:hAnsi="Times New Roman" w:cs="Times New Roman"/>
+          <w:sz w:val="24"/>
+          <w:szCs w:val="24"/>
+        </w:rPr>
+        <w:t xml:space="preserve">To better understand heterogeneity in fraudulent behavior, we clustered fraud-only claims. We first identified fraudulent providers from the training labels and extracted all associated inpatient </w:t>
+      </w:r>
+      <w:r>
+        <w:rPr>
+          <w:rFonts w:ascii="Times New Roman" w:hAnsi="Times New Roman" w:cs="Times New Roman"/>
+          <w:sz w:val="24"/>
+          <w:szCs w:val="24"/>
+        </w:rPr>
+        <w:lastRenderedPageBreak/>
+        <w:t>and outpatient claims, building separate fraud-only tables. Using standardized engineered features—reimbursed amount, diagnosis and procedure counts, claim-level rule flags (duplicate and overcharge), and peer-normalized z-scores—we imputed missing values, scaled features, and applied HDBSCAN separately to inpatient and outpatient claims, choosing it for its ability to find clusters of varying size and density while treating atypical claims as noise. We tuned minimum cluster size and minimum samples, evaluated clustering quality with internal metrics and the noise fraction, and visualized structure via PCA projections colored by HDBSCAN cluster assignments. For each cluster, we produced “cluster cards” summarizing size, reimbursement levels, diagnosis/procedure multiplicity, and frequencies of rule flags, and we ran association rule mining within clusters to find frequent, high-lift diagnosis–procedure combinations, using these summaries and patterns to characterize distinct types of fraudulent claim behavior.</w:t>
+      </w:r>
+    </w:p>
+    <w:p>
+      <w:pPr>
+        <w:spacing w:line="360" w:lineRule="auto"/>
+        <w:rPr>
+          <w:rFonts w:ascii="Times New Roman" w:hAnsi="Times New Roman" w:cs="Times New Roman"/>
+          <w:b/>
+          <w:bCs/>
+          <w:i/>
+          <w:iCs/>
+          <w:sz w:val="24"/>
+          <w:szCs w:val="24"/>
+        </w:rPr>
+      </w:pPr>
+      <w:r>
+        <w:rPr>
+          <w:rFonts w:ascii="Times New Roman" w:hAnsi="Times New Roman" w:cs="Times New Roman"/>
+          <w:b/>
+          <w:bCs/>
+          <w:i/>
+          <w:iCs/>
+          <w:sz w:val="24"/>
+          <w:szCs w:val="24"/>
+        </w:rPr>
+        <w:t>3.6 Supervised provider fraud classification</w:t>
+      </w:r>
+    </w:p>
+    <w:p>
+      <w:pPr>
+        <w:spacing w:after="240" w:line="360" w:lineRule="auto"/>
+        <w:rPr>
+          <w:rFonts w:ascii="Times New Roman" w:hAnsi="Times New Roman" w:cs="Times New Roman"/>
+          <w:sz w:val="24"/>
+          <w:szCs w:val="24"/>
+        </w:rPr>
+      </w:pPr>
+      <w:r>
+        <w:rPr>
+          <w:rFonts w:ascii="Times New Roman" w:hAnsi="Times New Roman" w:cs="Times New Roman"/>
+          <w:sz w:val="24"/>
+          <w:szCs w:val="24"/>
+        </w:rPr>
+        <w:t>We used supervised learning to predict whether a provider is fraudulent based on aggregated claims features. Modelling was restricted to labeled training providers, with a stratified 70/30 provider-level split that preserved the fraud/non-fraud ratio. All provider-level features from the feature store were merged with the binary fraud label, and continuous variables were standardized using statistics from the training subset, then applied unchanged to the hold-out set. We compared multiple classifiers on the same feature set—logistic regression with elastic-net regularization, Random Forests, Extremely Randomized Trees, LightGBM, XGBoost, and CatBoost—using class weighting or imbalance-aware parameters to address the rarity of fraudulent providers. Hyperparameters were tuned via randomized search with five-fold cross-validation, optimizing area under the precision–recall curve (PR-AUC), and final models were evaluated on the 30% hold-out set using accuracy, precision, recall, F1, PR-AUC, and ROC-AUC. Instead of fixing a 0.5 cutoff, we chose the probability threshold that maximized F1 on the hold-out precision–recall curve. Logistic regression with elastic-net and class-balanced weighting emerged as the primary model, offering strong PR-AUC, competitive F1, and interpretable coefficients, while tree-based models served as baselines that confirmed most performance gains came from the engineered features rather than model complexity.</w:t>
+      </w:r>
+    </w:p>
+    <w:p>
+      <w:pPr>
+        <w:spacing w:line="360" w:lineRule="auto"/>
+        <w:rPr>
+          <w:rFonts w:ascii="Times New Roman" w:hAnsi="Times New Roman" w:cs="Times New Roman"/>
+          <w:b/>
+          <w:bCs/>
+          <w:i/>
+          <w:iCs/>
+          <w:sz w:val="24"/>
+          <w:szCs w:val="24"/>
+        </w:rPr>
+      </w:pPr>
+      <w:r>
+        <w:rPr>
+          <w:rFonts w:ascii="Times New Roman" w:hAnsi="Times New Roman" w:cs="Times New Roman"/>
+          <w:b/>
+          <w:bCs/>
+          <w:i/>
+          <w:iCs/>
+          <w:sz w:val="24"/>
+          <w:szCs w:val="24"/>
+        </w:rPr>
+        <w:t>3.7 Provider fraud-type clustering</w:t>
+      </w:r>
+    </w:p>
+    <w:p>
+      <w:pPr>
+        <w:spacing w:after="100" w:afterAutospacing="1" w:line="360" w:lineRule="auto"/>
+        <w:rPr>
+          <w:rFonts w:ascii="Times New Roman" w:hAnsi="Times New Roman" w:cs="Times New Roman"/>
+          <w:sz w:val="24"/>
+          <w:szCs w:val="24"/>
+        </w:rPr>
+      </w:pPr>
+      <w:r>
+        <w:rPr>
+          <w:rFonts w:ascii="Times New Roman" w:hAnsi="Times New Roman" w:cs="Times New Roman"/>
+          <w:sz w:val="24"/>
+          <w:szCs w:val="24"/>
+        </w:rPr>
+        <w:lastRenderedPageBreak/>
+        <w:t>Beyond predicting whether a provider is fraudulent, we also sought to characterize distinct fraud patterns among high-risk providers. We defined a high-risk universe by combining all labeled fraudulent training providers with test providers whose logistic regression fraud scores exceeded a high threshold, then extracted the same standardized provider features used in supervised modeling (reimbursement levels, multi-window claims volumes, unique beneficiary counts, peer-normalized inpatient and outpatient z-scores, and rule counts for duplicates, upcoding, and overcharging). We applied HDBSCAN with Euclidean distance, a minimum cluster size of 10, and a small minimum samples value, allowing clusters of varying size and density and labeling atypical providers as noise. To examine structure, we projected providers into two principal components and colored points by cluster label, with noise in grey. For each cluster, we produced “cluster cards” summarizing size, labeled vs high-scored mix, and median utilization, payment, and rule-based features, interpreting them as fraud-type archetypes (e.g., high-revenue inpatient overchargers, high-volume outpatient overbillers).</w:t>
+      </w:r>
+    </w:p>
+    <w:p>
+      <w:pPr>
+        <w:pStyle w:val="Heading1"/>
+        <w:spacing w:before="0" w:after="240"/>
+        <w:rPr>
+          <w:rFonts w:ascii="Times New Roman" w:hAnsi="Times New Roman" w:cs="Times New Roman"/>
+          <w:b/>
+          <w:bCs/>
+          <w:sz w:val="28"/>
+          <w:szCs w:val="28"/>
+        </w:rPr>
+      </w:pPr>
+      <w:r>
+        <w:rPr>
+          <w:rFonts w:ascii="Times New Roman" w:hAnsi="Times New Roman" w:cs="Times New Roman"/>
+          <w:b/>
+          <w:bCs/>
+          <w:sz w:val="28"/>
+          <w:szCs w:val="28"/>
+        </w:rPr>
         <w:t>4. Results</w:t>
       </w:r>
     </w:p>
@@ -1206,7 +3280,7 @@
         </w:rPr>
         <w:lastRenderedPageBreak/>
         <w:drawing>
-          <wp:inline distT="0" distB="0" distL="0" distR="0" wp14:anchorId="7DB9F5ED" wp14:editId="756D367E">
+          <wp:inline distT="0" distB="0" distL="0" distR="0" wp14:anchorId="7DB9F5ED" wp14:editId="2F3C7956">
             <wp:extent cx="2582883" cy="1930814"/>
             <wp:effectExtent l="0" t="0" r="8255" b="0"/>
             <wp:docPr id="1172243241" name="Picture 1" descr="A collage of graphs&#10;&#10;AI-generated content may be incorrect."/>
@@ -1676,7 +3750,7 @@
           <w:lang w:val="en-US"/>
         </w:rPr>
         <w:drawing>
-          <wp:inline distT="0" distB="0" distL="0" distR="0" wp14:anchorId="6D2A79C3" wp14:editId="160C6AE3">
+          <wp:inline distT="0" distB="0" distL="0" distR="0" wp14:anchorId="6D2A79C3" wp14:editId="7E23673D">
             <wp:extent cx="2794883" cy="1783231"/>
             <wp:effectExtent l="0" t="0" r="5715" b="7620"/>
             <wp:docPr id="339040142" name="Picture 5" descr="A graph showing a graph showing a number of points&#10;&#10;AI-generated content may be incorrect."/>
@@ -3271,7 +5345,87 @@
           <w:sz w:val="24"/>
           <w:szCs w:val="24"/>
         </w:rPr>
-        <w:t xml:space="preserve">We evaluated supervised models for predicting provider fraud status using provider-level features. On the 30% hold-out subset of labeled providers, all models achieved ROC-AUC (≈0.93–0.94), indicating good discrimination; performance metrics are reported in Table 2. Logistic regression with elastic-net regularization and class-balanced weighting performed best, with PR-AUC ≈0.71, ROC-AUC ≈0.93, and, after threshold tuning, precision ≈0.74, recall ≈0.56, and F1 ≈0.65. Tree-based models (Random Forests, gradient boosting methods, CatBoost) achieved similar ROC-AUC but weaker PR-AUC or precision–recall trade-offs and did not surpass the interpretable linear model. Logistic regression fraud risk scores (Figure </w:t>
+        <w:t>We evaluated supervised models for predicting provider fraud status using provider-level features. On the 30% hold-out subset of labeled providers, all models achieved ROC-AUC (≈0.93–0.94), indicating good discrimination; performance metrics are reported in Table 2. Logistic regression with elastic-net regularization and class-balanced weighting performed best, with PR-AUC ≈0.7</w:t>
+      </w:r>
+      <w:r>
+        <w:rPr>
+          <w:rFonts w:ascii="Times New Roman" w:eastAsia="Times New Roman" w:hAnsi="Times New Roman" w:cs="Times New Roman"/>
+          <w:sz w:val="24"/>
+          <w:szCs w:val="24"/>
+        </w:rPr>
+        <w:t>3</w:t>
+      </w:r>
+      <w:r>
+        <w:rPr>
+          <w:rFonts w:ascii="Times New Roman" w:eastAsia="Times New Roman" w:hAnsi="Times New Roman" w:cs="Times New Roman"/>
+          <w:sz w:val="24"/>
+          <w:szCs w:val="24"/>
+        </w:rPr>
+        <w:t>, ROC-AUC ≈0.9</w:t>
+      </w:r>
+      <w:r>
+        <w:rPr>
+          <w:rFonts w:ascii="Times New Roman" w:eastAsia="Times New Roman" w:hAnsi="Times New Roman" w:cs="Times New Roman"/>
+          <w:sz w:val="24"/>
+          <w:szCs w:val="24"/>
+        </w:rPr>
+        <w:t>4</w:t>
+      </w:r>
+      <w:r>
+        <w:rPr>
+          <w:rFonts w:ascii="Times New Roman" w:eastAsia="Times New Roman" w:hAnsi="Times New Roman" w:cs="Times New Roman"/>
+          <w:sz w:val="24"/>
+          <w:szCs w:val="24"/>
+        </w:rPr>
+        <w:t>, and, after threshold tuning, precision ≈0.</w:t>
+      </w:r>
+      <w:r>
+        <w:rPr>
+          <w:rFonts w:ascii="Times New Roman" w:eastAsia="Times New Roman" w:hAnsi="Times New Roman" w:cs="Times New Roman"/>
+          <w:sz w:val="24"/>
+          <w:szCs w:val="24"/>
+        </w:rPr>
+        <w:t>59</w:t>
+      </w:r>
+      <w:r>
+        <w:rPr>
+          <w:rFonts w:ascii="Times New Roman" w:eastAsia="Times New Roman" w:hAnsi="Times New Roman" w:cs="Times New Roman"/>
+          <w:sz w:val="24"/>
+          <w:szCs w:val="24"/>
+        </w:rPr>
+        <w:t>, recall ≈0.</w:t>
+      </w:r>
+      <w:r>
+        <w:rPr>
+          <w:rFonts w:ascii="Times New Roman" w:eastAsia="Times New Roman" w:hAnsi="Times New Roman" w:cs="Times New Roman"/>
+          <w:sz w:val="24"/>
+          <w:szCs w:val="24"/>
+        </w:rPr>
+        <w:t>74</w:t>
+      </w:r>
+      <w:r>
+        <w:rPr>
+          <w:rFonts w:ascii="Times New Roman" w:eastAsia="Times New Roman" w:hAnsi="Times New Roman" w:cs="Times New Roman"/>
+          <w:sz w:val="24"/>
+          <w:szCs w:val="24"/>
+        </w:rPr>
+        <w:t>, and F1 ≈0.6</w:t>
+      </w:r>
+      <w:r>
+        <w:rPr>
+          <w:rFonts w:ascii="Times New Roman" w:eastAsia="Times New Roman" w:hAnsi="Times New Roman" w:cs="Times New Roman"/>
+          <w:sz w:val="24"/>
+          <w:szCs w:val="24"/>
+        </w:rPr>
+        <w:t>6</w:t>
+      </w:r>
+      <w:r>
+        <w:rPr>
+          <w:rFonts w:ascii="Times New Roman" w:eastAsia="Times New Roman" w:hAnsi="Times New Roman" w:cs="Times New Roman"/>
+          <w:sz w:val="24"/>
+          <w:szCs w:val="24"/>
+        </w:rPr>
+        <w:t xml:space="preserve">. Tree-based models (Random Forests, gradient boosting methods, CatBoost) achieved similar ROC-AUC but weaker PR-AUC or precision–recall trade-offs and did not surpass the interpretable linear model. Logistic regression fraud risk scores (Figure </w:t>
       </w:r>
       <w:r>
         <w:rPr>
@@ -4261,7 +6415,7 @@
           <w:szCs w:val="24"/>
           <w:lang w:val="en-US"/>
         </w:rPr>
-        <w:t>, LightGBM, XGBoost, CatBoost, and a multilayer perceptron, reported as accuracy, precision, recall, F1-score, area under the precision–recall curve (PR-AUC), and area under the ROC curve (ROC-AUC).</w:t>
+        <w:t>, LightGBM, XGBoost, CatBoost reported as accuracy, precision, recall, F1-score, area under the precision–recall curve (PR-AUC), and area under the ROC curve (ROC-AUC).</w:t>
       </w:r>
     </w:p>
     <w:p>
@@ -5755,15 +7909,7 @@
           <w:sz w:val="24"/>
           <w:szCs w:val="24"/>
         </w:rPr>
-        <w:t>,</w:t>
-      </w:r>
-      <w:r>
-        <w:rPr>
-          <w:rFonts w:ascii="Times New Roman" w:hAnsi="Times New Roman" w:cs="Times New Roman"/>
-          <w:sz w:val="24"/>
-          <w:szCs w:val="24"/>
-        </w:rPr>
-        <w:t xml:space="preserve"> validation, </w:t>
+        <w:t xml:space="preserve">, validation, </w:t>
       </w:r>
       <w:r>
         <w:rPr>
@@ -7421,6 +9567,7 @@
   <w:style w:type="character" w:default="1" w:styleId="DefaultParagraphFont">
     <w:name w:val="Default Paragraph Font"/>
     <w:uiPriority w:val="1"/>
+    <w:semiHidden/>
     <w:unhideWhenUsed/>
   </w:style>
   <w:style w:type="table" w:default="1" w:styleId="TableNormal">

--- a/Final Paper/Manuscript.docx
+++ b/Final Paper/Manuscript.docx
@@ -1824,7 +1824,25 @@
           <w:szCs w:val="24"/>
           <w:highlight w:val="green"/>
         </w:rPr>
-        <w:t xml:space="preserve">discharge dates and diagnosis-group fields. The beneficiary table </w:t>
+        <w:t>discharge dates and diagnosis</w:t>
+      </w:r>
+      <w:r>
+        <w:rPr>
+          <w:rFonts w:ascii="Times New Roman" w:hAnsi="Times New Roman" w:cs="Times New Roman"/>
+          <w:sz w:val="24"/>
+          <w:szCs w:val="24"/>
+          <w:highlight w:val="green"/>
+        </w:rPr>
+        <w:t xml:space="preserve"> related</w:t>
+      </w:r>
+      <w:r>
+        <w:rPr>
+          <w:rFonts w:ascii="Times New Roman" w:hAnsi="Times New Roman" w:cs="Times New Roman"/>
+          <w:sz w:val="24"/>
+          <w:szCs w:val="24"/>
+          <w:highlight w:val="green"/>
+        </w:rPr>
+        <w:t xml:space="preserve"> fields. The beneficiary table </w:t>
       </w:r>
       <w:r>
         <w:rPr>
@@ -1887,7 +1905,25 @@
           <w:szCs w:val="24"/>
           <w:highlight w:val="green"/>
         </w:rPr>
-        <w:t xml:space="preserve"> and chronic condition indicators.</w:t>
+        <w:t xml:space="preserve"> and chronic </w:t>
+      </w:r>
+      <w:r>
+        <w:rPr>
+          <w:rFonts w:ascii="Times New Roman" w:hAnsi="Times New Roman" w:cs="Times New Roman"/>
+          <w:sz w:val="24"/>
+          <w:szCs w:val="24"/>
+          <w:highlight w:val="green"/>
+        </w:rPr>
+        <w:t>health condition of the patient</w:t>
+      </w:r>
+      <w:r>
+        <w:rPr>
+          <w:rFonts w:ascii="Times New Roman" w:hAnsi="Times New Roman" w:cs="Times New Roman"/>
+          <w:sz w:val="24"/>
+          <w:szCs w:val="24"/>
+          <w:highlight w:val="green"/>
+        </w:rPr>
+        <w:t>.</w:t>
       </w:r>
       <w:r>
         <w:rPr>
@@ -1941,33 +1977,6 @@
           <w:szCs w:val="24"/>
           <w:highlight w:val="green"/>
         </w:rPr>
-        <w:t xml:space="preserve"> the</w:t>
-      </w:r>
-      <w:r>
-        <w:rPr>
-          <w:rFonts w:ascii="Times New Roman" w:hAnsi="Times New Roman" w:cs="Times New Roman"/>
-          <w:sz w:val="24"/>
-          <w:szCs w:val="24"/>
-          <w:highlight w:val="green"/>
-        </w:rPr>
-        <w:t xml:space="preserve"> several statistical features including mean, median and z-scores on payments, length of stay alongside the aggregates such as total claims, total reimbursement amounts, total number of unique beneficiaries</w:t>
-      </w:r>
-      <w:r>
-        <w:rPr>
-          <w:rFonts w:ascii="Times New Roman" w:hAnsi="Times New Roman" w:cs="Times New Roman"/>
-          <w:sz w:val="24"/>
-          <w:szCs w:val="24"/>
-          <w:highlight w:val="green"/>
-        </w:rPr>
-        <w:t xml:space="preserve"> on different timeframes</w:t>
-      </w:r>
-      <w:r>
-        <w:rPr>
-          <w:rFonts w:ascii="Times New Roman" w:hAnsi="Times New Roman" w:cs="Times New Roman"/>
-          <w:sz w:val="24"/>
-          <w:szCs w:val="24"/>
-          <w:highlight w:val="green"/>
-        </w:rPr>
         <w:t xml:space="preserve"> </w:t>
       </w:r>
       <w:r>
@@ -1977,7 +1986,70 @@
           <w:szCs w:val="24"/>
           <w:highlight w:val="green"/>
         </w:rPr>
-        <w:t>(30/90/365 days)</w:t>
+        <w:t>mean, median and z-scores on payments, length of stay</w:t>
+      </w:r>
+      <w:r>
+        <w:rPr>
+          <w:rFonts w:ascii="Times New Roman" w:hAnsi="Times New Roman" w:cs="Times New Roman"/>
+          <w:sz w:val="24"/>
+          <w:szCs w:val="24"/>
+          <w:highlight w:val="green"/>
+        </w:rPr>
+        <w:t xml:space="preserve">. We also did the same on </w:t>
+      </w:r>
+      <w:r>
+        <w:rPr>
+          <w:rFonts w:ascii="Times New Roman" w:hAnsi="Times New Roman" w:cs="Times New Roman"/>
+          <w:sz w:val="24"/>
+          <w:szCs w:val="24"/>
+          <w:highlight w:val="green"/>
+        </w:rPr>
+        <w:t>total</w:t>
+      </w:r>
+      <w:r>
+        <w:rPr>
+          <w:rFonts w:ascii="Times New Roman" w:hAnsi="Times New Roman" w:cs="Times New Roman"/>
+          <w:sz w:val="24"/>
+          <w:szCs w:val="24"/>
+          <w:highlight w:val="green"/>
+        </w:rPr>
+        <w:t>-</w:t>
+      </w:r>
+      <w:r>
+        <w:rPr>
+          <w:rFonts w:ascii="Times New Roman" w:hAnsi="Times New Roman" w:cs="Times New Roman"/>
+          <w:sz w:val="24"/>
+          <w:szCs w:val="24"/>
+          <w:highlight w:val="green"/>
+        </w:rPr>
+        <w:t xml:space="preserve"> claims, reimbursement amounts, unique beneficiaries</w:t>
+      </w:r>
+      <w:r>
+        <w:rPr>
+          <w:rFonts w:ascii="Times New Roman" w:hAnsi="Times New Roman" w:cs="Times New Roman"/>
+          <w:sz w:val="24"/>
+          <w:szCs w:val="24"/>
+          <w:highlight w:val="green"/>
+        </w:rPr>
+        <w:t xml:space="preserve"> on</w:t>
+      </w:r>
+      <w:r>
+        <w:rPr>
+          <w:rFonts w:ascii="Times New Roman" w:hAnsi="Times New Roman" w:cs="Times New Roman"/>
+          <w:sz w:val="24"/>
+          <w:szCs w:val="24"/>
+          <w:highlight w:val="green"/>
+        </w:rPr>
+        <w:t xml:space="preserve"> </w:t>
+      </w:r>
+      <w:r>
+        <w:rPr>
+          <w:rFonts w:ascii="Times New Roman" w:hAnsi="Times New Roman" w:cs="Times New Roman"/>
+          <w:sz w:val="24"/>
+          <w:szCs w:val="24"/>
+          <w:highlight w:val="green"/>
+        </w:rPr>
+        <w:t>30/90/365 days</w:t>
       </w:r>
       <w:r>
         <w:rPr>
@@ -2444,16 +2516,16 @@
           <w:rFonts w:ascii="Times New Roman" w:hAnsi="Times New Roman" w:cs="Times New Roman"/>
           <w:sz w:val="24"/>
           <w:szCs w:val="24"/>
-          <w:highlight w:val="yellow"/>
-        </w:rPr>
-        <w:t>For overcharging, w</w:t>
-      </w:r>
-      <w:r>
-        <w:rPr>
-          <w:rFonts w:ascii="Times New Roman" w:hAnsi="Times New Roman" w:cs="Times New Roman"/>
-          <w:sz w:val="24"/>
-          <w:szCs w:val="24"/>
-          <w:highlight w:val="yellow"/>
+          <w:highlight w:val="green"/>
+        </w:rPr>
+        <w:t>W</w:t>
+      </w:r>
+      <w:r>
+        <w:rPr>
+          <w:rFonts w:ascii="Times New Roman" w:hAnsi="Times New Roman" w:cs="Times New Roman"/>
+          <w:sz w:val="24"/>
+          <w:szCs w:val="24"/>
+          <w:highlight w:val="green"/>
         </w:rPr>
         <w:t xml:space="preserve">e </w:t>
       </w:r>
@@ -2462,34 +2534,25 @@
           <w:rFonts w:ascii="Times New Roman" w:hAnsi="Times New Roman" w:cs="Times New Roman"/>
           <w:sz w:val="24"/>
           <w:szCs w:val="24"/>
-          <w:highlight w:val="yellow"/>
-        </w:rPr>
-        <w:t>marked</w:t>
-      </w:r>
-      <w:r>
-        <w:rPr>
-          <w:rFonts w:ascii="Times New Roman" w:hAnsi="Times New Roman" w:cs="Times New Roman"/>
-          <w:sz w:val="24"/>
-          <w:szCs w:val="24"/>
-          <w:highlight w:val="yellow"/>
-        </w:rPr>
-        <w:t xml:space="preserve"> cases</w:t>
-      </w:r>
-      <w:r>
-        <w:rPr>
-          <w:rFonts w:ascii="Times New Roman" w:hAnsi="Times New Roman" w:cs="Times New Roman"/>
-          <w:sz w:val="24"/>
-          <w:szCs w:val="24"/>
-          <w:highlight w:val="yellow"/>
-        </w:rPr>
-        <w:t xml:space="preserve"> with </w:t>
-      </w:r>
-      <w:r>
-        <w:rPr>
-          <w:rFonts w:ascii="Times New Roman" w:hAnsi="Times New Roman" w:cs="Times New Roman"/>
-          <w:sz w:val="24"/>
-          <w:szCs w:val="24"/>
-          <w:highlight w:val="yellow"/>
+          <w:highlight w:val="green"/>
+        </w:rPr>
+        <w:t>calculated</w:t>
+      </w:r>
+      <w:r>
+        <w:rPr>
+          <w:rFonts w:ascii="Times New Roman" w:hAnsi="Times New Roman" w:cs="Times New Roman"/>
+          <w:sz w:val="24"/>
+          <w:szCs w:val="24"/>
+          <w:highlight w:val="green"/>
+        </w:rPr>
+        <w:t xml:space="preserve"> </w:t>
+      </w:r>
+      <w:r>
+        <w:rPr>
+          <w:rFonts w:ascii="Times New Roman" w:hAnsi="Times New Roman" w:cs="Times New Roman"/>
+          <w:sz w:val="24"/>
+          <w:szCs w:val="24"/>
+          <w:highlight w:val="green"/>
         </w:rPr>
         <w:t>peer-normalized z-scores</w:t>
       </w:r>
@@ -2498,7 +2561,7 @@
           <w:rFonts w:ascii="Times New Roman" w:hAnsi="Times New Roman" w:cs="Times New Roman"/>
           <w:sz w:val="24"/>
           <w:szCs w:val="24"/>
-          <w:highlight w:val="yellow"/>
+          <w:highlight w:val="green"/>
         </w:rPr>
         <w:t xml:space="preserve"> </w:t>
       </w:r>
@@ -2507,61 +2570,79 @@
           <w:rFonts w:ascii="Times New Roman" w:hAnsi="Times New Roman" w:cs="Times New Roman"/>
           <w:sz w:val="24"/>
           <w:szCs w:val="24"/>
-          <w:highlight w:val="yellow"/>
-        </w:rPr>
-        <w:t>for payments along with</w:t>
-      </w:r>
-      <w:r>
-        <w:rPr>
-          <w:rFonts w:ascii="Times New Roman" w:hAnsi="Times New Roman" w:cs="Times New Roman"/>
-          <w:sz w:val="24"/>
-          <w:szCs w:val="24"/>
-          <w:highlight w:val="yellow"/>
-        </w:rPr>
-        <w:t xml:space="preserve"> IQR</w:t>
-      </w:r>
-      <w:r>
-        <w:rPr>
-          <w:rFonts w:ascii="Times New Roman" w:hAnsi="Times New Roman" w:cs="Times New Roman"/>
-          <w:sz w:val="24"/>
-          <w:szCs w:val="24"/>
-          <w:highlight w:val="yellow"/>
-        </w:rPr>
-        <w:t xml:space="preserve"> thresholds. </w:t>
-      </w:r>
-      <w:r>
-        <w:rPr>
-          <w:rFonts w:ascii="Times New Roman" w:hAnsi="Times New Roman" w:cs="Times New Roman"/>
-          <w:sz w:val="24"/>
-          <w:szCs w:val="24"/>
-          <w:highlight w:val="yellow"/>
-        </w:rPr>
-        <w:t>W</w:t>
-      </w:r>
-      <w:r>
-        <w:rPr>
-          <w:rFonts w:ascii="Times New Roman" w:hAnsi="Times New Roman" w:cs="Times New Roman"/>
-          <w:sz w:val="24"/>
-          <w:szCs w:val="24"/>
-          <w:highlight w:val="yellow"/>
-        </w:rPr>
-        <w:t xml:space="preserve">e </w:t>
-      </w:r>
-      <w:r>
-        <w:rPr>
-          <w:rFonts w:ascii="Times New Roman" w:hAnsi="Times New Roman" w:cs="Times New Roman"/>
-          <w:sz w:val="24"/>
-          <w:szCs w:val="24"/>
-          <w:highlight w:val="yellow"/>
-        </w:rPr>
-        <w:t xml:space="preserve">also </w:t>
-      </w:r>
-      <w:r>
-        <w:rPr>
-          <w:rFonts w:ascii="Times New Roman" w:hAnsi="Times New Roman" w:cs="Times New Roman"/>
-          <w:sz w:val="24"/>
-          <w:szCs w:val="24"/>
-          <w:highlight w:val="yellow"/>
+          <w:highlight w:val="green"/>
+        </w:rPr>
+        <w:t xml:space="preserve">and </w:t>
+      </w:r>
+      <w:r>
+        <w:rPr>
+          <w:rFonts w:ascii="Times New Roman" w:hAnsi="Times New Roman" w:cs="Times New Roman"/>
+          <w:sz w:val="24"/>
+          <w:szCs w:val="24"/>
+          <w:highlight w:val="green"/>
+        </w:rPr>
+        <w:t>IQR thresholds</w:t>
+      </w:r>
+      <w:r>
+        <w:rPr>
+          <w:rFonts w:ascii="Times New Roman" w:hAnsi="Times New Roman" w:cs="Times New Roman"/>
+          <w:sz w:val="24"/>
+          <w:szCs w:val="24"/>
+          <w:highlight w:val="green"/>
+        </w:rPr>
+        <w:t xml:space="preserve"> </w:t>
+      </w:r>
+      <w:r>
+        <w:rPr>
+          <w:rFonts w:ascii="Times New Roman" w:hAnsi="Times New Roman" w:cs="Times New Roman"/>
+          <w:sz w:val="24"/>
+          <w:szCs w:val="24"/>
+          <w:highlight w:val="green"/>
+        </w:rPr>
+        <w:t>for</w:t>
+      </w:r>
+      <w:r>
+        <w:rPr>
+          <w:rFonts w:ascii="Times New Roman" w:hAnsi="Times New Roman" w:cs="Times New Roman"/>
+          <w:sz w:val="24"/>
+          <w:szCs w:val="24"/>
+          <w:highlight w:val="green"/>
+        </w:rPr>
+        <w:t xml:space="preserve"> reimbursement</w:t>
+      </w:r>
+      <w:r>
+        <w:rPr>
+          <w:rFonts w:ascii="Times New Roman" w:hAnsi="Times New Roman" w:cs="Times New Roman"/>
+          <w:sz w:val="24"/>
+          <w:szCs w:val="24"/>
+          <w:highlight w:val="green"/>
+        </w:rPr>
+        <w:t xml:space="preserve"> payments</w:t>
+      </w:r>
+      <w:r>
+        <w:rPr>
+          <w:rFonts w:ascii="Times New Roman" w:hAnsi="Times New Roman" w:cs="Times New Roman"/>
+          <w:sz w:val="24"/>
+          <w:szCs w:val="24"/>
+          <w:highlight w:val="green"/>
+        </w:rPr>
+        <w:t xml:space="preserve"> for overcharging cases and</w:t>
+      </w:r>
+      <w:r>
+        <w:rPr>
+          <w:rFonts w:ascii="Times New Roman" w:hAnsi="Times New Roman" w:cs="Times New Roman"/>
+          <w:sz w:val="24"/>
+          <w:szCs w:val="24"/>
+          <w:highlight w:val="green"/>
+        </w:rPr>
+        <w:t xml:space="preserve"> </w:t>
+      </w:r>
+      <w:r>
+        <w:rPr>
+          <w:rFonts w:ascii="Times New Roman" w:hAnsi="Times New Roman" w:cs="Times New Roman"/>
+          <w:sz w:val="24"/>
+          <w:szCs w:val="24"/>
+          <w:highlight w:val="green"/>
         </w:rPr>
         <w:t>grouped</w:t>
       </w:r>
@@ -2570,16 +2651,34 @@
           <w:rFonts w:ascii="Times New Roman" w:hAnsi="Times New Roman" w:cs="Times New Roman"/>
           <w:sz w:val="24"/>
           <w:szCs w:val="24"/>
-          <w:highlight w:val="yellow"/>
-        </w:rPr>
-        <w:t xml:space="preserve"> claims across windows of </w:t>
-      </w:r>
-      <w:r>
-        <w:rPr>
-          <w:rFonts w:ascii="Times New Roman" w:hAnsi="Times New Roman" w:cs="Times New Roman"/>
-          <w:sz w:val="24"/>
-          <w:szCs w:val="24"/>
-          <w:highlight w:val="yellow"/>
+          <w:highlight w:val="green"/>
+        </w:rPr>
+        <w:t xml:space="preserve"> </w:t>
+      </w:r>
+      <w:r>
+        <w:rPr>
+          <w:rFonts w:ascii="Times New Roman" w:hAnsi="Times New Roman" w:cs="Times New Roman"/>
+          <w:sz w:val="24"/>
+          <w:szCs w:val="24"/>
+          <w:highlight w:val="green"/>
+        </w:rPr>
+        <w:t>patient records</w:t>
+      </w:r>
+      <w:r>
+        <w:rPr>
+          <w:rFonts w:ascii="Times New Roman" w:hAnsi="Times New Roman" w:cs="Times New Roman"/>
+          <w:sz w:val="24"/>
+          <w:szCs w:val="24"/>
+          <w:highlight w:val="green"/>
+        </w:rPr>
+        <w:t xml:space="preserve"> across windows of </w:t>
+      </w:r>
+      <w:r>
+        <w:rPr>
+          <w:rFonts w:ascii="Times New Roman" w:hAnsi="Times New Roman" w:cs="Times New Roman"/>
+          <w:sz w:val="24"/>
+          <w:szCs w:val="24"/>
+          <w:highlight w:val="green"/>
         </w:rPr>
         <w:t>30</w:t>
       </w:r>
@@ -2588,7 +2687,7 @@
           <w:rFonts w:ascii="Times New Roman" w:hAnsi="Times New Roman" w:cs="Times New Roman"/>
           <w:sz w:val="24"/>
           <w:szCs w:val="24"/>
-          <w:highlight w:val="yellow"/>
+          <w:highlight w:val="green"/>
         </w:rPr>
         <w:t xml:space="preserve">, </w:t>
       </w:r>
@@ -2597,7 +2696,7 @@
           <w:rFonts w:ascii="Times New Roman" w:hAnsi="Times New Roman" w:cs="Times New Roman"/>
           <w:sz w:val="24"/>
           <w:szCs w:val="24"/>
-          <w:highlight w:val="yellow"/>
+          <w:highlight w:val="green"/>
         </w:rPr>
         <w:t>90</w:t>
       </w:r>
@@ -2606,7 +2705,7 @@
           <w:rFonts w:ascii="Times New Roman" w:hAnsi="Times New Roman" w:cs="Times New Roman"/>
           <w:sz w:val="24"/>
           <w:szCs w:val="24"/>
-          <w:highlight w:val="yellow"/>
+          <w:highlight w:val="green"/>
         </w:rPr>
         <w:t xml:space="preserve">, and </w:t>
       </w:r>
@@ -2615,7 +2714,7 @@
           <w:rFonts w:ascii="Times New Roman" w:hAnsi="Times New Roman" w:cs="Times New Roman"/>
           <w:sz w:val="24"/>
           <w:szCs w:val="24"/>
-          <w:highlight w:val="yellow"/>
+          <w:highlight w:val="green"/>
         </w:rPr>
         <w:t>365</w:t>
       </w:r>
@@ -2624,7 +2723,7 @@
           <w:rFonts w:ascii="Times New Roman" w:hAnsi="Times New Roman" w:cs="Times New Roman"/>
           <w:sz w:val="24"/>
           <w:szCs w:val="24"/>
-          <w:highlight w:val="yellow"/>
+          <w:highlight w:val="green"/>
         </w:rPr>
         <w:t xml:space="preserve"> days</w:t>
       </w:r>
@@ -2633,61 +2732,97 @@
           <w:rFonts w:ascii="Times New Roman" w:hAnsi="Times New Roman" w:cs="Times New Roman"/>
           <w:sz w:val="24"/>
           <w:szCs w:val="24"/>
-          <w:highlight w:val="yellow"/>
-        </w:rPr>
-        <w:t xml:space="preserve">. This lets us get totals on claims and payments, </w:t>
-      </w:r>
-      <w:r>
-        <w:rPr>
-          <w:rFonts w:ascii="Times New Roman" w:hAnsi="Times New Roman" w:cs="Times New Roman"/>
-          <w:sz w:val="24"/>
-          <w:szCs w:val="24"/>
-          <w:highlight w:val="yellow"/>
-        </w:rPr>
-        <w:t xml:space="preserve">numbers of unique patients, </w:t>
-      </w:r>
-      <w:r>
-        <w:rPr>
-          <w:rFonts w:ascii="Times New Roman" w:hAnsi="Times New Roman" w:cs="Times New Roman"/>
-          <w:sz w:val="24"/>
-          <w:szCs w:val="24"/>
-          <w:highlight w:val="yellow"/>
-        </w:rPr>
-        <w:t>diversity</w:t>
-      </w:r>
-      <w:r>
-        <w:rPr>
-          <w:rFonts w:ascii="Times New Roman" w:hAnsi="Times New Roman" w:cs="Times New Roman"/>
-          <w:sz w:val="24"/>
-          <w:szCs w:val="24"/>
-          <w:highlight w:val="yellow"/>
-        </w:rPr>
-        <w:t xml:space="preserve"> in diagnosis</w:t>
-      </w:r>
-      <w:r>
-        <w:rPr>
-          <w:rFonts w:ascii="Times New Roman" w:hAnsi="Times New Roman" w:cs="Times New Roman"/>
-          <w:sz w:val="24"/>
-          <w:szCs w:val="24"/>
-          <w:highlight w:val="yellow"/>
-        </w:rPr>
-        <w:t>/</w:t>
-      </w:r>
-      <w:r>
-        <w:rPr>
-          <w:rFonts w:ascii="Times New Roman" w:hAnsi="Times New Roman" w:cs="Times New Roman"/>
-          <w:sz w:val="24"/>
-          <w:szCs w:val="24"/>
-          <w:highlight w:val="yellow"/>
-        </w:rPr>
-        <w:t>procedure codes</w:t>
-      </w:r>
-      <w:r>
-        <w:rPr>
-          <w:rFonts w:ascii="Times New Roman" w:hAnsi="Times New Roman" w:cs="Times New Roman"/>
-          <w:sz w:val="24"/>
-          <w:szCs w:val="24"/>
-          <w:highlight w:val="yellow"/>
+          <w:highlight w:val="green"/>
+        </w:rPr>
+        <w:t xml:space="preserve">. We </w:t>
+      </w:r>
+      <w:r>
+        <w:rPr>
+          <w:rFonts w:ascii="Times New Roman" w:hAnsi="Times New Roman" w:cs="Times New Roman"/>
+          <w:sz w:val="24"/>
+          <w:szCs w:val="24"/>
+          <w:highlight w:val="green"/>
+        </w:rPr>
+        <w:t>then</w:t>
+      </w:r>
+      <w:r>
+        <w:rPr>
+          <w:rFonts w:ascii="Times New Roman" w:hAnsi="Times New Roman" w:cs="Times New Roman"/>
+          <w:sz w:val="24"/>
+          <w:szCs w:val="24"/>
+          <w:highlight w:val="green"/>
+        </w:rPr>
+        <w:t xml:space="preserve"> monitored</w:t>
+      </w:r>
+      <w:r>
+        <w:rPr>
+          <w:rFonts w:ascii="Times New Roman" w:hAnsi="Times New Roman" w:cs="Times New Roman"/>
+          <w:sz w:val="24"/>
+          <w:szCs w:val="24"/>
+          <w:highlight w:val="green"/>
+        </w:rPr>
+        <w:t xml:space="preserve"> duplicates, upcoding, and overcharge occurrences</w:t>
+      </w:r>
+      <w:r>
+        <w:rPr>
+          <w:rFonts w:ascii="Times New Roman" w:hAnsi="Times New Roman" w:cs="Times New Roman"/>
+          <w:sz w:val="24"/>
+          <w:szCs w:val="24"/>
+          <w:highlight w:val="green"/>
+        </w:rPr>
+        <w:t xml:space="preserve"> to flag </w:t>
+      </w:r>
+      <w:r>
+        <w:rPr>
+          <w:rFonts w:ascii="Times New Roman" w:hAnsi="Times New Roman" w:cs="Times New Roman"/>
+          <w:sz w:val="24"/>
+          <w:szCs w:val="24"/>
+          <w:highlight w:val="green"/>
+        </w:rPr>
+        <w:t>suspicious</w:t>
+      </w:r>
+      <w:r>
+        <w:rPr>
+          <w:rFonts w:ascii="Times New Roman" w:hAnsi="Times New Roman" w:cs="Times New Roman"/>
+          <w:sz w:val="24"/>
+          <w:szCs w:val="24"/>
+          <w:highlight w:val="green"/>
+        </w:rPr>
+        <w:t xml:space="preserve"> claims</w:t>
+      </w:r>
+      <w:r>
+        <w:rPr>
+          <w:rFonts w:ascii="Times New Roman" w:hAnsi="Times New Roman" w:cs="Times New Roman"/>
+          <w:sz w:val="24"/>
+          <w:szCs w:val="24"/>
+          <w:highlight w:val="green"/>
+        </w:rPr>
+        <w:t xml:space="preserve"> and</w:t>
+      </w:r>
+      <w:r>
+        <w:rPr>
+          <w:rFonts w:ascii="Times New Roman" w:hAnsi="Times New Roman" w:cs="Times New Roman"/>
+          <w:sz w:val="24"/>
+          <w:szCs w:val="24"/>
+          <w:highlight w:val="green"/>
+        </w:rPr>
+        <w:t xml:space="preserve"> used those</w:t>
+      </w:r>
+      <w:r>
+        <w:rPr>
+          <w:rFonts w:ascii="Times New Roman" w:hAnsi="Times New Roman" w:cs="Times New Roman"/>
+          <w:sz w:val="24"/>
+          <w:szCs w:val="24"/>
+          <w:highlight w:val="green"/>
+        </w:rPr>
+        <w:t xml:space="preserve"> inputs for</w:t>
+      </w:r>
+      <w:r>
+        <w:rPr>
+          <w:rFonts w:ascii="Times New Roman" w:hAnsi="Times New Roman" w:cs="Times New Roman"/>
+          <w:sz w:val="24"/>
+          <w:szCs w:val="24"/>
+          <w:highlight w:val="green"/>
         </w:rPr>
         <w:t xml:space="preserve"> </w:t>
       </w:r>
@@ -2696,106 +2831,16 @@
           <w:rFonts w:ascii="Times New Roman" w:hAnsi="Times New Roman" w:cs="Times New Roman"/>
           <w:sz w:val="24"/>
           <w:szCs w:val="24"/>
-          <w:highlight w:val="yellow"/>
-        </w:rPr>
-        <w:t>and</w:t>
-      </w:r>
-      <w:r>
-        <w:rPr>
-          <w:rFonts w:ascii="Times New Roman" w:hAnsi="Times New Roman" w:cs="Times New Roman"/>
-          <w:sz w:val="24"/>
-          <w:szCs w:val="24"/>
-          <w:highlight w:val="yellow"/>
-        </w:rPr>
-        <w:t xml:space="preserve"> many</w:t>
-      </w:r>
-      <w:r>
-        <w:rPr>
-          <w:rFonts w:ascii="Times New Roman" w:hAnsi="Times New Roman" w:cs="Times New Roman"/>
-          <w:sz w:val="24"/>
-          <w:szCs w:val="24"/>
-          <w:highlight w:val="yellow"/>
-        </w:rPr>
-        <w:t xml:space="preserve"> other features. We </w:t>
-      </w:r>
-      <w:r>
-        <w:rPr>
-          <w:rFonts w:ascii="Times New Roman" w:hAnsi="Times New Roman" w:cs="Times New Roman"/>
-          <w:sz w:val="24"/>
-          <w:szCs w:val="24"/>
-          <w:highlight w:val="yellow"/>
-        </w:rPr>
-        <w:t>also monitored</w:t>
-      </w:r>
-      <w:r>
-        <w:rPr>
-          <w:rFonts w:ascii="Times New Roman" w:hAnsi="Times New Roman" w:cs="Times New Roman"/>
-          <w:sz w:val="24"/>
-          <w:szCs w:val="24"/>
-          <w:highlight w:val="yellow"/>
-        </w:rPr>
-        <w:t xml:space="preserve"> duplicates, upcoding, and overcharge occurrences</w:t>
-      </w:r>
-      <w:r>
-        <w:rPr>
-          <w:rFonts w:ascii="Times New Roman" w:hAnsi="Times New Roman" w:cs="Times New Roman"/>
-          <w:sz w:val="24"/>
-          <w:szCs w:val="24"/>
-          <w:highlight w:val="yellow"/>
-        </w:rPr>
-        <w:t xml:space="preserve"> to flag </w:t>
-      </w:r>
-      <w:r>
-        <w:rPr>
-          <w:rFonts w:ascii="Times New Roman" w:hAnsi="Times New Roman" w:cs="Times New Roman"/>
-          <w:sz w:val="24"/>
-          <w:szCs w:val="24"/>
-          <w:highlight w:val="yellow"/>
-        </w:rPr>
-        <w:t>suspicious</w:t>
-      </w:r>
-      <w:r>
-        <w:rPr>
-          <w:rFonts w:ascii="Times New Roman" w:hAnsi="Times New Roman" w:cs="Times New Roman"/>
-          <w:sz w:val="24"/>
-          <w:szCs w:val="24"/>
-          <w:highlight w:val="yellow"/>
-        </w:rPr>
-        <w:t xml:space="preserve"> claims</w:t>
-      </w:r>
-      <w:r>
-        <w:rPr>
-          <w:rFonts w:ascii="Times New Roman" w:hAnsi="Times New Roman" w:cs="Times New Roman"/>
-          <w:sz w:val="24"/>
-          <w:szCs w:val="24"/>
-          <w:highlight w:val="yellow"/>
-        </w:rPr>
-        <w:t xml:space="preserve">. </w:t>
-      </w:r>
-      <w:r>
-        <w:rPr>
-          <w:rFonts w:ascii="Times New Roman" w:hAnsi="Times New Roman" w:cs="Times New Roman"/>
-          <w:sz w:val="24"/>
-          <w:szCs w:val="24"/>
-          <w:highlight w:val="yellow"/>
-        </w:rPr>
-        <w:t>We used those</w:t>
-      </w:r>
-      <w:r>
-        <w:rPr>
-          <w:rFonts w:ascii="Times New Roman" w:hAnsi="Times New Roman" w:cs="Times New Roman"/>
-          <w:sz w:val="24"/>
-          <w:szCs w:val="24"/>
-          <w:highlight w:val="yellow"/>
-        </w:rPr>
-        <w:t xml:space="preserve"> inputs for</w:t>
-      </w:r>
-      <w:r>
-        <w:rPr>
-          <w:rFonts w:ascii="Times New Roman" w:hAnsi="Times New Roman" w:cs="Times New Roman"/>
-          <w:sz w:val="24"/>
-          <w:szCs w:val="24"/>
-          <w:highlight w:val="yellow"/>
+          <w:highlight w:val="green"/>
+        </w:rPr>
+        <w:t>training</w:t>
+      </w:r>
+      <w:r>
+        <w:rPr>
+          <w:rFonts w:ascii="Times New Roman" w:hAnsi="Times New Roman" w:cs="Times New Roman"/>
+          <w:sz w:val="24"/>
+          <w:szCs w:val="24"/>
+          <w:highlight w:val="green"/>
         </w:rPr>
         <w:t xml:space="preserve"> </w:t>
       </w:r>
@@ -2804,16 +2849,43 @@
           <w:rFonts w:ascii="Times New Roman" w:hAnsi="Times New Roman" w:cs="Times New Roman"/>
           <w:sz w:val="24"/>
           <w:szCs w:val="24"/>
-          <w:highlight w:val="yellow"/>
-        </w:rPr>
-        <w:t>training</w:t>
-      </w:r>
-      <w:r>
-        <w:rPr>
-          <w:rFonts w:ascii="Times New Roman" w:hAnsi="Times New Roman" w:cs="Times New Roman"/>
-          <w:sz w:val="24"/>
-          <w:szCs w:val="24"/>
-          <w:highlight w:val="yellow"/>
+          <w:highlight w:val="green"/>
+        </w:rPr>
+        <w:t xml:space="preserve">the models </w:t>
+      </w:r>
+      <w:r>
+        <w:rPr>
+          <w:rFonts w:ascii="Times New Roman" w:hAnsi="Times New Roman" w:cs="Times New Roman"/>
+          <w:sz w:val="24"/>
+          <w:szCs w:val="24"/>
+          <w:highlight w:val="green"/>
+        </w:rPr>
+        <w:t>i</w:t>
+      </w:r>
+      <w:r>
+        <w:rPr>
+          <w:rFonts w:ascii="Times New Roman" w:hAnsi="Times New Roman" w:cs="Times New Roman"/>
+          <w:sz w:val="24"/>
+          <w:szCs w:val="24"/>
+          <w:highlight w:val="green"/>
+        </w:rPr>
+        <w:t xml:space="preserve">n </w:t>
+      </w:r>
+      <w:r>
+        <w:rPr>
+          <w:rFonts w:ascii="Times New Roman" w:hAnsi="Times New Roman" w:cs="Times New Roman"/>
+          <w:sz w:val="24"/>
+          <w:szCs w:val="24"/>
+          <w:highlight w:val="green"/>
+        </w:rPr>
+        <w:t>next</w:t>
+      </w:r>
+      <w:r>
+        <w:rPr>
+          <w:rFonts w:ascii="Times New Roman" w:hAnsi="Times New Roman" w:cs="Times New Roman"/>
+          <w:sz w:val="24"/>
+          <w:szCs w:val="24"/>
+          <w:highlight w:val="green"/>
         </w:rPr>
         <w:t xml:space="preserve"> </w:t>
       </w:r>
@@ -2822,61 +2894,16 @@
           <w:rFonts w:ascii="Times New Roman" w:hAnsi="Times New Roman" w:cs="Times New Roman"/>
           <w:sz w:val="24"/>
           <w:szCs w:val="24"/>
-          <w:highlight w:val="yellow"/>
-        </w:rPr>
-        <w:t xml:space="preserve">the models </w:t>
-      </w:r>
-      <w:r>
-        <w:rPr>
-          <w:rFonts w:ascii="Times New Roman" w:hAnsi="Times New Roman" w:cs="Times New Roman"/>
-          <w:sz w:val="24"/>
-          <w:szCs w:val="24"/>
-          <w:highlight w:val="yellow"/>
-        </w:rPr>
-        <w:t>i</w:t>
-      </w:r>
-      <w:r>
-        <w:rPr>
-          <w:rFonts w:ascii="Times New Roman" w:hAnsi="Times New Roman" w:cs="Times New Roman"/>
-          <w:sz w:val="24"/>
-          <w:szCs w:val="24"/>
-          <w:highlight w:val="yellow"/>
-        </w:rPr>
-        <w:t xml:space="preserve">n </w:t>
-      </w:r>
-      <w:r>
-        <w:rPr>
-          <w:rFonts w:ascii="Times New Roman" w:hAnsi="Times New Roman" w:cs="Times New Roman"/>
-          <w:sz w:val="24"/>
-          <w:szCs w:val="24"/>
-          <w:highlight w:val="yellow"/>
-        </w:rPr>
-        <w:t>next</w:t>
-      </w:r>
-      <w:r>
-        <w:rPr>
-          <w:rFonts w:ascii="Times New Roman" w:hAnsi="Times New Roman" w:cs="Times New Roman"/>
-          <w:sz w:val="24"/>
-          <w:szCs w:val="24"/>
-          <w:highlight w:val="yellow"/>
-        </w:rPr>
-        <w:t xml:space="preserve"> </w:t>
-      </w:r>
-      <w:r>
-        <w:rPr>
-          <w:rFonts w:ascii="Times New Roman" w:hAnsi="Times New Roman" w:cs="Times New Roman"/>
-          <w:sz w:val="24"/>
-          <w:szCs w:val="24"/>
-          <w:highlight w:val="yellow"/>
-        </w:rPr>
-        <w:t>steps in the end</w:t>
-      </w:r>
-      <w:r>
-        <w:rPr>
-          <w:rFonts w:ascii="Times New Roman" w:hAnsi="Times New Roman" w:cs="Times New Roman"/>
-          <w:sz w:val="24"/>
-          <w:szCs w:val="24"/>
-          <w:highlight w:val="yellow"/>
+          <w:highlight w:val="green"/>
+        </w:rPr>
+        <w:t>steps</w:t>
+      </w:r>
+      <w:r>
+        <w:rPr>
+          <w:rFonts w:ascii="Times New Roman" w:hAnsi="Times New Roman" w:cs="Times New Roman"/>
+          <w:sz w:val="24"/>
+          <w:szCs w:val="24"/>
+          <w:highlight w:val="green"/>
         </w:rPr>
         <w:t>.</w:t>
       </w:r>
@@ -2911,19 +2938,299 @@
       <w:pPr>
         <w:spacing w:after="240" w:line="360" w:lineRule="auto"/>
         <w:rPr>
-          <w:rFonts w:ascii="Times New Roman" w:hAnsi="Times New Roman" w:cs="Times New Roman"/>
-          <w:sz w:val="24"/>
-          <w:szCs w:val="24"/>
+          <w:rFonts w:ascii="Times New Roman" w:eastAsia="Times New Roman" w:hAnsi="Times New Roman" w:cs="Times New Roman"/>
+          <w:sz w:val="24"/>
+          <w:szCs w:val="24"/>
+          <w:highlight w:val="yellow"/>
         </w:rPr>
       </w:pPr>
       <w:r>
         <w:rPr>
-          <w:rFonts w:ascii="Times New Roman" w:hAnsi="Times New Roman" w:cs="Times New Roman"/>
-          <w:sz w:val="24"/>
-          <w:szCs w:val="24"/>
-          <w:highlight w:val="yellow"/>
-        </w:rPr>
-        <w:t>After building the SQL feature store, we performed exploratory analysis and feature selection in Python, using SQLAlchemy and pandas to load the claim- and provider-level feature tables and inspect basic distributions. For key continuous variables such as reimbursed amounts, deductibles, and inpatient length of stay, we plotted histograms and boxplots to assess skewness, long tails, and potential data errors, confirming the expected heavy-tailed patterns. We quantified outliers with robust statistics by computing interquartile ranges and robust z-scores based on the median and median absolute deviation, flagging extreme claims and comparing these to rule-based indicators such as overcharge flags and short-stay high-payment inpatient claims. At the provider level, we examined correlations among engineered features using pairwise correlation coefficients and variance inflation factors to identify and remove highly collinear variables, particularly overlapping measures of recent reimbursement and claim volumes. Based on these diagnostics, we retained a compact, interpretable set of provider features—covering total and recent reimbursement, recent claim and unique beneficiary counts, code diversity, peer-normalized reimbursement and length-of-stay z-scores, and aggregated counts of duplicate, upcoding, and overcharge events—for all subsequent supervised learning and clustering analyses.</w:t>
+          <w:rFonts w:ascii="Times New Roman" w:eastAsia="Times New Roman" w:hAnsi="Times New Roman" w:cs="Times New Roman"/>
+          <w:sz w:val="24"/>
+          <w:szCs w:val="24"/>
+          <w:highlight w:val="green"/>
+        </w:rPr>
+        <w:t xml:space="preserve">After the initial setup of the SQL feature store was completed, we proceeded with the exploratory analysis and feature selection in Python. With the help of SQLAlchemy and pandas, we loaded the claim and provider level feature tables from the database to inspect the basic distribution of data. To </w:t>
+      </w:r>
+      <w:r>
+        <w:rPr>
+          <w:rFonts w:ascii="Times New Roman" w:eastAsia="Times New Roman" w:hAnsi="Times New Roman" w:cs="Times New Roman"/>
+          <w:sz w:val="24"/>
+          <w:szCs w:val="24"/>
+          <w:highlight w:val="green"/>
+        </w:rPr>
+        <w:t>evaluate</w:t>
+      </w:r>
+      <w:r>
+        <w:rPr>
+          <w:rFonts w:ascii="Times New Roman" w:eastAsia="Times New Roman" w:hAnsi="Times New Roman" w:cs="Times New Roman"/>
+          <w:sz w:val="24"/>
+          <w:szCs w:val="24"/>
+          <w:highlight w:val="green"/>
+        </w:rPr>
+        <w:t xml:space="preserve"> skewness and long tails for</w:t>
+      </w:r>
+      <w:r>
+        <w:rPr>
+          <w:rFonts w:ascii="Times New Roman" w:eastAsia="Times New Roman" w:hAnsi="Times New Roman" w:cs="Times New Roman"/>
+          <w:sz w:val="24"/>
+          <w:szCs w:val="24"/>
+          <w:highlight w:val="green"/>
+        </w:rPr>
+        <w:t xml:space="preserve"> </w:t>
+      </w:r>
+      <w:r>
+        <w:rPr>
+          <w:rFonts w:ascii="Times New Roman" w:eastAsia="Times New Roman" w:hAnsi="Times New Roman" w:cs="Times New Roman"/>
+          <w:sz w:val="24"/>
+          <w:szCs w:val="24"/>
+          <w:highlight w:val="green"/>
+        </w:rPr>
+        <w:t xml:space="preserve">reimbursed amounts, deductibles, and inpatient length of stay, we plotted histograms and boxplots, which confirmed the expected tailed results. </w:t>
+      </w:r>
+      <w:r>
+        <w:rPr>
+          <w:rFonts w:ascii="Times New Roman" w:eastAsia="Times New Roman" w:hAnsi="Times New Roman" w:cs="Times New Roman"/>
+          <w:sz w:val="24"/>
+          <w:szCs w:val="24"/>
+          <w:highlight w:val="green"/>
+        </w:rPr>
+        <w:t>We used</w:t>
+      </w:r>
+      <w:r>
+        <w:rPr>
+          <w:rFonts w:ascii="Times New Roman" w:eastAsia="Times New Roman" w:hAnsi="Times New Roman" w:cs="Times New Roman"/>
+          <w:sz w:val="24"/>
+          <w:szCs w:val="24"/>
+          <w:highlight w:val="green"/>
+        </w:rPr>
+        <w:t xml:space="preserve"> IQR</w:t>
+      </w:r>
+      <w:r>
+        <w:rPr>
+          <w:rFonts w:ascii="Times New Roman" w:eastAsia="Times New Roman" w:hAnsi="Times New Roman" w:cs="Times New Roman"/>
+          <w:sz w:val="24"/>
+          <w:szCs w:val="24"/>
+          <w:highlight w:val="green"/>
+        </w:rPr>
+        <w:t xml:space="preserve"> and median-based z-scores to </w:t>
+      </w:r>
+      <w:r>
+        <w:rPr>
+          <w:rFonts w:ascii="Times New Roman" w:eastAsia="Times New Roman" w:hAnsi="Times New Roman" w:cs="Times New Roman"/>
+          <w:sz w:val="24"/>
+          <w:szCs w:val="24"/>
+          <w:highlight w:val="green"/>
+        </w:rPr>
+        <w:t>flag</w:t>
+      </w:r>
+      <w:r>
+        <w:rPr>
+          <w:rFonts w:ascii="Times New Roman" w:eastAsia="Times New Roman" w:hAnsi="Times New Roman" w:cs="Times New Roman"/>
+          <w:sz w:val="24"/>
+          <w:szCs w:val="24"/>
+          <w:highlight w:val="green"/>
+        </w:rPr>
+        <w:t xml:space="preserve"> extreme outlier claims and then compared th</w:t>
+      </w:r>
+      <w:r>
+        <w:rPr>
+          <w:rFonts w:ascii="Times New Roman" w:eastAsia="Times New Roman" w:hAnsi="Times New Roman" w:cs="Times New Roman"/>
+          <w:sz w:val="24"/>
+          <w:szCs w:val="24"/>
+          <w:highlight w:val="green"/>
+        </w:rPr>
+        <w:t>ose</w:t>
+      </w:r>
+      <w:r>
+        <w:rPr>
+          <w:rFonts w:ascii="Times New Roman" w:eastAsia="Times New Roman" w:hAnsi="Times New Roman" w:cs="Times New Roman"/>
+          <w:sz w:val="24"/>
+          <w:szCs w:val="24"/>
+          <w:highlight w:val="green"/>
+        </w:rPr>
+        <w:t xml:space="preserve"> with overcharge indicators and inpatient claims. </w:t>
+      </w:r>
+      <w:r>
+        <w:rPr>
+          <w:rFonts w:ascii="Times New Roman" w:eastAsia="Times New Roman" w:hAnsi="Times New Roman" w:cs="Times New Roman"/>
+          <w:sz w:val="24"/>
+          <w:szCs w:val="24"/>
+          <w:highlight w:val="green"/>
+        </w:rPr>
+        <w:t>W</w:t>
+      </w:r>
+      <w:r>
+        <w:rPr>
+          <w:rFonts w:ascii="Times New Roman" w:eastAsia="Times New Roman" w:hAnsi="Times New Roman" w:cs="Times New Roman"/>
+          <w:sz w:val="24"/>
+          <w:szCs w:val="24"/>
+          <w:highlight w:val="green"/>
+        </w:rPr>
+        <w:t>e</w:t>
+      </w:r>
+      <w:r>
+        <w:rPr>
+          <w:rFonts w:ascii="Times New Roman" w:eastAsia="Times New Roman" w:hAnsi="Times New Roman" w:cs="Times New Roman"/>
+          <w:sz w:val="24"/>
+          <w:szCs w:val="24"/>
+          <w:highlight w:val="green"/>
+        </w:rPr>
+        <w:t xml:space="preserve"> </w:t>
+      </w:r>
+      <w:r>
+        <w:rPr>
+          <w:rFonts w:ascii="Times New Roman" w:eastAsia="Times New Roman" w:hAnsi="Times New Roman" w:cs="Times New Roman"/>
+          <w:sz w:val="24"/>
+          <w:szCs w:val="24"/>
+          <w:highlight w:val="green"/>
+        </w:rPr>
+        <w:t xml:space="preserve">used </w:t>
+      </w:r>
+      <w:r>
+        <w:rPr>
+          <w:rFonts w:ascii="Times New Roman" w:eastAsia="Times New Roman" w:hAnsi="Times New Roman" w:cs="Times New Roman"/>
+          <w:sz w:val="24"/>
+          <w:szCs w:val="24"/>
+          <w:highlight w:val="green"/>
+        </w:rPr>
+        <w:t xml:space="preserve">pairwise correlation coefficients and inflation factors to remove highly collinear </w:t>
+      </w:r>
+      <w:r>
+        <w:rPr>
+          <w:rFonts w:ascii="Times New Roman" w:eastAsia="Times New Roman" w:hAnsi="Times New Roman" w:cs="Times New Roman"/>
+          <w:sz w:val="24"/>
+          <w:szCs w:val="24"/>
+          <w:highlight w:val="green"/>
+        </w:rPr>
+        <w:t>features as those are redundant in the feature space</w:t>
+      </w:r>
+      <w:r>
+        <w:rPr>
+          <w:rFonts w:ascii="Times New Roman" w:eastAsia="Times New Roman" w:hAnsi="Times New Roman" w:cs="Times New Roman"/>
+          <w:sz w:val="24"/>
+          <w:szCs w:val="24"/>
+          <w:highlight w:val="green"/>
+        </w:rPr>
+        <w:t xml:space="preserve">. We were interested in the </w:t>
+      </w:r>
+      <w:r>
+        <w:rPr>
+          <w:rFonts w:ascii="Times New Roman" w:eastAsia="Times New Roman" w:hAnsi="Times New Roman" w:cs="Times New Roman"/>
+          <w:sz w:val="24"/>
+          <w:szCs w:val="24"/>
+          <w:highlight w:val="green"/>
+        </w:rPr>
+        <w:t>shared ground</w:t>
+      </w:r>
+      <w:r>
+        <w:rPr>
+          <w:rFonts w:ascii="Times New Roman" w:eastAsia="Times New Roman" w:hAnsi="Times New Roman" w:cs="Times New Roman"/>
+          <w:sz w:val="24"/>
+          <w:szCs w:val="24"/>
+          <w:highlight w:val="green"/>
+        </w:rPr>
+        <w:t xml:space="preserve"> of recent reimbursement and claim volumes. </w:t>
+      </w:r>
+      <w:r>
+        <w:rPr>
+          <w:rFonts w:ascii="Times New Roman" w:eastAsia="Times New Roman" w:hAnsi="Times New Roman" w:cs="Times New Roman"/>
+          <w:sz w:val="24"/>
+          <w:szCs w:val="24"/>
+          <w:highlight w:val="green"/>
+        </w:rPr>
+        <w:t>Therefore, t</w:t>
+      </w:r>
+      <w:r>
+        <w:rPr>
+          <w:rFonts w:ascii="Times New Roman" w:eastAsia="Times New Roman" w:hAnsi="Times New Roman" w:cs="Times New Roman"/>
+          <w:sz w:val="24"/>
+          <w:szCs w:val="24"/>
+          <w:highlight w:val="green"/>
+        </w:rPr>
+        <w:t xml:space="preserve">he analysis </w:t>
+      </w:r>
+      <w:r>
+        <w:rPr>
+          <w:rFonts w:ascii="Times New Roman" w:eastAsia="Times New Roman" w:hAnsi="Times New Roman" w:cs="Times New Roman"/>
+          <w:sz w:val="24"/>
+          <w:szCs w:val="24"/>
+          <w:highlight w:val="green"/>
+        </w:rPr>
+        <w:t>enabled</w:t>
+      </w:r>
+      <w:r>
+        <w:rPr>
+          <w:rFonts w:ascii="Times New Roman" w:eastAsia="Times New Roman" w:hAnsi="Times New Roman" w:cs="Times New Roman"/>
+          <w:sz w:val="24"/>
+          <w:szCs w:val="24"/>
+          <w:highlight w:val="green"/>
+        </w:rPr>
+        <w:t xml:space="preserve"> us to </w:t>
+      </w:r>
+      <w:r>
+        <w:rPr>
+          <w:rFonts w:ascii="Times New Roman" w:eastAsia="Times New Roman" w:hAnsi="Times New Roman" w:cs="Times New Roman"/>
+          <w:sz w:val="24"/>
+          <w:szCs w:val="24"/>
+          <w:highlight w:val="green"/>
+        </w:rPr>
+        <w:t>work on</w:t>
+      </w:r>
+      <w:r>
+        <w:rPr>
+          <w:rFonts w:ascii="Times New Roman" w:eastAsia="Times New Roman" w:hAnsi="Times New Roman" w:cs="Times New Roman"/>
+          <w:sz w:val="24"/>
+          <w:szCs w:val="24"/>
+          <w:highlight w:val="green"/>
+        </w:rPr>
+        <w:t xml:space="preserve"> </w:t>
+      </w:r>
+      <w:r>
+        <w:rPr>
+          <w:rFonts w:ascii="Times New Roman" w:eastAsia="Times New Roman" w:hAnsi="Times New Roman" w:cs="Times New Roman"/>
+          <w:sz w:val="24"/>
+          <w:szCs w:val="24"/>
+          <w:highlight w:val="green"/>
+        </w:rPr>
+        <w:t>the</w:t>
+      </w:r>
+      <w:r>
+        <w:rPr>
+          <w:rFonts w:ascii="Times New Roman" w:eastAsia="Times New Roman" w:hAnsi="Times New Roman" w:cs="Times New Roman"/>
+          <w:sz w:val="24"/>
+          <w:szCs w:val="24"/>
+          <w:highlight w:val="green"/>
+        </w:rPr>
+        <w:t xml:space="preserve"> </w:t>
+      </w:r>
+      <w:r>
+        <w:rPr>
+          <w:rFonts w:ascii="Times New Roman" w:eastAsia="Times New Roman" w:hAnsi="Times New Roman" w:cs="Times New Roman"/>
+          <w:sz w:val="24"/>
+          <w:szCs w:val="24"/>
+          <w:highlight w:val="green"/>
+        </w:rPr>
+        <w:t>meaningful</w:t>
+      </w:r>
+      <w:r>
+        <w:rPr>
+          <w:rFonts w:ascii="Times New Roman" w:eastAsia="Times New Roman" w:hAnsi="Times New Roman" w:cs="Times New Roman"/>
+          <w:sz w:val="24"/>
+          <w:szCs w:val="24"/>
+          <w:highlight w:val="green"/>
+        </w:rPr>
+        <w:t xml:space="preserve"> set of provider features</w:t>
+      </w:r>
+      <w:r>
+        <w:rPr>
+          <w:rFonts w:ascii="Times New Roman" w:eastAsia="Times New Roman" w:hAnsi="Times New Roman" w:cs="Times New Roman"/>
+          <w:sz w:val="24"/>
+          <w:szCs w:val="24"/>
+          <w:highlight w:val="green"/>
+        </w:rPr>
+        <w:t>.</w:t>
       </w:r>
     </w:p>
     <w:p>
@@ -2954,7 +3261,7 @@
     </w:p>
     <w:p>
       <w:pPr>
-        <w:spacing w:after="240" w:line="360" w:lineRule="auto"/>
+        <w:spacing w:after="100" w:afterAutospacing="1" w:line="360" w:lineRule="auto"/>
         <w:rPr>
           <w:rFonts w:ascii="Times New Roman" w:hAnsi="Times New Roman" w:cs="Times New Roman"/>
           <w:sz w:val="24"/>
@@ -2966,17 +3273,91 @@
           <w:rFonts w:ascii="Times New Roman" w:hAnsi="Times New Roman" w:cs="Times New Roman"/>
           <w:sz w:val="24"/>
           <w:szCs w:val="24"/>
-        </w:rPr>
-        <w:t xml:space="preserve">To better understand heterogeneity in fraudulent behavior, we clustered fraud-only claims. We first identified fraudulent providers from the training labels and extracted all associated inpatient </w:t>
-      </w:r>
-      <w:r>
-        <w:rPr>
-          <w:rFonts w:ascii="Times New Roman" w:hAnsi="Times New Roman" w:cs="Times New Roman"/>
-          <w:sz w:val="24"/>
-          <w:szCs w:val="24"/>
+          <w:highlight w:val="green"/>
+        </w:rPr>
+        <w:t xml:space="preserve">We clustered fraud-only claims to understand the diversity in fraudulent behaviors. </w:t>
+      </w:r>
+      <w:r>
+        <w:rPr>
+          <w:rFonts w:ascii="Times New Roman" w:hAnsi="Times New Roman" w:cs="Times New Roman"/>
+          <w:sz w:val="24"/>
+          <w:szCs w:val="24"/>
+          <w:highlight w:val="green"/>
+        </w:rPr>
+        <w:t>We</w:t>
+      </w:r>
+      <w:r>
+        <w:rPr>
+          <w:rFonts w:ascii="Times New Roman" w:hAnsi="Times New Roman" w:cs="Times New Roman"/>
+          <w:sz w:val="24"/>
+          <w:szCs w:val="24"/>
+          <w:highlight w:val="green"/>
+        </w:rPr>
+        <w:t xml:space="preserve"> </w:t>
+      </w:r>
+      <w:r>
+        <w:rPr>
+          <w:rFonts w:ascii="Times New Roman" w:hAnsi="Times New Roman" w:cs="Times New Roman"/>
+          <w:sz w:val="24"/>
+          <w:szCs w:val="24"/>
+          <w:highlight w:val="green"/>
+        </w:rPr>
+        <w:t xml:space="preserve">at </w:t>
+      </w:r>
+      <w:r>
+        <w:rPr>
+          <w:rFonts w:ascii="Times New Roman" w:hAnsi="Times New Roman" w:cs="Times New Roman"/>
+          <w:sz w:val="24"/>
+          <w:szCs w:val="24"/>
+          <w:highlight w:val="green"/>
+        </w:rPr>
+        <w:t>first distinguished the fraudulent providers from the training labels and grouped all the associated claims based on inpatient and outpatient types. We stored those fraudulent records along with the extracted features in separate tables for inpatient and outpatient claims. We looked for missing values and replaced the value with the median of all the records. We scaled features to ensure the contribution to the output equally which also sped</w:t>
+      </w:r>
+      <w:r>
+        <w:rPr>
+          <w:rFonts w:ascii="Times New Roman" w:hAnsi="Times New Roman" w:cs="Times New Roman"/>
+          <w:sz w:val="24"/>
+          <w:szCs w:val="24"/>
+          <w:highlight w:val="green"/>
+        </w:rPr>
+        <w:t xml:space="preserve"> up</w:t>
+      </w:r>
+      <w:r>
+        <w:rPr>
+          <w:rFonts w:ascii="Times New Roman" w:hAnsi="Times New Roman" w:cs="Times New Roman"/>
+          <w:sz w:val="24"/>
+          <w:szCs w:val="24"/>
+          <w:highlight w:val="green"/>
+        </w:rPr>
+        <w:t xml:space="preserve"> the optimization. It also prevented bias toward the larger numeric features. We then applied HDBSCAN clustering algorithm distinctly to inpatient and outpatient claims. Our goal was to find clusters of different size and density and claims that fall under the minimum number of clusters would be considered as noise. We made </w:t>
+      </w:r>
+      <w:r>
+        <w:rPr>
+          <w:rFonts w:ascii="Times New Roman" w:hAnsi="Times New Roman" w:cs="Times New Roman"/>
+          <w:sz w:val="24"/>
+          <w:szCs w:val="24"/>
+          <w:highlight w:val="green"/>
         </w:rPr>
         <w:lastRenderedPageBreak/>
-        <w:t>and outpatient claims, building separate fraud-only tables. Using standardized engineered features—reimbursed amount, diagnosis and procedure counts, claim-level rule flags (duplicate and overcharge), and peer-normalized z-scores—we imputed missing values, scaled features, and applied HDBSCAN separately to inpatient and outpatient claims, choosing it for its ability to find clusters of varying size and density while treating atypical claims as noise. We tuned minimum cluster size and minimum samples, evaluated clustering quality with internal metrics and the noise fraction, and visualized structure via PCA projections colored by HDBSCAN cluster assignments. For each cluster, we produced “cluster cards” summarizing size, reimbursement levels, diagnosis/procedure multiplicity, and frequencies of rule flags, and we ran association rule mining within clusters to find frequent, high-lift diagnosis–procedure combinations, using these summaries and patterns to characterize distinct types of fraudulent claim behavior.</w:t>
+        <w:t xml:space="preserve">sure the minimum size of clusters and samples </w:t>
+      </w:r>
+      <w:r>
+        <w:rPr>
+          <w:rFonts w:ascii="Times New Roman" w:hAnsi="Times New Roman" w:cs="Times New Roman"/>
+          <w:sz w:val="24"/>
+          <w:szCs w:val="24"/>
+          <w:highlight w:val="green"/>
+        </w:rPr>
+        <w:t>were tuned</w:t>
+      </w:r>
+      <w:r>
+        <w:rPr>
+          <w:rFonts w:ascii="Times New Roman" w:hAnsi="Times New Roman" w:cs="Times New Roman"/>
+          <w:sz w:val="24"/>
+          <w:szCs w:val="24"/>
+          <w:highlight w:val="green"/>
+        </w:rPr>
+        <w:t xml:space="preserve"> for better accuracy. We also visualized the structure via PCA projections using different colors on the clusters. After that, we ran associate rule mining within those clusters to characterize unique types of fraudulent claims.</w:t>
       </w:r>
     </w:p>
     <w:p>
@@ -3019,6 +3400,7 @@
           <w:rFonts w:ascii="Times New Roman" w:hAnsi="Times New Roman" w:cs="Times New Roman"/>
           <w:sz w:val="24"/>
           <w:szCs w:val="24"/>
+          <w:highlight w:val="yellow"/>
         </w:rPr>
         <w:t>We used supervised learning to predict whether a provider is fraudulent based on aggregated claims features. Modelling was restricted to labeled training providers, with a stratified 70/30 provider-level split that preserved the fraud/non-fraud ratio. All provider-level features from the feature store were merged with the binary fraud label, and continuous variables were standardized using statistics from the training subset, then applied unchanged to the hold-out set. We compared multiple classifiers on the same feature set—logistic regression with elastic-net regularization, Random Forests, Extremely Randomized Trees, LightGBM, XGBoost, and CatBoost—using class weighting or imbalance-aware parameters to address the rarity of fraudulent providers. Hyperparameters were tuned via randomized search with five-fold cross-validation, optimizing area under the precision–recall curve (PR-AUC), and final models were evaluated on the 30% hold-out set using accuracy, precision, recall, F1, PR-AUC, and ROC-AUC. Instead of fixing a 0.5 cutoff, we chose the probability threshold that maximized F1 on the hold-out precision–recall curve. Logistic regression with elastic-net and class-balanced weighting emerged as the primary model, offering strong PR-AUC, competitive F1, and interpretable coefficients, while tree-based models served as baselines that confirmed most performance gains came from the engineered features rather than model complexity.</w:t>
       </w:r>
@@ -3064,8 +3446,16 @@
           <w:sz w:val="24"/>
           <w:szCs w:val="24"/>
         </w:rPr>
+        <w:t xml:space="preserve">Beyond predicting whether a provider is fraudulent, we also sought to characterize distinct fraud patterns among high-risk providers. We defined a high-risk universe by combining all labeled fraudulent training providers with test providers whose logistic regression fraud scores exceeded a high threshold, then extracted the same standardized provider features used in supervised modeling (reimbursement levels, multi-window claims volumes, unique beneficiary counts, peer-normalized inpatient and outpatient z-scores, and rule counts for duplicates, upcoding, and overcharging). We applied HDBSCAN with Euclidean distance, a minimum cluster size of 10, and a small minimum samples value, allowing clusters of varying size and density and labeling atypical providers as noise. To examine structure, we projected providers into two principal </w:t>
+      </w:r>
+      <w:r>
+        <w:rPr>
+          <w:rFonts w:ascii="Times New Roman" w:hAnsi="Times New Roman" w:cs="Times New Roman"/>
+          <w:sz w:val="24"/>
+          <w:szCs w:val="24"/>
+        </w:rPr>
         <w:lastRenderedPageBreak/>
-        <w:t>Beyond predicting whether a provider is fraudulent, we also sought to characterize distinct fraud patterns among high-risk providers. We defined a high-risk universe by combining all labeled fraudulent training providers with test providers whose logistic regression fraud scores exceeded a high threshold, then extracted the same standardized provider features used in supervised modeling (reimbursement levels, multi-window claims volumes, unique beneficiary counts, peer-normalized inpatient and outpatient z-scores, and rule counts for duplicates, upcoding, and overcharging). We applied HDBSCAN with Euclidean distance, a minimum cluster size of 10, and a small minimum samples value, allowing clusters of varying size and density and labeling atypical providers as noise. To examine structure, we projected providers into two principal components and colored points by cluster label, with noise in grey. For each cluster, we produced “cluster cards” summarizing size, labeled vs high-scored mix, and median utilization, payment, and rule-based features, interpreting them as fraud-type archetypes (e.g., high-revenue inpatient overchargers, high-volume outpatient overbillers).</w:t>
+        <w:t>components and colored points by cluster label, with noise in grey. For each cluster, we produced “cluster cards” summarizing size, labeled vs high-scored mix, and median utilization, payment, and rule-based features, interpreting them as fraud-type archetypes (e.g., high-revenue inpatient overchargers, high-volume outpatient overbillers).</w:t>
       </w:r>
     </w:p>
     <w:p>
@@ -3132,25 +3522,7 @@
           <w:sz w:val="24"/>
           <w:szCs w:val="24"/>
         </w:rPr>
-        <w:t xml:space="preserve">The training data comprised 40,474 inpatient claims, 517,737 outpatient claims, 138,556 unique beneficiaries, and 5,410 labeled providers. As expected for Medicare billing, reimbursed amounts were highly skewed: most claims had modest payments, while a small fraction </w:t>
-      </w:r>
-      <w:proofErr w:type="gramStart"/>
-      <w:r>
-        <w:rPr>
-          <w:rFonts w:ascii="Times New Roman" w:hAnsi="Times New Roman" w:cs="Times New Roman"/>
-          <w:sz w:val="24"/>
-          <w:szCs w:val="24"/>
-        </w:rPr>
-        <w:t>were</w:t>
-      </w:r>
-      <w:proofErr w:type="gramEnd"/>
-      <w:r>
-        <w:rPr>
-          <w:rFonts w:ascii="Times New Roman" w:hAnsi="Times New Roman" w:cs="Times New Roman"/>
-          <w:sz w:val="24"/>
-          <w:szCs w:val="24"/>
-        </w:rPr>
-        <w:t xml:space="preserve"> costly, producing a low-payment bulk and a long right tail (Figure </w:t>
+        <w:t xml:space="preserve">The training data comprised 40,474 inpatient claims, 517,737 outpatient claims, 138,556 unique beneficiaries, and 5,410 labeled providers. As expected for Medicare billing, reimbursed amounts were highly skewed: most claims had modest payments, while a small fraction were costly, producing a low-payment bulk and a long right tail (Figure </w:t>
       </w:r>
       <w:r>
         <w:rPr>
@@ -3278,7 +3650,6 @@
           <w:szCs w:val="24"/>
           <w:lang w:val="en-US"/>
         </w:rPr>
-        <w:lastRenderedPageBreak/>
         <w:drawing>
           <wp:inline distT="0" distB="0" distL="0" distR="0" wp14:anchorId="7DB9F5ED" wp14:editId="2F3C7956">
             <wp:extent cx="2582883" cy="1930814"/>
@@ -3461,7 +3832,17 @@
           <w:szCs w:val="24"/>
           <w:lang w:val="en-US"/>
         </w:rPr>
-        <w:t>(a) Histogram and density plots of reimbursed amounts for inpatient and outpatient claims, showing heavy right skew and a small number of very high-cost claims. (b) Boxplots of reimbursed amounts and, for inpatient claims, length of stay, highlighting distributional differences between claim types.</w:t>
+        <w:t xml:space="preserve">(a) Histogram and density plots of reimbursed amounts for inpatient and outpatient claims, showing heavy right skew and a small </w:t>
+      </w:r>
+      <w:r>
+        <w:rPr>
+          <w:rFonts w:ascii="Times New Roman" w:eastAsia="Times New Roman" w:hAnsi="Times New Roman" w:cs="Times New Roman"/>
+          <w:sz w:val="24"/>
+          <w:szCs w:val="24"/>
+          <w:lang w:val="en-US"/>
+        </w:rPr>
+        <w:lastRenderedPageBreak/>
+        <w:t>number of very high-cost claims. (b) Boxplots of reimbursed amounts and, for inpatient claims, length of stay, highlighting distributional differences between claim types.</w:t>
       </w:r>
     </w:p>
     <w:p>
@@ -3637,16 +4018,7 @@
           <w:sz w:val="24"/>
           <w:szCs w:val="24"/>
         </w:rPr>
-        <w:t xml:space="preserve">o explore heterogeneity in fraudulent behavior, we restricted the claim-level data to providers labeled as fraudulent, yielding 22,640 inpatient and 8,408 outpatient claims. After standardizing amounts, counts, rule flags, and peer-normalized z-scores, we applied HDBSCAN separately to </w:t>
-      </w:r>
-      <w:r>
-        <w:rPr>
-          <w:rFonts w:ascii="Times New Roman" w:eastAsia="Times New Roman" w:hAnsi="Times New Roman" w:cs="Times New Roman"/>
-          <w:sz w:val="24"/>
-          <w:szCs w:val="24"/>
-        </w:rPr>
-        <w:lastRenderedPageBreak/>
-        <w:t xml:space="preserve">inpatient and outpatient subsets. For inpatient claims, HDBSCAN produced several clusters and a noise set; PCA (Figure </w:t>
+        <w:t xml:space="preserve">o explore heterogeneity in fraudulent behavior, we restricted the claim-level data to providers labeled as fraudulent, yielding 22,640 inpatient and 8,408 outpatient claims. After standardizing amounts, counts, rule flags, and peer-normalized z-scores, we applied HDBSCAN separately to inpatient and outpatient subsets. For inpatient claims, HDBSCAN produced several clusters and a noise set; PCA (Figure </w:t>
       </w:r>
       <w:r>
         <w:rPr>
@@ -3699,6 +4071,7 @@
           <w:szCs w:val="24"/>
           <w:lang w:val="en-US"/>
         </w:rPr>
+        <w:lastRenderedPageBreak/>
         <w:drawing>
           <wp:inline distT="0" distB="0" distL="0" distR="0" wp14:anchorId="269294FC" wp14:editId="65A54784">
             <wp:extent cx="2854251" cy="1821109"/>
@@ -4976,7 +5349,6 @@
               <w:rPr>
                 <w:rFonts w:ascii="Times New Roman" w:hAnsi="Times New Roman" w:cs="Times New Roman"/>
               </w:rPr>
-              <w:lastRenderedPageBreak/>
               <w:t>IP</w:t>
             </w:r>
           </w:p>
@@ -5345,7 +5717,16 @@
           <w:sz w:val="24"/>
           <w:szCs w:val="24"/>
         </w:rPr>
-        <w:t>We evaluated supervised models for predicting provider fraud status using provider-level features. On the 30% hold-out subset of labeled providers, all models achieved ROC-AUC (≈0.93–0.94), indicating good discrimination; performance metrics are reported in Table 2. Logistic regression with elastic-net regularization and class-balanced weighting performed best, with PR-AUC ≈0.7</w:t>
+        <w:t xml:space="preserve">We evaluated supervised models for predicting provider fraud status using provider-level features. On the 30% hold-out subset of labeled providers, all models achieved ROC-AUC </w:t>
+      </w:r>
+      <w:r>
+        <w:rPr>
+          <w:rFonts w:ascii="Times New Roman" w:eastAsia="Times New Roman" w:hAnsi="Times New Roman" w:cs="Times New Roman"/>
+          <w:sz w:val="24"/>
+          <w:szCs w:val="24"/>
+        </w:rPr>
+        <w:lastRenderedPageBreak/>
+        <w:t>(≈0.93–0.94), indicating good discrimination; performance metrics are reported in Table 2. Logistic regression with elastic-net regularization and class-balanced weighting performed best, with PR-AUC ≈0.7</w:t>
       </w:r>
       <w:r>
         <w:rPr>
@@ -6376,7 +6757,6 @@
           <w:szCs w:val="24"/>
           <w:lang w:val="en-US"/>
         </w:rPr>
-        <w:lastRenderedPageBreak/>
         <w:t xml:space="preserve">Table 2. </w:t>
       </w:r>
       <w:r>
@@ -6437,6 +6817,7 @@
           <w:szCs w:val="24"/>
           <w:lang w:val="en-US"/>
         </w:rPr>
+        <w:lastRenderedPageBreak/>
         <w:drawing>
           <wp:inline distT="0" distB="0" distL="0" distR="0" wp14:anchorId="189B273D" wp14:editId="0A8C03C5">
             <wp:extent cx="3693381" cy="2093705"/>
@@ -6652,6 +7033,7 @@
           <w:szCs w:val="24"/>
           <w:lang w:val="en-US"/>
         </w:rPr>
+        <w:lastRenderedPageBreak/>
         <w:drawing>
           <wp:inline distT="0" distB="0" distL="0" distR="0" wp14:anchorId="162554F2" wp14:editId="69EED5C6">
             <wp:extent cx="2961861" cy="2213485"/>
@@ -7742,7 +8124,6 @@
           <w:sz w:val="28"/>
           <w:szCs w:val="28"/>
         </w:rPr>
-        <w:lastRenderedPageBreak/>
         <w:t>5. Discussion/Conclusion</w:t>
       </w:r>
     </w:p>
@@ -7761,7 +8142,16 @@
           <w:sz w:val="24"/>
           <w:szCs w:val="24"/>
         </w:rPr>
-        <w:t>This work developed an end-to-end fraud analytics pipeline on Medicare-like claims that combines SQL-based feature engineering, supervised provider classification, and unsupervised pattern discovery at both claim and provider levels. This integrated, multi-paradigm design aligns with recent surveys and position papers that argue for combining rules, supervised models, and unsupervised anomaly detection rather than relying on single-model solutions [3], [8], [12], [14]. Our finding that a regularized logistic regression model can match more complex tree-based and neural models is consistent with evidence that “classical” approaches remain strong baselines for healthcare fraud when supported by robust feature engineering [3], [8], [11], while deep learning offers additional gains in some insurance settings [7]. The use of HDBSCAN, clustering, and association rules to characterize heterogeneous fraud patterns at the claim and provider level mirrors contemporary work on unsupervised anomaly detection and multivariate clustering in health insurance data [1], [2],</w:t>
+        <w:t xml:space="preserve">This work developed an end-to-end fraud analytics pipeline on Medicare-like claims that combines SQL-based feature engineering, supervised provider classification, and unsupervised </w:t>
+      </w:r>
+      <w:r>
+        <w:rPr>
+          <w:rFonts w:ascii="Times New Roman" w:hAnsi="Times New Roman" w:cs="Times New Roman"/>
+          <w:sz w:val="24"/>
+          <w:szCs w:val="24"/>
+        </w:rPr>
+        <w:lastRenderedPageBreak/>
+        <w:t>pattern discovery at both claim and provider levels. This integrated, multi-paradigm design aligns with recent surveys and position papers that argue for combining rules, supervised models, and unsupervised anomaly detection rather than relying on single-model solutions [3], [8], [12], [14]. Our finding that a regularized logistic regression model can match more complex tree-based and neural models is consistent with evidence that “classical” approaches remain strong baselines for healthcare fraud when supported by robust feature engineering [3], [8], [11], while deep learning offers additional gains in some insurance settings [7]. The use of HDBSCAN, clustering, and association rules to characterize heterogeneous fraud patterns at the claim and provider level mirrors contemporary work on unsupervised anomaly detection and multivariate clustering in health insurance data [1], [2],</w:t>
       </w:r>
       <w:r>
         <w:rPr>
@@ -8094,7 +8484,6 @@
           <w:sz w:val="24"/>
           <w:szCs w:val="24"/>
         </w:rPr>
-        <w:lastRenderedPageBreak/>
         <w:t>References</w:t>
       </w:r>
       <w:r>
@@ -8213,6 +8602,7 @@
           <w:sz w:val="24"/>
           <w:szCs w:val="24"/>
         </w:rPr>
+        <w:lastRenderedPageBreak/>
         <w:t xml:space="preserve">[2] H. De Meulemeester, F. De Smet, J. van Dorst, E. </w:t>
       </w:r>
       <w:proofErr w:type="spellStart"/>
@@ -8735,7 +9125,6 @@
           <w:sz w:val="24"/>
           <w:szCs w:val="24"/>
         </w:rPr>
-        <w:lastRenderedPageBreak/>
         <w:t xml:space="preserve">[11] E. </w:t>
       </w:r>
       <w:proofErr w:type="spellStart"/>
@@ -8826,6 +9215,7 @@
           <w:sz w:val="24"/>
           <w:szCs w:val="24"/>
         </w:rPr>
+        <w:lastRenderedPageBreak/>
         <w:t xml:space="preserve">[13] L. </w:t>
       </w:r>
       <w:proofErr w:type="spellStart"/>
@@ -9567,7 +9957,6 @@
   <w:style w:type="character" w:default="1" w:styleId="DefaultParagraphFont">
     <w:name w:val="Default Paragraph Font"/>
     <w:uiPriority w:val="1"/>
-    <w:semiHidden/>
     <w:unhideWhenUsed/>
   </w:style>
   <w:style w:type="table" w:default="1" w:styleId="TableNormal">

--- a/Final Paper/Manuscript.docx
+++ b/Final Paper/Manuscript.docx
@@ -18,7 +18,7 @@
           <w:sz w:val="28"/>
           <w:szCs w:val="28"/>
         </w:rPr>
-        <w:t>Scalable Medicare Claims Fraud Detection Using SQL-Based Feature Engineering and Machine Learning</w:t>
+        <w:t>Fraud Detection on Medicare Claims Using SQL-Based Feature Engineering and Machine Learning</w:t>
       </w:r>
     </w:p>
     <w:p>
@@ -78,7 +78,23 @@
           <w:sz w:val="24"/>
           <w:szCs w:val="24"/>
         </w:rPr>
-        <w:t xml:space="preserve"> Abu Bakar Siddik Mishkat</w:t>
+        <w:t xml:space="preserve"> </w:t>
+      </w:r>
+      <w:r>
+        <w:rPr>
+          <w:rFonts w:ascii="Times New Roman" w:eastAsia="Times New Roman" w:hAnsi="Times New Roman" w:cs="Times New Roman"/>
+          <w:sz w:val="24"/>
+          <w:szCs w:val="24"/>
+        </w:rPr>
+        <w:t xml:space="preserve">Md. </w:t>
+      </w:r>
+      <w:r>
+        <w:rPr>
+          <w:rFonts w:ascii="Times New Roman" w:eastAsia="Times New Roman" w:hAnsi="Times New Roman" w:cs="Times New Roman"/>
+          <w:sz w:val="24"/>
+          <w:szCs w:val="24"/>
+        </w:rPr>
+        <w:t>Abu Bakar Siddik Mishkat</w:t>
       </w:r>
       <w:r>
         <w:rPr>
@@ -113,31 +129,6 @@
           <w:vertAlign w:val="superscript"/>
         </w:rPr>
         <w:t>3</w:t>
-      </w:r>
-      <w:r>
-        <w:rPr>
-          <w:rFonts w:ascii="Times New Roman" w:eastAsia="Times New Roman" w:hAnsi="Times New Roman" w:cs="Times New Roman"/>
-          <w:sz w:val="24"/>
-          <w:szCs w:val="24"/>
-        </w:rPr>
-        <w:t>, Sarika Rajeev</w:t>
-      </w:r>
-      <w:r>
-        <w:rPr>
-          <w:rFonts w:ascii="Times New Roman" w:eastAsia="Times New Roman" w:hAnsi="Times New Roman" w:cs="Times New Roman"/>
-          <w:sz w:val="24"/>
-          <w:szCs w:val="24"/>
-          <w:vertAlign w:val="superscript"/>
-        </w:rPr>
-        <w:t>4</w:t>
-      </w:r>
-      <w:r>
-        <w:rPr>
-          <w:rFonts w:ascii="Times New Roman" w:eastAsia="Times New Roman" w:hAnsi="Times New Roman" w:cs="Times New Roman"/>
-          <w:sz w:val="24"/>
-          <w:szCs w:val="24"/>
-        </w:rPr>
-        <w:t xml:space="preserve"> </w:t>
       </w:r>
     </w:p>
     <w:p>
@@ -259,45 +250,6 @@
     </w:p>
     <w:p>
       <w:pPr>
-        <w:spacing w:line="360" w:lineRule="auto"/>
-        <w:rPr>
-          <w:rFonts w:ascii="Times New Roman" w:eastAsia="Times New Roman" w:hAnsi="Times New Roman" w:cs="Times New Roman"/>
-          <w:sz w:val="24"/>
-          <w:szCs w:val="24"/>
-          <w:u w:val="single"/>
-        </w:rPr>
-      </w:pPr>
-      <w:r>
-        <w:rPr>
-          <w:rFonts w:ascii="Times New Roman" w:eastAsia="Times New Roman" w:hAnsi="Times New Roman" w:cs="Times New Roman"/>
-          <w:sz w:val="24"/>
-          <w:szCs w:val="24"/>
-          <w:vertAlign w:val="superscript"/>
-        </w:rPr>
-        <w:t>4</w:t>
-      </w:r>
-      <w:r>
-        <w:rPr>
-          <w:rFonts w:ascii="Times New Roman" w:eastAsia="Times New Roman" w:hAnsi="Times New Roman" w:cs="Times New Roman"/>
-          <w:sz w:val="24"/>
-          <w:szCs w:val="24"/>
-        </w:rPr>
-        <w:t xml:space="preserve">Department of Mathematics and Computer Science, School of Arts &amp; Sciences, CSU—Coppin State University, Baltimore, MD 21216, USA; Email: </w:t>
-      </w:r>
-      <w:hyperlink r:id="rId10" w:history="1">
-        <w:r>
-          <w:rPr>
-            <w:rStyle w:val="Hyperlink"/>
-            <w:rFonts w:ascii="Times New Roman" w:eastAsia="Times New Roman" w:hAnsi="Times New Roman" w:cs="Times New Roman"/>
-            <w:sz w:val="24"/>
-            <w:szCs w:val="24"/>
-          </w:rPr>
-          <w:t>srajeev@coppin.edu</w:t>
-        </w:r>
-      </w:hyperlink>
-    </w:p>
-    <w:p>
-      <w:pPr>
         <w:pStyle w:val="Heading1"/>
         <w:spacing w:before="100" w:beforeAutospacing="1" w:after="240"/>
         <w:rPr>
@@ -322,6 +274,7 @@
     <w:p>
       <w:pPr>
         <w:spacing w:after="100" w:afterAutospacing="1" w:line="360" w:lineRule="auto"/>
+        <w:jc w:val="both"/>
         <w:rPr>
           <w:rFonts w:ascii="Times New Roman" w:hAnsi="Times New Roman" w:cs="Times New Roman"/>
           <w:sz w:val="24"/>
@@ -333,16 +286,46 @@
           <w:rFonts w:ascii="Times New Roman" w:hAnsi="Times New Roman" w:cs="Times New Roman"/>
           <w:sz w:val="24"/>
           <w:szCs w:val="24"/>
-          <w:highlight w:val="green"/>
-        </w:rPr>
-        <w:t xml:space="preserve">Healthcare fraud in Medicare always results in substantial losses of almost $100 billion annually and is getting hard to detect since the claims data are sophisticated and imbalanced. In this paper, we present a complete pipeline combining SQL feature store and supervised binary classification and unsupervised clustering on the Medicare dataset. We performed the unsupervised clustering only on the ground level fraudulent cases, </w:t>
-      </w:r>
-      <w:r>
-        <w:rPr>
-          <w:rFonts w:ascii="Times New Roman" w:hAnsi="Times New Roman" w:cs="Times New Roman"/>
-          <w:sz w:val="24"/>
-          <w:szCs w:val="24"/>
-          <w:highlight w:val="green"/>
+        </w:rPr>
+        <w:t>Healthcare fraud in Medicare always results in substantial</w:t>
+      </w:r>
+      <w:r>
+        <w:rPr>
+          <w:rFonts w:ascii="Times New Roman" w:hAnsi="Times New Roman" w:cs="Times New Roman"/>
+          <w:sz w:val="24"/>
+          <w:szCs w:val="24"/>
+        </w:rPr>
+        <w:t xml:space="preserve"> financial</w:t>
+      </w:r>
+      <w:r>
+        <w:rPr>
+          <w:rFonts w:ascii="Times New Roman" w:hAnsi="Times New Roman" w:cs="Times New Roman"/>
+          <w:sz w:val="24"/>
+          <w:szCs w:val="24"/>
+        </w:rPr>
+        <w:t xml:space="preserve"> losses</w:t>
+      </w:r>
+      <w:r>
+        <w:rPr>
+          <w:rFonts w:ascii="Times New Roman" w:hAnsi="Times New Roman" w:cs="Times New Roman"/>
+          <w:sz w:val="24"/>
+          <w:szCs w:val="24"/>
+        </w:rPr>
+        <w:t xml:space="preserve"> </w:t>
+      </w:r>
+      <w:r>
+        <w:rPr>
+          <w:rFonts w:ascii="Times New Roman" w:hAnsi="Times New Roman" w:cs="Times New Roman"/>
+          <w:sz w:val="24"/>
+          <w:szCs w:val="24"/>
+        </w:rPr>
+        <w:t xml:space="preserve">and is getting hard to detect since the claims data are sophisticated and imbalanced. In this paper, we present a complete pipeline combining SQL feature store and supervised binary classification and unsupervised clustering on the Medicare dataset. We performed the unsupervised clustering only on the ground level fraudulent cases, </w:t>
+      </w:r>
+      <w:r>
+        <w:rPr>
+          <w:rFonts w:ascii="Times New Roman" w:hAnsi="Times New Roman" w:cs="Times New Roman"/>
+          <w:sz w:val="24"/>
+          <w:szCs w:val="24"/>
         </w:rPr>
         <w:t xml:space="preserve">and then we headed over classifying the fraudulent providers and clustered the high-risk providers into the fraud type groups. We cleaned the inpatient, outpatient and beneficiary tables stored in the PostgreSQL database. We also engineered the reusable provider and claim level features for the model training and evaluation. We included rule-based indicators for duplicate claims, upcoding and overcharging along with 30/90/365 days aggregates, distinct beneficiary counts and peer-normalized z-scores. We </w:t>
       </w:r>
@@ -351,7 +334,6 @@
           <w:rFonts w:ascii="Times New Roman" w:hAnsi="Times New Roman" w:cs="Times New Roman"/>
           <w:sz w:val="24"/>
           <w:szCs w:val="24"/>
-          <w:highlight w:val="green"/>
         </w:rPr>
         <w:t>applied</w:t>
       </w:r>
@@ -360,7 +342,6 @@
           <w:rFonts w:ascii="Times New Roman" w:hAnsi="Times New Roman" w:cs="Times New Roman"/>
           <w:sz w:val="24"/>
           <w:szCs w:val="24"/>
-          <w:highlight w:val="green"/>
         </w:rPr>
         <w:t xml:space="preserve"> HDBSCAN</w:t>
       </w:r>
@@ -369,7 +350,6 @@
           <w:rFonts w:ascii="Times New Roman" w:hAnsi="Times New Roman" w:cs="Times New Roman"/>
           <w:sz w:val="24"/>
           <w:szCs w:val="24"/>
-          <w:highlight w:val="green"/>
         </w:rPr>
         <w:t xml:space="preserve"> algorithm</w:t>
       </w:r>
@@ -378,7 +358,6 @@
           <w:rFonts w:ascii="Times New Roman" w:hAnsi="Times New Roman" w:cs="Times New Roman"/>
           <w:sz w:val="24"/>
           <w:szCs w:val="24"/>
-          <w:highlight w:val="green"/>
         </w:rPr>
         <w:t xml:space="preserve"> </w:t>
       </w:r>
@@ -387,7 +366,6 @@
           <w:rFonts w:ascii="Times New Roman" w:hAnsi="Times New Roman" w:cs="Times New Roman"/>
           <w:sz w:val="24"/>
           <w:szCs w:val="24"/>
-          <w:highlight w:val="green"/>
         </w:rPr>
         <w:t>for spotting</w:t>
       </w:r>
@@ -396,7 +374,6 @@
           <w:rFonts w:ascii="Times New Roman" w:hAnsi="Times New Roman" w:cs="Times New Roman"/>
           <w:sz w:val="24"/>
           <w:szCs w:val="24"/>
-          <w:highlight w:val="green"/>
         </w:rPr>
         <w:t xml:space="preserve"> patterns </w:t>
       </w:r>
@@ -405,7 +382,6 @@
           <w:rFonts w:ascii="Times New Roman" w:hAnsi="Times New Roman" w:cs="Times New Roman"/>
           <w:sz w:val="24"/>
           <w:szCs w:val="24"/>
-          <w:highlight w:val="green"/>
         </w:rPr>
         <w:t xml:space="preserve">in </w:t>
       </w:r>
@@ -414,7 +390,6 @@
           <w:rFonts w:ascii="Times New Roman" w:hAnsi="Times New Roman" w:cs="Times New Roman"/>
           <w:sz w:val="24"/>
           <w:szCs w:val="24"/>
-          <w:highlight w:val="green"/>
         </w:rPr>
         <w:t>inpatient and outpatient claims</w:t>
       </w:r>
@@ -423,7 +398,6 @@
           <w:rFonts w:ascii="Times New Roman" w:hAnsi="Times New Roman" w:cs="Times New Roman"/>
           <w:sz w:val="24"/>
           <w:szCs w:val="24"/>
-          <w:highlight w:val="green"/>
         </w:rPr>
         <w:t xml:space="preserve">. </w:t>
       </w:r>
@@ -432,7 +406,6 @@
           <w:rFonts w:ascii="Times New Roman" w:hAnsi="Times New Roman" w:cs="Times New Roman"/>
           <w:sz w:val="24"/>
           <w:szCs w:val="24"/>
-          <w:highlight w:val="green"/>
         </w:rPr>
         <w:t>For visualization, w</w:t>
       </w:r>
@@ -441,7 +414,6 @@
           <w:rFonts w:ascii="Times New Roman" w:hAnsi="Times New Roman" w:cs="Times New Roman"/>
           <w:sz w:val="24"/>
           <w:szCs w:val="24"/>
-          <w:highlight w:val="green"/>
         </w:rPr>
         <w:t xml:space="preserve">e </w:t>
       </w:r>
@@ -450,7 +422,6 @@
           <w:rFonts w:ascii="Times New Roman" w:hAnsi="Times New Roman" w:cs="Times New Roman"/>
           <w:sz w:val="24"/>
           <w:szCs w:val="24"/>
-          <w:highlight w:val="green"/>
         </w:rPr>
         <w:t>used PCA</w:t>
       </w:r>
@@ -459,7 +430,6 @@
           <w:rFonts w:ascii="Times New Roman" w:hAnsi="Times New Roman" w:cs="Times New Roman"/>
           <w:sz w:val="24"/>
           <w:szCs w:val="24"/>
-          <w:highlight w:val="green"/>
         </w:rPr>
         <w:t xml:space="preserve"> </w:t>
       </w:r>
@@ -468,7 +438,6 @@
           <w:rFonts w:ascii="Times New Roman" w:hAnsi="Times New Roman" w:cs="Times New Roman"/>
           <w:sz w:val="24"/>
           <w:szCs w:val="24"/>
-          <w:highlight w:val="green"/>
         </w:rPr>
         <w:t xml:space="preserve">to map out the data structure </w:t>
       </w:r>
@@ -477,7 +446,6 @@
           <w:rFonts w:ascii="Times New Roman" w:hAnsi="Times New Roman" w:cs="Times New Roman"/>
           <w:sz w:val="24"/>
           <w:szCs w:val="24"/>
-          <w:highlight w:val="green"/>
         </w:rPr>
         <w:t>and association rule mining</w:t>
       </w:r>
@@ -486,7 +454,6 @@
           <w:rFonts w:ascii="Times New Roman" w:hAnsi="Times New Roman" w:cs="Times New Roman"/>
           <w:sz w:val="24"/>
           <w:szCs w:val="24"/>
-          <w:highlight w:val="green"/>
         </w:rPr>
         <w:t xml:space="preserve"> to label the clusters</w:t>
       </w:r>
@@ -495,7 +462,6 @@
           <w:rFonts w:ascii="Times New Roman" w:hAnsi="Times New Roman" w:cs="Times New Roman"/>
           <w:sz w:val="24"/>
           <w:szCs w:val="24"/>
-          <w:highlight w:val="green"/>
         </w:rPr>
         <w:t xml:space="preserve">. We </w:t>
       </w:r>
@@ -504,7 +470,6 @@
           <w:rFonts w:ascii="Times New Roman" w:hAnsi="Times New Roman" w:cs="Times New Roman"/>
           <w:sz w:val="24"/>
           <w:szCs w:val="24"/>
-          <w:highlight w:val="green"/>
         </w:rPr>
         <w:t>went through</w:t>
       </w:r>
@@ -513,7 +478,6 @@
           <w:rFonts w:ascii="Times New Roman" w:hAnsi="Times New Roman" w:cs="Times New Roman"/>
           <w:sz w:val="24"/>
           <w:szCs w:val="24"/>
-          <w:highlight w:val="green"/>
         </w:rPr>
         <w:t xml:space="preserve"> a</w:t>
       </w:r>
@@ -522,7 +486,6 @@
           <w:rFonts w:ascii="Times New Roman" w:hAnsi="Times New Roman" w:cs="Times New Roman"/>
           <w:sz w:val="24"/>
           <w:szCs w:val="24"/>
-          <w:highlight w:val="green"/>
         </w:rPr>
         <w:t xml:space="preserve"> bunch</w:t>
       </w:r>
@@ -531,7 +494,6 @@
           <w:rFonts w:ascii="Times New Roman" w:hAnsi="Times New Roman" w:cs="Times New Roman"/>
           <w:sz w:val="24"/>
           <w:szCs w:val="24"/>
-          <w:highlight w:val="green"/>
         </w:rPr>
         <w:t xml:space="preserve"> of supervised models and logistic regression </w:t>
       </w:r>
@@ -540,7 +502,6 @@
           <w:rFonts w:ascii="Times New Roman" w:hAnsi="Times New Roman" w:cs="Times New Roman"/>
           <w:sz w:val="24"/>
           <w:szCs w:val="24"/>
-          <w:highlight w:val="green"/>
         </w:rPr>
         <w:t>ended up with</w:t>
       </w:r>
@@ -549,7 +510,6 @@
           <w:rFonts w:ascii="Times New Roman" w:hAnsi="Times New Roman" w:cs="Times New Roman"/>
           <w:sz w:val="24"/>
           <w:szCs w:val="24"/>
-          <w:highlight w:val="green"/>
         </w:rPr>
         <w:t xml:space="preserve"> PR-AUC </w:t>
       </w:r>
@@ -558,7 +518,6 @@
           <w:rFonts w:ascii="Times New Roman" w:hAnsi="Times New Roman" w:cs="Times New Roman"/>
           <w:sz w:val="24"/>
           <w:szCs w:val="24"/>
-          <w:highlight w:val="green"/>
         </w:rPr>
         <w:t xml:space="preserve">around </w:t>
       </w:r>
@@ -567,7 +526,6 @@
           <w:rFonts w:ascii="Times New Roman" w:hAnsi="Times New Roman" w:cs="Times New Roman"/>
           <w:sz w:val="24"/>
           <w:szCs w:val="24"/>
-          <w:highlight w:val="green"/>
         </w:rPr>
         <w:t xml:space="preserve">0.73 and ROC-AUC </w:t>
       </w:r>
@@ -576,7 +534,6 @@
           <w:rFonts w:ascii="Times New Roman" w:hAnsi="Times New Roman" w:cs="Times New Roman"/>
           <w:sz w:val="24"/>
           <w:szCs w:val="24"/>
-          <w:highlight w:val="green"/>
         </w:rPr>
         <w:t xml:space="preserve">around </w:t>
       </w:r>
@@ -585,7 +542,6 @@
           <w:rFonts w:ascii="Times New Roman" w:hAnsi="Times New Roman" w:cs="Times New Roman"/>
           <w:sz w:val="24"/>
           <w:szCs w:val="24"/>
-          <w:highlight w:val="green"/>
         </w:rPr>
         <w:t>0.9</w:t>
       </w:r>
@@ -594,7 +550,6 @@
           <w:rFonts w:ascii="Times New Roman" w:hAnsi="Times New Roman" w:cs="Times New Roman"/>
           <w:sz w:val="24"/>
           <w:szCs w:val="24"/>
-          <w:highlight w:val="green"/>
         </w:rPr>
         <w:t>4</w:t>
       </w:r>
@@ -603,7 +558,6 @@
           <w:rFonts w:ascii="Times New Roman" w:hAnsi="Times New Roman" w:cs="Times New Roman"/>
           <w:sz w:val="24"/>
           <w:szCs w:val="24"/>
-          <w:highlight w:val="green"/>
         </w:rPr>
         <w:t>. Overall, computed features</w:t>
       </w:r>
@@ -612,7 +566,6 @@
           <w:rFonts w:ascii="Times New Roman" w:hAnsi="Times New Roman" w:cs="Times New Roman"/>
           <w:sz w:val="24"/>
           <w:szCs w:val="24"/>
-          <w:highlight w:val="green"/>
         </w:rPr>
         <w:t xml:space="preserve"> along with</w:t>
       </w:r>
@@ -621,7 +574,6 @@
           <w:rFonts w:ascii="Times New Roman" w:hAnsi="Times New Roman" w:cs="Times New Roman"/>
           <w:sz w:val="24"/>
           <w:szCs w:val="24"/>
-          <w:highlight w:val="green"/>
         </w:rPr>
         <w:t xml:space="preserve"> </w:t>
       </w:r>
@@ -630,7 +582,6 @@
           <w:rFonts w:ascii="Times New Roman" w:hAnsi="Times New Roman" w:cs="Times New Roman"/>
           <w:sz w:val="24"/>
           <w:szCs w:val="24"/>
-          <w:highlight w:val="green"/>
         </w:rPr>
         <w:t xml:space="preserve">the </w:t>
       </w:r>
@@ -639,7 +590,6 @@
           <w:rFonts w:ascii="Times New Roman" w:hAnsi="Times New Roman" w:cs="Times New Roman"/>
           <w:sz w:val="24"/>
           <w:szCs w:val="24"/>
-          <w:highlight w:val="green"/>
         </w:rPr>
         <w:t xml:space="preserve">supervised models and unsupervised clustering </w:t>
       </w:r>
@@ -648,7 +598,6 @@
           <w:rFonts w:ascii="Times New Roman" w:hAnsi="Times New Roman" w:cs="Times New Roman"/>
           <w:sz w:val="24"/>
           <w:szCs w:val="24"/>
-          <w:highlight w:val="green"/>
         </w:rPr>
         <w:t>gave us a strong</w:t>
       </w:r>
@@ -657,7 +606,6 @@
           <w:rFonts w:ascii="Times New Roman" w:hAnsi="Times New Roman" w:cs="Times New Roman"/>
           <w:sz w:val="24"/>
           <w:szCs w:val="24"/>
-          <w:highlight w:val="green"/>
         </w:rPr>
         <w:t xml:space="preserve"> benchmark</w:t>
       </w:r>
@@ -666,7 +614,6 @@
           <w:rFonts w:ascii="Times New Roman" w:hAnsi="Times New Roman" w:cs="Times New Roman"/>
           <w:sz w:val="24"/>
           <w:szCs w:val="24"/>
-          <w:highlight w:val="green"/>
         </w:rPr>
         <w:t xml:space="preserve"> for</w:t>
       </w:r>
@@ -675,7 +622,6 @@
           <w:rFonts w:ascii="Times New Roman" w:hAnsi="Times New Roman" w:cs="Times New Roman"/>
           <w:sz w:val="24"/>
           <w:szCs w:val="24"/>
-          <w:highlight w:val="green"/>
         </w:rPr>
         <w:t xml:space="preserve"> evaluation</w:t>
       </w:r>
@@ -684,7 +630,6 @@
           <w:rFonts w:ascii="Times New Roman" w:hAnsi="Times New Roman" w:cs="Times New Roman"/>
           <w:sz w:val="24"/>
           <w:szCs w:val="24"/>
-          <w:highlight w:val="green"/>
         </w:rPr>
         <w:t xml:space="preserve">. These also helped characterize different </w:t>
       </w:r>
@@ -693,7 +638,6 @@
           <w:rFonts w:ascii="Times New Roman" w:hAnsi="Times New Roman" w:cs="Times New Roman"/>
           <w:sz w:val="24"/>
           <w:szCs w:val="24"/>
-          <w:highlight w:val="green"/>
         </w:rPr>
         <w:t>fraud</w:t>
       </w:r>
@@ -702,7 +646,6 @@
           <w:rFonts w:ascii="Times New Roman" w:hAnsi="Times New Roman" w:cs="Times New Roman"/>
           <w:sz w:val="24"/>
           <w:szCs w:val="24"/>
-          <w:highlight w:val="green"/>
         </w:rPr>
         <w:t xml:space="preserve"> types effectively.</w:t>
       </w:r>
@@ -773,14 +716,6 @@
           <w:sz w:val="24"/>
           <w:szCs w:val="24"/>
         </w:rPr>
-        <w:t xml:space="preserve"> Insurance Fraud Types</w:t>
-      </w:r>
-      <w:r>
-        <w:rPr>
-          <w:rFonts w:ascii="Times New Roman" w:hAnsi="Times New Roman" w:cs="Times New Roman"/>
-          <w:sz w:val="24"/>
-          <w:szCs w:val="24"/>
-        </w:rPr>
         <w:t xml:space="preserve"> </w:t>
       </w:r>
       <w:r>
@@ -789,6 +724,22 @@
           <w:sz w:val="24"/>
           <w:szCs w:val="24"/>
         </w:rPr>
+        <w:t xml:space="preserve">Healthcare </w:t>
+      </w:r>
+      <w:r>
+        <w:rPr>
+          <w:rFonts w:ascii="Times New Roman" w:hAnsi="Times New Roman" w:cs="Times New Roman"/>
+          <w:sz w:val="24"/>
+          <w:szCs w:val="24"/>
+        </w:rPr>
+        <w:t>Insurance Fraud Types</w:t>
+      </w:r>
+      <w:r>
+        <w:rPr>
+          <w:rFonts w:ascii="Times New Roman" w:hAnsi="Times New Roman" w:cs="Times New Roman"/>
+          <w:sz w:val="24"/>
+          <w:szCs w:val="24"/>
+        </w:rPr>
         <w:t xml:space="preserve">, </w:t>
       </w:r>
       <w:r>
@@ -805,7 +756,15 @@
           <w:sz w:val="24"/>
           <w:szCs w:val="24"/>
         </w:rPr>
-        <w:t>, Insurance Claims</w:t>
+        <w:t>,</w:t>
+      </w:r>
+      <w:r>
+        <w:rPr>
+          <w:rFonts w:ascii="Times New Roman" w:hAnsi="Times New Roman" w:cs="Times New Roman"/>
+          <w:sz w:val="24"/>
+          <w:szCs w:val="24"/>
+        </w:rPr>
+        <w:t xml:space="preserve"> Unsupervised Anomaly Detection</w:t>
       </w:r>
       <w:r>
         <w:rPr>
@@ -814,6 +773,22 @@
           <w:szCs w:val="24"/>
         </w:rPr>
         <w:t>, HDBSCAN Fraud Clustering</w:t>
+      </w:r>
+      <w:r>
+        <w:rPr>
+          <w:rFonts w:ascii="Times New Roman" w:hAnsi="Times New Roman" w:cs="Times New Roman"/>
+          <w:sz w:val="24"/>
+          <w:szCs w:val="24"/>
+        </w:rPr>
+        <w:t>, SQL-feature Engineering</w:t>
+      </w:r>
+      <w:r>
+        <w:rPr>
+          <w:rFonts w:ascii="Times New Roman" w:hAnsi="Times New Roman" w:cs="Times New Roman"/>
+          <w:sz w:val="24"/>
+          <w:szCs w:val="24"/>
+        </w:rPr>
+        <w:t>, Association Rule Mining</w:t>
       </w:r>
       <w:r>
         <w:rPr>
@@ -846,10 +821,7 @@
         </w:rPr>
         <w:t>2. Introduction</w:t>
       </w:r>
-    </w:p>
-    <w:p>
-      <w:pPr>
-        <w:spacing w:line="360" w:lineRule="auto"/>
+      <w:r>
         <w:rPr>
           <w:rFonts w:ascii="Times New Roman" w:hAnsi="Times New Roman" w:cs="Times New Roman"/>
           <w:b/>
@@ -860,24 +832,13 @@
           <w:szCs w:val="24"/>
           <w:lang w:val="en-US"/>
         </w:rPr>
-      </w:pPr>
-      <w:r>
-        <w:rPr>
-          <w:rFonts w:ascii="Times New Roman" w:hAnsi="Times New Roman" w:cs="Times New Roman"/>
-          <w:b/>
-          <w:bCs/>
-          <w:i/>
-          <w:iCs/>
-          <w:sz w:val="24"/>
-          <w:szCs w:val="24"/>
-          <w:lang w:val="en-US"/>
-        </w:rPr>
-        <w:t>2.1 Background and motivation</w:t>
+        <w:t xml:space="preserve"> </w:t>
       </w:r>
     </w:p>
     <w:p>
       <w:pPr>
         <w:spacing w:after="100" w:afterAutospacing="1" w:line="360" w:lineRule="auto"/>
+        <w:jc w:val="both"/>
         <w:rPr>
           <w:rFonts w:ascii="Times New Roman" w:hAnsi="Times New Roman" w:cs="Times New Roman"/>
           <w:sz w:val="24"/>
@@ -890,25 +851,264 @@
           <w:rFonts w:ascii="Times New Roman" w:hAnsi="Times New Roman" w:cs="Times New Roman"/>
           <w:sz w:val="24"/>
           <w:szCs w:val="24"/>
-          <w:highlight w:val="green"/>
-        </w:rPr>
-        <w:t xml:space="preserve">Healthcare fraud and abuse in large public insurance programs such as Medicare results in significant financial losses. This waste also eroded the trust in health systems [12], [14]. Medicare claims provide a lot of information regarding the patients, providers, diagnoses, procedures, deductibles, reimbursements for detection. However, those features are highly imbalanced and multidimensional. The fraudulent detection is sophisticated since </w:t>
-      </w:r>
-      <w:r>
-        <w:rPr>
-          <w:rFonts w:ascii="Times New Roman" w:hAnsi="Times New Roman" w:cs="Times New Roman"/>
-          <w:sz w:val="24"/>
-          <w:szCs w:val="24"/>
-          <w:highlight w:val="green"/>
-        </w:rPr>
-        <w:t xml:space="preserve">fraud cases are rare among all the claims [3], [8], [12]. In such cases, rule-based systems are easy to deploy but are not great to automate the fraud detection and can generate high false-positive claims. These limitations have inspired </w:t>
-      </w:r>
-      <w:r>
-        <w:rPr>
-          <w:rFonts w:ascii="Times New Roman" w:hAnsi="Times New Roman" w:cs="Times New Roman"/>
-          <w:sz w:val="24"/>
-          <w:szCs w:val="24"/>
-          <w:highlight w:val="green"/>
+        </w:rPr>
+        <w:t xml:space="preserve">Healthcare </w:t>
+      </w:r>
+      <w:r>
+        <w:rPr>
+          <w:rFonts w:ascii="Times New Roman" w:hAnsi="Times New Roman" w:cs="Times New Roman"/>
+          <w:sz w:val="24"/>
+          <w:szCs w:val="24"/>
+        </w:rPr>
+        <w:t>fraud and</w:t>
+      </w:r>
+      <w:r>
+        <w:rPr>
+          <w:rFonts w:ascii="Times New Roman" w:hAnsi="Times New Roman" w:cs="Times New Roman"/>
+          <w:sz w:val="24"/>
+          <w:szCs w:val="24"/>
+        </w:rPr>
+        <w:t xml:space="preserve"> </w:t>
+      </w:r>
+      <w:r>
+        <w:rPr>
+          <w:rFonts w:ascii="Times New Roman" w:hAnsi="Times New Roman" w:cs="Times New Roman"/>
+          <w:sz w:val="24"/>
+          <w:szCs w:val="24"/>
+        </w:rPr>
+        <w:t xml:space="preserve">abuse </w:t>
+      </w:r>
+      <w:r>
+        <w:rPr>
+          <w:rFonts w:ascii="Times New Roman" w:hAnsi="Times New Roman" w:cs="Times New Roman"/>
+          <w:sz w:val="24"/>
+          <w:szCs w:val="24"/>
+        </w:rPr>
+        <w:t>take the limited resources away from patient care and impose substantial financial losses in</w:t>
+      </w:r>
+      <w:r>
+        <w:rPr>
+          <w:rFonts w:ascii="Times New Roman" w:hAnsi="Times New Roman" w:cs="Times New Roman"/>
+          <w:sz w:val="24"/>
+          <w:szCs w:val="24"/>
+        </w:rPr>
+        <w:t xml:space="preserve"> large public insurance program such as Medicare. </w:t>
+      </w:r>
+      <w:r>
+        <w:rPr>
+          <w:rFonts w:ascii="Times New Roman" w:hAnsi="Times New Roman" w:cs="Times New Roman"/>
+          <w:sz w:val="24"/>
+          <w:szCs w:val="24"/>
+        </w:rPr>
+        <w:t xml:space="preserve">It is estimated </w:t>
+      </w:r>
+      <w:proofErr w:type="spellStart"/>
+      <w:r>
+        <w:rPr>
+          <w:rFonts w:ascii="Times New Roman" w:hAnsi="Times New Roman" w:cs="Times New Roman"/>
+          <w:sz w:val="24"/>
+          <w:szCs w:val="24"/>
+        </w:rPr>
+        <w:t>tht</w:t>
+      </w:r>
+      <w:proofErr w:type="spellEnd"/>
+      <w:r>
+        <w:rPr>
+          <w:rFonts w:ascii="Times New Roman" w:hAnsi="Times New Roman" w:cs="Times New Roman"/>
+          <w:sz w:val="24"/>
+          <w:szCs w:val="24"/>
+        </w:rPr>
+        <w:t xml:space="preserve"> nearly 3-10% of total healthcare expenses may be subject to fraud and waste each year which is tens to hundreds of billions of dollars globally and 300 billion USD annually</w:t>
+      </w:r>
+      <w:r>
+        <w:rPr>
+          <w:rFonts w:ascii="Times New Roman" w:hAnsi="Times New Roman" w:cs="Times New Roman"/>
+          <w:sz w:val="24"/>
+          <w:szCs w:val="24"/>
+        </w:rPr>
+        <w:t xml:space="preserve"> on an average</w:t>
+      </w:r>
+      <w:r>
+        <w:rPr>
+          <w:rFonts w:ascii="Times New Roman" w:hAnsi="Times New Roman" w:cs="Times New Roman"/>
+          <w:sz w:val="24"/>
+          <w:szCs w:val="24"/>
+        </w:rPr>
+        <w:t xml:space="preserve"> in the US</w:t>
+      </w:r>
+      <w:r>
+        <w:rPr>
+          <w:rFonts w:ascii="Times New Roman" w:hAnsi="Times New Roman" w:cs="Times New Roman"/>
+          <w:sz w:val="24"/>
+          <w:szCs w:val="24"/>
+        </w:rPr>
+        <w:t xml:space="preserve"> [3], [8], [12]</w:t>
+      </w:r>
+      <w:r>
+        <w:rPr>
+          <w:rFonts w:ascii="Times New Roman" w:hAnsi="Times New Roman" w:cs="Times New Roman"/>
+          <w:sz w:val="24"/>
+          <w:szCs w:val="24"/>
+        </w:rPr>
+        <w:t xml:space="preserve">. </w:t>
+      </w:r>
+      <w:r>
+        <w:rPr>
+          <w:rFonts w:ascii="Times New Roman" w:hAnsi="Times New Roman" w:cs="Times New Roman"/>
+          <w:sz w:val="24"/>
+          <w:szCs w:val="24"/>
+        </w:rPr>
+        <w:t>This waste also eroded the trust in health systems [12], [14].</w:t>
+      </w:r>
+      <w:r>
+        <w:rPr>
+          <w:rFonts w:ascii="Times New Roman" w:hAnsi="Times New Roman" w:cs="Times New Roman"/>
+          <w:sz w:val="24"/>
+          <w:szCs w:val="24"/>
+        </w:rPr>
+        <w:t xml:space="preserve"> Reviews show that as the health insurance costs </w:t>
+      </w:r>
+      <w:r>
+        <w:rPr>
+          <w:rFonts w:ascii="Times New Roman" w:hAnsi="Times New Roman" w:cs="Times New Roman"/>
+          <w:sz w:val="24"/>
+          <w:szCs w:val="24"/>
+        </w:rPr>
+        <w:t>are</w:t>
+      </w:r>
+      <w:r>
+        <w:rPr>
+          <w:rFonts w:ascii="Times New Roman" w:hAnsi="Times New Roman" w:cs="Times New Roman"/>
+          <w:sz w:val="24"/>
+          <w:szCs w:val="24"/>
+        </w:rPr>
+        <w:t xml:space="preserve"> on the rise in many countries, fraudulent activities are also increased proportionally which harms the patient safety and question the quality of the care [8], [14].</w:t>
+      </w:r>
+      <w:r>
+        <w:rPr>
+          <w:rFonts w:ascii="Times New Roman" w:hAnsi="Times New Roman" w:cs="Times New Roman"/>
+          <w:sz w:val="24"/>
+          <w:szCs w:val="24"/>
+        </w:rPr>
+        <w:t xml:space="preserve"> Medicare claims provide a lot of information regarding the patients, providers, diagnoses, procedures, deductibles, reimbursements for detection. However, those features are highly imbalanced and multidimensional</w:t>
+      </w:r>
+      <w:r>
+        <w:rPr>
+          <w:rFonts w:ascii="Times New Roman" w:hAnsi="Times New Roman" w:cs="Times New Roman"/>
+          <w:sz w:val="24"/>
+          <w:szCs w:val="24"/>
+        </w:rPr>
+        <w:t xml:space="preserve"> [1], [3], [8]</w:t>
+      </w:r>
+      <w:r>
+        <w:rPr>
+          <w:rFonts w:ascii="Times New Roman" w:hAnsi="Times New Roman" w:cs="Times New Roman"/>
+          <w:sz w:val="24"/>
+          <w:szCs w:val="24"/>
+        </w:rPr>
+        <w:t xml:space="preserve">. </w:t>
+      </w:r>
+      <w:r>
+        <w:rPr>
+          <w:rFonts w:ascii="Times New Roman" w:hAnsi="Times New Roman" w:cs="Times New Roman"/>
+          <w:sz w:val="24"/>
+          <w:szCs w:val="24"/>
+        </w:rPr>
+        <w:t>With the multidimensional dataset, the</w:t>
+      </w:r>
+      <w:r>
+        <w:rPr>
+          <w:rFonts w:ascii="Times New Roman" w:hAnsi="Times New Roman" w:cs="Times New Roman"/>
+          <w:sz w:val="24"/>
+          <w:szCs w:val="24"/>
+        </w:rPr>
+        <w:t xml:space="preserve"> detection is sophisticated since </w:t>
+      </w:r>
+      <w:r>
+        <w:rPr>
+          <w:rFonts w:ascii="Times New Roman" w:hAnsi="Times New Roman" w:cs="Times New Roman"/>
+          <w:sz w:val="24"/>
+          <w:szCs w:val="24"/>
+        </w:rPr>
+        <w:t>fraud cases are rare among all the claims [3], [8], [12].</w:t>
+      </w:r>
+      <w:r>
+        <w:rPr>
+          <w:rFonts w:ascii="Times New Roman" w:hAnsi="Times New Roman" w:cs="Times New Roman"/>
+          <w:sz w:val="24"/>
+          <w:szCs w:val="24"/>
+        </w:rPr>
+        <w:t xml:space="preserve"> R</w:t>
+      </w:r>
+      <w:r>
+        <w:rPr>
+          <w:rFonts w:ascii="Times New Roman" w:hAnsi="Times New Roman" w:cs="Times New Roman"/>
+          <w:sz w:val="24"/>
+          <w:szCs w:val="24"/>
+        </w:rPr>
+        <w:t xml:space="preserve">ule-based systems </w:t>
+      </w:r>
+      <w:r>
+        <w:rPr>
+          <w:rFonts w:ascii="Times New Roman" w:hAnsi="Times New Roman" w:cs="Times New Roman"/>
+          <w:sz w:val="24"/>
+          <w:szCs w:val="24"/>
+        </w:rPr>
+        <w:t>can be implemented easily</w:t>
+      </w:r>
+      <w:r>
+        <w:rPr>
+          <w:rFonts w:ascii="Times New Roman" w:hAnsi="Times New Roman" w:cs="Times New Roman"/>
+          <w:sz w:val="24"/>
+          <w:szCs w:val="24"/>
+        </w:rPr>
+        <w:t xml:space="preserve"> </w:t>
+      </w:r>
+      <w:r>
+        <w:rPr>
+          <w:rFonts w:ascii="Times New Roman" w:hAnsi="Times New Roman" w:cs="Times New Roman"/>
+          <w:sz w:val="24"/>
+          <w:szCs w:val="24"/>
+        </w:rPr>
+        <w:t xml:space="preserve">but there is less room for </w:t>
+      </w:r>
+      <w:r>
+        <w:rPr>
+          <w:rFonts w:ascii="Times New Roman" w:hAnsi="Times New Roman" w:cs="Times New Roman"/>
+          <w:sz w:val="24"/>
+          <w:szCs w:val="24"/>
+        </w:rPr>
+        <w:t>automation in</w:t>
+      </w:r>
+      <w:r>
+        <w:rPr>
+          <w:rFonts w:ascii="Times New Roman" w:hAnsi="Times New Roman" w:cs="Times New Roman"/>
+          <w:sz w:val="24"/>
+          <w:szCs w:val="24"/>
+        </w:rPr>
+        <w:t xml:space="preserve"> fraud detection and can generate high false-positive claims</w:t>
+      </w:r>
+      <w:r>
+        <w:rPr>
+          <w:rFonts w:ascii="Times New Roman" w:hAnsi="Times New Roman" w:cs="Times New Roman"/>
+          <w:sz w:val="24"/>
+          <w:szCs w:val="24"/>
+        </w:rPr>
+        <w:t xml:space="preserve"> [8], [12], [14]</w:t>
+      </w:r>
+      <w:r>
+        <w:rPr>
+          <w:rFonts w:ascii="Times New Roman" w:hAnsi="Times New Roman" w:cs="Times New Roman"/>
+          <w:sz w:val="24"/>
+          <w:szCs w:val="24"/>
+        </w:rPr>
+        <w:t xml:space="preserve">. These limitations have inspired </w:t>
+      </w:r>
+      <w:r>
+        <w:rPr>
+          <w:rFonts w:ascii="Times New Roman" w:hAnsi="Times New Roman" w:cs="Times New Roman"/>
+          <w:sz w:val="24"/>
+          <w:szCs w:val="24"/>
         </w:rPr>
         <w:t>comprehensive</w:t>
       </w:r>
@@ -917,22 +1117,51 @@
           <w:rFonts w:ascii="Times New Roman" w:hAnsi="Times New Roman" w:cs="Times New Roman"/>
           <w:sz w:val="24"/>
           <w:szCs w:val="24"/>
-          <w:highlight w:val="green"/>
-        </w:rPr>
-        <w:t xml:space="preserve"> research into SQL-based feature engineering, machine learning and data mining approaches in healthcare fraud detection to invent hybrid approaches [3], [5], [8], [12], [14], [15].</w:t>
+        </w:rPr>
+        <w:t xml:space="preserve"> research in healthcare</w:t>
+      </w:r>
+      <w:r>
+        <w:rPr>
+          <w:rFonts w:ascii="Times New Roman" w:hAnsi="Times New Roman" w:cs="Times New Roman"/>
+          <w:sz w:val="24"/>
+          <w:szCs w:val="24"/>
+        </w:rPr>
+        <w:t xml:space="preserve"> </w:t>
+      </w:r>
+      <w:r>
+        <w:rPr>
+          <w:rFonts w:ascii="Times New Roman" w:hAnsi="Times New Roman" w:cs="Times New Roman"/>
+          <w:sz w:val="24"/>
+          <w:szCs w:val="24"/>
+        </w:rPr>
+        <w:t xml:space="preserve">to invent </w:t>
+      </w:r>
+      <w:r>
+        <w:rPr>
+          <w:rFonts w:ascii="Times New Roman" w:hAnsi="Times New Roman" w:cs="Times New Roman"/>
+          <w:sz w:val="24"/>
+          <w:szCs w:val="24"/>
+        </w:rPr>
+        <w:t>effective strategies to prevent the fraud</w:t>
+      </w:r>
+      <w:r>
+        <w:rPr>
+          <w:rFonts w:ascii="Times New Roman" w:hAnsi="Times New Roman" w:cs="Times New Roman"/>
+          <w:sz w:val="24"/>
+          <w:szCs w:val="24"/>
+        </w:rPr>
+        <w:t xml:space="preserve"> [3], [5], [8], [12], [14], [15].</w:t>
       </w:r>
     </w:p>
     <w:p>
       <w:pPr>
-        <w:spacing w:line="360" w:lineRule="auto"/>
+        <w:pStyle w:val="Heading1"/>
         <w:rPr>
           <w:rFonts w:ascii="Times New Roman" w:hAnsi="Times New Roman" w:cs="Times New Roman"/>
           <w:b/>
           <w:bCs/>
-          <w:i/>
-          <w:iCs/>
-          <w:sz w:val="24"/>
-          <w:szCs w:val="24"/>
+          <w:sz w:val="12"/>
+          <w:szCs w:val="12"/>
           <w:lang w:val="en-US"/>
         </w:rPr>
       </w:pPr>
@@ -941,62 +1170,21 @@
           <w:rFonts w:ascii="Times New Roman" w:hAnsi="Times New Roman" w:cs="Times New Roman"/>
           <w:b/>
           <w:bCs/>
-          <w:i/>
-          <w:iCs/>
-          <w:sz w:val="24"/>
-          <w:szCs w:val="24"/>
+          <w:sz w:val="28"/>
+          <w:szCs w:val="28"/>
           <w:lang w:val="en-US"/>
         </w:rPr>
-        <w:t>2.</w:t>
-      </w:r>
-      <w:r>
-        <w:rPr>
-          <w:rFonts w:ascii="Times New Roman" w:hAnsi="Times New Roman" w:cs="Times New Roman"/>
-          <w:b/>
-          <w:bCs/>
-          <w:i/>
-          <w:iCs/>
-          <w:sz w:val="24"/>
-          <w:szCs w:val="24"/>
-          <w:lang w:val="en-US"/>
-        </w:rPr>
-        <w:t>2</w:t>
-      </w:r>
-      <w:r>
-        <w:rPr>
-          <w:rFonts w:ascii="Times New Roman" w:hAnsi="Times New Roman" w:cs="Times New Roman"/>
-          <w:b/>
-          <w:bCs/>
-          <w:i/>
-          <w:iCs/>
-          <w:sz w:val="24"/>
-          <w:szCs w:val="24"/>
-          <w:lang w:val="en-US"/>
-        </w:rPr>
-        <w:t xml:space="preserve"> </w:t>
-      </w:r>
-      <w:r>
-        <w:rPr>
-          <w:rFonts w:ascii="Times New Roman" w:hAnsi="Times New Roman" w:cs="Times New Roman"/>
-          <w:b/>
-          <w:bCs/>
-          <w:i/>
-          <w:iCs/>
-          <w:sz w:val="24"/>
-          <w:szCs w:val="24"/>
-          <w:lang w:val="en-US"/>
-        </w:rPr>
-        <w:t>Related Work</w:t>
+        <w:t>3. Background Studies/Literature Review</w:t>
       </w:r>
     </w:p>
     <w:p>
       <w:pPr>
         <w:spacing w:after="100" w:afterAutospacing="1" w:line="360" w:lineRule="auto"/>
-        <w:rPr>
-          <w:rFonts w:ascii="Times New Roman" w:hAnsi="Times New Roman" w:cs="Times New Roman"/>
-          <w:sz w:val="24"/>
-          <w:szCs w:val="24"/>
-          <w:lang w:val="en-US"/>
+        <w:jc w:val="both"/>
+        <w:rPr>
+          <w:rFonts w:ascii="Times New Roman" w:hAnsi="Times New Roman" w:cs="Times New Roman"/>
+          <w:sz w:val="24"/>
+          <w:szCs w:val="24"/>
         </w:rPr>
       </w:pPr>
       <w:r>
@@ -1004,79 +1192,314 @@
           <w:rFonts w:ascii="Times New Roman" w:hAnsi="Times New Roman" w:cs="Times New Roman"/>
           <w:sz w:val="24"/>
           <w:szCs w:val="24"/>
-          <w:highlight w:val="green"/>
-        </w:rPr>
-        <w:t xml:space="preserve">Recent studies document machine learning techniques for health insurance and Medicare fraud detection along with statistical models, ensemble learning, support vector machines, deep learning and hybrid pipelines [3], [8], [12], [14]. Logistic Regression, </w:t>
-      </w:r>
-      <w:r>
-        <w:rPr>
-          <w:rFonts w:ascii="Times New Roman" w:hAnsi="Times New Roman" w:cs="Times New Roman"/>
-          <w:sz w:val="24"/>
-          <w:szCs w:val="24"/>
-          <w:highlight w:val="green"/>
-        </w:rPr>
-        <w:t xml:space="preserve">Extra Trees, CatBoost, Random Forests, LightGBM, XGBoost, all of these supervised models are trained on provider and claim level data and perform well when the ground level truth label exists. </w:t>
-      </w:r>
-      <w:r>
-        <w:rPr>
-          <w:rFonts w:ascii="Times New Roman" w:hAnsi="Times New Roman" w:cs="Times New Roman"/>
-          <w:sz w:val="24"/>
-          <w:szCs w:val="24"/>
-          <w:highlight w:val="green"/>
-        </w:rPr>
-        <w:t>However</w:t>
-      </w:r>
-      <w:r>
-        <w:rPr>
-          <w:rFonts w:ascii="Times New Roman" w:hAnsi="Times New Roman" w:cs="Times New Roman"/>
-          <w:sz w:val="24"/>
-          <w:szCs w:val="24"/>
-          <w:highlight w:val="green"/>
-        </w:rPr>
-        <w:t xml:space="preserve">, </w:t>
-      </w:r>
-      <w:r>
-        <w:rPr>
-          <w:rFonts w:ascii="Times New Roman" w:hAnsi="Times New Roman" w:cs="Times New Roman"/>
-          <w:sz w:val="24"/>
-          <w:szCs w:val="24"/>
-          <w:highlight w:val="green"/>
-        </w:rPr>
-        <w:t xml:space="preserve">the </w:t>
-      </w:r>
-      <w:r>
-        <w:rPr>
-          <w:rFonts w:ascii="Times New Roman" w:hAnsi="Times New Roman" w:cs="Times New Roman"/>
-          <w:sz w:val="24"/>
-          <w:szCs w:val="24"/>
-          <w:highlight w:val="green"/>
-        </w:rPr>
-        <w:t>efficacy of those methods is not notable as the</w:t>
-      </w:r>
-      <w:r>
-        <w:rPr>
-          <w:rFonts w:ascii="Times New Roman" w:hAnsi="Times New Roman" w:cs="Times New Roman"/>
-          <w:sz w:val="24"/>
-          <w:szCs w:val="24"/>
-          <w:highlight w:val="green"/>
-        </w:rPr>
-        <w:t xml:space="preserve"> label scarcity</w:t>
-      </w:r>
-      <w:r>
-        <w:rPr>
-          <w:rFonts w:ascii="Times New Roman" w:hAnsi="Times New Roman" w:cs="Times New Roman"/>
-          <w:sz w:val="24"/>
-          <w:szCs w:val="24"/>
-          <w:highlight w:val="green"/>
-        </w:rPr>
-        <w:t xml:space="preserve"> exists</w:t>
-      </w:r>
-      <w:r>
-        <w:rPr>
-          <w:rFonts w:ascii="Times New Roman" w:hAnsi="Times New Roman" w:cs="Times New Roman"/>
-          <w:sz w:val="24"/>
-          <w:szCs w:val="24"/>
-          <w:highlight w:val="green"/>
+        </w:rPr>
+        <w:t>Recent studies show variety of audit-based checks and ML techniques for fraud detection in health insurance along with statistical models, ensemble learning, support vector machines, deep learning and hybrid pipelines [3], [8], [12], [14].</w:t>
+      </w:r>
+      <w:r>
+        <w:rPr>
+          <w:rFonts w:ascii="Times New Roman" w:hAnsi="Times New Roman" w:cs="Times New Roman"/>
+          <w:sz w:val="24"/>
+          <w:szCs w:val="24"/>
+        </w:rPr>
+        <w:t xml:space="preserve"> Du Preez and others did not find any single best approach while reviewing for machine learning methods [3]. The main reasons are differences in dataset features, different types of fraud and evaluation techniques [3]. Having access to the ground level truth is also a challenge here [3]. </w:t>
+      </w:r>
+      <w:r>
+        <w:rPr>
+          <w:rFonts w:ascii="Times New Roman" w:hAnsi="Times New Roman" w:cs="Times New Roman"/>
+          <w:sz w:val="24"/>
+          <w:szCs w:val="24"/>
+        </w:rPr>
+        <w:t>Kumaraswamy</w:t>
+      </w:r>
+      <w:r>
+        <w:rPr>
+          <w:rFonts w:ascii="Times New Roman" w:hAnsi="Times New Roman" w:cs="Times New Roman"/>
+          <w:sz w:val="24"/>
+          <w:szCs w:val="24"/>
+        </w:rPr>
+        <w:t xml:space="preserve"> and others worked on data-mining methods for fraud detection [8]. They focused primarily on the significant financial loss, evolution of fraud schemes, and difference in evaluation between academic models and real-world systems [8]. Thaifur and others came out with the discovery of different types of fraudulent activities, and they focus only on providers [14], they skipped inspections at the claim level. Razzaq and Shah </w:t>
+      </w:r>
+      <w:r>
+        <w:rPr>
+          <w:rFonts w:ascii="Times New Roman" w:hAnsi="Times New Roman" w:cs="Times New Roman"/>
+          <w:sz w:val="24"/>
+          <w:szCs w:val="24"/>
+        </w:rPr>
+        <w:lastRenderedPageBreak/>
+        <w:t>highlighted challenges regarding imbalanced data, scarcity of trustworthy labels, privacy concerns and practicality of the models in usability [</w:t>
+      </w:r>
+      <w:r>
+        <w:rPr>
+          <w:rFonts w:ascii="Times New Roman" w:hAnsi="Times New Roman" w:cs="Times New Roman"/>
+          <w:sz w:val="24"/>
+          <w:szCs w:val="24"/>
+        </w:rPr>
+        <w:t>12</w:t>
+      </w:r>
+      <w:r>
+        <w:rPr>
+          <w:rFonts w:ascii="Times New Roman" w:hAnsi="Times New Roman" w:cs="Times New Roman"/>
+          <w:sz w:val="24"/>
+          <w:szCs w:val="24"/>
+        </w:rPr>
+        <w:t>].</w:t>
+      </w:r>
+      <w:r>
+        <w:rPr>
+          <w:rFonts w:ascii="Times New Roman" w:hAnsi="Times New Roman" w:cs="Times New Roman"/>
+          <w:sz w:val="24"/>
+          <w:szCs w:val="24"/>
+        </w:rPr>
+        <w:t xml:space="preserve"> </w:t>
+      </w:r>
+    </w:p>
+    <w:p>
+      <w:pPr>
+        <w:spacing w:after="100" w:afterAutospacing="1" w:line="360" w:lineRule="auto"/>
+        <w:jc w:val="both"/>
+        <w:rPr>
+          <w:rFonts w:ascii="Times New Roman" w:hAnsi="Times New Roman" w:cs="Times New Roman"/>
+          <w:sz w:val="24"/>
+          <w:szCs w:val="24"/>
+        </w:rPr>
+      </w:pPr>
+      <w:r>
+        <w:rPr>
+          <w:rFonts w:ascii="Times New Roman" w:hAnsi="Times New Roman" w:cs="Times New Roman"/>
+          <w:sz w:val="24"/>
+          <w:szCs w:val="24"/>
+        </w:rPr>
+        <w:t xml:space="preserve">Supervised models were used to classify the fraudulent claims and providers. </w:t>
+      </w:r>
+      <w:proofErr w:type="spellStart"/>
+      <w:r>
+        <w:rPr>
+          <w:rFonts w:ascii="Times New Roman" w:hAnsi="Times New Roman" w:cs="Times New Roman"/>
+          <w:sz w:val="24"/>
+          <w:szCs w:val="24"/>
+        </w:rPr>
+        <w:t>Nabrawi</w:t>
+      </w:r>
+      <w:proofErr w:type="spellEnd"/>
+      <w:r>
+        <w:rPr>
+          <w:rFonts w:ascii="Times New Roman" w:hAnsi="Times New Roman" w:cs="Times New Roman"/>
+          <w:sz w:val="24"/>
+          <w:szCs w:val="24"/>
+        </w:rPr>
+        <w:t xml:space="preserve"> and Alanazi</w:t>
+      </w:r>
+      <w:r>
+        <w:rPr>
+          <w:rFonts w:ascii="Times New Roman" w:hAnsi="Times New Roman" w:cs="Times New Roman"/>
+          <w:sz w:val="24"/>
+          <w:szCs w:val="24"/>
+        </w:rPr>
+        <w:t xml:space="preserve"> evaluated several supervised models on Saudi insurance claims and their work showed that tree-based models and SVM model worked well if the ground level truth for fraud cases is available [11]. Hamid and others studied the CMS DE-</w:t>
+      </w:r>
+      <w:proofErr w:type="spellStart"/>
+      <w:r>
+        <w:rPr>
+          <w:rFonts w:ascii="Times New Roman" w:hAnsi="Times New Roman" w:cs="Times New Roman"/>
+          <w:sz w:val="24"/>
+          <w:szCs w:val="24"/>
+        </w:rPr>
+        <w:t>SynPUF</w:t>
+      </w:r>
+      <w:proofErr w:type="spellEnd"/>
+      <w:r>
+        <w:rPr>
+          <w:rFonts w:ascii="Times New Roman" w:hAnsi="Times New Roman" w:cs="Times New Roman"/>
+          <w:sz w:val="24"/>
+          <w:szCs w:val="24"/>
+        </w:rPr>
+        <w:t xml:space="preserve"> claims and their findings showed that C4.5, gradient boosting performed well despite having class imbalance problem and provider-level features are carefully implemented [5]. </w:t>
+      </w:r>
+      <w:r>
+        <w:rPr>
+          <w:rFonts w:ascii="Times New Roman" w:hAnsi="Times New Roman" w:cs="Times New Roman"/>
+          <w:sz w:val="24"/>
+          <w:szCs w:val="24"/>
+        </w:rPr>
+        <w:t xml:space="preserve">Liu and </w:t>
+      </w:r>
+      <w:proofErr w:type="spellStart"/>
+      <w:r>
+        <w:rPr>
+          <w:rFonts w:ascii="Times New Roman" w:hAnsi="Times New Roman" w:cs="Times New Roman"/>
+          <w:sz w:val="24"/>
+          <w:szCs w:val="24"/>
+        </w:rPr>
+        <w:t>Vasarhelyi</w:t>
+      </w:r>
+      <w:proofErr w:type="spellEnd"/>
+      <w:r>
+        <w:rPr>
+          <w:rFonts w:ascii="Times New Roman" w:hAnsi="Times New Roman" w:cs="Times New Roman"/>
+          <w:sz w:val="24"/>
+          <w:szCs w:val="24"/>
+        </w:rPr>
+        <w:t xml:space="preserve"> proposed a clustering model using geographic and payment data [9]. Their approach combined claim and provider features to flag suspicious cases [9]. </w:t>
+      </w:r>
+      <w:r>
+        <w:rPr>
+          <w:rFonts w:ascii="Times New Roman" w:hAnsi="Times New Roman" w:cs="Times New Roman"/>
+          <w:sz w:val="24"/>
+          <w:szCs w:val="24"/>
+        </w:rPr>
+        <w:t xml:space="preserve">Kumar and </w:t>
+      </w:r>
+      <w:proofErr w:type="spellStart"/>
+      <w:r>
+        <w:rPr>
+          <w:rFonts w:ascii="Times New Roman" w:hAnsi="Times New Roman" w:cs="Times New Roman"/>
+          <w:sz w:val="24"/>
+          <w:szCs w:val="24"/>
+        </w:rPr>
+        <w:t>Sountharrajan</w:t>
+      </w:r>
+      <w:proofErr w:type="spellEnd"/>
+      <w:r>
+        <w:rPr>
+          <w:rFonts w:ascii="Times New Roman" w:hAnsi="Times New Roman" w:cs="Times New Roman"/>
+          <w:sz w:val="24"/>
+          <w:szCs w:val="24"/>
+        </w:rPr>
+        <w:t xml:space="preserve"> built optimized deep learning models like CNN with proper hyperparameter tuning for fraud detection and they notably mentioned challenges about the feature-engineering and class imbalance challenges [7].</w:t>
+      </w:r>
+    </w:p>
+    <w:p>
+      <w:pPr>
+        <w:spacing w:after="100" w:afterAutospacing="1" w:line="360" w:lineRule="auto"/>
+        <w:jc w:val="both"/>
+        <w:rPr>
+          <w:rFonts w:ascii="Times New Roman" w:hAnsi="Times New Roman" w:cs="Times New Roman"/>
+          <w:sz w:val="24"/>
+          <w:szCs w:val="24"/>
+        </w:rPr>
+      </w:pPr>
+      <w:r>
+        <w:rPr>
+          <w:rFonts w:ascii="Times New Roman" w:hAnsi="Times New Roman" w:cs="Times New Roman"/>
+          <w:sz w:val="24"/>
+          <w:szCs w:val="24"/>
+        </w:rPr>
+        <w:t xml:space="preserve">Unsupervised anomaly detection methods </w:t>
+      </w:r>
+      <w:r>
+        <w:rPr>
+          <w:rFonts w:ascii="Times New Roman" w:hAnsi="Times New Roman" w:cs="Times New Roman"/>
+          <w:sz w:val="24"/>
+          <w:szCs w:val="24"/>
+        </w:rPr>
+        <w:t xml:space="preserve">found more suitable when working with limited labels for fraud cases. </w:t>
+      </w:r>
+      <w:proofErr w:type="spellStart"/>
+      <w:r>
+        <w:rPr>
+          <w:rFonts w:ascii="Times New Roman" w:hAnsi="Times New Roman" w:cs="Times New Roman"/>
+          <w:sz w:val="24"/>
+          <w:szCs w:val="24"/>
+        </w:rPr>
+        <w:t>Bairy</w:t>
+      </w:r>
+      <w:proofErr w:type="spellEnd"/>
+      <w:r>
+        <w:rPr>
+          <w:rFonts w:ascii="Times New Roman" w:hAnsi="Times New Roman" w:cs="Times New Roman"/>
+          <w:sz w:val="24"/>
+          <w:szCs w:val="24"/>
+        </w:rPr>
+        <w:t xml:space="preserve"> and others tested Isolation Forest, Local Outlier Factor, KNN, and autoencoders on healthcare dataset, their methods can spot rare anomalies which need further review [1]. De </w:t>
+      </w:r>
+      <w:proofErr w:type="spellStart"/>
+      <w:r>
+        <w:rPr>
+          <w:rFonts w:ascii="Times New Roman" w:hAnsi="Times New Roman" w:cs="Times New Roman"/>
+          <w:sz w:val="24"/>
+          <w:szCs w:val="24"/>
+        </w:rPr>
+        <w:t>Meulemeester</w:t>
+      </w:r>
+      <w:proofErr w:type="spellEnd"/>
+      <w:r>
+        <w:rPr>
+          <w:rFonts w:ascii="Times New Roman" w:hAnsi="Times New Roman" w:cs="Times New Roman"/>
+          <w:sz w:val="24"/>
+          <w:szCs w:val="24"/>
+        </w:rPr>
+        <w:t xml:space="preserve"> used deep embeddings to flag anomalies and added necessary explanations for the investigators [2]. </w:t>
+      </w:r>
+      <w:r>
+        <w:t xml:space="preserve"> </w:t>
+      </w:r>
+      <w:proofErr w:type="spellStart"/>
+      <w:r>
+        <w:rPr>
+          <w:rFonts w:ascii="Times New Roman" w:hAnsi="Times New Roman" w:cs="Times New Roman"/>
+          <w:sz w:val="24"/>
+          <w:szCs w:val="24"/>
+        </w:rPr>
+        <w:t>Kanksha</w:t>
+      </w:r>
+      <w:proofErr w:type="spellEnd"/>
+      <w:r>
+        <w:rPr>
+          <w:rFonts w:ascii="Times New Roman" w:hAnsi="Times New Roman" w:cs="Times New Roman"/>
+          <w:sz w:val="24"/>
+          <w:szCs w:val="24"/>
+        </w:rPr>
+        <w:t xml:space="preserve"> and others work flagged fraud cases without having enough fraud labels [6]. </w:t>
+      </w:r>
+      <w:proofErr w:type="spellStart"/>
+      <w:r>
+        <w:rPr>
+          <w:rFonts w:ascii="Times New Roman" w:hAnsi="Times New Roman" w:cs="Times New Roman"/>
+          <w:sz w:val="24"/>
+          <w:szCs w:val="24"/>
+        </w:rPr>
+        <w:t>Settipalli</w:t>
+      </w:r>
+      <w:proofErr w:type="spellEnd"/>
+      <w:r>
+        <w:rPr>
+          <w:rFonts w:ascii="Times New Roman" w:hAnsi="Times New Roman" w:cs="Times New Roman"/>
+          <w:sz w:val="24"/>
+          <w:szCs w:val="24"/>
+        </w:rPr>
+        <w:t xml:space="preserve"> and Gangadharan worked on WMTDBC which converted correlated claim data into independent variables [13]. They also used distance-based detection which improved the detection of multivariate extremities [13]. Massi and others at first grouped providers into peer clusters and then they </w:t>
+      </w:r>
+      <w:r>
+        <w:rPr>
+          <w:rFonts w:ascii="Times New Roman" w:hAnsi="Times New Roman" w:cs="Times New Roman"/>
+          <w:sz w:val="24"/>
+          <w:szCs w:val="24"/>
+        </w:rPr>
+        <w:t>spotted</w:t>
+      </w:r>
+      <w:r>
+        <w:rPr>
+          <w:rFonts w:ascii="Times New Roman" w:hAnsi="Times New Roman" w:cs="Times New Roman"/>
+          <w:sz w:val="24"/>
+          <w:szCs w:val="24"/>
+        </w:rPr>
+        <w:t xml:space="preserve"> each of the outliers within the cluster [15]. </w:t>
+      </w:r>
+      <w:proofErr w:type="spellStart"/>
+      <w:r>
+        <w:rPr>
+          <w:rFonts w:ascii="Times New Roman" w:hAnsi="Times New Roman" w:cs="Times New Roman"/>
+          <w:sz w:val="24"/>
+          <w:szCs w:val="24"/>
+        </w:rPr>
+        <w:t>Saldamli</w:t>
+      </w:r>
+      <w:proofErr w:type="spellEnd"/>
+      <w:r>
+        <w:rPr>
+          <w:rFonts w:ascii="Times New Roman" w:hAnsi="Times New Roman" w:cs="Times New Roman"/>
+          <w:sz w:val="24"/>
+          <w:szCs w:val="24"/>
         </w:rPr>
         <w:t xml:space="preserve"> and </w:t>
       </w:r>
@@ -1085,169 +1508,78 @@
           <w:rFonts w:ascii="Times New Roman" w:hAnsi="Times New Roman" w:cs="Times New Roman"/>
           <w:sz w:val="24"/>
           <w:szCs w:val="24"/>
-          <w:highlight w:val="green"/>
-        </w:rPr>
-        <w:t xml:space="preserve"> </w:t>
-      </w:r>
-      <w:r>
-        <w:rPr>
-          <w:rFonts w:ascii="Times New Roman" w:hAnsi="Times New Roman" w:cs="Times New Roman"/>
-          <w:sz w:val="24"/>
-          <w:szCs w:val="24"/>
-          <w:highlight w:val="green"/>
-        </w:rPr>
-        <w:t>fraud patterns</w:t>
-      </w:r>
-      <w:r>
-        <w:rPr>
-          <w:rFonts w:ascii="Times New Roman" w:hAnsi="Times New Roman" w:cs="Times New Roman"/>
-          <w:sz w:val="24"/>
-          <w:szCs w:val="24"/>
-          <w:highlight w:val="green"/>
-        </w:rPr>
-        <w:t xml:space="preserve"> evolve quickly</w:t>
-      </w:r>
-      <w:r>
-        <w:rPr>
-          <w:rFonts w:ascii="Times New Roman" w:hAnsi="Times New Roman" w:cs="Times New Roman"/>
-          <w:sz w:val="24"/>
-          <w:szCs w:val="24"/>
-          <w:highlight w:val="green"/>
-        </w:rPr>
-        <w:t xml:space="preserve"> [3], [5], [7], [8], [11]. </w:t>
-      </w:r>
-      <w:r>
-        <w:rPr>
-          <w:rFonts w:ascii="Times New Roman" w:hAnsi="Times New Roman" w:cs="Times New Roman"/>
-          <w:sz w:val="24"/>
-          <w:szCs w:val="24"/>
-          <w:highlight w:val="green"/>
-        </w:rPr>
-        <w:t>K</w:t>
-      </w:r>
-      <w:r>
-        <w:rPr>
-          <w:rFonts w:ascii="Times New Roman" w:hAnsi="Times New Roman" w:cs="Times New Roman"/>
-          <w:sz w:val="24"/>
-          <w:szCs w:val="24"/>
-          <w:highlight w:val="green"/>
-        </w:rPr>
-        <w:t>-means</w:t>
-      </w:r>
-      <w:r>
-        <w:rPr>
-          <w:rFonts w:ascii="Times New Roman" w:hAnsi="Times New Roman" w:cs="Times New Roman"/>
-          <w:sz w:val="24"/>
-          <w:szCs w:val="24"/>
-          <w:highlight w:val="green"/>
-        </w:rPr>
-        <w:t xml:space="preserve"> clustering</w:t>
-      </w:r>
-      <w:r>
-        <w:rPr>
-          <w:rFonts w:ascii="Times New Roman" w:hAnsi="Times New Roman" w:cs="Times New Roman"/>
-          <w:sz w:val="24"/>
-          <w:szCs w:val="24"/>
-          <w:highlight w:val="green"/>
-        </w:rPr>
-        <w:t xml:space="preserve"> and</w:t>
-      </w:r>
-      <w:r>
-        <w:rPr>
-          <w:rFonts w:ascii="Times New Roman" w:hAnsi="Times New Roman" w:cs="Times New Roman"/>
-          <w:sz w:val="24"/>
-          <w:szCs w:val="24"/>
-          <w:highlight w:val="green"/>
-        </w:rPr>
-        <w:t xml:space="preserve"> </w:t>
-      </w:r>
-      <w:r>
-        <w:rPr>
-          <w:rFonts w:ascii="Times New Roman" w:hAnsi="Times New Roman" w:cs="Times New Roman"/>
-          <w:sz w:val="24"/>
-          <w:szCs w:val="24"/>
-          <w:highlight w:val="green"/>
-        </w:rPr>
-        <w:t xml:space="preserve">other </w:t>
-      </w:r>
-      <w:r>
-        <w:rPr>
-          <w:rFonts w:ascii="Times New Roman" w:hAnsi="Times New Roman" w:cs="Times New Roman"/>
-          <w:sz w:val="24"/>
-          <w:szCs w:val="24"/>
-          <w:highlight w:val="green"/>
-        </w:rPr>
-        <w:t>density-based approaches</w:t>
-      </w:r>
-      <w:r>
-        <w:rPr>
-          <w:rFonts w:ascii="Times New Roman" w:hAnsi="Times New Roman" w:cs="Times New Roman"/>
-          <w:sz w:val="24"/>
-          <w:szCs w:val="24"/>
-          <w:highlight w:val="green"/>
-        </w:rPr>
-        <w:t xml:space="preserve"> discover different</w:t>
-      </w:r>
-      <w:r>
-        <w:rPr>
-          <w:rFonts w:ascii="Times New Roman" w:hAnsi="Times New Roman" w:cs="Times New Roman"/>
-          <w:sz w:val="24"/>
-          <w:szCs w:val="24"/>
-          <w:highlight w:val="green"/>
-        </w:rPr>
-        <w:t xml:space="preserve"> types </w:t>
-      </w:r>
-      <w:r>
-        <w:rPr>
-          <w:rFonts w:ascii="Times New Roman" w:hAnsi="Times New Roman" w:cs="Times New Roman"/>
-          <w:sz w:val="24"/>
-          <w:szCs w:val="24"/>
-          <w:highlight w:val="green"/>
-        </w:rPr>
-        <w:t xml:space="preserve">of fraud </w:t>
-      </w:r>
-      <w:r>
-        <w:rPr>
-          <w:rFonts w:ascii="Times New Roman" w:hAnsi="Times New Roman" w:cs="Times New Roman"/>
-          <w:sz w:val="24"/>
-          <w:szCs w:val="24"/>
-          <w:highlight w:val="green"/>
-        </w:rPr>
-        <w:t>across the</w:t>
-      </w:r>
-      <w:r>
-        <w:rPr>
-          <w:rFonts w:ascii="Times New Roman" w:hAnsi="Times New Roman" w:cs="Times New Roman"/>
-          <w:sz w:val="24"/>
-          <w:szCs w:val="24"/>
-          <w:highlight w:val="green"/>
-        </w:rPr>
-        <w:t xml:space="preserve"> claims </w:t>
-      </w:r>
-      <w:r>
-        <w:rPr>
-          <w:rFonts w:ascii="Times New Roman" w:hAnsi="Times New Roman" w:cs="Times New Roman"/>
-          <w:sz w:val="24"/>
-          <w:szCs w:val="24"/>
-          <w:highlight w:val="green"/>
-        </w:rPr>
-        <w:t>and</w:t>
-      </w:r>
-      <w:r>
-        <w:rPr>
-          <w:rFonts w:ascii="Times New Roman" w:hAnsi="Times New Roman" w:cs="Times New Roman"/>
-          <w:sz w:val="24"/>
-          <w:szCs w:val="24"/>
-          <w:highlight w:val="green"/>
-        </w:rPr>
-        <w:t xml:space="preserve"> providers</w:t>
-      </w:r>
-      <w:r>
-        <w:rPr>
-          <w:rFonts w:ascii="Times New Roman" w:hAnsi="Times New Roman" w:cs="Times New Roman"/>
-          <w:sz w:val="24"/>
-          <w:szCs w:val="24"/>
-          <w:highlight w:val="green"/>
+        </w:rPr>
+        <w:t>his team worked on</w:t>
+      </w:r>
+      <w:r>
+        <w:rPr>
+          <w:rFonts w:ascii="Times New Roman" w:hAnsi="Times New Roman" w:cs="Times New Roman"/>
+          <w:sz w:val="24"/>
+          <w:szCs w:val="24"/>
+        </w:rPr>
+        <w:t xml:space="preserve"> blockchain systems </w:t>
+      </w:r>
+      <w:r>
+        <w:rPr>
+          <w:rFonts w:ascii="Times New Roman" w:hAnsi="Times New Roman" w:cs="Times New Roman"/>
+          <w:sz w:val="24"/>
+          <w:szCs w:val="24"/>
+        </w:rPr>
+        <w:t xml:space="preserve">for advanced security in transaction </w:t>
+      </w:r>
+      <w:r>
+        <w:rPr>
+          <w:rFonts w:ascii="Times New Roman" w:hAnsi="Times New Roman" w:cs="Times New Roman"/>
+          <w:sz w:val="24"/>
+          <w:szCs w:val="24"/>
+        </w:rPr>
+        <w:t xml:space="preserve">and decentralize the claims data [4]. </w:t>
+      </w:r>
+      <w:r>
+        <w:rPr>
+          <w:rFonts w:ascii="Times New Roman" w:hAnsi="Times New Roman" w:cs="Times New Roman"/>
+          <w:sz w:val="24"/>
+          <w:szCs w:val="24"/>
+        </w:rPr>
+        <w:t xml:space="preserve">We </w:t>
+      </w:r>
+      <w:r>
+        <w:rPr>
+          <w:rFonts w:ascii="Times New Roman" w:hAnsi="Times New Roman" w:cs="Times New Roman"/>
+          <w:sz w:val="24"/>
+          <w:szCs w:val="24"/>
+        </w:rPr>
+        <w:t>address</w:t>
+      </w:r>
+      <w:r>
+        <w:rPr>
+          <w:rFonts w:ascii="Times New Roman" w:hAnsi="Times New Roman" w:cs="Times New Roman"/>
+          <w:sz w:val="24"/>
+          <w:szCs w:val="24"/>
+        </w:rPr>
+        <w:t>ed</w:t>
+      </w:r>
+      <w:r>
+        <w:rPr>
+          <w:rFonts w:ascii="Times New Roman" w:hAnsi="Times New Roman" w:cs="Times New Roman"/>
+          <w:sz w:val="24"/>
+          <w:szCs w:val="24"/>
+        </w:rPr>
+        <w:t xml:space="preserve"> these gaps by </w:t>
+      </w:r>
+      <w:r>
+        <w:rPr>
+          <w:rFonts w:ascii="Times New Roman" w:hAnsi="Times New Roman" w:cs="Times New Roman"/>
+          <w:sz w:val="24"/>
+          <w:szCs w:val="24"/>
+        </w:rPr>
+        <w:t>applying a hybrid approach</w:t>
+      </w:r>
+      <w:r>
+        <w:rPr>
+          <w:rFonts w:ascii="Times New Roman" w:hAnsi="Times New Roman" w:cs="Times New Roman"/>
+          <w:sz w:val="24"/>
+          <w:szCs w:val="24"/>
         </w:rPr>
         <w:t>.</w:t>
       </w:r>
@@ -1256,234 +1588,88 @@
           <w:rFonts w:ascii="Times New Roman" w:hAnsi="Times New Roman" w:cs="Times New Roman"/>
           <w:sz w:val="24"/>
           <w:szCs w:val="24"/>
-          <w:highlight w:val="green"/>
-        </w:rPr>
-        <w:t xml:space="preserve"> Th</w:t>
-      </w:r>
-      <w:r>
-        <w:rPr>
-          <w:rFonts w:ascii="Times New Roman" w:hAnsi="Times New Roman" w:cs="Times New Roman"/>
-          <w:sz w:val="24"/>
-          <w:szCs w:val="24"/>
-          <w:highlight w:val="green"/>
-        </w:rPr>
-        <w:t>ose</w:t>
-      </w:r>
-      <w:r>
-        <w:rPr>
-          <w:rFonts w:ascii="Times New Roman" w:hAnsi="Times New Roman" w:cs="Times New Roman"/>
-          <w:sz w:val="24"/>
-          <w:szCs w:val="24"/>
-          <w:highlight w:val="green"/>
-        </w:rPr>
-        <w:t xml:space="preserve"> detectors</w:t>
-      </w:r>
-      <w:r>
-        <w:rPr>
-          <w:rFonts w:ascii="Times New Roman" w:hAnsi="Times New Roman" w:cs="Times New Roman"/>
-          <w:sz w:val="24"/>
-          <w:szCs w:val="24"/>
-          <w:highlight w:val="green"/>
-        </w:rPr>
-        <w:t xml:space="preserve"> </w:t>
-      </w:r>
-      <w:r>
-        <w:rPr>
-          <w:rFonts w:ascii="Times New Roman" w:hAnsi="Times New Roman" w:cs="Times New Roman"/>
-          <w:sz w:val="24"/>
-          <w:szCs w:val="24"/>
-          <w:highlight w:val="green"/>
-        </w:rPr>
-        <w:t xml:space="preserve">rely heavily on feature </w:t>
-      </w:r>
-      <w:r>
-        <w:rPr>
-          <w:rFonts w:ascii="Times New Roman" w:hAnsi="Times New Roman" w:cs="Times New Roman"/>
-          <w:sz w:val="24"/>
-          <w:szCs w:val="24"/>
-          <w:highlight w:val="green"/>
-        </w:rPr>
-        <w:t>engineering which also yield</w:t>
-      </w:r>
-      <w:r>
-        <w:rPr>
-          <w:rFonts w:ascii="Times New Roman" w:hAnsi="Times New Roman" w:cs="Times New Roman"/>
-          <w:sz w:val="24"/>
-          <w:szCs w:val="24"/>
-          <w:highlight w:val="green"/>
-        </w:rPr>
-        <w:t xml:space="preserve"> high false positive cases</w:t>
-      </w:r>
-      <w:r>
-        <w:rPr>
-          <w:rFonts w:ascii="Times New Roman" w:hAnsi="Times New Roman" w:cs="Times New Roman"/>
-          <w:sz w:val="24"/>
-          <w:szCs w:val="24"/>
-          <w:highlight w:val="green"/>
-        </w:rPr>
-        <w:t xml:space="preserve"> and human verification is essential to reduce the rate of misclassification</w:t>
-      </w:r>
-      <w:r>
-        <w:rPr>
-          <w:rFonts w:ascii="Times New Roman" w:hAnsi="Times New Roman" w:cs="Times New Roman"/>
-          <w:sz w:val="24"/>
-          <w:szCs w:val="24"/>
-          <w:highlight w:val="green"/>
-        </w:rPr>
-        <w:t xml:space="preserve"> [1], [2], [6], [13], [15]. </w:t>
-      </w:r>
-      <w:r>
-        <w:rPr>
-          <w:rFonts w:ascii="Times New Roman" w:hAnsi="Times New Roman" w:cs="Times New Roman"/>
-          <w:sz w:val="24"/>
-          <w:szCs w:val="24"/>
-          <w:highlight w:val="green"/>
-        </w:rPr>
-        <w:t xml:space="preserve">Association rule mining comes in handy for tagging those suspicious groups as several fraudulent types. </w:t>
-      </w:r>
-      <w:r>
-        <w:rPr>
-          <w:rFonts w:ascii="Times New Roman" w:hAnsi="Times New Roman" w:cs="Times New Roman"/>
-          <w:sz w:val="24"/>
-          <w:szCs w:val="24"/>
-          <w:highlight w:val="green"/>
-        </w:rPr>
-        <w:t>It helps</w:t>
-      </w:r>
-      <w:r>
-        <w:rPr>
-          <w:rFonts w:ascii="Times New Roman" w:hAnsi="Times New Roman" w:cs="Times New Roman"/>
-          <w:sz w:val="24"/>
-          <w:szCs w:val="24"/>
-          <w:highlight w:val="green"/>
-        </w:rPr>
-        <w:t xml:space="preserve"> detect</w:t>
-      </w:r>
-      <w:r>
-        <w:rPr>
-          <w:rFonts w:ascii="Times New Roman" w:hAnsi="Times New Roman" w:cs="Times New Roman"/>
-          <w:sz w:val="24"/>
-          <w:szCs w:val="24"/>
-          <w:highlight w:val="green"/>
-        </w:rPr>
-        <w:t xml:space="preserve"> </w:t>
-      </w:r>
-      <w:r>
-        <w:rPr>
-          <w:rFonts w:ascii="Times New Roman" w:hAnsi="Times New Roman" w:cs="Times New Roman"/>
-          <w:sz w:val="24"/>
-          <w:szCs w:val="24"/>
-          <w:highlight w:val="green"/>
-        </w:rPr>
-        <w:t>specifically</w:t>
-      </w:r>
-      <w:r>
-        <w:rPr>
-          <w:rFonts w:ascii="Times New Roman" w:hAnsi="Times New Roman" w:cs="Times New Roman"/>
-          <w:sz w:val="24"/>
-          <w:szCs w:val="24"/>
-          <w:highlight w:val="green"/>
-        </w:rPr>
-        <w:t xml:space="preserve"> whether the cluster represents duplicates, upcoding</w:t>
-      </w:r>
-      <w:r>
-        <w:rPr>
-          <w:rFonts w:ascii="Times New Roman" w:hAnsi="Times New Roman" w:cs="Times New Roman"/>
-          <w:sz w:val="24"/>
-          <w:szCs w:val="24"/>
-          <w:highlight w:val="green"/>
-        </w:rPr>
-        <w:t>,</w:t>
-      </w:r>
-      <w:r>
-        <w:rPr>
-          <w:rFonts w:ascii="Times New Roman" w:hAnsi="Times New Roman" w:cs="Times New Roman"/>
-          <w:sz w:val="24"/>
-          <w:szCs w:val="24"/>
-          <w:highlight w:val="green"/>
-        </w:rPr>
-        <w:t xml:space="preserve"> overcharge</w:t>
-      </w:r>
-      <w:r>
-        <w:rPr>
-          <w:rFonts w:ascii="Times New Roman" w:hAnsi="Times New Roman" w:cs="Times New Roman"/>
-          <w:sz w:val="24"/>
-          <w:szCs w:val="24"/>
-          <w:highlight w:val="green"/>
-        </w:rPr>
-        <w:t xml:space="preserve"> or any other fraud</w:t>
-      </w:r>
-      <w:r>
-        <w:rPr>
-          <w:rFonts w:ascii="Times New Roman" w:hAnsi="Times New Roman" w:cs="Times New Roman"/>
-          <w:sz w:val="24"/>
-          <w:szCs w:val="24"/>
-          <w:highlight w:val="green"/>
-        </w:rPr>
-        <w:t xml:space="preserve"> </w:t>
-      </w:r>
-      <w:r>
-        <w:rPr>
-          <w:rFonts w:ascii="Times New Roman" w:hAnsi="Times New Roman" w:cs="Times New Roman"/>
-          <w:sz w:val="24"/>
-          <w:szCs w:val="24"/>
-          <w:highlight w:val="green"/>
-        </w:rPr>
-        <w:t>patterns</w:t>
-      </w:r>
-      <w:r>
-        <w:rPr>
-          <w:rFonts w:ascii="Times New Roman" w:hAnsi="Times New Roman" w:cs="Times New Roman"/>
-          <w:sz w:val="24"/>
-          <w:szCs w:val="24"/>
-          <w:highlight w:val="green"/>
-        </w:rPr>
-        <w:t xml:space="preserve"> [5], [10]. Current research in this field </w:t>
-      </w:r>
-      <w:r>
-        <w:rPr>
-          <w:rFonts w:ascii="Times New Roman" w:hAnsi="Times New Roman" w:cs="Times New Roman"/>
-          <w:sz w:val="24"/>
-          <w:szCs w:val="24"/>
-          <w:highlight w:val="green"/>
-        </w:rPr>
-        <w:t>emphasizes</w:t>
-      </w:r>
-      <w:r>
-        <w:rPr>
-          <w:rFonts w:ascii="Times New Roman" w:hAnsi="Times New Roman" w:cs="Times New Roman"/>
-          <w:sz w:val="24"/>
-          <w:szCs w:val="24"/>
-          <w:highlight w:val="green"/>
-        </w:rPr>
-        <w:t xml:space="preserve"> </w:t>
-      </w:r>
-      <w:r>
-        <w:rPr>
-          <w:rFonts w:ascii="Times New Roman" w:hAnsi="Times New Roman" w:cs="Times New Roman"/>
-          <w:sz w:val="24"/>
-          <w:szCs w:val="24"/>
-          <w:highlight w:val="green"/>
-        </w:rPr>
-        <w:t>designing the hybrid models, supervised and unsupervised detectors within the</w:t>
-      </w:r>
-      <w:r>
-        <w:rPr>
-          <w:rFonts w:ascii="Times New Roman" w:hAnsi="Times New Roman" w:cs="Times New Roman"/>
-          <w:sz w:val="24"/>
-          <w:szCs w:val="24"/>
-          <w:highlight w:val="green"/>
-        </w:rPr>
-        <w:t xml:space="preserve"> end-to-end</w:t>
-      </w:r>
-      <w:r>
-        <w:rPr>
-          <w:rFonts w:ascii="Times New Roman" w:hAnsi="Times New Roman" w:cs="Times New Roman"/>
-          <w:sz w:val="24"/>
-          <w:szCs w:val="24"/>
-          <w:highlight w:val="green"/>
-        </w:rPr>
-        <w:t xml:space="preserve"> pipeline [3], [8], [12], [14], [15].</w:t>
+        </w:rPr>
+        <w:t xml:space="preserve"> As we go along, w</w:t>
+      </w:r>
+      <w:r>
+        <w:rPr>
+          <w:rFonts w:ascii="Times New Roman" w:hAnsi="Times New Roman" w:cs="Times New Roman"/>
+          <w:sz w:val="24"/>
+          <w:szCs w:val="24"/>
+        </w:rPr>
+        <w:t xml:space="preserve">e </w:t>
+      </w:r>
+      <w:r>
+        <w:rPr>
+          <w:rFonts w:ascii="Times New Roman" w:hAnsi="Times New Roman" w:cs="Times New Roman"/>
+          <w:sz w:val="24"/>
+          <w:szCs w:val="24"/>
+        </w:rPr>
+        <w:t>combin</w:t>
+      </w:r>
+      <w:r>
+        <w:rPr>
+          <w:rFonts w:ascii="Times New Roman" w:hAnsi="Times New Roman" w:cs="Times New Roman"/>
+          <w:sz w:val="24"/>
+          <w:szCs w:val="24"/>
+        </w:rPr>
+        <w:t>e</w:t>
+      </w:r>
+      <w:r>
+        <w:rPr>
+          <w:rFonts w:ascii="Times New Roman" w:hAnsi="Times New Roman" w:cs="Times New Roman"/>
+          <w:sz w:val="24"/>
+          <w:szCs w:val="24"/>
+        </w:rPr>
+        <w:t>d</w:t>
+      </w:r>
+      <w:r>
+        <w:rPr>
+          <w:rFonts w:ascii="Times New Roman" w:hAnsi="Times New Roman" w:cs="Times New Roman"/>
+          <w:sz w:val="24"/>
+          <w:szCs w:val="24"/>
+        </w:rPr>
+        <w:t xml:space="preserve"> the</w:t>
+      </w:r>
+      <w:r>
+        <w:rPr>
+          <w:rFonts w:ascii="Times New Roman" w:hAnsi="Times New Roman" w:cs="Times New Roman"/>
+          <w:sz w:val="24"/>
+          <w:szCs w:val="24"/>
+        </w:rPr>
+        <w:t xml:space="preserve"> SQL-based feature engineering, supervised classification and unsupervised clustering</w:t>
+      </w:r>
+      <w:r>
+        <w:rPr>
+          <w:rFonts w:ascii="Times New Roman" w:hAnsi="Times New Roman" w:cs="Times New Roman"/>
+          <w:sz w:val="24"/>
+          <w:szCs w:val="24"/>
+        </w:rPr>
+        <w:t xml:space="preserve"> for</w:t>
+      </w:r>
+      <w:r>
+        <w:rPr>
+          <w:rFonts w:ascii="Times New Roman" w:hAnsi="Times New Roman" w:cs="Times New Roman"/>
+          <w:sz w:val="24"/>
+          <w:szCs w:val="24"/>
+        </w:rPr>
+        <w:t xml:space="preserve"> Medicare claims</w:t>
+      </w:r>
+      <w:r>
+        <w:rPr>
+          <w:rFonts w:ascii="Times New Roman" w:hAnsi="Times New Roman" w:cs="Times New Roman"/>
+          <w:sz w:val="24"/>
+          <w:szCs w:val="24"/>
+        </w:rPr>
+        <w:t xml:space="preserve"> in this project</w:t>
+      </w:r>
+      <w:r>
+        <w:rPr>
+          <w:rFonts w:ascii="Times New Roman" w:hAnsi="Times New Roman" w:cs="Times New Roman"/>
+          <w:sz w:val="24"/>
+          <w:szCs w:val="24"/>
+        </w:rPr>
+        <w:t>.</w:t>
       </w:r>
     </w:p>
     <w:p>
@@ -1506,8 +1692,17 @@
           <w:sz w:val="28"/>
           <w:szCs w:val="28"/>
         </w:rPr>
-        <w:lastRenderedPageBreak/>
-        <w:t>3. Methodology</w:t>
+        <w:t>4</w:t>
+      </w:r>
+      <w:r>
+        <w:rPr>
+          <w:rFonts w:ascii="Times New Roman" w:hAnsi="Times New Roman" w:cs="Times New Roman"/>
+          <w:b/>
+          <w:bCs/>
+          <w:sz w:val="28"/>
+          <w:szCs w:val="28"/>
+        </w:rPr>
+        <w:t>. Methodology</w:t>
       </w:r>
     </w:p>
     <w:p>
@@ -1533,12 +1728,25 @@
           <w:sz w:val="24"/>
           <w:szCs w:val="24"/>
         </w:rPr>
-        <w:t>3.1. Data sources and study design</w:t>
+        <w:t>4</w:t>
+      </w:r>
+      <w:r>
+        <w:rPr>
+          <w:rFonts w:ascii="Times New Roman" w:hAnsi="Times New Roman" w:cs="Times New Roman"/>
+          <w:b/>
+          <w:bCs/>
+          <w:i/>
+          <w:iCs/>
+          <w:sz w:val="24"/>
+          <w:szCs w:val="24"/>
+        </w:rPr>
+        <w:t>.1. Data sources and study design</w:t>
       </w:r>
     </w:p>
     <w:p>
       <w:pPr>
         <w:spacing w:after="240" w:line="360" w:lineRule="auto"/>
+        <w:jc w:val="both"/>
         <w:rPr>
           <w:rFonts w:ascii="Times New Roman" w:hAnsi="Times New Roman" w:cs="Times New Roman"/>
           <w:sz w:val="24"/>
@@ -1550,7 +1758,6 @@
           <w:rFonts w:ascii="Times New Roman" w:hAnsi="Times New Roman" w:cs="Times New Roman"/>
           <w:sz w:val="24"/>
           <w:szCs w:val="24"/>
-          <w:highlight w:val="green"/>
         </w:rPr>
         <w:t xml:space="preserve">We </w:t>
       </w:r>
@@ -1559,7 +1766,6 @@
           <w:rFonts w:ascii="Times New Roman" w:hAnsi="Times New Roman" w:cs="Times New Roman"/>
           <w:sz w:val="24"/>
           <w:szCs w:val="24"/>
-          <w:highlight w:val="green"/>
         </w:rPr>
         <w:t xml:space="preserve">used the Medicare </w:t>
       </w:r>
@@ -1568,7 +1774,6 @@
           <w:rFonts w:ascii="Times New Roman" w:hAnsi="Times New Roman" w:cs="Times New Roman"/>
           <w:sz w:val="24"/>
           <w:szCs w:val="24"/>
-          <w:highlight w:val="green"/>
         </w:rPr>
         <w:t>dataset from Medical Sphere</w:t>
       </w:r>
@@ -1577,7 +1782,6 @@
           <w:rFonts w:ascii="Times New Roman" w:hAnsi="Times New Roman" w:cs="Times New Roman"/>
           <w:sz w:val="24"/>
           <w:szCs w:val="24"/>
-          <w:highlight w:val="green"/>
         </w:rPr>
         <w:t xml:space="preserve"> (Open Source) which comes</w:t>
       </w:r>
@@ -1586,7 +1790,6 @@
           <w:rFonts w:ascii="Times New Roman" w:hAnsi="Times New Roman" w:cs="Times New Roman"/>
           <w:sz w:val="24"/>
           <w:szCs w:val="24"/>
-          <w:highlight w:val="green"/>
         </w:rPr>
         <w:t xml:space="preserve"> with </w:t>
       </w:r>
@@ -1595,7 +1798,6 @@
           <w:rFonts w:ascii="Times New Roman" w:hAnsi="Times New Roman" w:cs="Times New Roman"/>
           <w:sz w:val="24"/>
           <w:szCs w:val="24"/>
-          <w:highlight w:val="green"/>
         </w:rPr>
         <w:t xml:space="preserve">4 </w:t>
       </w:r>
@@ -1604,7 +1806,6 @@
           <w:rFonts w:ascii="Times New Roman" w:hAnsi="Times New Roman" w:cs="Times New Roman"/>
           <w:sz w:val="24"/>
           <w:szCs w:val="24"/>
-          <w:highlight w:val="green"/>
         </w:rPr>
         <w:t>training and</w:t>
       </w:r>
@@ -1613,7 +1814,6 @@
           <w:rFonts w:ascii="Times New Roman" w:hAnsi="Times New Roman" w:cs="Times New Roman"/>
           <w:sz w:val="24"/>
           <w:szCs w:val="24"/>
-          <w:highlight w:val="green"/>
         </w:rPr>
         <w:t xml:space="preserve"> 4</w:t>
       </w:r>
@@ -1622,7 +1822,6 @@
           <w:rFonts w:ascii="Times New Roman" w:hAnsi="Times New Roman" w:cs="Times New Roman"/>
           <w:sz w:val="24"/>
           <w:szCs w:val="24"/>
-          <w:highlight w:val="green"/>
         </w:rPr>
         <w:t xml:space="preserve"> test </w:t>
       </w:r>
@@ -1631,7 +1830,6 @@
           <w:rFonts w:ascii="Times New Roman" w:hAnsi="Times New Roman" w:cs="Times New Roman"/>
           <w:sz w:val="24"/>
           <w:szCs w:val="24"/>
-          <w:highlight w:val="green"/>
         </w:rPr>
         <w:t>files</w:t>
       </w:r>
@@ -1640,7 +1838,6 @@
           <w:rFonts w:ascii="Times New Roman" w:hAnsi="Times New Roman" w:cs="Times New Roman"/>
           <w:sz w:val="24"/>
           <w:szCs w:val="24"/>
-          <w:highlight w:val="green"/>
         </w:rPr>
         <w:t xml:space="preserve">. </w:t>
       </w:r>
@@ -1649,7 +1846,6 @@
           <w:rFonts w:ascii="Times New Roman" w:hAnsi="Times New Roman" w:cs="Times New Roman"/>
           <w:sz w:val="24"/>
           <w:szCs w:val="24"/>
-          <w:highlight w:val="green"/>
         </w:rPr>
         <w:t>Both of them</w:t>
       </w:r>
@@ -1658,7 +1854,6 @@
           <w:rFonts w:ascii="Times New Roman" w:hAnsi="Times New Roman" w:cs="Times New Roman"/>
           <w:sz w:val="24"/>
           <w:szCs w:val="24"/>
-          <w:highlight w:val="green"/>
         </w:rPr>
         <w:t xml:space="preserve"> h</w:t>
       </w:r>
@@ -1667,7 +1862,6 @@
           <w:rFonts w:ascii="Times New Roman" w:hAnsi="Times New Roman" w:cs="Times New Roman"/>
           <w:sz w:val="24"/>
           <w:szCs w:val="24"/>
-          <w:highlight w:val="green"/>
         </w:rPr>
         <w:t>ave</w:t>
       </w:r>
@@ -1676,7 +1870,6 @@
           <w:rFonts w:ascii="Times New Roman" w:hAnsi="Times New Roman" w:cs="Times New Roman"/>
           <w:sz w:val="24"/>
           <w:szCs w:val="24"/>
-          <w:highlight w:val="green"/>
         </w:rPr>
         <w:t xml:space="preserve"> provider, inpatient claims, outpatient claims, and beneficiary</w:t>
       </w:r>
@@ -1685,16 +1878,23 @@
           <w:rFonts w:ascii="Times New Roman" w:hAnsi="Times New Roman" w:cs="Times New Roman"/>
           <w:sz w:val="24"/>
           <w:szCs w:val="24"/>
-          <w:highlight w:val="green"/>
-        </w:rPr>
-        <w:t xml:space="preserve"> tables</w:t>
-      </w:r>
-      <w:r>
-        <w:rPr>
-          <w:rFonts w:ascii="Times New Roman" w:hAnsi="Times New Roman" w:cs="Times New Roman"/>
-          <w:sz w:val="24"/>
-          <w:szCs w:val="24"/>
-          <w:highlight w:val="green"/>
+        </w:rPr>
+        <w:t xml:space="preserve"> </w:t>
+      </w:r>
+      <w:r>
+        <w:rPr>
+          <w:rFonts w:ascii="Times New Roman" w:hAnsi="Times New Roman" w:cs="Times New Roman"/>
+          <w:sz w:val="24"/>
+          <w:szCs w:val="24"/>
+        </w:rPr>
+        <w:lastRenderedPageBreak/>
+        <w:t>tables</w:t>
+      </w:r>
+      <w:r>
+        <w:rPr>
+          <w:rFonts w:ascii="Times New Roman" w:hAnsi="Times New Roman" w:cs="Times New Roman"/>
+          <w:sz w:val="24"/>
+          <w:szCs w:val="24"/>
         </w:rPr>
         <w:t xml:space="preserve">. The training provider table includes a </w:t>
       </w:r>
@@ -1705,7 +1905,6 @@
           <w:iCs/>
           <w:sz w:val="24"/>
           <w:szCs w:val="24"/>
-          <w:highlight w:val="green"/>
         </w:rPr>
         <w:t>PotentialFraud</w:t>
       </w:r>
@@ -1714,7 +1913,6 @@
           <w:rFonts w:ascii="Times New Roman" w:hAnsi="Times New Roman" w:cs="Times New Roman"/>
           <w:sz w:val="24"/>
           <w:szCs w:val="24"/>
-          <w:highlight w:val="green"/>
         </w:rPr>
         <w:t xml:space="preserve"> flag. Inpatient and outpatient tables contain </w:t>
       </w:r>
@@ -1723,7 +1921,6 @@
           <w:rFonts w:ascii="Times New Roman" w:hAnsi="Times New Roman" w:cs="Times New Roman"/>
           <w:sz w:val="24"/>
           <w:szCs w:val="24"/>
-          <w:highlight w:val="green"/>
         </w:rPr>
         <w:t>each row</w:t>
       </w:r>
@@ -1732,7 +1929,6 @@
           <w:rFonts w:ascii="Times New Roman" w:hAnsi="Times New Roman" w:cs="Times New Roman"/>
           <w:sz w:val="24"/>
           <w:szCs w:val="24"/>
-          <w:highlight w:val="green"/>
         </w:rPr>
         <w:t xml:space="preserve"> with claim</w:t>
       </w:r>
@@ -1741,7 +1937,6 @@
           <w:rFonts w:ascii="Times New Roman" w:hAnsi="Times New Roman" w:cs="Times New Roman"/>
           <w:sz w:val="24"/>
           <w:szCs w:val="24"/>
-          <w:highlight w:val="green"/>
         </w:rPr>
         <w:t xml:space="preserve"> IDs</w:t>
       </w:r>
@@ -1750,7 +1945,6 @@
           <w:rFonts w:ascii="Times New Roman" w:hAnsi="Times New Roman" w:cs="Times New Roman"/>
           <w:sz w:val="24"/>
           <w:szCs w:val="24"/>
-          <w:highlight w:val="green"/>
         </w:rPr>
         <w:t>, beneficiary</w:t>
       </w:r>
@@ -1759,7 +1953,6 @@
           <w:rFonts w:ascii="Times New Roman" w:hAnsi="Times New Roman" w:cs="Times New Roman"/>
           <w:sz w:val="24"/>
           <w:szCs w:val="24"/>
-          <w:highlight w:val="green"/>
         </w:rPr>
         <w:t xml:space="preserve"> IDs</w:t>
       </w:r>
@@ -1768,7 +1961,6 @@
           <w:rFonts w:ascii="Times New Roman" w:hAnsi="Times New Roman" w:cs="Times New Roman"/>
           <w:sz w:val="24"/>
           <w:szCs w:val="24"/>
-          <w:highlight w:val="green"/>
         </w:rPr>
         <w:t>, provider IDs, dates, reimbursed amount, deductibles, and diagnosis/procedure codes</w:t>
       </w:r>
@@ -1777,7 +1969,6 @@
           <w:rFonts w:ascii="Times New Roman" w:hAnsi="Times New Roman" w:cs="Times New Roman"/>
           <w:sz w:val="24"/>
           <w:szCs w:val="24"/>
-          <w:highlight w:val="green"/>
         </w:rPr>
         <w:t>.</w:t>
       </w:r>
@@ -1786,7 +1977,6 @@
           <w:rFonts w:ascii="Times New Roman" w:hAnsi="Times New Roman" w:cs="Times New Roman"/>
           <w:sz w:val="24"/>
           <w:szCs w:val="24"/>
-          <w:highlight w:val="green"/>
         </w:rPr>
         <w:t xml:space="preserve"> </w:t>
       </w:r>
@@ -1795,7 +1985,6 @@
           <w:rFonts w:ascii="Times New Roman" w:hAnsi="Times New Roman" w:cs="Times New Roman"/>
           <w:sz w:val="24"/>
           <w:szCs w:val="24"/>
-          <w:highlight w:val="green"/>
         </w:rPr>
         <w:t>T</w:t>
       </w:r>
@@ -1804,7 +1993,6 @@
           <w:rFonts w:ascii="Times New Roman" w:hAnsi="Times New Roman" w:cs="Times New Roman"/>
           <w:sz w:val="24"/>
           <w:szCs w:val="24"/>
-          <w:highlight w:val="green"/>
         </w:rPr>
         <w:t>he inpatient table also has admission</w:t>
       </w:r>
@@ -1813,7 +2001,6 @@
           <w:rFonts w:ascii="Times New Roman" w:hAnsi="Times New Roman" w:cs="Times New Roman"/>
           <w:sz w:val="24"/>
           <w:szCs w:val="24"/>
-          <w:highlight w:val="green"/>
         </w:rPr>
         <w:t xml:space="preserve">, </w:t>
       </w:r>
@@ -1822,7 +2009,6 @@
           <w:rFonts w:ascii="Times New Roman" w:hAnsi="Times New Roman" w:cs="Times New Roman"/>
           <w:sz w:val="24"/>
           <w:szCs w:val="24"/>
-          <w:highlight w:val="green"/>
         </w:rPr>
         <w:t>discharge dates and diagnosis</w:t>
       </w:r>
@@ -1831,7 +2017,6 @@
           <w:rFonts w:ascii="Times New Roman" w:hAnsi="Times New Roman" w:cs="Times New Roman"/>
           <w:sz w:val="24"/>
           <w:szCs w:val="24"/>
-          <w:highlight w:val="green"/>
         </w:rPr>
         <w:t xml:space="preserve"> related</w:t>
       </w:r>
@@ -1840,7 +2025,6 @@
           <w:rFonts w:ascii="Times New Roman" w:hAnsi="Times New Roman" w:cs="Times New Roman"/>
           <w:sz w:val="24"/>
           <w:szCs w:val="24"/>
-          <w:highlight w:val="green"/>
         </w:rPr>
         <w:t xml:space="preserve"> fields. The beneficiary table </w:t>
       </w:r>
@@ -1849,7 +2033,6 @@
           <w:rFonts w:ascii="Times New Roman" w:hAnsi="Times New Roman" w:cs="Times New Roman"/>
           <w:sz w:val="24"/>
           <w:szCs w:val="24"/>
-          <w:highlight w:val="green"/>
         </w:rPr>
         <w:t>contains</w:t>
       </w:r>
@@ -1858,7 +2041,6 @@
           <w:rFonts w:ascii="Times New Roman" w:hAnsi="Times New Roman" w:cs="Times New Roman"/>
           <w:sz w:val="24"/>
           <w:szCs w:val="24"/>
-          <w:highlight w:val="green"/>
         </w:rPr>
         <w:t xml:space="preserve"> </w:t>
       </w:r>
@@ -1867,7 +2049,6 @@
           <w:rFonts w:ascii="Times New Roman" w:hAnsi="Times New Roman" w:cs="Times New Roman"/>
           <w:sz w:val="24"/>
           <w:szCs w:val="24"/>
-          <w:highlight w:val="green"/>
         </w:rPr>
         <w:t xml:space="preserve">basic </w:t>
       </w:r>
@@ -1876,7 +2057,6 @@
           <w:rFonts w:ascii="Times New Roman" w:hAnsi="Times New Roman" w:cs="Times New Roman"/>
           <w:sz w:val="24"/>
           <w:szCs w:val="24"/>
-          <w:highlight w:val="green"/>
         </w:rPr>
         <w:t>patient information</w:t>
       </w:r>
@@ -1885,7 +2065,6 @@
           <w:rFonts w:ascii="Times New Roman" w:hAnsi="Times New Roman" w:cs="Times New Roman"/>
           <w:sz w:val="24"/>
           <w:szCs w:val="24"/>
-          <w:highlight w:val="green"/>
         </w:rPr>
         <w:t>,</w:t>
       </w:r>
@@ -1894,7 +2073,6 @@
           <w:rFonts w:ascii="Times New Roman" w:hAnsi="Times New Roman" w:cs="Times New Roman"/>
           <w:sz w:val="24"/>
           <w:szCs w:val="24"/>
-          <w:highlight w:val="green"/>
         </w:rPr>
         <w:t xml:space="preserve"> demographics,</w:t>
       </w:r>
@@ -1903,7 +2081,6 @@
           <w:rFonts w:ascii="Times New Roman" w:hAnsi="Times New Roman" w:cs="Times New Roman"/>
           <w:sz w:val="24"/>
           <w:szCs w:val="24"/>
-          <w:highlight w:val="green"/>
         </w:rPr>
         <w:t xml:space="preserve"> and chronic </w:t>
       </w:r>
@@ -1912,7 +2089,6 @@
           <w:rFonts w:ascii="Times New Roman" w:hAnsi="Times New Roman" w:cs="Times New Roman"/>
           <w:sz w:val="24"/>
           <w:szCs w:val="24"/>
-          <w:highlight w:val="green"/>
         </w:rPr>
         <w:t>health condition of the patient</w:t>
       </w:r>
@@ -1921,7 +2097,6 @@
           <w:rFonts w:ascii="Times New Roman" w:hAnsi="Times New Roman" w:cs="Times New Roman"/>
           <w:sz w:val="24"/>
           <w:szCs w:val="24"/>
-          <w:highlight w:val="green"/>
         </w:rPr>
         <w:t>.</w:t>
       </w:r>
@@ -1930,7 +2105,6 @@
           <w:rFonts w:ascii="Times New Roman" w:hAnsi="Times New Roman" w:cs="Times New Roman"/>
           <w:sz w:val="24"/>
           <w:szCs w:val="24"/>
-          <w:highlight w:val="green"/>
         </w:rPr>
         <w:t xml:space="preserve"> </w:t>
       </w:r>
@@ -1939,7 +2113,6 @@
           <w:rFonts w:ascii="Times New Roman" w:hAnsi="Times New Roman" w:cs="Times New Roman"/>
           <w:sz w:val="24"/>
           <w:szCs w:val="24"/>
-          <w:highlight w:val="green"/>
         </w:rPr>
         <w:t>W</w:t>
       </w:r>
@@ -1948,7 +2121,6 @@
           <w:rFonts w:ascii="Times New Roman" w:hAnsi="Times New Roman" w:cs="Times New Roman"/>
           <w:sz w:val="24"/>
           <w:szCs w:val="24"/>
-          <w:highlight w:val="green"/>
         </w:rPr>
         <w:t>e c</w:t>
       </w:r>
@@ -1957,7 +2129,6 @@
           <w:rFonts w:ascii="Times New Roman" w:hAnsi="Times New Roman" w:cs="Times New Roman"/>
           <w:sz w:val="24"/>
           <w:szCs w:val="24"/>
-          <w:highlight w:val="green"/>
         </w:rPr>
         <w:t>ompute</w:t>
       </w:r>
@@ -1966,7 +2137,6 @@
           <w:rFonts w:ascii="Times New Roman" w:hAnsi="Times New Roman" w:cs="Times New Roman"/>
           <w:sz w:val="24"/>
           <w:szCs w:val="24"/>
-          <w:highlight w:val="green"/>
         </w:rPr>
         <w:t>d</w:t>
       </w:r>
@@ -1975,7 +2145,6 @@
           <w:rFonts w:ascii="Times New Roman" w:hAnsi="Times New Roman" w:cs="Times New Roman"/>
           <w:sz w:val="24"/>
           <w:szCs w:val="24"/>
-          <w:highlight w:val="green"/>
         </w:rPr>
         <w:t xml:space="preserve"> </w:t>
       </w:r>
@@ -1984,7 +2153,6 @@
           <w:rFonts w:ascii="Times New Roman" w:hAnsi="Times New Roman" w:cs="Times New Roman"/>
           <w:sz w:val="24"/>
           <w:szCs w:val="24"/>
-          <w:highlight w:val="green"/>
         </w:rPr>
         <w:t>mean, median and z-scores on payments, length of stay</w:t>
       </w:r>
@@ -1993,7 +2161,6 @@
           <w:rFonts w:ascii="Times New Roman" w:hAnsi="Times New Roman" w:cs="Times New Roman"/>
           <w:sz w:val="24"/>
           <w:szCs w:val="24"/>
-          <w:highlight w:val="green"/>
         </w:rPr>
         <w:t xml:space="preserve">. We also did the same on </w:t>
       </w:r>
@@ -2002,7 +2169,6 @@
           <w:rFonts w:ascii="Times New Roman" w:hAnsi="Times New Roman" w:cs="Times New Roman"/>
           <w:sz w:val="24"/>
           <w:szCs w:val="24"/>
-          <w:highlight w:val="green"/>
         </w:rPr>
         <w:t>total</w:t>
       </w:r>
@@ -2011,7 +2177,6 @@
           <w:rFonts w:ascii="Times New Roman" w:hAnsi="Times New Roman" w:cs="Times New Roman"/>
           <w:sz w:val="24"/>
           <w:szCs w:val="24"/>
-          <w:highlight w:val="green"/>
         </w:rPr>
         <w:t>-</w:t>
       </w:r>
@@ -2020,16 +2185,22 @@
           <w:rFonts w:ascii="Times New Roman" w:hAnsi="Times New Roman" w:cs="Times New Roman"/>
           <w:sz w:val="24"/>
           <w:szCs w:val="24"/>
-          <w:highlight w:val="green"/>
-        </w:rPr>
-        <w:t xml:space="preserve"> claims, reimbursement amounts, unique beneficiaries</w:t>
-      </w:r>
-      <w:r>
-        <w:rPr>
-          <w:rFonts w:ascii="Times New Roman" w:hAnsi="Times New Roman" w:cs="Times New Roman"/>
-          <w:sz w:val="24"/>
-          <w:szCs w:val="24"/>
-          <w:highlight w:val="green"/>
+        </w:rPr>
+        <w:t xml:space="preserve"> claims, reimbursement amounts</w:t>
+      </w:r>
+      <w:r>
+        <w:rPr>
+          <w:rFonts w:ascii="Times New Roman" w:hAnsi="Times New Roman" w:cs="Times New Roman"/>
+          <w:sz w:val="24"/>
+          <w:szCs w:val="24"/>
+        </w:rPr>
+        <w:t>, and unique beneficiaries</w:t>
+      </w:r>
+      <w:r>
+        <w:rPr>
+          <w:rFonts w:ascii="Times New Roman" w:hAnsi="Times New Roman" w:cs="Times New Roman"/>
+          <w:sz w:val="24"/>
+          <w:szCs w:val="24"/>
         </w:rPr>
         <w:t xml:space="preserve"> on</w:t>
       </w:r>
@@ -2038,7 +2209,6 @@
           <w:rFonts w:ascii="Times New Roman" w:hAnsi="Times New Roman" w:cs="Times New Roman"/>
           <w:sz w:val="24"/>
           <w:szCs w:val="24"/>
-          <w:highlight w:val="green"/>
         </w:rPr>
         <w:t xml:space="preserve"> </w:t>
       </w:r>
@@ -2047,7 +2217,6 @@
           <w:rFonts w:ascii="Times New Roman" w:hAnsi="Times New Roman" w:cs="Times New Roman"/>
           <w:sz w:val="24"/>
           <w:szCs w:val="24"/>
-          <w:highlight w:val="green"/>
         </w:rPr>
         <w:t>30/90/365 days</w:t>
       </w:r>
@@ -2056,7 +2225,6 @@
           <w:rFonts w:ascii="Times New Roman" w:hAnsi="Times New Roman" w:cs="Times New Roman"/>
           <w:sz w:val="24"/>
           <w:szCs w:val="24"/>
-          <w:highlight w:val="green"/>
         </w:rPr>
         <w:t xml:space="preserve"> to classify the fraudulent providers</w:t>
       </w:r>
@@ -2065,7 +2233,6 @@
           <w:rFonts w:ascii="Times New Roman" w:hAnsi="Times New Roman" w:cs="Times New Roman"/>
           <w:sz w:val="24"/>
           <w:szCs w:val="24"/>
-          <w:highlight w:val="green"/>
         </w:rPr>
         <w:t>. We u</w:t>
       </w:r>
@@ -2074,7 +2241,6 @@
           <w:rFonts w:ascii="Times New Roman" w:hAnsi="Times New Roman" w:cs="Times New Roman"/>
           <w:sz w:val="24"/>
           <w:szCs w:val="24"/>
-          <w:highlight w:val="green"/>
         </w:rPr>
         <w:t>tilized</w:t>
       </w:r>
@@ -2083,7 +2249,6 @@
           <w:rFonts w:ascii="Times New Roman" w:hAnsi="Times New Roman" w:cs="Times New Roman"/>
           <w:sz w:val="24"/>
           <w:szCs w:val="24"/>
-          <w:highlight w:val="green"/>
         </w:rPr>
         <w:t xml:space="preserve"> </w:t>
       </w:r>
@@ -2092,7 +2257,6 @@
           <w:rFonts w:ascii="Times New Roman" w:hAnsi="Times New Roman" w:cs="Times New Roman"/>
           <w:sz w:val="24"/>
           <w:szCs w:val="24"/>
-          <w:highlight w:val="green"/>
         </w:rPr>
         <w:t xml:space="preserve">claims </w:t>
       </w:r>
@@ -2101,7 +2265,6 @@
           <w:rFonts w:ascii="Times New Roman" w:hAnsi="Times New Roman" w:cs="Times New Roman"/>
           <w:sz w:val="24"/>
           <w:szCs w:val="24"/>
-          <w:highlight w:val="green"/>
         </w:rPr>
         <w:t xml:space="preserve">data </w:t>
       </w:r>
@@ -2110,7 +2273,6 @@
           <w:rFonts w:ascii="Times New Roman" w:hAnsi="Times New Roman" w:cs="Times New Roman"/>
           <w:sz w:val="24"/>
           <w:szCs w:val="24"/>
-          <w:highlight w:val="green"/>
         </w:rPr>
         <w:t xml:space="preserve">for feature construction and </w:t>
       </w:r>
@@ -2119,7 +2281,6 @@
           <w:rFonts w:ascii="Times New Roman" w:hAnsi="Times New Roman" w:cs="Times New Roman"/>
           <w:sz w:val="24"/>
           <w:szCs w:val="24"/>
-          <w:highlight w:val="green"/>
         </w:rPr>
         <w:t xml:space="preserve">performed </w:t>
       </w:r>
@@ -2128,7 +2289,6 @@
           <w:rFonts w:ascii="Times New Roman" w:hAnsi="Times New Roman" w:cs="Times New Roman"/>
           <w:sz w:val="24"/>
           <w:szCs w:val="24"/>
-          <w:highlight w:val="green"/>
         </w:rPr>
         <w:t>unsupervised clustering on fraud-only claims. For supervised learning</w:t>
       </w:r>
@@ -2137,7 +2297,6 @@
           <w:rFonts w:ascii="Times New Roman" w:hAnsi="Times New Roman" w:cs="Times New Roman"/>
           <w:sz w:val="24"/>
           <w:szCs w:val="24"/>
-          <w:highlight w:val="green"/>
         </w:rPr>
         <w:t>,</w:t>
       </w:r>
@@ -2146,7 +2305,6 @@
           <w:rFonts w:ascii="Times New Roman" w:hAnsi="Times New Roman" w:cs="Times New Roman"/>
           <w:sz w:val="24"/>
           <w:szCs w:val="24"/>
-          <w:highlight w:val="green"/>
         </w:rPr>
         <w:t xml:space="preserve"> we </w:t>
       </w:r>
@@ -2155,7 +2313,6 @@
           <w:rFonts w:ascii="Times New Roman" w:hAnsi="Times New Roman" w:cs="Times New Roman"/>
           <w:sz w:val="24"/>
           <w:szCs w:val="24"/>
-          <w:highlight w:val="green"/>
         </w:rPr>
         <w:t>trained our models on</w:t>
       </w:r>
@@ -2164,7 +2321,6 @@
           <w:rFonts w:ascii="Times New Roman" w:hAnsi="Times New Roman" w:cs="Times New Roman"/>
           <w:sz w:val="24"/>
           <w:szCs w:val="24"/>
-          <w:highlight w:val="green"/>
         </w:rPr>
         <w:t xml:space="preserve"> 70</w:t>
       </w:r>
@@ -2173,7 +2329,6 @@
           <w:rFonts w:ascii="Times New Roman" w:hAnsi="Times New Roman" w:cs="Times New Roman"/>
           <w:sz w:val="24"/>
           <w:szCs w:val="24"/>
-          <w:highlight w:val="green"/>
         </w:rPr>
         <w:t xml:space="preserve">% of the training data, we kept </w:t>
       </w:r>
@@ -2182,7 +2337,6 @@
           <w:rFonts w:ascii="Times New Roman" w:hAnsi="Times New Roman" w:cs="Times New Roman"/>
           <w:sz w:val="24"/>
           <w:szCs w:val="24"/>
-          <w:highlight w:val="green"/>
         </w:rPr>
         <w:t xml:space="preserve">30% data </w:t>
       </w:r>
@@ -2191,7 +2345,6 @@
           <w:rFonts w:ascii="Times New Roman" w:hAnsi="Times New Roman" w:cs="Times New Roman"/>
           <w:sz w:val="24"/>
           <w:szCs w:val="24"/>
-          <w:highlight w:val="green"/>
         </w:rPr>
         <w:t>for evaluation</w:t>
       </w:r>
@@ -2200,7 +2353,6 @@
           <w:rFonts w:ascii="Times New Roman" w:hAnsi="Times New Roman" w:cs="Times New Roman"/>
           <w:sz w:val="24"/>
           <w:szCs w:val="24"/>
-          <w:highlight w:val="green"/>
         </w:rPr>
         <w:t>.</w:t>
       </w:r>
@@ -2209,7 +2361,6 @@
           <w:rFonts w:ascii="Times New Roman" w:hAnsi="Times New Roman" w:cs="Times New Roman"/>
           <w:sz w:val="24"/>
           <w:szCs w:val="24"/>
-          <w:highlight w:val="green"/>
         </w:rPr>
         <w:t xml:space="preserve"> </w:t>
       </w:r>
@@ -2218,7 +2369,6 @@
           <w:rFonts w:ascii="Times New Roman" w:hAnsi="Times New Roman" w:cs="Times New Roman"/>
           <w:sz w:val="24"/>
           <w:szCs w:val="24"/>
-          <w:highlight w:val="green"/>
         </w:rPr>
         <w:t>W</w:t>
       </w:r>
@@ -2227,7 +2377,6 @@
           <w:rFonts w:ascii="Times New Roman" w:hAnsi="Times New Roman" w:cs="Times New Roman"/>
           <w:sz w:val="24"/>
           <w:szCs w:val="24"/>
-          <w:highlight w:val="green"/>
         </w:rPr>
         <w:t xml:space="preserve">e </w:t>
       </w:r>
@@ -2236,7 +2385,6 @@
           <w:rFonts w:ascii="Times New Roman" w:hAnsi="Times New Roman" w:cs="Times New Roman"/>
           <w:sz w:val="24"/>
           <w:szCs w:val="24"/>
-          <w:highlight w:val="green"/>
         </w:rPr>
         <w:t xml:space="preserve">then </w:t>
       </w:r>
@@ -2245,7 +2393,6 @@
           <w:rFonts w:ascii="Times New Roman" w:hAnsi="Times New Roman" w:cs="Times New Roman"/>
           <w:sz w:val="24"/>
           <w:szCs w:val="24"/>
-          <w:highlight w:val="green"/>
         </w:rPr>
         <w:t>appl</w:t>
       </w:r>
@@ -2254,7 +2401,6 @@
           <w:rFonts w:ascii="Times New Roman" w:hAnsi="Times New Roman" w:cs="Times New Roman"/>
           <w:sz w:val="24"/>
           <w:szCs w:val="24"/>
-          <w:highlight w:val="green"/>
         </w:rPr>
         <w:t>ied</w:t>
       </w:r>
@@ -2263,7 +2409,6 @@
           <w:rFonts w:ascii="Times New Roman" w:hAnsi="Times New Roman" w:cs="Times New Roman"/>
           <w:sz w:val="24"/>
           <w:szCs w:val="24"/>
-          <w:highlight w:val="green"/>
         </w:rPr>
         <w:t xml:space="preserve"> the</w:t>
       </w:r>
@@ -2272,7 +2417,6 @@
           <w:rFonts w:ascii="Times New Roman" w:hAnsi="Times New Roman" w:cs="Times New Roman"/>
           <w:sz w:val="24"/>
           <w:szCs w:val="24"/>
-          <w:highlight w:val="green"/>
         </w:rPr>
         <w:t xml:space="preserve"> trained models on</w:t>
       </w:r>
@@ -2281,7 +2425,6 @@
           <w:rFonts w:ascii="Times New Roman" w:hAnsi="Times New Roman" w:cs="Times New Roman"/>
           <w:sz w:val="24"/>
           <w:szCs w:val="24"/>
-          <w:highlight w:val="green"/>
         </w:rPr>
         <w:t xml:space="preserve"> unlabeled test </w:t>
       </w:r>
@@ -2290,7 +2433,6 @@
           <w:rFonts w:ascii="Times New Roman" w:hAnsi="Times New Roman" w:cs="Times New Roman"/>
           <w:sz w:val="24"/>
           <w:szCs w:val="24"/>
-          <w:highlight w:val="green"/>
         </w:rPr>
         <w:t>data</w:t>
       </w:r>
@@ -2299,7 +2441,6 @@
           <w:rFonts w:ascii="Times New Roman" w:hAnsi="Times New Roman" w:cs="Times New Roman"/>
           <w:sz w:val="24"/>
           <w:szCs w:val="24"/>
-          <w:highlight w:val="green"/>
         </w:rPr>
         <w:t xml:space="preserve"> to </w:t>
       </w:r>
@@ -2308,7 +2449,6 @@
           <w:rFonts w:ascii="Times New Roman" w:hAnsi="Times New Roman" w:cs="Times New Roman"/>
           <w:sz w:val="24"/>
           <w:szCs w:val="24"/>
-          <w:highlight w:val="green"/>
         </w:rPr>
         <w:t>examine</w:t>
       </w:r>
@@ -2317,7 +2457,6 @@
           <w:rFonts w:ascii="Times New Roman" w:hAnsi="Times New Roman" w:cs="Times New Roman"/>
           <w:sz w:val="24"/>
           <w:szCs w:val="24"/>
-          <w:highlight w:val="green"/>
         </w:rPr>
         <w:t xml:space="preserve"> risk scores and labels for </w:t>
       </w:r>
@@ -2326,7 +2465,6 @@
           <w:rFonts w:ascii="Times New Roman" w:hAnsi="Times New Roman" w:cs="Times New Roman"/>
           <w:sz w:val="24"/>
           <w:szCs w:val="24"/>
-          <w:highlight w:val="green"/>
         </w:rPr>
         <w:t xml:space="preserve">characterizing the </w:t>
       </w:r>
@@ -2335,7 +2473,6 @@
           <w:rFonts w:ascii="Times New Roman" w:hAnsi="Times New Roman" w:cs="Times New Roman"/>
           <w:sz w:val="24"/>
           <w:szCs w:val="24"/>
-          <w:highlight w:val="green"/>
         </w:rPr>
         <w:t>provider</w:t>
       </w:r>
@@ -2344,7 +2481,6 @@
           <w:rFonts w:ascii="Times New Roman" w:hAnsi="Times New Roman" w:cs="Times New Roman"/>
           <w:sz w:val="24"/>
           <w:szCs w:val="24"/>
-          <w:highlight w:val="green"/>
         </w:rPr>
         <w:t>-clusters</w:t>
       </w:r>
@@ -2353,7 +2489,6 @@
           <w:rFonts w:ascii="Times New Roman" w:hAnsi="Times New Roman" w:cs="Times New Roman"/>
           <w:sz w:val="24"/>
           <w:szCs w:val="24"/>
-          <w:highlight w:val="green"/>
         </w:rPr>
         <w:t>.</w:t>
       </w:r>
@@ -2381,12 +2516,25 @@
           <w:sz w:val="24"/>
           <w:szCs w:val="24"/>
         </w:rPr>
-        <w:t>3.2 Data cleaning and SQL feature store</w:t>
+        <w:t>4</w:t>
+      </w:r>
+      <w:r>
+        <w:rPr>
+          <w:rFonts w:ascii="Times New Roman" w:hAnsi="Times New Roman" w:cs="Times New Roman"/>
+          <w:b/>
+          <w:bCs/>
+          <w:i/>
+          <w:iCs/>
+          <w:sz w:val="24"/>
+          <w:szCs w:val="24"/>
+        </w:rPr>
+        <w:t>.2 Data cleaning and SQL feature store</w:t>
       </w:r>
     </w:p>
     <w:p>
       <w:pPr>
         <w:spacing w:after="100" w:afterAutospacing="1" w:line="360" w:lineRule="auto"/>
+        <w:jc w:val="both"/>
         <w:rPr>
           <w:rFonts w:ascii="Times New Roman" w:hAnsi="Times New Roman" w:cs="Times New Roman"/>
           <w:sz w:val="24"/>
@@ -2398,7 +2546,6 @@
           <w:rFonts w:ascii="Times New Roman" w:hAnsi="Times New Roman" w:cs="Times New Roman"/>
           <w:sz w:val="24"/>
           <w:szCs w:val="24"/>
-          <w:highlight w:val="green"/>
         </w:rPr>
         <w:t xml:space="preserve">All data processing was implemented in PostgreSQL using a layered design. </w:t>
       </w:r>
@@ -2407,7 +2554,6 @@
           <w:rFonts w:ascii="Times New Roman" w:hAnsi="Times New Roman" w:cs="Times New Roman"/>
           <w:sz w:val="24"/>
           <w:szCs w:val="24"/>
-          <w:highlight w:val="green"/>
         </w:rPr>
         <w:t>We loaded r</w:t>
       </w:r>
@@ -2416,7 +2562,6 @@
           <w:rFonts w:ascii="Times New Roman" w:hAnsi="Times New Roman" w:cs="Times New Roman"/>
           <w:sz w:val="24"/>
           <w:szCs w:val="24"/>
-          <w:highlight w:val="green"/>
         </w:rPr>
         <w:t>a</w:t>
       </w:r>
@@ -2425,7 +2570,6 @@
           <w:rFonts w:ascii="Times New Roman" w:hAnsi="Times New Roman" w:cs="Times New Roman"/>
           <w:sz w:val="24"/>
           <w:szCs w:val="24"/>
-          <w:highlight w:val="green"/>
         </w:rPr>
         <w:t>w csv files</w:t>
       </w:r>
@@ -2434,7 +2578,6 @@
           <w:rFonts w:ascii="Times New Roman" w:hAnsi="Times New Roman" w:cs="Times New Roman"/>
           <w:sz w:val="24"/>
           <w:szCs w:val="24"/>
-          <w:highlight w:val="green"/>
         </w:rPr>
         <w:t xml:space="preserve"> into a staging schema with all fields as text and basic checks on structure and column counts. Cleaned data moved to a curated schema, where placeholder strings for missing values were converted to NULL and columns cast to appropriate types</w:t>
       </w:r>
@@ -2443,7 +2586,6 @@
           <w:rFonts w:ascii="Times New Roman" w:hAnsi="Times New Roman" w:cs="Times New Roman"/>
           <w:sz w:val="24"/>
           <w:szCs w:val="24"/>
-          <w:highlight w:val="green"/>
         </w:rPr>
         <w:t xml:space="preserve">. </w:t>
       </w:r>
@@ -2452,7 +2594,6 @@
           <w:rFonts w:ascii="Times New Roman" w:hAnsi="Times New Roman" w:cs="Times New Roman"/>
           <w:sz w:val="24"/>
           <w:szCs w:val="24"/>
-          <w:highlight w:val="green"/>
         </w:rPr>
         <w:t>We went through data processing steps to verify unique provider and beneficiary IDs. We made sure there were non-null values in all the features across the inpatient and outpatient tables. We also looked into valid foreign keys and non-negative payments, length of stay and other numeric features. After handling those checks, we put together a mart schema where we had a fact table in place along with feature tables focused on claims and providers. These tables contain details about the length of stay, code counts for diagnoses and procedures, duplicates, possible overcharges, peer-normalized z-scores and 30/90/365-day aggregates.</w:t>
       </w:r>
@@ -2480,12 +2621,25 @@
           <w:sz w:val="24"/>
           <w:szCs w:val="24"/>
         </w:rPr>
-        <w:t>3.3 Feature engineering and rule-based indicators</w:t>
+        <w:t>4</w:t>
+      </w:r>
+      <w:r>
+        <w:rPr>
+          <w:rFonts w:ascii="Times New Roman" w:hAnsi="Times New Roman" w:cs="Times New Roman"/>
+          <w:b/>
+          <w:bCs/>
+          <w:i/>
+          <w:iCs/>
+          <w:sz w:val="24"/>
+          <w:szCs w:val="24"/>
+        </w:rPr>
+        <w:t>.3 Feature engineering and rule-based indicators</w:t>
       </w:r>
     </w:p>
     <w:p>
       <w:pPr>
         <w:spacing w:after="240" w:line="360" w:lineRule="auto"/>
+        <w:jc w:val="both"/>
         <w:rPr>
           <w:rFonts w:ascii="Times New Roman" w:hAnsi="Times New Roman" w:cs="Times New Roman"/>
           <w:sz w:val="24"/>
@@ -2497,53 +2651,199 @@
           <w:rFonts w:ascii="Times New Roman" w:hAnsi="Times New Roman" w:cs="Times New Roman"/>
           <w:sz w:val="24"/>
           <w:szCs w:val="24"/>
-          <w:highlight w:val="green"/>
+        </w:rPr>
+        <w:t>We implemented simple rules</w:t>
+      </w:r>
+      <w:r>
+        <w:rPr>
+          <w:rFonts w:ascii="Times New Roman" w:hAnsi="Times New Roman" w:cs="Times New Roman"/>
+          <w:sz w:val="24"/>
+          <w:szCs w:val="24"/>
+        </w:rPr>
+        <w:t xml:space="preserve"> on both claim and provider features</w:t>
+      </w:r>
+      <w:r>
+        <w:rPr>
+          <w:rFonts w:ascii="Times New Roman" w:hAnsi="Times New Roman" w:cs="Times New Roman"/>
+          <w:sz w:val="24"/>
+          <w:szCs w:val="24"/>
+        </w:rPr>
+        <w:t xml:space="preserve"> to capture duplicate billing, upcoding, overcharging, and other fraud patterns. We worked on reimbursed amount, deductible, length of stay, counted the diagnosis and procedure counts depending on the type of the patient. We also </w:t>
+      </w:r>
+      <w:r>
+        <w:rPr>
+          <w:rFonts w:ascii="Times New Roman" w:hAnsi="Times New Roman" w:cs="Times New Roman"/>
+          <w:sz w:val="24"/>
+          <w:szCs w:val="24"/>
+        </w:rPr>
+        <w:t>detected</w:t>
+      </w:r>
+      <w:r>
+        <w:rPr>
+          <w:rFonts w:ascii="Times New Roman" w:hAnsi="Times New Roman" w:cs="Times New Roman"/>
+          <w:sz w:val="24"/>
+          <w:szCs w:val="24"/>
+        </w:rPr>
+        <w:t xml:space="preserve"> exact or near duplicates by comparing for the same patient and provider within short </w:t>
+      </w:r>
+      <w:r>
+        <w:rPr>
+          <w:rFonts w:ascii="Times New Roman" w:hAnsi="Times New Roman" w:cs="Times New Roman"/>
+          <w:sz w:val="24"/>
+          <w:szCs w:val="24"/>
+        </w:rPr>
+        <w:t>span of time</w:t>
+      </w:r>
+      <w:r>
+        <w:rPr>
+          <w:rFonts w:ascii="Times New Roman" w:hAnsi="Times New Roman" w:cs="Times New Roman"/>
+          <w:sz w:val="24"/>
+          <w:szCs w:val="24"/>
+        </w:rPr>
+        <w:t xml:space="preserve">. </w:t>
+      </w:r>
+      <w:r>
+        <w:rPr>
+          <w:rFonts w:ascii="Times New Roman" w:hAnsi="Times New Roman" w:cs="Times New Roman"/>
+          <w:sz w:val="24"/>
+          <w:szCs w:val="24"/>
+        </w:rPr>
+        <w:t>W</w:t>
+      </w:r>
+      <w:r>
+        <w:rPr>
+          <w:rFonts w:ascii="Times New Roman" w:hAnsi="Times New Roman" w:cs="Times New Roman"/>
+          <w:sz w:val="24"/>
+          <w:szCs w:val="24"/>
+        </w:rPr>
+        <w:t xml:space="preserve">e </w:t>
+      </w:r>
+      <w:r>
+        <w:rPr>
+          <w:rFonts w:ascii="Times New Roman" w:hAnsi="Times New Roman" w:cs="Times New Roman"/>
+          <w:sz w:val="24"/>
+          <w:szCs w:val="24"/>
+        </w:rPr>
+        <w:t xml:space="preserve">then </w:t>
+      </w:r>
+      <w:r>
+        <w:rPr>
+          <w:rFonts w:ascii="Times New Roman" w:hAnsi="Times New Roman" w:cs="Times New Roman"/>
+          <w:sz w:val="24"/>
+          <w:szCs w:val="24"/>
+        </w:rPr>
+        <w:t>calculated</w:t>
+      </w:r>
+      <w:r>
+        <w:rPr>
+          <w:rFonts w:ascii="Times New Roman" w:hAnsi="Times New Roman" w:cs="Times New Roman"/>
+          <w:sz w:val="24"/>
+          <w:szCs w:val="24"/>
+        </w:rPr>
+        <w:t xml:space="preserve"> </w:t>
+      </w:r>
+      <w:r>
+        <w:rPr>
+          <w:rFonts w:ascii="Times New Roman" w:hAnsi="Times New Roman" w:cs="Times New Roman"/>
+          <w:sz w:val="24"/>
+          <w:szCs w:val="24"/>
+        </w:rPr>
+        <w:t xml:space="preserve">peer-normalized z-scores </w:t>
+      </w:r>
+      <w:r>
+        <w:rPr>
+          <w:rFonts w:ascii="Times New Roman" w:hAnsi="Times New Roman" w:cs="Times New Roman"/>
+          <w:sz w:val="24"/>
+          <w:szCs w:val="24"/>
+        </w:rPr>
+        <w:t xml:space="preserve">and IQR thresholds </w:t>
+      </w:r>
+      <w:r>
+        <w:rPr>
+          <w:rFonts w:ascii="Times New Roman" w:hAnsi="Times New Roman" w:cs="Times New Roman"/>
+          <w:sz w:val="24"/>
+          <w:szCs w:val="24"/>
+        </w:rPr>
+        <w:t>for</w:t>
+      </w:r>
+      <w:r>
+        <w:rPr>
+          <w:rFonts w:ascii="Times New Roman" w:hAnsi="Times New Roman" w:cs="Times New Roman"/>
+          <w:sz w:val="24"/>
+          <w:szCs w:val="24"/>
+        </w:rPr>
+        <w:t xml:space="preserve"> reimbursement</w:t>
+      </w:r>
+      <w:r>
+        <w:rPr>
+          <w:rFonts w:ascii="Times New Roman" w:hAnsi="Times New Roman" w:cs="Times New Roman"/>
+          <w:sz w:val="24"/>
+          <w:szCs w:val="24"/>
+        </w:rPr>
+        <w:t xml:space="preserve"> payments</w:t>
+      </w:r>
+      <w:r>
+        <w:rPr>
+          <w:rFonts w:ascii="Times New Roman" w:hAnsi="Times New Roman" w:cs="Times New Roman"/>
+          <w:sz w:val="24"/>
+          <w:szCs w:val="24"/>
+        </w:rPr>
+        <w:t xml:space="preserve"> and</w:t>
+      </w:r>
+      <w:r>
+        <w:rPr>
+          <w:rFonts w:ascii="Times New Roman" w:hAnsi="Times New Roman" w:cs="Times New Roman"/>
+          <w:sz w:val="24"/>
+          <w:szCs w:val="24"/>
+        </w:rPr>
+        <w:t xml:space="preserve"> </w:t>
+      </w:r>
+      <w:r>
+        <w:rPr>
+          <w:rFonts w:ascii="Times New Roman" w:hAnsi="Times New Roman" w:cs="Times New Roman"/>
+          <w:sz w:val="24"/>
+          <w:szCs w:val="24"/>
+        </w:rPr>
+        <w:t>grouped</w:t>
+      </w:r>
+      <w:r>
+        <w:rPr>
+          <w:rFonts w:ascii="Times New Roman" w:hAnsi="Times New Roman" w:cs="Times New Roman"/>
+          <w:sz w:val="24"/>
+          <w:szCs w:val="24"/>
+        </w:rPr>
+        <w:t xml:space="preserve"> </w:t>
+      </w:r>
+      <w:r>
+        <w:rPr>
+          <w:rFonts w:ascii="Times New Roman" w:hAnsi="Times New Roman" w:cs="Times New Roman"/>
+          <w:sz w:val="24"/>
+          <w:szCs w:val="24"/>
+        </w:rPr>
+        <w:t>patient records</w:t>
+      </w:r>
+      <w:r>
+        <w:rPr>
+          <w:rFonts w:ascii="Times New Roman" w:hAnsi="Times New Roman" w:cs="Times New Roman"/>
+          <w:sz w:val="24"/>
+          <w:szCs w:val="24"/>
+        </w:rPr>
+        <w:t xml:space="preserve"> across windows of 30, 90, and 365 days. We </w:t>
+      </w:r>
+      <w:r>
+        <w:rPr>
+          <w:rFonts w:ascii="Times New Roman" w:hAnsi="Times New Roman" w:cs="Times New Roman"/>
+          <w:sz w:val="24"/>
+          <w:szCs w:val="24"/>
         </w:rPr>
         <w:lastRenderedPageBreak/>
-        <w:t>We derived f</w:t>
-      </w:r>
-      <w:r>
-        <w:rPr>
-          <w:rFonts w:ascii="Times New Roman" w:hAnsi="Times New Roman" w:cs="Times New Roman"/>
-          <w:sz w:val="24"/>
-          <w:szCs w:val="24"/>
-          <w:highlight w:val="green"/>
-        </w:rPr>
-        <w:t xml:space="preserve">eatures at both claim and provider levels. We implemented simple rules to capture duplicate billing, upcoding, overcharging, and other fraud patterns. We worked on reimbursed amount, deductible, length of stay, counted the diagnosis and procedure counts at the claim level depending on the type of the patient. We also built rule indicators for exact or near duplicates by comparing for the same patient and provider within short timeframes. </w:t>
-      </w:r>
-      <w:r>
-        <w:rPr>
-          <w:rFonts w:ascii="Times New Roman" w:hAnsi="Times New Roman" w:cs="Times New Roman"/>
-          <w:sz w:val="24"/>
-          <w:szCs w:val="24"/>
-          <w:highlight w:val="green"/>
-        </w:rPr>
-        <w:t>W</w:t>
-      </w:r>
-      <w:r>
-        <w:rPr>
-          <w:rFonts w:ascii="Times New Roman" w:hAnsi="Times New Roman" w:cs="Times New Roman"/>
-          <w:sz w:val="24"/>
-          <w:szCs w:val="24"/>
-          <w:highlight w:val="green"/>
-        </w:rPr>
-        <w:t xml:space="preserve">e </w:t>
-      </w:r>
-      <w:r>
-        <w:rPr>
-          <w:rFonts w:ascii="Times New Roman" w:hAnsi="Times New Roman" w:cs="Times New Roman"/>
-          <w:sz w:val="24"/>
-          <w:szCs w:val="24"/>
-          <w:highlight w:val="green"/>
-        </w:rPr>
-        <w:t>calculated</w:t>
-      </w:r>
-      <w:r>
-        <w:rPr>
-          <w:rFonts w:ascii="Times New Roman" w:hAnsi="Times New Roman" w:cs="Times New Roman"/>
-          <w:sz w:val="24"/>
-          <w:szCs w:val="24"/>
-          <w:highlight w:val="green"/>
+        <w:t>then</w:t>
+      </w:r>
+      <w:r>
+        <w:rPr>
+          <w:rFonts w:ascii="Times New Roman" w:hAnsi="Times New Roman" w:cs="Times New Roman"/>
+          <w:sz w:val="24"/>
+          <w:szCs w:val="24"/>
         </w:rPr>
         <w:t xml:space="preserve"> </w:t>
       </w:r>
@@ -2552,16 +2852,46 @@
           <w:rFonts w:ascii="Times New Roman" w:hAnsi="Times New Roman" w:cs="Times New Roman"/>
           <w:sz w:val="24"/>
           <w:szCs w:val="24"/>
-          <w:highlight w:val="green"/>
-        </w:rPr>
-        <w:t>peer-normalized z-scores</w:t>
-      </w:r>
-      <w:r>
-        <w:rPr>
-          <w:rFonts w:ascii="Times New Roman" w:hAnsi="Times New Roman" w:cs="Times New Roman"/>
-          <w:sz w:val="24"/>
-          <w:szCs w:val="24"/>
-          <w:highlight w:val="green"/>
+        </w:rPr>
+        <w:t>observed</w:t>
+      </w:r>
+      <w:r>
+        <w:rPr>
+          <w:rFonts w:ascii="Times New Roman" w:hAnsi="Times New Roman" w:cs="Times New Roman"/>
+          <w:sz w:val="24"/>
+          <w:szCs w:val="24"/>
+        </w:rPr>
+        <w:t xml:space="preserve"> duplicates, upcoding, and overcharge occurrences to flag suspicious claims</w:t>
+      </w:r>
+      <w:r>
+        <w:rPr>
+          <w:rFonts w:ascii="Times New Roman" w:hAnsi="Times New Roman" w:cs="Times New Roman"/>
+          <w:sz w:val="24"/>
+          <w:szCs w:val="24"/>
+        </w:rPr>
+        <w:t xml:space="preserve"> and</w:t>
+      </w:r>
+      <w:r>
+        <w:rPr>
+          <w:rFonts w:ascii="Times New Roman" w:hAnsi="Times New Roman" w:cs="Times New Roman"/>
+          <w:sz w:val="24"/>
+          <w:szCs w:val="24"/>
+        </w:rPr>
+        <w:t xml:space="preserve"> used those inputs for </w:t>
+      </w:r>
+      <w:r>
+        <w:rPr>
+          <w:rFonts w:ascii="Times New Roman" w:hAnsi="Times New Roman" w:cs="Times New Roman"/>
+          <w:sz w:val="24"/>
+          <w:szCs w:val="24"/>
+        </w:rPr>
+        <w:t>training</w:t>
+      </w:r>
+      <w:r>
+        <w:rPr>
+          <w:rFonts w:ascii="Times New Roman" w:hAnsi="Times New Roman" w:cs="Times New Roman"/>
+          <w:sz w:val="24"/>
+          <w:szCs w:val="24"/>
         </w:rPr>
         <w:t xml:space="preserve"> </w:t>
       </w:r>
@@ -2570,25 +2900,38 @@
           <w:rFonts w:ascii="Times New Roman" w:hAnsi="Times New Roman" w:cs="Times New Roman"/>
           <w:sz w:val="24"/>
           <w:szCs w:val="24"/>
-          <w:highlight w:val="green"/>
-        </w:rPr>
-        <w:t xml:space="preserve">and </w:t>
-      </w:r>
-      <w:r>
-        <w:rPr>
-          <w:rFonts w:ascii="Times New Roman" w:hAnsi="Times New Roman" w:cs="Times New Roman"/>
-          <w:sz w:val="24"/>
-          <w:szCs w:val="24"/>
-          <w:highlight w:val="green"/>
-        </w:rPr>
-        <w:t>IQR thresholds</w:t>
-      </w:r>
-      <w:r>
-        <w:rPr>
-          <w:rFonts w:ascii="Times New Roman" w:hAnsi="Times New Roman" w:cs="Times New Roman"/>
-          <w:sz w:val="24"/>
-          <w:szCs w:val="24"/>
-          <w:highlight w:val="green"/>
+        </w:rPr>
+        <w:t xml:space="preserve">the models </w:t>
+      </w:r>
+      <w:r>
+        <w:rPr>
+          <w:rFonts w:ascii="Times New Roman" w:hAnsi="Times New Roman" w:cs="Times New Roman"/>
+          <w:sz w:val="24"/>
+          <w:szCs w:val="24"/>
+        </w:rPr>
+        <w:t>i</w:t>
+      </w:r>
+      <w:r>
+        <w:rPr>
+          <w:rFonts w:ascii="Times New Roman" w:hAnsi="Times New Roman" w:cs="Times New Roman"/>
+          <w:sz w:val="24"/>
+          <w:szCs w:val="24"/>
+        </w:rPr>
+        <w:t xml:space="preserve">n </w:t>
+      </w:r>
+      <w:r>
+        <w:rPr>
+          <w:rFonts w:ascii="Times New Roman" w:hAnsi="Times New Roman" w:cs="Times New Roman"/>
+          <w:sz w:val="24"/>
+          <w:szCs w:val="24"/>
+        </w:rPr>
+        <w:t>next</w:t>
+      </w:r>
+      <w:r>
+        <w:rPr>
+          <w:rFonts w:ascii="Times New Roman" w:hAnsi="Times New Roman" w:cs="Times New Roman"/>
+          <w:sz w:val="24"/>
+          <w:szCs w:val="24"/>
         </w:rPr>
         <w:t xml:space="preserve"> </w:t>
       </w:r>
@@ -2597,304 +2940,6 @@
           <w:rFonts w:ascii="Times New Roman" w:hAnsi="Times New Roman" w:cs="Times New Roman"/>
           <w:sz w:val="24"/>
           <w:szCs w:val="24"/>
-          <w:highlight w:val="green"/>
-        </w:rPr>
-        <w:t>for</w:t>
-      </w:r>
-      <w:r>
-        <w:rPr>
-          <w:rFonts w:ascii="Times New Roman" w:hAnsi="Times New Roman" w:cs="Times New Roman"/>
-          <w:sz w:val="24"/>
-          <w:szCs w:val="24"/>
-          <w:highlight w:val="green"/>
-        </w:rPr>
-        <w:t xml:space="preserve"> reimbursement</w:t>
-      </w:r>
-      <w:r>
-        <w:rPr>
-          <w:rFonts w:ascii="Times New Roman" w:hAnsi="Times New Roman" w:cs="Times New Roman"/>
-          <w:sz w:val="24"/>
-          <w:szCs w:val="24"/>
-          <w:highlight w:val="green"/>
-        </w:rPr>
-        <w:t xml:space="preserve"> payments</w:t>
-      </w:r>
-      <w:r>
-        <w:rPr>
-          <w:rFonts w:ascii="Times New Roman" w:hAnsi="Times New Roman" w:cs="Times New Roman"/>
-          <w:sz w:val="24"/>
-          <w:szCs w:val="24"/>
-          <w:highlight w:val="green"/>
-        </w:rPr>
-        <w:t xml:space="preserve"> for overcharging cases and</w:t>
-      </w:r>
-      <w:r>
-        <w:rPr>
-          <w:rFonts w:ascii="Times New Roman" w:hAnsi="Times New Roman" w:cs="Times New Roman"/>
-          <w:sz w:val="24"/>
-          <w:szCs w:val="24"/>
-          <w:highlight w:val="green"/>
-        </w:rPr>
-        <w:t xml:space="preserve"> </w:t>
-      </w:r>
-      <w:r>
-        <w:rPr>
-          <w:rFonts w:ascii="Times New Roman" w:hAnsi="Times New Roman" w:cs="Times New Roman"/>
-          <w:sz w:val="24"/>
-          <w:szCs w:val="24"/>
-          <w:highlight w:val="green"/>
-        </w:rPr>
-        <w:t>grouped</w:t>
-      </w:r>
-      <w:r>
-        <w:rPr>
-          <w:rFonts w:ascii="Times New Roman" w:hAnsi="Times New Roman" w:cs="Times New Roman"/>
-          <w:sz w:val="24"/>
-          <w:szCs w:val="24"/>
-          <w:highlight w:val="green"/>
-        </w:rPr>
-        <w:t xml:space="preserve"> </w:t>
-      </w:r>
-      <w:r>
-        <w:rPr>
-          <w:rFonts w:ascii="Times New Roman" w:hAnsi="Times New Roman" w:cs="Times New Roman"/>
-          <w:sz w:val="24"/>
-          <w:szCs w:val="24"/>
-          <w:highlight w:val="green"/>
-        </w:rPr>
-        <w:t>patient records</w:t>
-      </w:r>
-      <w:r>
-        <w:rPr>
-          <w:rFonts w:ascii="Times New Roman" w:hAnsi="Times New Roman" w:cs="Times New Roman"/>
-          <w:sz w:val="24"/>
-          <w:szCs w:val="24"/>
-          <w:highlight w:val="green"/>
-        </w:rPr>
-        <w:t xml:space="preserve"> across windows of </w:t>
-      </w:r>
-      <w:r>
-        <w:rPr>
-          <w:rFonts w:ascii="Times New Roman" w:hAnsi="Times New Roman" w:cs="Times New Roman"/>
-          <w:sz w:val="24"/>
-          <w:szCs w:val="24"/>
-          <w:highlight w:val="green"/>
-        </w:rPr>
-        <w:t>30</w:t>
-      </w:r>
-      <w:r>
-        <w:rPr>
-          <w:rFonts w:ascii="Times New Roman" w:hAnsi="Times New Roman" w:cs="Times New Roman"/>
-          <w:sz w:val="24"/>
-          <w:szCs w:val="24"/>
-          <w:highlight w:val="green"/>
-        </w:rPr>
-        <w:t xml:space="preserve">, </w:t>
-      </w:r>
-      <w:r>
-        <w:rPr>
-          <w:rFonts w:ascii="Times New Roman" w:hAnsi="Times New Roman" w:cs="Times New Roman"/>
-          <w:sz w:val="24"/>
-          <w:szCs w:val="24"/>
-          <w:highlight w:val="green"/>
-        </w:rPr>
-        <w:t>90</w:t>
-      </w:r>
-      <w:r>
-        <w:rPr>
-          <w:rFonts w:ascii="Times New Roman" w:hAnsi="Times New Roman" w:cs="Times New Roman"/>
-          <w:sz w:val="24"/>
-          <w:szCs w:val="24"/>
-          <w:highlight w:val="green"/>
-        </w:rPr>
-        <w:t xml:space="preserve">, and </w:t>
-      </w:r>
-      <w:r>
-        <w:rPr>
-          <w:rFonts w:ascii="Times New Roman" w:hAnsi="Times New Roman" w:cs="Times New Roman"/>
-          <w:sz w:val="24"/>
-          <w:szCs w:val="24"/>
-          <w:highlight w:val="green"/>
-        </w:rPr>
-        <w:t>365</w:t>
-      </w:r>
-      <w:r>
-        <w:rPr>
-          <w:rFonts w:ascii="Times New Roman" w:hAnsi="Times New Roman" w:cs="Times New Roman"/>
-          <w:sz w:val="24"/>
-          <w:szCs w:val="24"/>
-          <w:highlight w:val="green"/>
-        </w:rPr>
-        <w:t xml:space="preserve"> days</w:t>
-      </w:r>
-      <w:r>
-        <w:rPr>
-          <w:rFonts w:ascii="Times New Roman" w:hAnsi="Times New Roman" w:cs="Times New Roman"/>
-          <w:sz w:val="24"/>
-          <w:szCs w:val="24"/>
-          <w:highlight w:val="green"/>
-        </w:rPr>
-        <w:t xml:space="preserve">. We </w:t>
-      </w:r>
-      <w:r>
-        <w:rPr>
-          <w:rFonts w:ascii="Times New Roman" w:hAnsi="Times New Roman" w:cs="Times New Roman"/>
-          <w:sz w:val="24"/>
-          <w:szCs w:val="24"/>
-          <w:highlight w:val="green"/>
-        </w:rPr>
-        <w:t>then</w:t>
-      </w:r>
-      <w:r>
-        <w:rPr>
-          <w:rFonts w:ascii="Times New Roman" w:hAnsi="Times New Roman" w:cs="Times New Roman"/>
-          <w:sz w:val="24"/>
-          <w:szCs w:val="24"/>
-          <w:highlight w:val="green"/>
-        </w:rPr>
-        <w:t xml:space="preserve"> monitored</w:t>
-      </w:r>
-      <w:r>
-        <w:rPr>
-          <w:rFonts w:ascii="Times New Roman" w:hAnsi="Times New Roman" w:cs="Times New Roman"/>
-          <w:sz w:val="24"/>
-          <w:szCs w:val="24"/>
-          <w:highlight w:val="green"/>
-        </w:rPr>
-        <w:t xml:space="preserve"> duplicates, upcoding, and overcharge occurrences</w:t>
-      </w:r>
-      <w:r>
-        <w:rPr>
-          <w:rFonts w:ascii="Times New Roman" w:hAnsi="Times New Roman" w:cs="Times New Roman"/>
-          <w:sz w:val="24"/>
-          <w:szCs w:val="24"/>
-          <w:highlight w:val="green"/>
-        </w:rPr>
-        <w:t xml:space="preserve"> to flag </w:t>
-      </w:r>
-      <w:r>
-        <w:rPr>
-          <w:rFonts w:ascii="Times New Roman" w:hAnsi="Times New Roman" w:cs="Times New Roman"/>
-          <w:sz w:val="24"/>
-          <w:szCs w:val="24"/>
-          <w:highlight w:val="green"/>
-        </w:rPr>
-        <w:t>suspicious</w:t>
-      </w:r>
-      <w:r>
-        <w:rPr>
-          <w:rFonts w:ascii="Times New Roman" w:hAnsi="Times New Roman" w:cs="Times New Roman"/>
-          <w:sz w:val="24"/>
-          <w:szCs w:val="24"/>
-          <w:highlight w:val="green"/>
-        </w:rPr>
-        <w:t xml:space="preserve"> claims</w:t>
-      </w:r>
-      <w:r>
-        <w:rPr>
-          <w:rFonts w:ascii="Times New Roman" w:hAnsi="Times New Roman" w:cs="Times New Roman"/>
-          <w:sz w:val="24"/>
-          <w:szCs w:val="24"/>
-          <w:highlight w:val="green"/>
-        </w:rPr>
-        <w:t xml:space="preserve"> and</w:t>
-      </w:r>
-      <w:r>
-        <w:rPr>
-          <w:rFonts w:ascii="Times New Roman" w:hAnsi="Times New Roman" w:cs="Times New Roman"/>
-          <w:sz w:val="24"/>
-          <w:szCs w:val="24"/>
-          <w:highlight w:val="green"/>
-        </w:rPr>
-        <w:t xml:space="preserve"> used those</w:t>
-      </w:r>
-      <w:r>
-        <w:rPr>
-          <w:rFonts w:ascii="Times New Roman" w:hAnsi="Times New Roman" w:cs="Times New Roman"/>
-          <w:sz w:val="24"/>
-          <w:szCs w:val="24"/>
-          <w:highlight w:val="green"/>
-        </w:rPr>
-        <w:t xml:space="preserve"> inputs for</w:t>
-      </w:r>
-      <w:r>
-        <w:rPr>
-          <w:rFonts w:ascii="Times New Roman" w:hAnsi="Times New Roman" w:cs="Times New Roman"/>
-          <w:sz w:val="24"/>
-          <w:szCs w:val="24"/>
-          <w:highlight w:val="green"/>
-        </w:rPr>
-        <w:t xml:space="preserve"> </w:t>
-      </w:r>
-      <w:r>
-        <w:rPr>
-          <w:rFonts w:ascii="Times New Roman" w:hAnsi="Times New Roman" w:cs="Times New Roman"/>
-          <w:sz w:val="24"/>
-          <w:szCs w:val="24"/>
-          <w:highlight w:val="green"/>
-        </w:rPr>
-        <w:t>training</w:t>
-      </w:r>
-      <w:r>
-        <w:rPr>
-          <w:rFonts w:ascii="Times New Roman" w:hAnsi="Times New Roman" w:cs="Times New Roman"/>
-          <w:sz w:val="24"/>
-          <w:szCs w:val="24"/>
-          <w:highlight w:val="green"/>
-        </w:rPr>
-        <w:t xml:space="preserve"> </w:t>
-      </w:r>
-      <w:r>
-        <w:rPr>
-          <w:rFonts w:ascii="Times New Roman" w:hAnsi="Times New Roman" w:cs="Times New Roman"/>
-          <w:sz w:val="24"/>
-          <w:szCs w:val="24"/>
-          <w:highlight w:val="green"/>
-        </w:rPr>
-        <w:t xml:space="preserve">the models </w:t>
-      </w:r>
-      <w:r>
-        <w:rPr>
-          <w:rFonts w:ascii="Times New Roman" w:hAnsi="Times New Roman" w:cs="Times New Roman"/>
-          <w:sz w:val="24"/>
-          <w:szCs w:val="24"/>
-          <w:highlight w:val="green"/>
-        </w:rPr>
-        <w:t>i</w:t>
-      </w:r>
-      <w:r>
-        <w:rPr>
-          <w:rFonts w:ascii="Times New Roman" w:hAnsi="Times New Roman" w:cs="Times New Roman"/>
-          <w:sz w:val="24"/>
-          <w:szCs w:val="24"/>
-          <w:highlight w:val="green"/>
-        </w:rPr>
-        <w:t xml:space="preserve">n </w:t>
-      </w:r>
-      <w:r>
-        <w:rPr>
-          <w:rFonts w:ascii="Times New Roman" w:hAnsi="Times New Roman" w:cs="Times New Roman"/>
-          <w:sz w:val="24"/>
-          <w:szCs w:val="24"/>
-          <w:highlight w:val="green"/>
-        </w:rPr>
-        <w:t>next</w:t>
-      </w:r>
-      <w:r>
-        <w:rPr>
-          <w:rFonts w:ascii="Times New Roman" w:hAnsi="Times New Roman" w:cs="Times New Roman"/>
-          <w:sz w:val="24"/>
-          <w:szCs w:val="24"/>
-          <w:highlight w:val="green"/>
-        </w:rPr>
-        <w:t xml:space="preserve"> </w:t>
-      </w:r>
-      <w:r>
-        <w:rPr>
-          <w:rFonts w:ascii="Times New Roman" w:hAnsi="Times New Roman" w:cs="Times New Roman"/>
-          <w:sz w:val="24"/>
-          <w:szCs w:val="24"/>
-          <w:highlight w:val="green"/>
         </w:rPr>
         <w:t>steps</w:t>
       </w:r>
@@ -2903,7 +2948,6 @@
           <w:rFonts w:ascii="Times New Roman" w:hAnsi="Times New Roman" w:cs="Times New Roman"/>
           <w:sz w:val="24"/>
           <w:szCs w:val="24"/>
-          <w:highlight w:val="green"/>
         </w:rPr>
         <w:t>.</w:t>
       </w:r>
@@ -2931,17 +2975,29 @@
           <w:sz w:val="24"/>
           <w:szCs w:val="24"/>
         </w:rPr>
-        <w:t>3.4 Exploratory analysis and feature selection</w:t>
+        <w:t>4</w:t>
+      </w:r>
+      <w:r>
+        <w:rPr>
+          <w:rFonts w:ascii="Times New Roman" w:hAnsi="Times New Roman" w:cs="Times New Roman"/>
+          <w:b/>
+          <w:bCs/>
+          <w:i/>
+          <w:iCs/>
+          <w:sz w:val="24"/>
+          <w:szCs w:val="24"/>
+        </w:rPr>
+        <w:t>.4 Exploratory analysis and feature selection</w:t>
       </w:r>
     </w:p>
     <w:p>
       <w:pPr>
         <w:spacing w:after="240" w:line="360" w:lineRule="auto"/>
-        <w:rPr>
-          <w:rFonts w:ascii="Times New Roman" w:eastAsia="Times New Roman" w:hAnsi="Times New Roman" w:cs="Times New Roman"/>
-          <w:sz w:val="24"/>
-          <w:szCs w:val="24"/>
-          <w:highlight w:val="yellow"/>
+        <w:jc w:val="both"/>
+        <w:rPr>
+          <w:rFonts w:ascii="Times New Roman" w:eastAsia="Times New Roman" w:hAnsi="Times New Roman" w:cs="Times New Roman"/>
+          <w:sz w:val="24"/>
+          <w:szCs w:val="24"/>
         </w:rPr>
       </w:pPr>
       <w:r>
@@ -2949,34 +3005,78 @@
           <w:rFonts w:ascii="Times New Roman" w:eastAsia="Times New Roman" w:hAnsi="Times New Roman" w:cs="Times New Roman"/>
           <w:sz w:val="24"/>
           <w:szCs w:val="24"/>
-          <w:highlight w:val="green"/>
-        </w:rPr>
-        <w:t xml:space="preserve">After the initial setup of the SQL feature store was completed, we proceeded with the exploratory analysis and feature selection in Python. With the help of SQLAlchemy and pandas, we loaded the claim and provider level feature tables from the database to inspect the basic distribution of data. To </w:t>
-      </w:r>
-      <w:r>
-        <w:rPr>
-          <w:rFonts w:ascii="Times New Roman" w:eastAsia="Times New Roman" w:hAnsi="Times New Roman" w:cs="Times New Roman"/>
-          <w:sz w:val="24"/>
-          <w:szCs w:val="24"/>
-          <w:highlight w:val="green"/>
-        </w:rPr>
-        <w:t>evaluate</w:t>
-      </w:r>
-      <w:r>
-        <w:rPr>
-          <w:rFonts w:ascii="Times New Roman" w:eastAsia="Times New Roman" w:hAnsi="Times New Roman" w:cs="Times New Roman"/>
-          <w:sz w:val="24"/>
-          <w:szCs w:val="24"/>
-          <w:highlight w:val="green"/>
-        </w:rPr>
-        <w:t xml:space="preserve"> skewness and long tails for</w:t>
-      </w:r>
-      <w:r>
-        <w:rPr>
-          <w:rFonts w:ascii="Times New Roman" w:eastAsia="Times New Roman" w:hAnsi="Times New Roman" w:cs="Times New Roman"/>
-          <w:sz w:val="24"/>
-          <w:szCs w:val="24"/>
-          <w:highlight w:val="green"/>
+        </w:rPr>
+        <w:t>After the initial setup of the SQL feature store was completed, we proceeded with the exploratory analysis and feature selection in Python. With the help of SQLAlchemy and pandas, we loaded the claim and provider level feature tables from the database to inspect the basic distribution of data. To evaluate skewness and long tails for reimbursed amounts, deductibles, and inpatient length of stay, we plotted histograms and boxplots, which confirmed the expected tailed results. We used</w:t>
+      </w:r>
+      <w:r>
+        <w:rPr>
+          <w:rFonts w:ascii="Times New Roman" w:eastAsia="Times New Roman" w:hAnsi="Times New Roman" w:cs="Times New Roman"/>
+          <w:sz w:val="24"/>
+          <w:szCs w:val="24"/>
+        </w:rPr>
+        <w:t xml:space="preserve"> IQR</w:t>
+      </w:r>
+      <w:r>
+        <w:rPr>
+          <w:rFonts w:ascii="Times New Roman" w:eastAsia="Times New Roman" w:hAnsi="Times New Roman" w:cs="Times New Roman"/>
+          <w:sz w:val="24"/>
+          <w:szCs w:val="24"/>
+        </w:rPr>
+        <w:t xml:space="preserve"> and median-based z-scores to </w:t>
+      </w:r>
+      <w:r>
+        <w:rPr>
+          <w:rFonts w:ascii="Times New Roman" w:eastAsia="Times New Roman" w:hAnsi="Times New Roman" w:cs="Times New Roman"/>
+          <w:sz w:val="24"/>
+          <w:szCs w:val="24"/>
+        </w:rPr>
+        <w:t>flag</w:t>
+      </w:r>
+      <w:r>
+        <w:rPr>
+          <w:rFonts w:ascii="Times New Roman" w:eastAsia="Times New Roman" w:hAnsi="Times New Roman" w:cs="Times New Roman"/>
+          <w:sz w:val="24"/>
+          <w:szCs w:val="24"/>
+        </w:rPr>
+        <w:t xml:space="preserve"> extreme outlier claims and then compared th</w:t>
+      </w:r>
+      <w:r>
+        <w:rPr>
+          <w:rFonts w:ascii="Times New Roman" w:eastAsia="Times New Roman" w:hAnsi="Times New Roman" w:cs="Times New Roman"/>
+          <w:sz w:val="24"/>
+          <w:szCs w:val="24"/>
+        </w:rPr>
+        <w:t>ose</w:t>
+      </w:r>
+      <w:r>
+        <w:rPr>
+          <w:rFonts w:ascii="Times New Roman" w:eastAsia="Times New Roman" w:hAnsi="Times New Roman" w:cs="Times New Roman"/>
+          <w:sz w:val="24"/>
+          <w:szCs w:val="24"/>
+        </w:rPr>
+        <w:t xml:space="preserve"> with overcharge indicators and inpatient claims. </w:t>
+      </w:r>
+      <w:r>
+        <w:rPr>
+          <w:rFonts w:ascii="Times New Roman" w:eastAsia="Times New Roman" w:hAnsi="Times New Roman" w:cs="Times New Roman"/>
+          <w:sz w:val="24"/>
+          <w:szCs w:val="24"/>
+        </w:rPr>
+        <w:t>W</w:t>
+      </w:r>
+      <w:r>
+        <w:rPr>
+          <w:rFonts w:ascii="Times New Roman" w:eastAsia="Times New Roman" w:hAnsi="Times New Roman" w:cs="Times New Roman"/>
+          <w:sz w:val="24"/>
+          <w:szCs w:val="24"/>
+        </w:rPr>
+        <w:t>e</w:t>
+      </w:r>
+      <w:r>
+        <w:rPr>
+          <w:rFonts w:ascii="Times New Roman" w:eastAsia="Times New Roman" w:hAnsi="Times New Roman" w:cs="Times New Roman"/>
+          <w:sz w:val="24"/>
+          <w:szCs w:val="24"/>
         </w:rPr>
         <w:t xml:space="preserve"> </w:t>
       </w:r>
@@ -2985,97 +3085,94 @@
           <w:rFonts w:ascii="Times New Roman" w:eastAsia="Times New Roman" w:hAnsi="Times New Roman" w:cs="Times New Roman"/>
           <w:sz w:val="24"/>
           <w:szCs w:val="24"/>
-          <w:highlight w:val="green"/>
-        </w:rPr>
-        <w:t xml:space="preserve">reimbursed amounts, deductibles, and inpatient length of stay, we plotted histograms and boxplots, which confirmed the expected tailed results. </w:t>
-      </w:r>
-      <w:r>
-        <w:rPr>
-          <w:rFonts w:ascii="Times New Roman" w:eastAsia="Times New Roman" w:hAnsi="Times New Roman" w:cs="Times New Roman"/>
-          <w:sz w:val="24"/>
-          <w:szCs w:val="24"/>
-          <w:highlight w:val="green"/>
-        </w:rPr>
-        <w:t>We used</w:t>
-      </w:r>
-      <w:r>
-        <w:rPr>
-          <w:rFonts w:ascii="Times New Roman" w:eastAsia="Times New Roman" w:hAnsi="Times New Roman" w:cs="Times New Roman"/>
-          <w:sz w:val="24"/>
-          <w:szCs w:val="24"/>
-          <w:highlight w:val="green"/>
-        </w:rPr>
-        <w:t xml:space="preserve"> IQR</w:t>
-      </w:r>
-      <w:r>
-        <w:rPr>
-          <w:rFonts w:ascii="Times New Roman" w:eastAsia="Times New Roman" w:hAnsi="Times New Roman" w:cs="Times New Roman"/>
-          <w:sz w:val="24"/>
-          <w:szCs w:val="24"/>
-          <w:highlight w:val="green"/>
-        </w:rPr>
-        <w:t xml:space="preserve"> and median-based z-scores to </w:t>
-      </w:r>
-      <w:r>
-        <w:rPr>
-          <w:rFonts w:ascii="Times New Roman" w:eastAsia="Times New Roman" w:hAnsi="Times New Roman" w:cs="Times New Roman"/>
-          <w:sz w:val="24"/>
-          <w:szCs w:val="24"/>
-          <w:highlight w:val="green"/>
-        </w:rPr>
-        <w:t>flag</w:t>
-      </w:r>
-      <w:r>
-        <w:rPr>
-          <w:rFonts w:ascii="Times New Roman" w:eastAsia="Times New Roman" w:hAnsi="Times New Roman" w:cs="Times New Roman"/>
-          <w:sz w:val="24"/>
-          <w:szCs w:val="24"/>
-          <w:highlight w:val="green"/>
-        </w:rPr>
-        <w:t xml:space="preserve"> extreme outlier claims and then compared th</w:t>
-      </w:r>
-      <w:r>
-        <w:rPr>
-          <w:rFonts w:ascii="Times New Roman" w:eastAsia="Times New Roman" w:hAnsi="Times New Roman" w:cs="Times New Roman"/>
-          <w:sz w:val="24"/>
-          <w:szCs w:val="24"/>
-          <w:highlight w:val="green"/>
-        </w:rPr>
-        <w:t>ose</w:t>
-      </w:r>
-      <w:r>
-        <w:rPr>
-          <w:rFonts w:ascii="Times New Roman" w:eastAsia="Times New Roman" w:hAnsi="Times New Roman" w:cs="Times New Roman"/>
-          <w:sz w:val="24"/>
-          <w:szCs w:val="24"/>
-          <w:highlight w:val="green"/>
-        </w:rPr>
-        <w:t xml:space="preserve"> with overcharge indicators and inpatient claims. </w:t>
-      </w:r>
-      <w:r>
-        <w:rPr>
-          <w:rFonts w:ascii="Times New Roman" w:eastAsia="Times New Roman" w:hAnsi="Times New Roman" w:cs="Times New Roman"/>
-          <w:sz w:val="24"/>
-          <w:szCs w:val="24"/>
-          <w:highlight w:val="green"/>
-        </w:rPr>
-        <w:t>W</w:t>
-      </w:r>
-      <w:r>
-        <w:rPr>
-          <w:rFonts w:ascii="Times New Roman" w:eastAsia="Times New Roman" w:hAnsi="Times New Roman" w:cs="Times New Roman"/>
-          <w:sz w:val="24"/>
-          <w:szCs w:val="24"/>
-          <w:highlight w:val="green"/>
-        </w:rPr>
-        <w:t>e</w:t>
-      </w:r>
-      <w:r>
-        <w:rPr>
-          <w:rFonts w:ascii="Times New Roman" w:eastAsia="Times New Roman" w:hAnsi="Times New Roman" w:cs="Times New Roman"/>
-          <w:sz w:val="24"/>
-          <w:szCs w:val="24"/>
-          <w:highlight w:val="green"/>
+        </w:rPr>
+        <w:t xml:space="preserve">used </w:t>
+      </w:r>
+      <w:r>
+        <w:rPr>
+          <w:rFonts w:ascii="Times New Roman" w:eastAsia="Times New Roman" w:hAnsi="Times New Roman" w:cs="Times New Roman"/>
+          <w:sz w:val="24"/>
+          <w:szCs w:val="24"/>
+        </w:rPr>
+        <w:t xml:space="preserve">pairwise correlation coefficients and inflation factors to remove highly collinear </w:t>
+      </w:r>
+      <w:r>
+        <w:rPr>
+          <w:rFonts w:ascii="Times New Roman" w:eastAsia="Times New Roman" w:hAnsi="Times New Roman" w:cs="Times New Roman"/>
+          <w:sz w:val="24"/>
+          <w:szCs w:val="24"/>
+        </w:rPr>
+        <w:t>features as those are redundant in the feature space</w:t>
+      </w:r>
+      <w:r>
+        <w:rPr>
+          <w:rFonts w:ascii="Times New Roman" w:eastAsia="Times New Roman" w:hAnsi="Times New Roman" w:cs="Times New Roman"/>
+          <w:sz w:val="24"/>
+          <w:szCs w:val="24"/>
+        </w:rPr>
+        <w:t xml:space="preserve">. We were interested in the </w:t>
+      </w:r>
+      <w:r>
+        <w:rPr>
+          <w:rFonts w:ascii="Times New Roman" w:eastAsia="Times New Roman" w:hAnsi="Times New Roman" w:cs="Times New Roman"/>
+          <w:sz w:val="24"/>
+          <w:szCs w:val="24"/>
+        </w:rPr>
+        <w:t>shared ground</w:t>
+      </w:r>
+      <w:r>
+        <w:rPr>
+          <w:rFonts w:ascii="Times New Roman" w:eastAsia="Times New Roman" w:hAnsi="Times New Roman" w:cs="Times New Roman"/>
+          <w:sz w:val="24"/>
+          <w:szCs w:val="24"/>
+        </w:rPr>
+        <w:t xml:space="preserve"> of recent reimbursement and claim volumes. </w:t>
+      </w:r>
+      <w:r>
+        <w:rPr>
+          <w:rFonts w:ascii="Times New Roman" w:eastAsia="Times New Roman" w:hAnsi="Times New Roman" w:cs="Times New Roman"/>
+          <w:sz w:val="24"/>
+          <w:szCs w:val="24"/>
+        </w:rPr>
+        <w:t>Therefore, t</w:t>
+      </w:r>
+      <w:r>
+        <w:rPr>
+          <w:rFonts w:ascii="Times New Roman" w:eastAsia="Times New Roman" w:hAnsi="Times New Roman" w:cs="Times New Roman"/>
+          <w:sz w:val="24"/>
+          <w:szCs w:val="24"/>
+        </w:rPr>
+        <w:t xml:space="preserve">he analysis </w:t>
+      </w:r>
+      <w:r>
+        <w:rPr>
+          <w:rFonts w:ascii="Times New Roman" w:eastAsia="Times New Roman" w:hAnsi="Times New Roman" w:cs="Times New Roman"/>
+          <w:sz w:val="24"/>
+          <w:szCs w:val="24"/>
+        </w:rPr>
+        <w:t>enabled</w:t>
+      </w:r>
+      <w:r>
+        <w:rPr>
+          <w:rFonts w:ascii="Times New Roman" w:eastAsia="Times New Roman" w:hAnsi="Times New Roman" w:cs="Times New Roman"/>
+          <w:sz w:val="24"/>
+          <w:szCs w:val="24"/>
+        </w:rPr>
+        <w:t xml:space="preserve"> us to </w:t>
+      </w:r>
+      <w:r>
+        <w:rPr>
+          <w:rFonts w:ascii="Times New Roman" w:eastAsia="Times New Roman" w:hAnsi="Times New Roman" w:cs="Times New Roman"/>
+          <w:sz w:val="24"/>
+          <w:szCs w:val="24"/>
+        </w:rPr>
+        <w:t>work on</w:t>
+      </w:r>
+      <w:r>
+        <w:rPr>
+          <w:rFonts w:ascii="Times New Roman" w:eastAsia="Times New Roman" w:hAnsi="Times New Roman" w:cs="Times New Roman"/>
+          <w:sz w:val="24"/>
+          <w:szCs w:val="24"/>
         </w:rPr>
         <w:t xml:space="preserve"> </w:t>
       </w:r>
@@ -3084,106 +3181,14 @@
           <w:rFonts w:ascii="Times New Roman" w:eastAsia="Times New Roman" w:hAnsi="Times New Roman" w:cs="Times New Roman"/>
           <w:sz w:val="24"/>
           <w:szCs w:val="24"/>
-          <w:highlight w:val="green"/>
-        </w:rPr>
-        <w:t xml:space="preserve">used </w:t>
-      </w:r>
-      <w:r>
-        <w:rPr>
-          <w:rFonts w:ascii="Times New Roman" w:eastAsia="Times New Roman" w:hAnsi="Times New Roman" w:cs="Times New Roman"/>
-          <w:sz w:val="24"/>
-          <w:szCs w:val="24"/>
-          <w:highlight w:val="green"/>
-        </w:rPr>
-        <w:t xml:space="preserve">pairwise correlation coefficients and inflation factors to remove highly collinear </w:t>
-      </w:r>
-      <w:r>
-        <w:rPr>
-          <w:rFonts w:ascii="Times New Roman" w:eastAsia="Times New Roman" w:hAnsi="Times New Roman" w:cs="Times New Roman"/>
-          <w:sz w:val="24"/>
-          <w:szCs w:val="24"/>
-          <w:highlight w:val="green"/>
-        </w:rPr>
-        <w:t>features as those are redundant in the feature space</w:t>
-      </w:r>
-      <w:r>
-        <w:rPr>
-          <w:rFonts w:ascii="Times New Roman" w:eastAsia="Times New Roman" w:hAnsi="Times New Roman" w:cs="Times New Roman"/>
-          <w:sz w:val="24"/>
-          <w:szCs w:val="24"/>
-          <w:highlight w:val="green"/>
-        </w:rPr>
-        <w:t xml:space="preserve">. We were interested in the </w:t>
-      </w:r>
-      <w:r>
-        <w:rPr>
-          <w:rFonts w:ascii="Times New Roman" w:eastAsia="Times New Roman" w:hAnsi="Times New Roman" w:cs="Times New Roman"/>
-          <w:sz w:val="24"/>
-          <w:szCs w:val="24"/>
-          <w:highlight w:val="green"/>
-        </w:rPr>
-        <w:t>shared ground</w:t>
-      </w:r>
-      <w:r>
-        <w:rPr>
-          <w:rFonts w:ascii="Times New Roman" w:eastAsia="Times New Roman" w:hAnsi="Times New Roman" w:cs="Times New Roman"/>
-          <w:sz w:val="24"/>
-          <w:szCs w:val="24"/>
-          <w:highlight w:val="green"/>
-        </w:rPr>
-        <w:t xml:space="preserve"> of recent reimbursement and claim volumes. </w:t>
-      </w:r>
-      <w:r>
-        <w:rPr>
-          <w:rFonts w:ascii="Times New Roman" w:eastAsia="Times New Roman" w:hAnsi="Times New Roman" w:cs="Times New Roman"/>
-          <w:sz w:val="24"/>
-          <w:szCs w:val="24"/>
-          <w:highlight w:val="green"/>
-        </w:rPr>
-        <w:t>Therefore, t</w:t>
-      </w:r>
-      <w:r>
-        <w:rPr>
-          <w:rFonts w:ascii="Times New Roman" w:eastAsia="Times New Roman" w:hAnsi="Times New Roman" w:cs="Times New Roman"/>
-          <w:sz w:val="24"/>
-          <w:szCs w:val="24"/>
-          <w:highlight w:val="green"/>
-        </w:rPr>
-        <w:t xml:space="preserve">he analysis </w:t>
-      </w:r>
-      <w:r>
-        <w:rPr>
-          <w:rFonts w:ascii="Times New Roman" w:eastAsia="Times New Roman" w:hAnsi="Times New Roman" w:cs="Times New Roman"/>
-          <w:sz w:val="24"/>
-          <w:szCs w:val="24"/>
-          <w:highlight w:val="green"/>
-        </w:rPr>
-        <w:t>enabled</w:t>
-      </w:r>
-      <w:r>
-        <w:rPr>
-          <w:rFonts w:ascii="Times New Roman" w:eastAsia="Times New Roman" w:hAnsi="Times New Roman" w:cs="Times New Roman"/>
-          <w:sz w:val="24"/>
-          <w:szCs w:val="24"/>
-          <w:highlight w:val="green"/>
-        </w:rPr>
-        <w:t xml:space="preserve"> us to </w:t>
-      </w:r>
-      <w:r>
-        <w:rPr>
-          <w:rFonts w:ascii="Times New Roman" w:eastAsia="Times New Roman" w:hAnsi="Times New Roman" w:cs="Times New Roman"/>
-          <w:sz w:val="24"/>
-          <w:szCs w:val="24"/>
-          <w:highlight w:val="green"/>
-        </w:rPr>
-        <w:t>work on</w:t>
-      </w:r>
-      <w:r>
-        <w:rPr>
-          <w:rFonts w:ascii="Times New Roman" w:eastAsia="Times New Roman" w:hAnsi="Times New Roman" w:cs="Times New Roman"/>
-          <w:sz w:val="24"/>
-          <w:szCs w:val="24"/>
-          <w:highlight w:val="green"/>
+        </w:rPr>
+        <w:t>the</w:t>
+      </w:r>
+      <w:r>
+        <w:rPr>
+          <w:rFonts w:ascii="Times New Roman" w:eastAsia="Times New Roman" w:hAnsi="Times New Roman" w:cs="Times New Roman"/>
+          <w:sz w:val="24"/>
+          <w:szCs w:val="24"/>
         </w:rPr>
         <w:t xml:space="preserve"> </w:t>
       </w:r>
@@ -3192,25 +3197,6 @@
           <w:rFonts w:ascii="Times New Roman" w:eastAsia="Times New Roman" w:hAnsi="Times New Roman" w:cs="Times New Roman"/>
           <w:sz w:val="24"/>
           <w:szCs w:val="24"/>
-          <w:highlight w:val="green"/>
-        </w:rPr>
-        <w:t>the</w:t>
-      </w:r>
-      <w:r>
-        <w:rPr>
-          <w:rFonts w:ascii="Times New Roman" w:eastAsia="Times New Roman" w:hAnsi="Times New Roman" w:cs="Times New Roman"/>
-          <w:sz w:val="24"/>
-          <w:szCs w:val="24"/>
-          <w:highlight w:val="green"/>
-        </w:rPr>
-        <w:t xml:space="preserve"> </w:t>
-      </w:r>
-      <w:r>
-        <w:rPr>
-          <w:rFonts w:ascii="Times New Roman" w:eastAsia="Times New Roman" w:hAnsi="Times New Roman" w:cs="Times New Roman"/>
-          <w:sz w:val="24"/>
-          <w:szCs w:val="24"/>
-          <w:highlight w:val="green"/>
         </w:rPr>
         <w:t>meaningful</w:t>
       </w:r>
@@ -3219,7 +3205,6 @@
           <w:rFonts w:ascii="Times New Roman" w:eastAsia="Times New Roman" w:hAnsi="Times New Roman" w:cs="Times New Roman"/>
           <w:sz w:val="24"/>
           <w:szCs w:val="24"/>
-          <w:highlight w:val="green"/>
         </w:rPr>
         <w:t xml:space="preserve"> set of provider features</w:t>
       </w:r>
@@ -3228,7 +3213,6 @@
           <w:rFonts w:ascii="Times New Roman" w:eastAsia="Times New Roman" w:hAnsi="Times New Roman" w:cs="Times New Roman"/>
           <w:sz w:val="24"/>
           <w:szCs w:val="24"/>
-          <w:highlight w:val="green"/>
         </w:rPr>
         <w:t>.</w:t>
       </w:r>
@@ -3256,12 +3240,25 @@
           <w:sz w:val="24"/>
           <w:szCs w:val="24"/>
         </w:rPr>
-        <w:t>3.5 Unsupervised fraud-only claim clustering</w:t>
+        <w:t>4</w:t>
+      </w:r>
+      <w:r>
+        <w:rPr>
+          <w:rFonts w:ascii="Times New Roman" w:hAnsi="Times New Roman" w:cs="Times New Roman"/>
+          <w:b/>
+          <w:bCs/>
+          <w:i/>
+          <w:iCs/>
+          <w:sz w:val="24"/>
+          <w:szCs w:val="24"/>
+        </w:rPr>
+        <w:t>.5 Unsupervised fraud-only claim clustering</w:t>
       </w:r>
     </w:p>
     <w:p>
       <w:pPr>
         <w:spacing w:after="100" w:afterAutospacing="1" w:line="360" w:lineRule="auto"/>
+        <w:jc w:val="both"/>
         <w:rPr>
           <w:rFonts w:ascii="Times New Roman" w:hAnsi="Times New Roman" w:cs="Times New Roman"/>
           <w:sz w:val="24"/>
@@ -3273,7 +3270,6 @@
           <w:rFonts w:ascii="Times New Roman" w:hAnsi="Times New Roman" w:cs="Times New Roman"/>
           <w:sz w:val="24"/>
           <w:szCs w:val="24"/>
-          <w:highlight w:val="green"/>
         </w:rPr>
         <w:t xml:space="preserve">We clustered fraud-only claims to understand the diversity in fraudulent behaviors. </w:t>
       </w:r>
@@ -3282,7 +3278,6 @@
           <w:rFonts w:ascii="Times New Roman" w:hAnsi="Times New Roman" w:cs="Times New Roman"/>
           <w:sz w:val="24"/>
           <w:szCs w:val="24"/>
-          <w:highlight w:val="green"/>
         </w:rPr>
         <w:t>We</w:t>
       </w:r>
@@ -3291,7 +3286,6 @@
           <w:rFonts w:ascii="Times New Roman" w:hAnsi="Times New Roman" w:cs="Times New Roman"/>
           <w:sz w:val="24"/>
           <w:szCs w:val="24"/>
-          <w:highlight w:val="green"/>
         </w:rPr>
         <w:t xml:space="preserve"> </w:t>
       </w:r>
@@ -3300,7 +3294,6 @@
           <w:rFonts w:ascii="Times New Roman" w:hAnsi="Times New Roman" w:cs="Times New Roman"/>
           <w:sz w:val="24"/>
           <w:szCs w:val="24"/>
-          <w:highlight w:val="green"/>
         </w:rPr>
         <w:t xml:space="preserve">at </w:t>
       </w:r>
@@ -3309,7 +3302,6 @@
           <w:rFonts w:ascii="Times New Roman" w:hAnsi="Times New Roman" w:cs="Times New Roman"/>
           <w:sz w:val="24"/>
           <w:szCs w:val="24"/>
-          <w:highlight w:val="green"/>
         </w:rPr>
         <w:t>first distinguished the fraudulent providers from the training labels and grouped all the associated claims based on inpatient and outpatient types. We stored those fraudulent records along with the extracted features in separate tables for inpatient and outpatient claims. We looked for missing values and replaced the value with the median of all the records. We scaled features to ensure the contribution to the output equally which also sped</w:t>
       </w:r>
@@ -3318,7 +3310,6 @@
           <w:rFonts w:ascii="Times New Roman" w:hAnsi="Times New Roman" w:cs="Times New Roman"/>
           <w:sz w:val="24"/>
           <w:szCs w:val="24"/>
-          <w:highlight w:val="green"/>
         </w:rPr>
         <w:t xml:space="preserve"> up</w:t>
       </w:r>
@@ -3327,26 +3318,30 @@
           <w:rFonts w:ascii="Times New Roman" w:hAnsi="Times New Roman" w:cs="Times New Roman"/>
           <w:sz w:val="24"/>
           <w:szCs w:val="24"/>
-          <w:highlight w:val="green"/>
-        </w:rPr>
-        <w:t xml:space="preserve"> the optimization. It also prevented bias toward the larger numeric features. We then applied HDBSCAN clustering algorithm distinctly to inpatient and outpatient claims. Our goal was to find clusters of different size and density and claims that fall under the minimum number of clusters would be considered as noise. We made </w:t>
-      </w:r>
-      <w:r>
-        <w:rPr>
-          <w:rFonts w:ascii="Times New Roman" w:hAnsi="Times New Roman" w:cs="Times New Roman"/>
-          <w:sz w:val="24"/>
-          <w:szCs w:val="24"/>
-          <w:highlight w:val="green"/>
-        </w:rPr>
-        <w:lastRenderedPageBreak/>
-        <w:t xml:space="preserve">sure the minimum size of clusters and samples </w:t>
-      </w:r>
-      <w:r>
-        <w:rPr>
-          <w:rFonts w:ascii="Times New Roman" w:hAnsi="Times New Roman" w:cs="Times New Roman"/>
-          <w:sz w:val="24"/>
-          <w:szCs w:val="24"/>
-          <w:highlight w:val="green"/>
+        </w:rPr>
+        <w:t xml:space="preserve"> the optimization. It also prevented bias toward the larger numeric features. We then applied HDBSCAN clustering algorithm distinctly to inpatient and outpatient claims. Our goal was to find clusters of different size and density and claims that </w:t>
+      </w:r>
+      <w:r>
+        <w:rPr>
+          <w:rFonts w:ascii="Times New Roman" w:hAnsi="Times New Roman" w:cs="Times New Roman"/>
+          <w:sz w:val="24"/>
+          <w:szCs w:val="24"/>
+        </w:rPr>
+        <w:t>falling</w:t>
+      </w:r>
+      <w:r>
+        <w:rPr>
+          <w:rFonts w:ascii="Times New Roman" w:hAnsi="Times New Roman" w:cs="Times New Roman"/>
+          <w:sz w:val="24"/>
+          <w:szCs w:val="24"/>
+        </w:rPr>
+        <w:t xml:space="preserve"> under the minimum number of clusters would be considered as noise. We made sure the minimum size of clusters and samples </w:t>
+      </w:r>
+      <w:r>
+        <w:rPr>
+          <w:rFonts w:ascii="Times New Roman" w:hAnsi="Times New Roman" w:cs="Times New Roman"/>
+          <w:sz w:val="24"/>
+          <w:szCs w:val="24"/>
         </w:rPr>
         <w:t>were tuned</w:t>
       </w:r>
@@ -3355,7 +3350,6 @@
           <w:rFonts w:ascii="Times New Roman" w:hAnsi="Times New Roman" w:cs="Times New Roman"/>
           <w:sz w:val="24"/>
           <w:szCs w:val="24"/>
-          <w:highlight w:val="green"/>
         </w:rPr>
         <w:t xml:space="preserve"> for better accuracy. We also visualized the structure via PCA projections using different colors on the clusters. After that, we ran associate rule mining within those clusters to characterize unique types of fraudulent claims.</w:t>
       </w:r>
@@ -3383,12 +3377,25 @@
           <w:sz w:val="24"/>
           <w:szCs w:val="24"/>
         </w:rPr>
-        <w:t>3.6 Supervised provider fraud classification</w:t>
+        <w:t>4</w:t>
+      </w:r>
+      <w:r>
+        <w:rPr>
+          <w:rFonts w:ascii="Times New Roman" w:hAnsi="Times New Roman" w:cs="Times New Roman"/>
+          <w:b/>
+          <w:bCs/>
+          <w:i/>
+          <w:iCs/>
+          <w:sz w:val="24"/>
+          <w:szCs w:val="24"/>
+        </w:rPr>
+        <w:t>.6 Supervised provider fraud classification</w:t>
       </w:r>
     </w:p>
     <w:p>
       <w:pPr>
         <w:spacing w:after="240" w:line="360" w:lineRule="auto"/>
+        <w:jc w:val="both"/>
         <w:rPr>
           <w:rFonts w:ascii="Times New Roman" w:hAnsi="Times New Roman" w:cs="Times New Roman"/>
           <w:sz w:val="24"/>
@@ -3400,9 +3407,225 @@
           <w:rFonts w:ascii="Times New Roman" w:hAnsi="Times New Roman" w:cs="Times New Roman"/>
           <w:sz w:val="24"/>
           <w:szCs w:val="24"/>
-          <w:highlight w:val="yellow"/>
-        </w:rPr>
-        <w:t>We used supervised learning to predict whether a provider is fraudulent based on aggregated claims features. Modelling was restricted to labeled training providers, with a stratified 70/30 provider-level split that preserved the fraud/non-fraud ratio. All provider-level features from the feature store were merged with the binary fraud label, and continuous variables were standardized using statistics from the training subset, then applied unchanged to the hold-out set. We compared multiple classifiers on the same feature set—logistic regression with elastic-net regularization, Random Forests, Extremely Randomized Trees, LightGBM, XGBoost, and CatBoost—using class weighting or imbalance-aware parameters to address the rarity of fraudulent providers. Hyperparameters were tuned via randomized search with five-fold cross-validation, optimizing area under the precision–recall curve (PR-AUC), and final models were evaluated on the 30% hold-out set using accuracy, precision, recall, F1, PR-AUC, and ROC-AUC. Instead of fixing a 0.5 cutoff, we chose the probability threshold that maximized F1 on the hold-out precision–recall curve. Logistic regression with elastic-net and class-balanced weighting emerged as the primary model, offering strong PR-AUC, competitive F1, and interpretable coefficients, while tree-based models served as baselines that confirmed most performance gains came from the engineered features rather than model complexity.</w:t>
+        </w:rPr>
+        <w:t xml:space="preserve">We applied supervised learning to classify whether a provider is fraudulent or not based on the collected claim features. We only trained the models on labeled training providers, as we know </w:t>
+      </w:r>
+      <w:r>
+        <w:rPr>
+          <w:rFonts w:ascii="Times New Roman" w:hAnsi="Times New Roman" w:cs="Times New Roman"/>
+          <w:sz w:val="24"/>
+          <w:szCs w:val="24"/>
+        </w:rPr>
+        <w:lastRenderedPageBreak/>
+        <w:t>that these are absolutely fraudulent cases. We split the fraud cases</w:t>
+      </w:r>
+      <w:r>
+        <w:rPr>
+          <w:rFonts w:ascii="Times New Roman" w:hAnsi="Times New Roman" w:cs="Times New Roman"/>
+          <w:sz w:val="24"/>
+          <w:szCs w:val="24"/>
+        </w:rPr>
+        <w:t xml:space="preserve"> from the train dataset</w:t>
+      </w:r>
+      <w:r>
+        <w:rPr>
+          <w:rFonts w:ascii="Times New Roman" w:hAnsi="Times New Roman" w:cs="Times New Roman"/>
+          <w:sz w:val="24"/>
+          <w:szCs w:val="24"/>
+        </w:rPr>
+        <w:t xml:space="preserve"> into 70/30 holdout, where </w:t>
+      </w:r>
+      <w:r>
+        <w:rPr>
+          <w:rFonts w:ascii="Times New Roman" w:hAnsi="Times New Roman" w:cs="Times New Roman"/>
+          <w:sz w:val="24"/>
+          <w:szCs w:val="24"/>
+        </w:rPr>
+        <w:t xml:space="preserve">we used </w:t>
+      </w:r>
+      <w:r>
+        <w:rPr>
+          <w:rFonts w:ascii="Times New Roman" w:hAnsi="Times New Roman" w:cs="Times New Roman"/>
+          <w:sz w:val="24"/>
+          <w:szCs w:val="24"/>
+        </w:rPr>
+        <w:t xml:space="preserve">70% of the data for training, and 30% </w:t>
+      </w:r>
+      <w:r>
+        <w:rPr>
+          <w:rFonts w:ascii="Times New Roman" w:hAnsi="Times New Roman" w:cs="Times New Roman"/>
+          <w:sz w:val="24"/>
+          <w:szCs w:val="24"/>
+        </w:rPr>
+        <w:t xml:space="preserve">data </w:t>
+      </w:r>
+      <w:r>
+        <w:rPr>
+          <w:rFonts w:ascii="Times New Roman" w:hAnsi="Times New Roman" w:cs="Times New Roman"/>
+          <w:sz w:val="24"/>
+          <w:szCs w:val="24"/>
+        </w:rPr>
+        <w:t xml:space="preserve">for evaluation. This strategy preserved the </w:t>
+      </w:r>
+      <w:r>
+        <w:rPr>
+          <w:rFonts w:ascii="Times New Roman" w:hAnsi="Times New Roman" w:cs="Times New Roman"/>
+          <w:sz w:val="24"/>
+          <w:szCs w:val="24"/>
+        </w:rPr>
+        <w:t>proportion</w:t>
+      </w:r>
+      <w:r>
+        <w:rPr>
+          <w:rFonts w:ascii="Times New Roman" w:hAnsi="Times New Roman" w:cs="Times New Roman"/>
+          <w:sz w:val="24"/>
+          <w:szCs w:val="24"/>
+        </w:rPr>
+        <w:t xml:space="preserve"> between the fraud</w:t>
+      </w:r>
+      <w:r>
+        <w:rPr>
+          <w:rFonts w:ascii="Times New Roman" w:hAnsi="Times New Roman" w:cs="Times New Roman"/>
+          <w:sz w:val="24"/>
+          <w:szCs w:val="24"/>
+        </w:rPr>
+        <w:t>ulent</w:t>
+      </w:r>
+      <w:r>
+        <w:rPr>
+          <w:rFonts w:ascii="Times New Roman" w:hAnsi="Times New Roman" w:cs="Times New Roman"/>
+          <w:sz w:val="24"/>
+          <w:szCs w:val="24"/>
+        </w:rPr>
+        <w:t xml:space="preserve"> and non-fraud</w:t>
+      </w:r>
+      <w:r>
+        <w:rPr>
+          <w:rFonts w:ascii="Times New Roman" w:hAnsi="Times New Roman" w:cs="Times New Roman"/>
+          <w:sz w:val="24"/>
+          <w:szCs w:val="24"/>
+        </w:rPr>
+        <w:t>ulent</w:t>
+      </w:r>
+      <w:r>
+        <w:rPr>
+          <w:rFonts w:ascii="Times New Roman" w:hAnsi="Times New Roman" w:cs="Times New Roman"/>
+          <w:sz w:val="24"/>
+          <w:szCs w:val="24"/>
+        </w:rPr>
+        <w:t xml:space="preserve"> c</w:t>
+      </w:r>
+      <w:r>
+        <w:rPr>
+          <w:rFonts w:ascii="Times New Roman" w:hAnsi="Times New Roman" w:cs="Times New Roman"/>
+          <w:sz w:val="24"/>
+          <w:szCs w:val="24"/>
+        </w:rPr>
+        <w:t>laims</w:t>
+      </w:r>
+      <w:r>
+        <w:rPr>
+          <w:rFonts w:ascii="Times New Roman" w:hAnsi="Times New Roman" w:cs="Times New Roman"/>
+          <w:sz w:val="24"/>
+          <w:szCs w:val="24"/>
+        </w:rPr>
+        <w:t>. We compared the performance using multiple classifiers on the same feature set. We used linear model (logistic regression with elastic-net regularization), tree-based models (Random Forests, Extra Trees, LightGBM, CatBoost, XGBoost) for the benchmark evaluation on accuracy, recall, F1-score, PR-AUC, and ROC-AUC. Based on th</w:t>
+      </w:r>
+      <w:r>
+        <w:rPr>
+          <w:rFonts w:ascii="Times New Roman" w:hAnsi="Times New Roman" w:cs="Times New Roman"/>
+          <w:sz w:val="24"/>
+          <w:szCs w:val="24"/>
+        </w:rPr>
+        <w:t>ose</w:t>
+      </w:r>
+      <w:r>
+        <w:rPr>
+          <w:rFonts w:ascii="Times New Roman" w:hAnsi="Times New Roman" w:cs="Times New Roman"/>
+          <w:sz w:val="24"/>
+          <w:szCs w:val="24"/>
+        </w:rPr>
+        <w:t xml:space="preserve"> models, we used class-weighting or imbalance-aware parameters to address the scarcity of the fraudulent providers. We tuned the hyperparameters using the randomized search with 5-fold cross validation and </w:t>
+      </w:r>
+      <w:r>
+        <w:rPr>
+          <w:rFonts w:ascii="Times New Roman" w:hAnsi="Times New Roman" w:cs="Times New Roman"/>
+          <w:sz w:val="24"/>
+          <w:szCs w:val="24"/>
+        </w:rPr>
+        <w:t>then optimized</w:t>
+      </w:r>
+      <w:r>
+        <w:rPr>
+          <w:rFonts w:ascii="Times New Roman" w:hAnsi="Times New Roman" w:cs="Times New Roman"/>
+          <w:sz w:val="24"/>
+          <w:szCs w:val="24"/>
+        </w:rPr>
+        <w:t xml:space="preserve"> the </w:t>
+      </w:r>
+      <w:r>
+        <w:rPr>
+          <w:rFonts w:ascii="Times New Roman" w:hAnsi="Times New Roman" w:cs="Times New Roman"/>
+          <w:sz w:val="24"/>
+          <w:szCs w:val="24"/>
+        </w:rPr>
+        <w:t>PR-AUC</w:t>
+      </w:r>
+      <w:r>
+        <w:rPr>
+          <w:rFonts w:ascii="Times New Roman" w:hAnsi="Times New Roman" w:cs="Times New Roman"/>
+          <w:sz w:val="24"/>
+          <w:szCs w:val="24"/>
+        </w:rPr>
+        <w:t xml:space="preserve"> curve. We did not use the fixed 0.5 cutoff threshold as it won't provide always the best result based on the scenario. </w:t>
+      </w:r>
+      <w:r>
+        <w:rPr>
+          <w:rFonts w:ascii="Times New Roman" w:hAnsi="Times New Roman" w:cs="Times New Roman"/>
+          <w:sz w:val="24"/>
+          <w:szCs w:val="24"/>
+        </w:rPr>
+        <w:t>W</w:t>
+      </w:r>
+      <w:r>
+        <w:rPr>
+          <w:rFonts w:ascii="Times New Roman" w:hAnsi="Times New Roman" w:cs="Times New Roman"/>
+          <w:sz w:val="24"/>
+          <w:szCs w:val="24"/>
+        </w:rPr>
+        <w:t xml:space="preserve">e chose the probability threshold which </w:t>
+      </w:r>
+      <w:r>
+        <w:rPr>
+          <w:rFonts w:ascii="Times New Roman" w:hAnsi="Times New Roman" w:cs="Times New Roman"/>
+          <w:sz w:val="24"/>
+          <w:szCs w:val="24"/>
+        </w:rPr>
+        <w:t>gave us the maximum</w:t>
+      </w:r>
+      <w:r>
+        <w:rPr>
+          <w:rFonts w:ascii="Times New Roman" w:hAnsi="Times New Roman" w:cs="Times New Roman"/>
+          <w:sz w:val="24"/>
+          <w:szCs w:val="24"/>
+        </w:rPr>
+        <w:t xml:space="preserve"> F1-score on the </w:t>
+      </w:r>
+      <w:r>
+        <w:rPr>
+          <w:rFonts w:ascii="Times New Roman" w:hAnsi="Times New Roman" w:cs="Times New Roman"/>
+          <w:sz w:val="24"/>
+          <w:szCs w:val="24"/>
+        </w:rPr>
+        <w:t>PR-AUC</w:t>
+      </w:r>
+      <w:r>
+        <w:rPr>
+          <w:rFonts w:ascii="Times New Roman" w:hAnsi="Times New Roman" w:cs="Times New Roman"/>
+          <w:sz w:val="24"/>
+          <w:szCs w:val="24"/>
+        </w:rPr>
+        <w:t xml:space="preserve"> curve. After completing the performance tests, we found logistic regression to be the most performant model and this performance gains mostly have been achieved by the engineered features rather than the model complexity.</w:t>
       </w:r>
     </w:p>
     <w:p>
@@ -3428,12 +3651,25 @@
           <w:sz w:val="24"/>
           <w:szCs w:val="24"/>
         </w:rPr>
-        <w:t>3.7 Provider fraud-type clustering</w:t>
+        <w:t>4</w:t>
+      </w:r>
+      <w:r>
+        <w:rPr>
+          <w:rFonts w:ascii="Times New Roman" w:hAnsi="Times New Roman" w:cs="Times New Roman"/>
+          <w:b/>
+          <w:bCs/>
+          <w:i/>
+          <w:iCs/>
+          <w:sz w:val="24"/>
+          <w:szCs w:val="24"/>
+        </w:rPr>
+        <w:t>.7 Provider fraud-type clustering</w:t>
       </w:r>
     </w:p>
     <w:p>
       <w:pPr>
         <w:spacing w:after="100" w:afterAutospacing="1" w:line="360" w:lineRule="auto"/>
+        <w:jc w:val="both"/>
         <w:rPr>
           <w:rFonts w:ascii="Times New Roman" w:hAnsi="Times New Roman" w:cs="Times New Roman"/>
           <w:sz w:val="24"/>
@@ -3446,16 +3682,31 @@
           <w:sz w:val="24"/>
           <w:szCs w:val="24"/>
         </w:rPr>
-        <w:t xml:space="preserve">Beyond predicting whether a provider is fraudulent, we also sought to characterize distinct fraud patterns among high-risk providers. We defined a high-risk universe by combining all labeled fraudulent training providers with test providers whose logistic regression fraud scores exceeded a high threshold, then extracted the same standardized provider features used in supervised modeling (reimbursement levels, multi-window claims volumes, unique beneficiary counts, peer-normalized inpatient and outpatient z-scores, and rule counts for duplicates, upcoding, and overcharging). We applied HDBSCAN with Euclidean distance, a minimum cluster size of 10, and a small minimum samples value, allowing clusters of varying size and density and labeling atypical providers as noise. To examine structure, we projected providers into two principal </w:t>
-      </w:r>
-      <w:r>
-        <w:rPr>
-          <w:rFonts w:ascii="Times New Roman" w:hAnsi="Times New Roman" w:cs="Times New Roman"/>
-          <w:sz w:val="24"/>
-          <w:szCs w:val="24"/>
-        </w:rPr>
-        <w:lastRenderedPageBreak/>
-        <w:t>components and colored points by cluster label, with noise in grey. For each cluster, we produced “cluster cards” summarizing size, labeled vs high-scored mix, and median utilization, payment, and rule-based features, interpreting them as fraud-type archetypes (e.g., high-revenue inpatient overchargers, high-volume outpatient overbillers).</w:t>
+        <w:t xml:space="preserve">To understand the diversity in fraud patterns, we went beyond classifying a provider fraudulent or not, we tried to characterize the fraud activities among the group of high-risk providers. We characterized on providers already labeled as fraudulent and test providers whose fraud scores have already passed the high threshold. We pulled out the same standardized features used in supervised models. These features were reimbursement amounts, claims volumes across aggregated timeframe, count of distinct patients, peer-normalized inpatient and outpatient z-scores, and rule scores for duplicate, upcoding and overcharging claims. We then applied HDBSCAN algorithm with a minimum cluster size of 10 and a small number of minimum samples value. This formed clusters with varying size and density and few of the providers were scattered across the plot and were considered as noise. We visualized the structure using principal components and colored points by cluster label, with noise in grey. For each cluster, we produced the summary of labeled against high-scored mix and interpreted those fraud types </w:t>
+      </w:r>
+      <w:r>
+        <w:rPr>
+          <w:rFonts w:ascii="Times New Roman" w:hAnsi="Times New Roman" w:cs="Times New Roman"/>
+          <w:sz w:val="24"/>
+          <w:szCs w:val="24"/>
+        </w:rPr>
+        <w:t>as</w:t>
+      </w:r>
+      <w:r>
+        <w:rPr>
+          <w:rFonts w:ascii="Times New Roman" w:hAnsi="Times New Roman" w:cs="Times New Roman"/>
+          <w:sz w:val="24"/>
+          <w:szCs w:val="24"/>
+        </w:rPr>
+        <w:t xml:space="preserve"> high-revenue inpatient overchargers, high-volume outpatient overbillers and others</w:t>
+      </w:r>
+      <w:r>
+        <w:rPr>
+          <w:rFonts w:ascii="Times New Roman" w:hAnsi="Times New Roman" w:cs="Times New Roman"/>
+          <w:sz w:val="24"/>
+          <w:szCs w:val="24"/>
+        </w:rPr>
+        <w:t>.</w:t>
       </w:r>
     </w:p>
     <w:p>
@@ -3478,7 +3729,18 @@
           <w:sz w:val="28"/>
           <w:szCs w:val="28"/>
         </w:rPr>
-        <w:t>4. Results</w:t>
+        <w:lastRenderedPageBreak/>
+        <w:t>5</w:t>
+      </w:r>
+      <w:r>
+        <w:rPr>
+          <w:rFonts w:ascii="Times New Roman" w:hAnsi="Times New Roman" w:cs="Times New Roman"/>
+          <w:b/>
+          <w:bCs/>
+          <w:sz w:val="28"/>
+          <w:szCs w:val="28"/>
+        </w:rPr>
+        <w:t>. Results</w:t>
       </w:r>
     </w:p>
     <w:p>
@@ -3504,12 +3766,25 @@
           <w:sz w:val="24"/>
           <w:szCs w:val="24"/>
         </w:rPr>
-        <w:t>4.1 Data characteristics and exploratory analysis</w:t>
+        <w:t>5</w:t>
+      </w:r>
+      <w:r>
+        <w:rPr>
+          <w:rFonts w:ascii="Times New Roman" w:hAnsi="Times New Roman" w:cs="Times New Roman"/>
+          <w:b/>
+          <w:bCs/>
+          <w:i/>
+          <w:iCs/>
+          <w:sz w:val="24"/>
+          <w:szCs w:val="24"/>
+        </w:rPr>
+        <w:t>.1 Data characteristics and exploratory analysis</w:t>
       </w:r>
     </w:p>
     <w:p>
       <w:pPr>
         <w:spacing w:line="360" w:lineRule="auto"/>
+        <w:jc w:val="both"/>
         <w:rPr>
           <w:rFonts w:ascii="Times New Roman" w:hAnsi="Times New Roman" w:cs="Times New Roman"/>
           <w:sz w:val="24"/>
@@ -3522,103 +3797,15 @@
           <w:sz w:val="24"/>
           <w:szCs w:val="24"/>
         </w:rPr>
-        <w:t xml:space="preserve">The training data comprised 40,474 inpatient claims, 517,737 outpatient claims, 138,556 unique beneficiaries, and 5,410 labeled providers. As expected for Medicare billing, reimbursed amounts were highly skewed: most claims had modest payments, while a small fraction were costly, producing a low-payment bulk and a long right tail (Figure </w:t>
-      </w:r>
-      <w:r>
-        <w:rPr>
-          <w:rFonts w:ascii="Times New Roman" w:hAnsi="Times New Roman" w:cs="Times New Roman"/>
-          <w:sz w:val="24"/>
-          <w:szCs w:val="24"/>
-        </w:rPr>
-        <w:t>1</w:t>
-      </w:r>
-      <w:r>
-        <w:rPr>
-          <w:rFonts w:ascii="Times New Roman" w:hAnsi="Times New Roman" w:cs="Times New Roman"/>
-          <w:sz w:val="24"/>
-          <w:szCs w:val="24"/>
-        </w:rPr>
-        <w:t>(</w:t>
-      </w:r>
-      <w:r>
-        <w:rPr>
-          <w:rFonts w:ascii="Times New Roman" w:hAnsi="Times New Roman" w:cs="Times New Roman"/>
-          <w:sz w:val="24"/>
-          <w:szCs w:val="24"/>
-        </w:rPr>
-        <w:t>a</w:t>
-      </w:r>
-      <w:r>
-        <w:rPr>
-          <w:rFonts w:ascii="Times New Roman" w:hAnsi="Times New Roman" w:cs="Times New Roman"/>
-          <w:sz w:val="24"/>
-          <w:szCs w:val="24"/>
-        </w:rPr>
-        <w:t>)</w:t>
-      </w:r>
-      <w:r>
-        <w:rPr>
-          <w:rFonts w:ascii="Times New Roman" w:hAnsi="Times New Roman" w:cs="Times New Roman"/>
-          <w:sz w:val="24"/>
-          <w:szCs w:val="24"/>
-        </w:rPr>
-        <w:t xml:space="preserve">). Inpatient and outpatient distributions differed: inpatient claims had higher medians and wider spread, and inpatient length of stay was skewed, confirming that inpatient services are costlier and more variable, whereas outpatient services drive volume (Figure </w:t>
-      </w:r>
-      <w:r>
-        <w:rPr>
-          <w:rFonts w:ascii="Times New Roman" w:hAnsi="Times New Roman" w:cs="Times New Roman"/>
-          <w:sz w:val="24"/>
-          <w:szCs w:val="24"/>
-        </w:rPr>
-        <w:t>1</w:t>
-      </w:r>
-      <w:r>
-        <w:rPr>
-          <w:rFonts w:ascii="Times New Roman" w:hAnsi="Times New Roman" w:cs="Times New Roman"/>
-          <w:sz w:val="24"/>
-          <w:szCs w:val="24"/>
-        </w:rPr>
-        <w:t>(</w:t>
-      </w:r>
-      <w:r>
-        <w:rPr>
-          <w:rFonts w:ascii="Times New Roman" w:hAnsi="Times New Roman" w:cs="Times New Roman"/>
-          <w:sz w:val="24"/>
-          <w:szCs w:val="24"/>
-        </w:rPr>
-        <w:t>b</w:t>
-      </w:r>
-      <w:r>
-        <w:rPr>
-          <w:rFonts w:ascii="Times New Roman" w:hAnsi="Times New Roman" w:cs="Times New Roman"/>
-          <w:sz w:val="24"/>
-          <w:szCs w:val="24"/>
-        </w:rPr>
-        <w:t>)</w:t>
-      </w:r>
-      <w:r>
-        <w:rPr>
-          <w:rFonts w:ascii="Times New Roman" w:hAnsi="Times New Roman" w:cs="Times New Roman"/>
-          <w:sz w:val="24"/>
-          <w:szCs w:val="24"/>
-        </w:rPr>
-        <w:t xml:space="preserve">). We quantified high-cost extremity using interquartile-range and median absolute deviation rules, flagging but retaining a small set of potential outliers as possible fraud, abuse, or atypical cases. After cleaning, key variables such as reimbursed amounts and claim identifiers showed essentially no missingness. At the provider level, correlations and variance inflation factors (Figure </w:t>
-      </w:r>
-      <w:r>
-        <w:rPr>
-          <w:rFonts w:ascii="Times New Roman" w:hAnsi="Times New Roman" w:cs="Times New Roman"/>
-          <w:sz w:val="24"/>
-          <w:szCs w:val="24"/>
-        </w:rPr>
-        <w:t>2</w:t>
-      </w:r>
-      <w:r>
-        <w:rPr>
-          <w:rFonts w:ascii="Times New Roman" w:hAnsi="Times New Roman" w:cs="Times New Roman"/>
-          <w:sz w:val="24"/>
-          <w:szCs w:val="24"/>
-        </w:rPr>
-        <w:t>) yielded a compact, interpretable feature set for subsequent unsupervised and supervised analyses.</w:t>
+        <w:t>The training data has 40,474 inpatient claims, 517,737 outpatient claims, 138,556 distinct patients, and 5410 labeled providers along with the ground level information regarding fraud or non-fraud. We found reimbursed amounts highly skewed as expected in the Medicare billing. In most of the cases, the claims had moderate payments, and a small fraction of claims were very costly which produced a low-payment bulk and a long right tail (Figure 1(a)). There were also variations in the inpatient and outpatient claims. Inpatient claims had higher median value on reimbursed amounts and wider spread confirming that inpatient services are more expensive and changeable. In contrast to that, outpatient services show the claims count against the length of stay, diagnosis vs. procedure counts, and reimbursement vs coding intensity. We flagged high-cost claims by using interquartile-range and median absolute deviation rules. We kept a small set of potential outliers as possible fraud and unusual cases. Performing the data preprocessing, we could not find any missing value across the key features. Correlations and variance inflation factors (Figure 2) produced a compact feature set for unsupervised and supervised analyses</w:t>
+      </w:r>
+      <w:r>
+        <w:rPr>
+          <w:rFonts w:ascii="Times New Roman" w:hAnsi="Times New Roman" w:cs="Times New Roman"/>
+          <w:sz w:val="24"/>
+          <w:szCs w:val="24"/>
+        </w:rPr>
+        <w:t>.</w:t>
       </w:r>
     </w:p>
     <w:p>
@@ -3651,7 +3838,7 @@
           <w:lang w:val="en-US"/>
         </w:rPr>
         <w:drawing>
-          <wp:inline distT="0" distB="0" distL="0" distR="0" wp14:anchorId="7DB9F5ED" wp14:editId="2F3C7956">
+          <wp:inline distT="0" distB="0" distL="0" distR="0" wp14:anchorId="7DB9F5ED" wp14:editId="49AABCBE">
             <wp:extent cx="2582883" cy="1930814"/>
             <wp:effectExtent l="0" t="0" r="8255" b="0"/>
             <wp:docPr id="1172243241" name="Picture 1" descr="A collage of graphs&#10;&#10;AI-generated content may be incorrect."/>
@@ -3666,7 +3853,7 @@
                     <pic:cNvPicPr/>
                   </pic:nvPicPr>
                   <pic:blipFill>
-                    <a:blip r:embed="rId11" cstate="print">
+                    <a:blip r:embed="rId10" cstate="print">
                       <a:extLst>
                         <a:ext uri="{28A0092B-C50C-407E-A947-70E740481C1C}">
                           <a14:useLocalDpi xmlns:a14="http://schemas.microsoft.com/office/drawing/2010/main" val="0"/>
@@ -3726,7 +3913,7 @@
                     <pic:cNvPicPr/>
                   </pic:nvPicPr>
                   <pic:blipFill>
-                    <a:blip r:embed="rId12" cstate="print">
+                    <a:blip r:embed="rId11" cstate="print">
                       <a:extLst>
                         <a:ext uri="{28A0092B-C50C-407E-A947-70E740481C1C}">
                           <a14:useLocalDpi xmlns:a14="http://schemas.microsoft.com/office/drawing/2010/main" val="0"/>
@@ -3756,6 +3943,7 @@
     <w:p>
       <w:pPr>
         <w:spacing w:after="240" w:line="360" w:lineRule="auto"/>
+        <w:jc w:val="both"/>
         <w:rPr>
           <w:rFonts w:ascii="Times New Roman" w:eastAsia="Times New Roman" w:hAnsi="Times New Roman" w:cs="Times New Roman"/>
           <w:sz w:val="24"/>
@@ -3812,18 +4000,16 @@
           <w:szCs w:val="24"/>
           <w:lang w:val="en-US"/>
         </w:rPr>
-        <w:t>Distribution and comparison of claim reimbursements.</w:t>
-      </w:r>
-      <w:r>
-        <w:rPr>
-          <w:rFonts w:ascii="Times New Roman" w:eastAsia="Times New Roman" w:hAnsi="Times New Roman" w:cs="Times New Roman"/>
-          <w:b/>
-          <w:bCs/>
+        <w:t xml:space="preserve">Distribution and comparison of claim reimbursements. (a) Histogram and density plots of reimbursed amounts for inpatient and outpatient claims, showing a heavy right skew </w:t>
+      </w:r>
+      <w:r>
+        <w:rPr>
+          <w:rFonts w:ascii="Times New Roman" w:eastAsia="Times New Roman" w:hAnsi="Times New Roman" w:cs="Times New Roman"/>
           <w:sz w:val="24"/>
           <w:szCs w:val="24"/>
           <w:lang w:val="en-US"/>
         </w:rPr>
-        <w:t xml:space="preserve"> </w:t>
+        <w:t>and a</w:t>
       </w:r>
       <w:r>
         <w:rPr>
@@ -3832,17 +4018,7 @@
           <w:szCs w:val="24"/>
           <w:lang w:val="en-US"/>
         </w:rPr>
-        <w:t xml:space="preserve">(a) Histogram and density plots of reimbursed amounts for inpatient and outpatient claims, showing heavy right skew and a small </w:t>
-      </w:r>
-      <w:r>
-        <w:rPr>
-          <w:rFonts w:ascii="Times New Roman" w:eastAsia="Times New Roman" w:hAnsi="Times New Roman" w:cs="Times New Roman"/>
-          <w:sz w:val="24"/>
-          <w:szCs w:val="24"/>
-          <w:lang w:val="en-US"/>
-        </w:rPr>
-        <w:lastRenderedPageBreak/>
-        <w:t>number of very high-cost claims. (b) Boxplots of reimbursed amounts and, for inpatient claims, length of stay, highlighting distributional differences between claim types.</w:t>
+        <w:t xml:space="preserve"> small number of very high-cost claims. (b) Boxplots of reimbursed amounts and inpatient length of stay, highlighting distributional differences between claim types.</w:t>
       </w:r>
     </w:p>
     <w:p>
@@ -3864,6 +4040,7 @@
           <w:szCs w:val="24"/>
           <w:lang w:val="en-US"/>
         </w:rPr>
+        <w:lastRenderedPageBreak/>
         <w:drawing>
           <wp:inline distT="0" distB="0" distL="0" distR="0" wp14:anchorId="1D70C0EB" wp14:editId="7BE4523B">
             <wp:extent cx="3260035" cy="2715303"/>
@@ -3880,7 +4057,7 @@
                     <pic:cNvPicPr/>
                   </pic:nvPicPr>
                   <pic:blipFill>
-                    <a:blip r:embed="rId13" cstate="print">
+                    <a:blip r:embed="rId12" cstate="print">
                       <a:extLst>
                         <a:ext uri="{28A0092B-C50C-407E-A947-70E740481C1C}">
                           <a14:useLocalDpi xmlns:a14="http://schemas.microsoft.com/office/drawing/2010/main" val="0"/>
@@ -3910,6 +4087,7 @@
     <w:p>
       <w:pPr>
         <w:spacing w:after="240" w:line="360" w:lineRule="auto"/>
+        <w:jc w:val="both"/>
         <w:rPr>
           <w:rFonts w:ascii="Times New Roman" w:eastAsia="Times New Roman" w:hAnsi="Times New Roman" w:cs="Times New Roman"/>
           <w:sz w:val="24"/>
@@ -3955,18 +4133,8 @@
           <w:rFonts w:ascii="Times New Roman" w:eastAsia="Times New Roman" w:hAnsi="Times New Roman" w:cs="Times New Roman"/>
           <w:sz w:val="24"/>
           <w:szCs w:val="24"/>
-          <w:lang w:val="en-US"/>
-        </w:rPr>
-        <w:t>Correlation heatmap of provider-level features.</w:t>
-      </w:r>
-      <w:r>
-        <w:rPr>
-          <w:rFonts w:ascii="Times New Roman" w:eastAsia="Times New Roman" w:hAnsi="Times New Roman" w:cs="Times New Roman"/>
-          <w:sz w:val="24"/>
-          <w:szCs w:val="24"/>
-          <w:lang w:val="en-US"/>
-        </w:rPr>
-        <w:t xml:space="preserve"> Clustered Pearson correlation matrix for provider features, used to identify highly collinear variables and guide feature selection.</w:t>
+        </w:rPr>
+        <w:t>Clustered Pearson correlation heatmap of provider-level features, used to identify highly collinear variables and guide feature selection.</w:t>
       </w:r>
     </w:p>
     <w:p>
@@ -3992,12 +4160,25 @@
           <w:sz w:val="24"/>
           <w:szCs w:val="24"/>
         </w:rPr>
-        <w:t>4.2 Unsupervised claim-level patterns among fraudulent claims</w:t>
+        <w:t>5</w:t>
+      </w:r>
+      <w:r>
+        <w:rPr>
+          <w:rFonts w:ascii="Times New Roman" w:eastAsia="Times New Roman" w:hAnsi="Times New Roman" w:cs="Times New Roman"/>
+          <w:b/>
+          <w:bCs/>
+          <w:i/>
+          <w:iCs/>
+          <w:sz w:val="24"/>
+          <w:szCs w:val="24"/>
+        </w:rPr>
+        <w:t>.2 Unsupervised claim-level patterns among fraudulent claims</w:t>
       </w:r>
     </w:p>
     <w:p>
       <w:pPr>
         <w:spacing w:after="240" w:line="360" w:lineRule="auto"/>
+        <w:jc w:val="both"/>
         <w:rPr>
           <w:rFonts w:ascii="Times New Roman" w:eastAsia="Times New Roman" w:hAnsi="Times New Roman" w:cs="Times New Roman"/>
           <w:sz w:val="24"/>
@@ -4010,47 +4191,231 @@
           <w:sz w:val="24"/>
           <w:szCs w:val="24"/>
         </w:rPr>
-        <w:t>T</w:t>
-      </w:r>
-      <w:r>
-        <w:rPr>
-          <w:rFonts w:ascii="Times New Roman" w:eastAsia="Times New Roman" w:hAnsi="Times New Roman" w:cs="Times New Roman"/>
-          <w:sz w:val="24"/>
-          <w:szCs w:val="24"/>
-        </w:rPr>
-        <w:t xml:space="preserve">o explore heterogeneity in fraudulent behavior, we restricted the claim-level data to providers labeled as fraudulent, yielding 22,640 inpatient and 8,408 outpatient claims. After standardizing amounts, counts, rule flags, and peer-normalized z-scores, we applied HDBSCAN separately to inpatient and outpatient subsets. For inpatient claims, HDBSCAN produced several clusters and a noise set; PCA (Figure </w:t>
-      </w:r>
-      <w:r>
-        <w:rPr>
-          <w:rFonts w:ascii="Times New Roman" w:eastAsia="Times New Roman" w:hAnsi="Times New Roman" w:cs="Times New Roman"/>
-          <w:sz w:val="24"/>
-          <w:szCs w:val="24"/>
-        </w:rPr>
-        <w:t>3</w:t>
-      </w:r>
-      <w:r>
-        <w:rPr>
-          <w:rFonts w:ascii="Times New Roman" w:eastAsia="Times New Roman" w:hAnsi="Times New Roman" w:cs="Times New Roman"/>
-          <w:sz w:val="24"/>
-          <w:szCs w:val="24"/>
-        </w:rPr>
-        <w:t xml:space="preserve">) showed a dense band with a few distinct groups, and cluster summaries showed a mix of moderate claims and high-payment long stays with elevated reimbursement/length-of-stay z-scores and some overcharge flags. Outpatient claims showed clearer structure: HDBSCAN yielded multiple clusters, and PCA (Figure </w:t>
-      </w:r>
-      <w:r>
-        <w:rPr>
-          <w:rFonts w:ascii="Times New Roman" w:eastAsia="Times New Roman" w:hAnsi="Times New Roman" w:cs="Times New Roman"/>
-          <w:sz w:val="24"/>
-          <w:szCs w:val="24"/>
-        </w:rPr>
-        <w:t>4</w:t>
-      </w:r>
-      <w:r>
-        <w:rPr>
-          <w:rFonts w:ascii="Times New Roman" w:eastAsia="Times New Roman" w:hAnsi="Times New Roman" w:cs="Times New Roman"/>
-          <w:sz w:val="24"/>
-          <w:szCs w:val="24"/>
-        </w:rPr>
-        <w:t>) showed a core and some high-payment groups. Most outpatient clusters contained low- to moderate-paid claims, with one or two capturing higher-paid claims with positive reimbursement z-scores and overcharge indicators. Association rule mining within clusters (Table 1) highlighted narrow diagnosis-code sets in outpatient clusters and characteristic diagnosis–procedure pairs in high-payment inpatient clusters, informing rule-based feature design.</w:t>
+        <w:t xml:space="preserve">To understand the diversity in fraudulent behavior, we only worked on the fraud-only cases. We found out 22,640 inpatient and 8,408 outpatient fraudulent claims out of 558,211 claims. After standardizing the reimbursement amounts, code counts, rule flags, and peer normalized scores, we implemented HDBSCAN to inpatient and outpatient records. HDBSCAN produced several clusters and claims not </w:t>
+      </w:r>
+      <w:r>
+        <w:rPr>
+          <w:rFonts w:ascii="Times New Roman" w:eastAsia="Times New Roman" w:hAnsi="Times New Roman" w:cs="Times New Roman"/>
+          <w:sz w:val="24"/>
+          <w:szCs w:val="24"/>
+        </w:rPr>
+        <w:t>belonging</w:t>
+      </w:r>
+      <w:r>
+        <w:rPr>
+          <w:rFonts w:ascii="Times New Roman" w:eastAsia="Times New Roman" w:hAnsi="Times New Roman" w:cs="Times New Roman"/>
+          <w:sz w:val="24"/>
+          <w:szCs w:val="24"/>
+        </w:rPr>
+        <w:t xml:space="preserve"> to any clusters were considered as noise.</w:t>
+      </w:r>
+      <w:r>
+        <w:rPr>
+          <w:rFonts w:ascii="Times New Roman" w:eastAsia="Times New Roman" w:hAnsi="Times New Roman" w:cs="Times New Roman"/>
+          <w:sz w:val="24"/>
+          <w:szCs w:val="24"/>
+        </w:rPr>
+        <w:t xml:space="preserve"> </w:t>
+      </w:r>
+      <w:r>
+        <w:rPr>
+          <w:rFonts w:ascii="Times New Roman" w:eastAsia="Times New Roman" w:hAnsi="Times New Roman" w:cs="Times New Roman"/>
+          <w:sz w:val="24"/>
+          <w:szCs w:val="24"/>
+        </w:rPr>
+        <w:t xml:space="preserve">Figure 3 showed </w:t>
+      </w:r>
+      <w:r>
+        <w:rPr>
+          <w:rFonts w:ascii="Times New Roman" w:eastAsia="Times New Roman" w:hAnsi="Times New Roman" w:cs="Times New Roman"/>
+          <w:sz w:val="24"/>
+          <w:szCs w:val="24"/>
+        </w:rPr>
+        <w:t xml:space="preserve">inpatient fraudulent </w:t>
+      </w:r>
+      <w:r>
+        <w:rPr>
+          <w:rFonts w:ascii="Times New Roman" w:eastAsia="Times New Roman" w:hAnsi="Times New Roman" w:cs="Times New Roman"/>
+          <w:sz w:val="24"/>
+          <w:szCs w:val="24"/>
+        </w:rPr>
+        <w:t>clusters of high-payment</w:t>
+      </w:r>
+      <w:r>
+        <w:rPr>
+          <w:rFonts w:ascii="Times New Roman" w:eastAsia="Times New Roman" w:hAnsi="Times New Roman" w:cs="Times New Roman"/>
+          <w:sz w:val="24"/>
+          <w:szCs w:val="24"/>
+        </w:rPr>
+        <w:t xml:space="preserve"> with</w:t>
+      </w:r>
+      <w:r>
+        <w:rPr>
+          <w:rFonts w:ascii="Times New Roman" w:eastAsia="Times New Roman" w:hAnsi="Times New Roman" w:cs="Times New Roman"/>
+          <w:sz w:val="24"/>
+          <w:szCs w:val="24"/>
+        </w:rPr>
+        <w:t xml:space="preserve"> long</w:t>
+      </w:r>
+      <w:r>
+        <w:rPr>
+          <w:rFonts w:ascii="Times New Roman" w:eastAsia="Times New Roman" w:hAnsi="Times New Roman" w:cs="Times New Roman"/>
+          <w:sz w:val="24"/>
+          <w:szCs w:val="24"/>
+        </w:rPr>
+        <w:t>-</w:t>
+      </w:r>
+      <w:r>
+        <w:rPr>
+          <w:rFonts w:ascii="Times New Roman" w:eastAsia="Times New Roman" w:hAnsi="Times New Roman" w:cs="Times New Roman"/>
+          <w:sz w:val="24"/>
+          <w:szCs w:val="24"/>
+        </w:rPr>
+        <w:t xml:space="preserve">stays </w:t>
+      </w:r>
+      <w:r>
+        <w:rPr>
+          <w:rFonts w:ascii="Times New Roman" w:eastAsia="Times New Roman" w:hAnsi="Times New Roman" w:cs="Times New Roman"/>
+          <w:sz w:val="24"/>
+          <w:szCs w:val="24"/>
+        </w:rPr>
+        <w:t>as we got</w:t>
+      </w:r>
+      <w:r>
+        <w:rPr>
+          <w:rFonts w:ascii="Times New Roman" w:eastAsia="Times New Roman" w:hAnsi="Times New Roman" w:cs="Times New Roman"/>
+          <w:sz w:val="24"/>
+          <w:szCs w:val="24"/>
+        </w:rPr>
+        <w:t xml:space="preserve"> high reimbursement/length-of-stay z-scores. Figure 4</w:t>
+      </w:r>
+      <w:r>
+        <w:rPr>
+          <w:rFonts w:ascii="Times New Roman" w:eastAsia="Times New Roman" w:hAnsi="Times New Roman" w:cs="Times New Roman"/>
+          <w:sz w:val="24"/>
+          <w:szCs w:val="24"/>
+        </w:rPr>
+        <w:t xml:space="preserve"> showed the</w:t>
+      </w:r>
+      <w:r>
+        <w:rPr>
+          <w:rFonts w:ascii="Times New Roman" w:eastAsia="Times New Roman" w:hAnsi="Times New Roman" w:cs="Times New Roman"/>
+          <w:sz w:val="24"/>
+          <w:szCs w:val="24"/>
+        </w:rPr>
+        <w:t xml:space="preserve"> visuali</w:t>
+      </w:r>
+      <w:r>
+        <w:rPr>
+          <w:rFonts w:ascii="Times New Roman" w:eastAsia="Times New Roman" w:hAnsi="Times New Roman" w:cs="Times New Roman"/>
+          <w:sz w:val="24"/>
+          <w:szCs w:val="24"/>
+        </w:rPr>
+        <w:t>zations of</w:t>
+      </w:r>
+      <w:r>
+        <w:rPr>
+          <w:rFonts w:ascii="Times New Roman" w:eastAsia="Times New Roman" w:hAnsi="Times New Roman" w:cs="Times New Roman"/>
+          <w:sz w:val="24"/>
+          <w:szCs w:val="24"/>
+        </w:rPr>
+        <w:t xml:space="preserve"> high-payment groups</w:t>
+      </w:r>
+      <w:r>
+        <w:rPr>
+          <w:rFonts w:ascii="Times New Roman" w:eastAsia="Times New Roman" w:hAnsi="Times New Roman" w:cs="Times New Roman"/>
+          <w:sz w:val="24"/>
+          <w:szCs w:val="24"/>
+        </w:rPr>
+        <w:t xml:space="preserve"> of fraudulent outpatient claims</w:t>
+      </w:r>
+      <w:r>
+        <w:rPr>
+          <w:rFonts w:ascii="Times New Roman" w:eastAsia="Times New Roman" w:hAnsi="Times New Roman" w:cs="Times New Roman"/>
+          <w:sz w:val="24"/>
+          <w:szCs w:val="24"/>
+        </w:rPr>
+        <w:t>. Most</w:t>
+      </w:r>
+      <w:r>
+        <w:rPr>
+          <w:rFonts w:ascii="Times New Roman" w:eastAsia="Times New Roman" w:hAnsi="Times New Roman" w:cs="Times New Roman"/>
+          <w:sz w:val="24"/>
+          <w:szCs w:val="24"/>
+        </w:rPr>
+        <w:t xml:space="preserve"> of</w:t>
+      </w:r>
+      <w:r>
+        <w:rPr>
+          <w:rFonts w:ascii="Times New Roman" w:eastAsia="Times New Roman" w:hAnsi="Times New Roman" w:cs="Times New Roman"/>
+          <w:sz w:val="24"/>
+          <w:szCs w:val="24"/>
+        </w:rPr>
+        <w:t xml:space="preserve"> </w:t>
+      </w:r>
+      <w:r>
+        <w:rPr>
+          <w:rFonts w:ascii="Times New Roman" w:eastAsia="Times New Roman" w:hAnsi="Times New Roman" w:cs="Times New Roman"/>
+          <w:sz w:val="24"/>
+          <w:szCs w:val="24"/>
+        </w:rPr>
+        <w:t xml:space="preserve">the </w:t>
+      </w:r>
+      <w:r>
+        <w:rPr>
+          <w:rFonts w:ascii="Times New Roman" w:eastAsia="Times New Roman" w:hAnsi="Times New Roman" w:cs="Times New Roman"/>
+          <w:sz w:val="24"/>
+          <w:szCs w:val="24"/>
+        </w:rPr>
+        <w:t xml:space="preserve">outpatient clusters </w:t>
+      </w:r>
+      <w:r>
+        <w:rPr>
+          <w:rFonts w:ascii="Times New Roman" w:eastAsia="Times New Roman" w:hAnsi="Times New Roman" w:cs="Times New Roman"/>
+          <w:sz w:val="24"/>
+          <w:szCs w:val="24"/>
+        </w:rPr>
+        <w:t>had</w:t>
+      </w:r>
+      <w:r>
+        <w:rPr>
+          <w:rFonts w:ascii="Times New Roman" w:eastAsia="Times New Roman" w:hAnsi="Times New Roman" w:cs="Times New Roman"/>
+          <w:sz w:val="24"/>
+          <w:szCs w:val="24"/>
+        </w:rPr>
+        <w:t xml:space="preserve"> low to moderate</w:t>
+      </w:r>
+      <w:r>
+        <w:rPr>
+          <w:rFonts w:ascii="Times New Roman" w:eastAsia="Times New Roman" w:hAnsi="Times New Roman" w:cs="Times New Roman"/>
+          <w:sz w:val="24"/>
+          <w:szCs w:val="24"/>
+        </w:rPr>
+        <w:t xml:space="preserve"> </w:t>
+      </w:r>
+      <w:r>
+        <w:rPr>
+          <w:rFonts w:ascii="Times New Roman" w:eastAsia="Times New Roman" w:hAnsi="Times New Roman" w:cs="Times New Roman"/>
+          <w:sz w:val="24"/>
+          <w:szCs w:val="24"/>
+        </w:rPr>
+        <w:t>paid claims with a very few higher</w:t>
+      </w:r>
+      <w:r>
+        <w:rPr>
+          <w:rFonts w:ascii="Times New Roman" w:eastAsia="Times New Roman" w:hAnsi="Times New Roman" w:cs="Times New Roman"/>
+          <w:sz w:val="24"/>
+          <w:szCs w:val="24"/>
+        </w:rPr>
+        <w:t xml:space="preserve"> </w:t>
+      </w:r>
+      <w:r>
+        <w:rPr>
+          <w:rFonts w:ascii="Times New Roman" w:eastAsia="Times New Roman" w:hAnsi="Times New Roman" w:cs="Times New Roman"/>
+          <w:sz w:val="24"/>
+          <w:szCs w:val="24"/>
+        </w:rPr>
+        <w:t>paid claims. Association rule mining within clusters (Table 1) showed small diagnosis-code sets in outpatient clusters and diagnosis-procedure pairs in high-payment inpatient clusters.</w:t>
       </w:r>
     </w:p>
     <w:p>
@@ -4088,7 +4453,7 @@
                     <pic:cNvPicPr/>
                   </pic:nvPicPr>
                   <pic:blipFill>
-                    <a:blip r:embed="rId14" cstate="print">
+                    <a:blip r:embed="rId13" cstate="print">
                       <a:extLst>
                         <a:ext uri="{28A0092B-C50C-407E-A947-70E740481C1C}">
                           <a14:useLocalDpi xmlns:a14="http://schemas.microsoft.com/office/drawing/2010/main" val="0"/>
@@ -4123,7 +4488,7 @@
           <w:lang w:val="en-US"/>
         </w:rPr>
         <w:drawing>
-          <wp:inline distT="0" distB="0" distL="0" distR="0" wp14:anchorId="6D2A79C3" wp14:editId="7E23673D">
+          <wp:inline distT="0" distB="0" distL="0" distR="0" wp14:anchorId="6D2A79C3" wp14:editId="4A1CB078">
             <wp:extent cx="2794883" cy="1783231"/>
             <wp:effectExtent l="0" t="0" r="5715" b="7620"/>
             <wp:docPr id="339040142" name="Picture 5" descr="A graph showing a graph showing a number of points&#10;&#10;AI-generated content may be incorrect."/>
@@ -4138,7 +4503,7 @@
                     <pic:cNvPicPr/>
                   </pic:nvPicPr>
                   <pic:blipFill>
-                    <a:blip r:embed="rId15" cstate="print">
+                    <a:blip r:embed="rId14" cstate="print">
                       <a:extLst>
                         <a:ext uri="{28A0092B-C50C-407E-A947-70E740481C1C}">
                           <a14:useLocalDpi xmlns:a14="http://schemas.microsoft.com/office/drawing/2010/main" val="0"/>
@@ -4168,6 +4533,7 @@
     <w:p>
       <w:pPr>
         <w:spacing w:after="240" w:line="360" w:lineRule="auto"/>
+        <w:jc w:val="both"/>
         <w:rPr>
           <w:rFonts w:ascii="Times New Roman" w:eastAsia="Times New Roman" w:hAnsi="Times New Roman" w:cs="Times New Roman"/>
           <w:sz w:val="24"/>
@@ -4231,21 +4597,22 @@
           <w:sz w:val="24"/>
           <w:szCs w:val="24"/>
         </w:rPr>
-        <w:t>HDBSCAN clusters of fraudulent inpatient (left) and outpatient (right) claims.</w:t>
-      </w:r>
-      <w:r>
-        <w:rPr>
-          <w:rFonts w:ascii="Times New Roman" w:eastAsia="Times New Roman" w:hAnsi="Times New Roman" w:cs="Times New Roman"/>
-          <w:sz w:val="24"/>
-          <w:szCs w:val="24"/>
-        </w:rPr>
-        <w:t xml:space="preserve"> Two-dimensional PCA projections of standardized fraud-only claims are shown, with points colored by HDBSCAN cluster labels and noise points displayed in grey.</w:t>
+        <w:t>Two-dimensional PCA projections of standardized fraud-only claims, showing HDBSCAN clusters of fraudulent inpatient (left) and outpatient (right) claims. Points are colored by cluster labels, with noise points shown in grey</w:t>
+      </w:r>
+      <w:r>
+        <w:rPr>
+          <w:rFonts w:ascii="Times New Roman" w:eastAsia="Times New Roman" w:hAnsi="Times New Roman" w:cs="Times New Roman"/>
+          <w:sz w:val="24"/>
+          <w:szCs w:val="24"/>
+        </w:rPr>
+        <w:t>.</w:t>
       </w:r>
     </w:p>
     <w:tbl>
       <w:tblPr>
         <w:tblStyle w:val="TableGridLight"/>
         <w:tblW w:w="9894" w:type="dxa"/>
+        <w:jc w:val="center"/>
         <w:tblLook w:val="04A0" w:firstRow="1" w:lastRow="0" w:firstColumn="1" w:lastColumn="0" w:noHBand="0" w:noVBand="1"/>
       </w:tblPr>
       <w:tblGrid>
@@ -4260,6 +4627,7 @@
       <w:tr>
         <w:trPr>
           <w:trHeight w:val="733"/>
+          <w:jc w:val="center"/>
         </w:trPr>
         <w:tc>
           <w:tcPr>
@@ -4419,6 +4787,7 @@
       <w:tr>
         <w:trPr>
           <w:trHeight w:val="367"/>
+          <w:jc w:val="center"/>
         </w:trPr>
         <w:tc>
           <w:tcPr>
@@ -4571,6 +4940,7 @@
       <w:tr>
         <w:trPr>
           <w:trHeight w:val="367"/>
+          <w:jc w:val="center"/>
         </w:trPr>
         <w:tc>
           <w:tcPr>
@@ -4723,6 +5093,7 @@
       <w:tr>
         <w:trPr>
           <w:trHeight w:val="367"/>
+          <w:jc w:val="center"/>
         </w:trPr>
         <w:tc>
           <w:tcPr>
@@ -4875,6 +5246,7 @@
       <w:tr>
         <w:trPr>
           <w:trHeight w:val="367"/>
+          <w:jc w:val="center"/>
         </w:trPr>
         <w:tc>
           <w:tcPr>
@@ -5027,6 +5399,7 @@
       <w:tr>
         <w:trPr>
           <w:trHeight w:val="367"/>
+          <w:jc w:val="center"/>
         </w:trPr>
         <w:tc>
           <w:tcPr>
@@ -5179,6 +5552,7 @@
       <w:tr>
         <w:trPr>
           <w:trHeight w:val="367"/>
+          <w:jc w:val="center"/>
         </w:trPr>
         <w:tc>
           <w:tcPr>
@@ -5331,6 +5705,7 @@
       <w:tr>
         <w:trPr>
           <w:trHeight w:val="367"/>
+          <w:jc w:val="center"/>
         </w:trPr>
         <w:tc>
           <w:tcPr>
@@ -5483,6 +5858,7 @@
       <w:tr>
         <w:trPr>
           <w:trHeight w:val="367"/>
+          <w:jc w:val="center"/>
         </w:trPr>
         <w:tc>
           <w:tcPr>
@@ -5636,6 +6012,7 @@
     <w:p>
       <w:pPr>
         <w:spacing w:before="100" w:beforeAutospacing="1" w:after="240" w:line="360" w:lineRule="auto"/>
+        <w:jc w:val="both"/>
         <w:rPr>
           <w:rFonts w:ascii="Times New Roman" w:eastAsia="Times New Roman" w:hAnsi="Times New Roman" w:cs="Times New Roman"/>
           <w:sz w:val="24"/>
@@ -5659,18 +6036,17 @@
           <w:rFonts w:ascii="Times New Roman" w:eastAsia="Times New Roman" w:hAnsi="Times New Roman" w:cs="Times New Roman"/>
           <w:sz w:val="24"/>
           <w:szCs w:val="24"/>
-          <w:lang w:val="en-US"/>
-        </w:rPr>
-        <w:t>Example diagnosis/procedure code patterns within claim clusters.</w:t>
-      </w:r>
-      <w:r>
-        <w:rPr>
-          <w:rFonts w:ascii="Times New Roman" w:eastAsia="Times New Roman" w:hAnsi="Times New Roman" w:cs="Times New Roman"/>
-          <w:sz w:val="24"/>
-          <w:szCs w:val="24"/>
-          <w:lang w:val="en-US"/>
-        </w:rPr>
-        <w:t xml:space="preserve"> Representative association rules for selected inpatient and outpatient HDBSCAN clusters, showing antecedent code sets, consequent codes, support, confidence, and lift, and illustrating recurring code combinations that are concentrated within specific fraud-only clusters.</w:t>
+        </w:rPr>
+        <w:t>Association rules for diagnosis and procedure code patterns within selected inpatient and outpatient HDBSCAN claim clusters. Results include antecedent code sets, consequent codes, support, confidence, and lift values for fraud</w:t>
+      </w:r>
+      <w:r>
+        <w:rPr>
+          <w:rFonts w:ascii="Times New Roman" w:eastAsia="Times New Roman" w:hAnsi="Times New Roman" w:cs="Times New Roman"/>
+          <w:sz w:val="24"/>
+          <w:szCs w:val="24"/>
+        </w:rPr>
+        <w:noBreakHyphen/>
+        <w:t>only clusters.</w:t>
       </w:r>
     </w:p>
     <w:p>
@@ -5698,12 +6074,26 @@
           <w:szCs w:val="24"/>
           <w:lang w:val="en-US"/>
         </w:rPr>
-        <w:t>4.3 Provider-level fraud classification performance</w:t>
+        <w:t>5</w:t>
+      </w:r>
+      <w:r>
+        <w:rPr>
+          <w:rFonts w:ascii="Times New Roman" w:eastAsia="Times New Roman" w:hAnsi="Times New Roman" w:cs="Times New Roman"/>
+          <w:b/>
+          <w:bCs/>
+          <w:i/>
+          <w:iCs/>
+          <w:sz w:val="24"/>
+          <w:szCs w:val="24"/>
+          <w:lang w:val="en-US"/>
+        </w:rPr>
+        <w:t>.3 Provider-level fraud classification performance</w:t>
       </w:r>
     </w:p>
     <w:p>
       <w:pPr>
         <w:spacing w:after="240" w:line="360" w:lineRule="auto"/>
+        <w:jc w:val="both"/>
         <w:rPr>
           <w:rFonts w:ascii="Times New Roman" w:eastAsia="Times New Roman" w:hAnsi="Times New Roman" w:cs="Times New Roman"/>
           <w:sz w:val="24"/>
@@ -5717,7 +6107,7 @@
           <w:sz w:val="24"/>
           <w:szCs w:val="24"/>
         </w:rPr>
-        <w:t xml:space="preserve">We evaluated supervised models for predicting provider fraud status using provider-level features. On the 30% hold-out subset of labeled providers, all models achieved ROC-AUC </w:t>
+        <w:t xml:space="preserve">We evaluated supervised models on classifying the fraudulent providers among all the cases. On the 30% hold-out evaluation trainset, all models have achieved ROC-AUC around 0.93-0.94 indicating that those models were good at telling apart fraudulent and non-fraudulent providers. </w:t>
       </w:r>
       <w:r>
         <w:rPr>
@@ -5726,71 +6116,39 @@
           <w:szCs w:val="24"/>
         </w:rPr>
         <w:lastRenderedPageBreak/>
-        <w:t>(≈0.93–0.94), indicating good discrimination; performance metrics are reported in Table 2. Logistic regression with elastic-net regularization and class-balanced weighting performed best, with PR-AUC ≈0.7</w:t>
-      </w:r>
-      <w:r>
-        <w:rPr>
-          <w:rFonts w:ascii="Times New Roman" w:eastAsia="Times New Roman" w:hAnsi="Times New Roman" w:cs="Times New Roman"/>
-          <w:sz w:val="24"/>
-          <w:szCs w:val="24"/>
-        </w:rPr>
-        <w:t>3</w:t>
-      </w:r>
-      <w:r>
-        <w:rPr>
-          <w:rFonts w:ascii="Times New Roman" w:eastAsia="Times New Roman" w:hAnsi="Times New Roman" w:cs="Times New Roman"/>
-          <w:sz w:val="24"/>
-          <w:szCs w:val="24"/>
-        </w:rPr>
-        <w:t>, ROC-AUC ≈0.9</w:t>
-      </w:r>
-      <w:r>
-        <w:rPr>
-          <w:rFonts w:ascii="Times New Roman" w:eastAsia="Times New Roman" w:hAnsi="Times New Roman" w:cs="Times New Roman"/>
-          <w:sz w:val="24"/>
-          <w:szCs w:val="24"/>
-        </w:rPr>
-        <w:t>4</w:t>
-      </w:r>
-      <w:r>
-        <w:rPr>
-          <w:rFonts w:ascii="Times New Roman" w:eastAsia="Times New Roman" w:hAnsi="Times New Roman" w:cs="Times New Roman"/>
-          <w:sz w:val="24"/>
-          <w:szCs w:val="24"/>
-        </w:rPr>
-        <w:t>, and, after threshold tuning, precision ≈0.</w:t>
-      </w:r>
-      <w:r>
-        <w:rPr>
-          <w:rFonts w:ascii="Times New Roman" w:eastAsia="Times New Roman" w:hAnsi="Times New Roman" w:cs="Times New Roman"/>
-          <w:sz w:val="24"/>
-          <w:szCs w:val="24"/>
-        </w:rPr>
-        <w:t>59</w:t>
-      </w:r>
-      <w:r>
-        <w:rPr>
-          <w:rFonts w:ascii="Times New Roman" w:eastAsia="Times New Roman" w:hAnsi="Times New Roman" w:cs="Times New Roman"/>
-          <w:sz w:val="24"/>
-          <w:szCs w:val="24"/>
-        </w:rPr>
-        <w:t>, recall ≈0.</w:t>
-      </w:r>
-      <w:r>
-        <w:rPr>
-          <w:rFonts w:ascii="Times New Roman" w:eastAsia="Times New Roman" w:hAnsi="Times New Roman" w:cs="Times New Roman"/>
-          <w:sz w:val="24"/>
-          <w:szCs w:val="24"/>
-        </w:rPr>
-        <w:t>74</w:t>
-      </w:r>
-      <w:r>
-        <w:rPr>
-          <w:rFonts w:ascii="Times New Roman" w:eastAsia="Times New Roman" w:hAnsi="Times New Roman" w:cs="Times New Roman"/>
-          <w:sz w:val="24"/>
-          <w:szCs w:val="24"/>
-        </w:rPr>
-        <w:t>, and F1 ≈0.6</w:t>
+        <w:t>All the performance metrics are reported in Table 2. Logistic regression with elastic-net regularization resulted in the best PR-AUC of around 0.73, ROC-AUC of around 0.94. After threshold tuning, we got precision of around 0.59, recall of around 0.74, and F1-score of around 0.66. Tree-based models (Random Forests, LightGBM, XGBoost, Extra Trees, CatBoost) achieved similar ROC-AUC but weaker PR-AUC and could not surpass logistic regression model</w:t>
+      </w:r>
+      <w:r>
+        <w:rPr>
+          <w:rFonts w:ascii="Times New Roman" w:eastAsia="Times New Roman" w:hAnsi="Times New Roman" w:cs="Times New Roman"/>
+          <w:sz w:val="24"/>
+          <w:szCs w:val="24"/>
+        </w:rPr>
+        <w:t xml:space="preserve"> (Figure 5)</w:t>
+      </w:r>
+      <w:r>
+        <w:rPr>
+          <w:rFonts w:ascii="Times New Roman" w:eastAsia="Times New Roman" w:hAnsi="Times New Roman" w:cs="Times New Roman"/>
+          <w:sz w:val="24"/>
+          <w:szCs w:val="24"/>
+        </w:rPr>
+        <w:t>. Fraud risk scores using the linear model placed most of the non-fraudulent providers near 0 and fraudulent providers at higher values</w:t>
+      </w:r>
+      <w:r>
+        <w:rPr>
+          <w:rFonts w:ascii="Times New Roman" w:eastAsia="Times New Roman" w:hAnsi="Times New Roman" w:cs="Times New Roman"/>
+          <w:sz w:val="24"/>
+          <w:szCs w:val="24"/>
+        </w:rPr>
+        <w:t xml:space="preserve"> </w:t>
+      </w:r>
+      <w:r>
+        <w:rPr>
+          <w:rFonts w:ascii="Times New Roman" w:eastAsia="Times New Roman" w:hAnsi="Times New Roman" w:cs="Times New Roman"/>
+          <w:sz w:val="24"/>
+          <w:szCs w:val="24"/>
+        </w:rPr>
+        <w:t xml:space="preserve">(Figure </w:t>
       </w:r>
       <w:r>
         <w:rPr>
@@ -5806,7 +6164,15 @@
           <w:sz w:val="24"/>
           <w:szCs w:val="24"/>
         </w:rPr>
-        <w:t xml:space="preserve">. Tree-based models (Random Forests, gradient boosting methods, CatBoost) achieved similar ROC-AUC but weaker PR-AUC or precision–recall trade-offs and did not surpass the interpretable linear model. Logistic regression fraud risk scores (Figure </w:t>
+        <w:t>)</w:t>
+      </w:r>
+      <w:r>
+        <w:rPr>
+          <w:rFonts w:ascii="Times New Roman" w:eastAsia="Times New Roman" w:hAnsi="Times New Roman" w:cs="Times New Roman"/>
+          <w:sz w:val="24"/>
+          <w:szCs w:val="24"/>
+        </w:rPr>
+        <w:t xml:space="preserve">. Big reimbursements, claim values, z-scores in the peer standard feature sets and rule indicators of duplicates and overcharging contributed towards these high scores mostly. We then applied those scores to the test providers to define the high-risk providers for clustering in Section </w:t>
       </w:r>
       <w:r>
         <w:rPr>
@@ -5822,7 +6188,15 @@
           <w:sz w:val="24"/>
           <w:szCs w:val="24"/>
         </w:rPr>
-        <w:t>) placed most non-fraudulent providers near zero and fraudulent providers at higher values; the chosen threshold isolated a high-risk subset with elevated reimbursement, claim volumes, peer-normalized z-scores, and duplicate or overcharge flags. These scores were then applied to unlabeled test providers and used to define the high-risk provider universe for clustering in Section 4.4.</w:t>
+        <w:t>.4</w:t>
+      </w:r>
+      <w:r>
+        <w:rPr>
+          <w:rFonts w:ascii="Times New Roman" w:eastAsia="Times New Roman" w:hAnsi="Times New Roman" w:cs="Times New Roman"/>
+          <w:sz w:val="24"/>
+          <w:szCs w:val="24"/>
+        </w:rPr>
+        <w:t>.</w:t>
       </w:r>
     </w:p>
     <w:tbl>
@@ -5836,15 +6210,15 @@
       <w:tblGrid>
         <w:gridCol w:w="1705"/>
         <w:gridCol w:w="1260"/>
-        <w:gridCol w:w="1260"/>
-        <w:gridCol w:w="908"/>
-        <w:gridCol w:w="892"/>
         <w:gridCol w:w="1170"/>
-        <w:gridCol w:w="1260"/>
+        <w:gridCol w:w="990"/>
+        <w:gridCol w:w="900"/>
+        <w:gridCol w:w="1350"/>
+        <w:gridCol w:w="1715"/>
       </w:tblGrid>
       <w:tr>
         <w:trPr>
-          <w:trHeight w:val="520"/>
+          <w:trHeight w:val="359"/>
           <w:jc w:val="center"/>
         </w:trPr>
         <w:tc>
@@ -5857,59 +6231,86 @@
               <w:spacing w:after="240"/>
               <w:jc w:val="center"/>
               <w:rPr>
+                <w:rFonts w:ascii="Times New Roman" w:hAnsi="Times New Roman" w:cs="Times New Roman"/>
                 <w:b/>
                 <w:bCs/>
-              </w:rPr>
-            </w:pPr>
-            <w:r>
-              <w:rPr>
+                <w:sz w:val="24"/>
+                <w:szCs w:val="24"/>
+              </w:rPr>
+            </w:pPr>
+            <w:r>
+              <w:rPr>
+                <w:rFonts w:ascii="Times New Roman" w:hAnsi="Times New Roman" w:cs="Times New Roman"/>
                 <w:b/>
                 <w:bCs/>
-              </w:rPr>
-              <w:t>M</w:t>
-            </w:r>
-            <w:r>
-              <w:rPr>
+                <w:sz w:val="24"/>
+                <w:szCs w:val="24"/>
+              </w:rPr>
+              <w:t>Model</w:t>
+            </w:r>
+          </w:p>
+        </w:tc>
+        <w:tc>
+          <w:tcPr>
+            <w:tcW w:w="1260" w:type="dxa"/>
+            <w:vAlign w:val="center"/>
+          </w:tcPr>
+          <w:p>
+            <w:pPr>
+              <w:spacing w:after="240"/>
+              <w:jc w:val="center"/>
+              <w:rPr>
+                <w:rFonts w:ascii="Times New Roman" w:hAnsi="Times New Roman" w:cs="Times New Roman"/>
                 <w:b/>
                 <w:bCs/>
-              </w:rPr>
-              <w:t>odel</w:t>
-            </w:r>
-          </w:p>
-        </w:tc>
-        <w:tc>
-          <w:tcPr>
-            <w:tcW w:w="1260" w:type="dxa"/>
-            <w:vAlign w:val="center"/>
-          </w:tcPr>
-          <w:p>
-            <w:pPr>
-              <w:spacing w:after="240"/>
-              <w:jc w:val="center"/>
-              <w:rPr>
+                <w:sz w:val="24"/>
+                <w:szCs w:val="24"/>
+              </w:rPr>
+            </w:pPr>
+            <w:r>
+              <w:rPr>
+                <w:rFonts w:ascii="Times New Roman" w:hAnsi="Times New Roman" w:cs="Times New Roman"/>
                 <w:b/>
                 <w:bCs/>
-              </w:rPr>
-            </w:pPr>
-            <w:r>
-              <w:rPr>
+                <w:sz w:val="24"/>
+                <w:szCs w:val="24"/>
+              </w:rPr>
+              <w:t>Accuracy</w:t>
+            </w:r>
+          </w:p>
+        </w:tc>
+        <w:tc>
+          <w:tcPr>
+            <w:tcW w:w="1170" w:type="dxa"/>
+            <w:vAlign w:val="center"/>
+          </w:tcPr>
+          <w:p>
+            <w:pPr>
+              <w:spacing w:after="240"/>
+              <w:jc w:val="center"/>
+              <w:rPr>
+                <w:rFonts w:ascii="Times New Roman" w:hAnsi="Times New Roman" w:cs="Times New Roman"/>
                 <w:b/>
                 <w:bCs/>
-              </w:rPr>
-              <w:t>A</w:t>
-            </w:r>
-            <w:r>
-              <w:rPr>
+                <w:sz w:val="24"/>
+                <w:szCs w:val="24"/>
+              </w:rPr>
+            </w:pPr>
+            <w:r>
+              <w:rPr>
+                <w:rFonts w:ascii="Times New Roman" w:hAnsi="Times New Roman" w:cs="Times New Roman"/>
                 <w:b/>
                 <w:bCs/>
-              </w:rPr>
-              <w:t>ccuracy</w:t>
-            </w:r>
-          </w:p>
-        </w:tc>
-        <w:tc>
-          <w:tcPr>
-            <w:tcW w:w="1260" w:type="dxa"/>
+                <w:sz w:val="24"/>
+                <w:szCs w:val="24"/>
+              </w:rPr>
+              <w:t>Precision</w:t>
+            </w:r>
+          </w:p>
+        </w:tc>
+        <w:tc>
+          <w:tcPr>
+            <w:tcW w:w="990" w:type="dxa"/>
             <w:vAlign w:val="center"/>
           </w:tcPr>
           <w:p>
@@ -5917,148 +6318,157 @@
               <w:spacing w:after="240"/>
               <w:jc w:val="center"/>
               <w:rPr>
+                <w:rFonts w:ascii="Times New Roman" w:hAnsi="Times New Roman" w:cs="Times New Roman"/>
                 <w:b/>
                 <w:bCs/>
-              </w:rPr>
-            </w:pPr>
-            <w:r>
-              <w:rPr>
+                <w:sz w:val="24"/>
+                <w:szCs w:val="24"/>
+              </w:rPr>
+            </w:pPr>
+            <w:r>
+              <w:rPr>
+                <w:rFonts w:ascii="Times New Roman" w:hAnsi="Times New Roman" w:cs="Times New Roman"/>
                 <w:b/>
                 <w:bCs/>
-              </w:rPr>
-              <w:t>P</w:t>
-            </w:r>
-            <w:r>
-              <w:rPr>
+                <w:sz w:val="24"/>
+                <w:szCs w:val="24"/>
+              </w:rPr>
+              <w:t>Recall</w:t>
+            </w:r>
+          </w:p>
+        </w:tc>
+        <w:tc>
+          <w:tcPr>
+            <w:tcW w:w="900" w:type="dxa"/>
+            <w:vAlign w:val="center"/>
+          </w:tcPr>
+          <w:p>
+            <w:pPr>
+              <w:spacing w:after="240"/>
+              <w:jc w:val="center"/>
+              <w:rPr>
+                <w:rFonts w:ascii="Times New Roman" w:hAnsi="Times New Roman" w:cs="Times New Roman"/>
                 <w:b/>
                 <w:bCs/>
-              </w:rPr>
-              <w:t>recision</w:t>
-            </w:r>
-          </w:p>
-        </w:tc>
-        <w:tc>
-          <w:tcPr>
-            <w:tcW w:w="908" w:type="dxa"/>
-            <w:vAlign w:val="center"/>
-          </w:tcPr>
-          <w:p>
-            <w:pPr>
-              <w:spacing w:after="240"/>
-              <w:jc w:val="center"/>
-              <w:rPr>
+                <w:sz w:val="24"/>
+                <w:szCs w:val="24"/>
+              </w:rPr>
+            </w:pPr>
+            <w:r>
+              <w:rPr>
+                <w:rFonts w:ascii="Times New Roman" w:hAnsi="Times New Roman" w:cs="Times New Roman"/>
                 <w:b/>
                 <w:bCs/>
-              </w:rPr>
-            </w:pPr>
-            <w:r>
-              <w:rPr>
+                <w:sz w:val="24"/>
+                <w:szCs w:val="24"/>
+              </w:rPr>
+              <w:t>F1</w:t>
+            </w:r>
+            <w:r>
+              <w:rPr>
+                <w:rFonts w:ascii="Times New Roman" w:hAnsi="Times New Roman" w:cs="Times New Roman"/>
                 <w:b/>
                 <w:bCs/>
-              </w:rPr>
-              <w:t>R</w:t>
-            </w:r>
-            <w:r>
-              <w:rPr>
+                <w:sz w:val="24"/>
+                <w:szCs w:val="24"/>
+              </w:rPr>
+              <w:t>-Score</w:t>
+            </w:r>
+          </w:p>
+        </w:tc>
+        <w:tc>
+          <w:tcPr>
+            <w:tcW w:w="1350" w:type="dxa"/>
+            <w:vAlign w:val="center"/>
+          </w:tcPr>
+          <w:p>
+            <w:pPr>
+              <w:spacing w:after="240"/>
+              <w:jc w:val="center"/>
+              <w:rPr>
+                <w:rFonts w:ascii="Times New Roman" w:hAnsi="Times New Roman" w:cs="Times New Roman"/>
                 <w:b/>
                 <w:bCs/>
-              </w:rPr>
-              <w:t>ecall</w:t>
-            </w:r>
-          </w:p>
-        </w:tc>
-        <w:tc>
-          <w:tcPr>
-            <w:tcW w:w="892" w:type="dxa"/>
-            <w:vAlign w:val="center"/>
-          </w:tcPr>
-          <w:p>
-            <w:pPr>
-              <w:spacing w:after="240"/>
-              <w:jc w:val="center"/>
-              <w:rPr>
+                <w:sz w:val="24"/>
+                <w:szCs w:val="24"/>
+              </w:rPr>
+            </w:pPr>
+            <w:r>
+              <w:rPr>
+                <w:rFonts w:ascii="Times New Roman" w:hAnsi="Times New Roman" w:cs="Times New Roman"/>
                 <w:b/>
                 <w:bCs/>
-              </w:rPr>
-            </w:pPr>
-            <w:r>
-              <w:rPr>
+                <w:sz w:val="24"/>
+                <w:szCs w:val="24"/>
+              </w:rPr>
+              <w:t>PR</w:t>
+            </w:r>
+            <w:r>
+              <w:rPr>
+                <w:rFonts w:ascii="Times New Roman" w:hAnsi="Times New Roman" w:cs="Times New Roman"/>
                 <w:b/>
                 <w:bCs/>
-              </w:rPr>
-              <w:t>F1</w:t>
-            </w:r>
-          </w:p>
-        </w:tc>
-        <w:tc>
-          <w:tcPr>
-            <w:tcW w:w="1170" w:type="dxa"/>
-            <w:vAlign w:val="center"/>
-          </w:tcPr>
-          <w:p>
-            <w:pPr>
-              <w:spacing w:after="240"/>
-              <w:jc w:val="center"/>
-              <w:rPr>
+                <w:sz w:val="24"/>
+                <w:szCs w:val="24"/>
+              </w:rPr>
+              <w:t>-</w:t>
+            </w:r>
+            <w:r>
+              <w:rPr>
+                <w:rFonts w:ascii="Times New Roman" w:hAnsi="Times New Roman" w:cs="Times New Roman"/>
                 <w:b/>
                 <w:bCs/>
-              </w:rPr>
-            </w:pPr>
-            <w:r>
-              <w:rPr>
+                <w:sz w:val="24"/>
+                <w:szCs w:val="24"/>
+              </w:rPr>
+              <w:t>AUC</w:t>
+            </w:r>
+          </w:p>
+        </w:tc>
+        <w:tc>
+          <w:tcPr>
+            <w:tcW w:w="1715" w:type="dxa"/>
+            <w:vAlign w:val="center"/>
+          </w:tcPr>
+          <w:p>
+            <w:pPr>
+              <w:spacing w:after="240"/>
+              <w:jc w:val="center"/>
+              <w:rPr>
+                <w:rFonts w:ascii="Times New Roman" w:hAnsi="Times New Roman" w:cs="Times New Roman"/>
                 <w:b/>
                 <w:bCs/>
-              </w:rPr>
-              <w:t>PR</w:t>
-            </w:r>
-            <w:r>
-              <w:rPr>
+                <w:sz w:val="24"/>
+                <w:szCs w:val="24"/>
+              </w:rPr>
+            </w:pPr>
+            <w:r>
+              <w:rPr>
+                <w:rFonts w:ascii="Times New Roman" w:hAnsi="Times New Roman" w:cs="Times New Roman"/>
                 <w:b/>
                 <w:bCs/>
-              </w:rPr>
-              <w:t>_</w:t>
-            </w:r>
-            <w:r>
-              <w:rPr>
+                <w:sz w:val="24"/>
+                <w:szCs w:val="24"/>
+              </w:rPr>
+              <w:t>ROC</w:t>
+            </w:r>
+            <w:r>
+              <w:rPr>
+                <w:rFonts w:ascii="Times New Roman" w:hAnsi="Times New Roman" w:cs="Times New Roman"/>
                 <w:b/>
                 <w:bCs/>
-              </w:rPr>
-              <w:t>AUC</w:t>
-            </w:r>
-          </w:p>
-        </w:tc>
-        <w:tc>
-          <w:tcPr>
-            <w:tcW w:w="1260" w:type="dxa"/>
-            <w:vAlign w:val="center"/>
-          </w:tcPr>
-          <w:p>
-            <w:pPr>
-              <w:spacing w:after="240"/>
-              <w:jc w:val="center"/>
-              <w:rPr>
+                <w:sz w:val="24"/>
+                <w:szCs w:val="24"/>
+              </w:rPr>
+              <w:t>-</w:t>
+            </w:r>
+            <w:r>
+              <w:rPr>
+                <w:rFonts w:ascii="Times New Roman" w:hAnsi="Times New Roman" w:cs="Times New Roman"/>
                 <w:b/>
                 <w:bCs/>
-              </w:rPr>
-            </w:pPr>
-            <w:r>
-              <w:rPr>
-                <w:b/>
-                <w:bCs/>
-              </w:rPr>
-              <w:t>ROC</w:t>
-            </w:r>
-            <w:r>
-              <w:rPr>
-                <w:b/>
-                <w:bCs/>
-              </w:rPr>
-              <w:t>_</w:t>
-            </w:r>
-            <w:r>
-              <w:rPr>
-                <w:b/>
-                <w:bCs/>
+                <w:sz w:val="24"/>
+                <w:szCs w:val="24"/>
               </w:rPr>
               <w:t>AUC</w:t>
             </w:r>
@@ -6079,12 +6489,20 @@
             <w:pPr>
               <w:spacing w:after="240"/>
               <w:jc w:val="center"/>
-            </w:pPr>
-            <w:proofErr w:type="spellStart"/>
-            <w:r>
+              <w:rPr>
+                <w:rFonts w:ascii="Times New Roman" w:hAnsi="Times New Roman" w:cs="Times New Roman"/>
+                <w:sz w:val="24"/>
+                <w:szCs w:val="24"/>
+              </w:rPr>
+            </w:pPr>
+            <w:r>
+              <w:rPr>
+                <w:rFonts w:ascii="Times New Roman" w:hAnsi="Times New Roman" w:cs="Times New Roman"/>
+                <w:sz w:val="24"/>
+                <w:szCs w:val="24"/>
+              </w:rPr>
               <w:t>LogReg</w:t>
             </w:r>
-            <w:proofErr w:type="spellEnd"/>
           </w:p>
         </w:tc>
         <w:tc>
@@ -6096,83 +6514,143 @@
             <w:pPr>
               <w:spacing w:after="240"/>
               <w:jc w:val="center"/>
-            </w:pPr>
-            <w:r>
+              <w:rPr>
+                <w:rFonts w:ascii="Times New Roman" w:hAnsi="Times New Roman" w:cs="Times New Roman"/>
+                <w:sz w:val="24"/>
+                <w:szCs w:val="24"/>
+              </w:rPr>
+            </w:pPr>
+            <w:r>
+              <w:rPr>
+                <w:rFonts w:ascii="Times New Roman" w:hAnsi="Times New Roman" w:cs="Times New Roman"/>
+                <w:sz w:val="24"/>
+                <w:szCs w:val="24"/>
+              </w:rPr>
               <w:t>0.93</w:t>
             </w:r>
           </w:p>
         </w:tc>
         <w:tc>
           <w:tcPr>
-            <w:tcW w:w="1260" w:type="dxa"/>
+            <w:tcW w:w="1170" w:type="dxa"/>
             <w:vAlign w:val="center"/>
           </w:tcPr>
           <w:p>
             <w:pPr>
               <w:spacing w:after="240"/>
               <w:jc w:val="center"/>
-            </w:pPr>
-            <w:r>
+              <w:rPr>
+                <w:rFonts w:ascii="Times New Roman" w:hAnsi="Times New Roman" w:cs="Times New Roman"/>
+                <w:sz w:val="24"/>
+                <w:szCs w:val="24"/>
+              </w:rPr>
+            </w:pPr>
+            <w:r>
+              <w:rPr>
+                <w:rFonts w:ascii="Times New Roman" w:hAnsi="Times New Roman" w:cs="Times New Roman"/>
+                <w:sz w:val="24"/>
+                <w:szCs w:val="24"/>
+              </w:rPr>
               <w:t>0.59</w:t>
             </w:r>
           </w:p>
         </w:tc>
         <w:tc>
           <w:tcPr>
-            <w:tcW w:w="908" w:type="dxa"/>
+            <w:tcW w:w="990" w:type="dxa"/>
             <w:vAlign w:val="center"/>
           </w:tcPr>
           <w:p>
             <w:pPr>
               <w:spacing w:after="240"/>
               <w:jc w:val="center"/>
-            </w:pPr>
-            <w:r>
+              <w:rPr>
+                <w:rFonts w:ascii="Times New Roman" w:hAnsi="Times New Roman" w:cs="Times New Roman"/>
+                <w:sz w:val="24"/>
+                <w:szCs w:val="24"/>
+              </w:rPr>
+            </w:pPr>
+            <w:r>
+              <w:rPr>
+                <w:rFonts w:ascii="Times New Roman" w:hAnsi="Times New Roman" w:cs="Times New Roman"/>
+                <w:sz w:val="24"/>
+                <w:szCs w:val="24"/>
+              </w:rPr>
               <w:t>0.74</w:t>
             </w:r>
           </w:p>
         </w:tc>
         <w:tc>
           <w:tcPr>
-            <w:tcW w:w="892" w:type="dxa"/>
+            <w:tcW w:w="900" w:type="dxa"/>
             <w:vAlign w:val="center"/>
           </w:tcPr>
           <w:p>
             <w:pPr>
               <w:spacing w:after="240"/>
               <w:jc w:val="center"/>
-            </w:pPr>
-            <w:r>
+              <w:rPr>
+                <w:rFonts w:ascii="Times New Roman" w:hAnsi="Times New Roman" w:cs="Times New Roman"/>
+                <w:sz w:val="24"/>
+                <w:szCs w:val="24"/>
+              </w:rPr>
+            </w:pPr>
+            <w:r>
+              <w:rPr>
+                <w:rFonts w:ascii="Times New Roman" w:hAnsi="Times New Roman" w:cs="Times New Roman"/>
+                <w:sz w:val="24"/>
+                <w:szCs w:val="24"/>
+              </w:rPr>
               <w:t>0.66</w:t>
             </w:r>
           </w:p>
         </w:tc>
         <w:tc>
           <w:tcPr>
-            <w:tcW w:w="1170" w:type="dxa"/>
+            <w:tcW w:w="1350" w:type="dxa"/>
             <w:vAlign w:val="center"/>
           </w:tcPr>
           <w:p>
             <w:pPr>
               <w:spacing w:after="240"/>
               <w:jc w:val="center"/>
-            </w:pPr>
-            <w:r>
+              <w:rPr>
+                <w:rFonts w:ascii="Times New Roman" w:hAnsi="Times New Roman" w:cs="Times New Roman"/>
+                <w:sz w:val="24"/>
+                <w:szCs w:val="24"/>
+              </w:rPr>
+            </w:pPr>
+            <w:r>
+              <w:rPr>
+                <w:rFonts w:ascii="Times New Roman" w:hAnsi="Times New Roman" w:cs="Times New Roman"/>
+                <w:sz w:val="24"/>
+                <w:szCs w:val="24"/>
+              </w:rPr>
               <w:t>0.73</w:t>
             </w:r>
           </w:p>
         </w:tc>
         <w:tc>
           <w:tcPr>
-            <w:tcW w:w="1260" w:type="dxa"/>
+            <w:tcW w:w="1715" w:type="dxa"/>
             <w:vAlign w:val="center"/>
           </w:tcPr>
           <w:p>
             <w:pPr>
               <w:spacing w:after="240"/>
               <w:jc w:val="center"/>
-            </w:pPr>
-            <w:r>
+              <w:rPr>
+                <w:rFonts w:ascii="Times New Roman" w:hAnsi="Times New Roman" w:cs="Times New Roman"/>
+                <w:sz w:val="24"/>
+                <w:szCs w:val="24"/>
+              </w:rPr>
+            </w:pPr>
+            <w:r>
+              <w:rPr>
+                <w:rFonts w:ascii="Times New Roman" w:hAnsi="Times New Roman" w:cs="Times New Roman"/>
+                <w:sz w:val="24"/>
+                <w:szCs w:val="24"/>
+              </w:rPr>
               <w:t>0.94</w:t>
             </w:r>
           </w:p>
@@ -6192,12 +6670,20 @@
             <w:pPr>
               <w:spacing w:after="240"/>
               <w:jc w:val="center"/>
-            </w:pPr>
-            <w:proofErr w:type="spellStart"/>
-            <w:r>
+              <w:rPr>
+                <w:rFonts w:ascii="Times New Roman" w:hAnsi="Times New Roman" w:cs="Times New Roman"/>
+                <w:sz w:val="24"/>
+                <w:szCs w:val="24"/>
+              </w:rPr>
+            </w:pPr>
+            <w:r>
+              <w:rPr>
+                <w:rFonts w:ascii="Times New Roman" w:hAnsi="Times New Roman" w:cs="Times New Roman"/>
+                <w:sz w:val="24"/>
+                <w:szCs w:val="24"/>
+              </w:rPr>
               <w:t>ExtraTrees</w:t>
             </w:r>
-            <w:proofErr w:type="spellEnd"/>
           </w:p>
         </w:tc>
         <w:tc>
@@ -6209,83 +6695,143 @@
             <w:pPr>
               <w:spacing w:after="240"/>
               <w:jc w:val="center"/>
-            </w:pPr>
-            <w:r>
+              <w:rPr>
+                <w:rFonts w:ascii="Times New Roman" w:hAnsi="Times New Roman" w:cs="Times New Roman"/>
+                <w:sz w:val="24"/>
+                <w:szCs w:val="24"/>
+              </w:rPr>
+            </w:pPr>
+            <w:r>
+              <w:rPr>
+                <w:rFonts w:ascii="Times New Roman" w:hAnsi="Times New Roman" w:cs="Times New Roman"/>
+                <w:sz w:val="24"/>
+                <w:szCs w:val="24"/>
+              </w:rPr>
               <w:t>0.91</w:t>
             </w:r>
           </w:p>
         </w:tc>
         <w:tc>
           <w:tcPr>
-            <w:tcW w:w="1260" w:type="dxa"/>
+            <w:tcW w:w="1170" w:type="dxa"/>
             <w:vAlign w:val="center"/>
           </w:tcPr>
           <w:p>
             <w:pPr>
               <w:spacing w:after="240"/>
               <w:jc w:val="center"/>
-            </w:pPr>
-            <w:r>
+              <w:rPr>
+                <w:rFonts w:ascii="Times New Roman" w:hAnsi="Times New Roman" w:cs="Times New Roman"/>
+                <w:sz w:val="24"/>
+                <w:szCs w:val="24"/>
+              </w:rPr>
+            </w:pPr>
+            <w:r>
+              <w:rPr>
+                <w:rFonts w:ascii="Times New Roman" w:hAnsi="Times New Roman" w:cs="Times New Roman"/>
+                <w:sz w:val="24"/>
+                <w:szCs w:val="24"/>
+              </w:rPr>
               <w:t>0.53</w:t>
             </w:r>
           </w:p>
         </w:tc>
         <w:tc>
           <w:tcPr>
-            <w:tcW w:w="908" w:type="dxa"/>
+            <w:tcW w:w="990" w:type="dxa"/>
             <w:vAlign w:val="center"/>
           </w:tcPr>
           <w:p>
             <w:pPr>
               <w:spacing w:after="240"/>
               <w:jc w:val="center"/>
-            </w:pPr>
-            <w:r>
+              <w:rPr>
+                <w:rFonts w:ascii="Times New Roman" w:hAnsi="Times New Roman" w:cs="Times New Roman"/>
+                <w:sz w:val="24"/>
+                <w:szCs w:val="24"/>
+              </w:rPr>
+            </w:pPr>
+            <w:r>
+              <w:rPr>
+                <w:rFonts w:ascii="Times New Roman" w:hAnsi="Times New Roman" w:cs="Times New Roman"/>
+                <w:sz w:val="24"/>
+                <w:szCs w:val="24"/>
+              </w:rPr>
               <w:t>0.74</w:t>
             </w:r>
           </w:p>
         </w:tc>
         <w:tc>
           <w:tcPr>
-            <w:tcW w:w="892" w:type="dxa"/>
+            <w:tcW w:w="900" w:type="dxa"/>
             <w:vAlign w:val="center"/>
           </w:tcPr>
           <w:p>
             <w:pPr>
               <w:spacing w:after="240"/>
               <w:jc w:val="center"/>
-            </w:pPr>
-            <w:r>
+              <w:rPr>
+                <w:rFonts w:ascii="Times New Roman" w:hAnsi="Times New Roman" w:cs="Times New Roman"/>
+                <w:sz w:val="24"/>
+                <w:szCs w:val="24"/>
+              </w:rPr>
+            </w:pPr>
+            <w:r>
+              <w:rPr>
+                <w:rFonts w:ascii="Times New Roman" w:hAnsi="Times New Roman" w:cs="Times New Roman"/>
+                <w:sz w:val="24"/>
+                <w:szCs w:val="24"/>
+              </w:rPr>
               <w:t>0.61</w:t>
             </w:r>
           </w:p>
         </w:tc>
         <w:tc>
           <w:tcPr>
-            <w:tcW w:w="1170" w:type="dxa"/>
+            <w:tcW w:w="1350" w:type="dxa"/>
             <w:vAlign w:val="center"/>
           </w:tcPr>
           <w:p>
             <w:pPr>
               <w:spacing w:after="240"/>
               <w:jc w:val="center"/>
-            </w:pPr>
-            <w:r>
+              <w:rPr>
+                <w:rFonts w:ascii="Times New Roman" w:hAnsi="Times New Roman" w:cs="Times New Roman"/>
+                <w:sz w:val="24"/>
+                <w:szCs w:val="24"/>
+              </w:rPr>
+            </w:pPr>
+            <w:r>
+              <w:rPr>
+                <w:rFonts w:ascii="Times New Roman" w:hAnsi="Times New Roman" w:cs="Times New Roman"/>
+                <w:sz w:val="24"/>
+                <w:szCs w:val="24"/>
+              </w:rPr>
               <w:t>0.70</w:t>
             </w:r>
           </w:p>
         </w:tc>
         <w:tc>
           <w:tcPr>
-            <w:tcW w:w="1260" w:type="dxa"/>
+            <w:tcW w:w="1715" w:type="dxa"/>
             <w:vAlign w:val="center"/>
           </w:tcPr>
           <w:p>
             <w:pPr>
               <w:spacing w:after="240"/>
               <w:jc w:val="center"/>
-            </w:pPr>
-            <w:r>
+              <w:rPr>
+                <w:rFonts w:ascii="Times New Roman" w:hAnsi="Times New Roman" w:cs="Times New Roman"/>
+                <w:sz w:val="24"/>
+                <w:szCs w:val="24"/>
+              </w:rPr>
+            </w:pPr>
+            <w:r>
+              <w:rPr>
+                <w:rFonts w:ascii="Times New Roman" w:hAnsi="Times New Roman" w:cs="Times New Roman"/>
+                <w:sz w:val="24"/>
+                <w:szCs w:val="24"/>
+              </w:rPr>
               <w:t>0.93</w:t>
             </w:r>
           </w:p>
@@ -6305,8 +6851,18 @@
             <w:pPr>
               <w:spacing w:after="240"/>
               <w:jc w:val="center"/>
-            </w:pPr>
-            <w:r>
+              <w:rPr>
+                <w:rFonts w:ascii="Times New Roman" w:hAnsi="Times New Roman" w:cs="Times New Roman"/>
+                <w:sz w:val="24"/>
+                <w:szCs w:val="24"/>
+              </w:rPr>
+            </w:pPr>
+            <w:r>
+              <w:rPr>
+                <w:rFonts w:ascii="Times New Roman" w:hAnsi="Times New Roman" w:cs="Times New Roman"/>
+                <w:sz w:val="24"/>
+                <w:szCs w:val="24"/>
+              </w:rPr>
               <w:t>CatBoost</w:t>
             </w:r>
           </w:p>
@@ -6320,83 +6876,143 @@
             <w:pPr>
               <w:spacing w:after="240"/>
               <w:jc w:val="center"/>
-            </w:pPr>
-            <w:r>
+              <w:rPr>
+                <w:rFonts w:ascii="Times New Roman" w:hAnsi="Times New Roman" w:cs="Times New Roman"/>
+                <w:sz w:val="24"/>
+                <w:szCs w:val="24"/>
+              </w:rPr>
+            </w:pPr>
+            <w:r>
+              <w:rPr>
+                <w:rFonts w:ascii="Times New Roman" w:hAnsi="Times New Roman" w:cs="Times New Roman"/>
+                <w:sz w:val="24"/>
+                <w:szCs w:val="24"/>
+              </w:rPr>
               <w:t>0.92</w:t>
             </w:r>
           </w:p>
         </w:tc>
         <w:tc>
           <w:tcPr>
-            <w:tcW w:w="1260" w:type="dxa"/>
+            <w:tcW w:w="1170" w:type="dxa"/>
             <w:vAlign w:val="center"/>
           </w:tcPr>
           <w:p>
             <w:pPr>
               <w:spacing w:after="240"/>
               <w:jc w:val="center"/>
-            </w:pPr>
-            <w:r>
+              <w:rPr>
+                <w:rFonts w:ascii="Times New Roman" w:hAnsi="Times New Roman" w:cs="Times New Roman"/>
+                <w:sz w:val="24"/>
+                <w:szCs w:val="24"/>
+              </w:rPr>
+            </w:pPr>
+            <w:r>
+              <w:rPr>
+                <w:rFonts w:ascii="Times New Roman" w:hAnsi="Times New Roman" w:cs="Times New Roman"/>
+                <w:sz w:val="24"/>
+                <w:szCs w:val="24"/>
+              </w:rPr>
               <w:t>0.57</w:t>
             </w:r>
           </w:p>
         </w:tc>
         <w:tc>
           <w:tcPr>
-            <w:tcW w:w="908" w:type="dxa"/>
+            <w:tcW w:w="990" w:type="dxa"/>
             <w:vAlign w:val="center"/>
           </w:tcPr>
           <w:p>
             <w:pPr>
               <w:spacing w:after="240"/>
               <w:jc w:val="center"/>
-            </w:pPr>
-            <w:r>
+              <w:rPr>
+                <w:rFonts w:ascii="Times New Roman" w:hAnsi="Times New Roman" w:cs="Times New Roman"/>
+                <w:sz w:val="24"/>
+                <w:szCs w:val="24"/>
+              </w:rPr>
+            </w:pPr>
+            <w:r>
+              <w:rPr>
+                <w:rFonts w:ascii="Times New Roman" w:hAnsi="Times New Roman" w:cs="Times New Roman"/>
+                <w:sz w:val="24"/>
+                <w:szCs w:val="24"/>
+              </w:rPr>
               <w:t>0.64</w:t>
             </w:r>
           </w:p>
         </w:tc>
         <w:tc>
           <w:tcPr>
-            <w:tcW w:w="892" w:type="dxa"/>
+            <w:tcW w:w="900" w:type="dxa"/>
             <w:vAlign w:val="center"/>
           </w:tcPr>
           <w:p>
             <w:pPr>
               <w:spacing w:after="240"/>
               <w:jc w:val="center"/>
-            </w:pPr>
-            <w:r>
+              <w:rPr>
+                <w:rFonts w:ascii="Times New Roman" w:hAnsi="Times New Roman" w:cs="Times New Roman"/>
+                <w:sz w:val="24"/>
+                <w:szCs w:val="24"/>
+              </w:rPr>
+            </w:pPr>
+            <w:r>
+              <w:rPr>
+                <w:rFonts w:ascii="Times New Roman" w:hAnsi="Times New Roman" w:cs="Times New Roman"/>
+                <w:sz w:val="24"/>
+                <w:szCs w:val="24"/>
+              </w:rPr>
               <w:t>0.60</w:t>
             </w:r>
           </w:p>
         </w:tc>
         <w:tc>
           <w:tcPr>
-            <w:tcW w:w="1170" w:type="dxa"/>
+            <w:tcW w:w="1350" w:type="dxa"/>
             <w:vAlign w:val="center"/>
           </w:tcPr>
           <w:p>
             <w:pPr>
               <w:spacing w:after="240"/>
               <w:jc w:val="center"/>
-            </w:pPr>
-            <w:r>
+              <w:rPr>
+                <w:rFonts w:ascii="Times New Roman" w:hAnsi="Times New Roman" w:cs="Times New Roman"/>
+                <w:sz w:val="24"/>
+                <w:szCs w:val="24"/>
+              </w:rPr>
+            </w:pPr>
+            <w:r>
+              <w:rPr>
+                <w:rFonts w:ascii="Times New Roman" w:hAnsi="Times New Roman" w:cs="Times New Roman"/>
+                <w:sz w:val="24"/>
+                <w:szCs w:val="24"/>
+              </w:rPr>
               <w:t>0.69</w:t>
             </w:r>
           </w:p>
         </w:tc>
         <w:tc>
           <w:tcPr>
-            <w:tcW w:w="1260" w:type="dxa"/>
+            <w:tcW w:w="1715" w:type="dxa"/>
             <w:vAlign w:val="center"/>
           </w:tcPr>
           <w:p>
             <w:pPr>
               <w:spacing w:after="240"/>
               <w:jc w:val="center"/>
-            </w:pPr>
-            <w:r>
+              <w:rPr>
+                <w:rFonts w:ascii="Times New Roman" w:hAnsi="Times New Roman" w:cs="Times New Roman"/>
+                <w:sz w:val="24"/>
+                <w:szCs w:val="24"/>
+              </w:rPr>
+            </w:pPr>
+            <w:r>
+              <w:rPr>
+                <w:rFonts w:ascii="Times New Roman" w:hAnsi="Times New Roman" w:cs="Times New Roman"/>
+                <w:sz w:val="24"/>
+                <w:szCs w:val="24"/>
+              </w:rPr>
               <w:t>0.93</w:t>
             </w:r>
           </w:p>
@@ -6416,12 +7032,20 @@
             <w:pPr>
               <w:spacing w:after="240"/>
               <w:jc w:val="center"/>
-            </w:pPr>
-            <w:proofErr w:type="spellStart"/>
-            <w:r>
+              <w:rPr>
+                <w:rFonts w:ascii="Times New Roman" w:hAnsi="Times New Roman" w:cs="Times New Roman"/>
+                <w:sz w:val="24"/>
+                <w:szCs w:val="24"/>
+              </w:rPr>
+            </w:pPr>
+            <w:r>
+              <w:rPr>
+                <w:rFonts w:ascii="Times New Roman" w:hAnsi="Times New Roman" w:cs="Times New Roman"/>
+                <w:sz w:val="24"/>
+                <w:szCs w:val="24"/>
+              </w:rPr>
               <w:t>RandomForest</w:t>
             </w:r>
-            <w:proofErr w:type="spellEnd"/>
           </w:p>
         </w:tc>
         <w:tc>
@@ -6433,83 +7057,143 @@
             <w:pPr>
               <w:spacing w:after="240"/>
               <w:jc w:val="center"/>
-            </w:pPr>
-            <w:r>
+              <w:rPr>
+                <w:rFonts w:ascii="Times New Roman" w:hAnsi="Times New Roman" w:cs="Times New Roman"/>
+                <w:sz w:val="24"/>
+                <w:szCs w:val="24"/>
+              </w:rPr>
+            </w:pPr>
+            <w:r>
+              <w:rPr>
+                <w:rFonts w:ascii="Times New Roman" w:hAnsi="Times New Roman" w:cs="Times New Roman"/>
+                <w:sz w:val="24"/>
+                <w:szCs w:val="24"/>
+              </w:rPr>
               <w:t>0.93</w:t>
             </w:r>
           </w:p>
         </w:tc>
         <w:tc>
           <w:tcPr>
-            <w:tcW w:w="1260" w:type="dxa"/>
+            <w:tcW w:w="1170" w:type="dxa"/>
             <w:vAlign w:val="center"/>
           </w:tcPr>
           <w:p>
             <w:pPr>
               <w:spacing w:after="240"/>
               <w:jc w:val="center"/>
-            </w:pPr>
-            <w:r>
+              <w:rPr>
+                <w:rFonts w:ascii="Times New Roman" w:hAnsi="Times New Roman" w:cs="Times New Roman"/>
+                <w:sz w:val="24"/>
+                <w:szCs w:val="24"/>
+              </w:rPr>
+            </w:pPr>
+            <w:r>
+              <w:rPr>
+                <w:rFonts w:ascii="Times New Roman" w:hAnsi="Times New Roman" w:cs="Times New Roman"/>
+                <w:sz w:val="24"/>
+                <w:szCs w:val="24"/>
+              </w:rPr>
               <w:t>0.62</w:t>
             </w:r>
           </w:p>
         </w:tc>
         <w:tc>
           <w:tcPr>
-            <w:tcW w:w="908" w:type="dxa"/>
+            <w:tcW w:w="990" w:type="dxa"/>
             <w:vAlign w:val="center"/>
           </w:tcPr>
           <w:p>
             <w:pPr>
               <w:spacing w:after="240"/>
               <w:jc w:val="center"/>
-            </w:pPr>
-            <w:r>
+              <w:rPr>
+                <w:rFonts w:ascii="Times New Roman" w:hAnsi="Times New Roman" w:cs="Times New Roman"/>
+                <w:sz w:val="24"/>
+                <w:szCs w:val="24"/>
+              </w:rPr>
+            </w:pPr>
+            <w:r>
+              <w:rPr>
+                <w:rFonts w:ascii="Times New Roman" w:hAnsi="Times New Roman" w:cs="Times New Roman"/>
+                <w:sz w:val="24"/>
+                <w:szCs w:val="24"/>
+              </w:rPr>
               <w:t>0.61</w:t>
             </w:r>
           </w:p>
         </w:tc>
         <w:tc>
           <w:tcPr>
-            <w:tcW w:w="892" w:type="dxa"/>
+            <w:tcW w:w="900" w:type="dxa"/>
             <w:vAlign w:val="center"/>
           </w:tcPr>
           <w:p>
             <w:pPr>
               <w:spacing w:after="240"/>
               <w:jc w:val="center"/>
-            </w:pPr>
-            <w:r>
+              <w:rPr>
+                <w:rFonts w:ascii="Times New Roman" w:hAnsi="Times New Roman" w:cs="Times New Roman"/>
+                <w:sz w:val="24"/>
+                <w:szCs w:val="24"/>
+              </w:rPr>
+            </w:pPr>
+            <w:r>
+              <w:rPr>
+                <w:rFonts w:ascii="Times New Roman" w:hAnsi="Times New Roman" w:cs="Times New Roman"/>
+                <w:sz w:val="24"/>
+                <w:szCs w:val="24"/>
+              </w:rPr>
               <w:t>0.61</w:t>
             </w:r>
           </w:p>
         </w:tc>
         <w:tc>
           <w:tcPr>
-            <w:tcW w:w="1170" w:type="dxa"/>
+            <w:tcW w:w="1350" w:type="dxa"/>
             <w:vAlign w:val="center"/>
           </w:tcPr>
           <w:p>
             <w:pPr>
               <w:spacing w:after="240"/>
               <w:jc w:val="center"/>
-            </w:pPr>
-            <w:r>
+              <w:rPr>
+                <w:rFonts w:ascii="Times New Roman" w:hAnsi="Times New Roman" w:cs="Times New Roman"/>
+                <w:sz w:val="24"/>
+                <w:szCs w:val="24"/>
+              </w:rPr>
+            </w:pPr>
+            <w:r>
+              <w:rPr>
+                <w:rFonts w:ascii="Times New Roman" w:hAnsi="Times New Roman" w:cs="Times New Roman"/>
+                <w:sz w:val="24"/>
+                <w:szCs w:val="24"/>
+              </w:rPr>
               <w:t>0.69</w:t>
             </w:r>
           </w:p>
         </w:tc>
         <w:tc>
           <w:tcPr>
-            <w:tcW w:w="1260" w:type="dxa"/>
+            <w:tcW w:w="1715" w:type="dxa"/>
             <w:vAlign w:val="center"/>
           </w:tcPr>
           <w:p>
             <w:pPr>
               <w:spacing w:after="240"/>
               <w:jc w:val="center"/>
-            </w:pPr>
-            <w:r>
+              <w:rPr>
+                <w:rFonts w:ascii="Times New Roman" w:hAnsi="Times New Roman" w:cs="Times New Roman"/>
+                <w:sz w:val="24"/>
+                <w:szCs w:val="24"/>
+              </w:rPr>
+            </w:pPr>
+            <w:r>
+              <w:rPr>
+                <w:rFonts w:ascii="Times New Roman" w:hAnsi="Times New Roman" w:cs="Times New Roman"/>
+                <w:sz w:val="24"/>
+                <w:szCs w:val="24"/>
+              </w:rPr>
               <w:t>0.93</w:t>
             </w:r>
           </w:p>
@@ -6529,8 +7213,18 @@
             <w:pPr>
               <w:spacing w:after="240"/>
               <w:jc w:val="center"/>
-            </w:pPr>
-            <w:r>
+              <w:rPr>
+                <w:rFonts w:ascii="Times New Roman" w:hAnsi="Times New Roman" w:cs="Times New Roman"/>
+                <w:sz w:val="24"/>
+                <w:szCs w:val="24"/>
+              </w:rPr>
+            </w:pPr>
+            <w:r>
+              <w:rPr>
+                <w:rFonts w:ascii="Times New Roman" w:hAnsi="Times New Roman" w:cs="Times New Roman"/>
+                <w:sz w:val="24"/>
+                <w:szCs w:val="24"/>
+              </w:rPr>
               <w:t>LightGBM</w:t>
             </w:r>
           </w:p>
@@ -6544,83 +7238,143 @@
             <w:pPr>
               <w:spacing w:after="240"/>
               <w:jc w:val="center"/>
-            </w:pPr>
-            <w:r>
+              <w:rPr>
+                <w:rFonts w:ascii="Times New Roman" w:hAnsi="Times New Roman" w:cs="Times New Roman"/>
+                <w:sz w:val="24"/>
+                <w:szCs w:val="24"/>
+              </w:rPr>
+            </w:pPr>
+            <w:r>
+              <w:rPr>
+                <w:rFonts w:ascii="Times New Roman" w:hAnsi="Times New Roman" w:cs="Times New Roman"/>
+                <w:sz w:val="24"/>
+                <w:szCs w:val="24"/>
+              </w:rPr>
               <w:t>0.91</w:t>
             </w:r>
           </w:p>
         </w:tc>
         <w:tc>
           <w:tcPr>
-            <w:tcW w:w="1260" w:type="dxa"/>
+            <w:tcW w:w="1170" w:type="dxa"/>
             <w:vAlign w:val="center"/>
           </w:tcPr>
           <w:p>
             <w:pPr>
               <w:spacing w:after="240"/>
               <w:jc w:val="center"/>
-            </w:pPr>
-            <w:r>
+              <w:rPr>
+                <w:rFonts w:ascii="Times New Roman" w:hAnsi="Times New Roman" w:cs="Times New Roman"/>
+                <w:sz w:val="24"/>
+                <w:szCs w:val="24"/>
+              </w:rPr>
+            </w:pPr>
+            <w:r>
+              <w:rPr>
+                <w:rFonts w:ascii="Times New Roman" w:hAnsi="Times New Roman" w:cs="Times New Roman"/>
+                <w:sz w:val="24"/>
+                <w:szCs w:val="24"/>
+              </w:rPr>
               <w:t>0.51</w:t>
             </w:r>
           </w:p>
         </w:tc>
         <w:tc>
           <w:tcPr>
-            <w:tcW w:w="908" w:type="dxa"/>
+            <w:tcW w:w="990" w:type="dxa"/>
             <w:vAlign w:val="center"/>
           </w:tcPr>
           <w:p>
             <w:pPr>
               <w:spacing w:after="240"/>
               <w:jc w:val="center"/>
-            </w:pPr>
-            <w:r>
+              <w:rPr>
+                <w:rFonts w:ascii="Times New Roman" w:hAnsi="Times New Roman" w:cs="Times New Roman"/>
+                <w:sz w:val="24"/>
+                <w:szCs w:val="24"/>
+              </w:rPr>
+            </w:pPr>
+            <w:r>
+              <w:rPr>
+                <w:rFonts w:ascii="Times New Roman" w:hAnsi="Times New Roman" w:cs="Times New Roman"/>
+                <w:sz w:val="24"/>
+                <w:szCs w:val="24"/>
+              </w:rPr>
               <w:t>0.78</w:t>
             </w:r>
           </w:p>
         </w:tc>
         <w:tc>
           <w:tcPr>
-            <w:tcW w:w="892" w:type="dxa"/>
+            <w:tcW w:w="900" w:type="dxa"/>
             <w:vAlign w:val="center"/>
           </w:tcPr>
           <w:p>
             <w:pPr>
               <w:spacing w:after="240"/>
               <w:jc w:val="center"/>
-            </w:pPr>
-            <w:r>
+              <w:rPr>
+                <w:rFonts w:ascii="Times New Roman" w:hAnsi="Times New Roman" w:cs="Times New Roman"/>
+                <w:sz w:val="24"/>
+                <w:szCs w:val="24"/>
+              </w:rPr>
+            </w:pPr>
+            <w:r>
+              <w:rPr>
+                <w:rFonts w:ascii="Times New Roman" w:hAnsi="Times New Roman" w:cs="Times New Roman"/>
+                <w:sz w:val="24"/>
+                <w:szCs w:val="24"/>
+              </w:rPr>
               <w:t>0.61</w:t>
             </w:r>
           </w:p>
         </w:tc>
         <w:tc>
           <w:tcPr>
-            <w:tcW w:w="1170" w:type="dxa"/>
+            <w:tcW w:w="1350" w:type="dxa"/>
             <w:vAlign w:val="center"/>
           </w:tcPr>
           <w:p>
             <w:pPr>
               <w:spacing w:after="240"/>
               <w:jc w:val="center"/>
-            </w:pPr>
-            <w:r>
+              <w:rPr>
+                <w:rFonts w:ascii="Times New Roman" w:hAnsi="Times New Roman" w:cs="Times New Roman"/>
+                <w:sz w:val="24"/>
+                <w:szCs w:val="24"/>
+              </w:rPr>
+            </w:pPr>
+            <w:r>
+              <w:rPr>
+                <w:rFonts w:ascii="Times New Roman" w:hAnsi="Times New Roman" w:cs="Times New Roman"/>
+                <w:sz w:val="24"/>
+                <w:szCs w:val="24"/>
+              </w:rPr>
               <w:t>0.68</w:t>
             </w:r>
           </w:p>
         </w:tc>
         <w:tc>
           <w:tcPr>
-            <w:tcW w:w="1260" w:type="dxa"/>
+            <w:tcW w:w="1715" w:type="dxa"/>
             <w:vAlign w:val="center"/>
           </w:tcPr>
           <w:p>
             <w:pPr>
               <w:spacing w:after="240"/>
               <w:jc w:val="center"/>
-            </w:pPr>
-            <w:r>
+              <w:rPr>
+                <w:rFonts w:ascii="Times New Roman" w:hAnsi="Times New Roman" w:cs="Times New Roman"/>
+                <w:sz w:val="24"/>
+                <w:szCs w:val="24"/>
+              </w:rPr>
+            </w:pPr>
+            <w:r>
+              <w:rPr>
+                <w:rFonts w:ascii="Times New Roman" w:hAnsi="Times New Roman" w:cs="Times New Roman"/>
+                <w:sz w:val="24"/>
+                <w:szCs w:val="24"/>
+              </w:rPr>
               <w:t>0.93</w:t>
             </w:r>
           </w:p>
@@ -6640,8 +7394,18 @@
             <w:pPr>
               <w:spacing w:after="240"/>
               <w:jc w:val="center"/>
-            </w:pPr>
-            <w:r>
+              <w:rPr>
+                <w:rFonts w:ascii="Times New Roman" w:hAnsi="Times New Roman" w:cs="Times New Roman"/>
+                <w:sz w:val="24"/>
+                <w:szCs w:val="24"/>
+              </w:rPr>
+            </w:pPr>
+            <w:r>
+              <w:rPr>
+                <w:rFonts w:ascii="Times New Roman" w:hAnsi="Times New Roman" w:cs="Times New Roman"/>
+                <w:sz w:val="24"/>
+                <w:szCs w:val="24"/>
+              </w:rPr>
               <w:t>XGBoost</w:t>
             </w:r>
           </w:p>
@@ -6655,83 +7419,143 @@
             <w:pPr>
               <w:spacing w:after="240"/>
               <w:jc w:val="center"/>
-            </w:pPr>
-            <w:r>
+              <w:rPr>
+                <w:rFonts w:ascii="Times New Roman" w:hAnsi="Times New Roman" w:cs="Times New Roman"/>
+                <w:sz w:val="24"/>
+                <w:szCs w:val="24"/>
+              </w:rPr>
+            </w:pPr>
+            <w:r>
+              <w:rPr>
+                <w:rFonts w:ascii="Times New Roman" w:hAnsi="Times New Roman" w:cs="Times New Roman"/>
+                <w:sz w:val="24"/>
+                <w:szCs w:val="24"/>
+              </w:rPr>
               <w:t>0.91</w:t>
             </w:r>
           </w:p>
         </w:tc>
         <w:tc>
           <w:tcPr>
-            <w:tcW w:w="1260" w:type="dxa"/>
+            <w:tcW w:w="1170" w:type="dxa"/>
             <w:vAlign w:val="center"/>
           </w:tcPr>
           <w:p>
             <w:pPr>
               <w:spacing w:after="240"/>
               <w:jc w:val="center"/>
-            </w:pPr>
-            <w:r>
+              <w:rPr>
+                <w:rFonts w:ascii="Times New Roman" w:hAnsi="Times New Roman" w:cs="Times New Roman"/>
+                <w:sz w:val="24"/>
+                <w:szCs w:val="24"/>
+              </w:rPr>
+            </w:pPr>
+            <w:r>
+              <w:rPr>
+                <w:rFonts w:ascii="Times New Roman" w:hAnsi="Times New Roman" w:cs="Times New Roman"/>
+                <w:sz w:val="24"/>
+                <w:szCs w:val="24"/>
+              </w:rPr>
               <w:t>0.51</w:t>
             </w:r>
           </w:p>
         </w:tc>
         <w:tc>
           <w:tcPr>
-            <w:tcW w:w="908" w:type="dxa"/>
+            <w:tcW w:w="990" w:type="dxa"/>
             <w:vAlign w:val="center"/>
           </w:tcPr>
           <w:p>
             <w:pPr>
               <w:spacing w:after="240"/>
               <w:jc w:val="center"/>
-            </w:pPr>
-            <w:r>
+              <w:rPr>
+                <w:rFonts w:ascii="Times New Roman" w:hAnsi="Times New Roman" w:cs="Times New Roman"/>
+                <w:sz w:val="24"/>
+                <w:szCs w:val="24"/>
+              </w:rPr>
+            </w:pPr>
+            <w:r>
+              <w:rPr>
+                <w:rFonts w:ascii="Times New Roman" w:hAnsi="Times New Roman" w:cs="Times New Roman"/>
+                <w:sz w:val="24"/>
+                <w:szCs w:val="24"/>
+              </w:rPr>
               <w:t>0.78</w:t>
             </w:r>
           </w:p>
         </w:tc>
         <w:tc>
           <w:tcPr>
-            <w:tcW w:w="892" w:type="dxa"/>
+            <w:tcW w:w="900" w:type="dxa"/>
             <w:vAlign w:val="center"/>
           </w:tcPr>
           <w:p>
             <w:pPr>
               <w:spacing w:after="240"/>
               <w:jc w:val="center"/>
-            </w:pPr>
-            <w:r>
+              <w:rPr>
+                <w:rFonts w:ascii="Times New Roman" w:hAnsi="Times New Roman" w:cs="Times New Roman"/>
+                <w:sz w:val="24"/>
+                <w:szCs w:val="24"/>
+              </w:rPr>
+            </w:pPr>
+            <w:r>
+              <w:rPr>
+                <w:rFonts w:ascii="Times New Roman" w:hAnsi="Times New Roman" w:cs="Times New Roman"/>
+                <w:sz w:val="24"/>
+                <w:szCs w:val="24"/>
+              </w:rPr>
               <w:t>0.61</w:t>
             </w:r>
           </w:p>
         </w:tc>
         <w:tc>
           <w:tcPr>
-            <w:tcW w:w="1170" w:type="dxa"/>
+            <w:tcW w:w="1350" w:type="dxa"/>
             <w:vAlign w:val="center"/>
           </w:tcPr>
           <w:p>
             <w:pPr>
               <w:spacing w:after="240"/>
               <w:jc w:val="center"/>
-            </w:pPr>
-            <w:r>
+              <w:rPr>
+                <w:rFonts w:ascii="Times New Roman" w:hAnsi="Times New Roman" w:cs="Times New Roman"/>
+                <w:sz w:val="24"/>
+                <w:szCs w:val="24"/>
+              </w:rPr>
+            </w:pPr>
+            <w:r>
+              <w:rPr>
+                <w:rFonts w:ascii="Times New Roman" w:hAnsi="Times New Roman" w:cs="Times New Roman"/>
+                <w:sz w:val="24"/>
+                <w:szCs w:val="24"/>
+              </w:rPr>
               <w:t>0.68</w:t>
             </w:r>
           </w:p>
         </w:tc>
         <w:tc>
           <w:tcPr>
-            <w:tcW w:w="1260" w:type="dxa"/>
+            <w:tcW w:w="1715" w:type="dxa"/>
             <w:vAlign w:val="center"/>
           </w:tcPr>
           <w:p>
             <w:pPr>
               <w:spacing w:after="240"/>
               <w:jc w:val="center"/>
-            </w:pPr>
-            <w:r>
+              <w:rPr>
+                <w:rFonts w:ascii="Times New Roman" w:hAnsi="Times New Roman" w:cs="Times New Roman"/>
+                <w:sz w:val="24"/>
+                <w:szCs w:val="24"/>
+              </w:rPr>
+            </w:pPr>
+            <w:r>
+              <w:rPr>
+                <w:rFonts w:ascii="Times New Roman" w:hAnsi="Times New Roman" w:cs="Times New Roman"/>
+                <w:sz w:val="24"/>
+                <w:szCs w:val="24"/>
+              </w:rPr>
               <w:t>0.93</w:t>
             </w:r>
           </w:p>
@@ -6741,11 +7565,11 @@
     <w:p>
       <w:pPr>
         <w:spacing w:before="100" w:beforeAutospacing="1" w:after="240" w:line="360" w:lineRule="auto"/>
-        <w:rPr>
-          <w:rFonts w:ascii="Times New Roman" w:eastAsia="Times New Roman" w:hAnsi="Times New Roman" w:cs="Times New Roman"/>
-          <w:sz w:val="24"/>
-          <w:szCs w:val="24"/>
-          <w:lang w:val="en-US"/>
+        <w:jc w:val="both"/>
+        <w:rPr>
+          <w:rFonts w:ascii="Times New Roman" w:eastAsia="Times New Roman" w:hAnsi="Times New Roman" w:cs="Times New Roman"/>
+          <w:sz w:val="24"/>
+          <w:szCs w:val="24"/>
         </w:rPr>
       </w:pPr>
       <w:r>
@@ -6766,36 +7590,201 @@
           <w:szCs w:val="24"/>
           <w:lang w:val="en-US"/>
         </w:rPr>
-        <w:t>Supervised model performance on the provider hold-out set.</w:t>
-      </w:r>
-      <w:r>
+        <w:t>C</w:t>
+      </w:r>
+      <w:r>
+        <w:rPr>
+          <w:rFonts w:ascii="Times New Roman" w:eastAsia="Times New Roman" w:hAnsi="Times New Roman" w:cs="Times New Roman"/>
+          <w:sz w:val="24"/>
+          <w:szCs w:val="24"/>
+        </w:rPr>
+        <w:t>lassification performance of supervised models on the provider hold</w:t>
+      </w:r>
+      <w:r>
+        <w:rPr>
+          <w:rFonts w:ascii="Times New Roman" w:eastAsia="Times New Roman" w:hAnsi="Times New Roman" w:cs="Times New Roman"/>
+          <w:sz w:val="24"/>
+          <w:szCs w:val="24"/>
+        </w:rPr>
+        <w:noBreakHyphen/>
+        <w:t>out set.</w:t>
+      </w:r>
+      <w:r>
+        <w:t xml:space="preserve"> </w:t>
+      </w:r>
+      <w:r>
+        <w:rPr>
+          <w:rFonts w:ascii="Times New Roman" w:eastAsia="Times New Roman" w:hAnsi="Times New Roman" w:cs="Times New Roman"/>
+          <w:sz w:val="24"/>
+          <w:szCs w:val="24"/>
+        </w:rPr>
+        <w:t>Results are reported for logistic regression (elastic net), Random Forests, ExtraTrees, LightGBM, XGBoost, and CatBoost in terms of accuracy, precision, recall, F1 score, PR AUC, and ROC AUC</w:t>
+      </w:r>
+      <w:r>
+        <w:rPr>
+          <w:rFonts w:ascii="Times New Roman" w:eastAsia="Times New Roman" w:hAnsi="Times New Roman" w:cs="Times New Roman"/>
+          <w:sz w:val="24"/>
+          <w:szCs w:val="24"/>
+        </w:rPr>
+        <w:t>.</w:t>
+      </w:r>
+    </w:p>
+    <w:p>
+      <w:pPr>
+        <w:spacing w:before="100" w:beforeAutospacing="1" w:after="240" w:line="360" w:lineRule="auto"/>
+        <w:jc w:val="center"/>
         <w:rPr>
           <w:rFonts w:ascii="Times New Roman" w:eastAsia="Times New Roman" w:hAnsi="Times New Roman" w:cs="Times New Roman"/>
           <w:sz w:val="24"/>
           <w:szCs w:val="24"/>
           <w:lang w:val="en-US"/>
         </w:rPr>
-        <w:t xml:space="preserve"> Classification performance of logistic regression (elastic-net), Random Forests, </w:t>
-      </w:r>
-      <w:proofErr w:type="spellStart"/>
-      <w:r>
-        <w:rPr>
-          <w:rFonts w:ascii="Times New Roman" w:eastAsia="Times New Roman" w:hAnsi="Times New Roman" w:cs="Times New Roman"/>
+      </w:pPr>
+      <w:r>
+        <w:rPr>
+          <w:rFonts w:ascii="Times New Roman" w:eastAsia="Times New Roman" w:hAnsi="Times New Roman" w:cs="Times New Roman"/>
+          <w:noProof/>
           <w:sz w:val="24"/>
           <w:szCs w:val="24"/>
           <w:lang w:val="en-US"/>
         </w:rPr>
-        <w:t>ExtraTrees</w:t>
-      </w:r>
-      <w:proofErr w:type="spellEnd"/>
-      <w:r>
+        <w:lastRenderedPageBreak/>
+        <w:drawing>
+          <wp:inline distT="0" distB="0" distL="0" distR="0" wp14:anchorId="54528F6F" wp14:editId="1895E94A">
+            <wp:extent cx="5943600" cy="2073910"/>
+            <wp:effectExtent l="0" t="0" r="0" b="2540"/>
+            <wp:docPr id="800082638" name="Picture 2" descr="A graph of different colored bars&#10;&#10;AI-generated content may be incorrect."/>
+            <wp:cNvGraphicFramePr>
+              <a:graphicFrameLocks xmlns:a="http://schemas.openxmlformats.org/drawingml/2006/main" noChangeAspect="1"/>
+            </wp:cNvGraphicFramePr>
+            <a:graphic xmlns:a="http://schemas.openxmlformats.org/drawingml/2006/main">
+              <a:graphicData uri="http://schemas.openxmlformats.org/drawingml/2006/picture">
+                <pic:pic xmlns:pic="http://schemas.openxmlformats.org/drawingml/2006/picture">
+                  <pic:nvPicPr>
+                    <pic:cNvPr id="800082638" name="Picture 2" descr="A graph of different colored bars&#10;&#10;AI-generated content may be incorrect."/>
+                    <pic:cNvPicPr/>
+                  </pic:nvPicPr>
+                  <pic:blipFill>
+                    <a:blip r:embed="rId15" cstate="print">
+                      <a:extLst>
+                        <a:ext uri="{28A0092B-C50C-407E-A947-70E740481C1C}">
+                          <a14:useLocalDpi xmlns:a14="http://schemas.microsoft.com/office/drawing/2010/main" val="0"/>
+                        </a:ext>
+                      </a:extLst>
+                    </a:blip>
+                    <a:stretch>
+                      <a:fillRect/>
+                    </a:stretch>
+                  </pic:blipFill>
+                  <pic:spPr>
+                    <a:xfrm>
+                      <a:off x="0" y="0"/>
+                      <a:ext cx="5943600" cy="2073910"/>
+                    </a:xfrm>
+                    <a:prstGeom prst="rect">
+                      <a:avLst/>
+                    </a:prstGeom>
+                  </pic:spPr>
+                </pic:pic>
+              </a:graphicData>
+            </a:graphic>
+          </wp:inline>
+        </w:drawing>
+      </w:r>
+    </w:p>
+    <w:p>
+      <w:pPr>
+        <w:spacing w:before="100" w:beforeAutospacing="1" w:after="240" w:line="360" w:lineRule="auto"/>
         <w:rPr>
           <w:rFonts w:ascii="Times New Roman" w:eastAsia="Times New Roman" w:hAnsi="Times New Roman" w:cs="Times New Roman"/>
           <w:sz w:val="24"/>
           <w:szCs w:val="24"/>
           <w:lang w:val="en-US"/>
         </w:rPr>
-        <w:t>, LightGBM, XGBoost, CatBoost reported as accuracy, precision, recall, F1-score, area under the precision–recall curve (PR-AUC), and area under the ROC curve (ROC-AUC).</w:t>
+      </w:pPr>
+      <w:r>
+        <w:rPr>
+          <w:rFonts w:ascii="Times New Roman" w:eastAsia="Times New Roman" w:hAnsi="Times New Roman" w:cs="Times New Roman"/>
+          <w:b/>
+          <w:bCs/>
+          <w:sz w:val="24"/>
+          <w:szCs w:val="24"/>
+          <w:lang w:val="en-US"/>
+        </w:rPr>
+        <w:t>Figure 5.</w:t>
+      </w:r>
+      <w:r>
+        <w:rPr>
+          <w:rFonts w:ascii="Times New Roman" w:eastAsia="Times New Roman" w:hAnsi="Times New Roman" w:cs="Times New Roman"/>
+          <w:b/>
+          <w:bCs/>
+          <w:sz w:val="24"/>
+          <w:szCs w:val="24"/>
+          <w:lang w:val="en-US"/>
+        </w:rPr>
+        <w:t xml:space="preserve"> </w:t>
+      </w:r>
+      <w:r>
+        <w:rPr>
+          <w:rFonts w:ascii="Times New Roman" w:eastAsia="Times New Roman" w:hAnsi="Times New Roman" w:cs="Times New Roman"/>
+          <w:sz w:val="24"/>
+          <w:szCs w:val="24"/>
+          <w:lang w:val="en-US"/>
+        </w:rPr>
+        <w:t>Bar charts</w:t>
+      </w:r>
+      <w:r>
+        <w:rPr>
+          <w:rFonts w:ascii="Times New Roman" w:eastAsia="Times New Roman" w:hAnsi="Times New Roman" w:cs="Times New Roman"/>
+          <w:sz w:val="24"/>
+          <w:szCs w:val="24"/>
+          <w:lang w:val="en-US"/>
+        </w:rPr>
+        <w:t xml:space="preserve"> of </w:t>
+      </w:r>
+      <w:r>
+        <w:rPr>
+          <w:rFonts w:ascii="Times New Roman" w:eastAsia="Times New Roman" w:hAnsi="Times New Roman" w:cs="Times New Roman"/>
+          <w:sz w:val="24"/>
+          <w:szCs w:val="24"/>
+          <w:lang w:val="en-US"/>
+        </w:rPr>
+        <w:t>c</w:t>
+      </w:r>
+      <w:r>
+        <w:rPr>
+          <w:rFonts w:ascii="Times New Roman" w:eastAsia="Times New Roman" w:hAnsi="Times New Roman" w:cs="Times New Roman"/>
+          <w:sz w:val="24"/>
+          <w:szCs w:val="24"/>
+        </w:rPr>
+        <w:t>lassification performance of supervised models</w:t>
+      </w:r>
+      <w:r>
+        <w:rPr>
+          <w:rFonts w:ascii="Times New Roman" w:eastAsia="Times New Roman" w:hAnsi="Times New Roman" w:cs="Times New Roman"/>
+          <w:sz w:val="24"/>
+          <w:szCs w:val="24"/>
+          <w:lang w:val="en-US"/>
+        </w:rPr>
+        <w:t xml:space="preserve"> tested for benchmark</w:t>
+      </w:r>
+      <w:r>
+        <w:rPr>
+          <w:rFonts w:ascii="Times New Roman" w:eastAsia="Times New Roman" w:hAnsi="Times New Roman" w:cs="Times New Roman"/>
+          <w:sz w:val="24"/>
+          <w:szCs w:val="24"/>
+          <w:lang w:val="en-US"/>
+        </w:rPr>
+        <w:t xml:space="preserve"> comparison</w:t>
+      </w:r>
+      <w:r>
+        <w:rPr>
+          <w:rFonts w:ascii="Times New Roman" w:eastAsia="Times New Roman" w:hAnsi="Times New Roman" w:cs="Times New Roman"/>
+          <w:sz w:val="24"/>
+          <w:szCs w:val="24"/>
+          <w:lang w:val="en-US"/>
+        </w:rPr>
+        <w:t>.</w:t>
       </w:r>
     </w:p>
     <w:p>
@@ -6817,7 +7806,6 @@
           <w:szCs w:val="24"/>
           <w:lang w:val="en-US"/>
         </w:rPr>
-        <w:lastRenderedPageBreak/>
         <w:drawing>
           <wp:inline distT="0" distB="0" distL="0" distR="0" wp14:anchorId="189B273D" wp14:editId="0A8C03C5">
             <wp:extent cx="3693381" cy="2093705"/>
@@ -6864,6 +7852,7 @@
     <w:p>
       <w:pPr>
         <w:spacing w:after="240" w:line="360" w:lineRule="auto"/>
+        <w:jc w:val="both"/>
         <w:rPr>
           <w:rFonts w:ascii="Times New Roman" w:eastAsia="Times New Roman" w:hAnsi="Times New Roman" w:cs="Times New Roman"/>
           <w:sz w:val="24"/>
@@ -6891,7 +7880,7 @@
           <w:szCs w:val="24"/>
           <w:lang w:val="en-US"/>
         </w:rPr>
-        <w:t>5</w:t>
+        <w:t>6</w:t>
       </w:r>
       <w:r>
         <w:rPr>
@@ -6909,18 +7898,33 @@
           <w:rFonts w:ascii="Times New Roman" w:eastAsia="Times New Roman" w:hAnsi="Times New Roman" w:cs="Times New Roman"/>
           <w:sz w:val="24"/>
           <w:szCs w:val="24"/>
-          <w:lang w:val="en-US"/>
-        </w:rPr>
-        <w:t>Distribution of provider fraud risk scores.</w:t>
-      </w:r>
-      <w:r>
-        <w:rPr>
-          <w:rFonts w:ascii="Times New Roman" w:eastAsia="Times New Roman" w:hAnsi="Times New Roman" w:cs="Times New Roman"/>
-          <w:sz w:val="24"/>
-          <w:szCs w:val="24"/>
-          <w:lang w:val="en-US"/>
-        </w:rPr>
-        <w:t xml:space="preserve"> Histogram or density plots of logistic regression fraud risk scores for labeled providers, stratified by true fraud label, illustrating separation between non-fraudulent providers (scores near zero) and fraudulent providers (scores shifted toward higher values).</w:t>
+        </w:rPr>
+        <w:t xml:space="preserve">Histogram </w:t>
+      </w:r>
+      <w:r>
+        <w:rPr>
+          <w:rFonts w:ascii="Times New Roman" w:eastAsia="Times New Roman" w:hAnsi="Times New Roman" w:cs="Times New Roman"/>
+          <w:sz w:val="24"/>
+          <w:szCs w:val="24"/>
+        </w:rPr>
+        <w:t>shows</w:t>
+      </w:r>
+      <w:r>
+        <w:rPr>
+          <w:rFonts w:ascii="Times New Roman" w:eastAsia="Times New Roman" w:hAnsi="Times New Roman" w:cs="Times New Roman"/>
+          <w:sz w:val="24"/>
+          <w:szCs w:val="24"/>
+        </w:rPr>
+        <w:t xml:space="preserve"> the distribution of logistic regression fraud risk scores for providers. Scores for non</w:t>
+      </w:r>
+      <w:r>
+        <w:rPr>
+          <w:rFonts w:ascii="Times New Roman" w:eastAsia="Times New Roman" w:hAnsi="Times New Roman" w:cs="Times New Roman"/>
+          <w:sz w:val="24"/>
+          <w:szCs w:val="24"/>
+        </w:rPr>
+        <w:noBreakHyphen/>
+        <w:t>fraudulent providers cluster near zero, while scores for fraudulent providers shift toward higher values.</w:t>
       </w:r>
     </w:p>
     <w:p>
@@ -6948,12 +7952,26 @@
           <w:szCs w:val="24"/>
           <w:lang w:val="en-US"/>
         </w:rPr>
-        <w:t>4.4 Provider fraud-type clusters</w:t>
+        <w:t>5</w:t>
+      </w:r>
+      <w:r>
+        <w:rPr>
+          <w:rFonts w:ascii="Times New Roman" w:eastAsia="Times New Roman" w:hAnsi="Times New Roman" w:cs="Times New Roman"/>
+          <w:b/>
+          <w:bCs/>
+          <w:i/>
+          <w:iCs/>
+          <w:sz w:val="24"/>
+          <w:szCs w:val="24"/>
+          <w:lang w:val="en-US"/>
+        </w:rPr>
+        <w:t>.4 Provider fraud-type clusters</w:t>
       </w:r>
     </w:p>
     <w:p>
       <w:pPr>
-        <w:spacing w:line="360" w:lineRule="auto"/>
+        <w:spacing w:after="100" w:afterAutospacing="1" w:line="360" w:lineRule="auto"/>
+        <w:jc w:val="both"/>
         <w:rPr>
           <w:rFonts w:ascii="Times New Roman" w:eastAsia="Times New Roman" w:hAnsi="Times New Roman" w:cs="Times New Roman"/>
           <w:sz w:val="24"/>
@@ -6966,53 +7984,33 @@
           <w:sz w:val="24"/>
           <w:szCs w:val="24"/>
         </w:rPr>
-        <w:t xml:space="preserve">To characterize provider-level fraud patterns, we defined a high-risk universe of 570 providers by combining labeled fraudulent training providers with test providers whose logistic regression fraud score exceeded a threshold, then applied HDBSCAN to standardized provider features. HDBSCAN identified four clusters and labeled 334 providers as noise, indicating many high-risk providers do not belong to any dense group. A PCA projection (Figure </w:t>
-      </w:r>
-      <w:r>
-        <w:rPr>
-          <w:rFonts w:ascii="Times New Roman" w:eastAsia="Times New Roman" w:hAnsi="Times New Roman" w:cs="Times New Roman"/>
-          <w:sz w:val="24"/>
-          <w:szCs w:val="24"/>
-        </w:rPr>
-        <w:t>6</w:t>
-      </w:r>
-      <w:r>
-        <w:rPr>
-          <w:rFonts w:ascii="Times New Roman" w:eastAsia="Times New Roman" w:hAnsi="Times New Roman" w:cs="Times New Roman"/>
-          <w:sz w:val="24"/>
-          <w:szCs w:val="24"/>
-        </w:rPr>
-        <w:t xml:space="preserve">) shows compact regions for clusters and a diffuse cloud of noise. The largest cluster (Cluster 3, 180 providers) includes moderate-volume providers with reimbursement and inpatient activity and elevated inpatient reimbursement and length-of-stay z-scores but modest duplicate and overcharge counts. Cluster 1 (36 providers) comprises high-revenue providers with more extreme inpatient z-scores and signs of upcoding, an “inpatient </w:t>
-      </w:r>
-      <w:proofErr w:type="spellStart"/>
-      <w:r>
-        <w:rPr>
-          <w:rFonts w:ascii="Times New Roman" w:eastAsia="Times New Roman" w:hAnsi="Times New Roman" w:cs="Times New Roman"/>
-          <w:sz w:val="24"/>
-          <w:szCs w:val="24"/>
-        </w:rPr>
-        <w:t>overcharger</w:t>
-      </w:r>
-      <w:proofErr w:type="spellEnd"/>
-      <w:r>
-        <w:rPr>
-          <w:rFonts w:ascii="Times New Roman" w:eastAsia="Times New Roman" w:hAnsi="Times New Roman" w:cs="Times New Roman"/>
-          <w:sz w:val="24"/>
-          <w:szCs w:val="24"/>
-        </w:rPr>
-        <w:t>” pattern. Cluster 0 and Cluster 2 (10 providers each) capture high-volume outpatient billers with duplicates and overcharge flags or large panels and small-ticket overbilling. Table 3 summarizes these archetypes.</w:t>
-      </w:r>
-    </w:p>
-    <w:p>
-      <w:pPr>
-        <w:spacing w:line="360" w:lineRule="auto"/>
-        <w:rPr>
-          <w:rFonts w:ascii="Times New Roman" w:eastAsia="Times New Roman" w:hAnsi="Times New Roman" w:cs="Times New Roman"/>
-          <w:sz w:val="24"/>
-          <w:szCs w:val="24"/>
-          <w:lang w:val="en-US"/>
-        </w:rPr>
-      </w:pPr>
+        <w:t xml:space="preserve">Among the high-risk class created of 570 providers, HDBSCAN identified 4 clusters and labeled 334 providers as noise, referring to many high-risk providers identified as noise as no clusters were formed with those points. Figure </w:t>
+      </w:r>
+      <w:r>
+        <w:rPr>
+          <w:rFonts w:ascii="Times New Roman" w:eastAsia="Times New Roman" w:hAnsi="Times New Roman" w:cs="Times New Roman"/>
+          <w:sz w:val="24"/>
+          <w:szCs w:val="24"/>
+        </w:rPr>
+        <w:t>7</w:t>
+      </w:r>
+      <w:r>
+        <w:rPr>
+          <w:rFonts w:ascii="Times New Roman" w:eastAsia="Times New Roman" w:hAnsi="Times New Roman" w:cs="Times New Roman"/>
+          <w:sz w:val="24"/>
+          <w:szCs w:val="24"/>
+        </w:rPr>
+        <w:t xml:space="preserve"> shows compact regions for clusters with a mix of noise. The largest cluster (Cluster 3) is formed with 180 provider points which refers to the high z-scores of reimbursements and length-of-stay but moderate duplicate and overcharge counts. Cluster 1 (3 providers) shows high revenue providers with high inpatient z-scores, which can be a sign of </w:t>
+      </w:r>
+      <w:r>
+        <w:rPr>
+          <w:rFonts w:ascii="Times New Roman" w:eastAsia="Times New Roman" w:hAnsi="Times New Roman" w:cs="Times New Roman"/>
+          <w:sz w:val="24"/>
+          <w:szCs w:val="24"/>
+        </w:rPr>
+        <w:lastRenderedPageBreak/>
+        <w:t>upcoding. Cluster 0 and Cluster 2 (10 providers each) capture the high count for outpatient billers with duplicates and overcharge flags. Table 3 shows the results of the fraudulent clusters.</w:t>
+      </w:r>
     </w:p>
     <w:p>
       <w:pPr>
@@ -7033,7 +8031,6 @@
           <w:szCs w:val="24"/>
           <w:lang w:val="en-US"/>
         </w:rPr>
-        <w:lastRenderedPageBreak/>
         <w:drawing>
           <wp:inline distT="0" distB="0" distL="0" distR="0" wp14:anchorId="162554F2" wp14:editId="69EED5C6">
             <wp:extent cx="2961861" cy="2213485"/>
@@ -7080,6 +8077,7 @@
     <w:p>
       <w:pPr>
         <w:spacing w:after="240" w:line="360" w:lineRule="auto"/>
+        <w:jc w:val="both"/>
         <w:rPr>
           <w:rFonts w:ascii="Times New Roman" w:eastAsia="Times New Roman" w:hAnsi="Times New Roman" w:cs="Times New Roman"/>
           <w:sz w:val="24"/>
@@ -7107,7 +8105,7 @@
           <w:szCs w:val="24"/>
           <w:lang w:val="en-US"/>
         </w:rPr>
-        <w:t>6</w:t>
+        <w:t>7</w:t>
       </w:r>
       <w:r>
         <w:rPr>
@@ -7118,34 +8116,15 @@
           <w:szCs w:val="24"/>
           <w:lang w:val="en-US"/>
         </w:rPr>
-        <w:t>. Clusters of high-risk providers.</w:t>
-      </w:r>
-      <w:r>
-        <w:rPr>
-          <w:rFonts w:ascii="Times New Roman" w:eastAsia="Times New Roman" w:hAnsi="Times New Roman" w:cs="Times New Roman"/>
-          <w:sz w:val="24"/>
-          <w:szCs w:val="24"/>
-          <w:lang w:val="en-US"/>
-        </w:rPr>
-        <w:t xml:space="preserve"> Two-dimensional PCA projection of standardized provider-level features for high-risk providers, </w:t>
-      </w:r>
-      <w:r>
-        <w:rPr>
-          <w:rFonts w:ascii="Times New Roman" w:eastAsia="Times New Roman" w:hAnsi="Times New Roman" w:cs="Times New Roman"/>
-          <w:sz w:val="24"/>
-          <w:szCs w:val="24"/>
-          <w:lang w:val="en-US"/>
-        </w:rPr>
-        <w:t>colored</w:t>
-      </w:r>
-      <w:r>
-        <w:rPr>
-          <w:rFonts w:ascii="Times New Roman" w:eastAsia="Times New Roman" w:hAnsi="Times New Roman" w:cs="Times New Roman"/>
-          <w:sz w:val="24"/>
-          <w:szCs w:val="24"/>
-          <w:lang w:val="en-US"/>
-        </w:rPr>
-        <w:t xml:space="preserve"> by HDBSCAN cluster label, with noise providers shown in grey.</w:t>
+        <w:t xml:space="preserve">. </w:t>
+      </w:r>
+      <w:r>
+        <w:rPr>
+          <w:rFonts w:ascii="Times New Roman" w:eastAsia="Times New Roman" w:hAnsi="Times New Roman" w:cs="Times New Roman"/>
+          <w:sz w:val="24"/>
+          <w:szCs w:val="24"/>
+        </w:rPr>
+        <w:t>Two-dimensional PCA projection of standardized provider-level features for high-risk providers. Points are colored by HDBSCAN cluster label, with noise providers shown in grey.</w:t>
       </w:r>
     </w:p>
     <w:tbl>
@@ -7164,7 +8143,7 @@
       </w:tblGrid>
       <w:tr>
         <w:trPr>
-          <w:trHeight w:val="303"/>
+          <w:trHeight w:val="458"/>
         </w:trPr>
         <w:tc>
           <w:tcPr>
@@ -7213,7 +8192,6 @@
                 <w:lang w:val="en"/>
               </w:rPr>
             </w:pPr>
-            <w:proofErr w:type="spellStart"/>
             <w:r>
               <w:rPr>
                 <w:rFonts w:ascii="Times New Roman" w:eastAsia="Times New Roman" w:hAnsi="Times New Roman" w:cs="Times New Roman"/>
@@ -7223,7 +8201,6 @@
               </w:rPr>
               <w:t>n_providers</w:t>
             </w:r>
-            <w:proofErr w:type="spellEnd"/>
           </w:p>
         </w:tc>
         <w:tc>
@@ -7244,7 +8221,6 @@
                 <w:lang w:val="en"/>
               </w:rPr>
             </w:pPr>
-            <w:proofErr w:type="spellStart"/>
             <w:r>
               <w:rPr>
                 <w:rFonts w:ascii="Times New Roman" w:eastAsia="Times New Roman" w:hAnsi="Times New Roman" w:cs="Times New Roman"/>
@@ -7254,7 +8230,6 @@
               </w:rPr>
               <w:t>n_train_fraud</w:t>
             </w:r>
-            <w:proofErr w:type="spellEnd"/>
           </w:p>
         </w:tc>
         <w:tc>
@@ -7275,7 +8250,6 @@
                 <w:lang w:val="en"/>
               </w:rPr>
             </w:pPr>
-            <w:proofErr w:type="spellStart"/>
             <w:r>
               <w:rPr>
                 <w:rFonts w:ascii="Times New Roman" w:eastAsia="Times New Roman" w:hAnsi="Times New Roman" w:cs="Times New Roman"/>
@@ -7285,7 +8259,6 @@
               </w:rPr>
               <w:t>n_test_highrisk</w:t>
             </w:r>
-            <w:proofErr w:type="spellEnd"/>
           </w:p>
         </w:tc>
         <w:tc>
@@ -8067,6 +9040,7 @@
     <w:p>
       <w:pPr>
         <w:spacing w:before="100" w:beforeAutospacing="1" w:after="240" w:line="360" w:lineRule="auto"/>
+        <w:jc w:val="both"/>
         <w:rPr>
           <w:rFonts w:ascii="Times New Roman" w:eastAsia="Times New Roman" w:hAnsi="Times New Roman" w:cs="Times New Roman"/>
           <w:sz w:val="24"/>
@@ -8083,7 +9057,7 @@
           <w:szCs w:val="24"/>
           <w:lang w:val="en-US"/>
         </w:rPr>
-        <w:t xml:space="preserve">Table 3. </w:t>
+        <w:t>Table 3.</w:t>
       </w:r>
       <w:r>
         <w:rPr>
@@ -8092,7 +9066,15 @@
           <w:szCs w:val="24"/>
           <w:lang w:val="en-US"/>
         </w:rPr>
-        <w:t>Summary of provider fraud-type clusters.</w:t>
+        <w:t xml:space="preserve"> </w:t>
+      </w:r>
+      <w:r>
+        <w:rPr>
+          <w:rFonts w:ascii="Times New Roman" w:eastAsia="Times New Roman" w:hAnsi="Times New Roman" w:cs="Times New Roman"/>
+          <w:sz w:val="24"/>
+          <w:szCs w:val="24"/>
+        </w:rPr>
+        <w:t>Provider fraud-type clusters identified by HDBSCAN, showing the number of providers, labeled fraud cases in training, high-scored test providers, and median annual reimbursement and claim volumes</w:t>
       </w:r>
       <w:r>
         <w:rPr>
@@ -8101,7 +9083,7 @@
           <w:szCs w:val="24"/>
           <w:lang w:val="en-US"/>
         </w:rPr>
-        <w:t xml:space="preserve"> For each provider cluster identified by HDBSCAN, the table reports the number of providers, the fraction originating from labeled training frauds versus high-scored test providers, and median values of key features such as annual reimbursement, claim volume, peer-normalized z-scores, and counts of duplicate, upcoding, and overcharge flags.</w:t>
+        <w:t>.</w:t>
       </w:r>
     </w:p>
     <w:p>
@@ -8124,12 +9106,23 @@
           <w:sz w:val="28"/>
           <w:szCs w:val="28"/>
         </w:rPr>
-        <w:t>5. Discussion/Conclusion</w:t>
+        <w:t>6</w:t>
+      </w:r>
+      <w:r>
+        <w:rPr>
+          <w:rFonts w:ascii="Times New Roman" w:hAnsi="Times New Roman" w:cs="Times New Roman"/>
+          <w:b/>
+          <w:bCs/>
+          <w:sz w:val="28"/>
+          <w:szCs w:val="28"/>
+        </w:rPr>
+        <w:t>. Discussion/Conclusion</w:t>
       </w:r>
     </w:p>
     <w:p>
       <w:pPr>
         <w:spacing w:after="100" w:afterAutospacing="1" w:line="360" w:lineRule="auto"/>
+        <w:jc w:val="both"/>
         <w:rPr>
           <w:rFonts w:ascii="Times New Roman" w:hAnsi="Times New Roman" w:cs="Times New Roman"/>
           <w:sz w:val="24"/>
@@ -8142,7 +9135,7 @@
           <w:sz w:val="24"/>
           <w:szCs w:val="24"/>
         </w:rPr>
-        <w:t xml:space="preserve">This work developed an end-to-end fraud analytics pipeline on Medicare-like claims that combines SQL-based feature engineering, supervised provider classification, and unsupervised </w:t>
+        <w:t xml:space="preserve">In this project we put together a full pipeline for analyzing fraud in Medicare claims data. It involves some feature engineering done with SQL and then classifying providers using supervised methods. We also did unsupervised work to find patterns at the claim level and the provider level </w:t>
       </w:r>
       <w:r>
         <w:rPr>
@@ -8151,28 +9144,77 @@
           <w:szCs w:val="24"/>
         </w:rPr>
         <w:lastRenderedPageBreak/>
-        <w:t>pattern discovery at both claim and provider levels. This integrated, multi-paradigm design aligns with recent surveys and position papers that argue for combining rules, supervised models, and unsupervised anomaly detection rather than relying on single-model solutions [3], [8], [12], [14]. Our finding that a regularized logistic regression model can match more complex tree-based and neural models is consistent with evidence that “classical” approaches remain strong baselines for healthcare fraud when supported by robust feature engineering [3], [8], [11], while deep learning offers additional gains in some insurance settings [7]. The use of HDBSCAN, clustering, and association rules to characterize heterogeneous fraud patterns at the claim and provider level mirrors contemporary work on unsupervised anomaly detection and multivariate clustering in health insurance data [1], [2],</w:t>
-      </w:r>
-      <w:r>
-        <w:rPr>
-          <w:rFonts w:ascii="Times New Roman" w:hAnsi="Times New Roman" w:cs="Times New Roman"/>
-          <w:sz w:val="24"/>
-          <w:szCs w:val="24"/>
-        </w:rPr>
-        <w:t xml:space="preserve"> [5],</w:t>
-      </w:r>
-      <w:r>
-        <w:rPr>
-          <w:rFonts w:ascii="Times New Roman" w:hAnsi="Times New Roman" w:cs="Times New Roman"/>
-          <w:sz w:val="24"/>
-          <w:szCs w:val="24"/>
-        </w:rPr>
-        <w:t xml:space="preserve"> [13], [15].</w:t>
+        <w:t xml:space="preserve">too. </w:t>
+      </w:r>
+      <w:r>
+        <w:rPr>
+          <w:rFonts w:ascii="Times New Roman" w:hAnsi="Times New Roman" w:cs="Times New Roman"/>
+          <w:sz w:val="24"/>
+          <w:szCs w:val="24"/>
+        </w:rPr>
+        <w:t xml:space="preserve">Our </w:t>
+      </w:r>
+      <w:r>
+        <w:rPr>
+          <w:rFonts w:ascii="Times New Roman" w:hAnsi="Times New Roman" w:cs="Times New Roman"/>
+          <w:sz w:val="24"/>
+          <w:szCs w:val="24"/>
+        </w:rPr>
+        <w:t>strategy</w:t>
+      </w:r>
+      <w:r>
+        <w:rPr>
+          <w:rFonts w:ascii="Times New Roman" w:hAnsi="Times New Roman" w:cs="Times New Roman"/>
+          <w:sz w:val="24"/>
+          <w:szCs w:val="24"/>
+        </w:rPr>
+        <w:t xml:space="preserve"> follows recent research </w:t>
+      </w:r>
+      <w:r>
+        <w:rPr>
+          <w:rFonts w:ascii="Times New Roman" w:hAnsi="Times New Roman" w:cs="Times New Roman"/>
+          <w:sz w:val="24"/>
+          <w:szCs w:val="24"/>
+        </w:rPr>
+        <w:t xml:space="preserve">combining </w:t>
+      </w:r>
+      <w:r>
+        <w:rPr>
+          <w:rFonts w:ascii="Times New Roman" w:hAnsi="Times New Roman" w:cs="Times New Roman"/>
+          <w:sz w:val="24"/>
+          <w:szCs w:val="24"/>
+        </w:rPr>
+        <w:t xml:space="preserve">association rules, supervised models, and unsupervised anomaly detection, rather than relying on a single model </w:t>
+      </w:r>
+      <w:r>
+        <w:rPr>
+          <w:rFonts w:ascii="Times New Roman" w:hAnsi="Times New Roman" w:cs="Times New Roman"/>
+          <w:sz w:val="24"/>
+          <w:szCs w:val="24"/>
+        </w:rPr>
+        <w:t xml:space="preserve">[3], [8], [12], [14]. We found that regularized logistic regression model can perform as well as more complex tree-based models. This agrees with other evidence showing that classical methods are still strong for healthcare fraud detection. The performance can be made higher by solid feature engineering [3], [8], [11]. Deep learning provides additional performance gains </w:t>
+      </w:r>
+      <w:r>
+        <w:rPr>
+          <w:rFonts w:ascii="Times New Roman" w:hAnsi="Times New Roman" w:cs="Times New Roman"/>
+          <w:sz w:val="24"/>
+          <w:szCs w:val="24"/>
+        </w:rPr>
+        <w:t>from</w:t>
+      </w:r>
+      <w:r>
+        <w:rPr>
+          <w:rFonts w:ascii="Times New Roman" w:hAnsi="Times New Roman" w:cs="Times New Roman"/>
+          <w:sz w:val="24"/>
+          <w:szCs w:val="24"/>
+        </w:rPr>
+        <w:t xml:space="preserve"> the healthcare perspective but requires more computation power and resources [7]. We used HDBSCAN, clustering and association rules to analyze different types of fraud at the claim and provider level. Our approach is similar to current methods in health insurance fraud detection research. Those methods focus on unsupervised learning and clustering across many features [1], [2], [5], [13], [15].</w:t>
       </w:r>
     </w:p>
     <w:p>
       <w:pPr>
         <w:spacing w:after="100" w:afterAutospacing="1" w:line="360" w:lineRule="auto"/>
+        <w:jc w:val="both"/>
         <w:rPr>
           <w:rFonts w:ascii="Times New Roman" w:hAnsi="Times New Roman" w:cs="Times New Roman"/>
           <w:sz w:val="24"/>
@@ -8185,7 +9227,213 @@
           <w:sz w:val="24"/>
           <w:szCs w:val="24"/>
         </w:rPr>
-        <w:t>Overall, the results suggest that carefully engineered SQL features, interpretable linear models, and targeted unsupervised analyses can deliver competitive provider-level fraud detection while yielding meaningful fraud-type archetypes. Rather than proposing a single novel algorithm, our contribution is to demonstrate how supervised risk scoring, rule-based indicators, and unsupervised clustering can be orchestrated into a transparent, reproducible pipeline that reflects current best practices and research directions in healthcare fraud analytics [3], [8], [12], [14].</w:t>
+        <w:t>The results suggest interpretable linear models for</w:t>
+      </w:r>
+      <w:r>
+        <w:rPr>
+          <w:rFonts w:ascii="Times New Roman" w:hAnsi="Times New Roman" w:cs="Times New Roman"/>
+          <w:sz w:val="24"/>
+          <w:szCs w:val="24"/>
+        </w:rPr>
+        <w:t xml:space="preserve"> fraudulent and non-fraudulent</w:t>
+      </w:r>
+      <w:r>
+        <w:rPr>
+          <w:rFonts w:ascii="Times New Roman" w:hAnsi="Times New Roman" w:cs="Times New Roman"/>
+          <w:sz w:val="24"/>
+          <w:szCs w:val="24"/>
+        </w:rPr>
+        <w:t xml:space="preserve"> provider classification. </w:t>
+      </w:r>
+      <w:r>
+        <w:rPr>
+          <w:rFonts w:ascii="Times New Roman" w:hAnsi="Times New Roman" w:cs="Times New Roman"/>
+          <w:sz w:val="24"/>
+          <w:szCs w:val="24"/>
+        </w:rPr>
+        <w:t>The</w:t>
+      </w:r>
+      <w:r>
+        <w:rPr>
+          <w:rFonts w:ascii="Times New Roman" w:hAnsi="Times New Roman" w:cs="Times New Roman"/>
+          <w:sz w:val="24"/>
+          <w:szCs w:val="24"/>
+        </w:rPr>
+        <w:t xml:space="preserve"> unsupervised methods can </w:t>
+      </w:r>
+      <w:r>
+        <w:rPr>
+          <w:rFonts w:ascii="Times New Roman" w:hAnsi="Times New Roman" w:cs="Times New Roman"/>
+          <w:sz w:val="24"/>
+          <w:szCs w:val="24"/>
+        </w:rPr>
+        <w:t>cluster the high-risk</w:t>
+      </w:r>
+      <w:r>
+        <w:rPr>
+          <w:rFonts w:ascii="Times New Roman" w:hAnsi="Times New Roman" w:cs="Times New Roman"/>
+          <w:sz w:val="24"/>
+          <w:szCs w:val="24"/>
+        </w:rPr>
+        <w:t xml:space="preserve"> providers and claim-level fraud types effectively. Instead of introducing one algorithm, our work shows how multiple methods can be put together</w:t>
+      </w:r>
+      <w:r>
+        <w:rPr>
+          <w:rFonts w:ascii="Times New Roman" w:hAnsi="Times New Roman" w:cs="Times New Roman"/>
+          <w:sz w:val="24"/>
+          <w:szCs w:val="24"/>
+        </w:rPr>
+        <w:t xml:space="preserve"> and how multiple algorithms can be used to get a solid performance benchmark</w:t>
+      </w:r>
+      <w:r>
+        <w:rPr>
+          <w:rFonts w:ascii="Times New Roman" w:hAnsi="Times New Roman" w:cs="Times New Roman"/>
+          <w:sz w:val="24"/>
+          <w:szCs w:val="24"/>
+        </w:rPr>
+        <w:t xml:space="preserve">. Hence, </w:t>
+      </w:r>
+      <w:r>
+        <w:rPr>
+          <w:rFonts w:ascii="Times New Roman" w:hAnsi="Times New Roman" w:cs="Times New Roman"/>
+          <w:sz w:val="24"/>
+          <w:szCs w:val="24"/>
+        </w:rPr>
+        <w:t>this pipeline</w:t>
+      </w:r>
+      <w:r>
+        <w:rPr>
+          <w:rFonts w:ascii="Times New Roman" w:hAnsi="Times New Roman" w:cs="Times New Roman"/>
+          <w:sz w:val="24"/>
+          <w:szCs w:val="24"/>
+        </w:rPr>
+        <w:t xml:space="preserve"> follows current best practices in healthcare fraud research [3], [8], [12], [14].</w:t>
+      </w:r>
+    </w:p>
+    <w:p>
+      <w:pPr>
+        <w:pStyle w:val="Heading1"/>
+        <w:rPr>
+          <w:rFonts w:ascii="Times New Roman" w:hAnsi="Times New Roman" w:cs="Times New Roman"/>
+          <w:b/>
+          <w:bCs/>
+          <w:sz w:val="28"/>
+          <w:szCs w:val="28"/>
+        </w:rPr>
+      </w:pPr>
+      <w:r>
+        <w:rPr>
+          <w:rFonts w:ascii="Times New Roman" w:hAnsi="Times New Roman" w:cs="Times New Roman"/>
+          <w:b/>
+          <w:bCs/>
+          <w:sz w:val="28"/>
+          <w:szCs w:val="28"/>
+        </w:rPr>
+        <w:t>7</w:t>
+      </w:r>
+      <w:r>
+        <w:rPr>
+          <w:rFonts w:ascii="Times New Roman" w:hAnsi="Times New Roman" w:cs="Times New Roman"/>
+          <w:b/>
+          <w:bCs/>
+          <w:sz w:val="28"/>
+          <w:szCs w:val="28"/>
+        </w:rPr>
+        <w:t>. Future Work</w:t>
+      </w:r>
+    </w:p>
+    <w:p>
+      <w:pPr>
+        <w:spacing w:after="100" w:afterAutospacing="1" w:line="360" w:lineRule="auto"/>
+        <w:jc w:val="both"/>
+        <w:rPr>
+          <w:rFonts w:ascii="Times New Roman" w:hAnsi="Times New Roman" w:cs="Times New Roman"/>
+          <w:sz w:val="24"/>
+          <w:szCs w:val="24"/>
+        </w:rPr>
+      </w:pPr>
+      <w:r>
+        <w:rPr>
+          <w:rFonts w:ascii="Times New Roman" w:hAnsi="Times New Roman" w:cs="Times New Roman"/>
+          <w:sz w:val="24"/>
+          <w:szCs w:val="24"/>
+        </w:rPr>
+        <w:t>We can work more on enhancing the performance of those models by tuning the hyperparameters effectively or focusing on the SQL-feature engineering to raise the performance metrics. Most of the studies confirmed that SQL-feature engineering is one of the crucial steps that play a huge role in raising the evaluation scores [3], [8], [11]. We can also collaborate with one of the healthcare professionals to assess the model’s output about flagging the fraudulent cases by validating the association rule mining on those claims.</w:t>
+      </w:r>
+      <w:r>
+        <w:rPr>
+          <w:rFonts w:ascii="Times New Roman" w:hAnsi="Times New Roman" w:cs="Times New Roman"/>
+          <w:sz w:val="24"/>
+          <w:szCs w:val="24"/>
+        </w:rPr>
+        <w:t xml:space="preserve"> Subject-matter experts can review the top 100 claims or providers from the fraud-type clusters and can help us more with refining the rule definitions. They can also help us to assure which clusters belong to which actionable schemes and provide more reliable labels.</w:t>
+      </w:r>
+      <w:r>
+        <w:rPr>
+          <w:rFonts w:ascii="Times New Roman" w:hAnsi="Times New Roman" w:cs="Times New Roman"/>
+          <w:sz w:val="24"/>
+          <w:szCs w:val="24"/>
+        </w:rPr>
+        <w:t xml:space="preserve"> Then, we can move on to build real-time fraud scoring system. We will embed </w:t>
+      </w:r>
+      <w:r>
+        <w:rPr>
+          <w:rFonts w:ascii="Times New Roman" w:hAnsi="Times New Roman" w:cs="Times New Roman"/>
+          <w:sz w:val="24"/>
+          <w:szCs w:val="24"/>
+        </w:rPr>
+        <w:t xml:space="preserve">the current SQL feature store and </w:t>
+      </w:r>
+      <w:proofErr w:type="gramStart"/>
+      <w:r>
+        <w:rPr>
+          <w:rFonts w:ascii="Times New Roman" w:hAnsi="Times New Roman" w:cs="Times New Roman"/>
+          <w:sz w:val="24"/>
+          <w:szCs w:val="24"/>
+        </w:rPr>
+        <w:t>trained</w:t>
+      </w:r>
+      <w:proofErr w:type="gramEnd"/>
+      <w:r>
+        <w:rPr>
+          <w:rFonts w:ascii="Times New Roman" w:hAnsi="Times New Roman" w:cs="Times New Roman"/>
+          <w:sz w:val="24"/>
+          <w:szCs w:val="24"/>
+        </w:rPr>
+        <w:t xml:space="preserve"> models into the streaming architecture. New claims will automatically be appended to the staging layer; all the aggregates will be updated near real time. Based on the trained set, the model will assign the fraud scores to the new claims and providers as they arrive. We can also integrate live dashboards where we can see the claims flagged as </w:t>
+      </w:r>
+      <w:r>
+        <w:rPr>
+          <w:rFonts w:ascii="Times New Roman" w:hAnsi="Times New Roman" w:cs="Times New Roman"/>
+          <w:sz w:val="24"/>
+          <w:szCs w:val="24"/>
+        </w:rPr>
+        <w:lastRenderedPageBreak/>
+        <w:t xml:space="preserve">fraudulent for suspicious behavior and non-fraudulent cases as well. Integrating all the above together would give birth to an innovative system of </w:t>
+      </w:r>
+      <w:r>
+        <w:rPr>
+          <w:rFonts w:ascii="Times New Roman" w:hAnsi="Times New Roman" w:cs="Times New Roman"/>
+          <w:sz w:val="24"/>
+          <w:szCs w:val="24"/>
+        </w:rPr>
+        <w:t>capturing</w:t>
+      </w:r>
+      <w:r>
+        <w:rPr>
+          <w:rFonts w:ascii="Times New Roman" w:hAnsi="Times New Roman" w:cs="Times New Roman"/>
+          <w:sz w:val="24"/>
+          <w:szCs w:val="24"/>
+        </w:rPr>
+        <w:t xml:space="preserve"> the</w:t>
+      </w:r>
+      <w:r>
+        <w:rPr>
+          <w:rFonts w:ascii="Times New Roman" w:hAnsi="Times New Roman" w:cs="Times New Roman"/>
+          <w:sz w:val="24"/>
+          <w:szCs w:val="24"/>
+        </w:rPr>
+        <w:t xml:space="preserve"> atypical claims and providers in the healthcare industry ensuring more transparency.</w:t>
       </w:r>
     </w:p>
     <w:p>
@@ -8211,6 +9459,7 @@
     <w:p>
       <w:pPr>
         <w:spacing w:line="360" w:lineRule="auto"/>
+        <w:jc w:val="both"/>
         <w:rPr>
           <w:rFonts w:ascii="Times New Roman" w:hAnsi="Times New Roman" w:cs="Times New Roman"/>
           <w:sz w:val="24"/>
@@ -8225,89 +9474,15 @@
           <w:sz w:val="24"/>
           <w:szCs w:val="24"/>
         </w:rPr>
-        <w:t>Zayed Uddin</w:t>
-      </w:r>
-      <w:r>
-        <w:rPr>
-          <w:rFonts w:ascii="Times New Roman" w:hAnsi="Times New Roman" w:cs="Times New Roman"/>
-          <w:sz w:val="24"/>
-          <w:szCs w:val="24"/>
-        </w:rPr>
-        <w:t xml:space="preserve">: conceptualization, </w:t>
-      </w:r>
-      <w:r>
-        <w:rPr>
-          <w:rFonts w:ascii="Times New Roman" w:hAnsi="Times New Roman" w:cs="Times New Roman"/>
-          <w:sz w:val="24"/>
-          <w:szCs w:val="24"/>
-        </w:rPr>
-        <w:t xml:space="preserve">resources, data analysis, </w:t>
-      </w:r>
-      <w:r>
-        <w:rPr>
-          <w:rFonts w:ascii="Times New Roman" w:hAnsi="Times New Roman" w:cs="Times New Roman"/>
-          <w:sz w:val="24"/>
-          <w:szCs w:val="24"/>
-        </w:rPr>
-        <w:t>project organization</w:t>
-      </w:r>
-      <w:r>
-        <w:rPr>
-          <w:rFonts w:ascii="Times New Roman" w:hAnsi="Times New Roman" w:cs="Times New Roman"/>
-          <w:sz w:val="24"/>
-          <w:szCs w:val="24"/>
-        </w:rPr>
-        <w:t xml:space="preserve">, validation, </w:t>
-      </w:r>
-      <w:r>
-        <w:rPr>
-          <w:rFonts w:ascii="Times New Roman" w:hAnsi="Times New Roman" w:cs="Times New Roman"/>
-          <w:sz w:val="24"/>
-          <w:szCs w:val="24"/>
-        </w:rPr>
-        <w:t xml:space="preserve">writing– original draft, writing– review and editing. </w:t>
-      </w:r>
-      <w:r>
-        <w:rPr>
-          <w:rFonts w:ascii="Times New Roman" w:hAnsi="Times New Roman" w:cs="Times New Roman"/>
-          <w:b/>
-          <w:sz w:val="24"/>
-          <w:szCs w:val="24"/>
-        </w:rPr>
-        <w:t>Md Mishkat</w:t>
-      </w:r>
-      <w:r>
-        <w:rPr>
-          <w:rFonts w:ascii="Times New Roman" w:hAnsi="Times New Roman" w:cs="Times New Roman"/>
-          <w:b/>
-          <w:sz w:val="24"/>
-          <w:szCs w:val="24"/>
-        </w:rPr>
-        <w:t>:</w:t>
-      </w:r>
-      <w:r>
-        <w:rPr>
-          <w:rFonts w:ascii="Times New Roman" w:hAnsi="Times New Roman" w:cs="Times New Roman"/>
-          <w:sz w:val="24"/>
-          <w:szCs w:val="24"/>
-        </w:rPr>
-        <w:t xml:space="preserve"> conceptualization</w:t>
-      </w:r>
-      <w:r>
-        <w:rPr>
-          <w:rFonts w:ascii="Times New Roman" w:hAnsi="Times New Roman" w:cs="Times New Roman"/>
-          <w:sz w:val="24"/>
-          <w:szCs w:val="24"/>
-        </w:rPr>
-        <w:t xml:space="preserve">, validation, </w:t>
-      </w:r>
-      <w:r>
-        <w:rPr>
-          <w:rFonts w:ascii="Times New Roman" w:hAnsi="Times New Roman" w:cs="Times New Roman"/>
-          <w:sz w:val="24"/>
-          <w:szCs w:val="24"/>
-        </w:rPr>
-        <w:t>writing– original draft, writing– review and editing.</w:t>
+        <w:t>Zayed Uddin:</w:t>
+      </w:r>
+      <w:r>
+        <w:rPr>
+          <w:rFonts w:ascii="Times New Roman" w:hAnsi="Times New Roman" w:cs="Times New Roman"/>
+          <w:sz w:val="24"/>
+          <w:szCs w:val="24"/>
+        </w:rPr>
+        <w:t xml:space="preserve"> conceptualization; resource acquisition; data analysis; project coordination; validation; manuscript preparation (original draft) and revision (review/editing).</w:t>
       </w:r>
       <w:r>
         <w:rPr>
@@ -8325,61 +9500,41 @@
           <w:sz w:val="24"/>
           <w:szCs w:val="24"/>
         </w:rPr>
-        <w:t xml:space="preserve">Ulugbek </w:t>
-      </w:r>
-      <w:r>
-        <w:rPr>
-          <w:rFonts w:ascii="Times New Roman" w:eastAsia="Times New Roman" w:hAnsi="Times New Roman" w:cs="Times New Roman"/>
+        <w:t>Md Mishkat:</w:t>
+      </w:r>
+      <w:r>
+        <w:rPr>
+          <w:rFonts w:ascii="Times New Roman" w:hAnsi="Times New Roman" w:cs="Times New Roman"/>
+          <w:sz w:val="24"/>
+          <w:szCs w:val="24"/>
+        </w:rPr>
+        <w:t xml:space="preserve"> conceptualization; validation; drafting of the manuscript and revisions.</w:t>
+      </w:r>
+      <w:r>
+        <w:rPr>
+          <w:rFonts w:ascii="Times New Roman" w:hAnsi="Times New Roman" w:cs="Times New Roman"/>
+          <w:sz w:val="24"/>
+          <w:szCs w:val="24"/>
+        </w:rPr>
+        <w:t xml:space="preserve"> </w:t>
+      </w:r>
+      <w:r>
+        <w:rPr>
+          <w:rFonts w:ascii="Times New Roman" w:hAnsi="Times New Roman" w:cs="Times New Roman"/>
           <w:b/>
           <w:bCs/>
           <w:sz w:val="24"/>
           <w:szCs w:val="24"/>
         </w:rPr>
-        <w:t>Abdurakhmonov</w:t>
-      </w:r>
-      <w:r>
-        <w:rPr>
-          <w:rFonts w:ascii="Times New Roman" w:hAnsi="Times New Roman" w:cs="Times New Roman"/>
-          <w:b/>
-          <w:bCs/>
-          <w:sz w:val="24"/>
-          <w:szCs w:val="24"/>
-        </w:rPr>
-        <w:t xml:space="preserve">: </w:t>
-      </w:r>
-      <w:r>
-        <w:rPr>
-          <w:rFonts w:ascii="Times New Roman" w:hAnsi="Times New Roman" w:cs="Times New Roman"/>
-          <w:sz w:val="24"/>
-          <w:szCs w:val="24"/>
-        </w:rPr>
-        <w:t>v</w:t>
-      </w:r>
-      <w:r>
-        <w:rPr>
-          <w:rFonts w:ascii="Times New Roman" w:hAnsi="Times New Roman" w:cs="Times New Roman"/>
-          <w:sz w:val="24"/>
-          <w:szCs w:val="24"/>
-        </w:rPr>
-        <w:t>alidation</w:t>
-      </w:r>
-      <w:r>
-        <w:rPr>
-          <w:rFonts w:ascii="Times New Roman" w:hAnsi="Times New Roman" w:cs="Times New Roman"/>
-          <w:b/>
-          <w:bCs/>
-          <w:sz w:val="24"/>
-          <w:szCs w:val="24"/>
-        </w:rPr>
-        <w:t xml:space="preserve">, </w:t>
-      </w:r>
-      <w:r>
-        <w:rPr>
-          <w:rFonts w:ascii="Times New Roman" w:hAnsi="Times New Roman" w:cs="Times New Roman"/>
-          <w:sz w:val="24"/>
-          <w:szCs w:val="24"/>
-        </w:rPr>
-        <w:t>writing draft, review and editing.</w:t>
+        <w:t>Ulugbek Abdurakhmonov:</w:t>
+      </w:r>
+      <w:r>
+        <w:rPr>
+          <w:rFonts w:ascii="Times New Roman" w:hAnsi="Times New Roman" w:cs="Times New Roman"/>
+          <w:sz w:val="24"/>
+          <w:szCs w:val="24"/>
+        </w:rPr>
+        <w:t xml:space="preserve"> manuscript drafting; review and revisions.</w:t>
       </w:r>
     </w:p>
     <w:p>
@@ -8387,81 +9542,6 @@
         <w:spacing w:line="360" w:lineRule="auto"/>
         <w:rPr>
           <w:rFonts w:ascii="Times New Roman" w:hAnsi="Times New Roman" w:cs="Times New Roman"/>
-          <w:b/>
-          <w:sz w:val="24"/>
-          <w:szCs w:val="24"/>
-        </w:rPr>
-      </w:pPr>
-      <w:r>
-        <w:rPr>
-          <w:rFonts w:ascii="Times New Roman" w:hAnsi="Times New Roman" w:cs="Times New Roman"/>
-          <w:b/>
-          <w:sz w:val="24"/>
-          <w:szCs w:val="24"/>
-        </w:rPr>
-        <w:t>Conflicts of Interest</w:t>
-      </w:r>
-    </w:p>
-    <w:p>
-      <w:pPr>
-        <w:spacing w:line="360" w:lineRule="auto"/>
-        <w:rPr>
-          <w:rFonts w:ascii="Times New Roman" w:hAnsi="Times New Roman" w:cs="Times New Roman"/>
-          <w:sz w:val="24"/>
-          <w:szCs w:val="24"/>
-        </w:rPr>
-      </w:pPr>
-      <w:r>
-        <w:rPr>
-          <w:rFonts w:ascii="Times New Roman" w:hAnsi="Times New Roman" w:cs="Times New Roman"/>
-          <w:sz w:val="24"/>
-          <w:szCs w:val="24"/>
-        </w:rPr>
-        <w:t>The authors declare no conflicts of interest.</w:t>
-      </w:r>
-      <w:r>
-        <w:rPr>
-          <w:rFonts w:ascii="Times New Roman" w:hAnsi="Times New Roman" w:cs="Times New Roman"/>
-          <w:sz w:val="24"/>
-          <w:szCs w:val="24"/>
-        </w:rPr>
-        <w:br/>
-      </w:r>
-      <w:r>
-        <w:rPr>
-          <w:rFonts w:ascii="Times New Roman" w:hAnsi="Times New Roman" w:cs="Times New Roman"/>
-          <w:b/>
-          <w:sz w:val="24"/>
-          <w:szCs w:val="24"/>
-        </w:rPr>
-        <w:t>Sources of Funding</w:t>
-      </w:r>
-    </w:p>
-    <w:p>
-      <w:pPr>
-        <w:spacing w:line="360" w:lineRule="auto"/>
-        <w:rPr>
-          <w:rFonts w:ascii="Times New Roman" w:hAnsi="Times New Roman" w:cs="Times New Roman"/>
-          <w:sz w:val="24"/>
-          <w:szCs w:val="24"/>
-        </w:rPr>
-      </w:pPr>
-      <w:r>
-        <w:rPr>
-          <w:rFonts w:ascii="Times New Roman" w:hAnsi="Times New Roman" w:cs="Times New Roman"/>
-          <w:sz w:val="24"/>
-          <w:szCs w:val="24"/>
-        </w:rPr>
-        <w:t xml:space="preserve">All the authors declare to have received no financial support or sponsorship for this study. </w:t>
-      </w:r>
-    </w:p>
-    <w:p>
-      <w:pPr>
-        <w:spacing w:line="360" w:lineRule="auto"/>
-        <w:rPr>
-          <w:rFonts w:ascii="Times New Roman" w:hAnsi="Times New Roman" w:cs="Times New Roman"/>
-          <w:b/>
-          <w:bCs/>
           <w:sz w:val="24"/>
           <w:szCs w:val="24"/>
         </w:rPr>
@@ -8476,860 +9556,1073 @@
           <w:szCs w:val="24"/>
         </w:rPr>
       </w:pPr>
-      <w:r>
-        <w:rPr>
-          <w:rFonts w:ascii="Times New Roman" w:hAnsi="Times New Roman" w:cs="Times New Roman"/>
-          <w:b/>
-          <w:bCs/>
-          <w:sz w:val="24"/>
-          <w:szCs w:val="24"/>
-        </w:rPr>
-        <w:t>References</w:t>
-      </w:r>
-      <w:r>
-        <w:rPr>
-          <w:rFonts w:ascii="Times New Roman" w:hAnsi="Times New Roman" w:cs="Times New Roman"/>
-          <w:b/>
-          <w:bCs/>
-          <w:sz w:val="24"/>
-          <w:szCs w:val="24"/>
-        </w:rPr>
-        <w:t>:</w:t>
-      </w:r>
     </w:p>
     <w:p>
       <w:pPr>
         <w:spacing w:line="360" w:lineRule="auto"/>
         <w:rPr>
-          <w:rFonts w:ascii="Times New Roman" w:eastAsia="Times New Roman" w:hAnsi="Times New Roman" w:cs="Times New Roman"/>
+          <w:rFonts w:ascii="Times New Roman" w:hAnsi="Times New Roman" w:cs="Times New Roman"/>
           <w:sz w:val="24"/>
           <w:szCs w:val="24"/>
         </w:rPr>
       </w:pPr>
-      <w:r>
-        <w:rPr>
-          <w:rFonts w:ascii="Times New Roman" w:eastAsia="Times New Roman" w:hAnsi="Times New Roman" w:cs="Times New Roman"/>
-          <w:sz w:val="24"/>
-          <w:szCs w:val="24"/>
-        </w:rPr>
-        <w:t xml:space="preserve">[1] M. </w:t>
-      </w:r>
-      <w:proofErr w:type="spellStart"/>
-      <w:r>
-        <w:rPr>
-          <w:rFonts w:ascii="Times New Roman" w:eastAsia="Times New Roman" w:hAnsi="Times New Roman" w:cs="Times New Roman"/>
-          <w:sz w:val="24"/>
-          <w:szCs w:val="24"/>
-        </w:rPr>
-        <w:t>Bairy</w:t>
-      </w:r>
-      <w:proofErr w:type="spellEnd"/>
-      <w:r>
-        <w:rPr>
-          <w:rFonts w:ascii="Times New Roman" w:eastAsia="Times New Roman" w:hAnsi="Times New Roman" w:cs="Times New Roman"/>
-          <w:sz w:val="24"/>
-          <w:szCs w:val="24"/>
-        </w:rPr>
-        <w:t xml:space="preserve">, B. </w:t>
-      </w:r>
-      <w:proofErr w:type="spellStart"/>
-      <w:r>
-        <w:rPr>
-          <w:rFonts w:ascii="Times New Roman" w:eastAsia="Times New Roman" w:hAnsi="Times New Roman" w:cs="Times New Roman"/>
-          <w:sz w:val="24"/>
-          <w:szCs w:val="24"/>
-        </w:rPr>
-        <w:t>Muniyal</w:t>
-      </w:r>
-      <w:proofErr w:type="spellEnd"/>
-      <w:r>
-        <w:rPr>
-          <w:rFonts w:ascii="Times New Roman" w:eastAsia="Times New Roman" w:hAnsi="Times New Roman" w:cs="Times New Roman"/>
-          <w:sz w:val="24"/>
-          <w:szCs w:val="24"/>
-        </w:rPr>
-        <w:t xml:space="preserve">, and N. P. Shetty, “Enhancing healthcare data integrity: Fraud detection using unsupervised learning techniques,” Int. J. </w:t>
-      </w:r>
-      <w:proofErr w:type="spellStart"/>
-      <w:r>
-        <w:rPr>
-          <w:rFonts w:ascii="Times New Roman" w:eastAsia="Times New Roman" w:hAnsi="Times New Roman" w:cs="Times New Roman"/>
-          <w:sz w:val="24"/>
-          <w:szCs w:val="24"/>
-        </w:rPr>
-        <w:t>Comput</w:t>
-      </w:r>
-      <w:proofErr w:type="spellEnd"/>
-      <w:r>
-        <w:rPr>
-          <w:rFonts w:ascii="Times New Roman" w:eastAsia="Times New Roman" w:hAnsi="Times New Roman" w:cs="Times New Roman"/>
-          <w:sz w:val="24"/>
-          <w:szCs w:val="24"/>
-        </w:rPr>
-        <w:t xml:space="preserve">. Appl., vol. 46, no. 11, pp. 1006–1019, 2024, </w:t>
-      </w:r>
-      <w:proofErr w:type="spellStart"/>
-      <w:r>
-        <w:rPr>
-          <w:rFonts w:ascii="Times New Roman" w:eastAsia="Times New Roman" w:hAnsi="Times New Roman" w:cs="Times New Roman"/>
-          <w:sz w:val="24"/>
-          <w:szCs w:val="24"/>
-        </w:rPr>
-        <w:t>doi</w:t>
-      </w:r>
-      <w:proofErr w:type="spellEnd"/>
-      <w:r>
-        <w:rPr>
-          <w:rFonts w:ascii="Times New Roman" w:eastAsia="Times New Roman" w:hAnsi="Times New Roman" w:cs="Times New Roman"/>
-          <w:sz w:val="24"/>
-          <w:szCs w:val="24"/>
-        </w:rPr>
-        <w:t>: 10.1080/1206212X.2024.2408262.</w:t>
-      </w:r>
     </w:p>
     <w:p>
       <w:pPr>
         <w:spacing w:line="360" w:lineRule="auto"/>
         <w:rPr>
-          <w:rFonts w:ascii="Times New Roman" w:eastAsia="Times New Roman" w:hAnsi="Times New Roman" w:cs="Times New Roman"/>
+          <w:rFonts w:ascii="Times New Roman" w:hAnsi="Times New Roman" w:cs="Times New Roman"/>
           <w:sz w:val="24"/>
           <w:szCs w:val="24"/>
         </w:rPr>
       </w:pPr>
-      <w:r>
-        <w:rPr>
-          <w:rFonts w:ascii="Times New Roman" w:eastAsia="Times New Roman" w:hAnsi="Times New Roman" w:cs="Times New Roman"/>
-          <w:sz w:val="24"/>
-          <w:szCs w:val="24"/>
-        </w:rPr>
-        <w:lastRenderedPageBreak/>
-        <w:t xml:space="preserve">[2] H. De Meulemeester, F. De Smet, J. van Dorst, E. </w:t>
-      </w:r>
-      <w:proofErr w:type="spellStart"/>
-      <w:r>
-        <w:rPr>
-          <w:rFonts w:ascii="Times New Roman" w:eastAsia="Times New Roman" w:hAnsi="Times New Roman" w:cs="Times New Roman"/>
-          <w:sz w:val="24"/>
-          <w:szCs w:val="24"/>
-        </w:rPr>
-        <w:t>Derroitte</w:t>
-      </w:r>
-      <w:proofErr w:type="spellEnd"/>
-      <w:r>
-        <w:rPr>
-          <w:rFonts w:ascii="Times New Roman" w:eastAsia="Times New Roman" w:hAnsi="Times New Roman" w:cs="Times New Roman"/>
-          <w:sz w:val="24"/>
-          <w:szCs w:val="24"/>
-        </w:rPr>
-        <w:t xml:space="preserve">, and B. De Moor, “Explainable unsupervised anomaly detection for healthcare insurance data,” BMC Med. Inform. </w:t>
-      </w:r>
-      <w:proofErr w:type="spellStart"/>
-      <w:r>
-        <w:rPr>
-          <w:rFonts w:ascii="Times New Roman" w:eastAsia="Times New Roman" w:hAnsi="Times New Roman" w:cs="Times New Roman"/>
-          <w:sz w:val="24"/>
-          <w:szCs w:val="24"/>
-        </w:rPr>
-        <w:t>Decis</w:t>
-      </w:r>
-      <w:proofErr w:type="spellEnd"/>
-      <w:r>
-        <w:rPr>
-          <w:rFonts w:ascii="Times New Roman" w:eastAsia="Times New Roman" w:hAnsi="Times New Roman" w:cs="Times New Roman"/>
-          <w:sz w:val="24"/>
-          <w:szCs w:val="24"/>
-        </w:rPr>
-        <w:t xml:space="preserve">. Mak., vol. 25, art. 14, 2025, </w:t>
-      </w:r>
-      <w:proofErr w:type="spellStart"/>
-      <w:r>
-        <w:rPr>
-          <w:rFonts w:ascii="Times New Roman" w:eastAsia="Times New Roman" w:hAnsi="Times New Roman" w:cs="Times New Roman"/>
-          <w:sz w:val="24"/>
-          <w:szCs w:val="24"/>
-        </w:rPr>
-        <w:t>doi</w:t>
-      </w:r>
-      <w:proofErr w:type="spellEnd"/>
-      <w:r>
-        <w:rPr>
-          <w:rFonts w:ascii="Times New Roman" w:eastAsia="Times New Roman" w:hAnsi="Times New Roman" w:cs="Times New Roman"/>
-          <w:sz w:val="24"/>
-          <w:szCs w:val="24"/>
-        </w:rPr>
-        <w:t>: 10.1186/s12911-024-02823-6.</w:t>
-      </w:r>
     </w:p>
     <w:p>
       <w:pPr>
         <w:spacing w:line="360" w:lineRule="auto"/>
         <w:rPr>
-          <w:rFonts w:ascii="Times New Roman" w:eastAsia="Times New Roman" w:hAnsi="Times New Roman" w:cs="Times New Roman"/>
+          <w:rFonts w:ascii="Times New Roman" w:hAnsi="Times New Roman" w:cs="Times New Roman"/>
           <w:sz w:val="24"/>
           <w:szCs w:val="24"/>
         </w:rPr>
       </w:pPr>
-      <w:r>
-        <w:rPr>
-          <w:rFonts w:ascii="Times New Roman" w:eastAsia="Times New Roman" w:hAnsi="Times New Roman" w:cs="Times New Roman"/>
-          <w:sz w:val="24"/>
-          <w:szCs w:val="24"/>
-        </w:rPr>
-        <w:t xml:space="preserve">[3] A. du Preez, S. Bhattacharya, P. Beling, and E. Bowen, “Fraud detection in healthcare claims using machine learning: A systematic review,” </w:t>
-      </w:r>
-      <w:proofErr w:type="spellStart"/>
-      <w:r>
-        <w:rPr>
-          <w:rFonts w:ascii="Times New Roman" w:eastAsia="Times New Roman" w:hAnsi="Times New Roman" w:cs="Times New Roman"/>
-          <w:sz w:val="24"/>
-          <w:szCs w:val="24"/>
-        </w:rPr>
-        <w:t>Artif</w:t>
-      </w:r>
-      <w:proofErr w:type="spellEnd"/>
-      <w:r>
-        <w:rPr>
-          <w:rFonts w:ascii="Times New Roman" w:eastAsia="Times New Roman" w:hAnsi="Times New Roman" w:cs="Times New Roman"/>
-          <w:sz w:val="24"/>
-          <w:szCs w:val="24"/>
-        </w:rPr>
-        <w:t xml:space="preserve">. Intell. Med., vol. 160, art. 103061, 2025, </w:t>
-      </w:r>
-      <w:proofErr w:type="spellStart"/>
-      <w:r>
-        <w:rPr>
-          <w:rFonts w:ascii="Times New Roman" w:eastAsia="Times New Roman" w:hAnsi="Times New Roman" w:cs="Times New Roman"/>
-          <w:sz w:val="24"/>
-          <w:szCs w:val="24"/>
-        </w:rPr>
-        <w:t>doi</w:t>
-      </w:r>
-      <w:proofErr w:type="spellEnd"/>
-      <w:r>
-        <w:rPr>
-          <w:rFonts w:ascii="Times New Roman" w:eastAsia="Times New Roman" w:hAnsi="Times New Roman" w:cs="Times New Roman"/>
-          <w:sz w:val="24"/>
-          <w:szCs w:val="24"/>
-        </w:rPr>
-        <w:t>: 10.1016/j.artmed.2024.103061.</w:t>
-      </w:r>
     </w:p>
     <w:p>
       <w:pPr>
         <w:spacing w:line="360" w:lineRule="auto"/>
         <w:rPr>
-          <w:rFonts w:ascii="Times New Roman" w:eastAsia="Times New Roman" w:hAnsi="Times New Roman" w:cs="Times New Roman"/>
+          <w:rFonts w:ascii="Times New Roman" w:hAnsi="Times New Roman" w:cs="Times New Roman"/>
           <w:sz w:val="24"/>
           <w:szCs w:val="24"/>
         </w:rPr>
       </w:pPr>
-      <w:r>
-        <w:rPr>
-          <w:rFonts w:ascii="Times New Roman" w:eastAsia="Times New Roman" w:hAnsi="Times New Roman" w:cs="Times New Roman"/>
-          <w:sz w:val="24"/>
-          <w:szCs w:val="24"/>
-        </w:rPr>
-        <w:t xml:space="preserve">[4] G. </w:t>
-      </w:r>
-      <w:proofErr w:type="spellStart"/>
-      <w:r>
-        <w:rPr>
-          <w:rFonts w:ascii="Times New Roman" w:eastAsia="Times New Roman" w:hAnsi="Times New Roman" w:cs="Times New Roman"/>
-          <w:sz w:val="24"/>
-          <w:szCs w:val="24"/>
-        </w:rPr>
-        <w:t>Saldamli</w:t>
-      </w:r>
-      <w:proofErr w:type="spellEnd"/>
-      <w:r>
-        <w:rPr>
-          <w:rFonts w:ascii="Times New Roman" w:eastAsia="Times New Roman" w:hAnsi="Times New Roman" w:cs="Times New Roman"/>
-          <w:sz w:val="24"/>
-          <w:szCs w:val="24"/>
-        </w:rPr>
-        <w:t xml:space="preserve"> et al., “Health care insurance fraud detection using blockchain,” in Proc. 7th Int. Conf. </w:t>
-      </w:r>
-      <w:proofErr w:type="spellStart"/>
-      <w:r>
-        <w:rPr>
-          <w:rFonts w:ascii="Times New Roman" w:eastAsia="Times New Roman" w:hAnsi="Times New Roman" w:cs="Times New Roman"/>
-          <w:sz w:val="24"/>
-          <w:szCs w:val="24"/>
-        </w:rPr>
-        <w:t>Softw</w:t>
-      </w:r>
-      <w:proofErr w:type="spellEnd"/>
-      <w:r>
-        <w:rPr>
-          <w:rFonts w:ascii="Times New Roman" w:eastAsia="Times New Roman" w:hAnsi="Times New Roman" w:cs="Times New Roman"/>
-          <w:sz w:val="24"/>
-          <w:szCs w:val="24"/>
-        </w:rPr>
-        <w:t xml:space="preserve">. Defined Syst. (SDS), 2020, pp. 145–152, </w:t>
-      </w:r>
-      <w:proofErr w:type="spellStart"/>
-      <w:r>
-        <w:rPr>
-          <w:rFonts w:ascii="Times New Roman" w:eastAsia="Times New Roman" w:hAnsi="Times New Roman" w:cs="Times New Roman"/>
-          <w:sz w:val="24"/>
-          <w:szCs w:val="24"/>
-        </w:rPr>
-        <w:t>doi</w:t>
-      </w:r>
-      <w:proofErr w:type="spellEnd"/>
-      <w:r>
-        <w:rPr>
-          <w:rFonts w:ascii="Times New Roman" w:eastAsia="Times New Roman" w:hAnsi="Times New Roman" w:cs="Times New Roman"/>
-          <w:sz w:val="24"/>
-          <w:szCs w:val="24"/>
-        </w:rPr>
-        <w:t>: 10.1109/SDS49854.2020.9143900.</w:t>
-      </w:r>
     </w:p>
     <w:p>
       <w:pPr>
         <w:spacing w:line="360" w:lineRule="auto"/>
         <w:rPr>
-          <w:rFonts w:ascii="Times New Roman" w:eastAsia="Times New Roman" w:hAnsi="Times New Roman" w:cs="Times New Roman"/>
+          <w:rFonts w:ascii="Times New Roman" w:hAnsi="Times New Roman" w:cs="Times New Roman"/>
           <w:sz w:val="24"/>
           <w:szCs w:val="24"/>
         </w:rPr>
       </w:pPr>
-      <w:r>
-        <w:rPr>
-          <w:rFonts w:ascii="Times New Roman" w:eastAsia="Times New Roman" w:hAnsi="Times New Roman" w:cs="Times New Roman"/>
-          <w:sz w:val="24"/>
-          <w:szCs w:val="24"/>
-        </w:rPr>
-        <w:t xml:space="preserve">[5] Z. Hamid, F. Khalique, S. Mahmood, A. Daud, A. Bukhari, and B. </w:t>
-      </w:r>
-      <w:proofErr w:type="spellStart"/>
-      <w:r>
-        <w:rPr>
-          <w:rFonts w:ascii="Times New Roman" w:eastAsia="Times New Roman" w:hAnsi="Times New Roman" w:cs="Times New Roman"/>
-          <w:sz w:val="24"/>
-          <w:szCs w:val="24"/>
-        </w:rPr>
-        <w:t>Alshemaimri</w:t>
-      </w:r>
-      <w:proofErr w:type="spellEnd"/>
-      <w:r>
-        <w:rPr>
-          <w:rFonts w:ascii="Times New Roman" w:eastAsia="Times New Roman" w:hAnsi="Times New Roman" w:cs="Times New Roman"/>
-          <w:sz w:val="24"/>
-          <w:szCs w:val="24"/>
-        </w:rPr>
-        <w:t xml:space="preserve">, “Healthcare insurance fraud detection using data mining,” BMC Med. Inform. </w:t>
-      </w:r>
-      <w:proofErr w:type="spellStart"/>
-      <w:r>
-        <w:rPr>
-          <w:rFonts w:ascii="Times New Roman" w:eastAsia="Times New Roman" w:hAnsi="Times New Roman" w:cs="Times New Roman"/>
-          <w:sz w:val="24"/>
-          <w:szCs w:val="24"/>
-        </w:rPr>
-        <w:t>Decis</w:t>
-      </w:r>
-      <w:proofErr w:type="spellEnd"/>
-      <w:r>
-        <w:rPr>
-          <w:rFonts w:ascii="Times New Roman" w:eastAsia="Times New Roman" w:hAnsi="Times New Roman" w:cs="Times New Roman"/>
-          <w:sz w:val="24"/>
-          <w:szCs w:val="24"/>
-        </w:rPr>
-        <w:t xml:space="preserve">. Mak., vol. 24, art. 112, 2024, </w:t>
-      </w:r>
-      <w:proofErr w:type="spellStart"/>
-      <w:r>
-        <w:rPr>
-          <w:rFonts w:ascii="Times New Roman" w:eastAsia="Times New Roman" w:hAnsi="Times New Roman" w:cs="Times New Roman"/>
-          <w:sz w:val="24"/>
-          <w:szCs w:val="24"/>
-        </w:rPr>
-        <w:t>doi</w:t>
-      </w:r>
-      <w:proofErr w:type="spellEnd"/>
-      <w:r>
-        <w:rPr>
-          <w:rFonts w:ascii="Times New Roman" w:eastAsia="Times New Roman" w:hAnsi="Times New Roman" w:cs="Times New Roman"/>
-          <w:sz w:val="24"/>
-          <w:szCs w:val="24"/>
-        </w:rPr>
-        <w:t>: 10.1186/s12911-024-02512-4.</w:t>
-      </w:r>
     </w:p>
     <w:p>
       <w:pPr>
         <w:spacing w:line="360" w:lineRule="auto"/>
         <w:rPr>
-          <w:rFonts w:ascii="Times New Roman" w:eastAsia="Times New Roman" w:hAnsi="Times New Roman" w:cs="Times New Roman"/>
+          <w:rFonts w:ascii="Times New Roman" w:hAnsi="Times New Roman" w:cs="Times New Roman"/>
           <w:sz w:val="24"/>
           <w:szCs w:val="24"/>
         </w:rPr>
       </w:pPr>
-      <w:r>
-        <w:rPr>
-          <w:rFonts w:ascii="Times New Roman" w:eastAsia="Times New Roman" w:hAnsi="Times New Roman" w:cs="Times New Roman"/>
-          <w:sz w:val="24"/>
-          <w:szCs w:val="24"/>
-        </w:rPr>
-        <w:t xml:space="preserve">[6] </w:t>
-      </w:r>
-      <w:proofErr w:type="spellStart"/>
-      <w:r>
-        <w:rPr>
-          <w:rFonts w:ascii="Times New Roman" w:eastAsia="Times New Roman" w:hAnsi="Times New Roman" w:cs="Times New Roman"/>
-          <w:sz w:val="24"/>
-          <w:szCs w:val="24"/>
-        </w:rPr>
-        <w:t>Kanksha</w:t>
-      </w:r>
-      <w:proofErr w:type="spellEnd"/>
-      <w:r>
-        <w:rPr>
-          <w:rFonts w:ascii="Times New Roman" w:eastAsia="Times New Roman" w:hAnsi="Times New Roman" w:cs="Times New Roman"/>
-          <w:sz w:val="24"/>
-          <w:szCs w:val="24"/>
-        </w:rPr>
-        <w:t xml:space="preserve">, A. Bhaskar, S. Pande, R. Malik, and A. </w:t>
-      </w:r>
-      <w:proofErr w:type="spellStart"/>
-      <w:r>
-        <w:rPr>
-          <w:rFonts w:ascii="Times New Roman" w:eastAsia="Times New Roman" w:hAnsi="Times New Roman" w:cs="Times New Roman"/>
-          <w:sz w:val="24"/>
-          <w:szCs w:val="24"/>
-        </w:rPr>
-        <w:t>Khamparia</w:t>
-      </w:r>
-      <w:proofErr w:type="spellEnd"/>
-      <w:r>
-        <w:rPr>
-          <w:rFonts w:ascii="Times New Roman" w:eastAsia="Times New Roman" w:hAnsi="Times New Roman" w:cs="Times New Roman"/>
-          <w:sz w:val="24"/>
-          <w:szCs w:val="24"/>
-        </w:rPr>
-        <w:t xml:space="preserve">, “An intelligent unsupervised technique for fraud detection in health care systems,” Intell. </w:t>
-      </w:r>
-      <w:proofErr w:type="spellStart"/>
-      <w:r>
-        <w:rPr>
-          <w:rFonts w:ascii="Times New Roman" w:eastAsia="Times New Roman" w:hAnsi="Times New Roman" w:cs="Times New Roman"/>
-          <w:sz w:val="24"/>
-          <w:szCs w:val="24"/>
-        </w:rPr>
-        <w:t>Decis</w:t>
-      </w:r>
-      <w:proofErr w:type="spellEnd"/>
-      <w:r>
-        <w:rPr>
-          <w:rFonts w:ascii="Times New Roman" w:eastAsia="Times New Roman" w:hAnsi="Times New Roman" w:cs="Times New Roman"/>
-          <w:sz w:val="24"/>
-          <w:szCs w:val="24"/>
-        </w:rPr>
-        <w:t xml:space="preserve">. Technol., vol. 15, no. 1, pp. 127–139, Feb. 2021, </w:t>
-      </w:r>
-      <w:proofErr w:type="spellStart"/>
-      <w:r>
-        <w:rPr>
-          <w:rFonts w:ascii="Times New Roman" w:eastAsia="Times New Roman" w:hAnsi="Times New Roman" w:cs="Times New Roman"/>
-          <w:sz w:val="24"/>
-          <w:szCs w:val="24"/>
-        </w:rPr>
-        <w:t>doi</w:t>
-      </w:r>
-      <w:proofErr w:type="spellEnd"/>
-      <w:r>
-        <w:rPr>
-          <w:rFonts w:ascii="Times New Roman" w:eastAsia="Times New Roman" w:hAnsi="Times New Roman" w:cs="Times New Roman"/>
-          <w:sz w:val="24"/>
-          <w:szCs w:val="24"/>
-        </w:rPr>
-        <w:t>: 10.3233/IDT-200052.</w:t>
-      </w:r>
     </w:p>
     <w:p>
       <w:pPr>
         <w:spacing w:line="360" w:lineRule="auto"/>
         <w:rPr>
-          <w:rFonts w:ascii="Times New Roman" w:eastAsia="Times New Roman" w:hAnsi="Times New Roman" w:cs="Times New Roman"/>
+          <w:rFonts w:ascii="Times New Roman" w:hAnsi="Times New Roman" w:cs="Times New Roman"/>
           <w:sz w:val="24"/>
           <w:szCs w:val="24"/>
         </w:rPr>
       </w:pPr>
-      <w:r>
-        <w:rPr>
-          <w:rFonts w:ascii="Times New Roman" w:eastAsia="Times New Roman" w:hAnsi="Times New Roman" w:cs="Times New Roman"/>
-          <w:sz w:val="24"/>
-          <w:szCs w:val="24"/>
-        </w:rPr>
-        <w:t xml:space="preserve">[7] P. A. Kumar and S. </w:t>
-      </w:r>
-      <w:proofErr w:type="spellStart"/>
-      <w:r>
-        <w:rPr>
-          <w:rFonts w:ascii="Times New Roman" w:eastAsia="Times New Roman" w:hAnsi="Times New Roman" w:cs="Times New Roman"/>
-          <w:sz w:val="24"/>
-          <w:szCs w:val="24"/>
-        </w:rPr>
-        <w:t>Sountharrajan</w:t>
-      </w:r>
-      <w:proofErr w:type="spellEnd"/>
-      <w:r>
-        <w:rPr>
-          <w:rFonts w:ascii="Times New Roman" w:eastAsia="Times New Roman" w:hAnsi="Times New Roman" w:cs="Times New Roman"/>
-          <w:sz w:val="24"/>
-          <w:szCs w:val="24"/>
-        </w:rPr>
-        <w:t xml:space="preserve">, “Insurance claims estimation and fraud detection with optimized deep learning techniques,” Sci. Rep., vol. 15, art. 27296, 2025, </w:t>
-      </w:r>
-      <w:proofErr w:type="spellStart"/>
-      <w:r>
-        <w:rPr>
-          <w:rFonts w:ascii="Times New Roman" w:eastAsia="Times New Roman" w:hAnsi="Times New Roman" w:cs="Times New Roman"/>
-          <w:sz w:val="24"/>
-          <w:szCs w:val="24"/>
-        </w:rPr>
-        <w:t>doi</w:t>
-      </w:r>
-      <w:proofErr w:type="spellEnd"/>
-      <w:r>
-        <w:rPr>
-          <w:rFonts w:ascii="Times New Roman" w:eastAsia="Times New Roman" w:hAnsi="Times New Roman" w:cs="Times New Roman"/>
-          <w:sz w:val="24"/>
-          <w:szCs w:val="24"/>
-        </w:rPr>
-        <w:t>: 10.1038/s41598-025-12848-0.</w:t>
-      </w:r>
     </w:p>
     <w:p>
       <w:pPr>
         <w:spacing w:line="360" w:lineRule="auto"/>
         <w:rPr>
-          <w:rFonts w:ascii="Times New Roman" w:eastAsia="Times New Roman" w:hAnsi="Times New Roman" w:cs="Times New Roman"/>
+          <w:rFonts w:ascii="Times New Roman" w:hAnsi="Times New Roman" w:cs="Times New Roman"/>
           <w:sz w:val="24"/>
           <w:szCs w:val="24"/>
         </w:rPr>
       </w:pPr>
-      <w:r>
-        <w:rPr>
-          <w:rFonts w:ascii="Times New Roman" w:eastAsia="Times New Roman" w:hAnsi="Times New Roman" w:cs="Times New Roman"/>
-          <w:sz w:val="24"/>
-          <w:szCs w:val="24"/>
-        </w:rPr>
-        <w:t xml:space="preserve">[8] N. Kumaraswamy, M. K. Markey, T. Ekin, J. C. Barner, and K. Rascati, “Healthcare fraud data mining methods: A look back and look ahead,” </w:t>
-      </w:r>
-      <w:proofErr w:type="spellStart"/>
-      <w:r>
-        <w:rPr>
-          <w:rFonts w:ascii="Times New Roman" w:eastAsia="Times New Roman" w:hAnsi="Times New Roman" w:cs="Times New Roman"/>
-          <w:sz w:val="24"/>
-          <w:szCs w:val="24"/>
-        </w:rPr>
-        <w:t>Perspect</w:t>
-      </w:r>
-      <w:proofErr w:type="spellEnd"/>
-      <w:r>
-        <w:rPr>
-          <w:rFonts w:ascii="Times New Roman" w:eastAsia="Times New Roman" w:hAnsi="Times New Roman" w:cs="Times New Roman"/>
-          <w:sz w:val="24"/>
-          <w:szCs w:val="24"/>
-        </w:rPr>
-        <w:t>. Health Inf. Manag., vol. 19, no. 1, p. 1i, 2022.</w:t>
-      </w:r>
     </w:p>
     <w:p>
       <w:pPr>
         <w:spacing w:line="360" w:lineRule="auto"/>
         <w:rPr>
-          <w:rFonts w:ascii="Times New Roman" w:eastAsia="Times New Roman" w:hAnsi="Times New Roman" w:cs="Times New Roman"/>
+          <w:rFonts w:ascii="Times New Roman" w:hAnsi="Times New Roman" w:cs="Times New Roman"/>
           <w:sz w:val="24"/>
           <w:szCs w:val="24"/>
         </w:rPr>
       </w:pPr>
-      <w:r>
-        <w:rPr>
-          <w:rFonts w:ascii="Times New Roman" w:eastAsia="Times New Roman" w:hAnsi="Times New Roman" w:cs="Times New Roman"/>
-          <w:sz w:val="24"/>
-          <w:szCs w:val="24"/>
-        </w:rPr>
-        <w:t xml:space="preserve">[9] Q. Liu and M. A. </w:t>
-      </w:r>
-      <w:proofErr w:type="spellStart"/>
-      <w:r>
-        <w:rPr>
-          <w:rFonts w:ascii="Times New Roman" w:eastAsia="Times New Roman" w:hAnsi="Times New Roman" w:cs="Times New Roman"/>
-          <w:sz w:val="24"/>
-          <w:szCs w:val="24"/>
-        </w:rPr>
-        <w:t>Vasarhelyi</w:t>
-      </w:r>
-      <w:proofErr w:type="spellEnd"/>
-      <w:r>
-        <w:rPr>
-          <w:rFonts w:ascii="Times New Roman" w:eastAsia="Times New Roman" w:hAnsi="Times New Roman" w:cs="Times New Roman"/>
-          <w:sz w:val="24"/>
-          <w:szCs w:val="24"/>
-        </w:rPr>
-        <w:t>, “Healthcare fraud detection: A survey and a clustering model incorporating geo-location information,” in Proc. 29th World Continuous Auditing and Reporting Symp. (WCARS), Brisbane, Australia, Nov. 21–22, 2013.</w:t>
-      </w:r>
     </w:p>
     <w:p>
       <w:pPr>
         <w:spacing w:line="360" w:lineRule="auto"/>
         <w:rPr>
-          <w:rFonts w:ascii="Times New Roman" w:eastAsia="Times New Roman" w:hAnsi="Times New Roman" w:cs="Times New Roman"/>
+          <w:rFonts w:ascii="Times New Roman" w:hAnsi="Times New Roman" w:cs="Times New Roman"/>
           <w:sz w:val="24"/>
           <w:szCs w:val="24"/>
         </w:rPr>
       </w:pPr>
-      <w:r>
-        <w:rPr>
-          <w:rFonts w:ascii="Times New Roman" w:eastAsia="Times New Roman" w:hAnsi="Times New Roman" w:cs="Times New Roman"/>
-          <w:sz w:val="24"/>
-          <w:szCs w:val="24"/>
-        </w:rPr>
-        <w:t xml:space="preserve">[10] I. Matloob, S. A. Khan, and H. U. Rahman, “Sequence mining and prediction-based healthcare fraud detection methodology,” IEEE Access, vol. 8, pp. 143256–143273, 2020, </w:t>
-      </w:r>
-      <w:proofErr w:type="spellStart"/>
-      <w:r>
-        <w:rPr>
-          <w:rFonts w:ascii="Times New Roman" w:eastAsia="Times New Roman" w:hAnsi="Times New Roman" w:cs="Times New Roman"/>
-          <w:sz w:val="24"/>
-          <w:szCs w:val="24"/>
-        </w:rPr>
-        <w:t>doi</w:t>
-      </w:r>
-      <w:proofErr w:type="spellEnd"/>
-      <w:r>
-        <w:rPr>
-          <w:rFonts w:ascii="Times New Roman" w:eastAsia="Times New Roman" w:hAnsi="Times New Roman" w:cs="Times New Roman"/>
-          <w:sz w:val="24"/>
-          <w:szCs w:val="24"/>
-        </w:rPr>
-        <w:t>: 10.1109/ACCESS.2020.3013962.</w:t>
-      </w:r>
     </w:p>
     <w:p>
       <w:pPr>
         <w:spacing w:line="360" w:lineRule="auto"/>
         <w:rPr>
-          <w:rFonts w:ascii="Times New Roman" w:eastAsia="Times New Roman" w:hAnsi="Times New Roman" w:cs="Times New Roman"/>
+          <w:rFonts w:ascii="Times New Roman" w:hAnsi="Times New Roman" w:cs="Times New Roman"/>
           <w:sz w:val="24"/>
           <w:szCs w:val="24"/>
         </w:rPr>
       </w:pPr>
-      <w:r>
-        <w:rPr>
-          <w:rFonts w:ascii="Times New Roman" w:eastAsia="Times New Roman" w:hAnsi="Times New Roman" w:cs="Times New Roman"/>
-          <w:sz w:val="24"/>
-          <w:szCs w:val="24"/>
-        </w:rPr>
-        <w:t xml:space="preserve">[11] E. </w:t>
-      </w:r>
-      <w:proofErr w:type="spellStart"/>
-      <w:r>
-        <w:rPr>
-          <w:rFonts w:ascii="Times New Roman" w:eastAsia="Times New Roman" w:hAnsi="Times New Roman" w:cs="Times New Roman"/>
-          <w:sz w:val="24"/>
-          <w:szCs w:val="24"/>
-        </w:rPr>
-        <w:t>Nabrawi</w:t>
-      </w:r>
-      <w:proofErr w:type="spellEnd"/>
-      <w:r>
-        <w:rPr>
-          <w:rFonts w:ascii="Times New Roman" w:eastAsia="Times New Roman" w:hAnsi="Times New Roman" w:cs="Times New Roman"/>
-          <w:sz w:val="24"/>
-          <w:szCs w:val="24"/>
-        </w:rPr>
-        <w:t xml:space="preserve"> and A. Alanazi, “Fraud detection in healthcare insurance claims using machine learning,” Risks, vol. 11, no. 9, art. 160, 2023, </w:t>
-      </w:r>
-      <w:proofErr w:type="spellStart"/>
-      <w:r>
-        <w:rPr>
-          <w:rFonts w:ascii="Times New Roman" w:eastAsia="Times New Roman" w:hAnsi="Times New Roman" w:cs="Times New Roman"/>
-          <w:sz w:val="24"/>
-          <w:szCs w:val="24"/>
-        </w:rPr>
-        <w:t>doi</w:t>
-      </w:r>
-      <w:proofErr w:type="spellEnd"/>
-      <w:r>
-        <w:rPr>
-          <w:rFonts w:ascii="Times New Roman" w:eastAsia="Times New Roman" w:hAnsi="Times New Roman" w:cs="Times New Roman"/>
-          <w:sz w:val="24"/>
-          <w:szCs w:val="24"/>
-        </w:rPr>
-        <w:t>: 10.3390/risks11090160.</w:t>
-      </w:r>
     </w:p>
     <w:p>
       <w:pPr>
         <w:spacing w:line="360" w:lineRule="auto"/>
         <w:rPr>
-          <w:rFonts w:ascii="Times New Roman" w:eastAsia="Times New Roman" w:hAnsi="Times New Roman" w:cs="Times New Roman"/>
+          <w:rFonts w:ascii="Times New Roman" w:hAnsi="Times New Roman" w:cs="Times New Roman"/>
           <w:sz w:val="24"/>
           <w:szCs w:val="24"/>
         </w:rPr>
       </w:pPr>
-      <w:r>
-        <w:rPr>
-          <w:rFonts w:ascii="Times New Roman" w:eastAsia="Times New Roman" w:hAnsi="Times New Roman" w:cs="Times New Roman"/>
-          <w:sz w:val="24"/>
-          <w:szCs w:val="24"/>
-        </w:rPr>
-        <w:t xml:space="preserve">[12] K. Razzaq and M. Shah, “Next-generation machine learning in healthcare fraud detection: Current trends, challenges, and future research directions,” Information, vol. 16, no. 9, art. 730, 2025, </w:t>
-      </w:r>
-      <w:proofErr w:type="spellStart"/>
-      <w:r>
-        <w:rPr>
-          <w:rFonts w:ascii="Times New Roman" w:eastAsia="Times New Roman" w:hAnsi="Times New Roman" w:cs="Times New Roman"/>
-          <w:sz w:val="24"/>
-          <w:szCs w:val="24"/>
-        </w:rPr>
-        <w:t>doi</w:t>
-      </w:r>
-      <w:proofErr w:type="spellEnd"/>
-      <w:r>
-        <w:rPr>
-          <w:rFonts w:ascii="Times New Roman" w:eastAsia="Times New Roman" w:hAnsi="Times New Roman" w:cs="Times New Roman"/>
-          <w:sz w:val="24"/>
-          <w:szCs w:val="24"/>
-        </w:rPr>
-        <w:t>: 10.3390/info16090730.</w:t>
-      </w:r>
     </w:p>
     <w:p>
       <w:pPr>
         <w:spacing w:line="360" w:lineRule="auto"/>
         <w:rPr>
-          <w:rFonts w:ascii="Times New Roman" w:eastAsia="Times New Roman" w:hAnsi="Times New Roman" w:cs="Times New Roman"/>
+          <w:rFonts w:ascii="Times New Roman" w:hAnsi="Times New Roman" w:cs="Times New Roman"/>
           <w:sz w:val="24"/>
           <w:szCs w:val="24"/>
         </w:rPr>
       </w:pPr>
-      <w:r>
-        <w:rPr>
-          <w:rFonts w:ascii="Times New Roman" w:eastAsia="Times New Roman" w:hAnsi="Times New Roman" w:cs="Times New Roman"/>
-          <w:sz w:val="24"/>
-          <w:szCs w:val="24"/>
-        </w:rPr>
-        <w:lastRenderedPageBreak/>
-        <w:t xml:space="preserve">[13] L. </w:t>
-      </w:r>
-      <w:proofErr w:type="spellStart"/>
-      <w:r>
-        <w:rPr>
-          <w:rFonts w:ascii="Times New Roman" w:eastAsia="Times New Roman" w:hAnsi="Times New Roman" w:cs="Times New Roman"/>
-          <w:sz w:val="24"/>
-          <w:szCs w:val="24"/>
-        </w:rPr>
-        <w:t>Settipalli</w:t>
-      </w:r>
-      <w:proofErr w:type="spellEnd"/>
-      <w:r>
-        <w:rPr>
-          <w:rFonts w:ascii="Times New Roman" w:eastAsia="Times New Roman" w:hAnsi="Times New Roman" w:cs="Times New Roman"/>
-          <w:sz w:val="24"/>
-          <w:szCs w:val="24"/>
-        </w:rPr>
-        <w:t xml:space="preserve"> and G. R. Gangadharan, “WMTDBC: An unsupervised multivariate analysis model for fraud detection in health insurance claims,” Expert Syst. Appl., vol. 215, art. 119259, 2023, </w:t>
-      </w:r>
-      <w:proofErr w:type="spellStart"/>
-      <w:r>
-        <w:rPr>
-          <w:rFonts w:ascii="Times New Roman" w:eastAsia="Times New Roman" w:hAnsi="Times New Roman" w:cs="Times New Roman"/>
-          <w:sz w:val="24"/>
-          <w:szCs w:val="24"/>
-        </w:rPr>
-        <w:t>doi</w:t>
-      </w:r>
-      <w:proofErr w:type="spellEnd"/>
-      <w:r>
-        <w:rPr>
-          <w:rFonts w:ascii="Times New Roman" w:eastAsia="Times New Roman" w:hAnsi="Times New Roman" w:cs="Times New Roman"/>
-          <w:sz w:val="24"/>
-          <w:szCs w:val="24"/>
-        </w:rPr>
-        <w:t>: 10.1016/j.eswa.2022.119259.</w:t>
-      </w:r>
     </w:p>
     <w:p>
       <w:pPr>
         <w:spacing w:line="360" w:lineRule="auto"/>
         <w:rPr>
-          <w:rFonts w:ascii="Times New Roman" w:eastAsia="Times New Roman" w:hAnsi="Times New Roman" w:cs="Times New Roman"/>
+          <w:rFonts w:ascii="Times New Roman" w:hAnsi="Times New Roman" w:cs="Times New Roman"/>
           <w:sz w:val="24"/>
           <w:szCs w:val="24"/>
         </w:rPr>
       </w:pPr>
-      <w:r>
-        <w:rPr>
-          <w:rFonts w:ascii="Times New Roman" w:eastAsia="Times New Roman" w:hAnsi="Times New Roman" w:cs="Times New Roman"/>
-          <w:sz w:val="24"/>
-          <w:szCs w:val="24"/>
-        </w:rPr>
-        <w:t xml:space="preserve">[14] A. Y. B. R. </w:t>
-      </w:r>
-      <w:proofErr w:type="spellStart"/>
-      <w:r>
-        <w:rPr>
-          <w:rFonts w:ascii="Times New Roman" w:eastAsia="Times New Roman" w:hAnsi="Times New Roman" w:cs="Times New Roman"/>
-          <w:sz w:val="24"/>
-          <w:szCs w:val="24"/>
-        </w:rPr>
-        <w:t>Thaifur</w:t>
-      </w:r>
-      <w:proofErr w:type="spellEnd"/>
-      <w:r>
-        <w:rPr>
-          <w:rFonts w:ascii="Times New Roman" w:eastAsia="Times New Roman" w:hAnsi="Times New Roman" w:cs="Times New Roman"/>
-          <w:sz w:val="24"/>
-          <w:szCs w:val="24"/>
-        </w:rPr>
-        <w:t xml:space="preserve">, M. A. Maidin, A. I. </w:t>
-      </w:r>
-      <w:proofErr w:type="spellStart"/>
-      <w:r>
-        <w:rPr>
-          <w:rFonts w:ascii="Times New Roman" w:eastAsia="Times New Roman" w:hAnsi="Times New Roman" w:cs="Times New Roman"/>
-          <w:sz w:val="24"/>
-          <w:szCs w:val="24"/>
-        </w:rPr>
-        <w:t>Sidin</w:t>
-      </w:r>
-      <w:proofErr w:type="spellEnd"/>
-      <w:r>
-        <w:rPr>
-          <w:rFonts w:ascii="Times New Roman" w:eastAsia="Times New Roman" w:hAnsi="Times New Roman" w:cs="Times New Roman"/>
-          <w:sz w:val="24"/>
-          <w:szCs w:val="24"/>
-        </w:rPr>
-        <w:t xml:space="preserve">, and A. Razak, “How to detect healthcare fraud? A systematic review,” Gac. Sanit., vol. 35, suppl. 2, pp. 441–449, 2021, </w:t>
-      </w:r>
-      <w:proofErr w:type="spellStart"/>
-      <w:r>
-        <w:rPr>
-          <w:rFonts w:ascii="Times New Roman" w:eastAsia="Times New Roman" w:hAnsi="Times New Roman" w:cs="Times New Roman"/>
-          <w:sz w:val="24"/>
-          <w:szCs w:val="24"/>
-        </w:rPr>
-        <w:t>doi</w:t>
-      </w:r>
-      <w:proofErr w:type="spellEnd"/>
-      <w:r>
-        <w:rPr>
-          <w:rFonts w:ascii="Times New Roman" w:eastAsia="Times New Roman" w:hAnsi="Times New Roman" w:cs="Times New Roman"/>
-          <w:sz w:val="24"/>
-          <w:szCs w:val="24"/>
-        </w:rPr>
-        <w:t>: 10.1016/j.gaceta.2021.07.022.</w:t>
-      </w:r>
     </w:p>
     <w:p>
       <w:pPr>
         <w:spacing w:line="360" w:lineRule="auto"/>
+        <w:rPr>
+          <w:rFonts w:ascii="Times New Roman" w:hAnsi="Times New Roman" w:cs="Times New Roman"/>
+          <w:sz w:val="24"/>
+          <w:szCs w:val="24"/>
+        </w:rPr>
+      </w:pPr>
+    </w:p>
+    <w:p>
+      <w:pPr>
+        <w:spacing w:line="360" w:lineRule="auto"/>
+        <w:rPr>
+          <w:rFonts w:ascii="Times New Roman" w:hAnsi="Times New Roman" w:cs="Times New Roman"/>
+          <w:sz w:val="24"/>
+          <w:szCs w:val="24"/>
+        </w:rPr>
+      </w:pPr>
+    </w:p>
+    <w:p>
+      <w:pPr>
+        <w:spacing w:line="360" w:lineRule="auto"/>
+        <w:rPr>
+          <w:rFonts w:ascii="Times New Roman" w:hAnsi="Times New Roman" w:cs="Times New Roman"/>
+          <w:sz w:val="24"/>
+          <w:szCs w:val="24"/>
+        </w:rPr>
+      </w:pPr>
+    </w:p>
+    <w:p>
+      <w:pPr>
+        <w:spacing w:line="360" w:lineRule="auto"/>
+        <w:rPr>
+          <w:rFonts w:ascii="Times New Roman" w:hAnsi="Times New Roman" w:cs="Times New Roman"/>
+          <w:b/>
+          <w:bCs/>
+          <w:sz w:val="24"/>
+          <w:szCs w:val="24"/>
+        </w:rPr>
+      </w:pPr>
+    </w:p>
+    <w:p>
+      <w:pPr>
+        <w:spacing w:line="360" w:lineRule="auto"/>
+        <w:rPr>
+          <w:rFonts w:ascii="Times New Roman" w:hAnsi="Times New Roman" w:cs="Times New Roman"/>
+          <w:b/>
+          <w:bCs/>
+          <w:sz w:val="24"/>
+          <w:szCs w:val="24"/>
+        </w:rPr>
+      </w:pPr>
+    </w:p>
+    <w:p>
+      <w:pPr>
+        <w:spacing w:line="360" w:lineRule="auto"/>
+        <w:rPr>
+          <w:rFonts w:ascii="Times New Roman" w:hAnsi="Times New Roman" w:cs="Times New Roman"/>
+          <w:b/>
+          <w:bCs/>
+          <w:sz w:val="24"/>
+          <w:szCs w:val="24"/>
+        </w:rPr>
+      </w:pPr>
+    </w:p>
+    <w:p>
+      <w:pPr>
+        <w:spacing w:line="360" w:lineRule="auto"/>
+        <w:rPr>
+          <w:rFonts w:ascii="Times New Roman" w:hAnsi="Times New Roman" w:cs="Times New Roman"/>
+          <w:sz w:val="24"/>
+          <w:szCs w:val="24"/>
+        </w:rPr>
+      </w:pPr>
+      <w:r>
+        <w:rPr>
+          <w:rFonts w:ascii="Times New Roman" w:hAnsi="Times New Roman" w:cs="Times New Roman"/>
+          <w:b/>
+          <w:bCs/>
+          <w:sz w:val="24"/>
+          <w:szCs w:val="24"/>
+        </w:rPr>
+        <w:lastRenderedPageBreak/>
+        <w:t>References</w:t>
+      </w:r>
+      <w:r>
+        <w:rPr>
+          <w:rFonts w:ascii="Times New Roman" w:hAnsi="Times New Roman" w:cs="Times New Roman"/>
+          <w:b/>
+          <w:bCs/>
+          <w:sz w:val="24"/>
+          <w:szCs w:val="24"/>
+        </w:rPr>
+        <w:t>:</w:t>
+      </w:r>
+    </w:p>
+    <w:p>
+      <w:pPr>
+        <w:spacing w:line="360" w:lineRule="auto"/>
+        <w:jc w:val="both"/>
+        <w:rPr>
+          <w:rFonts w:ascii="Times New Roman" w:eastAsia="Times New Roman" w:hAnsi="Times New Roman" w:cs="Times New Roman"/>
+          <w:sz w:val="24"/>
+          <w:szCs w:val="24"/>
+        </w:rPr>
+      </w:pPr>
+      <w:r>
+        <w:rPr>
+          <w:rFonts w:ascii="Times New Roman" w:eastAsia="Times New Roman" w:hAnsi="Times New Roman" w:cs="Times New Roman"/>
+          <w:sz w:val="24"/>
+          <w:szCs w:val="24"/>
+        </w:rPr>
+        <w:t xml:space="preserve">[1] M. </w:t>
+      </w:r>
+      <w:proofErr w:type="spellStart"/>
+      <w:r>
+        <w:rPr>
+          <w:rFonts w:ascii="Times New Roman" w:eastAsia="Times New Roman" w:hAnsi="Times New Roman" w:cs="Times New Roman"/>
+          <w:sz w:val="24"/>
+          <w:szCs w:val="24"/>
+        </w:rPr>
+        <w:t>Bairy</w:t>
+      </w:r>
+      <w:proofErr w:type="spellEnd"/>
+      <w:r>
+        <w:rPr>
+          <w:rFonts w:ascii="Times New Roman" w:eastAsia="Times New Roman" w:hAnsi="Times New Roman" w:cs="Times New Roman"/>
+          <w:sz w:val="24"/>
+          <w:szCs w:val="24"/>
+        </w:rPr>
+        <w:t xml:space="preserve">, B. </w:t>
+      </w:r>
+      <w:proofErr w:type="spellStart"/>
+      <w:r>
+        <w:rPr>
+          <w:rFonts w:ascii="Times New Roman" w:eastAsia="Times New Roman" w:hAnsi="Times New Roman" w:cs="Times New Roman"/>
+          <w:sz w:val="24"/>
+          <w:szCs w:val="24"/>
+        </w:rPr>
+        <w:t>Muniyal</w:t>
+      </w:r>
+      <w:proofErr w:type="spellEnd"/>
+      <w:r>
+        <w:rPr>
+          <w:rFonts w:ascii="Times New Roman" w:eastAsia="Times New Roman" w:hAnsi="Times New Roman" w:cs="Times New Roman"/>
+          <w:sz w:val="24"/>
+          <w:szCs w:val="24"/>
+        </w:rPr>
+        <w:t xml:space="preserve">, and N. P. Shetty, “Enhancing healthcare data integrity: Fraud detection using unsupervised learning techniques,” Int. J. </w:t>
+      </w:r>
+      <w:proofErr w:type="spellStart"/>
+      <w:r>
+        <w:rPr>
+          <w:rFonts w:ascii="Times New Roman" w:eastAsia="Times New Roman" w:hAnsi="Times New Roman" w:cs="Times New Roman"/>
+          <w:sz w:val="24"/>
+          <w:szCs w:val="24"/>
+        </w:rPr>
+        <w:t>Comput</w:t>
+      </w:r>
+      <w:proofErr w:type="spellEnd"/>
+      <w:r>
+        <w:rPr>
+          <w:rFonts w:ascii="Times New Roman" w:eastAsia="Times New Roman" w:hAnsi="Times New Roman" w:cs="Times New Roman"/>
+          <w:sz w:val="24"/>
+          <w:szCs w:val="24"/>
+        </w:rPr>
+        <w:t xml:space="preserve">. Appl., vol. 46, no. 11, pp. 1006–1019, 2024, </w:t>
+      </w:r>
+      <w:proofErr w:type="spellStart"/>
+      <w:r>
+        <w:rPr>
+          <w:rFonts w:ascii="Times New Roman" w:eastAsia="Times New Roman" w:hAnsi="Times New Roman" w:cs="Times New Roman"/>
+          <w:sz w:val="24"/>
+          <w:szCs w:val="24"/>
+        </w:rPr>
+        <w:t>doi</w:t>
+      </w:r>
+      <w:proofErr w:type="spellEnd"/>
+      <w:r>
+        <w:rPr>
+          <w:rFonts w:ascii="Times New Roman" w:eastAsia="Times New Roman" w:hAnsi="Times New Roman" w:cs="Times New Roman"/>
+          <w:sz w:val="24"/>
+          <w:szCs w:val="24"/>
+        </w:rPr>
+        <w:t>: 10.1080/1206212X.2024.2408262.</w:t>
+      </w:r>
+    </w:p>
+    <w:p>
+      <w:pPr>
+        <w:spacing w:line="360" w:lineRule="auto"/>
+        <w:jc w:val="both"/>
+        <w:rPr>
+          <w:rFonts w:ascii="Times New Roman" w:eastAsia="Times New Roman" w:hAnsi="Times New Roman" w:cs="Times New Roman"/>
+          <w:sz w:val="24"/>
+          <w:szCs w:val="24"/>
+        </w:rPr>
+      </w:pPr>
+      <w:r>
+        <w:rPr>
+          <w:rFonts w:ascii="Times New Roman" w:eastAsia="Times New Roman" w:hAnsi="Times New Roman" w:cs="Times New Roman"/>
+          <w:sz w:val="24"/>
+          <w:szCs w:val="24"/>
+        </w:rPr>
+        <w:t xml:space="preserve">[2] H. De Meulemeester, F. De Smet, J. van Dorst, E. </w:t>
+      </w:r>
+      <w:proofErr w:type="spellStart"/>
+      <w:r>
+        <w:rPr>
+          <w:rFonts w:ascii="Times New Roman" w:eastAsia="Times New Roman" w:hAnsi="Times New Roman" w:cs="Times New Roman"/>
+          <w:sz w:val="24"/>
+          <w:szCs w:val="24"/>
+        </w:rPr>
+        <w:t>Derroitte</w:t>
+      </w:r>
+      <w:proofErr w:type="spellEnd"/>
+      <w:r>
+        <w:rPr>
+          <w:rFonts w:ascii="Times New Roman" w:eastAsia="Times New Roman" w:hAnsi="Times New Roman" w:cs="Times New Roman"/>
+          <w:sz w:val="24"/>
+          <w:szCs w:val="24"/>
+        </w:rPr>
+        <w:t xml:space="preserve">, and B. De Moor, “Explainable unsupervised anomaly detection for healthcare insurance data,” BMC Med. Inform. </w:t>
+      </w:r>
+      <w:proofErr w:type="spellStart"/>
+      <w:r>
+        <w:rPr>
+          <w:rFonts w:ascii="Times New Roman" w:eastAsia="Times New Roman" w:hAnsi="Times New Roman" w:cs="Times New Roman"/>
+          <w:sz w:val="24"/>
+          <w:szCs w:val="24"/>
+        </w:rPr>
+        <w:t>Decis</w:t>
+      </w:r>
+      <w:proofErr w:type="spellEnd"/>
+      <w:r>
+        <w:rPr>
+          <w:rFonts w:ascii="Times New Roman" w:eastAsia="Times New Roman" w:hAnsi="Times New Roman" w:cs="Times New Roman"/>
+          <w:sz w:val="24"/>
+          <w:szCs w:val="24"/>
+        </w:rPr>
+        <w:t xml:space="preserve">. Mak., vol. 25, art. 14, 2025, </w:t>
+      </w:r>
+      <w:proofErr w:type="spellStart"/>
+      <w:r>
+        <w:rPr>
+          <w:rFonts w:ascii="Times New Roman" w:eastAsia="Times New Roman" w:hAnsi="Times New Roman" w:cs="Times New Roman"/>
+          <w:sz w:val="24"/>
+          <w:szCs w:val="24"/>
+        </w:rPr>
+        <w:t>doi</w:t>
+      </w:r>
+      <w:proofErr w:type="spellEnd"/>
+      <w:r>
+        <w:rPr>
+          <w:rFonts w:ascii="Times New Roman" w:eastAsia="Times New Roman" w:hAnsi="Times New Roman" w:cs="Times New Roman"/>
+          <w:sz w:val="24"/>
+          <w:szCs w:val="24"/>
+        </w:rPr>
+        <w:t>: 10.1186/s12911-024-02823-6.</w:t>
+      </w:r>
+    </w:p>
+    <w:p>
+      <w:pPr>
+        <w:spacing w:line="360" w:lineRule="auto"/>
+        <w:jc w:val="both"/>
+        <w:rPr>
+          <w:rFonts w:ascii="Times New Roman" w:eastAsia="Times New Roman" w:hAnsi="Times New Roman" w:cs="Times New Roman"/>
+          <w:sz w:val="24"/>
+          <w:szCs w:val="24"/>
+        </w:rPr>
+      </w:pPr>
+      <w:r>
+        <w:rPr>
+          <w:rFonts w:ascii="Times New Roman" w:eastAsia="Times New Roman" w:hAnsi="Times New Roman" w:cs="Times New Roman"/>
+          <w:sz w:val="24"/>
+          <w:szCs w:val="24"/>
+        </w:rPr>
+        <w:t xml:space="preserve">[3] A. du Preez, S. Bhattacharya, P. Beling, and E. Bowen, “Fraud detection in healthcare claims using machine learning: A systematic review,” </w:t>
+      </w:r>
+      <w:proofErr w:type="spellStart"/>
+      <w:r>
+        <w:rPr>
+          <w:rFonts w:ascii="Times New Roman" w:eastAsia="Times New Roman" w:hAnsi="Times New Roman" w:cs="Times New Roman"/>
+          <w:sz w:val="24"/>
+          <w:szCs w:val="24"/>
+        </w:rPr>
+        <w:t>Artif</w:t>
+      </w:r>
+      <w:proofErr w:type="spellEnd"/>
+      <w:r>
+        <w:rPr>
+          <w:rFonts w:ascii="Times New Roman" w:eastAsia="Times New Roman" w:hAnsi="Times New Roman" w:cs="Times New Roman"/>
+          <w:sz w:val="24"/>
+          <w:szCs w:val="24"/>
+        </w:rPr>
+        <w:t xml:space="preserve">. Intell. Med., vol. 160, art. 103061, 2025, </w:t>
+      </w:r>
+      <w:proofErr w:type="spellStart"/>
+      <w:r>
+        <w:rPr>
+          <w:rFonts w:ascii="Times New Roman" w:eastAsia="Times New Roman" w:hAnsi="Times New Roman" w:cs="Times New Roman"/>
+          <w:sz w:val="24"/>
+          <w:szCs w:val="24"/>
+        </w:rPr>
+        <w:t>doi</w:t>
+      </w:r>
+      <w:proofErr w:type="spellEnd"/>
+      <w:r>
+        <w:rPr>
+          <w:rFonts w:ascii="Times New Roman" w:eastAsia="Times New Roman" w:hAnsi="Times New Roman" w:cs="Times New Roman"/>
+          <w:sz w:val="24"/>
+          <w:szCs w:val="24"/>
+        </w:rPr>
+        <w:t>: 10.1016/j.artmed.2024.103061.</w:t>
+      </w:r>
+    </w:p>
+    <w:p>
+      <w:pPr>
+        <w:spacing w:line="360" w:lineRule="auto"/>
+        <w:jc w:val="both"/>
+        <w:rPr>
+          <w:rFonts w:ascii="Times New Roman" w:eastAsia="Times New Roman" w:hAnsi="Times New Roman" w:cs="Times New Roman"/>
+          <w:sz w:val="24"/>
+          <w:szCs w:val="24"/>
+        </w:rPr>
+      </w:pPr>
+      <w:r>
+        <w:rPr>
+          <w:rFonts w:ascii="Times New Roman" w:eastAsia="Times New Roman" w:hAnsi="Times New Roman" w:cs="Times New Roman"/>
+          <w:sz w:val="24"/>
+          <w:szCs w:val="24"/>
+        </w:rPr>
+        <w:t xml:space="preserve">[4] G. </w:t>
+      </w:r>
+      <w:proofErr w:type="spellStart"/>
+      <w:r>
+        <w:rPr>
+          <w:rFonts w:ascii="Times New Roman" w:eastAsia="Times New Roman" w:hAnsi="Times New Roman" w:cs="Times New Roman"/>
+          <w:sz w:val="24"/>
+          <w:szCs w:val="24"/>
+        </w:rPr>
+        <w:t>Saldamli</w:t>
+      </w:r>
+      <w:proofErr w:type="spellEnd"/>
+      <w:r>
+        <w:rPr>
+          <w:rFonts w:ascii="Times New Roman" w:eastAsia="Times New Roman" w:hAnsi="Times New Roman" w:cs="Times New Roman"/>
+          <w:sz w:val="24"/>
+          <w:szCs w:val="24"/>
+        </w:rPr>
+        <w:t xml:space="preserve"> et al., “Health care insurance fraud detection using blockchain,” in Proc. 7th Int. Conf. </w:t>
+      </w:r>
+      <w:proofErr w:type="spellStart"/>
+      <w:r>
+        <w:rPr>
+          <w:rFonts w:ascii="Times New Roman" w:eastAsia="Times New Roman" w:hAnsi="Times New Roman" w:cs="Times New Roman"/>
+          <w:sz w:val="24"/>
+          <w:szCs w:val="24"/>
+        </w:rPr>
+        <w:t>Softw</w:t>
+      </w:r>
+      <w:proofErr w:type="spellEnd"/>
+      <w:r>
+        <w:rPr>
+          <w:rFonts w:ascii="Times New Roman" w:eastAsia="Times New Roman" w:hAnsi="Times New Roman" w:cs="Times New Roman"/>
+          <w:sz w:val="24"/>
+          <w:szCs w:val="24"/>
+        </w:rPr>
+        <w:t xml:space="preserve">. Defined Syst. (SDS), 2020, pp. 145–152, </w:t>
+      </w:r>
+      <w:proofErr w:type="spellStart"/>
+      <w:r>
+        <w:rPr>
+          <w:rFonts w:ascii="Times New Roman" w:eastAsia="Times New Roman" w:hAnsi="Times New Roman" w:cs="Times New Roman"/>
+          <w:sz w:val="24"/>
+          <w:szCs w:val="24"/>
+        </w:rPr>
+        <w:t>doi</w:t>
+      </w:r>
+      <w:proofErr w:type="spellEnd"/>
+      <w:r>
+        <w:rPr>
+          <w:rFonts w:ascii="Times New Roman" w:eastAsia="Times New Roman" w:hAnsi="Times New Roman" w:cs="Times New Roman"/>
+          <w:sz w:val="24"/>
+          <w:szCs w:val="24"/>
+        </w:rPr>
+        <w:t>: 10.1109/SDS49854.2020.9143900.</w:t>
+      </w:r>
+    </w:p>
+    <w:p>
+      <w:pPr>
+        <w:spacing w:line="360" w:lineRule="auto"/>
+        <w:jc w:val="both"/>
+        <w:rPr>
+          <w:rFonts w:ascii="Times New Roman" w:eastAsia="Times New Roman" w:hAnsi="Times New Roman" w:cs="Times New Roman"/>
+          <w:sz w:val="24"/>
+          <w:szCs w:val="24"/>
+        </w:rPr>
+      </w:pPr>
+      <w:r>
+        <w:rPr>
+          <w:rFonts w:ascii="Times New Roman" w:eastAsia="Times New Roman" w:hAnsi="Times New Roman" w:cs="Times New Roman"/>
+          <w:sz w:val="24"/>
+          <w:szCs w:val="24"/>
+        </w:rPr>
+        <w:t xml:space="preserve">[5] Z. Hamid, F. Khalique, S. Mahmood, A. Daud, A. Bukhari, and B. </w:t>
+      </w:r>
+      <w:proofErr w:type="spellStart"/>
+      <w:r>
+        <w:rPr>
+          <w:rFonts w:ascii="Times New Roman" w:eastAsia="Times New Roman" w:hAnsi="Times New Roman" w:cs="Times New Roman"/>
+          <w:sz w:val="24"/>
+          <w:szCs w:val="24"/>
+        </w:rPr>
+        <w:t>Alshemaimri</w:t>
+      </w:r>
+      <w:proofErr w:type="spellEnd"/>
+      <w:r>
+        <w:rPr>
+          <w:rFonts w:ascii="Times New Roman" w:eastAsia="Times New Roman" w:hAnsi="Times New Roman" w:cs="Times New Roman"/>
+          <w:sz w:val="24"/>
+          <w:szCs w:val="24"/>
+        </w:rPr>
+        <w:t xml:space="preserve">, “Healthcare insurance fraud detection using data mining,” BMC Med. Inform. </w:t>
+      </w:r>
+      <w:proofErr w:type="spellStart"/>
+      <w:r>
+        <w:rPr>
+          <w:rFonts w:ascii="Times New Roman" w:eastAsia="Times New Roman" w:hAnsi="Times New Roman" w:cs="Times New Roman"/>
+          <w:sz w:val="24"/>
+          <w:szCs w:val="24"/>
+        </w:rPr>
+        <w:t>Decis</w:t>
+      </w:r>
+      <w:proofErr w:type="spellEnd"/>
+      <w:r>
+        <w:rPr>
+          <w:rFonts w:ascii="Times New Roman" w:eastAsia="Times New Roman" w:hAnsi="Times New Roman" w:cs="Times New Roman"/>
+          <w:sz w:val="24"/>
+          <w:szCs w:val="24"/>
+        </w:rPr>
+        <w:t xml:space="preserve">. Mak., vol. 24, art. 112, 2024, </w:t>
+      </w:r>
+      <w:proofErr w:type="spellStart"/>
+      <w:r>
+        <w:rPr>
+          <w:rFonts w:ascii="Times New Roman" w:eastAsia="Times New Roman" w:hAnsi="Times New Roman" w:cs="Times New Roman"/>
+          <w:sz w:val="24"/>
+          <w:szCs w:val="24"/>
+        </w:rPr>
+        <w:t>doi</w:t>
+      </w:r>
+      <w:proofErr w:type="spellEnd"/>
+      <w:r>
+        <w:rPr>
+          <w:rFonts w:ascii="Times New Roman" w:eastAsia="Times New Roman" w:hAnsi="Times New Roman" w:cs="Times New Roman"/>
+          <w:sz w:val="24"/>
+          <w:szCs w:val="24"/>
+        </w:rPr>
+        <w:t>: 10.1186/s12911-024-02512-4.</w:t>
+      </w:r>
+    </w:p>
+    <w:p>
+      <w:pPr>
+        <w:spacing w:line="360" w:lineRule="auto"/>
+        <w:jc w:val="both"/>
+        <w:rPr>
+          <w:rFonts w:ascii="Times New Roman" w:eastAsia="Times New Roman" w:hAnsi="Times New Roman" w:cs="Times New Roman"/>
+          <w:sz w:val="24"/>
+          <w:szCs w:val="24"/>
+        </w:rPr>
+      </w:pPr>
+      <w:r>
+        <w:rPr>
+          <w:rFonts w:ascii="Times New Roman" w:eastAsia="Times New Roman" w:hAnsi="Times New Roman" w:cs="Times New Roman"/>
+          <w:sz w:val="24"/>
+          <w:szCs w:val="24"/>
+        </w:rPr>
+        <w:t xml:space="preserve">[6] </w:t>
+      </w:r>
+      <w:proofErr w:type="spellStart"/>
+      <w:r>
+        <w:rPr>
+          <w:rFonts w:ascii="Times New Roman" w:eastAsia="Times New Roman" w:hAnsi="Times New Roman" w:cs="Times New Roman"/>
+          <w:sz w:val="24"/>
+          <w:szCs w:val="24"/>
+        </w:rPr>
+        <w:t>Kanksha</w:t>
+      </w:r>
+      <w:proofErr w:type="spellEnd"/>
+      <w:r>
+        <w:rPr>
+          <w:rFonts w:ascii="Times New Roman" w:eastAsia="Times New Roman" w:hAnsi="Times New Roman" w:cs="Times New Roman"/>
+          <w:sz w:val="24"/>
+          <w:szCs w:val="24"/>
+        </w:rPr>
+        <w:t xml:space="preserve">, A. Bhaskar, S. Pande, R. Malik, and A. </w:t>
+      </w:r>
+      <w:proofErr w:type="spellStart"/>
+      <w:r>
+        <w:rPr>
+          <w:rFonts w:ascii="Times New Roman" w:eastAsia="Times New Roman" w:hAnsi="Times New Roman" w:cs="Times New Roman"/>
+          <w:sz w:val="24"/>
+          <w:szCs w:val="24"/>
+        </w:rPr>
+        <w:t>Khamparia</w:t>
+      </w:r>
+      <w:proofErr w:type="spellEnd"/>
+      <w:r>
+        <w:rPr>
+          <w:rFonts w:ascii="Times New Roman" w:eastAsia="Times New Roman" w:hAnsi="Times New Roman" w:cs="Times New Roman"/>
+          <w:sz w:val="24"/>
+          <w:szCs w:val="24"/>
+        </w:rPr>
+        <w:t xml:space="preserve">, “An intelligent unsupervised technique for fraud detection in health care systems,” Intell. </w:t>
+      </w:r>
+      <w:proofErr w:type="spellStart"/>
+      <w:r>
+        <w:rPr>
+          <w:rFonts w:ascii="Times New Roman" w:eastAsia="Times New Roman" w:hAnsi="Times New Roman" w:cs="Times New Roman"/>
+          <w:sz w:val="24"/>
+          <w:szCs w:val="24"/>
+        </w:rPr>
+        <w:t>Decis</w:t>
+      </w:r>
+      <w:proofErr w:type="spellEnd"/>
+      <w:r>
+        <w:rPr>
+          <w:rFonts w:ascii="Times New Roman" w:eastAsia="Times New Roman" w:hAnsi="Times New Roman" w:cs="Times New Roman"/>
+          <w:sz w:val="24"/>
+          <w:szCs w:val="24"/>
+        </w:rPr>
+        <w:t xml:space="preserve">. Technol., vol. 15, no. 1, pp. 127–139, Feb. 2021, </w:t>
+      </w:r>
+      <w:proofErr w:type="spellStart"/>
+      <w:r>
+        <w:rPr>
+          <w:rFonts w:ascii="Times New Roman" w:eastAsia="Times New Roman" w:hAnsi="Times New Roman" w:cs="Times New Roman"/>
+          <w:sz w:val="24"/>
+          <w:szCs w:val="24"/>
+        </w:rPr>
+        <w:t>doi</w:t>
+      </w:r>
+      <w:proofErr w:type="spellEnd"/>
+      <w:r>
+        <w:rPr>
+          <w:rFonts w:ascii="Times New Roman" w:eastAsia="Times New Roman" w:hAnsi="Times New Roman" w:cs="Times New Roman"/>
+          <w:sz w:val="24"/>
+          <w:szCs w:val="24"/>
+        </w:rPr>
+        <w:t>: 10.3233/IDT-200052.</w:t>
+      </w:r>
+    </w:p>
+    <w:p>
+      <w:pPr>
+        <w:spacing w:line="360" w:lineRule="auto"/>
+        <w:jc w:val="both"/>
+        <w:rPr>
+          <w:rFonts w:ascii="Times New Roman" w:eastAsia="Times New Roman" w:hAnsi="Times New Roman" w:cs="Times New Roman"/>
+          <w:sz w:val="24"/>
+          <w:szCs w:val="24"/>
+        </w:rPr>
+      </w:pPr>
+      <w:r>
+        <w:rPr>
+          <w:rFonts w:ascii="Times New Roman" w:eastAsia="Times New Roman" w:hAnsi="Times New Roman" w:cs="Times New Roman"/>
+          <w:sz w:val="24"/>
+          <w:szCs w:val="24"/>
+        </w:rPr>
+        <w:t xml:space="preserve">[7] P. A. Kumar and S. </w:t>
+      </w:r>
+      <w:proofErr w:type="spellStart"/>
+      <w:r>
+        <w:rPr>
+          <w:rFonts w:ascii="Times New Roman" w:eastAsia="Times New Roman" w:hAnsi="Times New Roman" w:cs="Times New Roman"/>
+          <w:sz w:val="24"/>
+          <w:szCs w:val="24"/>
+        </w:rPr>
+        <w:t>Sountharrajan</w:t>
+      </w:r>
+      <w:proofErr w:type="spellEnd"/>
+      <w:r>
+        <w:rPr>
+          <w:rFonts w:ascii="Times New Roman" w:eastAsia="Times New Roman" w:hAnsi="Times New Roman" w:cs="Times New Roman"/>
+          <w:sz w:val="24"/>
+          <w:szCs w:val="24"/>
+        </w:rPr>
+        <w:t xml:space="preserve">, “Insurance claims estimation and fraud detection with optimized deep learning techniques,” Sci. Rep., vol. 15, art. 27296, 2025, </w:t>
+      </w:r>
+      <w:proofErr w:type="spellStart"/>
+      <w:r>
+        <w:rPr>
+          <w:rFonts w:ascii="Times New Roman" w:eastAsia="Times New Roman" w:hAnsi="Times New Roman" w:cs="Times New Roman"/>
+          <w:sz w:val="24"/>
+          <w:szCs w:val="24"/>
+        </w:rPr>
+        <w:t>doi</w:t>
+      </w:r>
+      <w:proofErr w:type="spellEnd"/>
+      <w:r>
+        <w:rPr>
+          <w:rFonts w:ascii="Times New Roman" w:eastAsia="Times New Roman" w:hAnsi="Times New Roman" w:cs="Times New Roman"/>
+          <w:sz w:val="24"/>
+          <w:szCs w:val="24"/>
+        </w:rPr>
+        <w:t>: 10.1038/s41598-025-12848-0.</w:t>
+      </w:r>
+    </w:p>
+    <w:p>
+      <w:pPr>
+        <w:spacing w:line="360" w:lineRule="auto"/>
+        <w:jc w:val="both"/>
+        <w:rPr>
+          <w:rFonts w:ascii="Times New Roman" w:eastAsia="Times New Roman" w:hAnsi="Times New Roman" w:cs="Times New Roman"/>
+          <w:sz w:val="24"/>
+          <w:szCs w:val="24"/>
+        </w:rPr>
+      </w:pPr>
+      <w:r>
+        <w:rPr>
+          <w:rFonts w:ascii="Times New Roman" w:eastAsia="Times New Roman" w:hAnsi="Times New Roman" w:cs="Times New Roman"/>
+          <w:sz w:val="24"/>
+          <w:szCs w:val="24"/>
+        </w:rPr>
+        <w:t xml:space="preserve">[8] N. Kumaraswamy, M. K. Markey, T. Ekin, J. C. Barner, and K. Rascati, “Healthcare fraud data mining methods: A look back and look ahead,” </w:t>
+      </w:r>
+      <w:proofErr w:type="spellStart"/>
+      <w:r>
+        <w:rPr>
+          <w:rFonts w:ascii="Times New Roman" w:eastAsia="Times New Roman" w:hAnsi="Times New Roman" w:cs="Times New Roman"/>
+          <w:sz w:val="24"/>
+          <w:szCs w:val="24"/>
+        </w:rPr>
+        <w:t>Perspect</w:t>
+      </w:r>
+      <w:proofErr w:type="spellEnd"/>
+      <w:r>
+        <w:rPr>
+          <w:rFonts w:ascii="Times New Roman" w:eastAsia="Times New Roman" w:hAnsi="Times New Roman" w:cs="Times New Roman"/>
+          <w:sz w:val="24"/>
+          <w:szCs w:val="24"/>
+        </w:rPr>
+        <w:t>. Health Inf. Manag., vol. 19, no. 1, p. 1i, 2022.</w:t>
+      </w:r>
+    </w:p>
+    <w:p>
+      <w:pPr>
+        <w:spacing w:line="360" w:lineRule="auto"/>
+        <w:jc w:val="both"/>
+        <w:rPr>
+          <w:rFonts w:ascii="Times New Roman" w:eastAsia="Times New Roman" w:hAnsi="Times New Roman" w:cs="Times New Roman"/>
+          <w:sz w:val="24"/>
+          <w:szCs w:val="24"/>
+        </w:rPr>
+      </w:pPr>
+      <w:r>
+        <w:rPr>
+          <w:rFonts w:ascii="Times New Roman" w:eastAsia="Times New Roman" w:hAnsi="Times New Roman" w:cs="Times New Roman"/>
+          <w:sz w:val="24"/>
+          <w:szCs w:val="24"/>
+        </w:rPr>
+        <w:t xml:space="preserve">[9] Q. Liu and M. A. </w:t>
+      </w:r>
+      <w:proofErr w:type="spellStart"/>
+      <w:r>
+        <w:rPr>
+          <w:rFonts w:ascii="Times New Roman" w:eastAsia="Times New Roman" w:hAnsi="Times New Roman" w:cs="Times New Roman"/>
+          <w:sz w:val="24"/>
+          <w:szCs w:val="24"/>
+        </w:rPr>
+        <w:t>Vasarhelyi</w:t>
+      </w:r>
+      <w:proofErr w:type="spellEnd"/>
+      <w:r>
+        <w:rPr>
+          <w:rFonts w:ascii="Times New Roman" w:eastAsia="Times New Roman" w:hAnsi="Times New Roman" w:cs="Times New Roman"/>
+          <w:sz w:val="24"/>
+          <w:szCs w:val="24"/>
+        </w:rPr>
+        <w:t>, “Healthcare fraud detection: A survey and a clustering model incorporating geo-location information,” in Proc. 29th World Continuous Auditing and Reporting Symp. (WCARS), Brisbane, Australia, Nov. 21–22, 2013.</w:t>
+      </w:r>
+    </w:p>
+    <w:p>
+      <w:pPr>
+        <w:spacing w:line="360" w:lineRule="auto"/>
+        <w:jc w:val="both"/>
+        <w:rPr>
+          <w:rFonts w:ascii="Times New Roman" w:eastAsia="Times New Roman" w:hAnsi="Times New Roman" w:cs="Times New Roman"/>
+          <w:sz w:val="24"/>
+          <w:szCs w:val="24"/>
+        </w:rPr>
+      </w:pPr>
+      <w:r>
+        <w:rPr>
+          <w:rFonts w:ascii="Times New Roman" w:eastAsia="Times New Roman" w:hAnsi="Times New Roman" w:cs="Times New Roman"/>
+          <w:sz w:val="24"/>
+          <w:szCs w:val="24"/>
+        </w:rPr>
+        <w:t xml:space="preserve">[10] I. Matloob, S. A. Khan, and H. U. Rahman, “Sequence mining and prediction-based healthcare fraud detection methodology,” IEEE Access, vol. 8, pp. 143256–143273, 2020, </w:t>
+      </w:r>
+      <w:proofErr w:type="spellStart"/>
+      <w:r>
+        <w:rPr>
+          <w:rFonts w:ascii="Times New Roman" w:eastAsia="Times New Roman" w:hAnsi="Times New Roman" w:cs="Times New Roman"/>
+          <w:sz w:val="24"/>
+          <w:szCs w:val="24"/>
+        </w:rPr>
+        <w:t>doi</w:t>
+      </w:r>
+      <w:proofErr w:type="spellEnd"/>
+      <w:r>
+        <w:rPr>
+          <w:rFonts w:ascii="Times New Roman" w:eastAsia="Times New Roman" w:hAnsi="Times New Roman" w:cs="Times New Roman"/>
+          <w:sz w:val="24"/>
+          <w:szCs w:val="24"/>
+        </w:rPr>
+        <w:t>: 10.1109/ACCESS.2020.3013962.</w:t>
+      </w:r>
+    </w:p>
+    <w:p>
+      <w:pPr>
+        <w:spacing w:line="360" w:lineRule="auto"/>
+        <w:jc w:val="both"/>
+        <w:rPr>
+          <w:rFonts w:ascii="Times New Roman" w:eastAsia="Times New Roman" w:hAnsi="Times New Roman" w:cs="Times New Roman"/>
+          <w:sz w:val="24"/>
+          <w:szCs w:val="24"/>
+        </w:rPr>
+      </w:pPr>
+      <w:r>
+        <w:rPr>
+          <w:rFonts w:ascii="Times New Roman" w:eastAsia="Times New Roman" w:hAnsi="Times New Roman" w:cs="Times New Roman"/>
+          <w:sz w:val="24"/>
+          <w:szCs w:val="24"/>
+        </w:rPr>
+        <w:lastRenderedPageBreak/>
+        <w:t xml:space="preserve">[11] E. </w:t>
+      </w:r>
+      <w:proofErr w:type="spellStart"/>
+      <w:r>
+        <w:rPr>
+          <w:rFonts w:ascii="Times New Roman" w:eastAsia="Times New Roman" w:hAnsi="Times New Roman" w:cs="Times New Roman"/>
+          <w:sz w:val="24"/>
+          <w:szCs w:val="24"/>
+        </w:rPr>
+        <w:t>Nabrawi</w:t>
+      </w:r>
+      <w:proofErr w:type="spellEnd"/>
+      <w:r>
+        <w:rPr>
+          <w:rFonts w:ascii="Times New Roman" w:eastAsia="Times New Roman" w:hAnsi="Times New Roman" w:cs="Times New Roman"/>
+          <w:sz w:val="24"/>
+          <w:szCs w:val="24"/>
+        </w:rPr>
+        <w:t xml:space="preserve"> and A. Alanazi, “Fraud detection in healthcare insurance claims using machine learning,” Risks, vol. 11, no. 9, art. 160, 2023, </w:t>
+      </w:r>
+      <w:proofErr w:type="spellStart"/>
+      <w:r>
+        <w:rPr>
+          <w:rFonts w:ascii="Times New Roman" w:eastAsia="Times New Roman" w:hAnsi="Times New Roman" w:cs="Times New Roman"/>
+          <w:sz w:val="24"/>
+          <w:szCs w:val="24"/>
+        </w:rPr>
+        <w:t>doi</w:t>
+      </w:r>
+      <w:proofErr w:type="spellEnd"/>
+      <w:r>
+        <w:rPr>
+          <w:rFonts w:ascii="Times New Roman" w:eastAsia="Times New Roman" w:hAnsi="Times New Roman" w:cs="Times New Roman"/>
+          <w:sz w:val="24"/>
+          <w:szCs w:val="24"/>
+        </w:rPr>
+        <w:t>: 10.3390/risks11090160.</w:t>
+      </w:r>
+    </w:p>
+    <w:p>
+      <w:pPr>
+        <w:spacing w:line="360" w:lineRule="auto"/>
+        <w:jc w:val="both"/>
+        <w:rPr>
+          <w:rFonts w:ascii="Times New Roman" w:eastAsia="Times New Roman" w:hAnsi="Times New Roman" w:cs="Times New Roman"/>
+          <w:sz w:val="24"/>
+          <w:szCs w:val="24"/>
+        </w:rPr>
+      </w:pPr>
+      <w:r>
+        <w:rPr>
+          <w:rFonts w:ascii="Times New Roman" w:eastAsia="Times New Roman" w:hAnsi="Times New Roman" w:cs="Times New Roman"/>
+          <w:sz w:val="24"/>
+          <w:szCs w:val="24"/>
+        </w:rPr>
+        <w:t xml:space="preserve">[12] K. Razzaq and M. Shah, “Next-generation machine learning in healthcare fraud detection: Current trends, challenges, and future research directions,” Information, vol. 16, no. 9, art. 730, 2025, </w:t>
+      </w:r>
+      <w:proofErr w:type="spellStart"/>
+      <w:r>
+        <w:rPr>
+          <w:rFonts w:ascii="Times New Roman" w:eastAsia="Times New Roman" w:hAnsi="Times New Roman" w:cs="Times New Roman"/>
+          <w:sz w:val="24"/>
+          <w:szCs w:val="24"/>
+        </w:rPr>
+        <w:t>doi</w:t>
+      </w:r>
+      <w:proofErr w:type="spellEnd"/>
+      <w:r>
+        <w:rPr>
+          <w:rFonts w:ascii="Times New Roman" w:eastAsia="Times New Roman" w:hAnsi="Times New Roman" w:cs="Times New Roman"/>
+          <w:sz w:val="24"/>
+          <w:szCs w:val="24"/>
+        </w:rPr>
+        <w:t>: 10.3390/info16090730.</w:t>
+      </w:r>
+    </w:p>
+    <w:p>
+      <w:pPr>
+        <w:spacing w:line="360" w:lineRule="auto"/>
+        <w:jc w:val="both"/>
+        <w:rPr>
+          <w:rFonts w:ascii="Times New Roman" w:eastAsia="Times New Roman" w:hAnsi="Times New Roman" w:cs="Times New Roman"/>
+          <w:sz w:val="24"/>
+          <w:szCs w:val="24"/>
+        </w:rPr>
+      </w:pPr>
+      <w:r>
+        <w:rPr>
+          <w:rFonts w:ascii="Times New Roman" w:eastAsia="Times New Roman" w:hAnsi="Times New Roman" w:cs="Times New Roman"/>
+          <w:sz w:val="24"/>
+          <w:szCs w:val="24"/>
+        </w:rPr>
+        <w:t xml:space="preserve">[13] L. </w:t>
+      </w:r>
+      <w:proofErr w:type="spellStart"/>
+      <w:r>
+        <w:rPr>
+          <w:rFonts w:ascii="Times New Roman" w:eastAsia="Times New Roman" w:hAnsi="Times New Roman" w:cs="Times New Roman"/>
+          <w:sz w:val="24"/>
+          <w:szCs w:val="24"/>
+        </w:rPr>
+        <w:t>Settipalli</w:t>
+      </w:r>
+      <w:proofErr w:type="spellEnd"/>
+      <w:r>
+        <w:rPr>
+          <w:rFonts w:ascii="Times New Roman" w:eastAsia="Times New Roman" w:hAnsi="Times New Roman" w:cs="Times New Roman"/>
+          <w:sz w:val="24"/>
+          <w:szCs w:val="24"/>
+        </w:rPr>
+        <w:t xml:space="preserve"> and G. R. Gangadharan, “WMTDBC: An unsupervised multivariate analysis model for fraud detection in health insurance claims,” Expert Syst. Appl., vol. 215, art. 119259, 2023, </w:t>
+      </w:r>
+      <w:proofErr w:type="spellStart"/>
+      <w:r>
+        <w:rPr>
+          <w:rFonts w:ascii="Times New Roman" w:eastAsia="Times New Roman" w:hAnsi="Times New Roman" w:cs="Times New Roman"/>
+          <w:sz w:val="24"/>
+          <w:szCs w:val="24"/>
+        </w:rPr>
+        <w:t>doi</w:t>
+      </w:r>
+      <w:proofErr w:type="spellEnd"/>
+      <w:r>
+        <w:rPr>
+          <w:rFonts w:ascii="Times New Roman" w:eastAsia="Times New Roman" w:hAnsi="Times New Roman" w:cs="Times New Roman"/>
+          <w:sz w:val="24"/>
+          <w:szCs w:val="24"/>
+        </w:rPr>
+        <w:t>: 10.1016/j.eswa.2022.119259.</w:t>
+      </w:r>
+    </w:p>
+    <w:p>
+      <w:pPr>
+        <w:spacing w:line="360" w:lineRule="auto"/>
+        <w:jc w:val="both"/>
+        <w:rPr>
+          <w:rFonts w:ascii="Times New Roman" w:eastAsia="Times New Roman" w:hAnsi="Times New Roman" w:cs="Times New Roman"/>
+          <w:sz w:val="24"/>
+          <w:szCs w:val="24"/>
+        </w:rPr>
+      </w:pPr>
+      <w:r>
+        <w:rPr>
+          <w:rFonts w:ascii="Times New Roman" w:eastAsia="Times New Roman" w:hAnsi="Times New Roman" w:cs="Times New Roman"/>
+          <w:sz w:val="24"/>
+          <w:szCs w:val="24"/>
+        </w:rPr>
+        <w:t xml:space="preserve">[14] A. Y. B. R. Thaifur, M. A. Maidin, A. I. </w:t>
+      </w:r>
+      <w:proofErr w:type="spellStart"/>
+      <w:r>
+        <w:rPr>
+          <w:rFonts w:ascii="Times New Roman" w:eastAsia="Times New Roman" w:hAnsi="Times New Roman" w:cs="Times New Roman"/>
+          <w:sz w:val="24"/>
+          <w:szCs w:val="24"/>
+        </w:rPr>
+        <w:t>Sidin</w:t>
+      </w:r>
+      <w:proofErr w:type="spellEnd"/>
+      <w:r>
+        <w:rPr>
+          <w:rFonts w:ascii="Times New Roman" w:eastAsia="Times New Roman" w:hAnsi="Times New Roman" w:cs="Times New Roman"/>
+          <w:sz w:val="24"/>
+          <w:szCs w:val="24"/>
+        </w:rPr>
+        <w:t xml:space="preserve">, and A. Razak, “How to detect healthcare fraud? A systematic review,” Gac. Sanit., vol. 35, suppl. 2, pp. 441–449, 2021, </w:t>
+      </w:r>
+      <w:proofErr w:type="spellStart"/>
+      <w:r>
+        <w:rPr>
+          <w:rFonts w:ascii="Times New Roman" w:eastAsia="Times New Roman" w:hAnsi="Times New Roman" w:cs="Times New Roman"/>
+          <w:sz w:val="24"/>
+          <w:szCs w:val="24"/>
+        </w:rPr>
+        <w:t>doi</w:t>
+      </w:r>
+      <w:proofErr w:type="spellEnd"/>
+      <w:r>
+        <w:rPr>
+          <w:rFonts w:ascii="Times New Roman" w:eastAsia="Times New Roman" w:hAnsi="Times New Roman" w:cs="Times New Roman"/>
+          <w:sz w:val="24"/>
+          <w:szCs w:val="24"/>
+        </w:rPr>
+        <w:t>: 10.1016/j.gaceta.2021.07.022.</w:t>
+      </w:r>
+    </w:p>
+    <w:p>
+      <w:pPr>
+        <w:spacing w:line="360" w:lineRule="auto"/>
+        <w:jc w:val="both"/>
         <w:rPr>
           <w:rFonts w:ascii="Times New Roman" w:eastAsia="Times New Roman" w:hAnsi="Times New Roman" w:cs="Times New Roman"/>
           <w:sz w:val="24"/>
